--- a/zht/docx/052.content.docx
+++ b/zht/docx/052.content.docx
@@ -149,27 +149,7 @@
         <w:rPr>
           <w:lang w:val="zh_TW" w:bidi="zh_TW"/>
         </w:rPr>
-        <w:t>hui</w:t>
-      </w:r>
-      <w:r>
-        <w:rPr>
-          <w:lang w:val="zh_TW" w:bidi="zh_TW"/>
-        </w:rPr>
-      </w:r>
-    </w:p>
-    <w:p>
-      <w:pPr/>
-      <w:r>
-        <w:rPr>
-          <w:lang w:val="zh_TW" w:bidi="zh_TW"/>
-        </w:rPr>
-      </w:r>
-      <w:r>
-        <w:rPr>
-          <w:i/>
-          <w:lang w:val="zh_TW" w:bidi="zh_TW"/>
-        </w:rPr>
-        <w:t>悔改, 會堂</w:t>
+        <w:t>hei</w:t>
       </w:r>
       <w:r>
         <w:rPr>
@@ -232,7 +212,7 @@
         <w:rPr>
           <w:lang w:val="zh_TW" w:bidi="zh_TW"/>
         </w:rPr>
-        <w:t>悔改</w:t>
+        <w:t>黑暗</w:t>
       </w:r>
       <w:r>
         <w:rPr>
@@ -251,61 +231,18 @@
         <w:rPr>
           <w:lang w:val="zh_TW" w:bidi="zh_TW"/>
         </w:rPr>
-        <w:t>字面意思是改變心意，但不是指對個人計劃、意圖或信仰的改變，而是對神態度的改變。這種悔改伴隨著在基督裡得救的信心（</w:t>
-      </w:r>
-      <w:hyperlink r:id="rId13">
-        <w:r>
-          <w:rPr>
-            <w:lang w:val="zh_TW" w:bidi="zh_TW"/>
-          </w:rPr>
-          <w:rPr>
-            <w:color w:val="0000EE"/>
-            <w:u w:val="single"/>
-          </w:rPr>
-          <w:t>徒20:21</w:t>
-        </w:r>
-      </w:hyperlink>
-      <w:r>
-        <w:rPr>
-          <w:lang w:val="zh_TW" w:bidi="zh_TW"/>
-        </w:rPr>
-        <w:t>）。若認為有人可以相信基督但他卻不悔改，就是不合邏輯且匪夷所思的。悔改在歸信過程中如此重要，以至於常常被強調，而不是強調得救的信心。正如基督所說，天上眾天使為一個悔改的罪人歡喜（</w:t>
-      </w:r>
-      <w:hyperlink r:id="rId14">
-        <w:r>
-          <w:rPr>
-            <w:lang w:val="zh_TW" w:bidi="zh_TW"/>
-          </w:rPr>
-          <w:rPr>
-            <w:color w:val="0000EE"/>
-            <w:u w:val="single"/>
-          </w:rPr>
-          <w:t>路15:7</w:t>
-        </w:r>
-      </w:hyperlink>
-      <w:r>
-        <w:rPr>
-          <w:lang w:val="zh_TW" w:bidi="zh_TW"/>
-        </w:rPr>
-        <w:t>）。使徒們描述外邦人歸信基督為神賜給他們「悔改得生命」（</w:t>
-      </w:r>
-      <w:hyperlink r:id="rId15">
-        <w:r>
-          <w:rPr>
-            <w:lang w:val="zh_TW" w:bidi="zh_TW"/>
-          </w:rPr>
-          <w:rPr>
-            <w:color w:val="0000EE"/>
-            <w:u w:val="single"/>
-          </w:rPr>
-          <w:t>徒11:18</w:t>
-        </w:r>
-      </w:hyperlink>
-      <w:r>
-        <w:rPr>
-          <w:lang w:val="zh_TW" w:bidi="zh_TW"/>
-        </w:rPr>
-        <w:t>）。雖然信徒可能對某一方面的認識超過另一方面，然而福音性的悔改和對基督的信心實際上兩者是密不可分的。</w:t>
+        <w:t>缺乏光或光明。在聖經中，「黑暗」一詞通常帶有象徵意義，不僅僅是指沒有光的地方。</w:t>
+      </w:r>
+    </w:p>
+    <w:p>
+      <w:pPr>
+        <w:pStyle w:val="Heading3"/>
+      </w:pPr>
+      <w:r>
+        <w:rPr>
+          <w:lang w:val="zh_TW" w:bidi="zh_TW"/>
+        </w:rPr>
+        <w:t>聖經中字面意義上的黑暗</w:t>
       </w:r>
     </w:p>
     <w:p>
@@ -319,7 +256,61 @@
         <w:rPr>
           <w:lang w:val="zh_TW" w:bidi="zh_TW"/>
         </w:rPr>
-        <w:t>這樣的悔罪不是一個孤立的行為，而是一種心志，激勵人遵行與神旨意相符的行為。認識到每日的罪過和短處，就有機會重新悔罪，並對基督產生新的信心。這種悔罪的最深刻且最值得注意的表達之一，就是大衛對他與拔示巴通姦事件的記述（</w:t>
+        <w:t>在創造故事中，神首先創造了沒有光的世界。然後神命令光出現，分開光與黑暗。祂稱黑暗為「夜」（</w:t>
+      </w:r>
+      <w:hyperlink r:id="rId13">
+        <w:r>
+          <w:rPr>
+            <w:lang w:val="zh_TW" w:bidi="zh_TW"/>
+          </w:rPr>
+          <w:rPr>
+            <w:color w:val="0000EE"/>
+            <w:u w:val="single"/>
+          </w:rPr>
+          <w:t>創1:2、4–5、18</w:t>
+        </w:r>
+      </w:hyperlink>
+      <w:r>
+        <w:rPr>
+          <w:lang w:val="zh_TW" w:bidi="zh_TW"/>
+        </w:rPr>
+        <w:t>）。在字面上的黑暗也出現在埃及的十災之中，第九災是人能「感覺」得到的黑暗（</w:t>
+      </w:r>
+      <w:hyperlink r:id="rId14">
+        <w:r>
+          <w:rPr>
+            <w:lang w:val="zh_TW" w:bidi="zh_TW"/>
+          </w:rPr>
+          <w:rPr>
+            <w:color w:val="0000EE"/>
+            <w:u w:val="single"/>
+          </w:rPr>
+          <w:t>出10:21–23</w:t>
+        </w:r>
+      </w:hyperlink>
+      <w:r>
+        <w:rPr>
+          <w:lang w:val="zh_TW" w:bidi="zh_TW"/>
+        </w:rPr>
+        <w:t>）。黑暗持續了三天，僅影響埃及人；無論埃及人在哪裡，所見都是黑暗，但以色列人居住的地方卻仍然有光。以色列人出埃及時，雲彩為以色列人發光，卻使埃及人陷入黑暗（</w:t>
+      </w:r>
+      <w:hyperlink r:id="rId15">
+        <w:r>
+          <w:rPr>
+            <w:lang w:val="zh_TW" w:bidi="zh_TW"/>
+          </w:rPr>
+          <w:rPr>
+            <w:color w:val="0000EE"/>
+            <w:u w:val="single"/>
+          </w:rPr>
+          <w:t>出14:20</w:t>
+        </w:r>
+      </w:hyperlink>
+      <w:r>
+        <w:rPr>
+          <w:lang w:val="zh_TW" w:bidi="zh_TW"/>
+        </w:rPr>
+        <w:t>）。聖經也提到，盜賊與淫婦都在黑暗或夜間行惡（</w:t>
       </w:r>
       <w:hyperlink r:id="rId16">
         <w:r>
@@ -330,25 +321,7 @@
             <w:color w:val="0000EE"/>
             <w:u w:val="single"/>
           </w:rPr>
-          <w:t>詩51章</w:t>
-        </w:r>
-      </w:hyperlink>
-      <w:r>
-        <w:rPr>
-          <w:lang w:val="zh_TW" w:bidi="zh_TW"/>
-        </w:rPr>
-        <w:t>）。整個教會有時也受召悔改（</w:t>
-      </w:r>
-      <w:hyperlink r:id="rId17">
-        <w:r>
-          <w:rPr>
-            <w:lang w:val="zh_TW" w:bidi="zh_TW"/>
-          </w:rPr>
-          <w:rPr>
-            <w:color w:val="0000EE"/>
-            <w:u w:val="single"/>
-          </w:rPr>
-          <w:t>啟2:5</w:t>
+          <w:t>伯24:16–17</w:t>
         </w:r>
       </w:hyperlink>
       <w:r>
@@ -356,24 +329,6 @@
           <w:lang w:val="zh_TW" w:bidi="zh_TW"/>
         </w:rPr>
         <w:t>）。</w:t>
-      </w:r>
-      <w:hyperlink r:id="rId18">
-        <w:r>
-          <w:rPr>
-            <w:lang w:val="zh_TW" w:bidi="zh_TW"/>
-          </w:rPr>
-          <w:rPr>
-            <w:color w:val="0000EE"/>
-            <w:u w:val="single"/>
-          </w:rPr>
-          <w:t>哥林多後書第七章</w:t>
-        </w:r>
-      </w:hyperlink>
-      <w:r>
-        <w:rPr>
-          <w:lang w:val="zh_TW" w:bidi="zh_TW"/>
-        </w:rPr>
-        <w:t>對這種集體悔改有一個發人深省且完整的描述，包括對罪的哀痛、決心棄絕舊有的罪惡、行為正直等各種要素。雖然悔改常伴隨著深刻的情感，但它並不等同於這些情感，而是根植於在聖潔神面前，罪人自己需要有悔改的信念。</w:t>
       </w:r>
     </w:p>
     <w:p>
@@ -387,7 +342,43 @@
         <w:rPr>
           <w:lang w:val="zh_TW" w:bidi="zh_TW"/>
         </w:rPr>
-        <w:t>施洗約翰（</w:t>
+        <w:t>新約僅有兩次提到字面上的黑暗（不是象徵性的黑暗）。第一次是耶穌被釘十字架時，從正午到下午三時，全地被黑暗遮蓋了三小時（</w:t>
+      </w:r>
+      <w:hyperlink r:id="rId17">
+        <w:r>
+          <w:rPr>
+            <w:lang w:val="zh_TW" w:bidi="zh_TW"/>
+          </w:rPr>
+          <w:rPr>
+            <w:color w:val="0000EE"/>
+            <w:u w:val="single"/>
+          </w:rPr>
+          <w:t>太27:45</w:t>
+        </w:r>
+      </w:hyperlink>
+      <w:r>
+        <w:rPr>
+          <w:lang w:val="zh_TW" w:bidi="zh_TW"/>
+        </w:rPr>
+        <w:t>；</w:t>
+      </w:r>
+      <w:hyperlink r:id="rId18">
+        <w:r>
+          <w:rPr>
+            <w:lang w:val="zh_TW" w:bidi="zh_TW"/>
+          </w:rPr>
+          <w:rPr>
+            <w:color w:val="0000EE"/>
+            <w:u w:val="single"/>
+          </w:rPr>
+          <w:t>可15:33</w:t>
+        </w:r>
+      </w:hyperlink>
+      <w:r>
+        <w:rPr>
+          <w:lang w:val="zh_TW" w:bidi="zh_TW"/>
+        </w:rPr>
+        <w:t>；</w:t>
       </w:r>
       <w:hyperlink r:id="rId19">
         <w:r>
@@ -398,14 +389,26 @@
             <w:color w:val="0000EE"/>
             <w:u w:val="single"/>
           </w:rPr>
-          <w:t>太3:2</w:t>
-        </w:r>
-      </w:hyperlink>
-      <w:r>
-        <w:rPr>
-          <w:lang w:val="zh_TW" w:bidi="zh_TW"/>
-        </w:rPr>
-        <w:t>；</w:t>
+          <w:t>路23:44</w:t>
+        </w:r>
+      </w:hyperlink>
+      <w:r>
+        <w:rPr>
+          <w:lang w:val="zh_TW" w:bidi="zh_TW"/>
+        </w:rPr>
+        <w:t>）。第二次是在基督再來的時候，「</w:t>
+      </w:r>
+      <w:r>
+        <w:rPr>
+          <w:lang w:val="zh_TW" w:bidi="zh_TW"/>
+        </w:rPr>
+        <w:t>日頭就變黑了， 月亮也不放光</w:t>
+      </w:r>
+      <w:r>
+        <w:rPr>
+          <w:lang w:val="zh_TW" w:bidi="zh_TW"/>
+        </w:rPr>
+        <w:t>」（</w:t>
       </w:r>
       <w:hyperlink r:id="rId20">
         <w:r>
@@ -416,145 +419,25 @@
             <w:color w:val="0000EE"/>
             <w:u w:val="single"/>
           </w:rPr>
-          <w:t>可1:4</w:t>
-        </w:r>
-      </w:hyperlink>
-      <w:r>
-        <w:rPr>
-          <w:lang w:val="zh_TW" w:bidi="zh_TW"/>
-        </w:rPr>
-        <w:t>）和基督（</w:t>
-      </w:r>
-      <w:hyperlink r:id="rId21">
-        <w:r>
-          <w:rPr>
-            <w:lang w:val="zh_TW" w:bidi="zh_TW"/>
-          </w:rPr>
-          <w:rPr>
-            <w:color w:val="0000EE"/>
-            <w:u w:val="single"/>
-          </w:rPr>
-          <w:t>可1:15</w:t>
-        </w:r>
-      </w:hyperlink>
-      <w:r>
-        <w:rPr>
-          <w:lang w:val="zh_TW" w:bidi="zh_TW"/>
-        </w:rPr>
-        <w:t>）都傳悔改，他們呼召的不是義人，而是呼召罪人悔改。按照大使命的吩咐（</w:t>
-      </w:r>
-      <w:hyperlink r:id="rId22">
-        <w:r>
-          <w:rPr>
-            <w:lang w:val="zh_TW" w:bidi="zh_TW"/>
-          </w:rPr>
-          <w:rPr>
-            <w:color w:val="0000EE"/>
-            <w:u w:val="single"/>
-          </w:rPr>
-          <w:t>路24:44–49</w:t>
-        </w:r>
-      </w:hyperlink>
-      <w:r>
-        <w:rPr>
-          <w:lang w:val="zh_TW" w:bidi="zh_TW"/>
-        </w:rPr>
-        <w:t>），使徒們也延續了同樣的教導——從彼得在五旬節的講道開始（</w:t>
-      </w:r>
-      <w:hyperlink r:id="rId23">
-        <w:r>
-          <w:rPr>
-            <w:lang w:val="zh_TW" w:bidi="zh_TW"/>
-          </w:rPr>
-          <w:rPr>
-            <w:color w:val="0000EE"/>
-            <w:u w:val="single"/>
-          </w:rPr>
-          <w:t>徒2章</w:t>
-        </w:r>
-      </w:hyperlink>
-      <w:r>
-        <w:rPr>
-          <w:lang w:val="zh_TW" w:bidi="zh_TW"/>
-        </w:rPr>
-        <w:t>），取得了顯著的果效。</w:t>
-      </w:r>
-      <w:r>
-        <w:rPr>
-          <w:i/>
-          <w:lang w:val="zh_TW" w:bidi="zh_TW"/>
-        </w:rPr>
-        <w:t>見</w:t>
-      </w:r>
-      <w:r>
-        <w:rPr>
-          <w:lang w:val="zh_TW" w:bidi="zh_TW"/>
-        </w:rPr>
-        <w:t>承認</w:t>
-      </w:r>
-      <w:r>
-        <w:rPr>
-          <w:lang w:val="zh_TW" w:bidi="zh_TW"/>
-        </w:rPr>
-        <w:t>；</w:t>
-      </w:r>
-      <w:r>
-        <w:rPr>
-          <w:lang w:val="zh_TW" w:bidi="zh_TW"/>
-        </w:rPr>
-        <w:t>歸信</w:t>
-      </w:r>
-      <w:r>
-        <w:rPr>
-          <w:lang w:val="zh_TW" w:bidi="zh_TW"/>
-        </w:rPr>
-        <w:t>；</w:t>
-      </w:r>
-      <w:r>
-        <w:rPr>
-          <w:lang w:val="zh_TW" w:bidi="zh_TW"/>
-        </w:rPr>
-        <w:t>饒恕</w:t>
-      </w:r>
-      <w:r>
-        <w:rPr>
-          <w:lang w:val="zh_TW" w:bidi="zh_TW"/>
-        </w:rPr>
-        <w:t>；</w:t>
-      </w:r>
-      <w:r>
-        <w:rPr>
-          <w:lang w:val="zh_TW" w:bidi="zh_TW"/>
-        </w:rPr>
-        <w:t>重生</w:t>
-      </w:r>
-      <w:r>
-        <w:rPr>
-          <w:lang w:val="zh_TW" w:bidi="zh_TW"/>
-        </w:rPr>
-        <w:t>；</w:t>
-      </w:r>
-      <w:r>
-        <w:rPr>
-          <w:lang w:val="zh_TW" w:bidi="zh_TW"/>
-        </w:rPr>
-        <w:t>救恩</w:t>
-      </w:r>
-      <w:r>
-        <w:rPr>
-          <w:lang w:val="zh_TW" w:bidi="zh_TW"/>
-        </w:rPr>
-        <w:t>。</w:t>
-      </w:r>
-      <w:r>
-        <w:rPr>
-          <w:lang w:val="zh_TW" w:bidi="zh_TW"/>
-        </w:rPr>
-      </w:r>
-      <w:r>
-        <w:rPr>
-          <w:lang w:val="zh_TW" w:bidi="zh_TW"/>
-        </w:rPr>
+          <w:t>太24:29</w:t>
+        </w:r>
+      </w:hyperlink>
+      <w:r>
+        <w:rPr>
+          <w:lang w:val="zh_TW" w:bidi="zh_TW"/>
+        </w:rPr>
+        <w:t>）。</w:t>
+      </w:r>
+    </w:p>
+    <w:p>
+      <w:pPr>
+        <w:pStyle w:val="Heading3"/>
+      </w:pPr>
+      <w:r>
+        <w:rPr>
+          <w:lang w:val="zh_TW" w:bidi="zh_TW"/>
+        </w:rPr>
+        <w:t>神掌管光明與黑暗</w:t>
       </w:r>
     </w:p>
     <w:p>
@@ -564,21 +447,143 @@
           <w:lang w:val="zh_TW" w:bidi="zh_TW"/>
         </w:rPr>
       </w:r>
-    </w:p>
-    <w:p>
-      <w:pPr>
-        <w:pStyle w:val="Heading2"/>
-      </w:pPr>
-      <w:r>
-        <w:rPr>
-          <w:lang w:val="zh_TW" w:bidi="zh_TW"/>
-        </w:rPr>
-        <w:t>會堂</w:t>
-      </w:r>
-      <w:r>
-        <w:rPr>
-          <w:lang w:val="zh_TW" w:bidi="zh_TW"/>
-        </w:rPr>
+      <w:r>
+        <w:rPr>
+          <w:lang w:val="zh_TW" w:bidi="zh_TW"/>
+        </w:rPr>
+        <w:t>聖經有多處提到黑暗圍繞著神，一開始只是指缺乏光，但後來逐漸延伸出更深的意義。神在西奈山上，</w:t>
+      </w:r>
+      <w:r>
+        <w:rPr>
+          <w:lang w:val="zh_TW" w:bidi="zh_TW"/>
+        </w:rPr>
+        <w:t>幽暗之中</w:t>
+      </w:r>
+      <w:r>
+        <w:rPr>
+          <w:lang w:val="zh_TW" w:bidi="zh_TW"/>
+        </w:rPr>
+        <w:t>向摩西說話（</w:t>
+      </w:r>
+      <w:hyperlink r:id="rId21">
+        <w:r>
+          <w:rPr>
+            <w:lang w:val="zh_TW" w:bidi="zh_TW"/>
+          </w:rPr>
+          <w:rPr>
+            <w:color w:val="0000EE"/>
+            <w:u w:val="single"/>
+          </w:rPr>
+          <w:t>出20:21</w:t>
+        </w:r>
+      </w:hyperlink>
+      <w:r>
+        <w:rPr>
+          <w:lang w:val="zh_TW" w:bidi="zh_TW"/>
+        </w:rPr>
+        <w:t>；</w:t>
+      </w:r>
+      <w:hyperlink r:id="rId22">
+        <w:r>
+          <w:rPr>
+            <w:lang w:val="zh_TW" w:bidi="zh_TW"/>
+          </w:rPr>
+          <w:rPr>
+            <w:color w:val="0000EE"/>
+            <w:u w:val="single"/>
+          </w:rPr>
+          <w:t>申4:11</w:t>
+        </w:r>
+      </w:hyperlink>
+      <w:r>
+        <w:rPr>
+          <w:lang w:val="zh_TW" w:bidi="zh_TW"/>
+        </w:rPr>
+        <w:t>），或是從黑暗中說話（</w:t>
+      </w:r>
+      <w:hyperlink r:id="rId23">
+        <w:r>
+          <w:rPr>
+            <w:lang w:val="zh_TW" w:bidi="zh_TW"/>
+          </w:rPr>
+          <w:rPr>
+            <w:color w:val="0000EE"/>
+            <w:u w:val="single"/>
+          </w:rPr>
+          <w:t>申5:23</w:t>
+        </w:r>
+      </w:hyperlink>
+      <w:r>
+        <w:rPr>
+          <w:lang w:val="zh_TW" w:bidi="zh_TW"/>
+        </w:rPr>
+        <w:t>）。黑暗又被描述為神的</w:t>
+      </w:r>
+      <w:r>
+        <w:rPr>
+          <w:lang w:val="zh_TW" w:bidi="zh_TW"/>
+        </w:rPr>
+        <w:t>藏身之處和行宮</w:t>
+      </w:r>
+      <w:r>
+        <w:rPr>
+          <w:lang w:val="zh_TW" w:bidi="zh_TW"/>
+        </w:rPr>
+        <w:t>（</w:t>
+      </w:r>
+      <w:hyperlink r:id="rId24">
+        <w:r>
+          <w:rPr>
+            <w:lang w:val="zh_TW" w:bidi="zh_TW"/>
+          </w:rPr>
+          <w:rPr>
+            <w:color w:val="0000EE"/>
+            <w:u w:val="single"/>
+          </w:rPr>
+          <w:t>撒下22:12</w:t>
+        </w:r>
+      </w:hyperlink>
+      <w:r>
+        <w:rPr>
+          <w:lang w:val="zh_TW" w:bidi="zh_TW"/>
+        </w:rPr>
+        <w:t>；</w:t>
+      </w:r>
+      <w:hyperlink r:id="rId25">
+        <w:r>
+          <w:rPr>
+            <w:lang w:val="zh_TW" w:bidi="zh_TW"/>
+          </w:rPr>
+          <w:rPr>
+            <w:color w:val="0000EE"/>
+            <w:u w:val="single"/>
+          </w:rPr>
+          <w:t>詩18:11</w:t>
+        </w:r>
+      </w:hyperlink>
+      <w:r>
+        <w:rPr>
+          <w:lang w:val="zh_TW" w:bidi="zh_TW"/>
+        </w:rPr>
+        <w:t>，</w:t>
+      </w:r>
+      <w:hyperlink r:id="rId26">
+        <w:r>
+          <w:rPr>
+            <w:lang w:val="zh_TW" w:bidi="zh_TW"/>
+          </w:rPr>
+          <w:rPr>
+            <w:color w:val="0000EE"/>
+            <w:u w:val="single"/>
+          </w:rPr>
+          <w:t>97:2</w:t>
+        </w:r>
+      </w:hyperlink>
+      <w:r>
+        <w:rPr>
+          <w:lang w:val="zh_TW" w:bidi="zh_TW"/>
+        </w:rPr>
+        <w:t>）。</w:t>
       </w:r>
     </w:p>
     <w:p>
@@ -592,18 +597,133 @@
         <w:rPr>
           <w:lang w:val="zh_TW" w:bidi="zh_TW"/>
         </w:rPr>
-        <w:t>希臘詞sunagoge的音譯，意指「聚集」。該詞在新約中使用超過50次，主要指猶太社群在巴勒斯坦及散居地的宗教聚會場所。sunagoge一詞通常是對舊約中描述百姓聚集或集會的希伯來詞的希臘文翻譯。</w:t>
+        <w:t>神掌管光明與黑暗：</w:t>
       </w:r>
     </w:p>
     <w:p>
       <w:pPr>
-        <w:pStyle w:val="Heading3"/>
-      </w:pPr>
-      <w:r>
-        <w:rPr>
-          <w:lang w:val="zh_TW" w:bidi="zh_TW"/>
-        </w:rPr>
-        <w:t>起源與早期歷史</w:t>
+        <w:pStyle w:val="ListBullet"/>
+        <w:spacing w:line="240" w:lineRule="auto"/>
+        <w:ind w:left="720"/>
+      </w:pPr>
+      <w:r>
+        <w:rPr>
+          <w:lang w:val="zh_TW" w:bidi="zh_TW"/>
+        </w:rPr>
+      </w:r>
+      <w:r>
+        <w:rPr>
+          <w:lang w:val="zh_TW" w:bidi="zh_TW"/>
+        </w:rPr>
+        <w:t>神掌管光明和黑暗的界線（</w:t>
+      </w:r>
+      <w:hyperlink r:id="rId27">
+        <w:r>
+          <w:rPr>
+            <w:lang w:val="zh_TW" w:bidi="zh_TW"/>
+          </w:rPr>
+          <w:rPr>
+            <w:color w:val="0000EE"/>
+            <w:u w:val="single"/>
+          </w:rPr>
+          <w:t>伯26:10</w:t>
+        </w:r>
+      </w:hyperlink>
+      <w:r>
+        <w:rPr>
+          <w:lang w:val="zh_TW" w:bidi="zh_TW"/>
+        </w:rPr>
+        <w:t>）。</w:t>
+      </w:r>
+    </w:p>
+    <w:p>
+      <w:pPr>
+        <w:pStyle w:val="ListBullet"/>
+        <w:spacing w:line="240" w:lineRule="auto"/>
+        <w:ind w:left="720"/>
+      </w:pPr>
+      <w:r>
+        <w:rPr>
+          <w:lang w:val="zh_TW" w:bidi="zh_TW"/>
+        </w:rPr>
+      </w:r>
+      <w:r>
+        <w:rPr>
+          <w:lang w:val="zh_TW" w:bidi="zh_TW"/>
+        </w:rPr>
+        <w:t>神使黑暗來臨（</w:t>
+      </w:r>
+      <w:hyperlink r:id="rId28">
+        <w:r>
+          <w:rPr>
+            <w:lang w:val="zh_TW" w:bidi="zh_TW"/>
+          </w:rPr>
+          <w:rPr>
+            <w:color w:val="0000EE"/>
+            <w:u w:val="single"/>
+          </w:rPr>
+          <w:t>詩104:20</w:t>
+        </w:r>
+      </w:hyperlink>
+      <w:r>
+        <w:rPr>
+          <w:lang w:val="zh_TW" w:bidi="zh_TW"/>
+        </w:rPr>
+        <w:t>，</w:t>
+      </w:r>
+      <w:hyperlink r:id="rId29">
+        <w:r>
+          <w:rPr>
+            <w:lang w:val="zh_TW" w:bidi="zh_TW"/>
+          </w:rPr>
+          <w:rPr>
+            <w:color w:val="0000EE"/>
+            <w:u w:val="single"/>
+          </w:rPr>
+          <w:t>105:28</w:t>
+        </w:r>
+      </w:hyperlink>
+      <w:r>
+        <w:rPr>
+          <w:lang w:val="zh_TW" w:bidi="zh_TW"/>
+        </w:rPr>
+        <w:t>）。</w:t>
+      </w:r>
+    </w:p>
+    <w:p>
+      <w:pPr>
+        <w:pStyle w:val="ListBullet"/>
+        <w:spacing w:line="240" w:lineRule="auto"/>
+        <w:ind w:left="720"/>
+      </w:pPr>
+      <w:r>
+        <w:rPr>
+          <w:lang w:val="zh_TW" w:bidi="zh_TW"/>
+        </w:rPr>
+      </w:r>
+      <w:r>
+        <w:rPr>
+          <w:lang w:val="zh_TW" w:bidi="zh_TW"/>
+        </w:rPr>
+        <w:t>神造光和暗（</w:t>
+      </w:r>
+      <w:hyperlink r:id="rId30">
+        <w:r>
+          <w:rPr>
+            <w:lang w:val="zh_TW" w:bidi="zh_TW"/>
+          </w:rPr>
+          <w:rPr>
+            <w:color w:val="0000EE"/>
+            <w:u w:val="single"/>
+          </w:rPr>
+          <w:t>賽45:7</w:t>
+        </w:r>
+      </w:hyperlink>
+      <w:r>
+        <w:rPr>
+          <w:lang w:val="zh_TW" w:bidi="zh_TW"/>
+        </w:rPr>
+        <w:t>）。</w:t>
       </w:r>
     </w:p>
     <w:p>
@@ -617,91 +737,91 @@
         <w:rPr>
           <w:lang w:val="zh_TW" w:bidi="zh_TW"/>
         </w:rPr>
-        <w:t>尚不清楚猶太會堂的制度是如何或何時開始的。我們可以想像在公元前586年巴比倫人摧毀聖殿後，耶路撒冷的情況。那些留在城市及周圍，想要持守信仰的人，產生了聚集敬拜的需要，他們在那裡會繼續教導律法和先知的信息。因此，有人認為猶太會堂可能起源於這樣的情況。散居各地的猶太人也會意識到類似的需求。猶太長老在被擄巴比倫期間與以西結會面（</w:t>
-      </w:r>
-      <w:hyperlink r:id="rId24">
-        <w:r>
-          <w:rPr>
-            <w:lang w:val="zh_TW" w:bidi="zh_TW"/>
-          </w:rPr>
-          <w:rPr>
-            <w:color w:val="0000EE"/>
-            <w:u w:val="single"/>
-          </w:rPr>
-          <w:t>以西結書8:1</w:t>
-        </w:r>
-      </w:hyperlink>
-      <w:r>
-        <w:rPr>
-          <w:lang w:val="zh_TW" w:bidi="zh_TW"/>
-        </w:rPr>
-        <w:t>，</w:t>
-      </w:r>
-      <w:hyperlink r:id="rId25">
-        <w:r>
-          <w:rPr>
-            <w:lang w:val="zh_TW" w:bidi="zh_TW"/>
-          </w:rPr>
-          <w:rPr>
-            <w:color w:val="0000EE"/>
-            <w:u w:val="single"/>
-          </w:rPr>
-          <w:t>14:1</w:t>
-        </w:r>
-      </w:hyperlink>
-      <w:r>
-        <w:rPr>
-          <w:lang w:val="zh_TW" w:bidi="zh_TW"/>
-        </w:rPr>
-        <w:t>，</w:t>
-      </w:r>
-      <w:hyperlink r:id="rId26">
-        <w:r>
-          <w:rPr>
-            <w:lang w:val="zh_TW" w:bidi="zh_TW"/>
-          </w:rPr>
-          <w:rPr>
-            <w:color w:val="0000EE"/>
-            <w:u w:val="single"/>
-          </w:rPr>
-          <w:t>20:1</w:t>
-        </w:r>
-      </w:hyperlink>
-      <w:r>
-        <w:rPr>
-          <w:lang w:val="zh_TW" w:bidi="zh_TW"/>
-        </w:rPr>
-        <w:t>）。然而，在這個早期階段，沒有實際的猶太會堂的確鑿證據。在</w:t>
-      </w:r>
-      <w:hyperlink r:id="rId27">
-        <w:r>
-          <w:rPr>
-            <w:lang w:val="zh_TW" w:bidi="zh_TW"/>
-          </w:rPr>
-          <w:rPr>
-            <w:color w:val="0000EE"/>
-            <w:u w:val="single"/>
-          </w:rPr>
-          <w:t>尼希米記八章1至8節</w:t>
-        </w:r>
-      </w:hyperlink>
-      <w:r>
-        <w:rPr>
-          <w:lang w:val="zh_TW" w:bidi="zh_TW"/>
-        </w:rPr>
-        <w:t>中，被擄歸回的群體聚集在耶路撒冷，文士以斯拉帶來律法，在</w:t>
-      </w:r>
-      <w:r>
-        <w:rPr>
-          <w:lang w:val="zh_TW" w:bidi="zh_TW"/>
-        </w:rPr>
-        <w:t>木臺上誦讀</w:t>
-      </w:r>
-      <w:r>
-        <w:rPr>
-          <w:lang w:val="zh_TW" w:bidi="zh_TW"/>
-        </w:rPr>
-        <w:t>並解釋，使人們明白所讀的。當以斯拉稱頌耶和華時，人們低頭敬拜。這些是後來猶太會堂崇拜的基本元素。關於猶太會堂第一個無可爭議的證據來自公元前三世紀的埃及。從公元前一世紀開始，會堂的證據充沛。</w:t>
+        <w:t>聖經也說神住在幽暗之處（</w:t>
+      </w:r>
+      <w:hyperlink r:id="rId31">
+        <w:r>
+          <w:rPr>
+            <w:lang w:val="zh_TW" w:bidi="zh_TW"/>
+          </w:rPr>
+          <w:rPr>
+            <w:color w:val="0000EE"/>
+            <w:u w:val="single"/>
+          </w:rPr>
+          <w:t>王上8:12</w:t>
+        </w:r>
+      </w:hyperlink>
+      <w:r>
+        <w:rPr>
+          <w:lang w:val="zh_TW" w:bidi="zh_TW"/>
+        </w:rPr>
+        <w:t>；</w:t>
+      </w:r>
+      <w:hyperlink r:id="rId32">
+        <w:r>
+          <w:rPr>
+            <w:lang w:val="zh_TW" w:bidi="zh_TW"/>
+          </w:rPr>
+          <w:rPr>
+            <w:color w:val="0000EE"/>
+            <w:u w:val="single"/>
+          </w:rPr>
+          <w:t>代下6:1</w:t>
+        </w:r>
+      </w:hyperlink>
+      <w:r>
+        <w:rPr>
+          <w:lang w:val="zh_TW" w:bidi="zh_TW"/>
+        </w:rPr>
+        <w:t>）。</w:t>
+      </w:r>
+      <w:r>
+        <w:rPr>
+          <w:lang w:val="zh_TW" w:bidi="zh_TW"/>
+        </w:rPr>
+        <w:t>黑雲</w:t>
+      </w:r>
+      <w:r>
+        <w:rPr>
+          <w:lang w:val="zh_TW" w:bidi="zh_TW"/>
+        </w:rPr>
+        <w:t>在祂腳下（</w:t>
+      </w:r>
+      <w:hyperlink r:id="rId33">
+        <w:r>
+          <w:rPr>
+            <w:lang w:val="zh_TW" w:bidi="zh_TW"/>
+          </w:rPr>
+          <w:rPr>
+            <w:color w:val="0000EE"/>
+            <w:u w:val="single"/>
+          </w:rPr>
+          <w:t>撒下22:10</w:t>
+        </w:r>
+      </w:hyperlink>
+      <w:r>
+        <w:rPr>
+          <w:lang w:val="zh_TW" w:bidi="zh_TW"/>
+        </w:rPr>
+        <w:t>；</w:t>
+      </w:r>
+      <w:hyperlink r:id="rId34">
+        <w:r>
+          <w:rPr>
+            <w:lang w:val="zh_TW" w:bidi="zh_TW"/>
+          </w:rPr>
+          <w:rPr>
+            <w:color w:val="0000EE"/>
+            <w:u w:val="single"/>
+          </w:rPr>
+          <w:t>詩18:9</w:t>
+        </w:r>
+      </w:hyperlink>
+      <w:r>
+        <w:rPr>
+          <w:lang w:val="zh_TW" w:bidi="zh_TW"/>
+        </w:rPr>
+        <w:t>）。</w:t>
       </w:r>
     </w:p>
     <w:p>
@@ -712,7 +832,7 @@
         <w:rPr>
           <w:lang w:val="zh_TW" w:bidi="zh_TW"/>
         </w:rPr>
-        <w:t>新約時期的會堂</w:t>
+        <w:t>黑暗的象徵意義</w:t>
       </w:r>
     </w:p>
     <w:p>
@@ -726,18 +846,54 @@
         <w:rPr>
           <w:lang w:val="zh_TW" w:bidi="zh_TW"/>
         </w:rPr>
-        <w:t>福音書給人一種印象，即許多會堂遍布於巴勒斯坦。耶穌經常在會堂裡教導（比如，</w:t>
-      </w:r>
-      <w:hyperlink r:id="rId28">
-        <w:r>
-          <w:rPr>
-            <w:lang w:val="zh_TW" w:bidi="zh_TW"/>
-          </w:rPr>
-          <w:rPr>
-            <w:color w:val="0000EE"/>
-            <w:u w:val="single"/>
-          </w:rPr>
-          <w:t>馬太福音4:23</w:t>
+        <w:t>聖經經常使用「黑暗」象徵上的意義，特別是在約伯記、詩篇和以賽亞書等詩詞中。當聖經這樣使用黑暗時，通常表示人不明白神的旨意。聖經用光與黑暗來解釋一個重要真理：當人認識神，就好像有光；當人不認識神，就好像在黑暗中（</w:t>
+      </w:r>
+      <w:hyperlink r:id="rId35">
+        <w:r>
+          <w:rPr>
+            <w:lang w:val="zh_TW" w:bidi="zh_TW"/>
+          </w:rPr>
+          <w:rPr>
+            <w:color w:val="0000EE"/>
+            <w:u w:val="single"/>
+          </w:rPr>
+          <w:t>伯12:24–25</w:t>
+        </w:r>
+      </w:hyperlink>
+      <w:r>
+        <w:rPr>
+          <w:lang w:val="zh_TW" w:bidi="zh_TW"/>
+        </w:rPr>
+        <w:t>；</w:t>
+      </w:r>
+      <w:hyperlink r:id="rId36">
+        <w:r>
+          <w:rPr>
+            <w:lang w:val="zh_TW" w:bidi="zh_TW"/>
+          </w:rPr>
+          <w:rPr>
+            <w:color w:val="0000EE"/>
+            <w:u w:val="single"/>
+          </w:rPr>
+          <w:t>太4:16</w:t>
+        </w:r>
+      </w:hyperlink>
+      <w:r>
+        <w:rPr>
+          <w:lang w:val="zh_TW" w:bidi="zh_TW"/>
+        </w:rPr>
+        <w:t>；</w:t>
+      </w:r>
+      <w:hyperlink r:id="rId37">
+        <w:r>
+          <w:rPr>
+            <w:lang w:val="zh_TW" w:bidi="zh_TW"/>
+          </w:rPr>
+          <w:rPr>
+            <w:color w:val="0000EE"/>
+            <w:u w:val="single"/>
+          </w:rPr>
+          <w:t>約1:5</w:t>
         </w:r>
       </w:hyperlink>
       <w:r>
@@ -746,53 +902,77 @@
         </w:rPr>
         <w:t>，</w:t>
       </w:r>
-      <w:hyperlink r:id="rId29">
-        <w:r>
-          <w:rPr>
-            <w:lang w:val="zh_TW" w:bidi="zh_TW"/>
-          </w:rPr>
-          <w:rPr>
-            <w:color w:val="0000EE"/>
-            <w:u w:val="single"/>
-          </w:rPr>
-          <w:t>9:35</w:t>
-        </w:r>
-      </w:hyperlink>
-      <w:r>
-        <w:rPr>
-          <w:lang w:val="zh_TW" w:bidi="zh_TW"/>
-        </w:rPr>
-        <w:t>），尤其是在加利利的事工期間，但在猶大地區可能也一樣。</w:t>
-      </w:r>
-      <w:hyperlink r:id="rId30">
-        <w:r>
-          <w:rPr>
-            <w:lang w:val="zh_TW" w:bidi="zh_TW"/>
-          </w:rPr>
-          <w:rPr>
-            <w:color w:val="0000EE"/>
-            <w:u w:val="single"/>
-          </w:rPr>
-          <w:t>約翰福音十八章20節</w:t>
-        </w:r>
-      </w:hyperlink>
-      <w:r>
-        <w:rPr>
-          <w:lang w:val="zh_TW" w:bidi="zh_TW"/>
-        </w:rPr>
-        <w:t>記載了耶穌在大祭司面前受審時所說的話：「</w:t>
-      </w:r>
-      <w:r>
-        <w:rPr>
-          <w:lang w:val="zh_TW" w:bidi="zh_TW"/>
-        </w:rPr>
-        <w:t>我從來是明明地對世人說話。我常在會堂和殿裏，就是猶太人聚集的地方教訓人</w:t>
-      </w:r>
-      <w:r>
-        <w:rPr>
-          <w:lang w:val="zh_TW" w:bidi="zh_TW"/>
-        </w:rPr>
-        <w:t>」（和合本）。</w:t>
+      <w:hyperlink r:id="rId38">
+        <w:r>
+          <w:rPr>
+            <w:lang w:val="zh_TW" w:bidi="zh_TW"/>
+          </w:rPr>
+          <w:rPr>
+            <w:color w:val="0000EE"/>
+            <w:u w:val="single"/>
+          </w:rPr>
+          <w:t>8:12</w:t>
+        </w:r>
+      </w:hyperlink>
+      <w:r>
+        <w:rPr>
+          <w:lang w:val="zh_TW" w:bidi="zh_TW"/>
+        </w:rPr>
+        <w:t>，</w:t>
+      </w:r>
+      <w:hyperlink r:id="rId39">
+        <w:r>
+          <w:rPr>
+            <w:lang w:val="zh_TW" w:bidi="zh_TW"/>
+          </w:rPr>
+          <w:rPr>
+            <w:color w:val="0000EE"/>
+            <w:u w:val="single"/>
+          </w:rPr>
+          <w:t>12:35、46</w:t>
+        </w:r>
+      </w:hyperlink>
+      <w:r>
+        <w:rPr>
+          <w:lang w:val="zh_TW" w:bidi="zh_TW"/>
+        </w:rPr>
+        <w:t>；</w:t>
+      </w:r>
+      <w:hyperlink r:id="rId40">
+        <w:r>
+          <w:rPr>
+            <w:lang w:val="zh_TW" w:bidi="zh_TW"/>
+          </w:rPr>
+          <w:rPr>
+            <w:color w:val="0000EE"/>
+            <w:u w:val="single"/>
+          </w:rPr>
+          <w:t>約一1:5</w:t>
+        </w:r>
+      </w:hyperlink>
+      <w:r>
+        <w:rPr>
+          <w:lang w:val="zh_TW" w:bidi="zh_TW"/>
+        </w:rPr>
+        <w:t>，</w:t>
+      </w:r>
+      <w:hyperlink r:id="rId41">
+        <w:r>
+          <w:rPr>
+            <w:lang w:val="zh_TW" w:bidi="zh_TW"/>
+          </w:rPr>
+          <w:rPr>
+            <w:color w:val="0000EE"/>
+            <w:u w:val="single"/>
+          </w:rPr>
+          <w:t>2:8–9、11</w:t>
+        </w:r>
+      </w:hyperlink>
+      <w:r>
+        <w:rPr>
+          <w:lang w:val="zh_TW" w:bidi="zh_TW"/>
+        </w:rPr>
+        <w:t>）。</w:t>
       </w:r>
     </w:p>
     <w:p>
@@ -806,72 +986,36 @@
         <w:rPr>
           <w:lang w:val="zh_TW" w:bidi="zh_TW"/>
         </w:rPr>
-        <w:t>使徒行傳提到使徒在耶路撒冷的猶太會堂（</w:t>
-      </w:r>
-      <w:hyperlink r:id="rId31">
-        <w:r>
-          <w:rPr>
-            <w:lang w:val="zh_TW" w:bidi="zh_TW"/>
-          </w:rPr>
-          <w:rPr>
-            <w:color w:val="0000EE"/>
-            <w:u w:val="single"/>
-          </w:rPr>
-          <w:t>使徒行傳6:9</w:t>
-        </w:r>
-      </w:hyperlink>
-      <w:r>
-        <w:rPr>
-          <w:lang w:val="zh_TW" w:bidi="zh_TW"/>
-        </w:rPr>
-        <w:t>）、大馬士革（</w:t>
-      </w:r>
-      <w:hyperlink r:id="rId32">
-        <w:r>
-          <w:rPr>
-            <w:lang w:val="zh_TW" w:bidi="zh_TW"/>
-          </w:rPr>
-          <w:rPr>
-            <w:color w:val="0000EE"/>
-            <w:u w:val="single"/>
-          </w:rPr>
-          <w:t>9:2</w:t>
-        </w:r>
-      </w:hyperlink>
-      <w:r>
-        <w:rPr>
-          <w:lang w:val="zh_TW" w:bidi="zh_TW"/>
-        </w:rPr>
-        <w:t>）、塞浦路斯（</w:t>
-      </w:r>
-      <w:hyperlink r:id="rId33">
-        <w:r>
-          <w:rPr>
-            <w:lang w:val="zh_TW" w:bidi="zh_TW"/>
-          </w:rPr>
-          <w:rPr>
-            <w:color w:val="0000EE"/>
-            <w:u w:val="single"/>
-          </w:rPr>
-          <w:t>13:5</w:t>
-        </w:r>
-      </w:hyperlink>
-      <w:r>
-        <w:rPr>
-          <w:lang w:val="zh_TW" w:bidi="zh_TW"/>
-        </w:rPr>
-        <w:t>）、羅馬行省加拉太（</w:t>
-      </w:r>
-      <w:hyperlink r:id="rId34">
-        <w:r>
-          <w:rPr>
-            <w:lang w:val="zh_TW" w:bidi="zh_TW"/>
-          </w:rPr>
-          <w:rPr>
-            <w:color w:val="0000EE"/>
-            <w:u w:val="single"/>
-          </w:rPr>
-          <w:t>13:14</w:t>
+        <w:t>在約伯記中，黑暗有時意味著完全的虛空（</w:t>
+      </w:r>
+      <w:hyperlink r:id="rId42">
+        <w:r>
+          <w:rPr>
+            <w:lang w:val="zh_TW" w:bidi="zh_TW"/>
+          </w:rPr>
+          <w:rPr>
+            <w:color w:val="0000EE"/>
+            <w:u w:val="single"/>
+          </w:rPr>
+          <w:t>伯3:4–6</w:t>
+        </w:r>
+      </w:hyperlink>
+      <w:r>
+        <w:rPr>
+          <w:lang w:val="zh_TW" w:bidi="zh_TW"/>
+        </w:rPr>
+        <w:t>）。聖經也用黑暗來談論死亡，描述死人之地為沒有光的幽暗之地（</w:t>
+      </w:r>
+      <w:hyperlink r:id="rId43">
+        <w:r>
+          <w:rPr>
+            <w:lang w:val="zh_TW" w:bidi="zh_TW"/>
+          </w:rPr>
+          <w:rPr>
+            <w:color w:val="0000EE"/>
+            <w:u w:val="single"/>
+          </w:rPr>
+          <w:t>伯10:21–22</w:t>
         </w:r>
       </w:hyperlink>
       <w:r>
@@ -880,34 +1024,16 @@
         </w:rPr>
         <w:t>，</w:t>
       </w:r>
-      <w:hyperlink r:id="rId35">
-        <w:r>
-          <w:rPr>
-            <w:lang w:val="zh_TW" w:bidi="zh_TW"/>
-          </w:rPr>
-          <w:rPr>
-            <w:color w:val="0000EE"/>
-            <w:u w:val="single"/>
-          </w:rPr>
-          <w:t>14:1</w:t>
-        </w:r>
-      </w:hyperlink>
-      <w:r>
-        <w:rPr>
-          <w:lang w:val="zh_TW" w:bidi="zh_TW"/>
-        </w:rPr>
-        <w:t>）、馬其頓和希臘（</w:t>
-      </w:r>
-      <w:hyperlink r:id="rId36">
-        <w:r>
-          <w:rPr>
-            <w:lang w:val="zh_TW" w:bidi="zh_TW"/>
-          </w:rPr>
-          <w:rPr>
-            <w:color w:val="0000EE"/>
-            <w:u w:val="single"/>
-          </w:rPr>
-          <w:t>17:1、10、17</w:t>
+      <w:hyperlink r:id="rId44">
+        <w:r>
+          <w:rPr>
+            <w:lang w:val="zh_TW" w:bidi="zh_TW"/>
+          </w:rPr>
+          <w:rPr>
+            <w:color w:val="0000EE"/>
+            <w:u w:val="single"/>
+          </w:rPr>
+          <w:t>15:24</w:t>
         </w:r>
       </w:hyperlink>
       <w:r>
@@ -916,52 +1042,77 @@
         </w:rPr>
         <w:t>，</w:t>
       </w:r>
-      <w:hyperlink r:id="rId37">
-        <w:r>
-          <w:rPr>
-            <w:lang w:val="zh_TW" w:bidi="zh_TW"/>
-          </w:rPr>
-          <w:rPr>
-            <w:color w:val="0000EE"/>
-            <w:u w:val="single"/>
-          </w:rPr>
-          <w:t>18:4</w:t>
-        </w:r>
-      </w:hyperlink>
-      <w:r>
-        <w:rPr>
-          <w:lang w:val="zh_TW" w:bidi="zh_TW"/>
-        </w:rPr>
-        <w:t>），以及羅馬亞細亞省的以弗所（</w:t>
-      </w:r>
-      <w:hyperlink r:id="rId38">
-        <w:r>
-          <w:rPr>
-            <w:lang w:val="zh_TW" w:bidi="zh_TW"/>
-          </w:rPr>
-          <w:rPr>
-            <w:color w:val="0000EE"/>
-            <w:u w:val="single"/>
-          </w:rPr>
-          <w:t>19:8</w:t>
-        </w:r>
-      </w:hyperlink>
-      <w:r>
-        <w:rPr>
-          <w:lang w:val="zh_TW" w:bidi="zh_TW"/>
-        </w:rPr>
-        <w:t>）。保羅的習慣是，只要他被允許自由地傳道，他就直接去猶太會堂，在那裡傳道。</w:t>
-      </w:r>
-    </w:p>
-    <w:p>
-      <w:pPr>
-        <w:pStyle w:val="Heading3"/>
-      </w:pPr>
-      <w:r>
-        <w:rPr>
-          <w:lang w:val="zh_TW" w:bidi="zh_TW"/>
-        </w:rPr>
-        <w:t>會堂敬拜</w:t>
+      <w:hyperlink r:id="rId45">
+        <w:r>
+          <w:rPr>
+            <w:lang w:val="zh_TW" w:bidi="zh_TW"/>
+          </w:rPr>
+          <w:rPr>
+            <w:color w:val="0000EE"/>
+            <w:u w:val="single"/>
+          </w:rPr>
+          <w:t>17:12–13</w:t>
+        </w:r>
+      </w:hyperlink>
+      <w:r>
+        <w:rPr>
+          <w:lang w:val="zh_TW" w:bidi="zh_TW"/>
+        </w:rPr>
+        <w:t>，</w:t>
+      </w:r>
+      <w:hyperlink r:id="rId46">
+        <w:r>
+          <w:rPr>
+            <w:lang w:val="zh_TW" w:bidi="zh_TW"/>
+          </w:rPr>
+          <w:rPr>
+            <w:color w:val="0000EE"/>
+            <w:u w:val="single"/>
+          </w:rPr>
+          <w:t>18:18</w:t>
+        </w:r>
+      </w:hyperlink>
+      <w:r>
+        <w:rPr>
+          <w:lang w:val="zh_TW" w:bidi="zh_TW"/>
+        </w:rPr>
+        <w:t>；</w:t>
+      </w:r>
+      <w:hyperlink r:id="rId47">
+        <w:r>
+          <w:rPr>
+            <w:lang w:val="zh_TW" w:bidi="zh_TW"/>
+          </w:rPr>
+          <w:rPr>
+            <w:color w:val="0000EE"/>
+            <w:u w:val="single"/>
+          </w:rPr>
+          <w:t>傳6:4</w:t>
+        </w:r>
+      </w:hyperlink>
+      <w:r>
+        <w:rPr>
+          <w:lang w:val="zh_TW" w:bidi="zh_TW"/>
+        </w:rPr>
+        <w:t>，</w:t>
+      </w:r>
+      <w:hyperlink r:id="rId48">
+        <w:r>
+          <w:rPr>
+            <w:lang w:val="zh_TW" w:bidi="zh_TW"/>
+          </w:rPr>
+          <w:rPr>
+            <w:color w:val="0000EE"/>
+            <w:u w:val="single"/>
+          </w:rPr>
+          <w:t>11:8</w:t>
+        </w:r>
+      </w:hyperlink>
+      <w:r>
+        <w:rPr>
+          <w:lang w:val="zh_TW" w:bidi="zh_TW"/>
+        </w:rPr>
+        <w:t>）。</w:t>
       </w:r>
     </w:p>
     <w:p>
@@ -975,36 +1126,36 @@
         <w:rPr>
           <w:lang w:val="zh_TW" w:bidi="zh_TW"/>
         </w:rPr>
-        <w:t>福音書和使徒行傳提供了猶太人在安息日在會堂中敬拜的豐富證據。人們也在每週的第二天和第五天聚會敬拜。路加為我們提供了最早的會堂敬拜的描述（</w:t>
-      </w:r>
-      <w:hyperlink r:id="rId39">
-        <w:r>
-          <w:rPr>
-            <w:lang w:val="zh_TW" w:bidi="zh_TW"/>
-          </w:rPr>
-          <w:rPr>
-            <w:color w:val="0000EE"/>
-            <w:u w:val="single"/>
-          </w:rPr>
-          <w:t>路4:16–22</w:t>
-        </w:r>
-      </w:hyperlink>
-      <w:r>
-        <w:rPr>
-          <w:lang w:val="zh_TW" w:bidi="zh_TW"/>
-        </w:rPr>
-        <w:t>）。米示拿（Mishnah）描述了猶太會堂敬拜的模式：宣告信仰，示瑪（Shema，包括誦讀</w:t>
-      </w:r>
-      <w:hyperlink r:id="rId40">
-        <w:r>
-          <w:rPr>
-            <w:lang w:val="zh_TW" w:bidi="zh_TW"/>
-          </w:rPr>
-          <w:rPr>
-            <w:color w:val="0000EE"/>
-            <w:u w:val="single"/>
-          </w:rPr>
-          <w:t>申命記6:4–9</w:t>
+        <w:t>黑暗也常象徵負面的情緒，如恐懼與憂愁；它也代表罪人所遭遇的苦難（</w:t>
+      </w:r>
+      <w:hyperlink r:id="rId49">
+        <w:r>
+          <w:rPr>
+            <w:lang w:val="zh_TW" w:bidi="zh_TW"/>
+          </w:rPr>
+          <w:rPr>
+            <w:color w:val="0000EE"/>
+            <w:u w:val="single"/>
+          </w:rPr>
+          <w:t>創15:12</w:t>
+        </w:r>
+      </w:hyperlink>
+      <w:r>
+        <w:rPr>
+          <w:lang w:val="zh_TW" w:bidi="zh_TW"/>
+        </w:rPr>
+        <w:t>；</w:t>
+      </w:r>
+      <w:hyperlink r:id="rId50">
+        <w:r>
+          <w:rPr>
+            <w:lang w:val="zh_TW" w:bidi="zh_TW"/>
+          </w:rPr>
+          <w:rPr>
+            <w:color w:val="0000EE"/>
+            <w:u w:val="single"/>
+          </w:rPr>
+          <w:t>伯5:14</w:t>
         </w:r>
       </w:hyperlink>
       <w:r>
@@ -1013,16 +1164,70 @@
         </w:rPr>
         <w:t>，</w:t>
       </w:r>
-      <w:hyperlink r:id="rId41">
-        <w:r>
-          <w:rPr>
-            <w:lang w:val="zh_TW" w:bidi="zh_TW"/>
-          </w:rPr>
-          <w:rPr>
-            <w:color w:val="0000EE"/>
-            <w:u w:val="single"/>
-          </w:rPr>
-          <w:t>11:13–21</w:t>
+      <w:hyperlink r:id="rId51">
+        <w:r>
+          <w:rPr>
+            <w:lang w:val="zh_TW" w:bidi="zh_TW"/>
+          </w:rPr>
+          <w:rPr>
+            <w:color w:val="0000EE"/>
+            <w:u w:val="single"/>
+          </w:rPr>
+          <w:t>12:25</w:t>
+        </w:r>
+      </w:hyperlink>
+      <w:r>
+        <w:rPr>
+          <w:lang w:val="zh_TW" w:bidi="zh_TW"/>
+        </w:rPr>
+        <w:t>，</w:t>
+      </w:r>
+      <w:hyperlink r:id="rId52">
+        <w:r>
+          <w:rPr>
+            <w:lang w:val="zh_TW" w:bidi="zh_TW"/>
+          </w:rPr>
+          <w:rPr>
+            <w:color w:val="0000EE"/>
+            <w:u w:val="single"/>
+          </w:rPr>
+          <w:t>15:22、30</w:t>
+        </w:r>
+      </w:hyperlink>
+      <w:r>
+        <w:rPr>
+          <w:lang w:val="zh_TW" w:bidi="zh_TW"/>
+        </w:rPr>
+        <w:t>，</w:t>
+      </w:r>
+      <w:hyperlink r:id="rId53">
+        <w:r>
+          <w:rPr>
+            <w:lang w:val="zh_TW" w:bidi="zh_TW"/>
+          </w:rPr>
+          <w:rPr>
+            <w:color w:val="0000EE"/>
+            <w:u w:val="single"/>
+          </w:rPr>
+          <w:t>19:8</w:t>
+        </w:r>
+      </w:hyperlink>
+      <w:r>
+        <w:rPr>
+          <w:lang w:val="zh_TW" w:bidi="zh_TW"/>
+        </w:rPr>
+        <w:t>，</w:t>
+      </w:r>
+      <w:hyperlink r:id="rId54">
+        <w:r>
+          <w:rPr>
+            <w:lang w:val="zh_TW" w:bidi="zh_TW"/>
+          </w:rPr>
+          <w:rPr>
+            <w:color w:val="0000EE"/>
+            <w:u w:val="single"/>
+          </w:rPr>
+          <w:t>22:11</w:t>
         </w:r>
       </w:hyperlink>
       <w:r>
@@ -1031,52 +1236,275 @@
         </w:rPr>
         <w:t>；</w:t>
       </w:r>
-      <w:hyperlink r:id="rId42">
-        <w:r>
-          <w:rPr>
-            <w:lang w:val="zh_TW" w:bidi="zh_TW"/>
-          </w:rPr>
-          <w:rPr>
-            <w:color w:val="0000EE"/>
-            <w:u w:val="single"/>
-          </w:rPr>
-          <w:t>民數記15:37–41</w:t>
-        </w:r>
-      </w:hyperlink>
-      <w:r>
-        <w:rPr>
-          <w:lang w:val="zh_TW" w:bidi="zh_TW"/>
-        </w:rPr>
-        <w:t>）；禱告（如18篇祝福）；讀經（誦讀律法是基本做法，見</w:t>
-      </w:r>
-      <w:hyperlink r:id="rId43">
-        <w:r>
-          <w:rPr>
-            <w:lang w:val="zh_TW" w:bidi="zh_TW"/>
-          </w:rPr>
-          <w:rPr>
-            <w:color w:val="0000EE"/>
-            <w:u w:val="single"/>
-          </w:rPr>
-          <w:t>使徒行傳15:21</w:t>
-        </w:r>
-      </w:hyperlink>
-      <w:r>
-        <w:rPr>
-          <w:lang w:val="zh_TW" w:bidi="zh_TW"/>
-        </w:rPr>
-        <w:t>，並按照三年周期誦讀；先知書也會被誦讀，但較為隨機）；解釋（隨著巴勒斯坦地區對聖經希伯來文的知識減少，在希伯來文聖經誦讀後會提供亞蘭文翻譯，而在散居地區則提供希臘文翻譯）；講論（在誦讀之後，任何符合資格的人都可以向人們講論，如耶穌和使徒保羅經常所做的）；以及祝福。</w:t>
-      </w:r>
-    </w:p>
-    <w:p>
-      <w:pPr>
-        <w:pStyle w:val="Heading3"/>
-      </w:pPr>
-      <w:r>
-        <w:rPr>
-          <w:lang w:val="zh_TW" w:bidi="zh_TW"/>
-        </w:rPr>
-        <w:t>司法職能</w:t>
+      <w:hyperlink r:id="rId55">
+        <w:r>
+          <w:rPr>
+            <w:lang w:val="zh_TW" w:bidi="zh_TW"/>
+          </w:rPr>
+          <w:rPr>
+            <w:color w:val="0000EE"/>
+            <w:u w:val="single"/>
+          </w:rPr>
+          <w:t>詩35:6</w:t>
+        </w:r>
+      </w:hyperlink>
+      <w:r>
+        <w:rPr>
+          <w:lang w:val="zh_TW" w:bidi="zh_TW"/>
+        </w:rPr>
+        <w:t>，</w:t>
+      </w:r>
+      <w:hyperlink r:id="rId56">
+        <w:r>
+          <w:rPr>
+            <w:lang w:val="zh_TW" w:bidi="zh_TW"/>
+          </w:rPr>
+          <w:rPr>
+            <w:color w:val="0000EE"/>
+            <w:u w:val="single"/>
+          </w:rPr>
+          <w:t>107:10、14</w:t>
+        </w:r>
+      </w:hyperlink>
+      <w:r>
+        <w:rPr>
+          <w:lang w:val="zh_TW" w:bidi="zh_TW"/>
+        </w:rPr>
+        <w:t>；</w:t>
+      </w:r>
+      <w:hyperlink r:id="rId57">
+        <w:r>
+          <w:rPr>
+            <w:lang w:val="zh_TW" w:bidi="zh_TW"/>
+          </w:rPr>
+          <w:rPr>
+            <w:color w:val="0000EE"/>
+            <w:u w:val="single"/>
+          </w:rPr>
+          <w:t>傳5:17</w:t>
+        </w:r>
+      </w:hyperlink>
+      <w:r>
+        <w:rPr>
+          <w:lang w:val="zh_TW" w:bidi="zh_TW"/>
+        </w:rPr>
+        <w:t>；</w:t>
+      </w:r>
+      <w:hyperlink r:id="rId58">
+        <w:r>
+          <w:rPr>
+            <w:lang w:val="zh_TW" w:bidi="zh_TW"/>
+          </w:rPr>
+          <w:rPr>
+            <w:color w:val="0000EE"/>
+            <w:u w:val="single"/>
+          </w:rPr>
+          <w:t>賽5:30</w:t>
+        </w:r>
+      </w:hyperlink>
+      <w:r>
+        <w:rPr>
+          <w:lang w:val="zh_TW" w:bidi="zh_TW"/>
+        </w:rPr>
+        <w:t>）。有時黑暗象徵邪惡的行為（</w:t>
+      </w:r>
+      <w:hyperlink r:id="rId59">
+        <w:r>
+          <w:rPr>
+            <w:lang w:val="zh_TW" w:bidi="zh_TW"/>
+          </w:rPr>
+          <w:rPr>
+            <w:color w:val="0000EE"/>
+            <w:u w:val="single"/>
+          </w:rPr>
+          <w:t>箴2:13</w:t>
+        </w:r>
+      </w:hyperlink>
+      <w:r>
+        <w:rPr>
+          <w:lang w:val="zh_TW" w:bidi="zh_TW"/>
+        </w:rPr>
+        <w:t>，</w:t>
+      </w:r>
+      <w:hyperlink r:id="rId60">
+        <w:r>
+          <w:rPr>
+            <w:lang w:val="zh_TW" w:bidi="zh_TW"/>
+          </w:rPr>
+          <w:rPr>
+            <w:color w:val="0000EE"/>
+            <w:u w:val="single"/>
+          </w:rPr>
+          <w:t>4:19</w:t>
+        </w:r>
+      </w:hyperlink>
+      <w:r>
+        <w:rPr>
+          <w:lang w:val="zh_TW" w:bidi="zh_TW"/>
+        </w:rPr>
+        <w:t>；</w:t>
+      </w:r>
+      <w:hyperlink r:id="rId61">
+        <w:r>
+          <w:rPr>
+            <w:lang w:val="zh_TW" w:bidi="zh_TW"/>
+          </w:rPr>
+          <w:rPr>
+            <w:color w:val="0000EE"/>
+            <w:u w:val="single"/>
+          </w:rPr>
+          <w:t>賽5:20</w:t>
+        </w:r>
+      </w:hyperlink>
+      <w:r>
+        <w:rPr>
+          <w:lang w:val="zh_TW" w:bidi="zh_TW"/>
+        </w:rPr>
+        <w:t>，</w:t>
+      </w:r>
+      <w:hyperlink r:id="rId62">
+        <w:r>
+          <w:rPr>
+            <w:lang w:val="zh_TW" w:bidi="zh_TW"/>
+          </w:rPr>
+          <w:rPr>
+            <w:color w:val="0000EE"/>
+            <w:u w:val="single"/>
+          </w:rPr>
+          <w:t>60:2</w:t>
+        </w:r>
+      </w:hyperlink>
+      <w:r>
+        <w:rPr>
+          <w:lang w:val="zh_TW" w:bidi="zh_TW"/>
+        </w:rPr>
+        <w:t>）。在新約中，「黑暗」通常有兩層意思：指人行惡事，或指人不明白神的真理（</w:t>
+      </w:r>
+      <w:hyperlink r:id="rId36">
+        <w:r>
+          <w:rPr>
+            <w:lang w:val="zh_TW" w:bidi="zh_TW"/>
+          </w:rPr>
+          <w:rPr>
+            <w:color w:val="0000EE"/>
+            <w:u w:val="single"/>
+          </w:rPr>
+          <w:t>太4:16</w:t>
+        </w:r>
+      </w:hyperlink>
+      <w:r>
+        <w:rPr>
+          <w:lang w:val="zh_TW" w:bidi="zh_TW"/>
+        </w:rPr>
+        <w:t>，</w:t>
+      </w:r>
+      <w:hyperlink r:id="rId63">
+        <w:r>
+          <w:rPr>
+            <w:lang w:val="zh_TW" w:bidi="zh_TW"/>
+          </w:rPr>
+          <w:rPr>
+            <w:color w:val="0000EE"/>
+            <w:u w:val="single"/>
+          </w:rPr>
+          <w:t>6:23</w:t>
+        </w:r>
+      </w:hyperlink>
+      <w:r>
+        <w:rPr>
+          <w:lang w:val="zh_TW" w:bidi="zh_TW"/>
+        </w:rPr>
+        <w:t>；</w:t>
+      </w:r>
+      <w:hyperlink r:id="rId64">
+        <w:r>
+          <w:rPr>
+            <w:lang w:val="zh_TW" w:bidi="zh_TW"/>
+          </w:rPr>
+          <w:rPr>
+            <w:color w:val="0000EE"/>
+            <w:u w:val="single"/>
+          </w:rPr>
+          <w:t>路1:79</w:t>
+        </w:r>
+      </w:hyperlink>
+      <w:r>
+        <w:rPr>
+          <w:lang w:val="zh_TW" w:bidi="zh_TW"/>
+        </w:rPr>
+        <w:t>，</w:t>
+      </w:r>
+      <w:hyperlink r:id="rId65">
+        <w:r>
+          <w:rPr>
+            <w:lang w:val="zh_TW" w:bidi="zh_TW"/>
+          </w:rPr>
+          <w:rPr>
+            <w:color w:val="0000EE"/>
+            <w:u w:val="single"/>
+          </w:rPr>
+          <w:t>11:35</w:t>
+        </w:r>
+      </w:hyperlink>
+      <w:r>
+        <w:rPr>
+          <w:lang w:val="zh_TW" w:bidi="zh_TW"/>
+        </w:rPr>
+        <w:t>，</w:t>
+      </w:r>
+      <w:hyperlink r:id="rId66">
+        <w:r>
+          <w:rPr>
+            <w:lang w:val="zh_TW" w:bidi="zh_TW"/>
+          </w:rPr>
+          <w:rPr>
+            <w:color w:val="0000EE"/>
+            <w:u w:val="single"/>
+          </w:rPr>
+          <w:t>22:53</w:t>
+        </w:r>
+      </w:hyperlink>
+      <w:r>
+        <w:rPr>
+          <w:lang w:val="zh_TW" w:bidi="zh_TW"/>
+        </w:rPr>
+        <w:t>；</w:t>
+      </w:r>
+      <w:hyperlink r:id="rId67">
+        <w:r>
+          <w:rPr>
+            <w:lang w:val="zh_TW" w:bidi="zh_TW"/>
+          </w:rPr>
+          <w:rPr>
+            <w:color w:val="0000EE"/>
+            <w:u w:val="single"/>
+          </w:rPr>
+          <w:t>羅2:19</w:t>
+        </w:r>
+      </w:hyperlink>
+      <w:r>
+        <w:rPr>
+          <w:lang w:val="zh_TW" w:bidi="zh_TW"/>
+        </w:rPr>
+        <w:t>；</w:t>
+      </w:r>
+      <w:hyperlink r:id="rId68">
+        <w:r>
+          <w:rPr>
+            <w:lang w:val="zh_TW" w:bidi="zh_TW"/>
+          </w:rPr>
+          <w:rPr>
+            <w:color w:val="0000EE"/>
+            <w:u w:val="single"/>
+          </w:rPr>
+          <w:t>西1:13</w:t>
+        </w:r>
+      </w:hyperlink>
+      <w:r>
+        <w:rPr>
+          <w:lang w:val="zh_TW" w:bidi="zh_TW"/>
+        </w:rPr>
+        <w:t>）。</w:t>
       </w:r>
     </w:p>
     <w:p>
@@ -1090,18 +1518,90 @@
         <w:rPr>
           <w:lang w:val="zh_TW" w:bidi="zh_TW"/>
         </w:rPr>
-        <w:t>司法管理也是猶太會堂的一部分工作。違背律法和那些被認為違背猶太教做法的人會被帶到會堂的長老面前。在極端情況下，他們可能會將違背的人逐出會堂（見</w:t>
-      </w:r>
-      <w:hyperlink r:id="rId44">
-        <w:r>
-          <w:rPr>
-            <w:lang w:val="zh_TW" w:bidi="zh_TW"/>
-          </w:rPr>
-          <w:rPr>
-            <w:color w:val="0000EE"/>
-            <w:u w:val="single"/>
-          </w:rPr>
-          <w:t>約翰福音9:22、34–35</w:t>
+        <w:t>舊約先知常提到一個特別的時間，稱為「耶和華的日子」，並形容那日是極其黑暗的（</w:t>
+      </w:r>
+      <w:hyperlink r:id="rId69">
+        <w:r>
+          <w:rPr>
+            <w:lang w:val="zh_TW" w:bidi="zh_TW"/>
+          </w:rPr>
+          <w:rPr>
+            <w:color w:val="0000EE"/>
+            <w:u w:val="single"/>
+          </w:rPr>
+          <w:t>結32:8</w:t>
+        </w:r>
+      </w:hyperlink>
+      <w:r>
+        <w:rPr>
+          <w:lang w:val="zh_TW" w:bidi="zh_TW"/>
+        </w:rPr>
+        <w:t>；</w:t>
+      </w:r>
+      <w:hyperlink r:id="rId70">
+        <w:r>
+          <w:rPr>
+            <w:lang w:val="zh_TW" w:bidi="zh_TW"/>
+          </w:rPr>
+          <w:rPr>
+            <w:color w:val="0000EE"/>
+            <w:u w:val="single"/>
+          </w:rPr>
+          <w:t>珥2:2、31</w:t>
+        </w:r>
+      </w:hyperlink>
+      <w:r>
+        <w:rPr>
+          <w:lang w:val="zh_TW" w:bidi="zh_TW"/>
+        </w:rPr>
+        <w:t>；</w:t>
+      </w:r>
+      <w:hyperlink r:id="rId71">
+        <w:r>
+          <w:rPr>
+            <w:lang w:val="zh_TW" w:bidi="zh_TW"/>
+          </w:rPr>
+          <w:rPr>
+            <w:color w:val="0000EE"/>
+            <w:u w:val="single"/>
+          </w:rPr>
+          <w:t>摩5:18、20</w:t>
+        </w:r>
+      </w:hyperlink>
+      <w:r>
+        <w:rPr>
+          <w:lang w:val="zh_TW" w:bidi="zh_TW"/>
+        </w:rPr>
+        <w:t>；</w:t>
+      </w:r>
+      <w:hyperlink r:id="rId72">
+        <w:r>
+          <w:rPr>
+            <w:lang w:val="zh_TW" w:bidi="zh_TW"/>
+          </w:rPr>
+          <w:rPr>
+            <w:color w:val="0000EE"/>
+            <w:u w:val="single"/>
+          </w:rPr>
+          <w:t>番1:15</w:t>
+        </w:r>
+      </w:hyperlink>
+      <w:r>
+        <w:rPr>
+          <w:lang w:val="zh_TW" w:bidi="zh_TW"/>
+        </w:rPr>
+        <w:t>）。新約也提到這樣的黑暗，用來描述耶穌再來審判世界的時候（</w:t>
+      </w:r>
+      <w:hyperlink r:id="rId73">
+        <w:r>
+          <w:rPr>
+            <w:lang w:val="zh_TW" w:bidi="zh_TW"/>
+          </w:rPr>
+          <w:rPr>
+            <w:color w:val="0000EE"/>
+            <w:u w:val="single"/>
+          </w:rPr>
+          <w:t>太8:12</w:t>
         </w:r>
       </w:hyperlink>
       <w:r>
@@ -1110,34 +1610,34 @@
         </w:rPr>
         <w:t>，</w:t>
       </w:r>
-      <w:hyperlink r:id="rId45">
-        <w:r>
-          <w:rPr>
-            <w:lang w:val="zh_TW" w:bidi="zh_TW"/>
-          </w:rPr>
-          <w:rPr>
-            <w:color w:val="0000EE"/>
-            <w:u w:val="single"/>
-          </w:rPr>
-          <w:t>12:42</w:t>
-        </w:r>
-      </w:hyperlink>
-      <w:r>
-        <w:rPr>
-          <w:lang w:val="zh_TW" w:bidi="zh_TW"/>
-        </w:rPr>
-        <w:t>）或鞭打他。耶穌警告祂的門徒要準備好面對這兩種可能性（</w:t>
-      </w:r>
-      <w:hyperlink r:id="rId46">
-        <w:r>
-          <w:rPr>
-            <w:lang w:val="zh_TW" w:bidi="zh_TW"/>
-          </w:rPr>
-          <w:rPr>
-            <w:color w:val="0000EE"/>
-            <w:u w:val="single"/>
-          </w:rPr>
-          <w:t>馬太福音10:17</w:t>
+      <w:hyperlink r:id="rId74">
+        <w:r>
+          <w:rPr>
+            <w:lang w:val="zh_TW" w:bidi="zh_TW"/>
+          </w:rPr>
+          <w:rPr>
+            <w:color w:val="0000EE"/>
+            <w:u w:val="single"/>
+          </w:rPr>
+          <w:t>22:13</w:t>
+        </w:r>
+      </w:hyperlink>
+      <w:r>
+        <w:rPr>
+          <w:lang w:val="zh_TW" w:bidi="zh_TW"/>
+        </w:rPr>
+        <w:t>，</w:t>
+      </w:r>
+      <w:hyperlink r:id="rId75">
+        <w:r>
+          <w:rPr>
+            <w:lang w:val="zh_TW" w:bidi="zh_TW"/>
+          </w:rPr>
+          <w:rPr>
+            <w:color w:val="0000EE"/>
+            <w:u w:val="single"/>
+          </w:rPr>
+          <w:t>25:30</w:t>
         </w:r>
       </w:hyperlink>
       <w:r>
@@ -1146,82 +1646,142 @@
         </w:rPr>
         <w:t>；</w:t>
       </w:r>
-      <w:hyperlink r:id="rId47">
-        <w:r>
-          <w:rPr>
-            <w:lang w:val="zh_TW" w:bidi="zh_TW"/>
-          </w:rPr>
-          <w:rPr>
-            <w:color w:val="0000EE"/>
-            <w:u w:val="single"/>
-          </w:rPr>
-          <w:t>約翰福音16:2</w:t>
-        </w:r>
-      </w:hyperlink>
-      <w:r>
-        <w:rPr>
-          <w:lang w:val="zh_TW" w:bidi="zh_TW"/>
-        </w:rPr>
-        <w:t>）。掃羅逼迫基督徒，他持有寫給大馬士革會堂的信件，授予他逮捕基督徒並將他們捆綁帶到耶路撒冷的權柄（</w:t>
-      </w:r>
-      <w:hyperlink r:id="rId32">
-        <w:r>
-          <w:rPr>
-            <w:lang w:val="zh_TW" w:bidi="zh_TW"/>
-          </w:rPr>
-          <w:rPr>
-            <w:color w:val="0000EE"/>
-            <w:u w:val="single"/>
-          </w:rPr>
-          <w:t>使徒行傳9:2</w:t>
-        </w:r>
-      </w:hyperlink>
-      <w:r>
-        <w:rPr>
-          <w:lang w:val="zh_TW" w:bidi="zh_TW"/>
-        </w:rPr>
-        <w:t>）。在</w:t>
-      </w:r>
-      <w:hyperlink r:id="rId48">
-        <w:r>
-          <w:rPr>
-            <w:lang w:val="zh_TW" w:bidi="zh_TW"/>
-          </w:rPr>
-          <w:rPr>
-            <w:color w:val="0000EE"/>
-            <w:u w:val="single"/>
-          </w:rPr>
-          <w:t>使徒行傳二十二章19節</w:t>
-        </w:r>
-      </w:hyperlink>
-      <w:r>
-        <w:rPr>
-          <w:lang w:val="zh_TW" w:bidi="zh_TW"/>
-        </w:rPr>
-        <w:t>中，他提到把</w:t>
-      </w:r>
-      <w:r>
-        <w:rPr>
-          <w:lang w:val="zh_TW" w:bidi="zh_TW"/>
-        </w:rPr>
-        <w:t>人收在監裏，又在各會堂裏鞭打他們</w:t>
-      </w:r>
-      <w:r>
-        <w:rPr>
-          <w:lang w:val="zh_TW" w:bidi="zh_TW"/>
-        </w:rPr>
-        <w:t>。保羅本人在會堂中受鞭打三十九次（</w:t>
-      </w:r>
-      <w:hyperlink r:id="rId49">
-        <w:r>
-          <w:rPr>
-            <w:lang w:val="zh_TW" w:bidi="zh_TW"/>
-          </w:rPr>
-          <w:rPr>
-            <w:color w:val="0000EE"/>
-            <w:u w:val="single"/>
-          </w:rPr>
-          <w:t>哥林多後書11:24</w:t>
+      <w:hyperlink r:id="rId76">
+        <w:r>
+          <w:rPr>
+            <w:lang w:val="zh_TW" w:bidi="zh_TW"/>
+          </w:rPr>
+          <w:rPr>
+            <w:color w:val="0000EE"/>
+            <w:u w:val="single"/>
+          </w:rPr>
+          <w:t>彼後2:17</w:t>
+        </w:r>
+      </w:hyperlink>
+      <w:r>
+        <w:rPr>
+          <w:lang w:val="zh_TW" w:bidi="zh_TW"/>
+        </w:rPr>
+        <w:t>；</w:t>
+      </w:r>
+      <w:hyperlink r:id="rId77">
+        <w:r>
+          <w:rPr>
+            <w:lang w:val="zh_TW" w:bidi="zh_TW"/>
+          </w:rPr>
+          <w:rPr>
+            <w:color w:val="0000EE"/>
+            <w:u w:val="single"/>
+          </w:rPr>
+          <w:t>猶6、13</w:t>
+        </w:r>
+      </w:hyperlink>
+      <w:r>
+        <w:rPr>
+          <w:lang w:val="zh_TW" w:bidi="zh_TW"/>
+        </w:rPr>
+        <w:t>）。聖經說，人若認識神，就好像從黑暗進入光明（</w:t>
+      </w:r>
+      <w:hyperlink r:id="rId78">
+        <w:r>
+          <w:rPr>
+            <w:lang w:val="zh_TW" w:bidi="zh_TW"/>
+          </w:rPr>
+          <w:rPr>
+            <w:color w:val="0000EE"/>
+            <w:u w:val="single"/>
+          </w:rPr>
+          <w:t>賽9:2</w:t>
+        </w:r>
+      </w:hyperlink>
+      <w:r>
+        <w:rPr>
+          <w:lang w:val="zh_TW" w:bidi="zh_TW"/>
+        </w:rPr>
+        <w:t>，</w:t>
+      </w:r>
+      <w:hyperlink r:id="rId79">
+        <w:r>
+          <w:rPr>
+            <w:lang w:val="zh_TW" w:bidi="zh_TW"/>
+          </w:rPr>
+          <w:rPr>
+            <w:color w:val="0000EE"/>
+            <w:u w:val="single"/>
+          </w:rPr>
+          <w:t>29:18</w:t>
+        </w:r>
+      </w:hyperlink>
+      <w:r>
+        <w:rPr>
+          <w:lang w:val="zh_TW" w:bidi="zh_TW"/>
+        </w:rPr>
+        <w:t>，</w:t>
+      </w:r>
+      <w:hyperlink r:id="rId80">
+        <w:r>
+          <w:rPr>
+            <w:lang w:val="zh_TW" w:bidi="zh_TW"/>
+          </w:rPr>
+          <w:rPr>
+            <w:color w:val="0000EE"/>
+            <w:u w:val="single"/>
+          </w:rPr>
+          <w:t>42:7</w:t>
+        </w:r>
+      </w:hyperlink>
+      <w:r>
+        <w:rPr>
+          <w:lang w:val="zh_TW" w:bidi="zh_TW"/>
+        </w:rPr>
+        <w:t>）。黑暗不能成為人躲避神的地方（</w:t>
+      </w:r>
+      <w:hyperlink r:id="rId81">
+        <w:r>
+          <w:rPr>
+            <w:lang w:val="zh_TW" w:bidi="zh_TW"/>
+          </w:rPr>
+          <w:rPr>
+            <w:color w:val="0000EE"/>
+            <w:u w:val="single"/>
+          </w:rPr>
+          <w:t>伯34:22</w:t>
+        </w:r>
+      </w:hyperlink>
+      <w:r>
+        <w:rPr>
+          <w:lang w:val="zh_TW" w:bidi="zh_TW"/>
+        </w:rPr>
+        <w:t>；</w:t>
+      </w:r>
+      <w:hyperlink r:id="rId82">
+        <w:r>
+          <w:rPr>
+            <w:lang w:val="zh_TW" w:bidi="zh_TW"/>
+          </w:rPr>
+          <w:rPr>
+            <w:color w:val="0000EE"/>
+            <w:u w:val="single"/>
+          </w:rPr>
+          <w:t>詩139:11–12</w:t>
+        </w:r>
+      </w:hyperlink>
+      <w:r>
+        <w:rPr>
+          <w:lang w:val="zh_TW" w:bidi="zh_TW"/>
+        </w:rPr>
+        <w:t>；</w:t>
+      </w:r>
+      <w:hyperlink r:id="rId83">
+        <w:r>
+          <w:rPr>
+            <w:lang w:val="zh_TW" w:bidi="zh_TW"/>
+          </w:rPr>
+          <w:rPr>
+            <w:color w:val="0000EE"/>
+            <w:u w:val="single"/>
+          </w:rPr>
+          <w:t>賽29:15</w:t>
         </w:r>
       </w:hyperlink>
       <w:r>
@@ -1229,17 +1789,6 @@
           <w:lang w:val="zh_TW" w:bidi="zh_TW"/>
         </w:rPr>
         <w:t>）。</w:t>
-      </w:r>
-    </w:p>
-    <w:p>
-      <w:pPr>
-        <w:pStyle w:val="Heading3"/>
-      </w:pPr>
-      <w:r>
-        <w:rPr>
-          <w:lang w:val="zh_TW" w:bidi="zh_TW"/>
-        </w:rPr>
-        <w:t>教導律法</w:t>
       </w:r>
     </w:p>
     <w:p>
@@ -1251,178 +1800,6 @@
       </w:r>
       <w:r>
         <w:rPr>
-          <w:lang w:val="zh_TW" w:bidi="zh_TW"/>
-        </w:rPr>
-        <w:t>誦讀律法在猶太會堂的崇拜中具有核心意義。教導人們律法，尤其是教導孩子，與猶太會堂密不可分。在猶太會堂的建築中或學校裡都可能會教導律法。</w:t>
-      </w:r>
-    </w:p>
-    <w:p>
-      <w:pPr>
-        <w:pStyle w:val="Heading3"/>
-      </w:pPr>
-      <w:r>
-        <w:rPr>
-          <w:lang w:val="zh_TW" w:bidi="zh_TW"/>
-        </w:rPr>
-        <w:t>組織結構</w:t>
-      </w:r>
-    </w:p>
-    <w:p>
-      <w:pPr/>
-      <w:r>
-        <w:rPr>
-          <w:lang w:val="zh_TW" w:bidi="zh_TW"/>
-        </w:rPr>
-      </w:r>
-      <w:r>
-        <w:rPr>
-          <w:lang w:val="zh_TW" w:bidi="zh_TW"/>
-        </w:rPr>
-        <w:t>新約特別提到（比如，</w:t>
-      </w:r>
-      <w:hyperlink r:id="rId50">
-        <w:r>
-          <w:rPr>
-            <w:lang w:val="zh_TW" w:bidi="zh_TW"/>
-          </w:rPr>
-          <w:rPr>
-            <w:color w:val="0000EE"/>
-            <w:u w:val="single"/>
-          </w:rPr>
-          <w:t>馬可福音5:22</w:t>
-        </w:r>
-      </w:hyperlink>
-      <w:r>
-        <w:rPr>
-          <w:lang w:val="zh_TW" w:bidi="zh_TW"/>
-        </w:rPr>
-        <w:t>；</w:t>
-      </w:r>
-      <w:hyperlink r:id="rId51">
-        <w:r>
-          <w:rPr>
-            <w:lang w:val="zh_TW" w:bidi="zh_TW"/>
-          </w:rPr>
-          <w:rPr>
-            <w:color w:val="0000EE"/>
-            <w:u w:val="single"/>
-          </w:rPr>
-          <w:t>路加福音13:14</w:t>
-        </w:r>
-      </w:hyperlink>
-      <w:r>
-        <w:rPr>
-          <w:lang w:val="zh_TW" w:bidi="zh_TW"/>
-        </w:rPr>
-        <w:t>；</w:t>
-      </w:r>
-      <w:hyperlink r:id="rId52">
-        <w:r>
-          <w:rPr>
-            <w:lang w:val="zh_TW" w:bidi="zh_TW"/>
-          </w:rPr>
-          <w:rPr>
-            <w:color w:val="0000EE"/>
-            <w:u w:val="single"/>
-          </w:rPr>
-          <w:t>使徒行傳18:8</w:t>
-        </w:r>
-      </w:hyperlink>
-      <w:r>
-        <w:rPr>
-          <w:lang w:val="zh_TW" w:bidi="zh_TW"/>
-        </w:rPr>
-        <w:t>、</w:t>
-      </w:r>
-      <w:hyperlink r:id="rId53">
-        <w:r>
-          <w:rPr>
-            <w:lang w:val="zh_TW" w:bidi="zh_TW"/>
-          </w:rPr>
-          <w:rPr>
-            <w:color w:val="0000EE"/>
-            <w:u w:val="single"/>
-          </w:rPr>
-          <w:t>17</w:t>
-        </w:r>
-      </w:hyperlink>
-      <w:r>
-        <w:rPr>
-          <w:lang w:val="zh_TW" w:bidi="zh_TW"/>
-        </w:rPr>
-        <w:t>）猶太會堂中的兩個職位：「管會堂的」，負責次序以及選擇經文的誦讀者；以及執事（</w:t>
-      </w:r>
-      <w:hyperlink r:id="rId54">
-        <w:r>
-          <w:rPr>
-            <w:lang w:val="zh_TW" w:bidi="zh_TW"/>
-          </w:rPr>
-          <w:rPr>
-            <w:color w:val="0000EE"/>
-            <w:u w:val="single"/>
-          </w:rPr>
-          <w:t>路加福音4:20</w:t>
-        </w:r>
-      </w:hyperlink>
-      <w:r>
-        <w:rPr>
-          <w:lang w:val="zh_TW" w:bidi="zh_TW"/>
-        </w:rPr>
-        <w:t>），負責拿出和收起經文書卷，並對不守規矩的學生施以體罰。後來，還有一位被任命為禱告的領袖。</w:t>
-      </w:r>
-    </w:p>
-    <w:p>
-      <w:pPr>
-        <w:pStyle w:val="Heading3"/>
-      </w:pPr>
-      <w:r>
-        <w:rPr>
-          <w:lang w:val="zh_TW" w:bidi="zh_TW"/>
-        </w:rPr>
-        <w:t>建築</w:t>
-      </w:r>
-    </w:p>
-    <w:p>
-      <w:pPr/>
-      <w:r>
-        <w:rPr>
-          <w:lang w:val="zh_TW" w:bidi="zh_TW"/>
-        </w:rPr>
-      </w:r>
-      <w:r>
-        <w:rPr>
-          <w:lang w:val="zh_TW" w:bidi="zh_TW"/>
-        </w:rPr>
-        <w:t>在建築結構上，猶太會堂是仿照聖殿而建的。它通常建在高地上，並且建造的結構使人們可以面向耶路撒冷的方向坐著。有一個可移動的箱子用來放置律法書和先知書的書卷，還有一個平台用於誦讀經文和講論。男女會分開坐。文士喜愛「高位」，面向人群（</w:t>
-      </w:r>
-      <w:hyperlink r:id="rId55">
-        <w:r>
-          <w:rPr>
-            <w:lang w:val="zh_TW" w:bidi="zh_TW"/>
-          </w:rPr>
-          <w:rPr>
-            <w:color w:val="0000EE"/>
-            <w:u w:val="single"/>
-          </w:rPr>
-          <w:t>馬可福音12:39</w:t>
-        </w:r>
-      </w:hyperlink>
-      <w:r>
-        <w:rPr>
-          <w:lang w:val="zh_TW" w:bidi="zh_TW"/>
-        </w:rPr>
-        <w:t>）。許多會堂裝飾著葡萄葉、七枝燈台、逾越節的羔羊和盛嗎哪的罐子。早期的會堂還有一個革尼匝（genizah），即一個地下室或閣樓，用來存放磨損的書卷，因為它們記載了神的名字，太過神聖而不能被銷毀。</w:t>
-      </w:r>
-    </w:p>
-    <w:p>
-      <w:pPr/>
-      <w:r>
-        <w:rPr>
-          <w:lang w:val="zh_TW" w:bidi="zh_TW"/>
-        </w:rPr>
-      </w:r>
-      <w:r>
-        <w:rPr>
           <w:i/>
           <w:lang w:val="zh_TW" w:bidi="zh_TW"/>
         </w:rPr>
@@ -1432,25 +1809,7 @@
         <w:rPr>
           <w:lang w:val="zh_TW" w:bidi="zh_TW"/>
         </w:rPr>
-        <w:t xml:space="preserve"> </w:t>
-      </w:r>
-      <w:r>
-        <w:rPr>
-          <w:lang w:val="zh_TW" w:bidi="zh_TW"/>
-        </w:rPr>
-        <w:t>猶太教</w:t>
-      </w:r>
-      <w:r>
-        <w:rPr>
-          <w:lang w:val="zh_TW" w:bidi="zh_TW"/>
-        </w:rPr>
-        <w:t>；</w:t>
-      </w:r>
-      <w:r>
-        <w:rPr>
-          <w:lang w:val="zh_TW" w:bidi="zh_TW"/>
-        </w:rPr>
-        <w:t>管會堂的</w:t>
+        <w:t>光</w:t>
       </w:r>
       <w:r>
         <w:rPr>

--- a/zht/docx/052.content.docx
+++ b/zht/docx/052.content.docx
@@ -19,7 +19,7 @@
         <w:rPr>
           <w:lang w:val="zh_TW" w:bidi="zh_TW"/>
         </w:rPr>
-        <w:t>Resource: 聖經詞典 (Tyndale)</w:t>
+        <w:t>Resource: Tyndale Open Bible Dictionary</w:t>
       </w:r>
       <w:r>
         <w:rPr>
@@ -112,7 +112,7 @@
         <w:rPr>
           <w:lang w:val="zh_TW" w:bidi="zh_TW"/>
         </w:rPr>
-        <w:t>聖經詞典 (Tyndale)</w:t>
+        <w:t>Tyndale Open Bible Dictionary</w:t>
       </w:r>
     </w:p>
     <w:p>
@@ -149,7 +149,7 @@
         <w:rPr>
           <w:lang w:val="zh_TW" w:bidi="zh_TW"/>
         </w:rPr>
-        <w:t>hei</w:t>
+        <w:t>hai</w:t>
       </w:r>
       <w:r>
         <w:rPr>
@@ -212,7 +212,7 @@
         <w:rPr>
           <w:lang w:val="zh_TW" w:bidi="zh_TW"/>
         </w:rPr>
-        <w:t>黑暗</w:t>
+        <w:t>海</w:t>
       </w:r>
       <w:r>
         <w:rPr>
@@ -231,18 +231,7 @@
         <w:rPr>
           <w:lang w:val="zh_TW" w:bidi="zh_TW"/>
         </w:rPr>
-        <w:t>缺乏光或光明。在聖經中，「黑暗」一詞通常帶有象徵意義，不僅僅是指沒有光的地方。</w:t>
-      </w:r>
-    </w:p>
-    <w:p>
-      <w:pPr>
-        <w:pStyle w:val="Heading3"/>
-      </w:pPr>
-      <w:r>
-        <w:rPr>
-          <w:lang w:val="zh_TW" w:bidi="zh_TW"/>
-        </w:rPr>
-        <w:t>聖經中字面意義上的黑暗</w:t>
+        <w:t>覆蓋地球廣大範圍的巨大鹹水體。</w:t>
       </w:r>
     </w:p>
     <w:p>
@@ -256,7 +245,7 @@
         <w:rPr>
           <w:lang w:val="zh_TW" w:bidi="zh_TW"/>
         </w:rPr>
-        <w:t>在創造故事中，神首先創造了沒有光的世界。然後神命令光出現，分開光與黑暗。祂稱黑暗為「夜」（</w:t>
+        <w:t>聖經一開始就提到海。在</w:t>
       </w:r>
       <w:hyperlink r:id="rId13">
         <w:r>
@@ -267,14 +256,14 @@
             <w:color w:val="0000EE"/>
             <w:u w:val="single"/>
           </w:rPr>
-          <w:t>創1:2、4–5、18</w:t>
+          <w:t>創世記一章1至2節</w:t>
         </w:r>
       </w:hyperlink>
       <w:r>
         <w:rPr>
           <w:lang w:val="zh_TW" w:bidi="zh_TW"/>
         </w:rPr>
-        <w:t>）。在字面上的黑暗也出現在埃及的十災之中，第九災是人能「感覺」得到的黑暗（</w:t>
+        <w:t>中，我們讀到起初一切都是混沌、空虛和黑暗的，「神的靈運行在水面上。」隨著神的話語，從混沌中產生了秩序。</w:t>
       </w:r>
       <w:hyperlink r:id="rId14">
         <w:r>
@@ -285,14 +274,14 @@
             <w:color w:val="0000EE"/>
             <w:u w:val="single"/>
           </w:rPr>
-          <w:t>出10:21–23</w:t>
+          <w:t>詩篇二十九篇</w:t>
         </w:r>
       </w:hyperlink>
       <w:r>
         <w:rPr>
           <w:lang w:val="zh_TW" w:bidi="zh_TW"/>
         </w:rPr>
-        <w:t>）。黑暗持續了三天，僅影響埃及人；無論埃及人在哪裡，所見都是黑暗，但以色列人居住的地方卻仍然有光。以色列人出埃及時，雲彩為以色列人發光，卻使埃及人陷入黑暗（</w:t>
+        <w:t>讚美了這一點。從</w:t>
       </w:r>
       <w:hyperlink r:id="rId15">
         <w:r>
@@ -303,14 +292,14 @@
             <w:color w:val="0000EE"/>
             <w:u w:val="single"/>
           </w:rPr>
-          <w:t>出14:20</w:t>
+          <w:t>創世記第一章</w:t>
         </w:r>
       </w:hyperlink>
       <w:r>
         <w:rPr>
           <w:lang w:val="zh_TW" w:bidi="zh_TW"/>
         </w:rPr>
-        <w:t>）。聖經也提到，盜賊與淫婦都在黑暗或夜間行惡（</w:t>
+        <w:t>的創造記載中，有兩個重點值得注意：（1）海，像天地間的萬物一樣，是由神創造的；（2）神的話語分開了海與陸地。這兩點在聖經中以多種方式加以展現。</w:t>
       </w:r>
       <w:hyperlink r:id="rId16">
         <w:r>
@@ -321,28 +310,14 @@
             <w:color w:val="0000EE"/>
             <w:u w:val="single"/>
           </w:rPr>
-          <w:t>伯24:16–17</w:t>
+          <w:t>詩篇三十三篇7節</w:t>
         </w:r>
       </w:hyperlink>
       <w:r>
         <w:rPr>
           <w:lang w:val="zh_TW" w:bidi="zh_TW"/>
         </w:rPr>
-        <w:t>）。</w:t>
-      </w:r>
-    </w:p>
-    <w:p>
-      <w:pPr/>
-      <w:r>
-        <w:rPr>
-          <w:lang w:val="zh_TW" w:bidi="zh_TW"/>
-        </w:rPr>
-      </w:r>
-      <w:r>
-        <w:rPr>
-          <w:lang w:val="zh_TW" w:bidi="zh_TW"/>
-        </w:rPr>
-        <w:t>新約僅有兩次提到字面上的黑暗（不是象徵性的黑暗）。第一次是耶穌被釘十字架時，從正午到下午三時，全地被黑暗遮蓋了三小時（</w:t>
+        <w:t>說到：「他聚集海水如壘， 收藏深洋在庫房。」神設立海洋和陸地的界限，並在祂對約伯的話中生動地表達出來：「海水衝出，如出胎胞， 那時誰將它關閉呢……為它定界限， 又安門和閂，說：你只可到這裡，不可越過； 你狂傲的浪要到此止住。」（</w:t>
       </w:r>
       <w:hyperlink r:id="rId17">
         <w:r>
@@ -353,14 +328,28 @@
             <w:color w:val="0000EE"/>
             <w:u w:val="single"/>
           </w:rPr>
-          <w:t>太27:45</w:t>
+          <w:t>伯38:8–11</w:t>
         </w:r>
       </w:hyperlink>
       <w:r>
         <w:rPr>
           <w:lang w:val="zh_TW" w:bidi="zh_TW"/>
         </w:rPr>
-        <w:t>；</w:t>
+        <w:t>）。</w:t>
+      </w:r>
+    </w:p>
+    <w:p>
+      <w:pPr/>
+      <w:r>
+        <w:rPr>
+          <w:lang w:val="zh_TW" w:bidi="zh_TW"/>
+        </w:rPr>
+      </w:r>
+      <w:r>
+        <w:rPr>
+          <w:lang w:val="zh_TW" w:bidi="zh_TW"/>
+        </w:rPr>
+        <w:t>聖經描述神對海的掌控時說，神「步行在海浪之上」（</w:t>
       </w:r>
       <w:hyperlink r:id="rId18">
         <w:r>
@@ -371,14 +360,26 @@
             <w:color w:val="0000EE"/>
             <w:u w:val="single"/>
           </w:rPr>
-          <w:t>可15:33</w:t>
+          <w:t>伯9:8</w:t>
         </w:r>
       </w:hyperlink>
       <w:r>
         <w:rPr>
           <w:lang w:val="zh_TW" w:bidi="zh_TW"/>
         </w:rPr>
-        <w:t>；</w:t>
+        <w:t>）。因此，在</w:t>
+      </w:r>
+      <w:r>
+        <w:rPr>
+          <w:lang w:val="zh_TW" w:bidi="zh_TW"/>
+        </w:rPr>
+        <w:t>神-人（God-man）</w:t>
+      </w:r>
+      <w:r>
+        <w:rPr>
+          <w:lang w:val="zh_TW" w:bidi="zh_TW"/>
+        </w:rPr>
+        <w:t>耶穌在地上的生活中，祂在海上行走（</w:t>
       </w:r>
       <w:hyperlink r:id="rId19">
         <w:r>
@@ -389,26 +390,14 @@
             <w:color w:val="0000EE"/>
             <w:u w:val="single"/>
           </w:rPr>
-          <w:t>路23:44</w:t>
+          <w:t>可6:48</w:t>
         </w:r>
       </w:hyperlink>
       <w:r>
         <w:rPr>
           <w:lang w:val="zh_TW" w:bidi="zh_TW"/>
         </w:rPr>
-        <w:t>）。第二次是在基督再來的時候，「</w:t>
-      </w:r>
-      <w:r>
-        <w:rPr>
-          <w:lang w:val="zh_TW" w:bidi="zh_TW"/>
-        </w:rPr>
-        <w:t>日頭就變黑了， 月亮也不放光</w:t>
-      </w:r>
-      <w:r>
-        <w:rPr>
-          <w:lang w:val="zh_TW" w:bidi="zh_TW"/>
-        </w:rPr>
-        <w:t>」（</w:t>
+        <w:t>）。祂也平息風浪，使門徒驚訝地問：「這到底是誰，連風和海也聽從他了。」（</w:t>
       </w:r>
       <w:hyperlink r:id="rId20">
         <w:r>
@@ -419,7 +408,7 @@
             <w:color w:val="0000EE"/>
             <w:u w:val="single"/>
           </w:rPr>
-          <w:t>太24:29</w:t>
+          <w:t>可4:41</w:t>
         </w:r>
       </w:hyperlink>
       <w:r>
@@ -427,17 +416,6 @@
           <w:lang w:val="zh_TW" w:bidi="zh_TW"/>
         </w:rPr>
         <w:t>）。</w:t>
-      </w:r>
-    </w:p>
-    <w:p>
-      <w:pPr>
-        <w:pStyle w:val="Heading3"/>
-      </w:pPr>
-      <w:r>
-        <w:rPr>
-          <w:lang w:val="zh_TW" w:bidi="zh_TW"/>
-        </w:rPr>
-        <w:t>神掌管光明與黑暗</w:t>
       </w:r>
     </w:p>
     <w:p>
@@ -451,19 +429,7 @@
         <w:rPr>
           <w:lang w:val="zh_TW" w:bidi="zh_TW"/>
         </w:rPr>
-        <w:t>聖經有多處提到黑暗圍繞著神，一開始只是指缺乏光，但後來逐漸延伸出更深的意義。神在西奈山上，</w:t>
-      </w:r>
-      <w:r>
-        <w:rPr>
-          <w:lang w:val="zh_TW" w:bidi="zh_TW"/>
-        </w:rPr>
-        <w:t>幽暗之中</w:t>
-      </w:r>
-      <w:r>
-        <w:rPr>
-          <w:lang w:val="zh_TW" w:bidi="zh_TW"/>
-        </w:rPr>
-        <w:t>向摩西說話（</w:t>
+        <w:t>希伯來人對海及其力量抱有敬畏之心。或許因為缺乏良好的天然港口，以及他們在大部分歷史中未能控制海岸線，他們不像腓尼基人那樣是一個航海的民族。直到所羅門王時期，才提到他們擁有自己的艦隊（</w:t>
       </w:r>
       <w:hyperlink r:id="rId21">
         <w:r>
@@ -474,14 +440,14 @@
             <w:color w:val="0000EE"/>
             <w:u w:val="single"/>
           </w:rPr>
-          <w:t>出20:21</w:t>
+          <w:t>王上9:26</w:t>
         </w:r>
       </w:hyperlink>
       <w:r>
         <w:rPr>
           <w:lang w:val="zh_TW" w:bidi="zh_TW"/>
         </w:rPr>
-        <w:t>；</w:t>
+        <w:t>）。動盪的海對他們來說是惡人的象徵（</w:t>
       </w:r>
       <w:hyperlink r:id="rId22">
         <w:r>
@@ -492,14 +458,14 @@
             <w:color w:val="0000EE"/>
             <w:u w:val="single"/>
           </w:rPr>
-          <w:t>申4:11</w:t>
+          <w:t>賽57:20</w:t>
         </w:r>
       </w:hyperlink>
       <w:r>
         <w:rPr>
           <w:lang w:val="zh_TW" w:bidi="zh_TW"/>
         </w:rPr>
-        <w:t>），或是從黑暗中說話（</w:t>
+        <w:t>）。「好像多水滔滔」（</w:t>
       </w:r>
       <w:hyperlink r:id="rId23">
         <w:r>
@@ -510,26 +476,14 @@
             <w:color w:val="0000EE"/>
             <w:u w:val="single"/>
           </w:rPr>
-          <w:t>申5:23</w:t>
+          <w:t>賽17:13</w:t>
         </w:r>
       </w:hyperlink>
       <w:r>
         <w:rPr>
           <w:lang w:val="zh_TW" w:bidi="zh_TW"/>
         </w:rPr>
-        <w:t>）。黑暗又被描述為神的</w:t>
-      </w:r>
-      <w:r>
-        <w:rPr>
-          <w:lang w:val="zh_TW" w:bidi="zh_TW"/>
-        </w:rPr>
-        <w:t>藏身之處和行宮</w:t>
-      </w:r>
-      <w:r>
-        <w:rPr>
-          <w:lang w:val="zh_TW" w:bidi="zh_TW"/>
-        </w:rPr>
-        <w:t>（</w:t>
+        <w:t>）或「海浪匉訇」（</w:t>
       </w:r>
       <w:hyperlink r:id="rId24">
         <w:r>
@@ -540,14 +494,14 @@
             <w:color w:val="0000EE"/>
             <w:u w:val="single"/>
           </w:rPr>
-          <w:t>撒下22:12</w:t>
+          <w:t>5:30</w:t>
         </w:r>
       </w:hyperlink>
       <w:r>
         <w:rPr>
           <w:lang w:val="zh_TW" w:bidi="zh_TW"/>
         </w:rPr>
-        <w:t>；</w:t>
+        <w:t>）使他們聯想到強大的力量，對人類能造成難以估量的傷害。在</w:t>
       </w:r>
       <w:hyperlink r:id="rId25">
         <w:r>
@@ -558,14 +512,14 @@
             <w:color w:val="0000EE"/>
             <w:u w:val="single"/>
           </w:rPr>
-          <w:t>詩18:11</w:t>
+          <w:t>但以理書七章3節</w:t>
         </w:r>
       </w:hyperlink>
       <w:r>
         <w:rPr>
           <w:lang w:val="zh_TW" w:bidi="zh_TW"/>
         </w:rPr>
-        <w:t>，</w:t>
+        <w:t>和</w:t>
       </w:r>
       <w:hyperlink r:id="rId26">
         <w:r>
@@ -576,14 +530,14 @@
             <w:color w:val="0000EE"/>
             <w:u w:val="single"/>
           </w:rPr>
-          <w:t>97:2</w:t>
+          <w:t>啟示錄十三章1節</w:t>
         </w:r>
       </w:hyperlink>
       <w:r>
         <w:rPr>
           <w:lang w:val="zh_TW" w:bidi="zh_TW"/>
         </w:rPr>
-        <w:t>）。</w:t>
+        <w:t>中，那些敵對神的權勢被描述為從海中上來的獸。</w:t>
       </w:r>
     </w:p>
     <w:p>
@@ -597,25 +551,7 @@
         <w:rPr>
           <w:lang w:val="zh_TW" w:bidi="zh_TW"/>
         </w:rPr>
-        <w:t>神掌管光明與黑暗：</w:t>
-      </w:r>
-    </w:p>
-    <w:p>
-      <w:pPr>
-        <w:pStyle w:val="ListBullet"/>
-        <w:spacing w:line="240" w:lineRule="auto"/>
-        <w:ind w:left="720"/>
-      </w:pPr>
-      <w:r>
-        <w:rPr>
-          <w:lang w:val="zh_TW" w:bidi="zh_TW"/>
-        </w:rPr>
-      </w:r>
-      <w:r>
-        <w:rPr>
-          <w:lang w:val="zh_TW" w:bidi="zh_TW"/>
-        </w:rPr>
-        <w:t>神掌管光明和黑暗的界線（</w:t>
+        <w:t>然而，正如所述，神掌管海洋。祂能拯救那些信靠祂的人「從大水中拉上來」（</w:t>
       </w:r>
       <w:hyperlink r:id="rId27">
         <w:r>
@@ -626,32 +562,14 @@
             <w:color w:val="0000EE"/>
             <w:u w:val="single"/>
           </w:rPr>
-          <w:t>伯26:10</w:t>
+          <w:t>詩18:16），</w:t>
         </w:r>
       </w:hyperlink>
       <w:r>
         <w:rPr>
           <w:lang w:val="zh_TW" w:bidi="zh_TW"/>
         </w:rPr>
-        <w:t>）。</w:t>
-      </w:r>
-    </w:p>
-    <w:p>
-      <w:pPr>
-        <w:pStyle w:val="ListBullet"/>
-        <w:spacing w:line="240" w:lineRule="auto"/>
-        <w:ind w:left="720"/>
-      </w:pPr>
-      <w:r>
-        <w:rPr>
-          <w:lang w:val="zh_TW" w:bidi="zh_TW"/>
-        </w:rPr>
-      </w:r>
-      <w:r>
-        <w:rPr>
-          <w:lang w:val="zh_TW" w:bidi="zh_TW"/>
-        </w:rPr>
-        <w:t>神使黑暗來臨（</w:t>
+        <w:t>並保護那些在海上航行的人（</w:t>
       </w:r>
       <w:hyperlink r:id="rId28">
         <w:r>
@@ -662,14 +580,14 @@
             <w:color w:val="0000EE"/>
             <w:u w:val="single"/>
           </w:rPr>
-          <w:t>詩104:20</w:t>
+          <w:t>107:23–31）</w:t>
         </w:r>
       </w:hyperlink>
       <w:r>
         <w:rPr>
           <w:lang w:val="zh_TW" w:bidi="zh_TW"/>
         </w:rPr>
-        <w:t>，</w:t>
+        <w:t>。人們總是記得神曾在海中開出一條道路，讓他們出埃及時通過（</w:t>
       </w:r>
       <w:hyperlink r:id="rId29">
         <w:r>
@@ -680,32 +598,14 @@
             <w:color w:val="0000EE"/>
             <w:u w:val="single"/>
           </w:rPr>
-          <w:t>105:28</w:t>
+          <w:t>出15:19）</w:t>
         </w:r>
       </w:hyperlink>
       <w:r>
         <w:rPr>
           <w:lang w:val="zh_TW" w:bidi="zh_TW"/>
         </w:rPr>
-        <w:t>）。</w:t>
-      </w:r>
-    </w:p>
-    <w:p>
-      <w:pPr>
-        <w:pStyle w:val="ListBullet"/>
-        <w:spacing w:line="240" w:lineRule="auto"/>
-        <w:ind w:left="720"/>
-      </w:pPr>
-      <w:r>
-        <w:rPr>
-          <w:lang w:val="zh_TW" w:bidi="zh_TW"/>
-        </w:rPr>
-      </w:r>
-      <w:r>
-        <w:rPr>
-          <w:lang w:val="zh_TW" w:bidi="zh_TW"/>
-        </w:rPr>
-        <w:t>神造光和暗（</w:t>
+        <w:t>。詩篇作者（</w:t>
       </w:r>
       <w:hyperlink r:id="rId30">
         <w:r>
@@ -716,29 +616,9 @@
             <w:color w:val="0000EE"/>
             <w:u w:val="single"/>
           </w:rPr>
-          <w:t>賽45:7</w:t>
+          <w:t>詩74:13，</w:t>
         </w:r>
       </w:hyperlink>
-      <w:r>
-        <w:rPr>
-          <w:lang w:val="zh_TW" w:bidi="zh_TW"/>
-        </w:rPr>
-        <w:t>）。</w:t>
-      </w:r>
-    </w:p>
-    <w:p>
-      <w:pPr/>
-      <w:r>
-        <w:rPr>
-          <w:lang w:val="zh_TW" w:bidi="zh_TW"/>
-        </w:rPr>
-      </w:r>
-      <w:r>
-        <w:rPr>
-          <w:lang w:val="zh_TW" w:bidi="zh_TW"/>
-        </w:rPr>
-        <w:t>聖經也說神住在幽暗之處（</w:t>
-      </w:r>
       <w:hyperlink r:id="rId31">
         <w:r>
           <w:rPr>
@@ -748,15 +628,9 @@
             <w:color w:val="0000EE"/>
             <w:u w:val="single"/>
           </w:rPr>
-          <w:t>王上8:12</w:t>
+          <w:t>77:16，</w:t>
         </w:r>
       </w:hyperlink>
-      <w:r>
-        <w:rPr>
-          <w:lang w:val="zh_TW" w:bidi="zh_TW"/>
-        </w:rPr>
-        <w:t>；</w:t>
-      </w:r>
       <w:hyperlink r:id="rId32">
         <w:r>
           <w:rPr>
@@ -766,27 +640,9 @@
             <w:color w:val="0000EE"/>
             <w:u w:val="single"/>
           </w:rPr>
-          <w:t>代下6:1</w:t>
+          <w:t>78:13，</w:t>
         </w:r>
       </w:hyperlink>
-      <w:r>
-        <w:rPr>
-          <w:lang w:val="zh_TW" w:bidi="zh_TW"/>
-        </w:rPr>
-        <w:t>）。</w:t>
-      </w:r>
-      <w:r>
-        <w:rPr>
-          <w:lang w:val="zh_TW" w:bidi="zh_TW"/>
-        </w:rPr>
-        <w:t>黑雲</w:t>
-      </w:r>
-      <w:r>
-        <w:rPr>
-          <w:lang w:val="zh_TW" w:bidi="zh_TW"/>
-        </w:rPr>
-        <w:t>在祂腳下（</w:t>
-      </w:r>
       <w:hyperlink r:id="rId33">
         <w:r>
           <w:rPr>
@@ -796,14 +652,14 @@
             <w:color w:val="0000EE"/>
             <w:u w:val="single"/>
           </w:rPr>
-          <w:t>撒下22:10</w:t>
+          <w:t>106:9）</w:t>
         </w:r>
       </w:hyperlink>
       <w:r>
         <w:rPr>
           <w:lang w:val="zh_TW" w:bidi="zh_TW"/>
         </w:rPr>
-        <w:t>；</w:t>
+        <w:t>和先知們（例如</w:t>
       </w:r>
       <w:hyperlink r:id="rId34">
         <w:r>
@@ -814,1002 +670,51 @@
             <w:color w:val="0000EE"/>
             <w:u w:val="single"/>
           </w:rPr>
-          <w:t>詩18:9</w:t>
+          <w:t>賽43:16–17）</w:t>
         </w:r>
       </w:hyperlink>
       <w:r>
         <w:rPr>
           <w:lang w:val="zh_TW" w:bidi="zh_TW"/>
         </w:rPr>
-        <w:t>）。</w:t>
-      </w:r>
-    </w:p>
-    <w:p>
-      <w:pPr>
-        <w:pStyle w:val="Heading3"/>
-      </w:pPr>
-      <w:r>
-        <w:rPr>
-          <w:lang w:val="zh_TW" w:bidi="zh_TW"/>
-        </w:rPr>
-        <w:t>黑暗的象徵意義</w:t>
-      </w:r>
-    </w:p>
-    <w:p>
-      <w:pPr/>
-      <w:r>
-        <w:rPr>
-          <w:lang w:val="zh_TW" w:bidi="zh_TW"/>
-        </w:rPr>
-      </w:r>
-      <w:r>
-        <w:rPr>
-          <w:lang w:val="zh_TW" w:bidi="zh_TW"/>
-        </w:rPr>
-        <w:t>聖經經常使用「黑暗」象徵上的意義，特別是在約伯記、詩篇和以賽亞書等詩詞中。當聖經這樣使用黑暗時，通常表示人不明白神的旨意。聖經用光與黑暗來解釋一個重要真理：當人認識神，就好像有光；當人不認識神，就好像在黑暗中（</w:t>
-      </w:r>
-      <w:hyperlink r:id="rId35">
-        <w:r>
-          <w:rPr>
-            <w:lang w:val="zh_TW" w:bidi="zh_TW"/>
-          </w:rPr>
-          <w:rPr>
-            <w:color w:val="0000EE"/>
-            <w:u w:val="single"/>
-          </w:rPr>
-          <w:t>伯12:24–25</w:t>
-        </w:r>
-      </w:hyperlink>
-      <w:r>
-        <w:rPr>
-          <w:lang w:val="zh_TW" w:bidi="zh_TW"/>
-        </w:rPr>
-        <w:t>；</w:t>
-      </w:r>
-      <w:hyperlink r:id="rId36">
-        <w:r>
-          <w:rPr>
-            <w:lang w:val="zh_TW" w:bidi="zh_TW"/>
-          </w:rPr>
-          <w:rPr>
-            <w:color w:val="0000EE"/>
-            <w:u w:val="single"/>
-          </w:rPr>
-          <w:t>太4:16</w:t>
-        </w:r>
-      </w:hyperlink>
-      <w:r>
-        <w:rPr>
-          <w:lang w:val="zh_TW" w:bidi="zh_TW"/>
-        </w:rPr>
-        <w:t>；</w:t>
-      </w:r>
-      <w:hyperlink r:id="rId37">
-        <w:r>
-          <w:rPr>
-            <w:lang w:val="zh_TW" w:bidi="zh_TW"/>
-          </w:rPr>
-          <w:rPr>
-            <w:color w:val="0000EE"/>
-            <w:u w:val="single"/>
-          </w:rPr>
-          <w:t>約1:5</w:t>
-        </w:r>
-      </w:hyperlink>
-      <w:r>
-        <w:rPr>
-          <w:lang w:val="zh_TW" w:bidi="zh_TW"/>
-        </w:rPr>
-        <w:t>，</w:t>
-      </w:r>
-      <w:hyperlink r:id="rId38">
-        <w:r>
-          <w:rPr>
-            <w:lang w:val="zh_TW" w:bidi="zh_TW"/>
-          </w:rPr>
-          <w:rPr>
-            <w:color w:val="0000EE"/>
-            <w:u w:val="single"/>
-          </w:rPr>
-          <w:t>8:12</w:t>
-        </w:r>
-      </w:hyperlink>
-      <w:r>
-        <w:rPr>
-          <w:lang w:val="zh_TW" w:bidi="zh_TW"/>
-        </w:rPr>
-        <w:t>，</w:t>
-      </w:r>
-      <w:hyperlink r:id="rId39">
-        <w:r>
-          <w:rPr>
-            <w:lang w:val="zh_TW" w:bidi="zh_TW"/>
-          </w:rPr>
-          <w:rPr>
-            <w:color w:val="0000EE"/>
-            <w:u w:val="single"/>
-          </w:rPr>
-          <w:t>12:35、46</w:t>
-        </w:r>
-      </w:hyperlink>
-      <w:r>
-        <w:rPr>
-          <w:lang w:val="zh_TW" w:bidi="zh_TW"/>
-        </w:rPr>
-        <w:t>；</w:t>
-      </w:r>
-      <w:hyperlink r:id="rId40">
-        <w:r>
-          <w:rPr>
-            <w:lang w:val="zh_TW" w:bidi="zh_TW"/>
-          </w:rPr>
-          <w:rPr>
-            <w:color w:val="0000EE"/>
-            <w:u w:val="single"/>
-          </w:rPr>
-          <w:t>約一1:5</w:t>
-        </w:r>
-      </w:hyperlink>
-      <w:r>
-        <w:rPr>
-          <w:lang w:val="zh_TW" w:bidi="zh_TW"/>
-        </w:rPr>
-        <w:t>，</w:t>
-      </w:r>
-      <w:hyperlink r:id="rId41">
-        <w:r>
-          <w:rPr>
-            <w:lang w:val="zh_TW" w:bidi="zh_TW"/>
-          </w:rPr>
-          <w:rPr>
-            <w:color w:val="0000EE"/>
-            <w:u w:val="single"/>
-          </w:rPr>
-          <w:t>2:8–9、11</w:t>
-        </w:r>
-      </w:hyperlink>
-      <w:r>
-        <w:rPr>
-          <w:lang w:val="zh_TW" w:bidi="zh_TW"/>
-        </w:rPr>
-        <w:t>）。</w:t>
-      </w:r>
-    </w:p>
-    <w:p>
-      <w:pPr/>
-      <w:r>
-        <w:rPr>
-          <w:lang w:val="zh_TW" w:bidi="zh_TW"/>
-        </w:rPr>
-      </w:r>
-      <w:r>
-        <w:rPr>
-          <w:lang w:val="zh_TW" w:bidi="zh_TW"/>
-        </w:rPr>
-        <w:t>在約伯記中，黑暗有時意味著完全的虛空（</w:t>
-      </w:r>
-      <w:hyperlink r:id="rId42">
-        <w:r>
-          <w:rPr>
-            <w:lang w:val="zh_TW" w:bidi="zh_TW"/>
-          </w:rPr>
-          <w:rPr>
-            <w:color w:val="0000EE"/>
-            <w:u w:val="single"/>
-          </w:rPr>
-          <w:t>伯3:4–6</w:t>
-        </w:r>
-      </w:hyperlink>
-      <w:r>
-        <w:rPr>
-          <w:lang w:val="zh_TW" w:bidi="zh_TW"/>
-        </w:rPr>
-        <w:t>）。聖經也用黑暗來談論死亡，描述死人之地為沒有光的幽暗之地（</w:t>
-      </w:r>
-      <w:hyperlink r:id="rId43">
-        <w:r>
-          <w:rPr>
-            <w:lang w:val="zh_TW" w:bidi="zh_TW"/>
-          </w:rPr>
-          <w:rPr>
-            <w:color w:val="0000EE"/>
-            <w:u w:val="single"/>
-          </w:rPr>
-          <w:t>伯10:21–22</w:t>
-        </w:r>
-      </w:hyperlink>
-      <w:r>
-        <w:rPr>
-          <w:lang w:val="zh_TW" w:bidi="zh_TW"/>
-        </w:rPr>
-        <w:t>，</w:t>
-      </w:r>
-      <w:hyperlink r:id="rId44">
-        <w:r>
-          <w:rPr>
-            <w:lang w:val="zh_TW" w:bidi="zh_TW"/>
-          </w:rPr>
-          <w:rPr>
-            <w:color w:val="0000EE"/>
-            <w:u w:val="single"/>
-          </w:rPr>
-          <w:t>15:24</w:t>
-        </w:r>
-      </w:hyperlink>
-      <w:r>
-        <w:rPr>
-          <w:lang w:val="zh_TW" w:bidi="zh_TW"/>
-        </w:rPr>
-        <w:t>，</w:t>
-      </w:r>
-      <w:hyperlink r:id="rId45">
-        <w:r>
-          <w:rPr>
-            <w:lang w:val="zh_TW" w:bidi="zh_TW"/>
-          </w:rPr>
-          <w:rPr>
-            <w:color w:val="0000EE"/>
-            <w:u w:val="single"/>
-          </w:rPr>
-          <w:t>17:12–13</w:t>
-        </w:r>
-      </w:hyperlink>
-      <w:r>
-        <w:rPr>
-          <w:lang w:val="zh_TW" w:bidi="zh_TW"/>
-        </w:rPr>
-        <w:t>，</w:t>
-      </w:r>
-      <w:hyperlink r:id="rId46">
-        <w:r>
-          <w:rPr>
-            <w:lang w:val="zh_TW" w:bidi="zh_TW"/>
-          </w:rPr>
-          <w:rPr>
-            <w:color w:val="0000EE"/>
-            <w:u w:val="single"/>
-          </w:rPr>
-          <w:t>18:18</w:t>
-        </w:r>
-      </w:hyperlink>
-      <w:r>
-        <w:rPr>
-          <w:lang w:val="zh_TW" w:bidi="zh_TW"/>
-        </w:rPr>
-        <w:t>；</w:t>
-      </w:r>
-      <w:hyperlink r:id="rId47">
-        <w:r>
-          <w:rPr>
-            <w:lang w:val="zh_TW" w:bidi="zh_TW"/>
-          </w:rPr>
-          <w:rPr>
-            <w:color w:val="0000EE"/>
-            <w:u w:val="single"/>
-          </w:rPr>
-          <w:t>傳6:4</w:t>
-        </w:r>
-      </w:hyperlink>
-      <w:r>
-        <w:rPr>
-          <w:lang w:val="zh_TW" w:bidi="zh_TW"/>
-        </w:rPr>
-        <w:t>，</w:t>
-      </w:r>
-      <w:hyperlink r:id="rId48">
-        <w:r>
-          <w:rPr>
-            <w:lang w:val="zh_TW" w:bidi="zh_TW"/>
-          </w:rPr>
-          <w:rPr>
-            <w:color w:val="0000EE"/>
-            <w:u w:val="single"/>
-          </w:rPr>
-          <w:t>11:8</w:t>
-        </w:r>
-      </w:hyperlink>
-      <w:r>
-        <w:rPr>
-          <w:lang w:val="zh_TW" w:bidi="zh_TW"/>
-        </w:rPr>
-        <w:t>）。</w:t>
-      </w:r>
-    </w:p>
-    <w:p>
-      <w:pPr/>
-      <w:r>
-        <w:rPr>
-          <w:lang w:val="zh_TW" w:bidi="zh_TW"/>
-        </w:rPr>
-      </w:r>
-      <w:r>
-        <w:rPr>
-          <w:lang w:val="zh_TW" w:bidi="zh_TW"/>
-        </w:rPr>
-        <w:t>黑暗也常象徵負面的情緒，如恐懼與憂愁；它也代表罪人所遭遇的苦難（</w:t>
-      </w:r>
-      <w:hyperlink r:id="rId49">
-        <w:r>
-          <w:rPr>
-            <w:lang w:val="zh_TW" w:bidi="zh_TW"/>
-          </w:rPr>
-          <w:rPr>
-            <w:color w:val="0000EE"/>
-            <w:u w:val="single"/>
-          </w:rPr>
-          <w:t>創15:12</w:t>
-        </w:r>
-      </w:hyperlink>
-      <w:r>
-        <w:rPr>
-          <w:lang w:val="zh_TW" w:bidi="zh_TW"/>
-        </w:rPr>
-        <w:t>；</w:t>
-      </w:r>
-      <w:hyperlink r:id="rId50">
-        <w:r>
-          <w:rPr>
-            <w:lang w:val="zh_TW" w:bidi="zh_TW"/>
-          </w:rPr>
-          <w:rPr>
-            <w:color w:val="0000EE"/>
-            <w:u w:val="single"/>
-          </w:rPr>
-          <w:t>伯5:14</w:t>
-        </w:r>
-      </w:hyperlink>
-      <w:r>
-        <w:rPr>
-          <w:lang w:val="zh_TW" w:bidi="zh_TW"/>
-        </w:rPr>
-        <w:t>，</w:t>
-      </w:r>
-      <w:hyperlink r:id="rId51">
-        <w:r>
-          <w:rPr>
-            <w:lang w:val="zh_TW" w:bidi="zh_TW"/>
-          </w:rPr>
-          <w:rPr>
-            <w:color w:val="0000EE"/>
-            <w:u w:val="single"/>
-          </w:rPr>
-          <w:t>12:25</w:t>
-        </w:r>
-      </w:hyperlink>
-      <w:r>
-        <w:rPr>
-          <w:lang w:val="zh_TW" w:bidi="zh_TW"/>
-        </w:rPr>
-        <w:t>，</w:t>
-      </w:r>
-      <w:hyperlink r:id="rId52">
-        <w:r>
-          <w:rPr>
-            <w:lang w:val="zh_TW" w:bidi="zh_TW"/>
-          </w:rPr>
-          <w:rPr>
-            <w:color w:val="0000EE"/>
-            <w:u w:val="single"/>
-          </w:rPr>
-          <w:t>15:22、30</w:t>
-        </w:r>
-      </w:hyperlink>
-      <w:r>
-        <w:rPr>
-          <w:lang w:val="zh_TW" w:bidi="zh_TW"/>
-        </w:rPr>
-        <w:t>，</w:t>
-      </w:r>
-      <w:hyperlink r:id="rId53">
-        <w:r>
-          <w:rPr>
-            <w:lang w:val="zh_TW" w:bidi="zh_TW"/>
-          </w:rPr>
-          <w:rPr>
-            <w:color w:val="0000EE"/>
-            <w:u w:val="single"/>
-          </w:rPr>
-          <w:t>19:8</w:t>
-        </w:r>
-      </w:hyperlink>
-      <w:r>
-        <w:rPr>
-          <w:lang w:val="zh_TW" w:bidi="zh_TW"/>
-        </w:rPr>
-        <w:t>，</w:t>
-      </w:r>
-      <w:hyperlink r:id="rId54">
-        <w:r>
-          <w:rPr>
-            <w:lang w:val="zh_TW" w:bidi="zh_TW"/>
-          </w:rPr>
-          <w:rPr>
-            <w:color w:val="0000EE"/>
-            <w:u w:val="single"/>
-          </w:rPr>
-          <w:t>22:11</w:t>
-        </w:r>
-      </w:hyperlink>
-      <w:r>
-        <w:rPr>
-          <w:lang w:val="zh_TW" w:bidi="zh_TW"/>
-        </w:rPr>
-        <w:t>；</w:t>
-      </w:r>
-      <w:hyperlink r:id="rId55">
-        <w:r>
-          <w:rPr>
-            <w:lang w:val="zh_TW" w:bidi="zh_TW"/>
-          </w:rPr>
-          <w:rPr>
-            <w:color w:val="0000EE"/>
-            <w:u w:val="single"/>
-          </w:rPr>
-          <w:t>詩35:6</w:t>
-        </w:r>
-      </w:hyperlink>
-      <w:r>
-        <w:rPr>
-          <w:lang w:val="zh_TW" w:bidi="zh_TW"/>
-        </w:rPr>
-        <w:t>，</w:t>
-      </w:r>
-      <w:hyperlink r:id="rId56">
-        <w:r>
-          <w:rPr>
-            <w:lang w:val="zh_TW" w:bidi="zh_TW"/>
-          </w:rPr>
-          <w:rPr>
-            <w:color w:val="0000EE"/>
-            <w:u w:val="single"/>
-          </w:rPr>
-          <w:t>107:10、14</w:t>
-        </w:r>
-      </w:hyperlink>
-      <w:r>
-        <w:rPr>
-          <w:lang w:val="zh_TW" w:bidi="zh_TW"/>
-        </w:rPr>
-        <w:t>；</w:t>
-      </w:r>
-      <w:hyperlink r:id="rId57">
-        <w:r>
-          <w:rPr>
-            <w:lang w:val="zh_TW" w:bidi="zh_TW"/>
-          </w:rPr>
-          <w:rPr>
-            <w:color w:val="0000EE"/>
-            <w:u w:val="single"/>
-          </w:rPr>
-          <w:t>傳5:17</w:t>
-        </w:r>
-      </w:hyperlink>
-      <w:r>
-        <w:rPr>
-          <w:lang w:val="zh_TW" w:bidi="zh_TW"/>
-        </w:rPr>
-        <w:t>；</w:t>
-      </w:r>
-      <w:hyperlink r:id="rId58">
-        <w:r>
-          <w:rPr>
-            <w:lang w:val="zh_TW" w:bidi="zh_TW"/>
-          </w:rPr>
-          <w:rPr>
-            <w:color w:val="0000EE"/>
-            <w:u w:val="single"/>
-          </w:rPr>
-          <w:t>賽5:30</w:t>
-        </w:r>
-      </w:hyperlink>
-      <w:r>
-        <w:rPr>
-          <w:lang w:val="zh_TW" w:bidi="zh_TW"/>
-        </w:rPr>
-        <w:t>）。有時黑暗象徵邪惡的行為（</w:t>
-      </w:r>
-      <w:hyperlink r:id="rId59">
-        <w:r>
-          <w:rPr>
-            <w:lang w:val="zh_TW" w:bidi="zh_TW"/>
-          </w:rPr>
-          <w:rPr>
-            <w:color w:val="0000EE"/>
-            <w:u w:val="single"/>
-          </w:rPr>
-          <w:t>箴2:13</w:t>
-        </w:r>
-      </w:hyperlink>
-      <w:r>
-        <w:rPr>
-          <w:lang w:val="zh_TW" w:bidi="zh_TW"/>
-        </w:rPr>
-        <w:t>，</w:t>
-      </w:r>
-      <w:hyperlink r:id="rId60">
-        <w:r>
-          <w:rPr>
-            <w:lang w:val="zh_TW" w:bidi="zh_TW"/>
-          </w:rPr>
-          <w:rPr>
-            <w:color w:val="0000EE"/>
-            <w:u w:val="single"/>
-          </w:rPr>
-          <w:t>4:19</w:t>
-        </w:r>
-      </w:hyperlink>
-      <w:r>
-        <w:rPr>
-          <w:lang w:val="zh_TW" w:bidi="zh_TW"/>
-        </w:rPr>
-        <w:t>；</w:t>
-      </w:r>
-      <w:hyperlink r:id="rId61">
-        <w:r>
-          <w:rPr>
-            <w:lang w:val="zh_TW" w:bidi="zh_TW"/>
-          </w:rPr>
-          <w:rPr>
-            <w:color w:val="0000EE"/>
-            <w:u w:val="single"/>
-          </w:rPr>
-          <w:t>賽5:20</w:t>
-        </w:r>
-      </w:hyperlink>
-      <w:r>
-        <w:rPr>
-          <w:lang w:val="zh_TW" w:bidi="zh_TW"/>
-        </w:rPr>
-        <w:t>，</w:t>
-      </w:r>
-      <w:hyperlink r:id="rId62">
-        <w:r>
-          <w:rPr>
-            <w:lang w:val="zh_TW" w:bidi="zh_TW"/>
-          </w:rPr>
-          <w:rPr>
-            <w:color w:val="0000EE"/>
-            <w:u w:val="single"/>
-          </w:rPr>
-          <w:t>60:2</w:t>
-        </w:r>
-      </w:hyperlink>
-      <w:r>
-        <w:rPr>
-          <w:lang w:val="zh_TW" w:bidi="zh_TW"/>
-        </w:rPr>
-        <w:t>）。在新約中，「黑暗」通常有兩層意思：指人行惡事，或指人不明白神的真理（</w:t>
-      </w:r>
-      <w:hyperlink r:id="rId36">
-        <w:r>
-          <w:rPr>
-            <w:lang w:val="zh_TW" w:bidi="zh_TW"/>
-          </w:rPr>
-          <w:rPr>
-            <w:color w:val="0000EE"/>
-            <w:u w:val="single"/>
-          </w:rPr>
-          <w:t>太4:16</w:t>
-        </w:r>
-      </w:hyperlink>
-      <w:r>
-        <w:rPr>
-          <w:lang w:val="zh_TW" w:bidi="zh_TW"/>
-        </w:rPr>
-        <w:t>，</w:t>
-      </w:r>
-      <w:hyperlink r:id="rId63">
-        <w:r>
-          <w:rPr>
-            <w:lang w:val="zh_TW" w:bidi="zh_TW"/>
-          </w:rPr>
-          <w:rPr>
-            <w:color w:val="0000EE"/>
-            <w:u w:val="single"/>
-          </w:rPr>
-          <w:t>6:23</w:t>
-        </w:r>
-      </w:hyperlink>
-      <w:r>
-        <w:rPr>
-          <w:lang w:val="zh_TW" w:bidi="zh_TW"/>
-        </w:rPr>
-        <w:t>；</w:t>
-      </w:r>
-      <w:hyperlink r:id="rId64">
-        <w:r>
-          <w:rPr>
-            <w:lang w:val="zh_TW" w:bidi="zh_TW"/>
-          </w:rPr>
-          <w:rPr>
-            <w:color w:val="0000EE"/>
-            <w:u w:val="single"/>
-          </w:rPr>
-          <w:t>路1:79</w:t>
-        </w:r>
-      </w:hyperlink>
-      <w:r>
-        <w:rPr>
-          <w:lang w:val="zh_TW" w:bidi="zh_TW"/>
-        </w:rPr>
-        <w:t>，</w:t>
-      </w:r>
-      <w:hyperlink r:id="rId65">
-        <w:r>
-          <w:rPr>
-            <w:lang w:val="zh_TW" w:bidi="zh_TW"/>
-          </w:rPr>
-          <w:rPr>
-            <w:color w:val="0000EE"/>
-            <w:u w:val="single"/>
-          </w:rPr>
-          <w:t>11:35</w:t>
-        </w:r>
-      </w:hyperlink>
-      <w:r>
-        <w:rPr>
-          <w:lang w:val="zh_TW" w:bidi="zh_TW"/>
-        </w:rPr>
-        <w:t>，</w:t>
-      </w:r>
-      <w:hyperlink r:id="rId66">
-        <w:r>
-          <w:rPr>
-            <w:lang w:val="zh_TW" w:bidi="zh_TW"/>
-          </w:rPr>
-          <w:rPr>
-            <w:color w:val="0000EE"/>
-            <w:u w:val="single"/>
-          </w:rPr>
-          <w:t>22:53</w:t>
-        </w:r>
-      </w:hyperlink>
-      <w:r>
-        <w:rPr>
-          <w:lang w:val="zh_TW" w:bidi="zh_TW"/>
-        </w:rPr>
-        <w:t>；</w:t>
-      </w:r>
-      <w:hyperlink r:id="rId67">
-        <w:r>
-          <w:rPr>
-            <w:lang w:val="zh_TW" w:bidi="zh_TW"/>
-          </w:rPr>
-          <w:rPr>
-            <w:color w:val="0000EE"/>
-            <w:u w:val="single"/>
-          </w:rPr>
-          <w:t>羅2:19</w:t>
-        </w:r>
-      </w:hyperlink>
-      <w:r>
-        <w:rPr>
-          <w:lang w:val="zh_TW" w:bidi="zh_TW"/>
-        </w:rPr>
-        <w:t>；</w:t>
-      </w:r>
-      <w:hyperlink r:id="rId68">
-        <w:r>
-          <w:rPr>
-            <w:lang w:val="zh_TW" w:bidi="zh_TW"/>
-          </w:rPr>
-          <w:rPr>
-            <w:color w:val="0000EE"/>
-            <w:u w:val="single"/>
-          </w:rPr>
-          <w:t>西1:13</w:t>
-        </w:r>
-      </w:hyperlink>
-      <w:r>
-        <w:rPr>
-          <w:lang w:val="zh_TW" w:bidi="zh_TW"/>
-        </w:rPr>
-        <w:t>）。</w:t>
-      </w:r>
-    </w:p>
-    <w:p>
-      <w:pPr/>
-      <w:r>
-        <w:rPr>
-          <w:lang w:val="zh_TW" w:bidi="zh_TW"/>
-        </w:rPr>
-      </w:r>
-      <w:r>
-        <w:rPr>
-          <w:lang w:val="zh_TW" w:bidi="zh_TW"/>
-        </w:rPr>
-        <w:t>舊約先知常提到一個特別的時間，稱為「耶和華的日子」，並形容那日是極其黑暗的（</w:t>
-      </w:r>
-      <w:hyperlink r:id="rId69">
-        <w:r>
-          <w:rPr>
-            <w:lang w:val="zh_TW" w:bidi="zh_TW"/>
-          </w:rPr>
-          <w:rPr>
-            <w:color w:val="0000EE"/>
-            <w:u w:val="single"/>
-          </w:rPr>
-          <w:t>結32:8</w:t>
-        </w:r>
-      </w:hyperlink>
-      <w:r>
-        <w:rPr>
-          <w:lang w:val="zh_TW" w:bidi="zh_TW"/>
-        </w:rPr>
-        <w:t>；</w:t>
-      </w:r>
-      <w:hyperlink r:id="rId70">
-        <w:r>
-          <w:rPr>
-            <w:lang w:val="zh_TW" w:bidi="zh_TW"/>
-          </w:rPr>
-          <w:rPr>
-            <w:color w:val="0000EE"/>
-            <w:u w:val="single"/>
-          </w:rPr>
-          <w:t>珥2:2、31</w:t>
-        </w:r>
-      </w:hyperlink>
-      <w:r>
-        <w:rPr>
-          <w:lang w:val="zh_TW" w:bidi="zh_TW"/>
-        </w:rPr>
-        <w:t>；</w:t>
-      </w:r>
-      <w:hyperlink r:id="rId71">
-        <w:r>
-          <w:rPr>
-            <w:lang w:val="zh_TW" w:bidi="zh_TW"/>
-          </w:rPr>
-          <w:rPr>
-            <w:color w:val="0000EE"/>
-            <w:u w:val="single"/>
-          </w:rPr>
-          <w:t>摩5:18、20</w:t>
-        </w:r>
-      </w:hyperlink>
-      <w:r>
-        <w:rPr>
-          <w:lang w:val="zh_TW" w:bidi="zh_TW"/>
-        </w:rPr>
-        <w:t>；</w:t>
-      </w:r>
-      <w:hyperlink r:id="rId72">
-        <w:r>
-          <w:rPr>
-            <w:lang w:val="zh_TW" w:bidi="zh_TW"/>
-          </w:rPr>
-          <w:rPr>
-            <w:color w:val="0000EE"/>
-            <w:u w:val="single"/>
-          </w:rPr>
-          <w:t>番1:15</w:t>
-        </w:r>
-      </w:hyperlink>
-      <w:r>
-        <w:rPr>
-          <w:lang w:val="zh_TW" w:bidi="zh_TW"/>
-        </w:rPr>
-        <w:t>）。新約也提到這樣的黑暗，用來描述耶穌再來審判世界的時候（</w:t>
-      </w:r>
-      <w:hyperlink r:id="rId73">
-        <w:r>
-          <w:rPr>
-            <w:lang w:val="zh_TW" w:bidi="zh_TW"/>
-          </w:rPr>
-          <w:rPr>
-            <w:color w:val="0000EE"/>
-            <w:u w:val="single"/>
-          </w:rPr>
-          <w:t>太8:12</w:t>
-        </w:r>
-      </w:hyperlink>
-      <w:r>
-        <w:rPr>
-          <w:lang w:val="zh_TW" w:bidi="zh_TW"/>
-        </w:rPr>
-        <w:t>，</w:t>
-      </w:r>
-      <w:hyperlink r:id="rId74">
-        <w:r>
-          <w:rPr>
-            <w:lang w:val="zh_TW" w:bidi="zh_TW"/>
-          </w:rPr>
-          <w:rPr>
-            <w:color w:val="0000EE"/>
-            <w:u w:val="single"/>
-          </w:rPr>
-          <w:t>22:13</w:t>
-        </w:r>
-      </w:hyperlink>
-      <w:r>
-        <w:rPr>
-          <w:lang w:val="zh_TW" w:bidi="zh_TW"/>
-        </w:rPr>
-        <w:t>，</w:t>
-      </w:r>
-      <w:hyperlink r:id="rId75">
-        <w:r>
-          <w:rPr>
-            <w:lang w:val="zh_TW" w:bidi="zh_TW"/>
-          </w:rPr>
-          <w:rPr>
-            <w:color w:val="0000EE"/>
-            <w:u w:val="single"/>
-          </w:rPr>
-          <w:t>25:30</w:t>
-        </w:r>
-      </w:hyperlink>
-      <w:r>
-        <w:rPr>
-          <w:lang w:val="zh_TW" w:bidi="zh_TW"/>
-        </w:rPr>
-        <w:t>；</w:t>
-      </w:r>
-      <w:hyperlink r:id="rId76">
-        <w:r>
-          <w:rPr>
-            <w:lang w:val="zh_TW" w:bidi="zh_TW"/>
-          </w:rPr>
-          <w:rPr>
-            <w:color w:val="0000EE"/>
-            <w:u w:val="single"/>
-          </w:rPr>
-          <w:t>彼後2:17</w:t>
-        </w:r>
-      </w:hyperlink>
-      <w:r>
-        <w:rPr>
-          <w:lang w:val="zh_TW" w:bidi="zh_TW"/>
-        </w:rPr>
-        <w:t>；</w:t>
-      </w:r>
-      <w:hyperlink r:id="rId77">
-        <w:r>
-          <w:rPr>
-            <w:lang w:val="zh_TW" w:bidi="zh_TW"/>
-          </w:rPr>
-          <w:rPr>
-            <w:color w:val="0000EE"/>
-            <w:u w:val="single"/>
-          </w:rPr>
-          <w:t>猶6、13</w:t>
-        </w:r>
-      </w:hyperlink>
-      <w:r>
-        <w:rPr>
-          <w:lang w:val="zh_TW" w:bidi="zh_TW"/>
-        </w:rPr>
-        <w:t>）。聖經說，人若認識神，就好像從黑暗進入光明（</w:t>
-      </w:r>
-      <w:hyperlink r:id="rId78">
-        <w:r>
-          <w:rPr>
-            <w:lang w:val="zh_TW" w:bidi="zh_TW"/>
-          </w:rPr>
-          <w:rPr>
-            <w:color w:val="0000EE"/>
-            <w:u w:val="single"/>
-          </w:rPr>
-          <w:t>賽9:2</w:t>
-        </w:r>
-      </w:hyperlink>
-      <w:r>
-        <w:rPr>
-          <w:lang w:val="zh_TW" w:bidi="zh_TW"/>
-        </w:rPr>
-        <w:t>，</w:t>
-      </w:r>
-      <w:hyperlink r:id="rId79">
-        <w:r>
-          <w:rPr>
-            <w:lang w:val="zh_TW" w:bidi="zh_TW"/>
-          </w:rPr>
-          <w:rPr>
-            <w:color w:val="0000EE"/>
-            <w:u w:val="single"/>
-          </w:rPr>
-          <w:t>29:18</w:t>
-        </w:r>
-      </w:hyperlink>
-      <w:r>
-        <w:rPr>
-          <w:lang w:val="zh_TW" w:bidi="zh_TW"/>
-        </w:rPr>
-        <w:t>，</w:t>
-      </w:r>
-      <w:hyperlink r:id="rId80">
-        <w:r>
-          <w:rPr>
-            <w:lang w:val="zh_TW" w:bidi="zh_TW"/>
-          </w:rPr>
-          <w:rPr>
-            <w:color w:val="0000EE"/>
-            <w:u w:val="single"/>
-          </w:rPr>
-          <w:t>42:7</w:t>
-        </w:r>
-      </w:hyperlink>
-      <w:r>
-        <w:rPr>
-          <w:lang w:val="zh_TW" w:bidi="zh_TW"/>
-        </w:rPr>
-        <w:t>）。黑暗不能成為人躲避神的地方（</w:t>
-      </w:r>
-      <w:hyperlink r:id="rId81">
-        <w:r>
-          <w:rPr>
-            <w:lang w:val="zh_TW" w:bidi="zh_TW"/>
-          </w:rPr>
-          <w:rPr>
-            <w:color w:val="0000EE"/>
-            <w:u w:val="single"/>
-          </w:rPr>
-          <w:t>伯34:22</w:t>
-        </w:r>
-      </w:hyperlink>
-      <w:r>
-        <w:rPr>
-          <w:lang w:val="zh_TW" w:bidi="zh_TW"/>
-        </w:rPr>
-        <w:t>；</w:t>
-      </w:r>
-      <w:hyperlink r:id="rId82">
-        <w:r>
-          <w:rPr>
-            <w:lang w:val="zh_TW" w:bidi="zh_TW"/>
-          </w:rPr>
-          <w:rPr>
-            <w:color w:val="0000EE"/>
-            <w:u w:val="single"/>
-          </w:rPr>
-          <w:t>詩139:11–12</w:t>
-        </w:r>
-      </w:hyperlink>
-      <w:r>
-        <w:rPr>
-          <w:lang w:val="zh_TW" w:bidi="zh_TW"/>
-        </w:rPr>
-        <w:t>；</w:t>
-      </w:r>
-      <w:hyperlink r:id="rId83">
-        <w:r>
-          <w:rPr>
-            <w:lang w:val="zh_TW" w:bidi="zh_TW"/>
-          </w:rPr>
-          <w:rPr>
-            <w:color w:val="0000EE"/>
-            <w:u w:val="single"/>
-          </w:rPr>
-          <w:t>賽29:15</w:t>
-        </w:r>
-      </w:hyperlink>
-      <w:r>
-        <w:rPr>
-          <w:lang w:val="zh_TW" w:bidi="zh_TW"/>
-        </w:rPr>
-        <w:t>）。</w:t>
-      </w:r>
-    </w:p>
-    <w:p>
-      <w:pPr/>
-      <w:r>
-        <w:rPr>
-          <w:lang w:val="zh_TW" w:bidi="zh_TW"/>
-        </w:rPr>
+        <w:t>都提到這一點。</w:t>
       </w:r>
       <w:r>
         <w:rPr>
           <w:i/>
           <w:lang w:val="zh_TW" w:bidi="zh_TW"/>
         </w:rPr>
-        <w:t>另見</w:t>
-      </w:r>
-      <w:r>
-        <w:rPr>
-          <w:lang w:val="zh_TW" w:bidi="zh_TW"/>
-        </w:rPr>
-        <w:t>光</w:t>
+        <w:t>見</w:t>
+      </w:r>
+      <w:r>
+        <w:rPr>
+          <w:lang w:val="zh_TW" w:bidi="zh_TW"/>
+        </w:rPr>
+        <w:t xml:space="preserve"> </w:t>
+      </w:r>
+      <w:r>
+        <w:rPr>
+          <w:lang w:val="zh_TW" w:bidi="zh_TW"/>
+        </w:rPr>
+        <w:t>死海，</w:t>
+      </w:r>
+      <w:r>
+        <w:rPr>
+          <w:lang w:val="zh_TW" w:bidi="zh_TW"/>
+        </w:rPr>
+        <w:t>地中海，</w:t>
+      </w:r>
+      <w:r>
+        <w:rPr>
+          <w:lang w:val="zh_TW" w:bidi="zh_TW"/>
+        </w:rPr>
+        <w:t>紅海，</w:t>
+      </w:r>
+      <w:r>
+        <w:rPr>
+          <w:lang w:val="zh_TW" w:bidi="zh_TW"/>
+        </w:rPr>
+        <w:t>加利利海</w:t>
       </w:r>
       <w:r>
         <w:rPr>

--- a/zht/docx/052.content.docx
+++ b/zht/docx/052.content.docx
@@ -149,7 +149,7 @@
         <w:rPr>
           <w:lang w:val="zh_TW" w:bidi="zh_TW"/>
         </w:rPr>
-        <w:t>hai</w:t>
+        <w:t>ha</w:t>
       </w:r>
       <w:r>
         <w:rPr>
@@ -212,40 +212,34 @@
         <w:rPr>
           <w:lang w:val="zh_TW" w:bidi="zh_TW"/>
         </w:rPr>
-        <w:t>海</w:t>
-      </w:r>
-      <w:r>
-        <w:rPr>
-          <w:lang w:val="zh_TW" w:bidi="zh_TW"/>
-        </w:rPr>
-      </w:r>
-    </w:p>
-    <w:p>
-      <w:pPr/>
-      <w:r>
-        <w:rPr>
-          <w:lang w:val="zh_TW" w:bidi="zh_TW"/>
-        </w:rPr>
-      </w:r>
-      <w:r>
-        <w:rPr>
-          <w:lang w:val="zh_TW" w:bidi="zh_TW"/>
-        </w:rPr>
-        <w:t>覆蓋地球廣大範圍的巨大鹹水體。</w:t>
-      </w:r>
-    </w:p>
-    <w:p>
-      <w:pPr/>
-      <w:r>
-        <w:rPr>
-          <w:lang w:val="zh_TW" w:bidi="zh_TW"/>
-        </w:rPr>
-      </w:r>
-      <w:r>
-        <w:rPr>
-          <w:lang w:val="zh_TW" w:bidi="zh_TW"/>
-        </w:rPr>
-        <w:t>聖經一開始就提到海。在</w:t>
+        <w:t>哈達</w:t>
+      </w:r>
+      <w:r>
+        <w:rPr>
+          <w:lang w:val="zh_TW" w:bidi="zh_TW"/>
+        </w:rPr>
+      </w:r>
+    </w:p>
+    <w:p>
+      <w:pPr>
+        <w:pStyle w:val="ListNumber"/>
+        <w:numPr>
+          <w:ilvl w:val="0"/>
+          <w:numId w:val="14"/>
+        </w:numPr>
+        <w:spacing w:line="240" w:lineRule="auto"/>
+        <w:ind w:left="720"/>
+      </w:pPr>
+      <w:r>
+        <w:rPr>
+          <w:lang w:val="zh_TW" w:bidi="zh_TW"/>
+        </w:rPr>
+      </w:r>
+      <w:r>
+        <w:rPr>
+          <w:lang w:val="zh_TW" w:bidi="zh_TW"/>
+        </w:rPr>
+        <w:t>在</w:t>
       </w:r>
       <w:hyperlink r:id="rId13">
         <w:r>
@@ -256,14 +250,52 @@
             <w:color w:val="0000EE"/>
             <w:u w:val="single"/>
           </w:rPr>
-          <w:t>創世記一章1至2節</w:t>
+          <w:t>創世記二十五章15節</w:t>
         </w:r>
       </w:hyperlink>
       <w:r>
         <w:rPr>
           <w:lang w:val="zh_TW" w:bidi="zh_TW"/>
         </w:rPr>
-        <w:t>中，我們讀到起初一切都是混沌、空虛和黑暗的，「神的靈運行在水面上。」隨著神的話語，從混沌中產生了秩序。</w:t>
+        <w:t>中，有些譯本將以實瑪利的兒子哈大（Hadad）拼寫為哈達（Hadar）。</w:t>
+        <w:br/>
+      </w:r>
+      <w:r>
+        <w:rPr>
+          <w:i/>
+          <w:lang w:val="zh_TW" w:bidi="zh_TW"/>
+        </w:rPr>
+        <w:t xml:space="preserve">見 </w:t>
+      </w:r>
+      <w:r>
+        <w:rPr>
+          <w:lang w:val="zh_TW" w:bidi="zh_TW"/>
+        </w:rPr>
+        <w:t>哈大 #1</w:t>
+      </w:r>
+      <w:r>
+        <w:rPr>
+          <w:lang w:val="zh_TW" w:bidi="zh_TW"/>
+        </w:rPr>
+        <w:t>。</w:t>
+      </w:r>
+    </w:p>
+    <w:p>
+      <w:pPr>
+        <w:pStyle w:val="ListNumber"/>
+        <w:spacing w:line="240" w:lineRule="auto"/>
+        <w:ind w:left="720"/>
+      </w:pPr>
+      <w:r>
+        <w:rPr>
+          <w:lang w:val="zh_TW" w:bidi="zh_TW"/>
+        </w:rPr>
+      </w:r>
+      <w:r>
+        <w:rPr>
+          <w:lang w:val="zh_TW" w:bidi="zh_TW"/>
+        </w:rPr>
+        <w:t>在</w:t>
       </w:r>
       <w:hyperlink r:id="rId14">
         <w:r>
@@ -274,16 +306,100 @@
             <w:color w:val="0000EE"/>
             <w:u w:val="single"/>
           </w:rPr>
-          <w:t>詩篇二十九篇</w:t>
+          <w:t>創世記三十六章39節</w:t>
         </w:r>
       </w:hyperlink>
       <w:r>
         <w:rPr>
           <w:lang w:val="zh_TW" w:bidi="zh_TW"/>
         </w:rPr>
-        <w:t>讚美了這一點。從</w:t>
-      </w:r>
-      <w:hyperlink r:id="rId15">
+        <w:t>中，哈達（Hadar）是以東王哈大（Hadad）的另一種拼寫形式（譯註：和合本譯為「哈達」）。</w:t>
+        <w:br/>
+      </w:r>
+      <w:r>
+        <w:rPr>
+          <w:i/>
+          <w:lang w:val="zh_TW" w:bidi="zh_TW"/>
+        </w:rPr>
+        <w:t xml:space="preserve">見 </w:t>
+      </w:r>
+      <w:r>
+        <w:rPr>
+          <w:lang w:val="zh_TW" w:bidi="zh_TW"/>
+        </w:rPr>
+        <w:t>哈大 #3</w:t>
+      </w:r>
+      <w:r>
+        <w:rPr>
+          <w:lang w:val="zh_TW" w:bidi="zh_TW"/>
+        </w:rPr>
+        <w:t>。</w:t>
+      </w:r>
+    </w:p>
+    <w:p>
+      <w:pPr/>
+      <w:r>
+        <w:rPr>
+          <w:lang w:val="zh_TW" w:bidi="zh_TW"/>
+        </w:rPr>
+      </w:r>
+      <w:r>
+        <w:rPr>
+          <w:lang w:val="zh_TW" w:bidi="zh_TW"/>
+        </w:rPr>
+      </w:r>
+      <w:r>
+        <w:rPr>
+          <w:lang w:val="zh_TW" w:bidi="zh_TW"/>
+        </w:rPr>
+      </w:r>
+    </w:p>
+    <w:p>
+      <w:pPr/>
+      <w:r>
+        <w:rPr>
+          <w:lang w:val="zh_TW" w:bidi="zh_TW"/>
+        </w:rPr>
+      </w:r>
+    </w:p>
+    <w:p>
+      <w:pPr>
+        <w:pStyle w:val="Heading2"/>
+      </w:pPr>
+      <w:r>
+        <w:rPr>
+          <w:lang w:val="zh_TW" w:bidi="zh_TW"/>
+        </w:rPr>
+        <w:t>哈大</w:t>
+      </w:r>
+      <w:r>
+        <w:rPr>
+          <w:lang w:val="zh_TW" w:bidi="zh_TW"/>
+        </w:rPr>
+      </w:r>
+    </w:p>
+    <w:p>
+      <w:pPr>
+        <w:pStyle w:val="ListNumber"/>
+        <w:numPr>
+          <w:ilvl w:val="0"/>
+          <w:numId w:val="15"/>
+        </w:numPr>
+        <w:spacing w:line="240" w:lineRule="auto"/>
+        <w:ind w:left="720"/>
+      </w:pPr>
+      <w:r>
+        <w:rPr>
+          <w:lang w:val="zh_TW" w:bidi="zh_TW"/>
+        </w:rPr>
+      </w:r>
+      <w:r>
+        <w:rPr>
+          <w:lang w:val="zh_TW" w:bidi="zh_TW"/>
+        </w:rPr>
+        <w:t>哈大是以實瑪利十二個兒子中的第八位，因此也是亞伯拉罕的子孫（</w:t>
+      </w:r>
+      <w:hyperlink r:id="rId13">
         <w:r>
           <w:rPr>
             <w:lang w:val="zh_TW" w:bidi="zh_TW"/>
@@ -292,16 +408,16 @@
             <w:color w:val="0000EE"/>
             <w:u w:val="single"/>
           </w:rPr>
-          <w:t>創世記第一章</w:t>
+          <w:t>創25:15</w:t>
         </w:r>
       </w:hyperlink>
       <w:r>
         <w:rPr>
           <w:lang w:val="zh_TW" w:bidi="zh_TW"/>
         </w:rPr>
-        <w:t>的創造記載中，有兩個重點值得注意：（1）海，像天地間的萬物一樣，是由神創造的；（2）神的話語分開了海與陸地。這兩點在聖經中以多種方式加以展現。</w:t>
-      </w:r>
-      <w:hyperlink r:id="rId16">
+        <w:t>；</w:t>
+      </w:r>
+      <w:hyperlink r:id="rId15">
         <w:r>
           <w:rPr>
             <w:lang w:val="zh_TW" w:bidi="zh_TW"/>
@@ -310,16 +426,16 @@
             <w:color w:val="0000EE"/>
             <w:u w:val="single"/>
           </w:rPr>
-          <w:t>詩篇三十三篇7節</w:t>
+          <w:t>代上1:30</w:t>
         </w:r>
       </w:hyperlink>
       <w:r>
         <w:rPr>
           <w:lang w:val="zh_TW" w:bidi="zh_TW"/>
         </w:rPr>
-        <w:t>說到：「他聚集海水如壘， 收藏深洋在庫房。」神設立海洋和陸地的界限，並在祂對約伯的話中生動地表達出來：「海水衝出，如出胎胞， 那時誰將它關閉呢……為它定界限， 又安門和閂，說：你只可到這裡，不可越過； 你狂傲的浪要到此止住。」（</w:t>
-      </w:r>
-      <w:hyperlink r:id="rId17">
+        <w:t>）。在有些聖經譯本中，</w:t>
+      </w:r>
+      <w:hyperlink r:id="rId13">
         <w:r>
           <w:rPr>
             <w:lang w:val="zh_TW" w:bidi="zh_TW"/>
@@ -328,30 +444,16 @@
             <w:color w:val="0000EE"/>
             <w:u w:val="single"/>
           </w:rPr>
-          <w:t>伯38:8–11</w:t>
+          <w:t>創世記二十五章15節</w:t>
         </w:r>
       </w:hyperlink>
       <w:r>
         <w:rPr>
           <w:lang w:val="zh_TW" w:bidi="zh_TW"/>
         </w:rPr>
-        <w:t>）。</w:t>
-      </w:r>
-    </w:p>
-    <w:p>
-      <w:pPr/>
-      <w:r>
-        <w:rPr>
-          <w:lang w:val="zh_TW" w:bidi="zh_TW"/>
-        </w:rPr>
-      </w:r>
-      <w:r>
-        <w:rPr>
-          <w:lang w:val="zh_TW" w:bidi="zh_TW"/>
-        </w:rPr>
-        <w:t>聖經描述神對海的掌控時說，神「步行在海浪之上」（</w:t>
-      </w:r>
-      <w:hyperlink r:id="rId18">
+        <w:t>將其譯為「哈達（Hadar）」（和合本譯為：哈大），而</w:t>
+      </w:r>
+      <w:hyperlink r:id="rId15">
         <w:r>
           <w:rPr>
             <w:lang w:val="zh_TW" w:bidi="zh_TW"/>
@@ -360,28 +462,34 @@
             <w:color w:val="0000EE"/>
             <w:u w:val="single"/>
           </w:rPr>
-          <w:t>伯9:8</w:t>
+          <w:t>歷代志上一章30節</w:t>
         </w:r>
       </w:hyperlink>
       <w:r>
         <w:rPr>
           <w:lang w:val="zh_TW" w:bidi="zh_TW"/>
         </w:rPr>
-        <w:t>）。因此，在</w:t>
-      </w:r>
-      <w:r>
-        <w:rPr>
-          <w:lang w:val="zh_TW" w:bidi="zh_TW"/>
-        </w:rPr>
-        <w:t>神-人（God-man）</w:t>
-      </w:r>
-      <w:r>
-        <w:rPr>
-          <w:lang w:val="zh_TW" w:bidi="zh_TW"/>
-        </w:rPr>
-        <w:t>耶穌在地上的生活中，祂在海上行走（</w:t>
-      </w:r>
-      <w:hyperlink r:id="rId19">
+        <w:t>則譯作「哈大（Hadad）」（和合本譯為：哈達）；然而，另外兩個聖經譯本在兩處經文中皆一致譯爲「哈大」。</w:t>
+      </w:r>
+    </w:p>
+    <w:p>
+      <w:pPr>
+        <w:pStyle w:val="ListNumber"/>
+        <w:spacing w:line="240" w:lineRule="auto"/>
+        <w:ind w:left="720"/>
+      </w:pPr>
+      <w:r>
+        <w:rPr>
+          <w:lang w:val="zh_TW" w:bidi="zh_TW"/>
+        </w:rPr>
+      </w:r>
+      <w:r>
+        <w:rPr>
+          <w:lang w:val="zh_TW" w:bidi="zh_TW"/>
+        </w:rPr>
+        <w:t>比達的兒子哈大（和合本譯為：哈達）為以東的一位君王，在希伯來人下到埃及之前統治以東。他曾在摩押平原擊敗米甸人，取得一次重要的軍事勝利（</w:t>
+      </w:r>
+      <w:hyperlink r:id="rId16">
         <w:r>
           <w:rPr>
             <w:lang w:val="zh_TW" w:bidi="zh_TW"/>
@@ -390,16 +498,16 @@
             <w:color w:val="0000EE"/>
             <w:u w:val="single"/>
           </w:rPr>
-          <w:t>可6:48</w:t>
+          <w:t>創36:35–36</w:t>
         </w:r>
       </w:hyperlink>
       <w:r>
         <w:rPr>
           <w:lang w:val="zh_TW" w:bidi="zh_TW"/>
         </w:rPr>
-        <w:t>）。祂也平息風浪，使門徒驚訝地問：「這到底是誰，連風和海也聽從他了。」（</w:t>
-      </w:r>
-      <w:hyperlink r:id="rId20">
+        <w:t>；</w:t>
+      </w:r>
+      <w:hyperlink r:id="rId17">
         <w:r>
           <w:rPr>
             <w:lang w:val="zh_TW" w:bidi="zh_TW"/>
@@ -408,7 +516,7 @@
             <w:color w:val="0000EE"/>
             <w:u w:val="single"/>
           </w:rPr>
-          <w:t>可4:41</w:t>
+          <w:t>代上1:46–47</w:t>
         </w:r>
       </w:hyperlink>
       <w:r>
@@ -419,19 +527,23 @@
       </w:r>
     </w:p>
     <w:p>
-      <w:pPr/>
-      <w:r>
-        <w:rPr>
-          <w:lang w:val="zh_TW" w:bidi="zh_TW"/>
-        </w:rPr>
-      </w:r>
-      <w:r>
-        <w:rPr>
-          <w:lang w:val="zh_TW" w:bidi="zh_TW"/>
-        </w:rPr>
-        <w:t>希伯來人對海及其力量抱有敬畏之心。或許因為缺乏良好的天然港口，以及他們在大部分歷史中未能控制海岸線，他們不像腓尼基人那樣是一個航海的民族。直到所羅門王時期，才提到他們擁有自己的艦隊（</w:t>
-      </w:r>
-      <w:hyperlink r:id="rId21">
+      <w:pPr>
+        <w:pStyle w:val="ListNumber"/>
+        <w:spacing w:line="240" w:lineRule="auto"/>
+        <w:ind w:left="720"/>
+      </w:pPr>
+      <w:r>
+        <w:rPr>
+          <w:lang w:val="zh_TW" w:bidi="zh_TW"/>
+        </w:rPr>
+      </w:r>
+      <w:r>
+        <w:rPr>
+          <w:lang w:val="zh_TW" w:bidi="zh_TW"/>
+        </w:rPr>
+        <w:t>哈大（和合本譯為：哈達）是以東的另一位君王，是少數其妻子名字被記載下來的君王之一；其妻子名叫米希她別。他的首都設於巴烏（</w:t>
+      </w:r>
+      <w:hyperlink r:id="rId14">
         <w:r>
           <w:rPr>
             <w:lang w:val="zh_TW" w:bidi="zh_TW"/>
@@ -440,16 +552,16 @@
             <w:color w:val="0000EE"/>
             <w:u w:val="single"/>
           </w:rPr>
-          <w:t>王上9:26</w:t>
+          <w:t>創36:39</w:t>
         </w:r>
       </w:hyperlink>
       <w:r>
         <w:rPr>
           <w:lang w:val="zh_TW" w:bidi="zh_TW"/>
         </w:rPr>
-        <w:t>）。動盪的海對他們來說是惡人的象徵（</w:t>
-      </w:r>
-      <w:hyperlink r:id="rId22">
+        <w:t>；</w:t>
+      </w:r>
+      <w:hyperlink r:id="rId18">
         <w:r>
           <w:rPr>
             <w:lang w:val="zh_TW" w:bidi="zh_TW"/>
@@ -458,16 +570,34 @@
             <w:color w:val="0000EE"/>
             <w:u w:val="single"/>
           </w:rPr>
-          <w:t>賽57:20</w:t>
+          <w:t>代上1:50–51</w:t>
         </w:r>
       </w:hyperlink>
       <w:r>
         <w:rPr>
           <w:lang w:val="zh_TW" w:bidi="zh_TW"/>
         </w:rPr>
-        <w:t>）。「好像多水滔滔」（</w:t>
-      </w:r>
-      <w:hyperlink r:id="rId23">
+        <w:t>）。</w:t>
+      </w:r>
+    </w:p>
+    <w:p>
+      <w:pPr>
+        <w:pStyle w:val="ListNumber"/>
+        <w:spacing w:line="240" w:lineRule="auto"/>
+        <w:ind w:left="720"/>
+      </w:pPr>
+      <w:r>
+        <w:rPr>
+          <w:lang w:val="zh_TW" w:bidi="zh_TW"/>
+        </w:rPr>
+      </w:r>
+      <w:r>
+        <w:rPr>
+          <w:lang w:val="zh_TW" w:bidi="zh_TW"/>
+        </w:rPr>
+        <w:t>哈大（和合本譯為：哈達）為以東王室中的王子。當大衛與約押征服以東、並全面佔領該地時，他逃往埃及、在那裡成長，並深得法老恩待；法老甚至將自己妻子的姐妹嫁給他為妻。大衛去世後，哈大渴望返回以東，並試圖起來反抗所羅門的統治（</w:t>
+      </w:r>
+      <w:hyperlink r:id="rId19">
         <w:r>
           <w:rPr>
             <w:lang w:val="zh_TW" w:bidi="zh_TW"/>
@@ -476,16 +606,64 @@
             <w:color w:val="0000EE"/>
             <w:u w:val="single"/>
           </w:rPr>
-          <w:t>賽17:13</w:t>
+          <w:t>王上11:14–25</w:t>
         </w:r>
       </w:hyperlink>
       <w:r>
         <w:rPr>
           <w:lang w:val="zh_TW" w:bidi="zh_TW"/>
         </w:rPr>
-        <w:t>）或「海浪匉訇」（</w:t>
-      </w:r>
-      <w:hyperlink r:id="rId24">
+        <w:t>）。有學者認為，這位哈大可能與上述第三位所提及的以東王為同一人。</w:t>
+      </w:r>
+      <w:r>
+        <w:rPr>
+          <w:lang w:val="zh_TW" w:bidi="zh_TW"/>
+        </w:rPr>
+      </w:r>
+      <w:r>
+        <w:rPr>
+          <w:lang w:val="zh_TW" w:bidi="zh_TW"/>
+        </w:rPr>
+      </w:r>
+    </w:p>
+    <w:p>
+      <w:pPr/>
+      <w:r>
+        <w:rPr>
+          <w:lang w:val="zh_TW" w:bidi="zh_TW"/>
+        </w:rPr>
+      </w:r>
+    </w:p>
+    <w:p>
+      <w:pPr>
+        <w:pStyle w:val="Heading2"/>
+      </w:pPr>
+      <w:r>
+        <w:rPr>
+          <w:lang w:val="zh_TW" w:bidi="zh_TW"/>
+        </w:rPr>
+        <w:t>哈多蘭</w:t>
+      </w:r>
+      <w:r>
+        <w:rPr>
+          <w:lang w:val="zh_TW" w:bidi="zh_TW"/>
+        </w:rPr>
+      </w:r>
+    </w:p>
+    <w:p>
+      <w:pPr/>
+      <w:r>
+        <w:rPr>
+          <w:lang w:val="zh_TW" w:bidi="zh_TW"/>
+        </w:rPr>
+      </w:r>
+      <w:r>
+        <w:rPr>
+          <w:lang w:val="zh_TW" w:bidi="zh_TW"/>
+        </w:rPr>
+        <w:t>1. 約坍的第五子；哈多蘭和他的兄弟是從挪亞開始的第六代（</w:t>
+      </w:r>
+      <w:hyperlink r:id="rId20">
         <w:r>
           <w:rPr>
             <w:lang w:val="zh_TW" w:bidi="zh_TW"/>
@@ -494,16 +672,16 @@
             <w:color w:val="0000EE"/>
             <w:u w:val="single"/>
           </w:rPr>
-          <w:t>5:30</w:t>
+          <w:t>創10:27</w:t>
         </w:r>
       </w:hyperlink>
       <w:r>
         <w:rPr>
           <w:lang w:val="zh_TW" w:bidi="zh_TW"/>
         </w:rPr>
-        <w:t>）使他們聯想到強大的力量，對人類能造成難以估量的傷害。在</w:t>
-      </w:r>
-      <w:hyperlink r:id="rId25">
+        <w:t>；</w:t>
+      </w:r>
+      <w:hyperlink r:id="rId21">
         <w:r>
           <w:rPr>
             <w:lang w:val="zh_TW" w:bidi="zh_TW"/>
@@ -512,16 +690,30 @@
             <w:color w:val="0000EE"/>
             <w:u w:val="single"/>
           </w:rPr>
-          <w:t>但以理書七章3節</w:t>
+          <w:t>代上1:21</w:t>
         </w:r>
       </w:hyperlink>
       <w:r>
         <w:rPr>
           <w:lang w:val="zh_TW" w:bidi="zh_TW"/>
         </w:rPr>
-        <w:t>和</w:t>
-      </w:r>
-      <w:hyperlink r:id="rId26">
+        <w:t>）。</w:t>
+      </w:r>
+    </w:p>
+    <w:p>
+      <w:pPr/>
+      <w:r>
+        <w:rPr>
+          <w:lang w:val="zh_TW" w:bidi="zh_TW"/>
+        </w:rPr>
+      </w:r>
+      <w:r>
+        <w:rPr>
+          <w:lang w:val="zh_TW" w:bidi="zh_TW"/>
+        </w:rPr>
+        <w:t>2. 在</w:t>
+      </w:r>
+      <w:hyperlink r:id="rId22">
         <w:r>
           <w:rPr>
             <w:lang w:val="zh_TW" w:bidi="zh_TW"/>
@@ -530,14 +722,33 @@
             <w:color w:val="0000EE"/>
             <w:u w:val="single"/>
           </w:rPr>
-          <w:t>啟示錄十三章1節</w:t>
+          <w:t>歷代志上十八章10節</w:t>
         </w:r>
       </w:hyperlink>
       <w:r>
         <w:rPr>
           <w:lang w:val="zh_TW" w:bidi="zh_TW"/>
         </w:rPr>
-        <w:t>中，那些敵對神的權勢被描述為從海中上來的獸。</w:t>
+        <w:t>中，是約蘭的另一種拼寫。</w:t>
+      </w:r>
+      <w:r>
+        <w:rPr>
+          <w:i/>
+          <w:lang w:val="zh_TW" w:bidi="zh_TW"/>
+        </w:rPr>
+        <w:t>見</w:t>
+      </w:r>
+      <w:r>
+        <w:rPr>
+          <w:lang w:val="zh_TW" w:bidi="zh_TW"/>
+        </w:rPr>
+        <w:t>約蘭 #1</w:t>
+      </w:r>
+      <w:r>
+        <w:rPr>
+          <w:lang w:val="zh_TW" w:bidi="zh_TW"/>
+        </w:rPr>
+        <w:t>。</w:t>
       </w:r>
     </w:p>
     <w:p>
@@ -551,9 +762,9 @@
         <w:rPr>
           <w:lang w:val="zh_TW" w:bidi="zh_TW"/>
         </w:rPr>
-        <w:t>然而，正如所述，神掌管海洋。祂能拯救那些信靠祂的人「從大水中拉上來」（</w:t>
-      </w:r>
-      <w:hyperlink r:id="rId27">
+        <w:t>3. 在</w:t>
+      </w:r>
+      <w:hyperlink r:id="rId23">
         <w:r>
           <w:rPr>
             <w:lang w:val="zh_TW" w:bidi="zh_TW"/>
@@ -562,16 +773,83 @@
             <w:color w:val="0000EE"/>
             <w:u w:val="single"/>
           </w:rPr>
-          <w:t>詩18:16），</w:t>
+          <w:t>歷代志下十章18節</w:t>
         </w:r>
       </w:hyperlink>
       <w:r>
         <w:rPr>
           <w:lang w:val="zh_TW" w:bidi="zh_TW"/>
         </w:rPr>
-        <w:t>並保護那些在海上航行的人（</w:t>
-      </w:r>
-      <w:hyperlink r:id="rId28">
+        <w:t>中，是亞多尼蘭的另一種拼寫。</w:t>
+      </w:r>
+      <w:r>
+        <w:rPr>
+          <w:i/>
+          <w:lang w:val="zh_TW" w:bidi="zh_TW"/>
+        </w:rPr>
+        <w:t>見</w:t>
+      </w:r>
+      <w:r>
+        <w:rPr>
+          <w:lang w:val="zh_TW" w:bidi="zh_TW"/>
+        </w:rPr>
+        <w:t>亞多尼蘭</w:t>
+      </w:r>
+      <w:r>
+        <w:rPr>
+          <w:lang w:val="zh_TW" w:bidi="zh_TW"/>
+        </w:rPr>
+        <w:t>。</w:t>
+      </w:r>
+      <w:r>
+        <w:rPr>
+          <w:lang w:val="zh_TW" w:bidi="zh_TW"/>
+        </w:rPr>
+      </w:r>
+      <w:r>
+        <w:rPr>
+          <w:lang w:val="zh_TW" w:bidi="zh_TW"/>
+        </w:rPr>
+      </w:r>
+    </w:p>
+    <w:p>
+      <w:pPr/>
+      <w:r>
+        <w:rPr>
+          <w:lang w:val="zh_TW" w:bidi="zh_TW"/>
+        </w:rPr>
+      </w:r>
+    </w:p>
+    <w:p>
+      <w:pPr>
+        <w:pStyle w:val="Heading2"/>
+      </w:pPr>
+      <w:r>
+        <w:rPr>
+          <w:lang w:val="zh_TW" w:bidi="zh_TW"/>
+        </w:rPr>
+        <w:t>哈腓拉（地名）</w:t>
+      </w:r>
+      <w:r>
+        <w:rPr>
+          <w:lang w:val="zh_TW" w:bidi="zh_TW"/>
+        </w:rPr>
+      </w:r>
+    </w:p>
+    <w:p>
+      <w:pPr/>
+      <w:r>
+        <w:rPr>
+          <w:lang w:val="zh_TW" w:bidi="zh_TW"/>
+        </w:rPr>
+      </w:r>
+      <w:r>
+        <w:rPr>
+          <w:lang w:val="zh_TW" w:bidi="zh_TW"/>
+        </w:rPr>
+        <w:t>哈腓拉（Havilah）是一個位於伊甸附近的地區，現今的確切位置已不可考。聖經說它由比遜河灌溉，境內有豐富的金子、珍珠和紅瑪瑙 （</w:t>
+      </w:r>
+      <w:hyperlink r:id="rId24">
         <w:r>
           <w:rPr>
             <w:lang w:val="zh_TW" w:bidi="zh_TW"/>
@@ -580,16 +858,16 @@
             <w:color w:val="0000EE"/>
             <w:u w:val="single"/>
           </w:rPr>
-          <w:t>107:23–31）</w:t>
+          <w:t>創2:11–12</w:t>
         </w:r>
       </w:hyperlink>
       <w:r>
         <w:rPr>
           <w:lang w:val="zh_TW" w:bidi="zh_TW"/>
         </w:rPr>
-        <w:t>。人們總是記得神曾在海中開出一條道路，讓他們出埃及時通過（</w:t>
-      </w:r>
-      <w:hyperlink r:id="rId29">
+        <w:t>）。關於哈腓拉的地點，歷來爭論甚多。它不可能與</w:t>
+      </w:r>
+      <w:hyperlink r:id="rId25">
         <w:r>
           <w:rPr>
             <w:lang w:val="zh_TW" w:bidi="zh_TW"/>
@@ -598,16 +876,64 @@
             <w:color w:val="0000EE"/>
             <w:u w:val="single"/>
           </w:rPr>
-          <w:t>出15:19）</w:t>
+          <w:t>撒母耳記上十五章7節</w:t>
         </w:r>
       </w:hyperlink>
       <w:r>
         <w:rPr>
           <w:lang w:val="zh_TW" w:bidi="zh_TW"/>
         </w:rPr>
-        <w:t>。詩篇作者（</w:t>
-      </w:r>
-      <w:hyperlink r:id="rId30">
+        <w:t>中掃羅攻打亞瑪力人的那個哈腓拉有任何關聯，因為伊甸的敘述地點在美索不達米亞，而非巴勒斯坦。基於同樣的理由，若將哈腓拉定位於阿拉伯南部、索馬利蘭（Somaliland）或印度，也是不正確的。所謂的比遜「河」很可能是一條灌溉渠道，因為在亞喀得文（Akkadian）中，河與灌溉渠道並無不同的詞彙，而美索不達米亞的習慣是把主要的灌溉渠稱作河。這或許能解釋為何「比遜」這個名稱能在水渠乾涸後仍被保存下來。比遜是那條從伊甸流出的河所分出的四道支流之一，因此哈腓拉應位於北方，因為這段敘述是從上游的角度來描寫的。哈腓拉很可能位於示拿平原一帶，由一條主要灌溉渠灌溉；如今，無論這片地區或那條水渠，都早已消失無蹤。</w:t>
+      </w:r>
+      <w:r>
+        <w:rPr>
+          <w:lang w:val="zh_TW" w:bidi="zh_TW"/>
+        </w:rPr>
+      </w:r>
+      <w:r>
+        <w:rPr>
+          <w:lang w:val="zh_TW" w:bidi="zh_TW"/>
+        </w:rPr>
+      </w:r>
+    </w:p>
+    <w:p>
+      <w:pPr/>
+      <w:r>
+        <w:rPr>
+          <w:lang w:val="zh_TW" w:bidi="zh_TW"/>
+        </w:rPr>
+      </w:r>
+    </w:p>
+    <w:p>
+      <w:pPr>
+        <w:pStyle w:val="Heading2"/>
+      </w:pPr>
+      <w:r>
+        <w:rPr>
+          <w:lang w:val="zh_TW" w:bidi="zh_TW"/>
+        </w:rPr>
+        <w:t>哈腓拉（人物）</w:t>
+      </w:r>
+      <w:r>
+        <w:rPr>
+          <w:lang w:val="zh_TW" w:bidi="zh_TW"/>
+        </w:rPr>
+      </w:r>
+    </w:p>
+    <w:p>
+      <w:pPr/>
+      <w:r>
+        <w:rPr>
+          <w:lang w:val="zh_TW" w:bidi="zh_TW"/>
+        </w:rPr>
+      </w:r>
+      <w:r>
+        <w:rPr>
+          <w:lang w:val="zh_TW" w:bidi="zh_TW"/>
+        </w:rPr>
+        <w:t>1. 古實的後裔（</w:t>
+      </w:r>
+      <w:hyperlink r:id="rId26">
         <w:r>
           <w:rPr>
             <w:lang w:val="zh_TW" w:bidi="zh_TW"/>
@@ -616,10 +942,16 @@
             <w:color w:val="0000EE"/>
             <w:u w:val="single"/>
           </w:rPr>
-          <w:t>詩74:13，</w:t>
+          <w:t>創10:7</w:t>
         </w:r>
       </w:hyperlink>
-      <w:hyperlink r:id="rId31">
+      <w:r>
+        <w:rPr>
+          <w:lang w:val="zh_TW" w:bidi="zh_TW"/>
+        </w:rPr>
+        <w:t>；</w:t>
+      </w:r>
+      <w:hyperlink r:id="rId27">
         <w:r>
           <w:rPr>
             <w:lang w:val="zh_TW" w:bidi="zh_TW"/>
@@ -628,10 +960,30 @@
             <w:color w:val="0000EE"/>
             <w:u w:val="single"/>
           </w:rPr>
-          <w:t>77:16，</w:t>
+          <w:t>代上1:9</w:t>
         </w:r>
       </w:hyperlink>
-      <w:hyperlink r:id="rId32">
+      <w:r>
+        <w:rPr>
+          <w:lang w:val="zh_TW" w:bidi="zh_TW"/>
+        </w:rPr>
+        <w:t>）。</w:t>
+      </w:r>
+    </w:p>
+    <w:p>
+      <w:pPr/>
+      <w:r>
+        <w:rPr>
+          <w:lang w:val="zh_TW" w:bidi="zh_TW"/>
+        </w:rPr>
+      </w:r>
+      <w:r>
+        <w:rPr>
+          <w:lang w:val="zh_TW" w:bidi="zh_TW"/>
+        </w:rPr>
+        <w:t>2. 閃的後裔約坍的兒子（</w:t>
+      </w:r>
+      <w:hyperlink r:id="rId28">
         <w:r>
           <w:rPr>
             <w:lang w:val="zh_TW" w:bidi="zh_TW"/>
@@ -640,10 +992,16 @@
             <w:color w:val="0000EE"/>
             <w:u w:val="single"/>
           </w:rPr>
-          <w:t>78:13，</w:t>
+          <w:t>創10:29</w:t>
         </w:r>
       </w:hyperlink>
-      <w:hyperlink r:id="rId33">
+      <w:r>
+        <w:rPr>
+          <w:lang w:val="zh_TW" w:bidi="zh_TW"/>
+        </w:rPr>
+        <w:t>；</w:t>
+      </w:r>
+      <w:hyperlink r:id="rId29">
         <w:r>
           <w:rPr>
             <w:lang w:val="zh_TW" w:bidi="zh_TW"/>
@@ -652,16 +1010,64 @@
             <w:color w:val="0000EE"/>
             <w:u w:val="single"/>
           </w:rPr>
-          <w:t>106:9）</w:t>
+          <w:t>代上1:23</w:t>
         </w:r>
       </w:hyperlink>
       <w:r>
         <w:rPr>
           <w:lang w:val="zh_TW" w:bidi="zh_TW"/>
         </w:rPr>
-        <w:t>和先知們（例如</w:t>
-      </w:r>
-      <w:hyperlink r:id="rId34">
+        <w:t>）。</w:t>
+      </w:r>
+      <w:r>
+        <w:rPr>
+          <w:lang w:val="zh_TW" w:bidi="zh_TW"/>
+        </w:rPr>
+      </w:r>
+      <w:r>
+        <w:rPr>
+          <w:lang w:val="zh_TW" w:bidi="zh_TW"/>
+        </w:rPr>
+      </w:r>
+    </w:p>
+    <w:p>
+      <w:pPr/>
+      <w:r>
+        <w:rPr>
+          <w:lang w:val="zh_TW" w:bidi="zh_TW"/>
+        </w:rPr>
+      </w:r>
+    </w:p>
+    <w:p>
+      <w:pPr>
+        <w:pStyle w:val="Heading2"/>
+      </w:pPr>
+      <w:r>
+        <w:rPr>
+          <w:lang w:val="zh_TW" w:bidi="zh_TW"/>
+        </w:rPr>
+        <w:t>哈蘭（地點）</w:t>
+      </w:r>
+      <w:r>
+        <w:rPr>
+          <w:lang w:val="zh_TW" w:bidi="zh_TW"/>
+        </w:rPr>
+      </w:r>
+    </w:p>
+    <w:p>
+      <w:pPr/>
+      <w:r>
+        <w:rPr>
+          <w:lang w:val="zh_TW" w:bidi="zh_TW"/>
+        </w:rPr>
+      </w:r>
+      <w:r>
+        <w:rPr>
+          <w:lang w:val="zh_TW" w:bidi="zh_TW"/>
+        </w:rPr>
+        <w:t>北美索不達米亞的城市，首次出現</w:t>
+      </w:r>
+      <w:hyperlink r:id="rId30">
         <w:r>
           <w:rPr>
             <w:lang w:val="zh_TW" w:bidi="zh_TW"/>
@@ -670,57 +1076,1670 @@
             <w:color w:val="0000EE"/>
             <w:u w:val="single"/>
           </w:rPr>
-          <w:t>賽43:16–17）</w:t>
+          <w:t>創世記十一章31節</w:t>
         </w:r>
       </w:hyperlink>
       <w:r>
         <w:rPr>
           <w:lang w:val="zh_TW" w:bidi="zh_TW"/>
         </w:rPr>
-        <w:t>都提到這一點。</w:t>
+        <w:t>，是亞伯拉罕的父親他拉從迦勒底的吾珥遷移的目的地，他拉在此居住直到去世。亞伯拉罕75歲時，神命令他遷移到為他預備的土地（</w:t>
+      </w:r>
+      <w:hyperlink r:id="rId31">
+        <w:r>
+          <w:rPr>
+            <w:lang w:val="zh_TW" w:bidi="zh_TW"/>
+          </w:rPr>
+          <w:rPr>
+            <w:color w:val="0000EE"/>
+            <w:u w:val="single"/>
+          </w:rPr>
+          <w:t>創12:1–4</w:t>
+        </w:r>
+      </w:hyperlink>
+      <w:r>
+        <w:rPr>
+          <w:lang w:val="zh_TW" w:bidi="zh_TW"/>
+        </w:rPr>
+        <w:t>）。然而，亞伯拉罕有一些親人留在哈蘭，亞伯拉罕的孫子雅各因害怕以掃而逃往那裡（</w:t>
+      </w:r>
+      <w:hyperlink r:id="rId32">
+        <w:r>
+          <w:rPr>
+            <w:lang w:val="zh_TW" w:bidi="zh_TW"/>
+          </w:rPr>
+          <w:rPr>
+            <w:color w:val="0000EE"/>
+            <w:u w:val="single"/>
+          </w:rPr>
+          <w:t>創27:42–43</w:t>
+        </w:r>
+      </w:hyperlink>
+      <w:r>
+        <w:rPr>
+          <w:lang w:val="zh_TW" w:bidi="zh_TW"/>
+        </w:rPr>
+        <w:t>）。雅各在哈蘭住了多年，為他的舅舅拉班作工，並娶了利亞和拉結為妻，還獲得了許多綿羊和山羊、僕人、駱駝和驢子（</w:t>
+      </w:r>
+      <w:hyperlink r:id="rId33">
+        <w:r>
+          <w:rPr>
+            <w:lang w:val="zh_TW" w:bidi="zh_TW"/>
+          </w:rPr>
+          <w:rPr>
+            <w:color w:val="0000EE"/>
+            <w:u w:val="single"/>
+          </w:rPr>
+          <w:t>創30:43</w:t>
+        </w:r>
+      </w:hyperlink>
+      <w:r>
+        <w:rPr>
+          <w:lang w:val="zh_TW" w:bidi="zh_TW"/>
+        </w:rPr>
+        <w:t>）。</w:t>
+      </w:r>
+    </w:p>
+    <w:p>
+      <w:pPr/>
+      <w:r>
+        <w:rPr>
+          <w:lang w:val="zh_TW" w:bidi="zh_TW"/>
+        </w:rPr>
+      </w:r>
+      <w:r>
+        <w:rPr>
+          <w:lang w:val="zh_TW" w:bidi="zh_TW"/>
+        </w:rPr>
+        <w:t>這座「拿鶴的城」（</w:t>
+      </w:r>
+      <w:hyperlink r:id="rId34">
+        <w:r>
+          <w:rPr>
+            <w:lang w:val="zh_TW" w:bidi="zh_TW"/>
+          </w:rPr>
+          <w:rPr>
+            <w:color w:val="0000EE"/>
+            <w:u w:val="single"/>
+          </w:rPr>
+          <w:t>創11:27–29</w:t>
+        </w:r>
+      </w:hyperlink>
+      <w:r>
+        <w:rPr>
+          <w:lang w:val="zh_TW" w:bidi="zh_TW"/>
+        </w:rPr>
+        <w:t>，</w:t>
+      </w:r>
+      <w:hyperlink r:id="rId35">
+        <w:r>
+          <w:rPr>
+            <w:lang w:val="zh_TW" w:bidi="zh_TW"/>
+          </w:rPr>
+          <w:rPr>
+            <w:color w:val="0000EE"/>
+            <w:u w:val="single"/>
+          </w:rPr>
+          <w:t>24:10</w:t>
+        </w:r>
+      </w:hyperlink>
+      <w:r>
+        <w:rPr>
+          <w:lang w:val="zh_TW" w:bidi="zh_TW"/>
+        </w:rPr>
+        <w:t>，</w:t>
+      </w:r>
+      <w:hyperlink r:id="rId36">
+        <w:r>
+          <w:rPr>
+            <w:lang w:val="zh_TW" w:bidi="zh_TW"/>
+          </w:rPr>
+          <w:rPr>
+            <w:color w:val="0000EE"/>
+            <w:u w:val="single"/>
+          </w:rPr>
+          <w:t>27:43</w:t>
+        </w:r>
+      </w:hyperlink>
+      <w:r>
+        <w:rPr>
+          <w:lang w:val="zh_TW" w:bidi="zh_TW"/>
+        </w:rPr>
+        <w:t>） 建於公元前三千年，位於幼發拉底河的一條支流上，很快成為一個重要的商業中心。也許連接大馬士革、尼尼微和迦基米施的古代貿易路線，就經過哈蘭。以西結提到哈蘭和泰爾之間的貿易（</w:t>
+      </w:r>
+      <w:hyperlink r:id="rId37">
+        <w:r>
+          <w:rPr>
+            <w:lang w:val="zh_TW" w:bidi="zh_TW"/>
+          </w:rPr>
+          <w:rPr>
+            <w:color w:val="0000EE"/>
+            <w:u w:val="single"/>
+          </w:rPr>
+          <w:t>結27:23</w:t>
+        </w:r>
+      </w:hyperlink>
+      <w:r>
+        <w:rPr>
+          <w:lang w:val="zh_TW" w:bidi="zh_TW"/>
+        </w:rPr>
+        <w:t>）。哈蘭是一座亞蘭人的城市，以其對月神欣（Sin）和尼卡爾神（Nikkal）的崇拜而聞名。這個系統是蘇美人在吾珥的宗教體系的分支。欣和配偶尼卡爾不僅在這裡受到尊崇，還在迦南甚至埃及受到尊崇。這個崇拜持續到新約時代，其聖殿最終在公元13世紀被蒙古人摧毀。難怪神命令亞伯拉罕離開這個偶像崇拜的中心。現代的哈蘭保留了這個名字的古代楔形文字拼寫（有英文譯本為「Charran」，</w:t>
+      </w:r>
+      <w:hyperlink r:id="rId38">
+        <w:r>
+          <w:rPr>
+            <w:lang w:val="zh_TW" w:bidi="zh_TW"/>
+          </w:rPr>
+          <w:rPr>
+            <w:color w:val="0000EE"/>
+            <w:u w:val="single"/>
+          </w:rPr>
+          <w:t>徒7:2、4</w:t>
+        </w:r>
+      </w:hyperlink>
+      <w:r>
+        <w:rPr>
+          <w:lang w:val="zh_TW" w:bidi="zh_TW"/>
+        </w:rPr>
+        <w:t>）。</w:t>
+      </w:r>
+      <w:r>
+        <w:rPr>
+          <w:lang w:val="zh_TW" w:bidi="zh_TW"/>
+        </w:rPr>
+      </w:r>
+      <w:r>
+        <w:rPr>
+          <w:lang w:val="zh_TW" w:bidi="zh_TW"/>
+        </w:rPr>
+      </w:r>
+    </w:p>
+    <w:p>
+      <w:pPr/>
+      <w:r>
+        <w:rPr>
+          <w:lang w:val="zh_TW" w:bidi="zh_TW"/>
+        </w:rPr>
+      </w:r>
+    </w:p>
+    <w:p>
+      <w:pPr>
+        <w:pStyle w:val="Heading2"/>
+      </w:pPr>
+      <w:r>
+        <w:rPr>
+          <w:lang w:val="zh_TW" w:bidi="zh_TW"/>
+        </w:rPr>
+        <w:t>哈蘭（人物）</w:t>
+      </w:r>
+      <w:r>
+        <w:rPr>
+          <w:lang w:val="zh_TW" w:bidi="zh_TW"/>
+        </w:rPr>
+      </w:r>
+    </w:p>
+    <w:p>
+      <w:pPr/>
+      <w:r>
+        <w:rPr>
+          <w:lang w:val="zh_TW" w:bidi="zh_TW"/>
+        </w:rPr>
+      </w:r>
+      <w:r>
+        <w:rPr>
+          <w:lang w:val="zh_TW" w:bidi="zh_TW"/>
+        </w:rPr>
+        <w:t>1. 他拉的兒子、亞伯拉罕的兄弟、羅得的父親（</w:t>
+      </w:r>
+      <w:hyperlink r:id="rId39">
+        <w:r>
+          <w:rPr>
+            <w:lang w:val="zh_TW" w:bidi="zh_TW"/>
+          </w:rPr>
+          <w:rPr>
+            <w:color w:val="0000EE"/>
+            <w:u w:val="single"/>
+          </w:rPr>
+          <w:t>創11:26–31</w:t>
+        </w:r>
+      </w:hyperlink>
+      <w:r>
+        <w:rPr>
+          <w:lang w:val="zh_TW" w:bidi="zh_TW"/>
+        </w:rPr>
+        <w:t>）。</w:t>
+      </w:r>
+    </w:p>
+    <w:p>
+      <w:pPr/>
+      <w:r>
+        <w:rPr>
+          <w:lang w:val="zh_TW" w:bidi="zh_TW"/>
+        </w:rPr>
+      </w:r>
+      <w:r>
+        <w:rPr>
+          <w:lang w:val="zh_TW" w:bidi="zh_TW"/>
+        </w:rPr>
+        <w:t>2. 迦勒的妾以法所生的兒子，屬於猶大支派，是</w:t>
+      </w:r>
+      <w:r>
+        <w:rPr>
+          <w:lang w:val="zh_TW" w:bidi="zh_TW"/>
+        </w:rPr>
+        <w:t>迦卸</w:t>
+      </w:r>
+      <w:r>
+        <w:rPr>
+          <w:lang w:val="zh_TW" w:bidi="zh_TW"/>
+        </w:rPr>
+        <w:t>的父親（</w:t>
+      </w:r>
+      <w:hyperlink r:id="rId40">
+        <w:r>
+          <w:rPr>
+            <w:lang w:val="zh_TW" w:bidi="zh_TW"/>
+          </w:rPr>
+          <w:rPr>
+            <w:color w:val="0000EE"/>
+            <w:u w:val="single"/>
+          </w:rPr>
+          <w:t>代上2:46</w:t>
+        </w:r>
+      </w:hyperlink>
+      <w:r>
+        <w:rPr>
+          <w:lang w:val="zh_TW" w:bidi="zh_TW"/>
+        </w:rPr>
+        <w:t>）。</w:t>
+      </w:r>
+    </w:p>
+    <w:p>
+      <w:pPr/>
+      <w:r>
+        <w:rPr>
+          <w:lang w:val="zh_TW" w:bidi="zh_TW"/>
+        </w:rPr>
+      </w:r>
+      <w:r>
+        <w:rPr>
+          <w:lang w:val="zh_TW" w:bidi="zh_TW"/>
+        </w:rPr>
+        <w:t>3. 示每的兒子，屬於利未支派的革順族 （</w:t>
+      </w:r>
+      <w:hyperlink r:id="rId41">
+        <w:r>
+          <w:rPr>
+            <w:lang w:val="zh_TW" w:bidi="zh_TW"/>
+          </w:rPr>
+          <w:rPr>
+            <w:color w:val="0000EE"/>
+            <w:u w:val="single"/>
+          </w:rPr>
+          <w:t>代上23:9</w:t>
+        </w:r>
+      </w:hyperlink>
+      <w:r>
+        <w:rPr>
+          <w:lang w:val="zh_TW" w:bidi="zh_TW"/>
+        </w:rPr>
+        <w:t>）。</w:t>
+      </w:r>
+      <w:r>
+        <w:rPr>
+          <w:lang w:val="zh_TW" w:bidi="zh_TW"/>
+        </w:rPr>
+      </w:r>
+      <w:r>
+        <w:rPr>
+          <w:lang w:val="zh_TW" w:bidi="zh_TW"/>
+        </w:rPr>
+      </w:r>
+    </w:p>
+    <w:p>
+      <w:pPr/>
+      <w:r>
+        <w:rPr>
+          <w:lang w:val="zh_TW" w:bidi="zh_TW"/>
+        </w:rPr>
+      </w:r>
+    </w:p>
+    <w:p>
+      <w:pPr>
+        <w:pStyle w:val="Heading2"/>
+      </w:pPr>
+      <w:r>
+        <w:rPr>
+          <w:lang w:val="zh_TW" w:bidi="zh_TW"/>
+        </w:rPr>
+        <w:t>哈馬</w:t>
+      </w:r>
+      <w:r>
+        <w:rPr>
+          <w:lang w:val="zh_TW" w:bidi="zh_TW"/>
+        </w:rPr>
+      </w:r>
+    </w:p>
+    <w:p>
+      <w:pPr>
+        <w:pStyle w:val="ListNumber"/>
+        <w:numPr>
+          <w:ilvl w:val="0"/>
+          <w:numId w:val="16"/>
+        </w:numPr>
+        <w:spacing w:line="240" w:lineRule="auto"/>
+        <w:ind w:left="720"/>
+      </w:pPr>
+      <w:r>
+        <w:rPr>
+          <w:lang w:val="zh_TW" w:bidi="zh_TW"/>
+        </w:rPr>
+      </w:r>
+      <w:r>
+        <w:rPr>
+          <w:lang w:val="zh_TW" w:bidi="zh_TW"/>
+        </w:rPr>
+        <w:t>位於現今屬敘利亞的大馬士革以北約201公里（125英里）的城市和地區，坐落在奧龍特斯河（Orontes River）畔。</w:t>
+        <w:br/>
+      </w:r>
+      <w:r>
+        <w:rPr>
+          <w:lang w:val="zh_TW" w:bidi="zh_TW"/>
+        </w:rPr>
+        <w:t>起初，住在哈馬的人是來自迦南的民族（</w:t>
+      </w:r>
+      <w:hyperlink r:id="rId42">
+        <w:r>
+          <w:rPr>
+            <w:lang w:val="zh_TW" w:bidi="zh_TW"/>
+          </w:rPr>
+          <w:rPr>
+            <w:color w:val="0000EE"/>
+            <w:u w:val="single"/>
+          </w:rPr>
+          <w:t>創10:18</w:t>
+        </w:r>
+      </w:hyperlink>
+      <w:r>
+        <w:rPr>
+          <w:lang w:val="zh_TW" w:bidi="zh_TW"/>
+        </w:rPr>
+        <w:t>）。後來，閃族人（包括以色列人、亞蘭人等）住在那裡。聖經有時稱該地區為「哈馬口」（</w:t>
+      </w:r>
+      <w:hyperlink r:id="rId43">
+        <w:r>
+          <w:rPr>
+            <w:lang w:val="zh_TW" w:bidi="zh_TW"/>
+          </w:rPr>
+          <w:rPr>
+            <w:color w:val="0000EE"/>
+            <w:u w:val="single"/>
+          </w:rPr>
+          <w:t>民34:7–8</w:t>
+        </w:r>
+      </w:hyperlink>
+      <w:r>
+        <w:rPr>
+          <w:lang w:val="zh_TW" w:bidi="zh_TW"/>
+        </w:rPr>
+        <w:t>；</w:t>
+      </w:r>
+      <w:hyperlink r:id="rId44">
+        <w:r>
+          <w:rPr>
+            <w:lang w:val="zh_TW" w:bidi="zh_TW"/>
+          </w:rPr>
+          <w:rPr>
+            <w:color w:val="0000EE"/>
+            <w:u w:val="single"/>
+          </w:rPr>
+          <w:t>書13:5</w:t>
+        </w:r>
+      </w:hyperlink>
+      <w:r>
+        <w:rPr>
+          <w:lang w:val="zh_TW" w:bidi="zh_TW"/>
+        </w:rPr>
+        <w:t>）。這個地區標誌著以色列應許之地北部的邊界。在以色列早期王國時期，以及在耶羅波安二世統治期間，從公元前793年到753年，以色列控制了這片土地。</w:t>
+        <w:br/>
+      </w:r>
+      <w:r>
+        <w:rPr>
+          <w:lang w:val="zh_TW" w:bidi="zh_TW"/>
+        </w:rPr>
+        <w:t>名為「哈馬口」（意指「哈馬的入口」）的確切位置尚不確定。一些學者認為它是位於奧龍特斯河畔，一個名為勒布韋（Lebweh）的城市，位於黎巴嫩和外黎巴嫩山脈之間。其他人則認為它位於敘利亞的其他地方。</w:t>
+        <w:br/>
+      </w:r>
+      <w:r>
+        <w:rPr>
+          <w:lang w:val="zh_TW" w:bidi="zh_TW"/>
+        </w:rPr>
+        <w:t>人們最早居住在哈馬是在新石器時代（石器時代的晚期）。約在公元前1750年，該城被摧毀（可能是被稱為希克索斯的群體摧毀）。後來，城市被重建。埃及法老圖特摩斯三世（統治時間為公元前1502年至1448年）控制此處。在埃及統治敘利亞的期間，哈馬成為一個繁榮的城市。在公元前900年之前，哈馬是一個小型赫人王國的首都。人們發現赫人的記錄（稱為銘文），講述這段時期的情況。</w:t>
+      </w:r>
+    </w:p>
+    <w:p>
+      <w:pPr>
+        <w:pStyle w:val="Heading3"/>
+      </w:pPr>
+      <w:r>
+        <w:rPr>
+          <w:lang w:val="zh_TW" w:bidi="zh_TW"/>
+        </w:rPr>
+        <w:t>聖經中的哈馬</w:t>
+      </w:r>
+      <w:r>
+        <w:rPr>
+          <w:lang w:val="zh_TW" w:bidi="zh_TW"/>
+        </w:rPr>
+        <w:t>大衛與瑣巴王哈大底謝爭戰並擊敗了他。隨後，哈馬王陀以派他的兒子去祝賀大衛（</w:t>
+      </w:r>
+      <w:hyperlink r:id="rId45">
+        <w:r>
+          <w:rPr>
+            <w:lang w:val="zh_TW" w:bidi="zh_TW"/>
+          </w:rPr>
+          <w:rPr>
+            <w:color w:val="0000EE"/>
+            <w:u w:val="single"/>
+          </w:rPr>
+          <w:t>撒下8:9–10</w:t>
+        </w:r>
+      </w:hyperlink>
+      <w:r>
+        <w:rPr>
+          <w:lang w:val="zh_TW" w:bidi="zh_TW"/>
+        </w:rPr>
+        <w:t>）。所羅門在哈馬地區建造了</w:t>
+      </w:r>
+      <w:r>
+        <w:rPr>
+          <w:lang w:val="zh_TW" w:bidi="zh_TW"/>
+        </w:rPr>
+        <w:t>積貨城</w:t>
+      </w:r>
+      <w:r>
+        <w:rPr>
+          <w:lang w:val="zh_TW" w:bidi="zh_TW"/>
+        </w:rPr>
+        <w:t>（</w:t>
+      </w:r>
+      <w:hyperlink r:id="rId46">
+        <w:r>
+          <w:rPr>
+            <w:lang w:val="zh_TW" w:bidi="zh_TW"/>
+          </w:rPr>
+          <w:rPr>
+            <w:color w:val="0000EE"/>
+            <w:u w:val="single"/>
+          </w:rPr>
+          <w:t>代下8:4</w:t>
+        </w:r>
+      </w:hyperlink>
+      <w:r>
+        <w:rPr>
+          <w:lang w:val="zh_TW" w:bidi="zh_TW"/>
+        </w:rPr>
+        <w:t>），可能意味著哈馬成為向以色列進貢的國家（定期進貢商品或金錢）。</w:t>
+        <w:br/>
+      </w:r>
+      <w:r>
+        <w:rPr>
+          <w:lang w:val="zh_TW" w:bidi="zh_TW"/>
+        </w:rPr>
+        <w:t>在以色列的亞哈王時期，哈馬的王名叫伊胡利尼（Irhulini）。他與來自大馬士革、以色列和其他12個城市的王聯合起來，對抗亞述王撒縵以色三世（公元前860年至825年在位）。這些人暫時阻止了亞述王。但在公元前846年左右，撒縵以色擊敗了他們，哈馬落入亞述的統治之下。</w:t>
+        <w:br/>
+      </w:r>
+      <w:r>
+        <w:rPr>
+          <w:lang w:val="zh_TW" w:bidi="zh_TW"/>
+        </w:rPr>
+        <w:t>在公元前 730 年，哈馬王埃尼·伊盧斯（Eni-Ilus）向亞述國王提革拉毗列色三世進貢。大約10年後，在公元前 720 年，亞述國王撒珥根二世強迫 4300 名亞述人居住在哈馬。他還將許多人從哈馬和其他地方遷移到撒馬利亞（</w:t>
+      </w:r>
+      <w:hyperlink r:id="rId47">
+        <w:r>
+          <w:rPr>
+            <w:lang w:val="zh_TW" w:bidi="zh_TW"/>
+          </w:rPr>
+          <w:rPr>
+            <w:color w:val="0000EE"/>
+            <w:u w:val="single"/>
+          </w:rPr>
+          <w:t>王下17:24</w:t>
+        </w:r>
+      </w:hyperlink>
+      <w:r>
+        <w:rPr>
+          <w:lang w:val="zh_TW" w:bidi="zh_TW"/>
+        </w:rPr>
+        <w:t>）。一些以色列人可能也被送往哈馬居住（</w:t>
+      </w:r>
+      <w:hyperlink r:id="rId48">
+        <w:r>
+          <w:rPr>
+            <w:lang w:val="zh_TW" w:bidi="zh_TW"/>
+          </w:rPr>
+          <w:rPr>
+            <w:color w:val="0000EE"/>
+            <w:u w:val="single"/>
+          </w:rPr>
+          <w:t>賽11:11</w:t>
+        </w:r>
+      </w:hyperlink>
+      <w:r>
+        <w:rPr>
+          <w:lang w:val="zh_TW" w:bidi="zh_TW"/>
+        </w:rPr>
+        <w:t>）。其他提到亞述控制哈馬的舊約聖經經文包括</w:t>
+      </w:r>
+      <w:hyperlink r:id="rId49">
+        <w:r>
+          <w:rPr>
+            <w:lang w:val="zh_TW" w:bidi="zh_TW"/>
+          </w:rPr>
+          <w:rPr>
+            <w:color w:val="0000EE"/>
+            <w:u w:val="single"/>
+          </w:rPr>
+          <w:t>列王紀下十八章34節</w:t>
+        </w:r>
+      </w:hyperlink>
+      <w:r>
+        <w:rPr>
+          <w:lang w:val="zh_TW" w:bidi="zh_TW"/>
+        </w:rPr>
+        <w:t>，</w:t>
+      </w:r>
+      <w:hyperlink r:id="rId50">
+        <w:r>
+          <w:rPr>
+            <w:lang w:val="zh_TW" w:bidi="zh_TW"/>
+          </w:rPr>
+          <w:rPr>
+            <w:color w:val="0000EE"/>
+            <w:u w:val="single"/>
+          </w:rPr>
+          <w:t>十九章13節</w:t>
+        </w:r>
+      </w:hyperlink>
+      <w:r>
+        <w:rPr>
+          <w:lang w:val="zh_TW" w:bidi="zh_TW"/>
+        </w:rPr>
+        <w:t>；</w:t>
+      </w:r>
+      <w:hyperlink r:id="rId51">
+        <w:r>
+          <w:rPr>
+            <w:lang w:val="zh_TW" w:bidi="zh_TW"/>
+          </w:rPr>
+          <w:rPr>
+            <w:color w:val="0000EE"/>
+            <w:u w:val="single"/>
+          </w:rPr>
+          <w:t>以賽亞書十章9節</w:t>
+        </w:r>
+      </w:hyperlink>
+      <w:r>
+        <w:rPr>
+          <w:lang w:val="zh_TW" w:bidi="zh_TW"/>
+        </w:rPr>
+        <w:t>，</w:t>
+      </w:r>
+      <w:hyperlink r:id="rId52">
+        <w:r>
+          <w:rPr>
+            <w:lang w:val="zh_TW" w:bidi="zh_TW"/>
+          </w:rPr>
+          <w:rPr>
+            <w:color w:val="0000EE"/>
+            <w:u w:val="single"/>
+          </w:rPr>
+          <w:t>三十六章19節</w:t>
+        </w:r>
+      </w:hyperlink>
+      <w:r>
+        <w:rPr>
+          <w:lang w:val="zh_TW" w:bidi="zh_TW"/>
+        </w:rPr>
+        <w:t>，</w:t>
+      </w:r>
+      <w:hyperlink r:id="rId53">
+        <w:r>
+          <w:rPr>
+            <w:lang w:val="zh_TW" w:bidi="zh_TW"/>
+          </w:rPr>
+          <w:rPr>
+            <w:color w:val="0000EE"/>
+            <w:u w:val="single"/>
+          </w:rPr>
+          <w:t>三十七章13節</w:t>
+        </w:r>
+      </w:hyperlink>
+      <w:r>
+        <w:rPr>
+          <w:lang w:val="zh_TW" w:bidi="zh_TW"/>
+        </w:rPr>
+        <w:t>和</w:t>
+      </w:r>
+      <w:hyperlink r:id="rId54">
+        <w:r>
+          <w:rPr>
+            <w:lang w:val="zh_TW" w:bidi="zh_TW"/>
+          </w:rPr>
+          <w:rPr>
+            <w:color w:val="0000EE"/>
+            <w:u w:val="single"/>
+          </w:rPr>
+          <w:t>阿摩司書六章2節</w:t>
+        </w:r>
+      </w:hyperlink>
+      <w:r>
+        <w:rPr>
+          <w:lang w:val="zh_TW" w:bidi="zh_TW"/>
+        </w:rPr>
+        <w:t>。</w:t>
+        <w:br/>
+      </w:r>
+      <w:r>
+        <w:rPr>
+          <w:lang w:val="zh_TW" w:bidi="zh_TW"/>
+        </w:rPr>
+        <w:t>後來，哈馬似乎被大馬士革控制 （</w:t>
+      </w:r>
+      <w:hyperlink r:id="rId55">
+        <w:r>
+          <w:rPr>
+            <w:lang w:val="zh_TW" w:bidi="zh_TW"/>
+          </w:rPr>
+          <w:rPr>
+            <w:color w:val="0000EE"/>
+            <w:u w:val="single"/>
+          </w:rPr>
+          <w:t>耶49:23</w:t>
+        </w:r>
+      </w:hyperlink>
+      <w:r>
+        <w:rPr>
+          <w:lang w:val="zh_TW" w:bidi="zh_TW"/>
+        </w:rPr>
+        <w:t>）。一些先知預言，說以色列有天會再次將邊界擴展到哈馬 （</w:t>
+      </w:r>
+      <w:hyperlink r:id="rId56">
+        <w:r>
+          <w:rPr>
+            <w:lang w:val="zh_TW" w:bidi="zh_TW"/>
+          </w:rPr>
+          <w:rPr>
+            <w:color w:val="0000EE"/>
+            <w:u w:val="single"/>
+          </w:rPr>
+          <w:t>結47:16–17</w:t>
+        </w:r>
+      </w:hyperlink>
+      <w:r>
+        <w:rPr>
+          <w:lang w:val="zh_TW" w:bidi="zh_TW"/>
+        </w:rPr>
+        <w:t>，</w:t>
+      </w:r>
+      <w:hyperlink r:id="rId57">
+        <w:r>
+          <w:rPr>
+            <w:lang w:val="zh_TW" w:bidi="zh_TW"/>
+          </w:rPr>
+          <w:rPr>
+            <w:color w:val="0000EE"/>
+            <w:u w:val="single"/>
+          </w:rPr>
+          <w:t>48:1</w:t>
+        </w:r>
+      </w:hyperlink>
+      <w:hyperlink r:id="rId58">
+        <w:r>
+          <w:rPr>
+            <w:lang w:val="zh_TW" w:bidi="zh_TW"/>
+          </w:rPr>
+          <w:rPr>
+            <w:color w:val="0000EE"/>
+            <w:u w:val="single"/>
+          </w:rPr>
+          <w:t>；亞9:2</w:t>
+        </w:r>
+      </w:hyperlink>
+      <w:r>
+        <w:rPr>
+          <w:lang w:val="zh_TW" w:bidi="zh_TW"/>
+        </w:rPr>
+        <w:t>）。</w:t>
+        <w:br/>
+      </w:r>
+      <w:r>
+        <w:rPr>
+          <w:lang w:val="zh_TW" w:bidi="zh_TW"/>
+        </w:rPr>
+        <w:t>在馬加比時期，約拿單·馬加比和他的軍隊在哈馬遭遇底米丟王（Demetrius）的軍隊 （</w:t>
+      </w:r>
+      <w:hyperlink r:id="rId59">
+        <w:r>
+          <w:rPr>
+            <w:lang w:val="zh_TW" w:bidi="zh_TW"/>
+          </w:rPr>
+          <w:rPr>
+            <w:color w:val="0000EE"/>
+            <w:u w:val="single"/>
+          </w:rPr>
+          <w:t>馬加比一書12:25</w:t>
+        </w:r>
+      </w:hyperlink>
+      <w:r>
+        <w:rPr>
+          <w:lang w:val="zh_TW" w:bidi="zh_TW"/>
+        </w:rPr>
+        <w:t>）。根據猶太歷史學家約瑟夫的記載，安提阿古·伊皮法尼（安提阿古四世，Antiochus Epiphanes）將這些城市的名字改為</w:t>
+      </w:r>
+      <w:r>
+        <w:rPr>
+          <w:lang w:val="zh_TW" w:bidi="zh_TW"/>
+        </w:rPr>
+        <w:t>伊匹法尼亞</w:t>
+      </w:r>
+      <w:r>
+        <w:rPr>
+          <w:lang w:val="zh_TW" w:bidi="zh_TW"/>
+        </w:rPr>
+        <w:t xml:space="preserve"> （Epiphania，《猶太古史記》1.4.2）。這是希臘人和羅馬人使用的名字。</w:t>
+        <w:br/>
       </w:r>
       <w:r>
         <w:rPr>
           <w:i/>
           <w:lang w:val="zh_TW" w:bidi="zh_TW"/>
         </w:rPr>
+        <w:t>另見</w:t>
+      </w:r>
+      <w:r>
+        <w:rPr>
+          <w:lang w:val="zh_TW" w:bidi="zh_TW"/>
+        </w:rPr>
+        <w:t>哈馬口</w:t>
+      </w:r>
+      <w:r>
+        <w:rPr>
+          <w:lang w:val="zh_TW" w:bidi="zh_TW"/>
+        </w:rPr>
+        <w:t>。</w:t>
+      </w:r>
+    </w:p>
+    <w:p>
+      <w:pPr>
+        <w:pStyle w:val="ListNumber"/>
+        <w:numPr>
+          <w:ilvl w:val="0"/>
+          <w:numId w:val="17"/>
+        </w:numPr>
+        <w:spacing w:line="240" w:lineRule="auto"/>
+        <w:ind w:left="720"/>
+      </w:pPr>
+      <w:r>
+        <w:rPr>
+          <w:lang w:val="zh_TW" w:bidi="zh_TW"/>
+        </w:rPr>
+      </w:r>
+      <w:hyperlink r:id="rId60">
+        <w:r>
+          <w:rPr>
+            <w:lang w:val="zh_TW" w:bidi="zh_TW"/>
+          </w:rPr>
+          <w:rPr>
+            <w:color w:val="0000EE"/>
+            <w:u w:val="single"/>
+          </w:rPr>
+          <w:t>歷代志下八章3節</w:t>
+        </w:r>
+      </w:hyperlink>
+      <w:r>
+        <w:rPr>
+          <w:lang w:val="zh_TW" w:bidi="zh_TW"/>
+        </w:rPr>
+        <w:t>提到哈馬瑣巴，是所羅門征服的城市。有些人認為它與哈馬是同一個城市，其他人則認為它是瑣巴地區的另一個城市。</w:t>
+        <w:br/>
+      </w:r>
+      <w:r>
+        <w:rPr>
+          <w:i/>
+          <w:lang w:val="zh_TW" w:bidi="zh_TW"/>
+        </w:rPr>
+        <w:t>另見</w:t>
+      </w:r>
+      <w:r>
+        <w:rPr>
+          <w:lang w:val="zh_TW" w:bidi="zh_TW"/>
+        </w:rPr>
+        <w:t>哈馬瑣巴</w:t>
+      </w:r>
+      <w:r>
+        <w:rPr>
+          <w:lang w:val="zh_TW" w:bidi="zh_TW"/>
+        </w:rPr>
+        <w:t>。</w:t>
+      </w:r>
+      <w:r>
+        <w:rPr>
+          <w:lang w:val="zh_TW" w:bidi="zh_TW"/>
+        </w:rPr>
+      </w:r>
+      <w:r>
+        <w:rPr>
+          <w:lang w:val="zh_TW" w:bidi="zh_TW"/>
+        </w:rPr>
+      </w:r>
+    </w:p>
+    <w:p>
+      <w:pPr/>
+      <w:r>
+        <w:rPr>
+          <w:lang w:val="zh_TW" w:bidi="zh_TW"/>
+        </w:rPr>
+      </w:r>
+    </w:p>
+    <w:p>
+      <w:pPr>
+        <w:pStyle w:val="Heading2"/>
+      </w:pPr>
+      <w:r>
+        <w:rPr>
+          <w:lang w:val="zh_TW" w:bidi="zh_TW"/>
+        </w:rPr>
+        <w:t>哈馬人</w:t>
+      </w:r>
+      <w:r>
+        <w:rPr>
+          <w:lang w:val="zh_TW" w:bidi="zh_TW"/>
+        </w:rPr>
+      </w:r>
+    </w:p>
+    <w:p>
+      <w:pPr/>
+      <w:r>
+        <w:rPr>
+          <w:lang w:val="zh_TW" w:bidi="zh_TW"/>
+        </w:rPr>
+      </w:r>
+      <w:r>
+        <w:rPr>
+          <w:lang w:val="zh_TW" w:bidi="zh_TW"/>
+        </w:rPr>
+        <w:t>哈馬的居民（</w:t>
+      </w:r>
+      <w:hyperlink r:id="rId42">
+        <w:r>
+          <w:rPr>
+            <w:lang w:val="zh_TW" w:bidi="zh_TW"/>
+          </w:rPr>
+          <w:rPr>
+            <w:color w:val="0000EE"/>
+            <w:u w:val="single"/>
+          </w:rPr>
+          <w:t>創10:18</w:t>
+        </w:r>
+      </w:hyperlink>
+      <w:r>
+        <w:rPr>
+          <w:lang w:val="zh_TW" w:bidi="zh_TW"/>
+        </w:rPr>
+        <w:t>；</w:t>
+      </w:r>
+      <w:hyperlink r:id="rId61">
+        <w:r>
+          <w:rPr>
+            <w:lang w:val="zh_TW" w:bidi="zh_TW"/>
+          </w:rPr>
+          <w:rPr>
+            <w:color w:val="0000EE"/>
+            <w:u w:val="single"/>
+          </w:rPr>
+          <w:t>代上1:16</w:t>
+        </w:r>
+      </w:hyperlink>
+      <w:r>
+        <w:rPr>
+          <w:lang w:val="zh_TW" w:bidi="zh_TW"/>
+        </w:rPr>
+        <w:t>）。</w:t>
+      </w:r>
+      <w:r>
+        <w:rPr>
+          <w:i/>
+          <w:lang w:val="zh_TW" w:bidi="zh_TW"/>
+        </w:rPr>
         <w:t>見</w:t>
       </w:r>
       <w:r>
         <w:rPr>
           <w:lang w:val="zh_TW" w:bidi="zh_TW"/>
         </w:rPr>
-        <w:t xml:space="preserve"> </w:t>
-      </w:r>
-      <w:r>
-        <w:rPr>
-          <w:lang w:val="zh_TW" w:bidi="zh_TW"/>
-        </w:rPr>
-        <w:t>死海，</w:t>
-      </w:r>
-      <w:r>
-        <w:rPr>
-          <w:lang w:val="zh_TW" w:bidi="zh_TW"/>
-        </w:rPr>
-        <w:t>地中海，</w:t>
-      </w:r>
-      <w:r>
-        <w:rPr>
-          <w:lang w:val="zh_TW" w:bidi="zh_TW"/>
-        </w:rPr>
-        <w:t>紅海，</w:t>
-      </w:r>
-      <w:r>
-        <w:rPr>
-          <w:lang w:val="zh_TW" w:bidi="zh_TW"/>
-        </w:rPr>
-        <w:t>加利利海</w:t>
+        <w:t>哈馬 #1</w:t>
       </w:r>
       <w:r>
         <w:rPr>
           <w:lang w:val="zh_TW" w:bidi="zh_TW"/>
         </w:rPr>
         <w:t>。</w:t>
+      </w:r>
+      <w:r>
+        <w:rPr>
+          <w:lang w:val="zh_TW" w:bidi="zh_TW"/>
+        </w:rPr>
+      </w:r>
+      <w:r>
+        <w:rPr>
+          <w:lang w:val="zh_TW" w:bidi="zh_TW"/>
+        </w:rPr>
+      </w:r>
+    </w:p>
+    <w:p>
+      <w:pPr/>
+      <w:r>
+        <w:rPr>
+          <w:lang w:val="zh_TW" w:bidi="zh_TW"/>
+        </w:rPr>
+      </w:r>
+    </w:p>
+    <w:p>
+      <w:pPr>
+        <w:pStyle w:val="Heading2"/>
+      </w:pPr>
+      <w:r>
+        <w:rPr>
+          <w:lang w:val="zh_TW" w:bidi="zh_TW"/>
+        </w:rPr>
+        <w:t>哈麥（地點）</w:t>
+      </w:r>
+      <w:r>
+        <w:rPr>
+          <w:lang w:val="zh_TW" w:bidi="zh_TW"/>
+        </w:rPr>
+      </w:r>
+    </w:p>
+    <w:p>
+      <w:pPr>
+        <w:pStyle w:val="Heading2"/>
+      </w:pPr>
+      <w:r>
+        <w:rPr>
+          <w:lang w:val="zh_TW" w:bidi="zh_TW"/>
+        </w:rPr>
+        <w:t>哈麥</w:t>
+      </w:r>
+      <w:r>
+        <w:rPr>
+          <w:lang w:val="zh_TW" w:bidi="zh_TW"/>
+        </w:rPr>
+        <w:t>（地點）</w:t>
+      </w:r>
+    </w:p>
+    <w:p>
+      <w:pPr/>
+      <w:r>
+        <w:rPr>
+          <w:lang w:val="zh_TW" w:bidi="zh_TW"/>
+        </w:rPr>
+      </w:r>
+      <w:r>
+        <w:rPr>
+          <w:lang w:val="zh_TW" w:bidi="zh_TW"/>
+        </w:rPr>
+        <w:t>基大老瑪和</w:t>
+      </w:r>
+      <w:r>
+        <w:rPr>
+          <w:lang w:val="zh_TW" w:bidi="zh_TW"/>
+        </w:rPr>
+        <w:t>同盟的王</w:t>
+      </w:r>
+      <w:r>
+        <w:rPr>
+          <w:lang w:val="zh_TW" w:bidi="zh_TW"/>
+        </w:rPr>
+        <w:t>擊敗</w:t>
+      </w:r>
+      <w:r>
+        <w:rPr>
+          <w:lang w:val="zh_TW" w:bidi="zh_TW"/>
+        </w:rPr>
+        <w:t>蘇西</w:t>
+      </w:r>
+      <w:r>
+        <w:rPr>
+          <w:lang w:val="zh_TW" w:bidi="zh_TW"/>
+        </w:rPr>
+        <w:t>人的地方（</w:t>
+      </w:r>
+      <w:hyperlink r:id="rId62">
+        <w:r>
+          <w:rPr>
+            <w:lang w:val="zh_TW" w:bidi="zh_TW"/>
+          </w:rPr>
+          <w:rPr>
+            <w:color w:val="0000EE"/>
+            <w:u w:val="single"/>
+          </w:rPr>
+          <w:t>創14:5</w:t>
+        </w:r>
+      </w:hyperlink>
+      <w:r>
+        <w:rPr>
+          <w:lang w:val="zh_TW" w:bidi="zh_TW"/>
+        </w:rPr>
+        <w:t>）。這個名字可能由現代的瓦迪爾雷吉拉（Wadi er-Rejeilah）附近的哈麥山丘（Tell Ham）存留下來。那裡已經發掘出青銅時代和鐵器時代，人們定居的地方。</w:t>
+      </w:r>
+      <w:r>
+        <w:rPr>
+          <w:lang w:val="zh_TW" w:bidi="zh_TW"/>
+        </w:rPr>
+      </w:r>
+      <w:r>
+        <w:rPr>
+          <w:lang w:val="zh_TW" w:bidi="zh_TW"/>
+        </w:rPr>
+      </w:r>
+    </w:p>
+    <w:p>
+      <w:pPr/>
+      <w:r>
+        <w:rPr>
+          <w:lang w:val="zh_TW" w:bidi="zh_TW"/>
+        </w:rPr>
+      </w:r>
+    </w:p>
+    <w:p>
+      <w:pPr>
+        <w:pStyle w:val="Heading2"/>
+      </w:pPr>
+      <w:r>
+        <w:rPr>
+          <w:lang w:val="zh_TW" w:bidi="zh_TW"/>
+        </w:rPr>
+        <w:t>哈諾</w:t>
+      </w:r>
+      <w:r>
+        <w:rPr>
+          <w:lang w:val="zh_TW" w:bidi="zh_TW"/>
+        </w:rPr>
+      </w:r>
+    </w:p>
+    <w:p>
+      <w:pPr>
+        <w:pStyle w:val="ListNumber"/>
+        <w:numPr>
+          <w:ilvl w:val="0"/>
+          <w:numId w:val="18"/>
+        </w:numPr>
+        <w:spacing w:line="240" w:lineRule="auto"/>
+        <w:ind w:left="720"/>
+      </w:pPr>
+      <w:r>
+        <w:rPr>
+          <w:lang w:val="zh_TW" w:bidi="zh_TW"/>
+        </w:rPr>
+      </w:r>
+      <w:r>
+        <w:rPr>
+          <w:lang w:val="zh_TW" w:bidi="zh_TW"/>
+        </w:rPr>
+        <w:t>米甸的第三個兒子，也是亞伯拉罕與基土拉的後裔（</w:t>
+      </w:r>
+      <w:hyperlink r:id="rId63">
+        <w:r>
+          <w:rPr>
+            <w:lang w:val="zh_TW" w:bidi="zh_TW"/>
+          </w:rPr>
+          <w:rPr>
+            <w:color w:val="0000EE"/>
+            <w:u w:val="single"/>
+          </w:rPr>
+          <w:t>創25:4</w:t>
+        </w:r>
+      </w:hyperlink>
+      <w:r>
+        <w:rPr>
+          <w:lang w:val="zh_TW" w:bidi="zh_TW"/>
+        </w:rPr>
+        <w:t>；</w:t>
+      </w:r>
+      <w:hyperlink r:id="rId64">
+        <w:r>
+          <w:rPr>
+            <w:lang w:val="zh_TW" w:bidi="zh_TW"/>
+          </w:rPr>
+          <w:rPr>
+            <w:color w:val="0000EE"/>
+            <w:u w:val="single"/>
+          </w:rPr>
+          <w:t>代上1:33</w:t>
+        </w:r>
+      </w:hyperlink>
+      <w:r>
+        <w:rPr>
+          <w:lang w:val="zh_TW" w:bidi="zh_TW"/>
+        </w:rPr>
+        <w:t>）。</w:t>
+      </w:r>
+    </w:p>
+    <w:p>
+      <w:pPr>
+        <w:pStyle w:val="ListNumber"/>
+        <w:spacing w:line="240" w:lineRule="auto"/>
+        <w:ind w:left="720"/>
+      </w:pPr>
+      <w:r>
+        <w:rPr>
+          <w:lang w:val="zh_TW" w:bidi="zh_TW"/>
+        </w:rPr>
+      </w:r>
+      <w:r>
+        <w:rPr>
+          <w:lang w:val="zh_TW" w:bidi="zh_TW"/>
+        </w:rPr>
+        <w:t>呂便的長子（</w:t>
+      </w:r>
+      <w:hyperlink r:id="rId65">
+        <w:r>
+          <w:rPr>
+            <w:lang w:val="zh_TW" w:bidi="zh_TW"/>
+          </w:rPr>
+          <w:rPr>
+            <w:color w:val="0000EE"/>
+            <w:u w:val="single"/>
+          </w:rPr>
+          <w:t>創46:9</w:t>
+        </w:r>
+      </w:hyperlink>
+      <w:r>
+        <w:rPr>
+          <w:lang w:val="zh_TW" w:bidi="zh_TW"/>
+        </w:rPr>
+        <w:t>；</w:t>
+      </w:r>
+      <w:hyperlink r:id="rId66">
+        <w:r>
+          <w:rPr>
+            <w:lang w:val="zh_TW" w:bidi="zh_TW"/>
+          </w:rPr>
+          <w:rPr>
+            <w:color w:val="0000EE"/>
+            <w:u w:val="single"/>
+          </w:rPr>
+          <w:t>出6:14</w:t>
+        </w:r>
+      </w:hyperlink>
+      <w:r>
+        <w:rPr>
+          <w:lang w:val="zh_TW" w:bidi="zh_TW"/>
+        </w:rPr>
+        <w:t>；</w:t>
+      </w:r>
+      <w:hyperlink r:id="rId67">
+        <w:r>
+          <w:rPr>
+            <w:lang w:val="zh_TW" w:bidi="zh_TW"/>
+          </w:rPr>
+          <w:rPr>
+            <w:color w:val="0000EE"/>
+            <w:u w:val="single"/>
+          </w:rPr>
+          <w:t>代上5:3</w:t>
+        </w:r>
+      </w:hyperlink>
+      <w:r>
+        <w:rPr>
+          <w:lang w:val="zh_TW" w:bidi="zh_TW"/>
+        </w:rPr>
+        <w:t>）以及哈諾族的祖先（</w:t>
+      </w:r>
+      <w:hyperlink r:id="rId68">
+        <w:r>
+          <w:rPr>
+            <w:lang w:val="zh_TW" w:bidi="zh_TW"/>
+          </w:rPr>
+          <w:rPr>
+            <w:color w:val="0000EE"/>
+            <w:u w:val="single"/>
+          </w:rPr>
+          <w:t>民26:5</w:t>
+        </w:r>
+      </w:hyperlink>
+      <w:r>
+        <w:rPr>
+          <w:lang w:val="zh_TW" w:bidi="zh_TW"/>
+        </w:rPr>
+        <w:t>）。</w:t>
+      </w:r>
+      <w:r>
+        <w:rPr>
+          <w:lang w:val="zh_TW" w:bidi="zh_TW"/>
+        </w:rPr>
+      </w:r>
+      <w:r>
+        <w:rPr>
+          <w:lang w:val="zh_TW" w:bidi="zh_TW"/>
+        </w:rPr>
+      </w:r>
+    </w:p>
+    <w:p>
+      <w:pPr/>
+      <w:r>
+        <w:rPr>
+          <w:lang w:val="zh_TW" w:bidi="zh_TW"/>
+        </w:rPr>
+      </w:r>
+    </w:p>
+    <w:p>
+      <w:pPr>
+        <w:pStyle w:val="Heading2"/>
+      </w:pPr>
+      <w:r>
+        <w:rPr>
+          <w:lang w:val="zh_TW" w:bidi="zh_TW"/>
+        </w:rPr>
+        <w:t>哈薩瑪非</w:t>
+      </w:r>
+      <w:r>
+        <w:rPr>
+          <w:lang w:val="zh_TW" w:bidi="zh_TW"/>
+        </w:rPr>
+      </w:r>
+    </w:p>
+    <w:p>
+      <w:pPr/>
+      <w:r>
+        <w:rPr>
+          <w:lang w:val="zh_TW" w:bidi="zh_TW"/>
+        </w:rPr>
+      </w:r>
+      <w:r>
+        <w:rPr>
+          <w:lang w:val="zh_TW" w:bidi="zh_TW"/>
+        </w:rPr>
+        <w:t>閃的後裔約坍的兒子（</w:t>
+      </w:r>
+      <w:hyperlink r:id="rId69">
+        <w:r>
+          <w:rPr>
+            <w:lang w:val="zh_TW" w:bidi="zh_TW"/>
+          </w:rPr>
+          <w:rPr>
+            <w:color w:val="0000EE"/>
+            <w:u w:val="single"/>
+          </w:rPr>
+          <w:t>創10:26</w:t>
+        </w:r>
+      </w:hyperlink>
+      <w:r>
+        <w:rPr>
+          <w:lang w:val="zh_TW" w:bidi="zh_TW"/>
+        </w:rPr>
+        <w:t>；</w:t>
+      </w:r>
+      <w:hyperlink r:id="rId70">
+        <w:r>
+          <w:rPr>
+            <w:lang w:val="zh_TW" w:bidi="zh_TW"/>
+          </w:rPr>
+          <w:rPr>
+            <w:color w:val="0000EE"/>
+            <w:u w:val="single"/>
+          </w:rPr>
+          <w:t>代上1:20</w:t>
+        </w:r>
+      </w:hyperlink>
+      <w:r>
+        <w:rPr>
+          <w:lang w:val="zh_TW" w:bidi="zh_TW"/>
+        </w:rPr>
+        <w:t>），其後代居住在阿拉伯南部（</w:t>
+      </w:r>
+      <w:hyperlink r:id="rId71">
+        <w:r>
+          <w:rPr>
+            <w:lang w:val="zh_TW" w:bidi="zh_TW"/>
+          </w:rPr>
+          <w:rPr>
+            <w:color w:val="0000EE"/>
+            <w:u w:val="single"/>
+          </w:rPr>
+          <w:t>創10:30</w:t>
+        </w:r>
+      </w:hyperlink>
+      <w:r>
+        <w:rPr>
+          <w:lang w:val="zh_TW" w:bidi="zh_TW"/>
+        </w:rPr>
+        <w:t>）的哈德拉毛谷（Wadi Hadhramaut）。那裡的考古發掘結果顯示，在公元前五世紀，該地區因乳香貿易而經濟繁榮。這種貿易在公元前二世紀復興，使該地區富強且具有影響力。</w:t>
+      </w:r>
+      <w:r>
+        <w:rPr>
+          <w:lang w:val="zh_TW" w:bidi="zh_TW"/>
+        </w:rPr>
+      </w:r>
+      <w:r>
+        <w:rPr>
+          <w:lang w:val="zh_TW" w:bidi="zh_TW"/>
+        </w:rPr>
+      </w:r>
+    </w:p>
+    <w:p>
+      <w:pPr/>
+      <w:r>
+        <w:rPr>
+          <w:lang w:val="zh_TW" w:bidi="zh_TW"/>
+        </w:rPr>
+      </w:r>
+    </w:p>
+    <w:p>
+      <w:pPr>
+        <w:pStyle w:val="Heading2"/>
+      </w:pPr>
+      <w:r>
+        <w:rPr>
+          <w:lang w:val="zh_TW" w:bidi="zh_TW"/>
+        </w:rPr>
+        <w:t>哈瑣</w:t>
+      </w:r>
+      <w:r>
+        <w:rPr>
+          <w:lang w:val="zh_TW" w:bidi="zh_TW"/>
+        </w:rPr>
+      </w:r>
+    </w:p>
+    <w:p>
+      <w:pPr/>
+      <w:r>
+        <w:rPr>
+          <w:lang w:val="zh_TW" w:bidi="zh_TW"/>
+        </w:rPr>
+      </w:r>
+      <w:r>
+        <w:rPr>
+          <w:lang w:val="zh_TW" w:bidi="zh_TW"/>
+        </w:rPr>
+        <w:t>哈瑣是拿鶴的第五個兒子（</w:t>
+      </w:r>
+      <w:hyperlink r:id="rId72">
+        <w:r>
+          <w:rPr>
+            <w:lang w:val="zh_TW" w:bidi="zh_TW"/>
+          </w:rPr>
+          <w:rPr>
+            <w:color w:val="0000EE"/>
+            <w:u w:val="single"/>
+          </w:rPr>
+          <w:t>創22:22</w:t>
+        </w:r>
+      </w:hyperlink>
+      <w:r>
+        <w:rPr>
+          <w:lang w:val="zh_TW" w:bidi="zh_TW"/>
+        </w:rPr>
+        <w:t>）；也很可能用作拿鶴後裔某支族的名稱。它也被識別為名為Hazu的地區，此名稱是指阿拉伯北部一帶的山地地區，該地區出現在一則記載亞述王以撒哈頓對阿拉伯遠征的銘文中。</w:t>
+      </w:r>
+      <w:r>
+        <w:rPr>
+          <w:lang w:val="zh_TW" w:bidi="zh_TW"/>
+        </w:rPr>
+      </w:r>
+      <w:r>
+        <w:rPr>
+          <w:lang w:val="zh_TW" w:bidi="zh_TW"/>
+        </w:rPr>
+      </w:r>
+    </w:p>
+    <w:p>
+      <w:pPr/>
+      <w:r>
+        <w:rPr>
+          <w:lang w:val="zh_TW" w:bidi="zh_TW"/>
+        </w:rPr>
+      </w:r>
+    </w:p>
+    <w:p>
+      <w:pPr>
+        <w:pStyle w:val="Heading2"/>
+      </w:pPr>
+      <w:r>
+        <w:rPr>
+          <w:lang w:val="zh_TW" w:bidi="zh_TW"/>
+        </w:rPr>
+        <w:t>哈洗遜‧他瑪</w:t>
+      </w:r>
+      <w:r>
+        <w:rPr>
+          <w:lang w:val="zh_TW" w:bidi="zh_TW"/>
+        </w:rPr>
+      </w:r>
+    </w:p>
+    <w:p>
+      <w:pPr>
+        <w:pStyle w:val="Heading2"/>
+      </w:pPr>
+      <w:r>
+        <w:rPr>
+          <w:lang w:val="zh_TW" w:bidi="zh_TW"/>
+        </w:rPr>
+        <w:t>哈洗遜</w:t>
+      </w:r>
+      <w:r>
+        <w:rPr>
+          <w:lang w:val="zh_TW" w:bidi="zh_TW"/>
+        </w:rPr>
+        <w:t>‧他瑪</w:t>
+      </w:r>
+      <w:r>
+        <w:rPr>
+          <w:lang w:val="zh_TW" w:bidi="zh_TW"/>
+        </w:rPr>
+        <w:t>*</w:t>
+      </w:r>
+    </w:p>
+    <w:p>
+      <w:pPr/>
+      <w:r>
+        <w:rPr>
+          <w:lang w:val="zh_TW" w:bidi="zh_TW"/>
+        </w:rPr>
+      </w:r>
+      <w:r>
+        <w:rPr>
+          <w:lang w:val="zh_TW" w:bidi="zh_TW"/>
+        </w:rPr>
+        <w:t>有些譯本將</w:t>
+      </w:r>
+      <w:hyperlink r:id="rId73">
+        <w:r>
+          <w:rPr>
+            <w:lang w:val="zh_TW" w:bidi="zh_TW"/>
+          </w:rPr>
+          <w:rPr>
+            <w:color w:val="0000EE"/>
+            <w:u w:val="single"/>
+          </w:rPr>
+          <w:t>創世記十四章7節</w:t>
+        </w:r>
+      </w:hyperlink>
+      <w:r>
+        <w:rPr>
+          <w:lang w:val="zh_TW" w:bidi="zh_TW"/>
+        </w:rPr>
+        <w:t>的哈洗遜‧他瑪拼寫為哈洗遜‧達莫。</w:t>
+      </w:r>
+      <w:r>
+        <w:rPr>
+          <w:i/>
+          <w:lang w:val="zh_TW" w:bidi="zh_TW"/>
+        </w:rPr>
+        <w:t>見</w:t>
+      </w:r>
+      <w:r>
+        <w:rPr>
+          <w:lang w:val="zh_TW" w:bidi="zh_TW"/>
+        </w:rPr>
+        <w:t>哈洗遜‧他瑪</w:t>
+      </w:r>
+      <w:r>
+        <w:rPr>
+          <w:lang w:val="zh_TW" w:bidi="zh_TW"/>
+        </w:rPr>
+        <w:t>。</w:t>
+      </w:r>
+      <w:r>
+        <w:rPr>
+          <w:lang w:val="zh_TW" w:bidi="zh_TW"/>
+        </w:rPr>
+      </w:r>
+      <w:r>
+        <w:rPr>
+          <w:lang w:val="zh_TW" w:bidi="zh_TW"/>
+        </w:rPr>
+      </w:r>
+    </w:p>
+    <w:p>
+      <w:pPr/>
+      <w:r>
+        <w:rPr>
+          <w:lang w:val="zh_TW" w:bidi="zh_TW"/>
+        </w:rPr>
+      </w:r>
+    </w:p>
+    <w:p>
+      <w:pPr>
+        <w:pStyle w:val="Heading2"/>
+      </w:pPr>
+      <w:r>
+        <w:rPr>
+          <w:lang w:val="zh_TW" w:bidi="zh_TW"/>
+        </w:rPr>
+        <w:t>哈洗遜他瑪</w:t>
+      </w:r>
+      <w:r>
+        <w:rPr>
+          <w:lang w:val="zh_TW" w:bidi="zh_TW"/>
+        </w:rPr>
+      </w:r>
+    </w:p>
+    <w:p>
+      <w:pPr/>
+      <w:r>
+        <w:rPr>
+          <w:lang w:val="zh_TW" w:bidi="zh_TW"/>
+        </w:rPr>
+      </w:r>
+      <w:r>
+        <w:rPr>
+          <w:lang w:val="zh_TW" w:bidi="zh_TW"/>
+        </w:rPr>
+        <w:t>即</w:t>
+      </w:r>
+      <w:hyperlink r:id="rId74">
+        <w:r>
+          <w:rPr>
+            <w:lang w:val="zh_TW" w:bidi="zh_TW"/>
+          </w:rPr>
+          <w:rPr>
+            <w:color w:val="0000EE"/>
+            <w:u w:val="single"/>
+          </w:rPr>
+          <w:t>歷代志下二十章2節</w:t>
+        </w:r>
+      </w:hyperlink>
+      <w:r>
+        <w:rPr>
+          <w:lang w:val="zh_TW" w:bidi="zh_TW"/>
+        </w:rPr>
+        <w:t>的隱‧基底。在亞伯拉罕的時代，亞摩利人居住在這裡，他們被基大老瑪征服，當時他和其他東方的王橫掃該地區（</w:t>
+      </w:r>
+      <w:hyperlink r:id="rId73">
+        <w:r>
+          <w:rPr>
+            <w:lang w:val="zh_TW" w:bidi="zh_TW"/>
+          </w:rPr>
+          <w:rPr>
+            <w:color w:val="0000EE"/>
+            <w:u w:val="single"/>
+          </w:rPr>
+          <w:t>創14:7</w:t>
+        </w:r>
+      </w:hyperlink>
+      <w:r>
+        <w:rPr>
+          <w:lang w:val="zh_TW" w:bidi="zh_TW"/>
+        </w:rPr>
+        <w:t>）。有人認為這可能是所羅門加固修築的達莫（</w:t>
+      </w:r>
+      <w:hyperlink r:id="rId75">
+        <w:r>
+          <w:rPr>
+            <w:lang w:val="zh_TW" w:bidi="zh_TW"/>
+          </w:rPr>
+          <w:rPr>
+            <w:color w:val="0000EE"/>
+            <w:u w:val="single"/>
+          </w:rPr>
+          <w:t>王上9:18</w:t>
+        </w:r>
+      </w:hyperlink>
+      <w:r>
+        <w:rPr>
+          <w:lang w:val="zh_TW" w:bidi="zh_TW"/>
+        </w:rPr>
+        <w:t>），是以西結所說在以色列東南方的</w:t>
+      </w:r>
+      <w:r>
+        <w:rPr>
+          <w:lang w:val="zh_TW" w:bidi="zh_TW"/>
+        </w:rPr>
+        <w:t>他瑪</w:t>
+      </w:r>
+      <w:r>
+        <w:rPr>
+          <w:lang w:val="zh_TW" w:bidi="zh_TW"/>
+        </w:rPr>
+        <w:t>（</w:t>
+      </w:r>
+      <w:hyperlink r:id="rId76">
+        <w:r>
+          <w:rPr>
+            <w:lang w:val="zh_TW" w:bidi="zh_TW"/>
+          </w:rPr>
+          <w:rPr>
+            <w:color w:val="0000EE"/>
+            <w:u w:val="single"/>
+          </w:rPr>
+          <w:t>結47:18–19</w:t>
+        </w:r>
+      </w:hyperlink>
+      <w:r>
+        <w:rPr>
+          <w:lang w:val="zh_TW" w:bidi="zh_TW"/>
+        </w:rPr>
+        <w:t>，</w:t>
+      </w:r>
+      <w:hyperlink r:id="rId77">
+        <w:r>
+          <w:rPr>
+            <w:lang w:val="zh_TW" w:bidi="zh_TW"/>
+          </w:rPr>
+          <w:rPr>
+            <w:color w:val="0000EE"/>
+            <w:u w:val="single"/>
+          </w:rPr>
+          <w:t>48:28</w:t>
+        </w:r>
+      </w:hyperlink>
+      <w:r>
+        <w:rPr>
+          <w:lang w:val="zh_TW" w:bidi="zh_TW"/>
+        </w:rPr>
+        <w:t>）。哈薩薩谷（Wadi Hasasa）顯然是以這個古老的地點命名。</w:t>
       </w:r>
       <w:r>
         <w:rPr>
@@ -2622,6 +4641,36 @@
   </w:num>
   <w:num w:numId="13" w16cid:durableId="592781308">
     <w:abstractNumId w:val="11"/>
+  </w:num>
+  <w:num w:numId="14">
+    <w:abstractNumId w:val="3"/>
+    <w:lvlOverride w:ilvl="0">
+      <w:startOverride w:val="1"/>
+    </w:lvlOverride>
+  </w:num>
+  <w:num w:numId="15">
+    <w:abstractNumId w:val="3"/>
+    <w:lvlOverride w:ilvl="0">
+      <w:startOverride w:val="1"/>
+    </w:lvlOverride>
+  </w:num>
+  <w:num w:numId="16">
+    <w:abstractNumId w:val="3"/>
+    <w:lvlOverride w:ilvl="0">
+      <w:startOverride w:val="1"/>
+    </w:lvlOverride>
+  </w:num>
+  <w:num w:numId="17">
+    <w:abstractNumId w:val="3"/>
+    <w:lvlOverride w:ilvl="0">
+      <w:startOverride w:val="1"/>
+    </w:lvlOverride>
+  </w:num>
+  <w:num w:numId="18">
+    <w:abstractNumId w:val="3"/>
+    <w:lvlOverride w:ilvl="0">
+      <w:startOverride w:val="1"/>
+    </w:lvlOverride>
   </w:num>
   <w:numIdMacAtCleanup w:val="10"/>
 </w:numbering>

--- a/zht/docx/052.content.docx
+++ b/zht/docx/052.content.docx
@@ -149,7 +149,7 @@
         <w:rPr>
           <w:lang w:val="zh_TW" w:bidi="zh_TW"/>
         </w:rPr>
-        <w:t>ha</w:t>
+        <w:t>gui</w:t>
       </w:r>
       <w:r>
         <w:rPr>
@@ -212,12 +212,192 @@
         <w:rPr>
           <w:lang w:val="zh_TW" w:bidi="zh_TW"/>
         </w:rPr>
-        <w:t>哈達</w:t>
-      </w:r>
-      <w:r>
-        <w:rPr>
-          <w:lang w:val="zh_TW" w:bidi="zh_TW"/>
-        </w:rPr>
+        <w:t>歸算</w:t>
+      </w:r>
+      <w:r>
+        <w:rPr>
+          <w:lang w:val="zh_TW" w:bidi="zh_TW"/>
+        </w:rPr>
+      </w:r>
+    </w:p>
+    <w:p>
+      <w:pPr>
+        <w:pStyle w:val="Heading3"/>
+      </w:pPr>
+      <w:r>
+        <w:rPr>
+          <w:lang w:val="zh_TW" w:bidi="zh_TW"/>
+        </w:rPr>
+        <w:t>什麼是歸算？</w:t>
+      </w:r>
+    </w:p>
+    <w:p>
+      <w:pPr/>
+      <w:r>
+        <w:rPr>
+          <w:lang w:val="zh_TW" w:bidi="zh_TW"/>
+        </w:rPr>
+      </w:r>
+      <w:r>
+        <w:rPr>
+          <w:lang w:val="zh_TW" w:bidi="zh_TW"/>
+        </w:rPr>
+        <w:t>歸算是指記入賬戶。在聖經中，該詞帶有法律上的含義，指罪和救恩被神記錄下來。歸算的教導是基督教信仰的重要部分。</w:t>
+      </w:r>
+    </w:p>
+    <w:p>
+      <w:pPr/>
+      <w:r>
+        <w:rPr>
+          <w:lang w:val="zh_TW" w:bidi="zh_TW"/>
+        </w:rPr>
+      </w:r>
+      <w:r>
+        <w:rPr>
+          <w:lang w:val="zh_TW" w:bidi="zh_TW"/>
+        </w:rPr>
+        <w:t>雖然名詞「歸算」沒有見於聖經，但動詞「歸算」在舊約和新約中經常出現。「歸算」的基本意思是「記錄在賬本或賬戶中」。在救恩的語境中，這個詞通常表示法律意義。一個很好的例子是在</w:t>
+      </w:r>
+      <w:hyperlink r:id="rId13">
+        <w:r>
+          <w:rPr>
+            <w:lang w:val="zh_TW" w:bidi="zh_TW"/>
+          </w:rPr>
+          <w:rPr>
+            <w:color w:val="0000EE"/>
+            <w:u w:val="single"/>
+          </w:rPr>
+          <w:t>腓利門書一章18節</w:t>
+        </w:r>
+      </w:hyperlink>
+      <w:r>
+        <w:rPr>
+          <w:lang w:val="zh_TW" w:bidi="zh_TW"/>
+        </w:rPr>
+        <w:t>，使徒保羅承擔阿尼西謀的債務，說：「</w:t>
+      </w:r>
+      <w:r>
+        <w:rPr>
+          <w:lang w:val="zh_TW" w:bidi="zh_TW"/>
+        </w:rPr>
+        <w:t>他若……欠你甚麼，都歸在我的帳上。</w:t>
+      </w:r>
+      <w:r>
+        <w:rPr>
+          <w:lang w:val="zh_TW" w:bidi="zh_TW"/>
+        </w:rPr>
+        <w:t>」</w:t>
+      </w:r>
+    </w:p>
+    <w:p>
+      <w:pPr/>
+      <w:r>
+        <w:rPr>
+          <w:lang w:val="zh_TW" w:bidi="zh_TW"/>
+        </w:rPr>
+      </w:r>
+      <w:r>
+        <w:rPr>
+          <w:lang w:val="zh_TW" w:bidi="zh_TW"/>
+        </w:rPr>
+        <w:t>當聖經談到歸算善或惡時，並不意味一個人的道德品格發生變化。相反，這意味著從神的角度來看，公義或罪惡被歸入一個人的帳戶。從最廣泛的意義上來說，聖經教導我們，神（</w:t>
+      </w:r>
+      <w:hyperlink r:id="rId14">
+        <w:r>
+          <w:rPr>
+            <w:lang w:val="zh_TW" w:bidi="zh_TW"/>
+          </w:rPr>
+          <w:rPr>
+            <w:color w:val="0000EE"/>
+            <w:u w:val="single"/>
+          </w:rPr>
+          <w:t>詩32:2</w:t>
+        </w:r>
+      </w:hyperlink>
+      <w:r>
+        <w:rPr>
+          <w:lang w:val="zh_TW" w:bidi="zh_TW"/>
+        </w:rPr>
+        <w:t>）和人（</w:t>
+      </w:r>
+      <w:hyperlink r:id="rId15">
+        <w:r>
+          <w:rPr>
+            <w:lang w:val="zh_TW" w:bidi="zh_TW"/>
+          </w:rPr>
+          <w:rPr>
+            <w:color w:val="0000EE"/>
+            <w:u w:val="single"/>
+          </w:rPr>
+          <w:t>撒上22:15</w:t>
+        </w:r>
+      </w:hyperlink>
+      <w:r>
+        <w:rPr>
+          <w:lang w:val="zh_TW" w:bidi="zh_TW"/>
+        </w:rPr>
+        <w:t>）都參與這個過程。善行常常被算為獎賞（</w:t>
+      </w:r>
+      <w:hyperlink r:id="rId16">
+        <w:r>
+          <w:rPr>
+            <w:lang w:val="zh_TW" w:bidi="zh_TW"/>
+          </w:rPr>
+          <w:rPr>
+            <w:color w:val="0000EE"/>
+            <w:u w:val="single"/>
+          </w:rPr>
+          <w:t>詩106:30–31</w:t>
+        </w:r>
+      </w:hyperlink>
+      <w:r>
+        <w:rPr>
+          <w:lang w:val="zh_TW" w:bidi="zh_TW"/>
+        </w:rPr>
+        <w:t>），而惡行則被算為懲罰（</w:t>
+      </w:r>
+      <w:hyperlink r:id="rId17">
+        <w:r>
+          <w:rPr>
+            <w:lang w:val="zh_TW" w:bidi="zh_TW"/>
+          </w:rPr>
+          <w:rPr>
+            <w:color w:val="0000EE"/>
+            <w:u w:val="single"/>
+          </w:rPr>
+          <w:t>利17:3–4</w:t>
+        </w:r>
+      </w:hyperlink>
+      <w:r>
+        <w:rPr>
+          <w:lang w:val="zh_TW" w:bidi="zh_TW"/>
+        </w:rPr>
+        <w:t>）。</w:t>
+      </w:r>
+    </w:p>
+    <w:p>
+      <w:pPr>
+        <w:pStyle w:val="Heading3"/>
+      </w:pPr>
+      <w:r>
+        <w:rPr>
+          <w:lang w:val="zh_TW" w:bidi="zh_TW"/>
+        </w:rPr>
+        <w:t>聖經解釋歸算的三種方式</w:t>
+      </w:r>
+    </w:p>
+    <w:p>
+      <w:pPr/>
+      <w:r>
+        <w:rPr>
+          <w:lang w:val="zh_TW" w:bidi="zh_TW"/>
+        </w:rPr>
+      </w:r>
+      <w:r>
+        <w:rPr>
+          <w:lang w:val="zh_TW" w:bidi="zh_TW"/>
+        </w:rPr>
+        <w:t>聖經以三種主要方式解釋歸算：</w:t>
       </w:r>
     </w:p>
     <w:p>
@@ -239,45 +419,7 @@
         <w:rPr>
           <w:lang w:val="zh_TW" w:bidi="zh_TW"/>
         </w:rPr>
-        <w:t>在</w:t>
-      </w:r>
-      <w:hyperlink r:id="rId13">
-        <w:r>
-          <w:rPr>
-            <w:lang w:val="zh_TW" w:bidi="zh_TW"/>
-          </w:rPr>
-          <w:rPr>
-            <w:color w:val="0000EE"/>
-            <w:u w:val="single"/>
-          </w:rPr>
-          <w:t>創世記二十五章15節</w:t>
-        </w:r>
-      </w:hyperlink>
-      <w:r>
-        <w:rPr>
-          <w:lang w:val="zh_TW" w:bidi="zh_TW"/>
-        </w:rPr>
-        <w:t>中，有些譯本將以實瑪利的兒子哈大（Hadad）拼寫為哈達（Hadar）。</w:t>
-        <w:br/>
-      </w:r>
-      <w:r>
-        <w:rPr>
-          <w:i/>
-          <w:lang w:val="zh_TW" w:bidi="zh_TW"/>
-        </w:rPr>
-        <w:t xml:space="preserve">見 </w:t>
-      </w:r>
-      <w:r>
-        <w:rPr>
-          <w:lang w:val="zh_TW" w:bidi="zh_TW"/>
-        </w:rPr>
-        <w:t>哈大 #1</w:t>
-      </w:r>
-      <w:r>
-        <w:rPr>
-          <w:lang w:val="zh_TW" w:bidi="zh_TW"/>
-        </w:rPr>
-        <w:t>。</w:t>
+        <w:t>亞當的原罪被歸算給所有人。在神的計劃中，亞當一開始所犯的罪被歸給所有人。因此，每個人都承擔了那罪的罪責和懲罰。</w:t>
       </w:r>
     </w:p>
     <w:p>
@@ -295,45 +437,36 @@
         <w:rPr>
           <w:lang w:val="zh_TW" w:bidi="zh_TW"/>
         </w:rPr>
-        <w:t>在</w:t>
-      </w:r>
-      <w:hyperlink r:id="rId14">
-        <w:r>
-          <w:rPr>
-            <w:lang w:val="zh_TW" w:bidi="zh_TW"/>
-          </w:rPr>
-          <w:rPr>
-            <w:color w:val="0000EE"/>
-            <w:u w:val="single"/>
-          </w:rPr>
-          <w:t>創世記三十六章39節</w:t>
-        </w:r>
-      </w:hyperlink>
-      <w:r>
-        <w:rPr>
-          <w:lang w:val="zh_TW" w:bidi="zh_TW"/>
-        </w:rPr>
-        <w:t>中，哈達（Hadar）是以東王哈大（Hadad）的另一種拼寫形式（譯註：和合本譯為「哈達」）。</w:t>
-        <w:br/>
-      </w:r>
-      <w:r>
-        <w:rPr>
-          <w:i/>
-          <w:lang w:val="zh_TW" w:bidi="zh_TW"/>
-        </w:rPr>
-        <w:t xml:space="preserve">見 </w:t>
-      </w:r>
-      <w:r>
-        <w:rPr>
-          <w:lang w:val="zh_TW" w:bidi="zh_TW"/>
-        </w:rPr>
-        <w:t>哈大 #3</w:t>
-      </w:r>
-      <w:r>
-        <w:rPr>
-          <w:lang w:val="zh_TW" w:bidi="zh_TW"/>
-        </w:rPr>
-        <w:t>。</w:t>
+        <w:t>所有人的罪債和罪疚都歸算給基督。雖然耶穌是無罪的，但祂承擔了罪的刑罰。</w:t>
+      </w:r>
+    </w:p>
+    <w:p>
+      <w:pPr>
+        <w:pStyle w:val="ListNumber"/>
+        <w:spacing w:line="240" w:lineRule="auto"/>
+        <w:ind w:left="720"/>
+      </w:pPr>
+      <w:r>
+        <w:rPr>
+          <w:lang w:val="zh_TW" w:bidi="zh_TW"/>
+        </w:rPr>
+      </w:r>
+      <w:r>
+        <w:rPr>
+          <w:lang w:val="zh_TW" w:bidi="zh_TW"/>
+        </w:rPr>
+        <w:t>聖經教導，基督的公義因為祂在十字架上的工作，而歸於信徒。即使信徒並非完全聖潔，他們在神的律法前被稱為義（被宣告與神和好），並且「穿上」基督的公義。</w:t>
+      </w:r>
+    </w:p>
+    <w:p>
+      <w:pPr>
+        <w:pStyle w:val="Heading3"/>
+      </w:pPr>
+      <w:r>
+        <w:rPr>
+          <w:lang w:val="zh_TW" w:bidi="zh_TW"/>
+        </w:rPr>
+        <w:t>歸算與救恩</w:t>
       </w:r>
     </w:p>
     <w:p>
@@ -347,11 +480,97 @@
         <w:rPr>
           <w:lang w:val="zh_TW" w:bidi="zh_TW"/>
         </w:rPr>
-      </w:r>
-      <w:r>
-        <w:rPr>
-          <w:lang w:val="zh_TW" w:bidi="zh_TW"/>
-        </w:rPr>
+        <w:t>保羅解釋說，基督在十字架上承擔了信徒罪的刑罰。他寫道，神「使那無罪的替我們成為罪」（</w:t>
+      </w:r>
+      <w:hyperlink r:id="rId18">
+        <w:r>
+          <w:rPr>
+            <w:lang w:val="zh_TW" w:bidi="zh_TW"/>
+          </w:rPr>
+          <w:rPr>
+            <w:color w:val="0000EE"/>
+            <w:u w:val="single"/>
+          </w:rPr>
+          <w:t>林後5:21</w:t>
+        </w:r>
+      </w:hyperlink>
+      <w:r>
+        <w:rPr>
+          <w:lang w:val="zh_TW" w:bidi="zh_TW"/>
+        </w:rPr>
+        <w:t>）。保羅還說，基督承擔了摩西律法的咒詛（</w:t>
+      </w:r>
+      <w:hyperlink r:id="rId19">
+        <w:r>
+          <w:rPr>
+            <w:lang w:val="zh_TW" w:bidi="zh_TW"/>
+          </w:rPr>
+          <w:rPr>
+            <w:color w:val="0000EE"/>
+            <w:u w:val="single"/>
+          </w:rPr>
+          <w:t>加3:13</w:t>
+        </w:r>
+      </w:hyperlink>
+      <w:r>
+        <w:rPr>
+          <w:lang w:val="zh_TW" w:bidi="zh_TW"/>
+        </w:rPr>
+        <w:t>）。彼得在思考</w:t>
+      </w:r>
+      <w:hyperlink r:id="rId20">
+        <w:r>
+          <w:rPr>
+            <w:lang w:val="zh_TW" w:bidi="zh_TW"/>
+          </w:rPr>
+          <w:rPr>
+            <w:color w:val="0000EE"/>
+            <w:u w:val="single"/>
+          </w:rPr>
+          <w:t>以賽亞書五十三章</w:t>
+        </w:r>
+      </w:hyperlink>
+      <w:r>
+        <w:rPr>
+          <w:lang w:val="zh_TW" w:bidi="zh_TW"/>
+        </w:rPr>
+        <w:t>時說，基督「在木頭上親身擔當了我們的罪」（</w:t>
+      </w:r>
+      <w:hyperlink r:id="rId21">
+        <w:r>
+          <w:rPr>
+            <w:lang w:val="zh_TW" w:bidi="zh_TW"/>
+          </w:rPr>
+          <w:rPr>
+            <w:color w:val="0000EE"/>
+            <w:u w:val="single"/>
+          </w:rPr>
+          <w:t>彼前2:24</w:t>
+        </w:r>
+      </w:hyperlink>
+      <w:r>
+        <w:rPr>
+          <w:lang w:val="zh_TW" w:bidi="zh_TW"/>
+        </w:rPr>
+        <w:t>）。世界的罪債被加在無罪的救主身上，這觀念有助解釋基督在十字架上的呼喊：「我的神，我的神，為什麼離棄我？」（</w:t>
+      </w:r>
+      <w:hyperlink r:id="rId22">
+        <w:r>
+          <w:rPr>
+            <w:lang w:val="zh_TW" w:bidi="zh_TW"/>
+          </w:rPr>
+          <w:rPr>
+            <w:color w:val="0000EE"/>
+            <w:u w:val="single"/>
+          </w:rPr>
+          <w:t>太27:46</w:t>
+        </w:r>
+      </w:hyperlink>
+      <w:r>
+        <w:rPr>
+          <w:lang w:val="zh_TW" w:bidi="zh_TW"/>
+        </w:rPr>
+        <w:t>）。</w:t>
       </w:r>
     </w:p>
     <w:p>
@@ -361,8 +580,313 @@
           <w:lang w:val="zh_TW" w:bidi="zh_TW"/>
         </w:rPr>
       </w:r>
+      <w:r>
+        <w:rPr>
+          <w:lang w:val="zh_TW" w:bidi="zh_TW"/>
+        </w:rPr>
+        <w:t>歸算也意味著基督的公義被歸於信徒。亞伯拉罕生命中的例子說明這一點。在神應許亞伯拉罕祝福之後，</w:t>
+      </w:r>
+      <w:hyperlink r:id="rId23">
+        <w:r>
+          <w:rPr>
+            <w:lang w:val="zh_TW" w:bidi="zh_TW"/>
+          </w:rPr>
+          <w:rPr>
+            <w:color w:val="0000EE"/>
+            <w:u w:val="single"/>
+          </w:rPr>
+          <w:t>創世記十五章6節</w:t>
+        </w:r>
+      </w:hyperlink>
+      <w:r>
+        <w:rPr>
+          <w:lang w:val="zh_TW" w:bidi="zh_TW"/>
+        </w:rPr>
+        <w:t>說亞伯拉罕「信耶和華，</w:t>
+      </w:r>
+      <w:r>
+        <w:rPr>
+          <w:lang w:val="zh_TW" w:bidi="zh_TW"/>
+        </w:rPr>
+        <w:t>耶和華就以此為他的義</w:t>
+      </w:r>
+      <w:r>
+        <w:rPr>
+          <w:lang w:val="zh_TW" w:bidi="zh_TW"/>
+        </w:rPr>
+        <w:t>。」聖經教導說，沒有人生來有神所要求的公義（</w:t>
+      </w:r>
+      <w:hyperlink r:id="rId24">
+        <w:r>
+          <w:rPr>
+            <w:lang w:val="zh_TW" w:bidi="zh_TW"/>
+          </w:rPr>
+          <w:rPr>
+            <w:color w:val="0000EE"/>
+            <w:u w:val="single"/>
+          </w:rPr>
+          <w:t>詩130:3</w:t>
+        </w:r>
+      </w:hyperlink>
+      <w:r>
+        <w:rPr>
+          <w:lang w:val="zh_TW" w:bidi="zh_TW"/>
+        </w:rPr>
+        <w:t>；</w:t>
+      </w:r>
+      <w:hyperlink r:id="rId25">
+        <w:r>
+          <w:rPr>
+            <w:lang w:val="zh_TW" w:bidi="zh_TW"/>
+          </w:rPr>
+          <w:rPr>
+            <w:color w:val="0000EE"/>
+            <w:u w:val="single"/>
+          </w:rPr>
+          <w:t>賽64:6</w:t>
+        </w:r>
+      </w:hyperlink>
+      <w:r>
+        <w:rPr>
+          <w:lang w:val="zh_TW" w:bidi="zh_TW"/>
+        </w:rPr>
+        <w:t>；</w:t>
+      </w:r>
+      <w:hyperlink r:id="rId26">
+        <w:r>
+          <w:rPr>
+            <w:lang w:val="zh_TW" w:bidi="zh_TW"/>
+          </w:rPr>
+          <w:rPr>
+            <w:color w:val="0000EE"/>
+            <w:u w:val="single"/>
+          </w:rPr>
+          <w:t>羅3:10</w:t>
+        </w:r>
+      </w:hyperlink>
+      <w:r>
+        <w:rPr>
+          <w:lang w:val="zh_TW" w:bidi="zh_TW"/>
+        </w:rPr>
+        <w:t>）。但在神的救恩計劃中，祂提供了所需的公義（</w:t>
+      </w:r>
+      <w:hyperlink r:id="rId27">
+        <w:r>
+          <w:rPr>
+            <w:lang w:val="zh_TW" w:bidi="zh_TW"/>
+          </w:rPr>
+          <w:rPr>
+            <w:color w:val="0000EE"/>
+            <w:u w:val="single"/>
+          </w:rPr>
+          <w:t>賽45:24</w:t>
+        </w:r>
+      </w:hyperlink>
+      <w:r>
+        <w:rPr>
+          <w:lang w:val="zh_TW" w:bidi="zh_TW"/>
+        </w:rPr>
+        <w:t>，</w:t>
+      </w:r>
+      <w:hyperlink r:id="rId28">
+        <w:r>
+          <w:rPr>
+            <w:lang w:val="zh_TW" w:bidi="zh_TW"/>
+          </w:rPr>
+          <w:rPr>
+            <w:color w:val="0000EE"/>
+            <w:u w:val="single"/>
+          </w:rPr>
+          <w:t>54:17</w:t>
+        </w:r>
+      </w:hyperlink>
+      <w:r>
+        <w:rPr>
+          <w:lang w:val="zh_TW" w:bidi="zh_TW"/>
+        </w:rPr>
+        <w:t>；</w:t>
+      </w:r>
+      <w:hyperlink r:id="rId29">
+        <w:r>
+          <w:rPr>
+            <w:lang w:val="zh_TW" w:bidi="zh_TW"/>
+          </w:rPr>
+          <w:rPr>
+            <w:color w:val="0000EE"/>
+            <w:u w:val="single"/>
+          </w:rPr>
+          <w:t>何10:12</w:t>
+        </w:r>
+      </w:hyperlink>
+      <w:r>
+        <w:rPr>
+          <w:lang w:val="zh_TW" w:bidi="zh_TW"/>
+        </w:rPr>
+        <w:t>）。當一個人憑信心接受基督的工作時，神就將基督的公義歸給他們。</w:t>
+      </w:r>
     </w:p>
     <w:p>
+      <w:pPr/>
+      <w:r>
+        <w:rPr>
+          <w:lang w:val="zh_TW" w:bidi="zh_TW"/>
+        </w:rPr>
+      </w:r>
+      <w:r>
+        <w:rPr>
+          <w:lang w:val="zh_TW" w:bidi="zh_TW"/>
+        </w:rPr>
+        <w:t>將神的公義歸算給信徒，是保羅在羅馬書中的主要主題 （</w:t>
+      </w:r>
+      <w:hyperlink r:id="rId30">
+        <w:r>
+          <w:rPr>
+            <w:lang w:val="zh_TW" w:bidi="zh_TW"/>
+          </w:rPr>
+          <w:rPr>
+            <w:color w:val="0000EE"/>
+            <w:u w:val="single"/>
+          </w:rPr>
+          <w:t>羅3:21–5:21</w:t>
+        </w:r>
+      </w:hyperlink>
+      <w:r>
+        <w:rPr>
+          <w:lang w:val="zh_TW" w:bidi="zh_TW"/>
+        </w:rPr>
+        <w:t>）。保羅談到罪人</w:t>
+      </w:r>
+      <w:r>
+        <w:rPr>
+          <w:lang w:val="zh_TW" w:bidi="zh_TW"/>
+        </w:rPr>
+        <w:t>蒙神算為義</w:t>
+      </w:r>
+      <w:r>
+        <w:rPr>
+          <w:lang w:val="zh_TW" w:bidi="zh_TW"/>
+        </w:rPr>
+        <w:t>的喜樂（</w:t>
+      </w:r>
+      <w:hyperlink r:id="rId31">
+        <w:r>
+          <w:rPr>
+            <w:lang w:val="zh_TW" w:bidi="zh_TW"/>
+          </w:rPr>
+          <w:rPr>
+            <w:color w:val="0000EE"/>
+            <w:u w:val="single"/>
+          </w:rPr>
+          <w:t>羅4:6</w:t>
+        </w:r>
+      </w:hyperlink>
+      <w:r>
+        <w:rPr>
+          <w:lang w:val="zh_TW" w:bidi="zh_TW"/>
+        </w:rPr>
+        <w:t>）。基督的公義被歸算給人，也使人在神的法庭中得以稱為義 （</w:t>
+      </w:r>
+      <w:hyperlink r:id="rId32">
+        <w:r>
+          <w:rPr>
+            <w:lang w:val="zh_TW" w:bidi="zh_TW"/>
+          </w:rPr>
+          <w:rPr>
+            <w:color w:val="0000EE"/>
+            <w:u w:val="single"/>
+          </w:rPr>
+          <w:t>羅5:18</w:t>
+        </w:r>
+      </w:hyperlink>
+      <w:r>
+        <w:rPr>
+          <w:lang w:val="zh_TW" w:bidi="zh_TW"/>
+        </w:rPr>
+        <w:t>）。基督的死，被歸算給罪人，是聖潔的神赦免罪人的原因。聖經教導說，亞當的罪對人的負面影響被歸算給所有人，但對於相信基督的人來說，這些影響都被逆轉了。將人類的罪歸算給基督，這使祂的義可以歸算給信徒。</w:t>
+      </w:r>
+    </w:p>
+    <w:p>
+      <w:pPr/>
+      <w:r>
+        <w:rPr>
+          <w:lang w:val="zh_TW" w:bidi="zh_TW"/>
+        </w:rPr>
+      </w:r>
+      <w:r>
+        <w:rPr>
+          <w:i/>
+          <w:lang w:val="zh_TW" w:bidi="zh_TW"/>
+        </w:rPr>
+        <w:t>另見</w:t>
+      </w:r>
+      <w:r>
+        <w:rPr>
+          <w:lang w:val="zh_TW" w:bidi="zh_TW"/>
+        </w:rPr>
+        <w:t>亞當（人）</w:t>
+      </w:r>
+      <w:r>
+        <w:rPr>
+          <w:lang w:val="zh_TW" w:bidi="zh_TW"/>
+        </w:rPr>
+        <w:t>、</w:t>
+      </w:r>
+      <w:r>
+        <w:rPr>
+          <w:lang w:val="zh_TW" w:bidi="zh_TW"/>
+        </w:rPr>
+        <w:t>基督論</w:t>
+      </w:r>
+      <w:r>
+        <w:rPr>
+          <w:lang w:val="zh_TW" w:bidi="zh_TW"/>
+        </w:rPr>
+        <w:t>、</w:t>
+      </w:r>
+      <w:r>
+        <w:rPr>
+          <w:lang w:val="zh_TW" w:bidi="zh_TW"/>
+        </w:rPr>
+        <w:t>人類墮落</w:t>
+      </w:r>
+      <w:r>
+        <w:rPr>
+          <w:lang w:val="zh_TW" w:bidi="zh_TW"/>
+        </w:rPr>
+        <w:t>、</w:t>
+      </w:r>
+      <w:r>
+        <w:rPr>
+          <w:lang w:val="zh_TW" w:bidi="zh_TW"/>
+        </w:rPr>
+        <w:t>罪</w:t>
+      </w:r>
+      <w:r>
+        <w:rPr>
+          <w:lang w:val="zh_TW" w:bidi="zh_TW"/>
+        </w:rPr>
+        <w:t>。</w:t>
+      </w:r>
+      <w:r>
+        <w:rPr>
+          <w:lang w:val="zh_TW" w:bidi="zh_TW"/>
+        </w:rPr>
+      </w:r>
+      <w:r>
+        <w:rPr>
+          <w:lang w:val="zh_TW" w:bidi="zh_TW"/>
+        </w:rPr>
+      </w:r>
+    </w:p>
+    <w:p>
+      <w:pPr/>
+      <w:r>
+        <w:rPr>
+          <w:lang w:val="zh_TW" w:bidi="zh_TW"/>
+        </w:rPr>
+      </w:r>
+    </w:p>
+    <w:p>
       <w:pPr>
         <w:pStyle w:val="Heading2"/>
       </w:pPr>
@@ -370,12 +894,820 @@
         <w:rPr>
           <w:lang w:val="zh_TW" w:bidi="zh_TW"/>
         </w:rPr>
-        <w:t>哈大</w:t>
-      </w:r>
-      <w:r>
-        <w:rPr>
-          <w:lang w:val="zh_TW" w:bidi="zh_TW"/>
-        </w:rPr>
+        <w:t>歸信</w:t>
+      </w:r>
+      <w:r>
+        <w:rPr>
+          <w:lang w:val="zh_TW" w:bidi="zh_TW"/>
+        </w:rPr>
+      </w:r>
+    </w:p>
+    <w:p>
+      <w:pPr/>
+      <w:r>
+        <w:rPr>
+          <w:lang w:val="zh_TW" w:bidi="zh_TW"/>
+        </w:rPr>
+      </w:r>
+      <w:r>
+        <w:rPr>
+          <w:lang w:val="zh_TW" w:bidi="zh_TW"/>
+        </w:rPr>
+        <w:t>一個人在生活和思想上的徹底改變。對基督徒來說，這意味著從忽視神的生活方式轉變為順服基督的生活方式。歸信是悔改的結果。</w:t>
+      </w:r>
+    </w:p>
+    <w:p>
+      <w:pPr>
+        <w:pStyle w:val="Heading3"/>
+      </w:pPr>
+      <w:r>
+        <w:rPr>
+          <w:lang w:val="zh_TW" w:bidi="zh_TW"/>
+        </w:rPr>
+        <w:t>舊約中的歸信</w:t>
+      </w:r>
+    </w:p>
+    <w:p>
+      <w:pPr/>
+      <w:r>
+        <w:rPr>
+          <w:lang w:val="zh_TW" w:bidi="zh_TW"/>
+        </w:rPr>
+      </w:r>
+      <w:r>
+        <w:rPr>
+          <w:lang w:val="zh_TW" w:bidi="zh_TW"/>
+        </w:rPr>
+        <w:t>在舊約中，歸信基本上是從以前的生活方式，轉向或歸回以色列的神耶和華。以色列經常需要歸回他們的神（</w:t>
+      </w:r>
+      <w:hyperlink r:id="rId33">
+        <w:r>
+          <w:rPr>
+            <w:lang w:val="zh_TW" w:bidi="zh_TW"/>
+          </w:rPr>
+          <w:rPr>
+            <w:color w:val="0000EE"/>
+            <w:u w:val="single"/>
+          </w:rPr>
+          <w:t>申4:30</w:t>
+        </w:r>
+      </w:hyperlink>
+      <w:r>
+        <w:rPr>
+          <w:lang w:val="zh_TW" w:bidi="zh_TW"/>
+        </w:rPr>
+        <w:t>），無論是個人（</w:t>
+      </w:r>
+      <w:hyperlink r:id="rId34">
+        <w:r>
+          <w:rPr>
+            <w:lang w:val="zh_TW" w:bidi="zh_TW"/>
+          </w:rPr>
+          <w:rPr>
+            <w:color w:val="0000EE"/>
+            <w:u w:val="single"/>
+          </w:rPr>
+          <w:t>詩51篇</w:t>
+        </w:r>
+      </w:hyperlink>
+      <w:r>
+        <w:rPr>
+          <w:lang w:val="zh_TW" w:bidi="zh_TW"/>
+        </w:rPr>
+        <w:t>）還是整個民族（</w:t>
+      </w:r>
+      <w:hyperlink r:id="rId35">
+        <w:r>
+          <w:rPr>
+            <w:lang w:val="zh_TW" w:bidi="zh_TW"/>
+          </w:rPr>
+          <w:rPr>
+            <w:color w:val="0000EE"/>
+            <w:u w:val="single"/>
+          </w:rPr>
+          <w:t>耶4:1</w:t>
+        </w:r>
+      </w:hyperlink>
+      <w:r>
+        <w:rPr>
+          <w:lang w:val="zh_TW" w:bidi="zh_TW"/>
+        </w:rPr>
+        <w:t>）。其它列國需要初次轉向神（</w:t>
+      </w:r>
+      <w:hyperlink r:id="rId36">
+        <w:r>
+          <w:rPr>
+            <w:lang w:val="zh_TW" w:bidi="zh_TW"/>
+          </w:rPr>
+          <w:rPr>
+            <w:color w:val="0000EE"/>
+            <w:u w:val="single"/>
+          </w:rPr>
+          <w:t>詩22:27</w:t>
+        </w:r>
+      </w:hyperlink>
+      <w:r>
+        <w:rPr>
+          <w:lang w:val="zh_TW" w:bidi="zh_TW"/>
+        </w:rPr>
+        <w:t>）。其特徵是遠離邪惡的行為（</w:t>
+      </w:r>
+      <w:hyperlink r:id="rId37">
+        <w:r>
+          <w:rPr>
+            <w:lang w:val="zh_TW" w:bidi="zh_TW"/>
+          </w:rPr>
+          <w:rPr>
+            <w:color w:val="0000EE"/>
+            <w:u w:val="single"/>
+          </w:rPr>
+          <w:t>耶26:3</w:t>
+        </w:r>
+      </w:hyperlink>
+      <w:r>
+        <w:rPr>
+          <w:lang w:val="zh_TW" w:bidi="zh_TW"/>
+        </w:rPr>
+        <w:t>，</w:t>
+      </w:r>
+      <w:hyperlink r:id="rId38">
+        <w:r>
+          <w:rPr>
+            <w:lang w:val="zh_TW" w:bidi="zh_TW"/>
+          </w:rPr>
+          <w:rPr>
+            <w:color w:val="0000EE"/>
+            <w:u w:val="single"/>
+          </w:rPr>
+          <w:t>36:3</w:t>
+        </w:r>
+      </w:hyperlink>
+      <w:r>
+        <w:rPr>
+          <w:lang w:val="zh_TW" w:bidi="zh_TW"/>
+        </w:rPr>
+        <w:t>；</w:t>
+      </w:r>
+      <w:hyperlink r:id="rId39">
+        <w:r>
+          <w:rPr>
+            <w:lang w:val="zh_TW" w:bidi="zh_TW"/>
+          </w:rPr>
+          <w:rPr>
+            <w:color w:val="0000EE"/>
+            <w:u w:val="single"/>
+          </w:rPr>
+          <w:t>結18:21、27</w:t>
+        </w:r>
+      </w:hyperlink>
+      <w:r>
+        <w:rPr>
+          <w:lang w:val="zh_TW" w:bidi="zh_TW"/>
+        </w:rPr>
+        <w:t>，</w:t>
+      </w:r>
+      <w:hyperlink r:id="rId40">
+        <w:r>
+          <w:rPr>
+            <w:lang w:val="zh_TW" w:bidi="zh_TW"/>
+          </w:rPr>
+          <w:rPr>
+            <w:color w:val="0000EE"/>
+            <w:u w:val="single"/>
+          </w:rPr>
+          <w:t>33:9、11</w:t>
+        </w:r>
+      </w:hyperlink>
+      <w:r>
+        <w:rPr>
+          <w:lang w:val="zh_TW" w:bidi="zh_TW"/>
+        </w:rPr>
+        <w:t>）。歸信是從對神不忠的生活轉向對神順服的生活（</w:t>
+      </w:r>
+      <w:hyperlink r:id="rId41">
+        <w:r>
+          <w:rPr>
+            <w:lang w:val="zh_TW" w:bidi="zh_TW"/>
+          </w:rPr>
+          <w:rPr>
+            <w:color w:val="0000EE"/>
+            <w:u w:val="single"/>
+          </w:rPr>
+          <w:t>賽10:20–21</w:t>
+        </w:r>
+      </w:hyperlink>
+      <w:r>
+        <w:rPr>
+          <w:lang w:val="zh_TW" w:bidi="zh_TW"/>
+        </w:rPr>
+        <w:t>，</w:t>
+      </w:r>
+      <w:hyperlink r:id="rId42">
+        <w:r>
+          <w:rPr>
+            <w:lang w:val="zh_TW" w:bidi="zh_TW"/>
+          </w:rPr>
+          <w:rPr>
+            <w:color w:val="0000EE"/>
+            <w:u w:val="single"/>
+          </w:rPr>
+          <w:t>14:2</w:t>
+        </w:r>
+      </w:hyperlink>
+      <w:r>
+        <w:rPr>
+          <w:lang w:val="zh_TW" w:bidi="zh_TW"/>
+        </w:rPr>
+        <w:t>；</w:t>
+      </w:r>
+      <w:hyperlink r:id="rId43">
+        <w:r>
+          <w:rPr>
+            <w:lang w:val="zh_TW" w:bidi="zh_TW"/>
+          </w:rPr>
+          <w:rPr>
+            <w:color w:val="0000EE"/>
+            <w:u w:val="single"/>
+          </w:rPr>
+          <w:t>耶34:15</w:t>
+        </w:r>
+      </w:hyperlink>
+      <w:r>
+        <w:rPr>
+          <w:lang w:val="zh_TW" w:bidi="zh_TW"/>
+        </w:rPr>
+        <w:t>；</w:t>
+      </w:r>
+      <w:hyperlink r:id="rId44">
+        <w:r>
+          <w:rPr>
+            <w:lang w:val="zh_TW" w:bidi="zh_TW"/>
+          </w:rPr>
+          <w:rPr>
+            <w:color w:val="0000EE"/>
+            <w:u w:val="single"/>
+          </w:rPr>
+          <w:t>何14:4</w:t>
+        </w:r>
+      </w:hyperlink>
+      <w:r>
+        <w:rPr>
+          <w:lang w:val="zh_TW" w:bidi="zh_TW"/>
+        </w:rPr>
+        <w:t>）。歸信意味著內心方向的改變，並在生活方式上表現出來。</w:t>
+      </w:r>
+    </w:p>
+    <w:p>
+      <w:pPr>
+        <w:pStyle w:val="Heading3"/>
+      </w:pPr>
+      <w:r>
+        <w:rPr>
+          <w:lang w:val="zh_TW" w:bidi="zh_TW"/>
+        </w:rPr>
+        <w:t>新約中的歸信</w:t>
+      </w:r>
+    </w:p>
+    <w:p>
+      <w:pPr/>
+      <w:r>
+        <w:rPr>
+          <w:lang w:val="zh_TW" w:bidi="zh_TW"/>
+        </w:rPr>
+      </w:r>
+      <w:r>
+        <w:rPr>
+          <w:lang w:val="zh_TW" w:bidi="zh_TW"/>
+        </w:rPr>
+        <w:t>在新約中，施洗約翰首先呼籲歸信（</w:t>
+      </w:r>
+      <w:hyperlink r:id="rId45">
+        <w:r>
+          <w:rPr>
+            <w:lang w:val="zh_TW" w:bidi="zh_TW"/>
+          </w:rPr>
+          <w:rPr>
+            <w:color w:val="0000EE"/>
+            <w:u w:val="single"/>
+          </w:rPr>
+          <w:t>太3:2</w:t>
+        </w:r>
+      </w:hyperlink>
+      <w:r>
+        <w:rPr>
+          <w:lang w:val="zh_TW" w:bidi="zh_TW"/>
+        </w:rPr>
+        <w:t>；</w:t>
+      </w:r>
+      <w:hyperlink r:id="rId46">
+        <w:r>
+          <w:rPr>
+            <w:lang w:val="zh_TW" w:bidi="zh_TW"/>
+          </w:rPr>
+          <w:rPr>
+            <w:color w:val="0000EE"/>
+            <w:u w:val="single"/>
+          </w:rPr>
+          <w:t>可1:4</w:t>
+        </w:r>
+      </w:hyperlink>
+      <w:r>
+        <w:rPr>
+          <w:lang w:val="zh_TW" w:bidi="zh_TW"/>
+        </w:rPr>
+        <w:t>；</w:t>
+      </w:r>
+      <w:hyperlink r:id="rId47">
+        <w:r>
+          <w:rPr>
+            <w:lang w:val="zh_TW" w:bidi="zh_TW"/>
+          </w:rPr>
+          <w:rPr>
+            <w:color w:val="0000EE"/>
+            <w:u w:val="single"/>
+          </w:rPr>
+          <w:t>路3:3</w:t>
+        </w:r>
+      </w:hyperlink>
+      <w:r>
+        <w:rPr>
+          <w:lang w:val="zh_TW" w:bidi="zh_TW"/>
+        </w:rPr>
+        <w:t>），他發出先知的呼籲，要求人們改變心意（這是此希臘文詞語的根本含義），因為神的國近了。這種生命的改變必須包括行為的改變，以證明其真實性（</w:t>
+      </w:r>
+      <w:hyperlink r:id="rId48">
+        <w:r>
+          <w:rPr>
+            <w:lang w:val="zh_TW" w:bidi="zh_TW"/>
+          </w:rPr>
+          <w:rPr>
+            <w:color w:val="0000EE"/>
+            <w:u w:val="single"/>
+          </w:rPr>
+          <w:t>太3:8</w:t>
+        </w:r>
+      </w:hyperlink>
+      <w:r>
+        <w:rPr>
+          <w:lang w:val="zh_TW" w:bidi="zh_TW"/>
+        </w:rPr>
+        <w:t>；</w:t>
+      </w:r>
+      <w:hyperlink r:id="rId49">
+        <w:r>
+          <w:rPr>
+            <w:lang w:val="zh_TW" w:bidi="zh_TW"/>
+          </w:rPr>
+          <w:rPr>
+            <w:color w:val="0000EE"/>
+            <w:u w:val="single"/>
+          </w:rPr>
+          <w:t>路3:8</w:t>
+        </w:r>
+      </w:hyperlink>
+      <w:r>
+        <w:rPr>
+          <w:lang w:val="zh_TW" w:bidi="zh_TW"/>
+        </w:rPr>
+        <w:t>）。耶穌也傳講同樣的信息（</w:t>
+      </w:r>
+      <w:hyperlink r:id="rId50">
+        <w:r>
+          <w:rPr>
+            <w:lang w:val="zh_TW" w:bidi="zh_TW"/>
+          </w:rPr>
+          <w:rPr>
+            <w:color w:val="0000EE"/>
+            <w:u w:val="single"/>
+          </w:rPr>
+          <w:t>太4:17</w:t>
+        </w:r>
+      </w:hyperlink>
+      <w:r>
+        <w:rPr>
+          <w:lang w:val="zh_TW" w:bidi="zh_TW"/>
+        </w:rPr>
+        <w:t>；</w:t>
+      </w:r>
+      <w:hyperlink r:id="rId51">
+        <w:r>
+          <w:rPr>
+            <w:lang w:val="zh_TW" w:bidi="zh_TW"/>
+          </w:rPr>
+          <w:rPr>
+            <w:color w:val="0000EE"/>
+            <w:u w:val="single"/>
+          </w:rPr>
+          <w:t>可1:15</w:t>
+        </w:r>
+      </w:hyperlink>
+      <w:r>
+        <w:rPr>
+          <w:lang w:val="zh_TW" w:bidi="zh_TW"/>
+        </w:rPr>
+        <w:t>）。祂還說，由於神的國度已經在祂身上到來，順服祂是歸信好消息的一部分。然而，這也可能是壞消息，因為如果不做出這種徹底的改變，就會被定罪（</w:t>
+      </w:r>
+      <w:hyperlink r:id="rId52">
+        <w:r>
+          <w:rPr>
+            <w:lang w:val="zh_TW" w:bidi="zh_TW"/>
+          </w:rPr>
+          <w:rPr>
+            <w:color w:val="0000EE"/>
+            <w:u w:val="single"/>
+          </w:rPr>
+          <w:t>太11:20</w:t>
+        </w:r>
+      </w:hyperlink>
+      <w:r>
+        <w:rPr>
+          <w:lang w:val="zh_TW" w:bidi="zh_TW"/>
+        </w:rPr>
+        <w:t>；</w:t>
+      </w:r>
+      <w:hyperlink r:id="rId53">
+        <w:r>
+          <w:rPr>
+            <w:lang w:val="zh_TW" w:bidi="zh_TW"/>
+          </w:rPr>
+          <w:rPr>
+            <w:color w:val="0000EE"/>
+            <w:u w:val="single"/>
+          </w:rPr>
+          <w:t>路13:3–5</w:t>
+        </w:r>
+      </w:hyperlink>
+      <w:r>
+        <w:rPr>
+          <w:lang w:val="zh_TW" w:bidi="zh_TW"/>
+        </w:rPr>
+        <w:t>）。歸信是徹底的，但也是簡單的。它要求我們像小孩子一樣全然委身，而不是像成人的算計和自我保護（</w:t>
+      </w:r>
+      <w:hyperlink r:id="rId54">
+        <w:r>
+          <w:rPr>
+            <w:lang w:val="zh_TW" w:bidi="zh_TW"/>
+          </w:rPr>
+          <w:rPr>
+            <w:color w:val="0000EE"/>
+            <w:u w:val="single"/>
+          </w:rPr>
+          <w:t>太18:3</w:t>
+        </w:r>
+      </w:hyperlink>
+      <w:r>
+        <w:rPr>
+          <w:lang w:val="zh_TW" w:bidi="zh_TW"/>
+        </w:rPr>
+        <w:t>）。成人謹慎、自我保護的態度，與孩子的簡單、真誠信任和開放的態度，形成對比。</w:t>
+      </w:r>
+    </w:p>
+    <w:p>
+      <w:pPr/>
+      <w:r>
+        <w:rPr>
+          <w:lang w:val="zh_TW" w:bidi="zh_TW"/>
+        </w:rPr>
+      </w:r>
+      <w:r>
+        <w:rPr>
+          <w:lang w:val="zh_TW" w:bidi="zh_TW"/>
+        </w:rPr>
+        <w:t>除了四福音書和使徒行傳，歸信在新約中並不常見。當它在使徒行傳中使用時，歸信</w:t>
+      </w:r>
+    </w:p>
+    <w:p>
+      <w:pPr>
+        <w:pStyle w:val="ListBullet"/>
+        <w:spacing w:line="240" w:lineRule="auto"/>
+        <w:ind w:left="720"/>
+      </w:pPr>
+      <w:r>
+        <w:rPr>
+          <w:lang w:val="zh_TW" w:bidi="zh_TW"/>
+        </w:rPr>
+      </w:r>
+      <w:r>
+        <w:rPr>
+          <w:lang w:val="zh_TW" w:bidi="zh_TW"/>
+        </w:rPr>
+        <w:t>構成福音講道中最重要的部分——形成委身的呼召（</w:t>
+      </w:r>
+      <w:hyperlink r:id="rId55">
+        <w:r>
+          <w:rPr>
+            <w:lang w:val="zh_TW" w:bidi="zh_TW"/>
+          </w:rPr>
+          <w:rPr>
+            <w:color w:val="0000EE"/>
+            <w:u w:val="single"/>
+          </w:rPr>
+          <w:t>2:38</w:t>
+        </w:r>
+      </w:hyperlink>
+      <w:r>
+        <w:rPr>
+          <w:lang w:val="zh_TW" w:bidi="zh_TW"/>
+        </w:rPr>
+        <w:t>，</w:t>
+      </w:r>
+      <w:hyperlink r:id="rId56">
+        <w:r>
+          <w:rPr>
+            <w:lang w:val="zh_TW" w:bidi="zh_TW"/>
+          </w:rPr>
+          <w:rPr>
+            <w:color w:val="0000EE"/>
+            <w:u w:val="single"/>
+          </w:rPr>
+          <w:t>3:19</w:t>
+        </w:r>
+      </w:hyperlink>
+      <w:r>
+        <w:rPr>
+          <w:lang w:val="zh_TW" w:bidi="zh_TW"/>
+        </w:rPr>
+        <w:t>，</w:t>
+      </w:r>
+      <w:hyperlink r:id="rId57">
+        <w:r>
+          <w:rPr>
+            <w:lang w:val="zh_TW" w:bidi="zh_TW"/>
+          </w:rPr>
+          <w:rPr>
+            <w:color w:val="0000EE"/>
+            <w:u w:val="single"/>
+          </w:rPr>
+          <w:t>8:22</w:t>
+        </w:r>
+      </w:hyperlink>
+      <w:r>
+        <w:rPr>
+          <w:lang w:val="zh_TW" w:bidi="zh_TW"/>
+        </w:rPr>
+        <w:t>），</w:t>
+      </w:r>
+    </w:p>
+    <w:p>
+      <w:pPr>
+        <w:pStyle w:val="ListBullet"/>
+        <w:spacing w:line="240" w:lineRule="auto"/>
+        <w:ind w:left="720"/>
+      </w:pPr>
+      <w:r>
+        <w:rPr>
+          <w:lang w:val="zh_TW" w:bidi="zh_TW"/>
+        </w:rPr>
+      </w:r>
+      <w:r>
+        <w:rPr>
+          <w:lang w:val="zh_TW" w:bidi="zh_TW"/>
+        </w:rPr>
+        <w:t>描述新基督徒對主的委身（</w:t>
+      </w:r>
+      <w:hyperlink r:id="rId58">
+        <w:r>
+          <w:rPr>
+            <w:lang w:val="zh_TW" w:bidi="zh_TW"/>
+          </w:rPr>
+          <w:rPr>
+            <w:color w:val="0000EE"/>
+            <w:u w:val="single"/>
+          </w:rPr>
+          <w:t>9:35</w:t>
+        </w:r>
+      </w:hyperlink>
+      <w:r>
+        <w:rPr>
+          <w:lang w:val="zh_TW" w:bidi="zh_TW"/>
+        </w:rPr>
+        <w:t>，</w:t>
+      </w:r>
+      <w:hyperlink r:id="rId59">
+        <w:r>
+          <w:rPr>
+            <w:lang w:val="zh_TW" w:bidi="zh_TW"/>
+          </w:rPr>
+          <w:rPr>
+            <w:color w:val="0000EE"/>
+            <w:u w:val="single"/>
+          </w:rPr>
+          <w:t>11:21</w:t>
+        </w:r>
+      </w:hyperlink>
+      <w:r>
+        <w:rPr>
+          <w:lang w:val="zh_TW" w:bidi="zh_TW"/>
+        </w:rPr>
+        <w:t>），以及</w:t>
+      </w:r>
+    </w:p>
+    <w:p>
+      <w:pPr>
+        <w:pStyle w:val="ListBullet"/>
+        <w:spacing w:line="240" w:lineRule="auto"/>
+        <w:ind w:left="720"/>
+      </w:pPr>
+      <w:r>
+        <w:rPr>
+          <w:lang w:val="zh_TW" w:bidi="zh_TW"/>
+        </w:rPr>
+      </w:r>
+      <w:r>
+        <w:rPr>
+          <w:lang w:val="zh_TW" w:bidi="zh_TW"/>
+        </w:rPr>
+        <w:t>描繪生命從黑暗轉向光明的改變（</w:t>
+      </w:r>
+      <w:hyperlink r:id="rId60">
+        <w:r>
+          <w:rPr>
+            <w:lang w:val="zh_TW" w:bidi="zh_TW"/>
+          </w:rPr>
+          <w:rPr>
+            <w:color w:val="0000EE"/>
+            <w:u w:val="single"/>
+          </w:rPr>
+          <w:t>26:18–20</w:t>
+        </w:r>
+      </w:hyperlink>
+      <w:r>
+        <w:rPr>
+          <w:lang w:val="zh_TW" w:bidi="zh_TW"/>
+        </w:rPr>
+        <w:t>）。</w:t>
+      </w:r>
+    </w:p>
+    <w:p>
+      <w:pPr/>
+      <w:r>
+        <w:rPr>
+          <w:lang w:val="zh_TW" w:bidi="zh_TW"/>
+        </w:rPr>
+      </w:r>
+      <w:r>
+        <w:rPr>
+          <w:lang w:val="zh_TW" w:bidi="zh_TW"/>
+        </w:rPr>
+        <w:t>在提到歸信時，後來的福音書作者則</w:t>
+      </w:r>
+    </w:p>
+    <w:p>
+      <w:pPr>
+        <w:pStyle w:val="ListBullet"/>
+        <w:spacing w:line="240" w:lineRule="auto"/>
+        <w:ind w:left="720"/>
+      </w:pPr>
+      <w:r>
+        <w:rPr>
+          <w:lang w:val="zh_TW" w:bidi="zh_TW"/>
+        </w:rPr>
+      </w:r>
+      <w:r>
+        <w:rPr>
+          <w:lang w:val="zh_TW" w:bidi="zh_TW"/>
+        </w:rPr>
+        <w:t>回顧歸信經歷（</w:t>
+      </w:r>
+      <w:hyperlink r:id="rId61">
+        <w:r>
+          <w:rPr>
+            <w:lang w:val="zh_TW" w:bidi="zh_TW"/>
+          </w:rPr>
+          <w:rPr>
+            <w:color w:val="0000EE"/>
+            <w:u w:val="single"/>
+          </w:rPr>
+          <w:t>林書3:16</w:t>
+        </w:r>
+      </w:hyperlink>
+      <w:r>
+        <w:rPr>
+          <w:lang w:val="zh_TW" w:bidi="zh_TW"/>
+        </w:rPr>
+        <w:t>），</w:t>
+      </w:r>
+    </w:p>
+    <w:p>
+      <w:pPr>
+        <w:pStyle w:val="ListBullet"/>
+        <w:spacing w:line="240" w:lineRule="auto"/>
+        <w:ind w:left="720"/>
+      </w:pPr>
+      <w:r>
+        <w:rPr>
+          <w:lang w:val="zh_TW" w:bidi="zh_TW"/>
+        </w:rPr>
+      </w:r>
+      <w:r>
+        <w:rPr>
+          <w:lang w:val="zh_TW" w:bidi="zh_TW"/>
+        </w:rPr>
+        <w:t>擔心基督徒轉向異教或猶太教（</w:t>
+      </w:r>
+      <w:hyperlink r:id="rId62">
+        <w:r>
+          <w:rPr>
+            <w:lang w:val="zh_TW" w:bidi="zh_TW"/>
+          </w:rPr>
+          <w:rPr>
+            <w:color w:val="0000EE"/>
+            <w:u w:val="single"/>
+          </w:rPr>
+          <w:t>加4:9</w:t>
+        </w:r>
+      </w:hyperlink>
+      <w:r>
+        <w:rPr>
+          <w:lang w:val="zh_TW" w:bidi="zh_TW"/>
+        </w:rPr>
+        <w:t>），以及</w:t>
+      </w:r>
+    </w:p>
+    <w:p>
+      <w:pPr>
+        <w:pStyle w:val="ListBullet"/>
+        <w:spacing w:line="240" w:lineRule="auto"/>
+        <w:ind w:left="720"/>
+      </w:pPr>
+      <w:r>
+        <w:rPr>
+          <w:lang w:val="zh_TW" w:bidi="zh_TW"/>
+        </w:rPr>
+      </w:r>
+      <w:r>
+        <w:rPr>
+          <w:lang w:val="zh_TW" w:bidi="zh_TW"/>
+        </w:rPr>
+        <w:t>呼籲那些離開信仰並面臨審判危險的基督徒，重新歸信（</w:t>
+      </w:r>
+      <w:hyperlink r:id="rId63">
+        <w:r>
+          <w:rPr>
+            <w:lang w:val="zh_TW" w:bidi="zh_TW"/>
+          </w:rPr>
+          <w:rPr>
+            <w:color w:val="0000EE"/>
+            <w:u w:val="single"/>
+          </w:rPr>
+          <w:t>雅5:19–20</w:t>
+        </w:r>
+      </w:hyperlink>
+      <w:r>
+        <w:rPr>
+          <w:lang w:val="zh_TW" w:bidi="zh_TW"/>
+        </w:rPr>
+        <w:t>；</w:t>
+      </w:r>
+      <w:hyperlink r:id="rId64">
+        <w:r>
+          <w:rPr>
+            <w:lang w:val="zh_TW" w:bidi="zh_TW"/>
+          </w:rPr>
+          <w:rPr>
+            <w:color w:val="0000EE"/>
+            <w:u w:val="single"/>
+          </w:rPr>
+          <w:t>啟2:5、16、22</w:t>
+        </w:r>
+      </w:hyperlink>
+      <w:r>
+        <w:rPr>
+          <w:lang w:val="zh_TW" w:bidi="zh_TW"/>
+        </w:rPr>
+        <w:t>，</w:t>
+      </w:r>
+      <w:hyperlink r:id="rId65">
+        <w:r>
+          <w:rPr>
+            <w:lang w:val="zh_TW" w:bidi="zh_TW"/>
+          </w:rPr>
+          <w:rPr>
+            <w:color w:val="0000EE"/>
+            <w:u w:val="single"/>
+          </w:rPr>
+          <w:t>3:19</w:t>
+        </w:r>
+      </w:hyperlink>
+      <w:r>
+        <w:rPr>
+          <w:lang w:val="zh_TW" w:bidi="zh_TW"/>
+        </w:rPr>
+        <w:t>）。</w:t>
+      </w:r>
+    </w:p>
+    <w:p>
+      <w:pPr/>
+      <w:r>
+        <w:rPr>
+          <w:lang w:val="zh_TW" w:bidi="zh_TW"/>
+        </w:rPr>
+      </w:r>
+      <w:r>
+        <w:rPr>
+          <w:lang w:val="zh_TW" w:bidi="zh_TW"/>
+        </w:rPr>
+        <w:t>正如舊約以及約翰和耶穌的宣講，歸信包含三個要素。</w:t>
       </w:r>
     </w:p>
     <w:p>
@@ -397,18 +1729,31 @@
         <w:rPr>
           <w:lang w:val="zh_TW" w:bidi="zh_TW"/>
         </w:rPr>
-        <w:t>哈大是以實瑪利十二個兒子中的第八位，因此也是亞伯拉罕的子孫（</w:t>
-      </w:r>
-      <w:hyperlink r:id="rId13">
-        <w:r>
-          <w:rPr>
-            <w:lang w:val="zh_TW" w:bidi="zh_TW"/>
-          </w:rPr>
-          <w:rPr>
-            <w:color w:val="0000EE"/>
-            <w:u w:val="single"/>
-          </w:rPr>
-          <w:t>創25:15</w:t>
+        <w:t>歸信是</w:t>
+      </w:r>
+      <w:r>
+        <w:rPr>
+          <w:i/>
+          <w:lang w:val="zh_TW" w:bidi="zh_TW"/>
+        </w:rPr>
+        <w:t>從</w:t>
+      </w:r>
+      <w:r>
+        <w:rPr>
+          <w:lang w:val="zh_TW" w:bidi="zh_TW"/>
+        </w:rPr>
+        <w:t>某些事物中轉離，包括具體的罪、假神或僅僅是為自己而活的生活（</w:t>
+      </w:r>
+      <w:hyperlink r:id="rId66">
+        <w:r>
+          <w:rPr>
+            <w:lang w:val="zh_TW" w:bidi="zh_TW"/>
+          </w:rPr>
+          <w:rPr>
+            <w:color w:val="0000EE"/>
+            <w:u w:val="single"/>
+          </w:rPr>
+          <w:t>帖前1:9</w:t>
         </w:r>
       </w:hyperlink>
       <w:r>
@@ -417,59 +1762,41 @@
         </w:rPr>
         <w:t>；</w:t>
       </w:r>
-      <w:hyperlink r:id="rId15">
-        <w:r>
-          <w:rPr>
-            <w:lang w:val="zh_TW" w:bidi="zh_TW"/>
-          </w:rPr>
-          <w:rPr>
-            <w:color w:val="0000EE"/>
-            <w:u w:val="single"/>
-          </w:rPr>
-          <w:t>代上1:30</w:t>
-        </w:r>
-      </w:hyperlink>
-      <w:r>
-        <w:rPr>
-          <w:lang w:val="zh_TW" w:bidi="zh_TW"/>
-        </w:rPr>
-        <w:t>）。在有些聖經譯本中，</w:t>
-      </w:r>
-      <w:hyperlink r:id="rId13">
-        <w:r>
-          <w:rPr>
-            <w:lang w:val="zh_TW" w:bidi="zh_TW"/>
-          </w:rPr>
-          <w:rPr>
-            <w:color w:val="0000EE"/>
-            <w:u w:val="single"/>
-          </w:rPr>
-          <w:t>創世記二十五章15節</w:t>
-        </w:r>
-      </w:hyperlink>
-      <w:r>
-        <w:rPr>
-          <w:lang w:val="zh_TW" w:bidi="zh_TW"/>
-        </w:rPr>
-        <w:t>將其譯為「哈達（Hadar）」（和合本譯為：哈大），而</w:t>
-      </w:r>
-      <w:hyperlink r:id="rId15">
-        <w:r>
-          <w:rPr>
-            <w:lang w:val="zh_TW" w:bidi="zh_TW"/>
-          </w:rPr>
-          <w:rPr>
-            <w:color w:val="0000EE"/>
-            <w:u w:val="single"/>
-          </w:rPr>
-          <w:t>歷代志上一章30節</w:t>
-        </w:r>
-      </w:hyperlink>
-      <w:r>
-        <w:rPr>
-          <w:lang w:val="zh_TW" w:bidi="zh_TW"/>
-        </w:rPr>
-        <w:t>則譯作「哈大（Hadad）」（和合本譯為：哈達）；然而，另外兩個聖經譯本在兩處經文中皆一致譯爲「哈大」。</w:t>
+      <w:hyperlink r:id="rId67">
+        <w:r>
+          <w:rPr>
+            <w:lang w:val="zh_TW" w:bidi="zh_TW"/>
+          </w:rPr>
+          <w:rPr>
+            <w:color w:val="0000EE"/>
+            <w:u w:val="single"/>
+          </w:rPr>
+          <w:t>啟9:20–21</w:t>
+        </w:r>
+      </w:hyperlink>
+      <w:r>
+        <w:rPr>
+          <w:lang w:val="zh_TW" w:bidi="zh_TW"/>
+        </w:rPr>
+        <w:t>，</w:t>
+      </w:r>
+      <w:hyperlink r:id="rId68">
+        <w:r>
+          <w:rPr>
+            <w:lang w:val="zh_TW" w:bidi="zh_TW"/>
+          </w:rPr>
+          <w:rPr>
+            <w:color w:val="0000EE"/>
+            <w:u w:val="single"/>
+          </w:rPr>
+          <w:t>16:11</w:t>
+        </w:r>
+      </w:hyperlink>
+      <w:r>
+        <w:rPr>
+          <w:lang w:val="zh_TW" w:bidi="zh_TW"/>
+        </w:rPr>
+        <w:t>）。</w:t>
       </w:r>
     </w:p>
     <w:p>
@@ -487,18 +1814,18 @@
         <w:rPr>
           <w:lang w:val="zh_TW" w:bidi="zh_TW"/>
         </w:rPr>
-        <w:t>比達的兒子哈大（和合本譯為：哈達）為以東的一位君王，在希伯來人下到埃及之前統治以東。他曾在摩押平原擊敗米甸人，取得一次重要的軍事勝利（</w:t>
-      </w:r>
-      <w:hyperlink r:id="rId16">
-        <w:r>
-          <w:rPr>
-            <w:lang w:val="zh_TW" w:bidi="zh_TW"/>
-          </w:rPr>
-          <w:rPr>
-            <w:color w:val="0000EE"/>
-            <w:u w:val="single"/>
-          </w:rPr>
-          <w:t>創36:35–36</w:t>
+        <w:t>歸信是神的旨意，也是祂在世界上恩典工作的結果（</w:t>
+      </w:r>
+      <w:hyperlink r:id="rId69">
+        <w:r>
+          <w:rPr>
+            <w:lang w:val="zh_TW" w:bidi="zh_TW"/>
+          </w:rPr>
+          <w:rPr>
+            <w:color w:val="0000EE"/>
+            <w:u w:val="single"/>
+          </w:rPr>
+          <w:t>徒11:18</w:t>
         </w:r>
       </w:hyperlink>
       <w:r>
@@ -507,16 +1834,70 @@
         </w:rPr>
         <w:t>；</w:t>
       </w:r>
-      <w:hyperlink r:id="rId17">
-        <w:r>
-          <w:rPr>
-            <w:lang w:val="zh_TW" w:bidi="zh_TW"/>
-          </w:rPr>
-          <w:rPr>
-            <w:color w:val="0000EE"/>
-            <w:u w:val="single"/>
-          </w:rPr>
-          <w:t>代上1:46–47</w:t>
+      <w:hyperlink r:id="rId70">
+        <w:r>
+          <w:rPr>
+            <w:lang w:val="zh_TW" w:bidi="zh_TW"/>
+          </w:rPr>
+          <w:rPr>
+            <w:color w:val="0000EE"/>
+            <w:u w:val="single"/>
+          </w:rPr>
+          <w:t>羅2:4</w:t>
+        </w:r>
+      </w:hyperlink>
+      <w:r>
+        <w:rPr>
+          <w:lang w:val="zh_TW" w:bidi="zh_TW"/>
+        </w:rPr>
+        <w:t>；</w:t>
+      </w:r>
+      <w:hyperlink r:id="rId71">
+        <w:r>
+          <w:rPr>
+            <w:lang w:val="zh_TW" w:bidi="zh_TW"/>
+          </w:rPr>
+          <w:rPr>
+            <w:color w:val="0000EE"/>
+            <w:u w:val="single"/>
+          </w:rPr>
+          <w:t>林後7:10</w:t>
+        </w:r>
+      </w:hyperlink>
+      <w:r>
+        <w:rPr>
+          <w:lang w:val="zh_TW" w:bidi="zh_TW"/>
+        </w:rPr>
+        <w:t>；</w:t>
+      </w:r>
+      <w:hyperlink r:id="rId72">
+        <w:r>
+          <w:rPr>
+            <w:lang w:val="zh_TW" w:bidi="zh_TW"/>
+          </w:rPr>
+          <w:rPr>
+            <w:color w:val="0000EE"/>
+            <w:u w:val="single"/>
+          </w:rPr>
+          <w:t>提後2:25</w:t>
+        </w:r>
+      </w:hyperlink>
+      <w:r>
+        <w:rPr>
+          <w:lang w:val="zh_TW" w:bidi="zh_TW"/>
+        </w:rPr>
+        <w:t>；</w:t>
+      </w:r>
+      <w:hyperlink r:id="rId73">
+        <w:r>
+          <w:rPr>
+            <w:lang w:val="zh_TW" w:bidi="zh_TW"/>
+          </w:rPr>
+          <w:rPr>
+            <w:color w:val="0000EE"/>
+            <w:u w:val="single"/>
+          </w:rPr>
+          <w:t>彼後3:9</w:t>
         </w:r>
       </w:hyperlink>
       <w:r>
@@ -541,18 +1922,31 @@
         <w:rPr>
           <w:lang w:val="zh_TW" w:bidi="zh_TW"/>
         </w:rPr>
-        <w:t>哈大（和合本譯為：哈達）是以東的另一位君王，是少數其妻子名字被記載下來的君王之一；其妻子名叫米希她別。他的首都設於巴烏（</w:t>
-      </w:r>
-      <w:hyperlink r:id="rId14">
-        <w:r>
-          <w:rPr>
-            <w:lang w:val="zh_TW" w:bidi="zh_TW"/>
-          </w:rPr>
-          <w:rPr>
-            <w:color w:val="0000EE"/>
-            <w:u w:val="single"/>
-          </w:rPr>
-          <w:t>創36:39</w:t>
+        <w:t>歸信是轉</w:t>
+      </w:r>
+      <w:r>
+        <w:rPr>
+          <w:i/>
+          <w:lang w:val="zh_TW" w:bidi="zh_TW"/>
+        </w:rPr>
+        <w:t>向</w:t>
+      </w:r>
+      <w:r>
+        <w:rPr>
+          <w:lang w:val="zh_TW" w:bidi="zh_TW"/>
+        </w:rPr>
+        <w:t>某人，即將整個生命委身給神，歸向耶穌基督（</w:t>
+      </w:r>
+      <w:hyperlink r:id="rId74">
+        <w:r>
+          <w:rPr>
+            <w:lang w:val="zh_TW" w:bidi="zh_TW"/>
+          </w:rPr>
+          <w:rPr>
+            <w:color w:val="0000EE"/>
+            <w:u w:val="single"/>
+          </w:rPr>
+          <w:t>徒14:15</w:t>
         </w:r>
       </w:hyperlink>
       <w:r>
@@ -561,16 +1955,34 @@
         </w:rPr>
         <w:t>；</w:t>
       </w:r>
-      <w:hyperlink r:id="rId18">
-        <w:r>
-          <w:rPr>
-            <w:lang w:val="zh_TW" w:bidi="zh_TW"/>
-          </w:rPr>
-          <w:rPr>
-            <w:color w:val="0000EE"/>
-            <w:u w:val="single"/>
-          </w:rPr>
-          <w:t>代上1:50–51</w:t>
+      <w:hyperlink r:id="rId66">
+        <w:r>
+          <w:rPr>
+            <w:lang w:val="zh_TW" w:bidi="zh_TW"/>
+          </w:rPr>
+          <w:rPr>
+            <w:color w:val="0000EE"/>
+            <w:u w:val="single"/>
+          </w:rPr>
+          <w:t>帖前1:9</w:t>
+        </w:r>
+      </w:hyperlink>
+      <w:r>
+        <w:rPr>
+          <w:lang w:val="zh_TW" w:bidi="zh_TW"/>
+        </w:rPr>
+        <w:t>；</w:t>
+      </w:r>
+      <w:hyperlink r:id="rId75">
+        <w:r>
+          <w:rPr>
+            <w:lang w:val="zh_TW" w:bidi="zh_TW"/>
+          </w:rPr>
+          <w:rPr>
+            <w:color w:val="0000EE"/>
+            <w:u w:val="single"/>
+          </w:rPr>
+          <w:t>彼前2:25</w:t>
         </w:r>
       </w:hyperlink>
       <w:r>
@@ -578,52 +1990,6 @@
           <w:lang w:val="zh_TW" w:bidi="zh_TW"/>
         </w:rPr>
         <w:t>）。</w:t>
-      </w:r>
-    </w:p>
-    <w:p>
-      <w:pPr>
-        <w:pStyle w:val="ListNumber"/>
-        <w:spacing w:line="240" w:lineRule="auto"/>
-        <w:ind w:left="720"/>
-      </w:pPr>
-      <w:r>
-        <w:rPr>
-          <w:lang w:val="zh_TW" w:bidi="zh_TW"/>
-        </w:rPr>
-      </w:r>
-      <w:r>
-        <w:rPr>
-          <w:lang w:val="zh_TW" w:bidi="zh_TW"/>
-        </w:rPr>
-        <w:t>哈大（和合本譯為：哈達）為以東王室中的王子。當大衛與約押征服以東、並全面佔領該地時，他逃往埃及、在那裡成長，並深得法老恩待；法老甚至將自己妻子的姐妹嫁給他為妻。大衛去世後，哈大渴望返回以東，並試圖起來反抗所羅門的統治（</w:t>
-      </w:r>
-      <w:hyperlink r:id="rId19">
-        <w:r>
-          <w:rPr>
-            <w:lang w:val="zh_TW" w:bidi="zh_TW"/>
-          </w:rPr>
-          <w:rPr>
-            <w:color w:val="0000EE"/>
-            <w:u w:val="single"/>
-          </w:rPr>
-          <w:t>王上11:14–25</w:t>
-        </w:r>
-      </w:hyperlink>
-      <w:r>
-        <w:rPr>
-          <w:lang w:val="zh_TW" w:bidi="zh_TW"/>
-        </w:rPr>
-        <w:t>）。有學者認為，這位哈大可能與上述第三位所提及的以東王為同一人。</w:t>
-      </w:r>
-      <w:r>
-        <w:rPr>
-          <w:lang w:val="zh_TW" w:bidi="zh_TW"/>
-        </w:rPr>
-      </w:r>
-      <w:r>
-        <w:rPr>
-          <w:lang w:val="zh_TW" w:bidi="zh_TW"/>
-        </w:rPr>
       </w:r>
     </w:p>
     <w:p>
@@ -633,21 +1999,11 @@
           <w:lang w:val="zh_TW" w:bidi="zh_TW"/>
         </w:rPr>
       </w:r>
-    </w:p>
-    <w:p>
-      <w:pPr>
-        <w:pStyle w:val="Heading2"/>
-      </w:pPr>
-      <w:r>
-        <w:rPr>
-          <w:lang w:val="zh_TW" w:bidi="zh_TW"/>
-        </w:rPr>
-        <w:t>哈多蘭</w:t>
-      </w:r>
-      <w:r>
-        <w:rPr>
-          <w:lang w:val="zh_TW" w:bidi="zh_TW"/>
-        </w:rPr>
+      <w:r>
+        <w:rPr>
+          <w:lang w:val="zh_TW" w:bidi="zh_TW"/>
+        </w:rPr>
+        <w:t>因此，無論是卓越的還是不起眼的，瞬間的還是逐漸的，情緒激動的還是平靜的，這是一個徹底的重新定位，是個人將他或她的全部忠誠，徹底轉移到神身上的改變。</w:t>
       </w:r>
     </w:p>
     <w:p>
@@ -659,45 +2015,86 @@
       </w:r>
       <w:r>
         <w:rPr>
-          <w:lang w:val="zh_TW" w:bidi="zh_TW"/>
-        </w:rPr>
-        <w:t>1. 約坍的第五子；哈多蘭和他的兄弟是從挪亞開始的第六代（</w:t>
-      </w:r>
-      <w:hyperlink r:id="rId20">
-        <w:r>
-          <w:rPr>
-            <w:lang w:val="zh_TW" w:bidi="zh_TW"/>
-          </w:rPr>
-          <w:rPr>
-            <w:color w:val="0000EE"/>
-            <w:u w:val="single"/>
-          </w:rPr>
-          <w:t>創10:27</w:t>
-        </w:r>
-      </w:hyperlink>
+          <w:i/>
+          <w:lang w:val="zh_TW" w:bidi="zh_TW"/>
+        </w:rPr>
+        <w:t>另見</w:t>
+      </w:r>
+      <w:r>
+        <w:rPr>
+          <w:lang w:val="zh_TW" w:bidi="zh_TW"/>
+        </w:rPr>
+        <w:t xml:space="preserve"> </w:t>
+      </w:r>
+      <w:r>
+        <w:rPr>
+          <w:lang w:val="zh_TW" w:bidi="zh_TW"/>
+        </w:rPr>
+        <w:t>信心</w:t>
+      </w:r>
       <w:r>
         <w:rPr>
           <w:lang w:val="zh_TW" w:bidi="zh_TW"/>
         </w:rPr>
         <w:t>；</w:t>
       </w:r>
-      <w:hyperlink r:id="rId21">
-        <w:r>
-          <w:rPr>
-            <w:lang w:val="zh_TW" w:bidi="zh_TW"/>
-          </w:rPr>
-          <w:rPr>
-            <w:color w:val="0000EE"/>
-            <w:u w:val="single"/>
-          </w:rPr>
-          <w:t>代上1:21</w:t>
-        </w:r>
-      </w:hyperlink>
-      <w:r>
-        <w:rPr>
-          <w:lang w:val="zh_TW" w:bidi="zh_TW"/>
-        </w:rPr>
-        <w:t>）。</w:t>
+      <w:r>
+        <w:rPr>
+          <w:lang w:val="zh_TW" w:bidi="zh_TW"/>
+        </w:rPr>
+        <w:t>恩典</w:t>
+      </w:r>
+      <w:r>
+        <w:rPr>
+          <w:lang w:val="zh_TW" w:bidi="zh_TW"/>
+        </w:rPr>
+        <w:t>；</w:t>
+      </w:r>
+      <w:r>
+        <w:rPr>
+          <w:lang w:val="zh_TW" w:bidi="zh_TW"/>
+        </w:rPr>
+        <w:t>稱義，被稱義</w:t>
+      </w:r>
+      <w:r>
+        <w:rPr>
+          <w:lang w:val="zh_TW" w:bidi="zh_TW"/>
+        </w:rPr>
+        <w:t>；</w:t>
+      </w:r>
+      <w:r>
+        <w:rPr>
+          <w:lang w:val="zh_TW" w:bidi="zh_TW"/>
+        </w:rPr>
+        <w:t>悔改</w:t>
+      </w:r>
+      <w:r>
+        <w:rPr>
+          <w:lang w:val="zh_TW" w:bidi="zh_TW"/>
+        </w:rPr>
+        <w:t>；</w:t>
+      </w:r>
+      <w:r>
+        <w:rPr>
+          <w:lang w:val="zh_TW" w:bidi="zh_TW"/>
+        </w:rPr>
+        <w:t>成聖</w:t>
+      </w:r>
+      <w:r>
+        <w:rPr>
+          <w:lang w:val="zh_TW" w:bidi="zh_TW"/>
+        </w:rPr>
+        <w:t>。</w:t>
+      </w:r>
+      <w:r>
+        <w:rPr>
+          <w:lang w:val="zh_TW" w:bidi="zh_TW"/>
+        </w:rPr>
+      </w:r>
+      <w:r>
+        <w:rPr>
+          <w:lang w:val="zh_TW" w:bidi="zh_TW"/>
+        </w:rPr>
       </w:r>
     </w:p>
     <w:p>
@@ -707,48 +2104,21 @@
           <w:lang w:val="zh_TW" w:bidi="zh_TW"/>
         </w:rPr>
       </w:r>
-      <w:r>
-        <w:rPr>
-          <w:lang w:val="zh_TW" w:bidi="zh_TW"/>
-        </w:rPr>
-        <w:t>2. 在</w:t>
-      </w:r>
-      <w:hyperlink r:id="rId22">
-        <w:r>
-          <w:rPr>
-            <w:lang w:val="zh_TW" w:bidi="zh_TW"/>
-          </w:rPr>
-          <w:rPr>
-            <w:color w:val="0000EE"/>
-            <w:u w:val="single"/>
-          </w:rPr>
-          <w:t>歷代志上十八章10節</w:t>
-        </w:r>
-      </w:hyperlink>
-      <w:r>
-        <w:rPr>
-          <w:lang w:val="zh_TW" w:bidi="zh_TW"/>
-        </w:rPr>
-        <w:t>中，是約蘭的另一種拼寫。</w:t>
-      </w:r>
-      <w:r>
-        <w:rPr>
-          <w:i/>
-          <w:lang w:val="zh_TW" w:bidi="zh_TW"/>
-        </w:rPr>
-        <w:t>見</w:t>
-      </w:r>
-      <w:r>
-        <w:rPr>
-          <w:lang w:val="zh_TW" w:bidi="zh_TW"/>
-        </w:rPr>
-        <w:t>約蘭 #1</w:t>
-      </w:r>
-      <w:r>
-        <w:rPr>
-          <w:lang w:val="zh_TW" w:bidi="zh_TW"/>
-        </w:rPr>
-        <w:t>。</w:t>
+    </w:p>
+    <w:p>
+      <w:pPr>
+        <w:pStyle w:val="Heading2"/>
+      </w:pPr>
+      <w:r>
+        <w:rPr>
+          <w:lang w:val="zh_TW" w:bidi="zh_TW"/>
+        </w:rPr>
+        <w:t>鬼</w:t>
+      </w:r>
+      <w:r>
+        <w:rPr>
+          <w:lang w:val="zh_TW" w:bidi="zh_TW"/>
+        </w:rPr>
       </w:r>
     </w:p>
     <w:p>
@@ -762,54 +2132,54 @@
         <w:rPr>
           <w:lang w:val="zh_TW" w:bidi="zh_TW"/>
         </w:rPr>
-        <w:t>3. 在</w:t>
-      </w:r>
-      <w:hyperlink r:id="rId23">
-        <w:r>
-          <w:rPr>
-            <w:lang w:val="zh_TW" w:bidi="zh_TW"/>
-          </w:rPr>
-          <w:rPr>
-            <w:color w:val="0000EE"/>
-            <w:u w:val="single"/>
-          </w:rPr>
-          <w:t>歷代志下十章18節</w:t>
-        </w:r>
-      </w:hyperlink>
-      <w:r>
-        <w:rPr>
-          <w:lang w:val="zh_TW" w:bidi="zh_TW"/>
-        </w:rPr>
-        <w:t>中，是亞多尼蘭的另一種拼寫。</w:t>
-      </w:r>
-      <w:r>
-        <w:rPr>
-          <w:i/>
-          <w:lang w:val="zh_TW" w:bidi="zh_TW"/>
-        </w:rPr>
-        <w:t>見</w:t>
-      </w:r>
-      <w:r>
-        <w:rPr>
-          <w:lang w:val="zh_TW" w:bidi="zh_TW"/>
-        </w:rPr>
-        <w:t>亞多尼蘭</w:t>
-      </w:r>
-      <w:r>
-        <w:rPr>
-          <w:lang w:val="zh_TW" w:bidi="zh_TW"/>
-        </w:rPr>
-        <w:t>。</w:t>
-      </w:r>
-      <w:r>
-        <w:rPr>
-          <w:lang w:val="zh_TW" w:bidi="zh_TW"/>
-        </w:rPr>
-      </w:r>
-      <w:r>
-        <w:rPr>
-          <w:lang w:val="zh_TW" w:bidi="zh_TW"/>
-        </w:rPr>
+        <w:t>在撒但的領導下悖逆神的墮落天使。鬼活動（demonism）是指鬼的作為，而鬼論（demonology）是研究鬼及其活動，以了解敵人的策略（</w:t>
+      </w:r>
+      <w:hyperlink r:id="rId76">
+        <w:r>
+          <w:rPr>
+            <w:lang w:val="zh_TW" w:bidi="zh_TW"/>
+          </w:rPr>
+          <w:rPr>
+            <w:color w:val="0000EE"/>
+            <w:u w:val="single"/>
+          </w:rPr>
+          <w:t>林後2:11</w:t>
+        </w:r>
+      </w:hyperlink>
+      <w:r>
+        <w:rPr>
+          <w:lang w:val="zh_TW" w:bidi="zh_TW"/>
+        </w:rPr>
+        <w:t>），以便正確行使制伏祂們的權柄（</w:t>
+      </w:r>
+      <w:hyperlink r:id="rId77">
+        <w:r>
+          <w:rPr>
+            <w:lang w:val="zh_TW" w:bidi="zh_TW"/>
+          </w:rPr>
+          <w:rPr>
+            <w:color w:val="0000EE"/>
+            <w:u w:val="single"/>
+          </w:rPr>
+          <w:t>路10:19</w:t>
+        </w:r>
+      </w:hyperlink>
+      <w:r>
+        <w:rPr>
+          <w:lang w:val="zh_TW" w:bidi="zh_TW"/>
+        </w:rPr>
+        <w:t>）。</w:t>
+      </w:r>
+    </w:p>
+    <w:p>
+      <w:pPr>
+        <w:pStyle w:val="Heading3"/>
+      </w:pPr>
+      <w:r>
+        <w:rPr>
+          <w:lang w:val="zh_TW" w:bidi="zh_TW"/>
+        </w:rPr>
+        <w:t>鬼是誰</w:t>
       </w:r>
     </w:p>
     <w:p>
@@ -819,21 +2189,42 @@
           <w:lang w:val="zh_TW" w:bidi="zh_TW"/>
         </w:rPr>
       </w:r>
-    </w:p>
-    <w:p>
-      <w:pPr>
-        <w:pStyle w:val="Heading2"/>
-      </w:pPr>
-      <w:r>
-        <w:rPr>
-          <w:lang w:val="zh_TW" w:bidi="zh_TW"/>
-        </w:rPr>
-        <w:t>哈腓拉（地名）</w:t>
-      </w:r>
-      <w:r>
-        <w:rPr>
-          <w:lang w:val="zh_TW" w:bidi="zh_TW"/>
-        </w:rPr>
+      <w:r>
+        <w:rPr>
+          <w:lang w:val="zh_TW" w:bidi="zh_TW"/>
+        </w:rPr>
+        <w:t>英文單詞demon源自希臘文daimon</w:t>
+      </w:r>
+      <w:r>
+        <w:rPr>
+          <w:i/>
+          <w:lang w:val="zh_TW" w:bidi="zh_TW"/>
+        </w:rPr>
+        <w:t>，</w:t>
+      </w:r>
+      <w:r>
+        <w:rPr>
+          <w:lang w:val="zh_TW" w:bidi="zh_TW"/>
+        </w:rPr>
+        <w:t>其基本意思是「神明，神祇」（即假神、鬼；參</w:t>
+      </w:r>
+      <w:hyperlink r:id="rId78">
+        <w:r>
+          <w:rPr>
+            <w:lang w:val="zh_TW" w:bidi="zh_TW"/>
+          </w:rPr>
+          <w:rPr>
+            <w:color w:val="0000EE"/>
+            <w:u w:val="single"/>
+          </w:rPr>
+          <w:t>林前10:20</w:t>
+        </w:r>
+      </w:hyperlink>
+      <w:r>
+        <w:rPr>
+          <w:lang w:val="zh_TW" w:bidi="zh_TW"/>
+        </w:rPr>
+        <w:t>）。獨一真神以外的任何神祇都是與神對立的靈，因此，這樣的靈是邪靈，也就是鬼。demon這個詞未出現在某些英譯本中，有些英譯本將daimon錯譯為devil（魔鬼）。聖經中只有一個魔鬼（希臘文diabolos），牠有許多不同的名字、頭銜和稱號。牠是所有其他鬼的首領或統治者，其他鬼都服從牠。</w:t>
       </w:r>
     </w:p>
     <w:p>
@@ -847,53 +2238,115 @@
         <w:rPr>
           <w:lang w:val="zh_TW" w:bidi="zh_TW"/>
         </w:rPr>
-        <w:t>哈腓拉（Havilah）是一個位於伊甸附近的地區，現今的確切位置已不可考。聖經說它由比遜河灌溉，境內有豐富的金子、珍珠和紅瑪瑙 （</w:t>
-      </w:r>
-      <w:hyperlink r:id="rId24">
-        <w:r>
-          <w:rPr>
-            <w:lang w:val="zh_TW" w:bidi="zh_TW"/>
-          </w:rPr>
-          <w:rPr>
-            <w:color w:val="0000EE"/>
-            <w:u w:val="single"/>
-          </w:rPr>
-          <w:t>創2:11–12</w:t>
-        </w:r>
-      </w:hyperlink>
-      <w:r>
-        <w:rPr>
-          <w:lang w:val="zh_TW" w:bidi="zh_TW"/>
-        </w:rPr>
-        <w:t>）。關於哈腓拉的地點，歷來爭論甚多。它不可能與</w:t>
-      </w:r>
-      <w:hyperlink r:id="rId25">
-        <w:r>
-          <w:rPr>
-            <w:lang w:val="zh_TW" w:bidi="zh_TW"/>
-          </w:rPr>
-          <w:rPr>
-            <w:color w:val="0000EE"/>
-            <w:u w:val="single"/>
-          </w:rPr>
-          <w:t>撒母耳記上十五章7節</w:t>
-        </w:r>
-      </w:hyperlink>
-      <w:r>
-        <w:rPr>
-          <w:lang w:val="zh_TW" w:bidi="zh_TW"/>
-        </w:rPr>
-        <w:t>中掃羅攻打亞瑪力人的那個哈腓拉有任何關聯，因為伊甸的敘述地點在美索不達米亞，而非巴勒斯坦。基於同樣的理由，若將哈腓拉定位於阿拉伯南部、索馬利蘭（Somaliland）或印度，也是不正確的。所謂的比遜「河」很可能是一條灌溉渠道，因為在亞喀得文（Akkadian）中，河與灌溉渠道並無不同的詞彙，而美索不達米亞的習慣是把主要的灌溉渠稱作河。這或許能解釋為何「比遜」這個名稱能在水渠乾涸後仍被保存下來。比遜是那條從伊甸流出的河所分出的四道支流之一，因此哈腓拉應位於北方，因為這段敘述是從上游的角度來描寫的。哈腓拉很可能位於示拿平原一帶，由一條主要灌溉渠灌溉；如今，無論這片地區或那條水渠，都早已消失無蹤。</w:t>
-      </w:r>
-      <w:r>
-        <w:rPr>
-          <w:lang w:val="zh_TW" w:bidi="zh_TW"/>
-        </w:rPr>
-      </w:r>
-      <w:r>
-        <w:rPr>
-          <w:lang w:val="zh_TW" w:bidi="zh_TW"/>
-        </w:rPr>
+        <w:t>聖經中常使用「靈」來指鬼魔，並帶有描述性的短語，如「惡鬼（evil spirit）」（</w:t>
+      </w:r>
+      <w:hyperlink r:id="rId79">
+        <w:r>
+          <w:rPr>
+            <w:lang w:val="zh_TW" w:bidi="zh_TW"/>
+          </w:rPr>
+          <w:rPr>
+            <w:color w:val="0000EE"/>
+            <w:u w:val="single"/>
+          </w:rPr>
+          <w:t>徒19:12–13</w:t>
+        </w:r>
+      </w:hyperlink>
+      <w:r>
+        <w:rPr>
+          <w:lang w:val="zh_TW" w:bidi="zh_TW"/>
+        </w:rPr>
+        <w:t>）、「污鬼（unclean spirit）」（</w:t>
+      </w:r>
+      <w:hyperlink r:id="rId80">
+        <w:r>
+          <w:rPr>
+            <w:lang w:val="zh_TW" w:bidi="zh_TW"/>
+          </w:rPr>
+          <w:rPr>
+            <w:color w:val="0000EE"/>
+            <w:u w:val="single"/>
+          </w:rPr>
+          <w:t>太10:1</w:t>
+        </w:r>
+      </w:hyperlink>
+      <w:r>
+        <w:rPr>
+          <w:lang w:val="zh_TW" w:bidi="zh_TW"/>
+        </w:rPr>
+        <w:t>；</w:t>
+      </w:r>
+      <w:hyperlink r:id="rId81">
+        <w:r>
+          <w:rPr>
+            <w:lang w:val="zh_TW" w:bidi="zh_TW"/>
+          </w:rPr>
+          <w:rPr>
+            <w:color w:val="0000EE"/>
+            <w:u w:val="single"/>
+          </w:rPr>
+          <w:t>可1:23、26</w:t>
+        </w:r>
+      </w:hyperlink>
+      <w:r>
+        <w:rPr>
+          <w:lang w:val="zh_TW" w:bidi="zh_TW"/>
+        </w:rPr>
+        <w:t>；</w:t>
+      </w:r>
+      <w:hyperlink r:id="rId82">
+        <w:r>
+          <w:rPr>
+            <w:lang w:val="zh_TW" w:bidi="zh_TW"/>
+          </w:rPr>
+          <w:rPr>
+            <w:color w:val="0000EE"/>
+            <w:u w:val="single"/>
+          </w:rPr>
+          <w:t>徒5:16</w:t>
+        </w:r>
+      </w:hyperlink>
+      <w:r>
+        <w:rPr>
+          <w:lang w:val="zh_TW" w:bidi="zh_TW"/>
+        </w:rPr>
+        <w:t>）、「疾病的靈（spirit of infirmity，和合本譯為鬼）」（</w:t>
+      </w:r>
+      <w:hyperlink r:id="rId83">
+        <w:r>
+          <w:rPr>
+            <w:lang w:val="zh_TW" w:bidi="zh_TW"/>
+          </w:rPr>
+          <w:rPr>
+            <w:color w:val="0000EE"/>
+            <w:u w:val="single"/>
+          </w:rPr>
+          <w:t>路13:11</w:t>
+        </w:r>
+      </w:hyperlink>
+      <w:r>
+        <w:rPr>
+          <w:lang w:val="zh_TW" w:bidi="zh_TW"/>
+        </w:rPr>
+        <w:t>）、「聾啞的鬼（dumb and deaf spirit）」（</w:t>
+      </w:r>
+      <w:hyperlink r:id="rId84">
+        <w:r>
+          <w:rPr>
+            <w:lang w:val="zh_TW" w:bidi="zh_TW"/>
+          </w:rPr>
+          <w:rPr>
+            <w:color w:val="0000EE"/>
+            <w:u w:val="single"/>
+          </w:rPr>
+          <w:t>可9:25</w:t>
+        </w:r>
+      </w:hyperlink>
+      <w:r>
+        <w:rPr>
+          <w:lang w:val="zh_TW" w:bidi="zh_TW"/>
+        </w:rPr>
+        <w:t>）。靈可以根據其具體角色或功能來命名，如謀殺的靈、自殺的靈、情慾的靈、憂鬱的靈、恐懼的靈、說謊的靈等，這些都與各種違背神的罪惡或態度相關聯。</w:t>
       </w:r>
     </w:p>
     <w:p>
@@ -903,21 +2356,221 @@
           <w:lang w:val="zh_TW" w:bidi="zh_TW"/>
         </w:rPr>
       </w:r>
-    </w:p>
-    <w:p>
-      <w:pPr>
-        <w:pStyle w:val="Heading2"/>
-      </w:pPr>
-      <w:r>
-        <w:rPr>
-          <w:lang w:val="zh_TW" w:bidi="zh_TW"/>
-        </w:rPr>
-        <w:t>哈腓拉（人物）</w:t>
-      </w:r>
-      <w:r>
-        <w:rPr>
-          <w:lang w:val="zh_TW" w:bidi="zh_TW"/>
-        </w:rPr>
+      <w:r>
+        <w:rPr>
+          <w:lang w:val="zh_TW" w:bidi="zh_TW"/>
+        </w:rPr>
+        <w:t>在希伯來文舊約中沒有「鬼（demon）」這個詞，但出現了「惡魔（evil spirit）」的說法（</w:t>
+      </w:r>
+      <w:hyperlink r:id="rId85">
+        <w:r>
+          <w:rPr>
+            <w:lang w:val="zh_TW" w:bidi="zh_TW"/>
+          </w:rPr>
+          <w:rPr>
+            <w:color w:val="0000EE"/>
+            <w:u w:val="single"/>
+          </w:rPr>
+          <w:t>士9:23</w:t>
+        </w:r>
+      </w:hyperlink>
+      <w:r>
+        <w:rPr>
+          <w:lang w:val="zh_TW" w:bidi="zh_TW"/>
+        </w:rPr>
+        <w:t>；</w:t>
+      </w:r>
+      <w:hyperlink r:id="rId86">
+        <w:r>
+          <w:rPr>
+            <w:lang w:val="zh_TW" w:bidi="zh_TW"/>
+          </w:rPr>
+          <w:rPr>
+            <w:color w:val="0000EE"/>
+            <w:u w:val="single"/>
+          </w:rPr>
+          <w:t>撒上16:14–23</w:t>
+        </w:r>
+      </w:hyperlink>
+      <w:r>
+        <w:rPr>
+          <w:lang w:val="zh_TW" w:bidi="zh_TW"/>
+        </w:rPr>
+        <w:t>，</w:t>
+      </w:r>
+      <w:hyperlink r:id="rId87">
+        <w:r>
+          <w:rPr>
+            <w:lang w:val="zh_TW" w:bidi="zh_TW"/>
+          </w:rPr>
+          <w:rPr>
+            <w:color w:val="0000EE"/>
+            <w:u w:val="single"/>
+          </w:rPr>
+          <w:t>18:10，</w:t>
+        </w:r>
+      </w:hyperlink>
+      <w:hyperlink r:id="rId88">
+        <w:r>
+          <w:rPr>
+            <w:lang w:val="zh_TW" w:bidi="zh_TW"/>
+          </w:rPr>
+          <w:rPr>
+            <w:color w:val="0000EE"/>
+            <w:u w:val="single"/>
+          </w:rPr>
+          <w:t>19:9</w:t>
+        </w:r>
+      </w:hyperlink>
+      <w:r>
+        <w:rPr>
+          <w:lang w:val="zh_TW" w:bidi="zh_TW"/>
+        </w:rPr>
+        <w:t>）。在一些英譯本中，有提到「謊言的靈」（</w:t>
+      </w:r>
+      <w:hyperlink r:id="rId89">
+        <w:r>
+          <w:rPr>
+            <w:lang w:val="zh_TW" w:bidi="zh_TW"/>
+          </w:rPr>
+          <w:rPr>
+            <w:color w:val="0000EE"/>
+            <w:u w:val="single"/>
+          </w:rPr>
+          <w:t>王上22:22–23</w:t>
+        </w:r>
+      </w:hyperlink>
+      <w:r>
+        <w:rPr>
+          <w:lang w:val="zh_TW" w:bidi="zh_TW"/>
+        </w:rPr>
+        <w:t>；</w:t>
+      </w:r>
+      <w:hyperlink r:id="rId90">
+        <w:r>
+          <w:rPr>
+            <w:lang w:val="zh_TW" w:bidi="zh_TW"/>
+          </w:rPr>
+          <w:rPr>
+            <w:color w:val="0000EE"/>
+            <w:u w:val="single"/>
+          </w:rPr>
+          <w:t>代下18:20–22</w:t>
+        </w:r>
+      </w:hyperlink>
+      <w:r>
+        <w:rPr>
+          <w:lang w:val="zh_TW" w:bidi="zh_TW"/>
+        </w:rPr>
+        <w:t>）、「交鬼的」（</w:t>
+      </w:r>
+      <w:hyperlink r:id="rId91">
+        <w:r>
+          <w:rPr>
+            <w:lang w:val="zh_TW" w:bidi="zh_TW"/>
+          </w:rPr>
+          <w:rPr>
+            <w:color w:val="0000EE"/>
+            <w:u w:val="single"/>
+          </w:rPr>
+          <w:t>代上10:13</w:t>
+        </w:r>
+      </w:hyperlink>
+      <w:r>
+        <w:rPr>
+          <w:lang w:val="zh_TW" w:bidi="zh_TW"/>
+        </w:rPr>
+        <w:t>；</w:t>
+      </w:r>
+      <w:hyperlink r:id="rId92">
+        <w:r>
+          <w:rPr>
+            <w:lang w:val="zh_TW" w:bidi="zh_TW"/>
+          </w:rPr>
+          <w:rPr>
+            <w:color w:val="0000EE"/>
+            <w:u w:val="single"/>
+          </w:rPr>
+          <w:t>代下33:6</w:t>
+        </w:r>
+      </w:hyperlink>
+      <w:r>
+        <w:rPr>
+          <w:lang w:val="zh_TW" w:bidi="zh_TW"/>
+        </w:rPr>
+        <w:t>）、「乖謬的靈」（</w:t>
+      </w:r>
+      <w:hyperlink r:id="rId93">
+        <w:r>
+          <w:rPr>
+            <w:lang w:val="zh_TW" w:bidi="zh_TW"/>
+          </w:rPr>
+          <w:rPr>
+            <w:color w:val="0000EE"/>
+            <w:u w:val="single"/>
+          </w:rPr>
+          <w:t>賽19:14</w:t>
+        </w:r>
+      </w:hyperlink>
+      <w:r>
+        <w:rPr>
+          <w:lang w:val="zh_TW" w:bidi="zh_TW"/>
+        </w:rPr>
+        <w:t>）、「沉睡的靈」（</w:t>
+      </w:r>
+      <w:hyperlink r:id="rId94">
+        <w:r>
+          <w:rPr>
+            <w:lang w:val="zh_TW" w:bidi="zh_TW"/>
+          </w:rPr>
+          <w:rPr>
+            <w:color w:val="0000EE"/>
+            <w:u w:val="single"/>
+          </w:rPr>
+          <w:t>賽29:10</w:t>
+        </w:r>
+      </w:hyperlink>
+      <w:r>
+        <w:rPr>
+          <w:lang w:val="zh_TW" w:bidi="zh_TW"/>
+        </w:rPr>
+        <w:t>）、和「淫心」（</w:t>
+      </w:r>
+      <w:hyperlink r:id="rId95">
+        <w:r>
+          <w:rPr>
+            <w:lang w:val="zh_TW" w:bidi="zh_TW"/>
+          </w:rPr>
+          <w:rPr>
+            <w:color w:val="0000EE"/>
+            <w:u w:val="single"/>
+          </w:rPr>
+          <w:t>何4:12</w:t>
+        </w:r>
+      </w:hyperlink>
+      <w:r>
+        <w:rPr>
+          <w:lang w:val="zh_TW" w:bidi="zh_TW"/>
+        </w:rPr>
+        <w:t>；</w:t>
+      </w:r>
+      <w:hyperlink r:id="rId96">
+        <w:r>
+          <w:rPr>
+            <w:lang w:val="zh_TW" w:bidi="zh_TW"/>
+          </w:rPr>
+          <w:rPr>
+            <w:color w:val="0000EE"/>
+            <w:u w:val="single"/>
+          </w:rPr>
+          <w:t>何5:4</w:t>
+        </w:r>
+      </w:hyperlink>
+      <w:r>
+        <w:rPr>
+          <w:lang w:val="zh_TW" w:bidi="zh_TW"/>
+        </w:rPr>
+        <w:t>）。</w:t>
       </w:r>
     </w:p>
     <w:p>
@@ -931,36 +2584,18 @@
         <w:rPr>
           <w:lang w:val="zh_TW" w:bidi="zh_TW"/>
         </w:rPr>
-        <w:t>1. 古實的後裔（</w:t>
-      </w:r>
-      <w:hyperlink r:id="rId26">
-        <w:r>
-          <w:rPr>
-            <w:lang w:val="zh_TW" w:bidi="zh_TW"/>
-          </w:rPr>
-          <w:rPr>
-            <w:color w:val="0000EE"/>
-            <w:u w:val="single"/>
-          </w:rPr>
-          <w:t>創10:7</w:t>
-        </w:r>
-      </w:hyperlink>
-      <w:r>
-        <w:rPr>
-          <w:lang w:val="zh_TW" w:bidi="zh_TW"/>
-        </w:rPr>
-        <w:t>；</w:t>
-      </w:r>
-      <w:hyperlink r:id="rId27">
-        <w:r>
-          <w:rPr>
-            <w:lang w:val="zh_TW" w:bidi="zh_TW"/>
-          </w:rPr>
-          <w:rPr>
-            <w:color w:val="0000EE"/>
-            <w:u w:val="single"/>
-          </w:rPr>
-          <w:t>代上1:9</w:t>
+        <w:t>舊約中，提到一個具體的強大的鬼是「波斯國的魔君」，牠阻擋天使加百列向但以理傳遞信息，因此天使米迦勒來幫助加百列（</w:t>
+      </w:r>
+      <w:hyperlink r:id="rId97">
+        <w:r>
+          <w:rPr>
+            <w:lang w:val="zh_TW" w:bidi="zh_TW"/>
+          </w:rPr>
+          <w:rPr>
+            <w:color w:val="0000EE"/>
+            <w:u w:val="single"/>
+          </w:rPr>
+          <w:t>但10:13</w:t>
         </w:r>
       </w:hyperlink>
       <w:r>
@@ -981,53 +2616,43 @@
         <w:rPr>
           <w:lang w:val="zh_TW" w:bidi="zh_TW"/>
         </w:rPr>
-        <w:t>2. 閃的後裔約坍的兒子（</w:t>
-      </w:r>
-      <w:hyperlink r:id="rId28">
-        <w:r>
-          <w:rPr>
-            <w:lang w:val="zh_TW" w:bidi="zh_TW"/>
-          </w:rPr>
-          <w:rPr>
-            <w:color w:val="0000EE"/>
-            <w:u w:val="single"/>
-          </w:rPr>
-          <w:t>創10:29</w:t>
-        </w:r>
-      </w:hyperlink>
-      <w:r>
-        <w:rPr>
-          <w:lang w:val="zh_TW" w:bidi="zh_TW"/>
-        </w:rPr>
-        <w:t>；</w:t>
-      </w:r>
-      <w:hyperlink r:id="rId29">
-        <w:r>
-          <w:rPr>
-            <w:lang w:val="zh_TW" w:bidi="zh_TW"/>
-          </w:rPr>
-          <w:rPr>
-            <w:color w:val="0000EE"/>
-            <w:u w:val="single"/>
-          </w:rPr>
-          <w:t>代上1:23</w:t>
-        </w:r>
-      </w:hyperlink>
-      <w:r>
-        <w:rPr>
-          <w:lang w:val="zh_TW" w:bidi="zh_TW"/>
-        </w:rPr>
-        <w:t>）。</w:t>
-      </w:r>
-      <w:r>
-        <w:rPr>
-          <w:lang w:val="zh_TW" w:bidi="zh_TW"/>
-        </w:rPr>
-      </w:r>
-      <w:r>
-        <w:rPr>
-          <w:lang w:val="zh_TW" w:bidi="zh_TW"/>
-        </w:rPr>
+        <w:t>鬼的數量不詳，但似乎非常龐大，甚至無法計算。根據</w:t>
+      </w:r>
+      <w:hyperlink r:id="rId98">
+        <w:r>
+          <w:rPr>
+            <w:lang w:val="zh_TW" w:bidi="zh_TW"/>
+          </w:rPr>
+          <w:rPr>
+            <w:color w:val="0000EE"/>
+            <w:u w:val="single"/>
+          </w:rPr>
+          <w:t>啟示錄十二章4節</w:t>
+        </w:r>
+      </w:hyperlink>
+      <w:r>
+        <w:rPr>
+          <w:lang w:val="zh_TW" w:bidi="zh_TW"/>
+        </w:rPr>
+        <w:t>可以推斷出有三分之一的天使被撒但引誘叛離，這意味著天軍的數量是撒但勢力的兩倍。</w:t>
+      </w:r>
+      <w:hyperlink r:id="rId99">
+        <w:r>
+          <w:rPr>
+            <w:lang w:val="zh_TW" w:bidi="zh_TW"/>
+          </w:rPr>
+          <w:rPr>
+            <w:color w:val="0000EE"/>
+            <w:u w:val="single"/>
+          </w:rPr>
+          <w:t>以弗所書六章12節</w:t>
+        </w:r>
+      </w:hyperlink>
+      <w:r>
+        <w:rPr>
+          <w:lang w:val="zh_TW" w:bidi="zh_TW"/>
+        </w:rPr>
+        <w:t>暗示鬼的等級或階級：「執政的」、「掌權的」、「管轄這幽暗世界的」，「以及天空屬靈氣的惡魔爭戰」。</w:t>
       </w:r>
     </w:p>
     <w:p>
@@ -1037,21 +2662,22 @@
           <w:lang w:val="zh_TW" w:bidi="zh_TW"/>
         </w:rPr>
       </w:r>
+      <w:r>
+        <w:rPr>
+          <w:lang w:val="zh_TW" w:bidi="zh_TW"/>
+        </w:rPr>
+        <w:t>鬼是被造之物——有個性、不死，且無法與神和好。與人類相比，鬼有極大的力量，但與神相比則力量渺小。神已賜給我們權柄，讓我們奉耶穌的名能使鬼魔順服，正如祂們必須順服主一樣。</w:t>
+      </w:r>
     </w:p>
     <w:p>
       <w:pPr>
-        <w:pStyle w:val="Heading2"/>
-      </w:pPr>
-      <w:r>
-        <w:rPr>
-          <w:lang w:val="zh_TW" w:bidi="zh_TW"/>
-        </w:rPr>
-        <w:t>哈蘭（地點）</w:t>
-      </w:r>
-      <w:r>
-        <w:rPr>
-          <w:lang w:val="zh_TW" w:bidi="zh_TW"/>
-        </w:rPr>
+        <w:pStyle w:val="Heading3"/>
+      </w:pPr>
+      <w:r>
+        <w:rPr>
+          <w:lang w:val="zh_TW" w:bidi="zh_TW"/>
+        </w:rPr>
+        <w:t>鬼的作為</w:t>
       </w:r>
     </w:p>
     <w:p>
@@ -1065,79 +2691,25 @@
         <w:rPr>
           <w:lang w:val="zh_TW" w:bidi="zh_TW"/>
         </w:rPr>
-        <w:t>北美索不達米亞的城市，首次出現</w:t>
-      </w:r>
-      <w:hyperlink r:id="rId30">
-        <w:r>
-          <w:rPr>
-            <w:lang w:val="zh_TW" w:bidi="zh_TW"/>
-          </w:rPr>
-          <w:rPr>
-            <w:color w:val="0000EE"/>
-            <w:u w:val="single"/>
-          </w:rPr>
-          <w:t>創世記十一章31節</w:t>
-        </w:r>
-      </w:hyperlink>
-      <w:r>
-        <w:rPr>
-          <w:lang w:val="zh_TW" w:bidi="zh_TW"/>
-        </w:rPr>
-        <w:t>，是亞伯拉罕的父親他拉從迦勒底的吾珥遷移的目的地，他拉在此居住直到去世。亞伯拉罕75歲時，神命令他遷移到為他預備的土地（</w:t>
-      </w:r>
-      <w:hyperlink r:id="rId31">
-        <w:r>
-          <w:rPr>
-            <w:lang w:val="zh_TW" w:bidi="zh_TW"/>
-          </w:rPr>
-          <w:rPr>
-            <w:color w:val="0000EE"/>
-            <w:u w:val="single"/>
-          </w:rPr>
-          <w:t>創12:1–4</w:t>
-        </w:r>
-      </w:hyperlink>
-      <w:r>
-        <w:rPr>
-          <w:lang w:val="zh_TW" w:bidi="zh_TW"/>
-        </w:rPr>
-        <w:t>）。然而，亞伯拉罕有一些親人留在哈蘭，亞伯拉罕的孫子雅各因害怕以掃而逃往那裡（</w:t>
-      </w:r>
-      <w:hyperlink r:id="rId32">
-        <w:r>
-          <w:rPr>
-            <w:lang w:val="zh_TW" w:bidi="zh_TW"/>
-          </w:rPr>
-          <w:rPr>
-            <w:color w:val="0000EE"/>
-            <w:u w:val="single"/>
-          </w:rPr>
-          <w:t>創27:42–43</w:t>
-        </w:r>
-      </w:hyperlink>
-      <w:r>
-        <w:rPr>
-          <w:lang w:val="zh_TW" w:bidi="zh_TW"/>
-        </w:rPr>
-        <w:t>）。雅各在哈蘭住了多年，為他的舅舅拉班作工，並娶了利亞和拉結為妻，還獲得了許多綿羊和山羊、僕人、駱駝和驢子（</w:t>
-      </w:r>
-      <w:hyperlink r:id="rId33">
-        <w:r>
-          <w:rPr>
-            <w:lang w:val="zh_TW" w:bidi="zh_TW"/>
-          </w:rPr>
-          <w:rPr>
-            <w:color w:val="0000EE"/>
-            <w:u w:val="single"/>
-          </w:rPr>
-          <w:t>創30:43</w:t>
-        </w:r>
-      </w:hyperlink>
-      <w:r>
-        <w:rPr>
-          <w:lang w:val="zh_TW" w:bidi="zh_TW"/>
-        </w:rPr>
-        <w:t>）。</w:t>
+        <w:t>天使受造是為了敬拜、讚美神，服事祂，並作為神的使者。聖經說，他們是「服役的靈、奉差遣為那將要承受救恩的人效力」（</w:t>
+      </w:r>
+      <w:hyperlink r:id="rId100">
+        <w:r>
+          <w:rPr>
+            <w:lang w:val="zh_TW" w:bidi="zh_TW"/>
+          </w:rPr>
+          <w:rPr>
+            <w:color w:val="0000EE"/>
+            <w:u w:val="single"/>
+          </w:rPr>
+          <w:t>來1:14</w:t>
+        </w:r>
+      </w:hyperlink>
+      <w:r>
+        <w:rPr>
+          <w:lang w:val="zh_TW" w:bidi="zh_TW"/>
+        </w:rPr>
+        <w:t>）。墮落的天使有類似的職能，但有不同的主人，牠們效忠於魔鬼，牠們的忠誠出於對撒但的恐懼和錯誤的認知。牠們渴望與人類合作，但其目的是實行撒但的計謀，反對神。牠們引誘、欺騙和迷惑人，以致使牠們走向永遠的滅亡。鬼與神為敵的同時，也攻擊、壓制、阻礙並控告神的子民。</w:t>
       </w:r>
     </w:p>
     <w:p>
@@ -1151,107 +2723,115 @@
         <w:rPr>
           <w:lang w:val="zh_TW" w:bidi="zh_TW"/>
         </w:rPr>
-        <w:t>這座「拿鶴的城」（</w:t>
-      </w:r>
-      <w:hyperlink r:id="rId34">
-        <w:r>
-          <w:rPr>
-            <w:lang w:val="zh_TW" w:bidi="zh_TW"/>
-          </w:rPr>
-          <w:rPr>
-            <w:color w:val="0000EE"/>
-            <w:u w:val="single"/>
-          </w:rPr>
-          <w:t>創11:27–29</w:t>
-        </w:r>
-      </w:hyperlink>
-      <w:r>
-        <w:rPr>
-          <w:lang w:val="zh_TW" w:bidi="zh_TW"/>
-        </w:rPr>
-        <w:t>，</w:t>
-      </w:r>
-      <w:hyperlink r:id="rId35">
-        <w:r>
-          <w:rPr>
-            <w:lang w:val="zh_TW" w:bidi="zh_TW"/>
-          </w:rPr>
-          <w:rPr>
-            <w:color w:val="0000EE"/>
-            <w:u w:val="single"/>
-          </w:rPr>
-          <w:t>24:10</w:t>
-        </w:r>
-      </w:hyperlink>
-      <w:r>
-        <w:rPr>
-          <w:lang w:val="zh_TW" w:bidi="zh_TW"/>
-        </w:rPr>
-        <w:t>，</w:t>
-      </w:r>
-      <w:hyperlink r:id="rId36">
-        <w:r>
-          <w:rPr>
-            <w:lang w:val="zh_TW" w:bidi="zh_TW"/>
-          </w:rPr>
-          <w:rPr>
-            <w:color w:val="0000EE"/>
-            <w:u w:val="single"/>
-          </w:rPr>
-          <w:t>27:43</w:t>
-        </w:r>
-      </w:hyperlink>
-      <w:r>
-        <w:rPr>
-          <w:lang w:val="zh_TW" w:bidi="zh_TW"/>
-        </w:rPr>
-        <w:t>） 建於公元前三千年，位於幼發拉底河的一條支流上，很快成為一個重要的商業中心。也許連接大馬士革、尼尼微和迦基米施的古代貿易路線，就經過哈蘭。以西結提到哈蘭和泰爾之間的貿易（</w:t>
-      </w:r>
-      <w:hyperlink r:id="rId37">
-        <w:r>
-          <w:rPr>
-            <w:lang w:val="zh_TW" w:bidi="zh_TW"/>
-          </w:rPr>
-          <w:rPr>
-            <w:color w:val="0000EE"/>
-            <w:u w:val="single"/>
-          </w:rPr>
-          <w:t>結27:23</w:t>
-        </w:r>
-      </w:hyperlink>
-      <w:r>
-        <w:rPr>
-          <w:lang w:val="zh_TW" w:bidi="zh_TW"/>
-        </w:rPr>
-        <w:t>）。哈蘭是一座亞蘭人的城市，以其對月神欣（Sin）和尼卡爾神（Nikkal）的崇拜而聞名。這個系統是蘇美人在吾珥的宗教體系的分支。欣和配偶尼卡爾不僅在這裡受到尊崇，還在迦南甚至埃及受到尊崇。這個崇拜持續到新約時代，其聖殿最終在公元13世紀被蒙古人摧毀。難怪神命令亞伯拉罕離開這個偶像崇拜的中心。現代的哈蘭保留了這個名字的古代楔形文字拼寫（有英文譯本為「Charran」，</w:t>
-      </w:r>
-      <w:hyperlink r:id="rId38">
-        <w:r>
-          <w:rPr>
-            <w:lang w:val="zh_TW" w:bidi="zh_TW"/>
-          </w:rPr>
-          <w:rPr>
-            <w:color w:val="0000EE"/>
-            <w:u w:val="single"/>
-          </w:rPr>
-          <w:t>徒7:2、4</w:t>
-        </w:r>
-      </w:hyperlink>
-      <w:r>
-        <w:rPr>
-          <w:lang w:val="zh_TW" w:bidi="zh_TW"/>
-        </w:rPr>
-        <w:t>）。</w:t>
-      </w:r>
-      <w:r>
-        <w:rPr>
-          <w:lang w:val="zh_TW" w:bidi="zh_TW"/>
-        </w:rPr>
-      </w:r>
-      <w:r>
-        <w:rPr>
-          <w:lang w:val="zh_TW" w:bidi="zh_TW"/>
-        </w:rPr>
+        <w:t>由於撒但不是無所不在的，所以牠使用牠的鬼的勢力來執行牠的意志。例如，在撒種的比喻中（</w:t>
+      </w:r>
+      <w:hyperlink r:id="rId101">
+        <w:r>
+          <w:rPr>
+            <w:lang w:val="zh_TW" w:bidi="zh_TW"/>
+          </w:rPr>
+          <w:rPr>
+            <w:color w:val="0000EE"/>
+            <w:u w:val="single"/>
+          </w:rPr>
+          <w:t>太13:3–9</w:t>
+        </w:r>
+      </w:hyperlink>
+      <w:r>
+        <w:rPr>
+          <w:lang w:val="zh_TW" w:bidi="zh_TW"/>
+        </w:rPr>
+        <w:t>；</w:t>
+      </w:r>
+      <w:hyperlink r:id="rId102">
+        <w:r>
+          <w:rPr>
+            <w:lang w:val="zh_TW" w:bidi="zh_TW"/>
+          </w:rPr>
+          <w:rPr>
+            <w:color w:val="0000EE"/>
+            <w:u w:val="single"/>
+          </w:rPr>
+          <w:t>可4:1–20</w:t>
+        </w:r>
+      </w:hyperlink>
+      <w:r>
+        <w:rPr>
+          <w:lang w:val="zh_TW" w:bidi="zh_TW"/>
+        </w:rPr>
+        <w:t>；</w:t>
+      </w:r>
+      <w:hyperlink r:id="rId103">
+        <w:r>
+          <w:rPr>
+            <w:lang w:val="zh_TW" w:bidi="zh_TW"/>
+          </w:rPr>
+          <w:rPr>
+            <w:color w:val="0000EE"/>
+            <w:u w:val="single"/>
+          </w:rPr>
+          <w:t>路8:4–15</w:t>
+        </w:r>
+      </w:hyperlink>
+      <w:r>
+        <w:rPr>
+          <w:lang w:val="zh_TW" w:bidi="zh_TW"/>
+        </w:rPr>
+        <w:t>），撒但將神的道奪去，使之無法扎根（</w:t>
+      </w:r>
+      <w:hyperlink r:id="rId104">
+        <w:r>
+          <w:rPr>
+            <w:lang w:val="zh_TW" w:bidi="zh_TW"/>
+          </w:rPr>
+          <w:rPr>
+            <w:color w:val="0000EE"/>
+            <w:u w:val="single"/>
+          </w:rPr>
+          <w:t>可4:15</w:t>
+        </w:r>
+      </w:hyperlink>
+      <w:r>
+        <w:rPr>
+          <w:lang w:val="zh_TW" w:bidi="zh_TW"/>
+        </w:rPr>
+        <w:t>）。撒但藉著逼迫，使一些人在未真正委身之前就跌倒（見</w:t>
+      </w:r>
+      <w:hyperlink r:id="rId105">
+        <w:r>
+          <w:rPr>
+            <w:lang w:val="zh_TW" w:bidi="zh_TW"/>
+          </w:rPr>
+          <w:rPr>
+            <w:color w:val="0000EE"/>
+            <w:u w:val="single"/>
+          </w:rPr>
+          <w:t>17</w:t>
+        </w:r>
+      </w:hyperlink>
+      <w:r>
+        <w:rPr>
+          <w:lang w:val="zh_TW" w:bidi="zh_TW"/>
+        </w:rPr>
+        <w:t>節）。又因世上的思慮、財富的迷惑以及對物質的追求，撒但使神的道窒息，以致果子很少，甚至沒有果子（</w:t>
+      </w:r>
+      <w:hyperlink r:id="rId106">
+        <w:r>
+          <w:rPr>
+            <w:lang w:val="zh_TW" w:bidi="zh_TW"/>
+          </w:rPr>
+          <w:rPr>
+            <w:color w:val="0000EE"/>
+            <w:u w:val="single"/>
+          </w:rPr>
+          <w:t>19</w:t>
+        </w:r>
+      </w:hyperlink>
+      <w:r>
+        <w:rPr>
+          <w:lang w:val="zh_TW" w:bidi="zh_TW"/>
+        </w:rPr>
+        <w:t>節）。</w:t>
       </w:r>
     </w:p>
     <w:p>
@@ -1261,21 +2841,40 @@
           <w:lang w:val="zh_TW" w:bidi="zh_TW"/>
         </w:rPr>
       </w:r>
+      <w:r>
+        <w:rPr>
+          <w:lang w:val="zh_TW" w:bidi="zh_TW"/>
+        </w:rPr>
+        <w:t>基本上，鬼的行事模式遵循撒但在對夏娃的三重引誘中的模式：（1）牠們否認神話語的真理性，並挑戰神的話語；（2）牠們否認死亡的現實（通常牠們會用輪迴等說法取而代之）；（3）他們利用人類的虛榮和驕傲，說人也可以像神或成為神（</w:t>
+      </w:r>
+      <w:hyperlink r:id="rId107">
+        <w:r>
+          <w:rPr>
+            <w:lang w:val="zh_TW" w:bidi="zh_TW"/>
+          </w:rPr>
+          <w:rPr>
+            <w:color w:val="0000EE"/>
+            <w:u w:val="single"/>
+          </w:rPr>
+          <w:t>創3:1–5</w:t>
+        </w:r>
+      </w:hyperlink>
+      <w:r>
+        <w:rPr>
+          <w:lang w:val="zh_TW" w:bidi="zh_TW"/>
+        </w:rPr>
+        <w:t>）。這些也是大多數異端和假宗教的基本方法和教義。</w:t>
+      </w:r>
     </w:p>
     <w:p>
       <w:pPr>
-        <w:pStyle w:val="Heading2"/>
-      </w:pPr>
-      <w:r>
-        <w:rPr>
-          <w:lang w:val="zh_TW" w:bidi="zh_TW"/>
-        </w:rPr>
-        <w:t>哈蘭（人物）</w:t>
-      </w:r>
-      <w:r>
-        <w:rPr>
-          <w:lang w:val="zh_TW" w:bidi="zh_TW"/>
-        </w:rPr>
+        <w:pStyle w:val="Heading3"/>
+      </w:pPr>
+      <w:r>
+        <w:rPr>
+          <w:lang w:val="zh_TW" w:bidi="zh_TW"/>
+        </w:rPr>
+        <w:t>鬼的最終命運</w:t>
       </w:r>
     </w:p>
     <w:p>
@@ -1289,25 +2888,79 @@
         <w:rPr>
           <w:lang w:val="zh_TW" w:bidi="zh_TW"/>
         </w:rPr>
-        <w:t>1. 他拉的兒子、亞伯拉罕的兄弟、羅得的父親（</w:t>
-      </w:r>
-      <w:hyperlink r:id="rId39">
-        <w:r>
-          <w:rPr>
-            <w:lang w:val="zh_TW" w:bidi="zh_TW"/>
-          </w:rPr>
-          <w:rPr>
-            <w:color w:val="0000EE"/>
-            <w:u w:val="single"/>
-          </w:rPr>
-          <w:t>創11:26–31</w:t>
-        </w:r>
-      </w:hyperlink>
-      <w:r>
-        <w:rPr>
-          <w:lang w:val="zh_TW" w:bidi="zh_TW"/>
-        </w:rPr>
-        <w:t>）。</w:t>
+        <w:t>關於犯罪的天使，經上記載，神「把他們丟在地獄，交在黑暗坑中，等候審判」（</w:t>
+      </w:r>
+      <w:hyperlink r:id="rId108">
+        <w:r>
+          <w:rPr>
+            <w:lang w:val="zh_TW" w:bidi="zh_TW"/>
+          </w:rPr>
+          <w:rPr>
+            <w:color w:val="0000EE"/>
+            <w:u w:val="single"/>
+          </w:rPr>
+          <w:t>彼後2:4</w:t>
+        </w:r>
+      </w:hyperlink>
+      <w:r>
+        <w:rPr>
+          <w:lang w:val="zh_TW" w:bidi="zh_TW"/>
+        </w:rPr>
+        <w:t>）。主耶穌談到那為魔鬼和牠的使者所預備的永火，人類中的被咒詛者也將進入其中（</w:t>
+      </w:r>
+      <w:hyperlink r:id="rId109">
+        <w:r>
+          <w:rPr>
+            <w:lang w:val="zh_TW" w:bidi="zh_TW"/>
+          </w:rPr>
+          <w:rPr>
+            <w:color w:val="0000EE"/>
+            <w:u w:val="single"/>
+          </w:rPr>
+          <w:t>太25:41</w:t>
+        </w:r>
+      </w:hyperlink>
+      <w:r>
+        <w:rPr>
+          <w:lang w:val="zh_TW" w:bidi="zh_TW"/>
+        </w:rPr>
+        <w:t>）。最終，撒但及其勢力將被扔進火湖（</w:t>
+      </w:r>
+      <w:hyperlink r:id="rId110">
+        <w:r>
+          <w:rPr>
+            <w:lang w:val="zh_TW" w:bidi="zh_TW"/>
+          </w:rPr>
+          <w:rPr>
+            <w:color w:val="0000EE"/>
+            <w:u w:val="single"/>
+          </w:rPr>
+          <w:t>啟20:10</w:t>
+        </w:r>
+      </w:hyperlink>
+      <w:r>
+        <w:rPr>
+          <w:lang w:val="zh_TW" w:bidi="zh_TW"/>
+        </w:rPr>
+        <w:t>），那裡也是所有名字未寫在生命冊上的人永遠受痛苦的地方（</w:t>
+      </w:r>
+      <w:hyperlink r:id="rId111">
+        <w:r>
+          <w:rPr>
+            <w:lang w:val="zh_TW" w:bidi="zh_TW"/>
+          </w:rPr>
+          <w:rPr>
+            <w:color w:val="0000EE"/>
+            <w:u w:val="single"/>
+          </w:rPr>
+          <w:t>12–15</w:t>
+        </w:r>
+      </w:hyperlink>
+      <w:r>
+        <w:rPr>
+          <w:lang w:val="zh_TW" w:bidi="zh_TW"/>
+        </w:rPr>
+        <w:t>節）。</w:t>
       </w:r>
     </w:p>
     <w:p>
@@ -1319,1427 +2972,22 @@
       </w:r>
       <w:r>
         <w:rPr>
-          <w:lang w:val="zh_TW" w:bidi="zh_TW"/>
-        </w:rPr>
-        <w:t>2. 迦勒的妾以法所生的兒子，屬於猶大支派，是</w:t>
-      </w:r>
-      <w:r>
-        <w:rPr>
-          <w:lang w:val="zh_TW" w:bidi="zh_TW"/>
-        </w:rPr>
-        <w:t>迦卸</w:t>
-      </w:r>
-      <w:r>
-        <w:rPr>
-          <w:lang w:val="zh_TW" w:bidi="zh_TW"/>
-        </w:rPr>
-        <w:t>的父親（</w:t>
-      </w:r>
-      <w:hyperlink r:id="rId40">
-        <w:r>
-          <w:rPr>
-            <w:lang w:val="zh_TW" w:bidi="zh_TW"/>
-          </w:rPr>
-          <w:rPr>
-            <w:color w:val="0000EE"/>
-            <w:u w:val="single"/>
-          </w:rPr>
-          <w:t>代上2:46</w:t>
-        </w:r>
-      </w:hyperlink>
-      <w:r>
-        <w:rPr>
-          <w:lang w:val="zh_TW" w:bidi="zh_TW"/>
-        </w:rPr>
-        <w:t>）。</w:t>
-      </w:r>
-    </w:p>
-    <w:p>
-      <w:pPr/>
-      <w:r>
-        <w:rPr>
-          <w:lang w:val="zh_TW" w:bidi="zh_TW"/>
-        </w:rPr>
-      </w:r>
-      <w:r>
-        <w:rPr>
-          <w:lang w:val="zh_TW" w:bidi="zh_TW"/>
-        </w:rPr>
-        <w:t>3. 示每的兒子，屬於利未支派的革順族 （</w:t>
-      </w:r>
-      <w:hyperlink r:id="rId41">
-        <w:r>
-          <w:rPr>
-            <w:lang w:val="zh_TW" w:bidi="zh_TW"/>
-          </w:rPr>
-          <w:rPr>
-            <w:color w:val="0000EE"/>
-            <w:u w:val="single"/>
-          </w:rPr>
-          <w:t>代上23:9</w:t>
-        </w:r>
-      </w:hyperlink>
-      <w:r>
-        <w:rPr>
-          <w:lang w:val="zh_TW" w:bidi="zh_TW"/>
-        </w:rPr>
-        <w:t>）。</w:t>
-      </w:r>
-      <w:r>
-        <w:rPr>
-          <w:lang w:val="zh_TW" w:bidi="zh_TW"/>
-        </w:rPr>
-      </w:r>
-      <w:r>
-        <w:rPr>
-          <w:lang w:val="zh_TW" w:bidi="zh_TW"/>
-        </w:rPr>
-      </w:r>
-    </w:p>
-    <w:p>
-      <w:pPr/>
-      <w:r>
-        <w:rPr>
-          <w:lang w:val="zh_TW" w:bidi="zh_TW"/>
-        </w:rPr>
-      </w:r>
-    </w:p>
-    <w:p>
-      <w:pPr>
-        <w:pStyle w:val="Heading2"/>
-      </w:pPr>
-      <w:r>
-        <w:rPr>
-          <w:lang w:val="zh_TW" w:bidi="zh_TW"/>
-        </w:rPr>
-        <w:t>哈馬</w:t>
-      </w:r>
-      <w:r>
-        <w:rPr>
-          <w:lang w:val="zh_TW" w:bidi="zh_TW"/>
-        </w:rPr>
-      </w:r>
-    </w:p>
-    <w:p>
-      <w:pPr>
-        <w:pStyle w:val="ListNumber"/>
-        <w:numPr>
-          <w:ilvl w:val="0"/>
-          <w:numId w:val="16"/>
-        </w:numPr>
-        <w:spacing w:line="240" w:lineRule="auto"/>
-        <w:ind w:left="720"/>
-      </w:pPr>
-      <w:r>
-        <w:rPr>
-          <w:lang w:val="zh_TW" w:bidi="zh_TW"/>
-        </w:rPr>
-      </w:r>
-      <w:r>
-        <w:rPr>
-          <w:lang w:val="zh_TW" w:bidi="zh_TW"/>
-        </w:rPr>
-        <w:t>位於現今屬敘利亞的大馬士革以北約201公里（125英里）的城市和地區，坐落在奧龍特斯河（Orontes River）畔。</w:t>
-        <w:br/>
-      </w:r>
-      <w:r>
-        <w:rPr>
-          <w:lang w:val="zh_TW" w:bidi="zh_TW"/>
-        </w:rPr>
-        <w:t>起初，住在哈馬的人是來自迦南的民族（</w:t>
-      </w:r>
-      <w:hyperlink r:id="rId42">
-        <w:r>
-          <w:rPr>
-            <w:lang w:val="zh_TW" w:bidi="zh_TW"/>
-          </w:rPr>
-          <w:rPr>
-            <w:color w:val="0000EE"/>
-            <w:u w:val="single"/>
-          </w:rPr>
-          <w:t>創10:18</w:t>
-        </w:r>
-      </w:hyperlink>
-      <w:r>
-        <w:rPr>
-          <w:lang w:val="zh_TW" w:bidi="zh_TW"/>
-        </w:rPr>
-        <w:t>）。後來，閃族人（包括以色列人、亞蘭人等）住在那裡。聖經有時稱該地區為「哈馬口」（</w:t>
-      </w:r>
-      <w:hyperlink r:id="rId43">
-        <w:r>
-          <w:rPr>
-            <w:lang w:val="zh_TW" w:bidi="zh_TW"/>
-          </w:rPr>
-          <w:rPr>
-            <w:color w:val="0000EE"/>
-            <w:u w:val="single"/>
-          </w:rPr>
-          <w:t>民34:7–8</w:t>
-        </w:r>
-      </w:hyperlink>
-      <w:r>
-        <w:rPr>
-          <w:lang w:val="zh_TW" w:bidi="zh_TW"/>
-        </w:rPr>
-        <w:t>；</w:t>
-      </w:r>
-      <w:hyperlink r:id="rId44">
-        <w:r>
-          <w:rPr>
-            <w:lang w:val="zh_TW" w:bidi="zh_TW"/>
-          </w:rPr>
-          <w:rPr>
-            <w:color w:val="0000EE"/>
-            <w:u w:val="single"/>
-          </w:rPr>
-          <w:t>書13:5</w:t>
-        </w:r>
-      </w:hyperlink>
-      <w:r>
-        <w:rPr>
-          <w:lang w:val="zh_TW" w:bidi="zh_TW"/>
-        </w:rPr>
-        <w:t>）。這個地區標誌著以色列應許之地北部的邊界。在以色列早期王國時期，以及在耶羅波安二世統治期間，從公元前793年到753年，以色列控制了這片土地。</w:t>
-        <w:br/>
-      </w:r>
-      <w:r>
-        <w:rPr>
-          <w:lang w:val="zh_TW" w:bidi="zh_TW"/>
-        </w:rPr>
-        <w:t>名為「哈馬口」（意指「哈馬的入口」）的確切位置尚不確定。一些學者認為它是位於奧龍特斯河畔，一個名為勒布韋（Lebweh）的城市，位於黎巴嫩和外黎巴嫩山脈之間。其他人則認為它位於敘利亞的其他地方。</w:t>
-        <w:br/>
-      </w:r>
-      <w:r>
-        <w:rPr>
-          <w:lang w:val="zh_TW" w:bidi="zh_TW"/>
-        </w:rPr>
-        <w:t>人們最早居住在哈馬是在新石器時代（石器時代的晚期）。約在公元前1750年，該城被摧毀（可能是被稱為希克索斯的群體摧毀）。後來，城市被重建。埃及法老圖特摩斯三世（統治時間為公元前1502年至1448年）控制此處。在埃及統治敘利亞的期間，哈馬成為一個繁榮的城市。在公元前900年之前，哈馬是一個小型赫人王國的首都。人們發現赫人的記錄（稱為銘文），講述這段時期的情況。</w:t>
-      </w:r>
-    </w:p>
-    <w:p>
-      <w:pPr>
-        <w:pStyle w:val="Heading3"/>
-      </w:pPr>
-      <w:r>
-        <w:rPr>
-          <w:lang w:val="zh_TW" w:bidi="zh_TW"/>
-        </w:rPr>
-        <w:t>聖經中的哈馬</w:t>
-      </w:r>
-      <w:r>
-        <w:rPr>
-          <w:lang w:val="zh_TW" w:bidi="zh_TW"/>
-        </w:rPr>
-        <w:t>大衛與瑣巴王哈大底謝爭戰並擊敗了他。隨後，哈馬王陀以派他的兒子去祝賀大衛（</w:t>
-      </w:r>
-      <w:hyperlink r:id="rId45">
-        <w:r>
-          <w:rPr>
-            <w:lang w:val="zh_TW" w:bidi="zh_TW"/>
-          </w:rPr>
-          <w:rPr>
-            <w:color w:val="0000EE"/>
-            <w:u w:val="single"/>
-          </w:rPr>
-          <w:t>撒下8:9–10</w:t>
-        </w:r>
-      </w:hyperlink>
-      <w:r>
-        <w:rPr>
-          <w:lang w:val="zh_TW" w:bidi="zh_TW"/>
-        </w:rPr>
-        <w:t>）。所羅門在哈馬地區建造了</w:t>
-      </w:r>
-      <w:r>
-        <w:rPr>
-          <w:lang w:val="zh_TW" w:bidi="zh_TW"/>
-        </w:rPr>
-        <w:t>積貨城</w:t>
-      </w:r>
-      <w:r>
-        <w:rPr>
-          <w:lang w:val="zh_TW" w:bidi="zh_TW"/>
-        </w:rPr>
-        <w:t>（</w:t>
-      </w:r>
-      <w:hyperlink r:id="rId46">
-        <w:r>
-          <w:rPr>
-            <w:lang w:val="zh_TW" w:bidi="zh_TW"/>
-          </w:rPr>
-          <w:rPr>
-            <w:color w:val="0000EE"/>
-            <w:u w:val="single"/>
-          </w:rPr>
-          <w:t>代下8:4</w:t>
-        </w:r>
-      </w:hyperlink>
-      <w:r>
-        <w:rPr>
-          <w:lang w:val="zh_TW" w:bidi="zh_TW"/>
-        </w:rPr>
-        <w:t>），可能意味著哈馬成為向以色列進貢的國家（定期進貢商品或金錢）。</w:t>
-        <w:br/>
-      </w:r>
-      <w:r>
-        <w:rPr>
-          <w:lang w:val="zh_TW" w:bidi="zh_TW"/>
-        </w:rPr>
-        <w:t>在以色列的亞哈王時期，哈馬的王名叫伊胡利尼（Irhulini）。他與來自大馬士革、以色列和其他12個城市的王聯合起來，對抗亞述王撒縵以色三世（公元前860年至825年在位）。這些人暫時阻止了亞述王。但在公元前846年左右，撒縵以色擊敗了他們，哈馬落入亞述的統治之下。</w:t>
-        <w:br/>
-      </w:r>
-      <w:r>
-        <w:rPr>
-          <w:lang w:val="zh_TW" w:bidi="zh_TW"/>
-        </w:rPr>
-        <w:t>在公元前 730 年，哈馬王埃尼·伊盧斯（Eni-Ilus）向亞述國王提革拉毗列色三世進貢。大約10年後，在公元前 720 年，亞述國王撒珥根二世強迫 4300 名亞述人居住在哈馬。他還將許多人從哈馬和其他地方遷移到撒馬利亞（</w:t>
-      </w:r>
-      <w:hyperlink r:id="rId47">
-        <w:r>
-          <w:rPr>
-            <w:lang w:val="zh_TW" w:bidi="zh_TW"/>
-          </w:rPr>
-          <w:rPr>
-            <w:color w:val="0000EE"/>
-            <w:u w:val="single"/>
-          </w:rPr>
-          <w:t>王下17:24</w:t>
-        </w:r>
-      </w:hyperlink>
-      <w:r>
-        <w:rPr>
-          <w:lang w:val="zh_TW" w:bidi="zh_TW"/>
-        </w:rPr>
-        <w:t>）。一些以色列人可能也被送往哈馬居住（</w:t>
-      </w:r>
-      <w:hyperlink r:id="rId48">
-        <w:r>
-          <w:rPr>
-            <w:lang w:val="zh_TW" w:bidi="zh_TW"/>
-          </w:rPr>
-          <w:rPr>
-            <w:color w:val="0000EE"/>
-            <w:u w:val="single"/>
-          </w:rPr>
-          <w:t>賽11:11</w:t>
-        </w:r>
-      </w:hyperlink>
-      <w:r>
-        <w:rPr>
-          <w:lang w:val="zh_TW" w:bidi="zh_TW"/>
-        </w:rPr>
-        <w:t>）。其他提到亞述控制哈馬的舊約聖經經文包括</w:t>
-      </w:r>
-      <w:hyperlink r:id="rId49">
-        <w:r>
-          <w:rPr>
-            <w:lang w:val="zh_TW" w:bidi="zh_TW"/>
-          </w:rPr>
-          <w:rPr>
-            <w:color w:val="0000EE"/>
-            <w:u w:val="single"/>
-          </w:rPr>
-          <w:t>列王紀下十八章34節</w:t>
-        </w:r>
-      </w:hyperlink>
-      <w:r>
-        <w:rPr>
-          <w:lang w:val="zh_TW" w:bidi="zh_TW"/>
-        </w:rPr>
-        <w:t>，</w:t>
-      </w:r>
-      <w:hyperlink r:id="rId50">
-        <w:r>
-          <w:rPr>
-            <w:lang w:val="zh_TW" w:bidi="zh_TW"/>
-          </w:rPr>
-          <w:rPr>
-            <w:color w:val="0000EE"/>
-            <w:u w:val="single"/>
-          </w:rPr>
-          <w:t>十九章13節</w:t>
-        </w:r>
-      </w:hyperlink>
-      <w:r>
-        <w:rPr>
-          <w:lang w:val="zh_TW" w:bidi="zh_TW"/>
-        </w:rPr>
-        <w:t>；</w:t>
-      </w:r>
-      <w:hyperlink r:id="rId51">
-        <w:r>
-          <w:rPr>
-            <w:lang w:val="zh_TW" w:bidi="zh_TW"/>
-          </w:rPr>
-          <w:rPr>
-            <w:color w:val="0000EE"/>
-            <w:u w:val="single"/>
-          </w:rPr>
-          <w:t>以賽亞書十章9節</w:t>
-        </w:r>
-      </w:hyperlink>
-      <w:r>
-        <w:rPr>
-          <w:lang w:val="zh_TW" w:bidi="zh_TW"/>
-        </w:rPr>
-        <w:t>，</w:t>
-      </w:r>
-      <w:hyperlink r:id="rId52">
-        <w:r>
-          <w:rPr>
-            <w:lang w:val="zh_TW" w:bidi="zh_TW"/>
-          </w:rPr>
-          <w:rPr>
-            <w:color w:val="0000EE"/>
-            <w:u w:val="single"/>
-          </w:rPr>
-          <w:t>三十六章19節</w:t>
-        </w:r>
-      </w:hyperlink>
-      <w:r>
-        <w:rPr>
-          <w:lang w:val="zh_TW" w:bidi="zh_TW"/>
-        </w:rPr>
-        <w:t>，</w:t>
-      </w:r>
-      <w:hyperlink r:id="rId53">
-        <w:r>
-          <w:rPr>
-            <w:lang w:val="zh_TW" w:bidi="zh_TW"/>
-          </w:rPr>
-          <w:rPr>
-            <w:color w:val="0000EE"/>
-            <w:u w:val="single"/>
-          </w:rPr>
-          <w:t>三十七章13節</w:t>
-        </w:r>
-      </w:hyperlink>
-      <w:r>
-        <w:rPr>
-          <w:lang w:val="zh_TW" w:bidi="zh_TW"/>
-        </w:rPr>
-        <w:t>和</w:t>
-      </w:r>
-      <w:hyperlink r:id="rId54">
-        <w:r>
-          <w:rPr>
-            <w:lang w:val="zh_TW" w:bidi="zh_TW"/>
-          </w:rPr>
-          <w:rPr>
-            <w:color w:val="0000EE"/>
-            <w:u w:val="single"/>
-          </w:rPr>
-          <w:t>阿摩司書六章2節</w:t>
-        </w:r>
-      </w:hyperlink>
+          <w:i/>
+          <w:lang w:val="zh_TW" w:bidi="zh_TW"/>
+        </w:rPr>
+        <w:t>另見</w:t>
+      </w:r>
+      <w:r>
+        <w:rPr>
+          <w:lang w:val="zh_TW" w:bidi="zh_TW"/>
+        </w:rPr>
+        <w:t>被鬼附</w:t>
+      </w:r>
       <w:r>
         <w:rPr>
           <w:lang w:val="zh_TW" w:bidi="zh_TW"/>
         </w:rPr>
         <w:t>。</w:t>
-        <w:br/>
-      </w:r>
-      <w:r>
-        <w:rPr>
-          <w:lang w:val="zh_TW" w:bidi="zh_TW"/>
-        </w:rPr>
-        <w:t>後來，哈馬似乎被大馬士革控制 （</w:t>
-      </w:r>
-      <w:hyperlink r:id="rId55">
-        <w:r>
-          <w:rPr>
-            <w:lang w:val="zh_TW" w:bidi="zh_TW"/>
-          </w:rPr>
-          <w:rPr>
-            <w:color w:val="0000EE"/>
-            <w:u w:val="single"/>
-          </w:rPr>
-          <w:t>耶49:23</w:t>
-        </w:r>
-      </w:hyperlink>
-      <w:r>
-        <w:rPr>
-          <w:lang w:val="zh_TW" w:bidi="zh_TW"/>
-        </w:rPr>
-        <w:t>）。一些先知預言，說以色列有天會再次將邊界擴展到哈馬 （</w:t>
-      </w:r>
-      <w:hyperlink r:id="rId56">
-        <w:r>
-          <w:rPr>
-            <w:lang w:val="zh_TW" w:bidi="zh_TW"/>
-          </w:rPr>
-          <w:rPr>
-            <w:color w:val="0000EE"/>
-            <w:u w:val="single"/>
-          </w:rPr>
-          <w:t>結47:16–17</w:t>
-        </w:r>
-      </w:hyperlink>
-      <w:r>
-        <w:rPr>
-          <w:lang w:val="zh_TW" w:bidi="zh_TW"/>
-        </w:rPr>
-        <w:t>，</w:t>
-      </w:r>
-      <w:hyperlink r:id="rId57">
-        <w:r>
-          <w:rPr>
-            <w:lang w:val="zh_TW" w:bidi="zh_TW"/>
-          </w:rPr>
-          <w:rPr>
-            <w:color w:val="0000EE"/>
-            <w:u w:val="single"/>
-          </w:rPr>
-          <w:t>48:1</w:t>
-        </w:r>
-      </w:hyperlink>
-      <w:hyperlink r:id="rId58">
-        <w:r>
-          <w:rPr>
-            <w:lang w:val="zh_TW" w:bidi="zh_TW"/>
-          </w:rPr>
-          <w:rPr>
-            <w:color w:val="0000EE"/>
-            <w:u w:val="single"/>
-          </w:rPr>
-          <w:t>；亞9:2</w:t>
-        </w:r>
-      </w:hyperlink>
-      <w:r>
-        <w:rPr>
-          <w:lang w:val="zh_TW" w:bidi="zh_TW"/>
-        </w:rPr>
-        <w:t>）。</w:t>
-        <w:br/>
-      </w:r>
-      <w:r>
-        <w:rPr>
-          <w:lang w:val="zh_TW" w:bidi="zh_TW"/>
-        </w:rPr>
-        <w:t>在馬加比時期，約拿單·馬加比和他的軍隊在哈馬遭遇底米丟王（Demetrius）的軍隊 （</w:t>
-      </w:r>
-      <w:hyperlink r:id="rId59">
-        <w:r>
-          <w:rPr>
-            <w:lang w:val="zh_TW" w:bidi="zh_TW"/>
-          </w:rPr>
-          <w:rPr>
-            <w:color w:val="0000EE"/>
-            <w:u w:val="single"/>
-          </w:rPr>
-          <w:t>馬加比一書12:25</w:t>
-        </w:r>
-      </w:hyperlink>
-      <w:r>
-        <w:rPr>
-          <w:lang w:val="zh_TW" w:bidi="zh_TW"/>
-        </w:rPr>
-        <w:t>）。根據猶太歷史學家約瑟夫的記載，安提阿古·伊皮法尼（安提阿古四世，Antiochus Epiphanes）將這些城市的名字改為</w:t>
-      </w:r>
-      <w:r>
-        <w:rPr>
-          <w:lang w:val="zh_TW" w:bidi="zh_TW"/>
-        </w:rPr>
-        <w:t>伊匹法尼亞</w:t>
-      </w:r>
-      <w:r>
-        <w:rPr>
-          <w:lang w:val="zh_TW" w:bidi="zh_TW"/>
-        </w:rPr>
-        <w:t xml:space="preserve"> （Epiphania，《猶太古史記》1.4.2）。這是希臘人和羅馬人使用的名字。</w:t>
-        <w:br/>
-      </w:r>
-      <w:r>
-        <w:rPr>
-          <w:i/>
-          <w:lang w:val="zh_TW" w:bidi="zh_TW"/>
-        </w:rPr>
-        <w:t>另見</w:t>
-      </w:r>
-      <w:r>
-        <w:rPr>
-          <w:lang w:val="zh_TW" w:bidi="zh_TW"/>
-        </w:rPr>
-        <w:t>哈馬口</w:t>
-      </w:r>
-      <w:r>
-        <w:rPr>
-          <w:lang w:val="zh_TW" w:bidi="zh_TW"/>
-        </w:rPr>
-        <w:t>。</w:t>
-      </w:r>
-    </w:p>
-    <w:p>
-      <w:pPr>
-        <w:pStyle w:val="ListNumber"/>
-        <w:numPr>
-          <w:ilvl w:val="0"/>
-          <w:numId w:val="17"/>
-        </w:numPr>
-        <w:spacing w:line="240" w:lineRule="auto"/>
-        <w:ind w:left="720"/>
-      </w:pPr>
-      <w:r>
-        <w:rPr>
-          <w:lang w:val="zh_TW" w:bidi="zh_TW"/>
-        </w:rPr>
-      </w:r>
-      <w:hyperlink r:id="rId60">
-        <w:r>
-          <w:rPr>
-            <w:lang w:val="zh_TW" w:bidi="zh_TW"/>
-          </w:rPr>
-          <w:rPr>
-            <w:color w:val="0000EE"/>
-            <w:u w:val="single"/>
-          </w:rPr>
-          <w:t>歷代志下八章3節</w:t>
-        </w:r>
-      </w:hyperlink>
-      <w:r>
-        <w:rPr>
-          <w:lang w:val="zh_TW" w:bidi="zh_TW"/>
-        </w:rPr>
-        <w:t>提到哈馬瑣巴，是所羅門征服的城市。有些人認為它與哈馬是同一個城市，其他人則認為它是瑣巴地區的另一個城市。</w:t>
-        <w:br/>
-      </w:r>
-      <w:r>
-        <w:rPr>
-          <w:i/>
-          <w:lang w:val="zh_TW" w:bidi="zh_TW"/>
-        </w:rPr>
-        <w:t>另見</w:t>
-      </w:r>
-      <w:r>
-        <w:rPr>
-          <w:lang w:val="zh_TW" w:bidi="zh_TW"/>
-        </w:rPr>
-        <w:t>哈馬瑣巴</w:t>
-      </w:r>
-      <w:r>
-        <w:rPr>
-          <w:lang w:val="zh_TW" w:bidi="zh_TW"/>
-        </w:rPr>
-        <w:t>。</w:t>
-      </w:r>
-      <w:r>
-        <w:rPr>
-          <w:lang w:val="zh_TW" w:bidi="zh_TW"/>
-        </w:rPr>
-      </w:r>
-      <w:r>
-        <w:rPr>
-          <w:lang w:val="zh_TW" w:bidi="zh_TW"/>
-        </w:rPr>
-      </w:r>
-    </w:p>
-    <w:p>
-      <w:pPr/>
-      <w:r>
-        <w:rPr>
-          <w:lang w:val="zh_TW" w:bidi="zh_TW"/>
-        </w:rPr>
-      </w:r>
-    </w:p>
-    <w:p>
-      <w:pPr>
-        <w:pStyle w:val="Heading2"/>
-      </w:pPr>
-      <w:r>
-        <w:rPr>
-          <w:lang w:val="zh_TW" w:bidi="zh_TW"/>
-        </w:rPr>
-        <w:t>哈馬人</w:t>
-      </w:r>
-      <w:r>
-        <w:rPr>
-          <w:lang w:val="zh_TW" w:bidi="zh_TW"/>
-        </w:rPr>
-      </w:r>
-    </w:p>
-    <w:p>
-      <w:pPr/>
-      <w:r>
-        <w:rPr>
-          <w:lang w:val="zh_TW" w:bidi="zh_TW"/>
-        </w:rPr>
-      </w:r>
-      <w:r>
-        <w:rPr>
-          <w:lang w:val="zh_TW" w:bidi="zh_TW"/>
-        </w:rPr>
-        <w:t>哈馬的居民（</w:t>
-      </w:r>
-      <w:hyperlink r:id="rId42">
-        <w:r>
-          <w:rPr>
-            <w:lang w:val="zh_TW" w:bidi="zh_TW"/>
-          </w:rPr>
-          <w:rPr>
-            <w:color w:val="0000EE"/>
-            <w:u w:val="single"/>
-          </w:rPr>
-          <w:t>創10:18</w:t>
-        </w:r>
-      </w:hyperlink>
-      <w:r>
-        <w:rPr>
-          <w:lang w:val="zh_TW" w:bidi="zh_TW"/>
-        </w:rPr>
-        <w:t>；</w:t>
-      </w:r>
-      <w:hyperlink r:id="rId61">
-        <w:r>
-          <w:rPr>
-            <w:lang w:val="zh_TW" w:bidi="zh_TW"/>
-          </w:rPr>
-          <w:rPr>
-            <w:color w:val="0000EE"/>
-            <w:u w:val="single"/>
-          </w:rPr>
-          <w:t>代上1:16</w:t>
-        </w:r>
-      </w:hyperlink>
-      <w:r>
-        <w:rPr>
-          <w:lang w:val="zh_TW" w:bidi="zh_TW"/>
-        </w:rPr>
-        <w:t>）。</w:t>
-      </w:r>
-      <w:r>
-        <w:rPr>
-          <w:i/>
-          <w:lang w:val="zh_TW" w:bidi="zh_TW"/>
-        </w:rPr>
-        <w:t>見</w:t>
-      </w:r>
-      <w:r>
-        <w:rPr>
-          <w:lang w:val="zh_TW" w:bidi="zh_TW"/>
-        </w:rPr>
-        <w:t>哈馬 #1</w:t>
-      </w:r>
-      <w:r>
-        <w:rPr>
-          <w:lang w:val="zh_TW" w:bidi="zh_TW"/>
-        </w:rPr>
-        <w:t>。</w:t>
-      </w:r>
-      <w:r>
-        <w:rPr>
-          <w:lang w:val="zh_TW" w:bidi="zh_TW"/>
-        </w:rPr>
-      </w:r>
-      <w:r>
-        <w:rPr>
-          <w:lang w:val="zh_TW" w:bidi="zh_TW"/>
-        </w:rPr>
-      </w:r>
-    </w:p>
-    <w:p>
-      <w:pPr/>
-      <w:r>
-        <w:rPr>
-          <w:lang w:val="zh_TW" w:bidi="zh_TW"/>
-        </w:rPr>
-      </w:r>
-    </w:p>
-    <w:p>
-      <w:pPr>
-        <w:pStyle w:val="Heading2"/>
-      </w:pPr>
-      <w:r>
-        <w:rPr>
-          <w:lang w:val="zh_TW" w:bidi="zh_TW"/>
-        </w:rPr>
-        <w:t>哈麥（地點）</w:t>
-      </w:r>
-      <w:r>
-        <w:rPr>
-          <w:lang w:val="zh_TW" w:bidi="zh_TW"/>
-        </w:rPr>
-      </w:r>
-    </w:p>
-    <w:p>
-      <w:pPr>
-        <w:pStyle w:val="Heading2"/>
-      </w:pPr>
-      <w:r>
-        <w:rPr>
-          <w:lang w:val="zh_TW" w:bidi="zh_TW"/>
-        </w:rPr>
-        <w:t>哈麥</w:t>
-      </w:r>
-      <w:r>
-        <w:rPr>
-          <w:lang w:val="zh_TW" w:bidi="zh_TW"/>
-        </w:rPr>
-        <w:t>（地點）</w:t>
-      </w:r>
-    </w:p>
-    <w:p>
-      <w:pPr/>
-      <w:r>
-        <w:rPr>
-          <w:lang w:val="zh_TW" w:bidi="zh_TW"/>
-        </w:rPr>
-      </w:r>
-      <w:r>
-        <w:rPr>
-          <w:lang w:val="zh_TW" w:bidi="zh_TW"/>
-        </w:rPr>
-        <w:t>基大老瑪和</w:t>
-      </w:r>
-      <w:r>
-        <w:rPr>
-          <w:lang w:val="zh_TW" w:bidi="zh_TW"/>
-        </w:rPr>
-        <w:t>同盟的王</w:t>
-      </w:r>
-      <w:r>
-        <w:rPr>
-          <w:lang w:val="zh_TW" w:bidi="zh_TW"/>
-        </w:rPr>
-        <w:t>擊敗</w:t>
-      </w:r>
-      <w:r>
-        <w:rPr>
-          <w:lang w:val="zh_TW" w:bidi="zh_TW"/>
-        </w:rPr>
-        <w:t>蘇西</w:t>
-      </w:r>
-      <w:r>
-        <w:rPr>
-          <w:lang w:val="zh_TW" w:bidi="zh_TW"/>
-        </w:rPr>
-        <w:t>人的地方（</w:t>
-      </w:r>
-      <w:hyperlink r:id="rId62">
-        <w:r>
-          <w:rPr>
-            <w:lang w:val="zh_TW" w:bidi="zh_TW"/>
-          </w:rPr>
-          <w:rPr>
-            <w:color w:val="0000EE"/>
-            <w:u w:val="single"/>
-          </w:rPr>
-          <w:t>創14:5</w:t>
-        </w:r>
-      </w:hyperlink>
-      <w:r>
-        <w:rPr>
-          <w:lang w:val="zh_TW" w:bidi="zh_TW"/>
-        </w:rPr>
-        <w:t>）。這個名字可能由現代的瓦迪爾雷吉拉（Wadi er-Rejeilah）附近的哈麥山丘（Tell Ham）存留下來。那裡已經發掘出青銅時代和鐵器時代，人們定居的地方。</w:t>
-      </w:r>
-      <w:r>
-        <w:rPr>
-          <w:lang w:val="zh_TW" w:bidi="zh_TW"/>
-        </w:rPr>
-      </w:r>
-      <w:r>
-        <w:rPr>
-          <w:lang w:val="zh_TW" w:bidi="zh_TW"/>
-        </w:rPr>
-      </w:r>
-    </w:p>
-    <w:p>
-      <w:pPr/>
-      <w:r>
-        <w:rPr>
-          <w:lang w:val="zh_TW" w:bidi="zh_TW"/>
-        </w:rPr>
-      </w:r>
-    </w:p>
-    <w:p>
-      <w:pPr>
-        <w:pStyle w:val="Heading2"/>
-      </w:pPr>
-      <w:r>
-        <w:rPr>
-          <w:lang w:val="zh_TW" w:bidi="zh_TW"/>
-        </w:rPr>
-        <w:t>哈諾</w:t>
-      </w:r>
-      <w:r>
-        <w:rPr>
-          <w:lang w:val="zh_TW" w:bidi="zh_TW"/>
-        </w:rPr>
-      </w:r>
-    </w:p>
-    <w:p>
-      <w:pPr>
-        <w:pStyle w:val="ListNumber"/>
-        <w:numPr>
-          <w:ilvl w:val="0"/>
-          <w:numId w:val="18"/>
-        </w:numPr>
-        <w:spacing w:line="240" w:lineRule="auto"/>
-        <w:ind w:left="720"/>
-      </w:pPr>
-      <w:r>
-        <w:rPr>
-          <w:lang w:val="zh_TW" w:bidi="zh_TW"/>
-        </w:rPr>
-      </w:r>
-      <w:r>
-        <w:rPr>
-          <w:lang w:val="zh_TW" w:bidi="zh_TW"/>
-        </w:rPr>
-        <w:t>米甸的第三個兒子，也是亞伯拉罕與基土拉的後裔（</w:t>
-      </w:r>
-      <w:hyperlink r:id="rId63">
-        <w:r>
-          <w:rPr>
-            <w:lang w:val="zh_TW" w:bidi="zh_TW"/>
-          </w:rPr>
-          <w:rPr>
-            <w:color w:val="0000EE"/>
-            <w:u w:val="single"/>
-          </w:rPr>
-          <w:t>創25:4</w:t>
-        </w:r>
-      </w:hyperlink>
-      <w:r>
-        <w:rPr>
-          <w:lang w:val="zh_TW" w:bidi="zh_TW"/>
-        </w:rPr>
-        <w:t>；</w:t>
-      </w:r>
-      <w:hyperlink r:id="rId64">
-        <w:r>
-          <w:rPr>
-            <w:lang w:val="zh_TW" w:bidi="zh_TW"/>
-          </w:rPr>
-          <w:rPr>
-            <w:color w:val="0000EE"/>
-            <w:u w:val="single"/>
-          </w:rPr>
-          <w:t>代上1:33</w:t>
-        </w:r>
-      </w:hyperlink>
-      <w:r>
-        <w:rPr>
-          <w:lang w:val="zh_TW" w:bidi="zh_TW"/>
-        </w:rPr>
-        <w:t>）。</w:t>
-      </w:r>
-    </w:p>
-    <w:p>
-      <w:pPr>
-        <w:pStyle w:val="ListNumber"/>
-        <w:spacing w:line="240" w:lineRule="auto"/>
-        <w:ind w:left="720"/>
-      </w:pPr>
-      <w:r>
-        <w:rPr>
-          <w:lang w:val="zh_TW" w:bidi="zh_TW"/>
-        </w:rPr>
-      </w:r>
-      <w:r>
-        <w:rPr>
-          <w:lang w:val="zh_TW" w:bidi="zh_TW"/>
-        </w:rPr>
-        <w:t>呂便的長子（</w:t>
-      </w:r>
-      <w:hyperlink r:id="rId65">
-        <w:r>
-          <w:rPr>
-            <w:lang w:val="zh_TW" w:bidi="zh_TW"/>
-          </w:rPr>
-          <w:rPr>
-            <w:color w:val="0000EE"/>
-            <w:u w:val="single"/>
-          </w:rPr>
-          <w:t>創46:9</w:t>
-        </w:r>
-      </w:hyperlink>
-      <w:r>
-        <w:rPr>
-          <w:lang w:val="zh_TW" w:bidi="zh_TW"/>
-        </w:rPr>
-        <w:t>；</w:t>
-      </w:r>
-      <w:hyperlink r:id="rId66">
-        <w:r>
-          <w:rPr>
-            <w:lang w:val="zh_TW" w:bidi="zh_TW"/>
-          </w:rPr>
-          <w:rPr>
-            <w:color w:val="0000EE"/>
-            <w:u w:val="single"/>
-          </w:rPr>
-          <w:t>出6:14</w:t>
-        </w:r>
-      </w:hyperlink>
-      <w:r>
-        <w:rPr>
-          <w:lang w:val="zh_TW" w:bidi="zh_TW"/>
-        </w:rPr>
-        <w:t>；</w:t>
-      </w:r>
-      <w:hyperlink r:id="rId67">
-        <w:r>
-          <w:rPr>
-            <w:lang w:val="zh_TW" w:bidi="zh_TW"/>
-          </w:rPr>
-          <w:rPr>
-            <w:color w:val="0000EE"/>
-            <w:u w:val="single"/>
-          </w:rPr>
-          <w:t>代上5:3</w:t>
-        </w:r>
-      </w:hyperlink>
-      <w:r>
-        <w:rPr>
-          <w:lang w:val="zh_TW" w:bidi="zh_TW"/>
-        </w:rPr>
-        <w:t>）以及哈諾族的祖先（</w:t>
-      </w:r>
-      <w:hyperlink r:id="rId68">
-        <w:r>
-          <w:rPr>
-            <w:lang w:val="zh_TW" w:bidi="zh_TW"/>
-          </w:rPr>
-          <w:rPr>
-            <w:color w:val="0000EE"/>
-            <w:u w:val="single"/>
-          </w:rPr>
-          <w:t>民26:5</w:t>
-        </w:r>
-      </w:hyperlink>
-      <w:r>
-        <w:rPr>
-          <w:lang w:val="zh_TW" w:bidi="zh_TW"/>
-        </w:rPr>
-        <w:t>）。</w:t>
-      </w:r>
-      <w:r>
-        <w:rPr>
-          <w:lang w:val="zh_TW" w:bidi="zh_TW"/>
-        </w:rPr>
-      </w:r>
-      <w:r>
-        <w:rPr>
-          <w:lang w:val="zh_TW" w:bidi="zh_TW"/>
-        </w:rPr>
-      </w:r>
-    </w:p>
-    <w:p>
-      <w:pPr/>
-      <w:r>
-        <w:rPr>
-          <w:lang w:val="zh_TW" w:bidi="zh_TW"/>
-        </w:rPr>
-      </w:r>
-    </w:p>
-    <w:p>
-      <w:pPr>
-        <w:pStyle w:val="Heading2"/>
-      </w:pPr>
-      <w:r>
-        <w:rPr>
-          <w:lang w:val="zh_TW" w:bidi="zh_TW"/>
-        </w:rPr>
-        <w:t>哈薩瑪非</w:t>
-      </w:r>
-      <w:r>
-        <w:rPr>
-          <w:lang w:val="zh_TW" w:bidi="zh_TW"/>
-        </w:rPr>
-      </w:r>
-    </w:p>
-    <w:p>
-      <w:pPr/>
-      <w:r>
-        <w:rPr>
-          <w:lang w:val="zh_TW" w:bidi="zh_TW"/>
-        </w:rPr>
-      </w:r>
-      <w:r>
-        <w:rPr>
-          <w:lang w:val="zh_TW" w:bidi="zh_TW"/>
-        </w:rPr>
-        <w:t>閃的後裔約坍的兒子（</w:t>
-      </w:r>
-      <w:hyperlink r:id="rId69">
-        <w:r>
-          <w:rPr>
-            <w:lang w:val="zh_TW" w:bidi="zh_TW"/>
-          </w:rPr>
-          <w:rPr>
-            <w:color w:val="0000EE"/>
-            <w:u w:val="single"/>
-          </w:rPr>
-          <w:t>創10:26</w:t>
-        </w:r>
-      </w:hyperlink>
-      <w:r>
-        <w:rPr>
-          <w:lang w:val="zh_TW" w:bidi="zh_TW"/>
-        </w:rPr>
-        <w:t>；</w:t>
-      </w:r>
-      <w:hyperlink r:id="rId70">
-        <w:r>
-          <w:rPr>
-            <w:lang w:val="zh_TW" w:bidi="zh_TW"/>
-          </w:rPr>
-          <w:rPr>
-            <w:color w:val="0000EE"/>
-            <w:u w:val="single"/>
-          </w:rPr>
-          <w:t>代上1:20</w:t>
-        </w:r>
-      </w:hyperlink>
-      <w:r>
-        <w:rPr>
-          <w:lang w:val="zh_TW" w:bidi="zh_TW"/>
-        </w:rPr>
-        <w:t>），其後代居住在阿拉伯南部（</w:t>
-      </w:r>
-      <w:hyperlink r:id="rId71">
-        <w:r>
-          <w:rPr>
-            <w:lang w:val="zh_TW" w:bidi="zh_TW"/>
-          </w:rPr>
-          <w:rPr>
-            <w:color w:val="0000EE"/>
-            <w:u w:val="single"/>
-          </w:rPr>
-          <w:t>創10:30</w:t>
-        </w:r>
-      </w:hyperlink>
-      <w:r>
-        <w:rPr>
-          <w:lang w:val="zh_TW" w:bidi="zh_TW"/>
-        </w:rPr>
-        <w:t>）的哈德拉毛谷（Wadi Hadhramaut）。那裡的考古發掘結果顯示，在公元前五世紀，該地區因乳香貿易而經濟繁榮。這種貿易在公元前二世紀復興，使該地區富強且具有影響力。</w:t>
-      </w:r>
-      <w:r>
-        <w:rPr>
-          <w:lang w:val="zh_TW" w:bidi="zh_TW"/>
-        </w:rPr>
-      </w:r>
-      <w:r>
-        <w:rPr>
-          <w:lang w:val="zh_TW" w:bidi="zh_TW"/>
-        </w:rPr>
-      </w:r>
-    </w:p>
-    <w:p>
-      <w:pPr/>
-      <w:r>
-        <w:rPr>
-          <w:lang w:val="zh_TW" w:bidi="zh_TW"/>
-        </w:rPr>
-      </w:r>
-    </w:p>
-    <w:p>
-      <w:pPr>
-        <w:pStyle w:val="Heading2"/>
-      </w:pPr>
-      <w:r>
-        <w:rPr>
-          <w:lang w:val="zh_TW" w:bidi="zh_TW"/>
-        </w:rPr>
-        <w:t>哈瑣</w:t>
-      </w:r>
-      <w:r>
-        <w:rPr>
-          <w:lang w:val="zh_TW" w:bidi="zh_TW"/>
-        </w:rPr>
-      </w:r>
-    </w:p>
-    <w:p>
-      <w:pPr/>
-      <w:r>
-        <w:rPr>
-          <w:lang w:val="zh_TW" w:bidi="zh_TW"/>
-        </w:rPr>
-      </w:r>
-      <w:r>
-        <w:rPr>
-          <w:lang w:val="zh_TW" w:bidi="zh_TW"/>
-        </w:rPr>
-        <w:t>哈瑣是拿鶴的第五個兒子（</w:t>
-      </w:r>
-      <w:hyperlink r:id="rId72">
-        <w:r>
-          <w:rPr>
-            <w:lang w:val="zh_TW" w:bidi="zh_TW"/>
-          </w:rPr>
-          <w:rPr>
-            <w:color w:val="0000EE"/>
-            <w:u w:val="single"/>
-          </w:rPr>
-          <w:t>創22:22</w:t>
-        </w:r>
-      </w:hyperlink>
-      <w:r>
-        <w:rPr>
-          <w:lang w:val="zh_TW" w:bidi="zh_TW"/>
-        </w:rPr>
-        <w:t>）；也很可能用作拿鶴後裔某支族的名稱。它也被識別為名為Hazu的地區，此名稱是指阿拉伯北部一帶的山地地區，該地區出現在一則記載亞述王以撒哈頓對阿拉伯遠征的銘文中。</w:t>
-      </w:r>
-      <w:r>
-        <w:rPr>
-          <w:lang w:val="zh_TW" w:bidi="zh_TW"/>
-        </w:rPr>
-      </w:r>
-      <w:r>
-        <w:rPr>
-          <w:lang w:val="zh_TW" w:bidi="zh_TW"/>
-        </w:rPr>
-      </w:r>
-    </w:p>
-    <w:p>
-      <w:pPr/>
-      <w:r>
-        <w:rPr>
-          <w:lang w:val="zh_TW" w:bidi="zh_TW"/>
-        </w:rPr>
-      </w:r>
-    </w:p>
-    <w:p>
-      <w:pPr>
-        <w:pStyle w:val="Heading2"/>
-      </w:pPr>
-      <w:r>
-        <w:rPr>
-          <w:lang w:val="zh_TW" w:bidi="zh_TW"/>
-        </w:rPr>
-        <w:t>哈洗遜‧他瑪</w:t>
-      </w:r>
-      <w:r>
-        <w:rPr>
-          <w:lang w:val="zh_TW" w:bidi="zh_TW"/>
-        </w:rPr>
-      </w:r>
-    </w:p>
-    <w:p>
-      <w:pPr>
-        <w:pStyle w:val="Heading2"/>
-      </w:pPr>
-      <w:r>
-        <w:rPr>
-          <w:lang w:val="zh_TW" w:bidi="zh_TW"/>
-        </w:rPr>
-        <w:t>哈洗遜</w:t>
-      </w:r>
-      <w:r>
-        <w:rPr>
-          <w:lang w:val="zh_TW" w:bidi="zh_TW"/>
-        </w:rPr>
-        <w:t>‧他瑪</w:t>
-      </w:r>
-      <w:r>
-        <w:rPr>
-          <w:lang w:val="zh_TW" w:bidi="zh_TW"/>
-        </w:rPr>
-        <w:t>*</w:t>
-      </w:r>
-    </w:p>
-    <w:p>
-      <w:pPr/>
-      <w:r>
-        <w:rPr>
-          <w:lang w:val="zh_TW" w:bidi="zh_TW"/>
-        </w:rPr>
-      </w:r>
-      <w:r>
-        <w:rPr>
-          <w:lang w:val="zh_TW" w:bidi="zh_TW"/>
-        </w:rPr>
-        <w:t>有些譯本將</w:t>
-      </w:r>
-      <w:hyperlink r:id="rId73">
-        <w:r>
-          <w:rPr>
-            <w:lang w:val="zh_TW" w:bidi="zh_TW"/>
-          </w:rPr>
-          <w:rPr>
-            <w:color w:val="0000EE"/>
-            <w:u w:val="single"/>
-          </w:rPr>
-          <w:t>創世記十四章7節</w:t>
-        </w:r>
-      </w:hyperlink>
-      <w:r>
-        <w:rPr>
-          <w:lang w:val="zh_TW" w:bidi="zh_TW"/>
-        </w:rPr>
-        <w:t>的哈洗遜‧他瑪拼寫為哈洗遜‧達莫。</w:t>
-      </w:r>
-      <w:r>
-        <w:rPr>
-          <w:i/>
-          <w:lang w:val="zh_TW" w:bidi="zh_TW"/>
-        </w:rPr>
-        <w:t>見</w:t>
-      </w:r>
-      <w:r>
-        <w:rPr>
-          <w:lang w:val="zh_TW" w:bidi="zh_TW"/>
-        </w:rPr>
-        <w:t>哈洗遜‧他瑪</w:t>
-      </w:r>
-      <w:r>
-        <w:rPr>
-          <w:lang w:val="zh_TW" w:bidi="zh_TW"/>
-        </w:rPr>
-        <w:t>。</w:t>
-      </w:r>
-      <w:r>
-        <w:rPr>
-          <w:lang w:val="zh_TW" w:bidi="zh_TW"/>
-        </w:rPr>
-      </w:r>
-      <w:r>
-        <w:rPr>
-          <w:lang w:val="zh_TW" w:bidi="zh_TW"/>
-        </w:rPr>
-      </w:r>
-    </w:p>
-    <w:p>
-      <w:pPr/>
-      <w:r>
-        <w:rPr>
-          <w:lang w:val="zh_TW" w:bidi="zh_TW"/>
-        </w:rPr>
-      </w:r>
-    </w:p>
-    <w:p>
-      <w:pPr>
-        <w:pStyle w:val="Heading2"/>
-      </w:pPr>
-      <w:r>
-        <w:rPr>
-          <w:lang w:val="zh_TW" w:bidi="zh_TW"/>
-        </w:rPr>
-        <w:t>哈洗遜他瑪</w:t>
-      </w:r>
-      <w:r>
-        <w:rPr>
-          <w:lang w:val="zh_TW" w:bidi="zh_TW"/>
-        </w:rPr>
-      </w:r>
-    </w:p>
-    <w:p>
-      <w:pPr/>
-      <w:r>
-        <w:rPr>
-          <w:lang w:val="zh_TW" w:bidi="zh_TW"/>
-        </w:rPr>
-      </w:r>
-      <w:r>
-        <w:rPr>
-          <w:lang w:val="zh_TW" w:bidi="zh_TW"/>
-        </w:rPr>
-        <w:t>即</w:t>
-      </w:r>
-      <w:hyperlink r:id="rId74">
-        <w:r>
-          <w:rPr>
-            <w:lang w:val="zh_TW" w:bidi="zh_TW"/>
-          </w:rPr>
-          <w:rPr>
-            <w:color w:val="0000EE"/>
-            <w:u w:val="single"/>
-          </w:rPr>
-          <w:t>歷代志下二十章2節</w:t>
-        </w:r>
-      </w:hyperlink>
-      <w:r>
-        <w:rPr>
-          <w:lang w:val="zh_TW" w:bidi="zh_TW"/>
-        </w:rPr>
-        <w:t>的隱‧基底。在亞伯拉罕的時代，亞摩利人居住在這裡，他們被基大老瑪征服，當時他和其他東方的王橫掃該地區（</w:t>
-      </w:r>
-      <w:hyperlink r:id="rId73">
-        <w:r>
-          <w:rPr>
-            <w:lang w:val="zh_TW" w:bidi="zh_TW"/>
-          </w:rPr>
-          <w:rPr>
-            <w:color w:val="0000EE"/>
-            <w:u w:val="single"/>
-          </w:rPr>
-          <w:t>創14:7</w:t>
-        </w:r>
-      </w:hyperlink>
-      <w:r>
-        <w:rPr>
-          <w:lang w:val="zh_TW" w:bidi="zh_TW"/>
-        </w:rPr>
-        <w:t>）。有人認為這可能是所羅門加固修築的達莫（</w:t>
-      </w:r>
-      <w:hyperlink r:id="rId75">
-        <w:r>
-          <w:rPr>
-            <w:lang w:val="zh_TW" w:bidi="zh_TW"/>
-          </w:rPr>
-          <w:rPr>
-            <w:color w:val="0000EE"/>
-            <w:u w:val="single"/>
-          </w:rPr>
-          <w:t>王上9:18</w:t>
-        </w:r>
-      </w:hyperlink>
-      <w:r>
-        <w:rPr>
-          <w:lang w:val="zh_TW" w:bidi="zh_TW"/>
-        </w:rPr>
-        <w:t>），是以西結所說在以色列東南方的</w:t>
-      </w:r>
-      <w:r>
-        <w:rPr>
-          <w:lang w:val="zh_TW" w:bidi="zh_TW"/>
-        </w:rPr>
-        <w:t>他瑪</w:t>
-      </w:r>
-      <w:r>
-        <w:rPr>
-          <w:lang w:val="zh_TW" w:bidi="zh_TW"/>
-        </w:rPr>
-        <w:t>（</w:t>
-      </w:r>
-      <w:hyperlink r:id="rId76">
-        <w:r>
-          <w:rPr>
-            <w:lang w:val="zh_TW" w:bidi="zh_TW"/>
-          </w:rPr>
-          <w:rPr>
-            <w:color w:val="0000EE"/>
-            <w:u w:val="single"/>
-          </w:rPr>
-          <w:t>結47:18–19</w:t>
-        </w:r>
-      </w:hyperlink>
-      <w:r>
-        <w:rPr>
-          <w:lang w:val="zh_TW" w:bidi="zh_TW"/>
-        </w:rPr>
-        <w:t>，</w:t>
-      </w:r>
-      <w:hyperlink r:id="rId77">
-        <w:r>
-          <w:rPr>
-            <w:lang w:val="zh_TW" w:bidi="zh_TW"/>
-          </w:rPr>
-          <w:rPr>
-            <w:color w:val="0000EE"/>
-            <w:u w:val="single"/>
-          </w:rPr>
-          <w:t>48:28</w:t>
-        </w:r>
-      </w:hyperlink>
-      <w:r>
-        <w:rPr>
-          <w:lang w:val="zh_TW" w:bidi="zh_TW"/>
-        </w:rPr>
-        <w:t>）。哈薩薩谷（Wadi Hasasa）顯然是以這個古老的地點命名。</w:t>
       </w:r>
       <w:r>
         <w:rPr>
@@ -4649,24 +4897,6 @@
     </w:lvlOverride>
   </w:num>
   <w:num w:numId="15">
-    <w:abstractNumId w:val="3"/>
-    <w:lvlOverride w:ilvl="0">
-      <w:startOverride w:val="1"/>
-    </w:lvlOverride>
-  </w:num>
-  <w:num w:numId="16">
-    <w:abstractNumId w:val="3"/>
-    <w:lvlOverride w:ilvl="0">
-      <w:startOverride w:val="1"/>
-    </w:lvlOverride>
-  </w:num>
-  <w:num w:numId="17">
-    <w:abstractNumId w:val="3"/>
-    <w:lvlOverride w:ilvl="0">
-      <w:startOverride w:val="1"/>
-    </w:lvlOverride>
-  </w:num>
-  <w:num w:numId="18">
     <w:abstractNumId w:val="3"/>
     <w:lvlOverride w:ilvl="0">
       <w:startOverride w:val="1"/>

--- a/zht/docx/052.content.docx
+++ b/zht/docx/052.content.docx
@@ -19,7 +19,7 @@
         <w:rPr>
           <w:lang w:val="zh_TW" w:bidi="zh_TW"/>
         </w:rPr>
-        <w:t>Resource: Tyndale Open Bible Dictionary</w:t>
+        <w:t>Resource: Aquifer Open Bible Dictionary</w:t>
       </w:r>
       <w:r>
         <w:rPr>
@@ -112,7 +112,7 @@
         <w:rPr>
           <w:lang w:val="zh_TW" w:bidi="zh_TW"/>
         </w:rPr>
-        <w:t>Tyndale Open Bible Dictionary</w:t>
+        <w:t>Aquifer Open Bible Dictionary</w:t>
       </w:r>
     </w:p>
     <w:p>

--- a/zht/docx/052.content.docx
+++ b/zht/docx/052.content.docx
@@ -149,7 +149,7 @@
         <w:rPr>
           <w:lang w:val="zh_TW" w:bidi="zh_TW"/>
         </w:rPr>
-        <w:t>gui</w:t>
+        <w:t>guan</w:t>
       </w:r>
       <w:r>
         <w:rPr>
@@ -212,12 +212,172 @@
         <w:rPr>
           <w:lang w:val="zh_TW" w:bidi="zh_TW"/>
         </w:rPr>
-        <w:t>歸算</w:t>
-      </w:r>
-      <w:r>
-        <w:rPr>
-          <w:lang w:val="zh_TW" w:bidi="zh_TW"/>
-        </w:rPr>
+        <w:t>關於潔淨與不潔淨的條例</w:t>
+      </w:r>
+      <w:r>
+        <w:rPr>
+          <w:lang w:val="zh_TW" w:bidi="zh_TW"/>
+        </w:rPr>
+      </w:r>
+    </w:p>
+    <w:p>
+      <w:pPr/>
+      <w:r>
+        <w:rPr>
+          <w:lang w:val="zh_TW" w:bidi="zh_TW"/>
+        </w:rPr>
+      </w:r>
+      <w:r>
+        <w:rPr>
+          <w:lang w:val="zh_TW" w:bidi="zh_TW"/>
+        </w:rPr>
+        <w:t>希伯來宗教具有身體、禮儀、道德和屬靈方面的意義。雖然這些潔淨和不潔的概念可以根據其背景來區分，但它們也相互融合並彼此說明；物體與禮儀的背景指向敬拜者的道德狀態，並且反映出神與祂子民之間的屬靈關係。</w:t>
+      </w:r>
+    </w:p>
+    <w:p>
+      <w:pPr/>
+      <w:r>
+        <w:rPr>
+          <w:lang w:val="zh_TW" w:bidi="zh_TW"/>
+        </w:rPr>
+      </w:r>
+      <w:r>
+        <w:rPr>
+          <w:lang w:val="zh_TW" w:bidi="zh_TW"/>
+        </w:rPr>
+        <w:t>舊約中關於人與神之間關係的異象，是以道德與個人為基礎的——神有位格的本性表現在祂賜給摩西的律法上。以色列的主有位格，且具獨特又一致的性格，使祂在道德上與異教文化中的眾多神祇完全不同。迦南人的巴力神不像耶和華，巴力是反覆無常且殘暴的，沒有人期待它們在倫理上具有一致性。而以色列的主則值得信賴，祂會實現祂的應許（透過祂揀選的先知口頭傳達）。沒有人（無論是大祭司還是君王）能超越律法，因為律法不僅表達了神的性格，也表達了祂對個人和國家的主權旨意。神在道德上的一致性也體現在祂神蹟性的介入歷史中來保護祂的子民、審判他們及其敵人，並拯救全人類。</w:t>
+      </w:r>
+    </w:p>
+    <w:p>
+      <w:pPr/>
+      <w:r>
+        <w:rPr>
+          <w:lang w:val="zh_TW" w:bidi="zh_TW"/>
+        </w:rPr>
+      </w:r>
+      <w:r>
+        <w:rPr>
+          <w:lang w:val="zh_TW" w:bidi="zh_TW"/>
+        </w:rPr>
+        <w:t>因此，利未記中定義的潔淨，始終取決於那位賜予律法的、有位格的神的同在。當人們尋求親近耶和華時，他們必須按照祂的條件來行事，因此也要遵循祂所規定的禮儀框架。利未記禮儀的細節旨在說明罪人接近神的道德意涵，以及神為使祂的子民在祂面前成為道德上潔淨之人所提供的途徑。</w:t>
+      </w:r>
+    </w:p>
+    <w:p>
+      <w:pPr/>
+      <w:r>
+        <w:rPr>
+          <w:lang w:val="zh_TW" w:bidi="zh_TW"/>
+        </w:rPr>
+      </w:r>
+      <w:r>
+        <w:rPr>
+          <w:lang w:val="zh_TW" w:bidi="zh_TW"/>
+        </w:rPr>
+        <w:t>詩篇作者清楚地說明了利未制度的意義：「誰能登耶和華的山？ 誰能站在他的聖所？就是手潔心清，不向虛妄，起誓不懷詭詐的人」（</w:t>
+      </w:r>
+      <w:hyperlink r:id="rId13">
+        <w:r>
+          <w:rPr>
+            <w:lang w:val="zh_TW" w:bidi="zh_TW"/>
+          </w:rPr>
+          <w:rPr>
+            <w:color w:val="0000EE"/>
+            <w:u w:val="single"/>
+          </w:rPr>
+          <w:t>詩24:3–4</w:t>
+        </w:r>
+      </w:hyperlink>
+      <w:r>
+        <w:rPr>
+          <w:lang w:val="zh_TW" w:bidi="zh_TW"/>
+        </w:rPr>
+        <w:t>）。一個人的潔淨狀態不僅取決於外在的行為，還取決於與神的內在關係。因此，罪人無法滿足聖潔神的道德要求，導致他或她要完全依靠神，依靠神所提供的途徑來滿足神的要求。這些途徑在律法中詳細列明。</w:t>
+      </w:r>
+    </w:p>
+    <w:p>
+      <w:pPr/>
+      <w:r>
+        <w:rPr>
+          <w:lang w:val="zh_TW" w:bidi="zh_TW"/>
+        </w:rPr>
+      </w:r>
+      <w:r>
+        <w:rPr>
+          <w:lang w:val="zh_TW" w:bidi="zh_TW"/>
+        </w:rPr>
+        <w:t>概述</w:t>
+      </w:r>
+    </w:p>
+    <w:p>
+      <w:pPr>
+        <w:pStyle w:val="ListBullet"/>
+        <w:spacing w:line="240" w:lineRule="auto"/>
+        <w:ind w:left="720"/>
+      </w:pPr>
+      <w:r>
+        <w:rPr>
+          <w:lang w:val="zh_TW" w:bidi="zh_TW"/>
+        </w:rPr>
+      </w:r>
+      <w:r>
+        <w:rPr>
+          <w:lang w:val="zh_TW" w:bidi="zh_TW"/>
+        </w:rPr>
+        <w:t>早期歷史</w:t>
+      </w:r>
+    </w:p>
+    <w:p>
+      <w:pPr>
+        <w:pStyle w:val="ListBullet"/>
+        <w:spacing w:line="240" w:lineRule="auto"/>
+        <w:ind w:left="720"/>
+      </w:pPr>
+      <w:r>
+        <w:rPr>
+          <w:lang w:val="zh_TW" w:bidi="zh_TW"/>
+        </w:rPr>
+      </w:r>
+      <w:r>
+        <w:rPr>
+          <w:lang w:val="zh_TW" w:bidi="zh_TW"/>
+        </w:rPr>
+        <w:t>利未條例</w:t>
+      </w:r>
+    </w:p>
+    <w:p>
+      <w:pPr>
+        <w:pStyle w:val="ListBullet"/>
+        <w:spacing w:line="240" w:lineRule="auto"/>
+        <w:ind w:left="720"/>
+      </w:pPr>
+      <w:r>
+        <w:rPr>
+          <w:lang w:val="zh_TW" w:bidi="zh_TW"/>
+        </w:rPr>
+      </w:r>
+      <w:r>
+        <w:rPr>
+          <w:lang w:val="zh_TW" w:bidi="zh_TW"/>
+        </w:rPr>
+        <w:t>潔淨儀式</w:t>
+      </w:r>
+    </w:p>
+    <w:p>
+      <w:pPr>
+        <w:pStyle w:val="ListBullet"/>
+        <w:spacing w:line="240" w:lineRule="auto"/>
+        <w:ind w:left="720"/>
+      </w:pPr>
+      <w:r>
+        <w:rPr>
+          <w:lang w:val="zh_TW" w:bidi="zh_TW"/>
+        </w:rPr>
+      </w:r>
+      <w:r>
+        <w:rPr>
+          <w:lang w:val="zh_TW" w:bidi="zh_TW"/>
+        </w:rPr>
+        <w:t>新約觀點</w:t>
       </w:r>
     </w:p>
     <w:p>
@@ -228,7 +388,18 @@
         <w:rPr>
           <w:lang w:val="zh_TW" w:bidi="zh_TW"/>
         </w:rPr>
-        <w:t>什麼是歸算？</w:t>
+        <w:t>早期歷史</w:t>
+      </w:r>
+    </w:p>
+    <w:p>
+      <w:pPr>
+        <w:pStyle w:val="Heading4"/>
+      </w:pPr>
+      <w:r>
+        <w:rPr>
+          <w:lang w:val="zh_TW" w:bidi="zh_TW"/>
+        </w:rPr>
+        <w:t>外邦宗教背景</w:t>
       </w:r>
     </w:p>
     <w:p>
@@ -242,7 +413,7 @@
         <w:rPr>
           <w:lang w:val="zh_TW" w:bidi="zh_TW"/>
         </w:rPr>
-        <w:t>歸算是指記入賬戶。在聖經中，該詞帶有法律上的含義，指罪和救恩被神記錄下來。歸算的教導是基督教信仰的重要部分。</w:t>
+        <w:t>毫無疑問，外邦人的良知對於人類種族潔淨與不潔觀念的發展具有強烈的影響。無論如何解釋，在每一個偉大的宗教文獻中，這種主觀上對罪的不潔感，都普遍的存在。許多宗教都有以水和洗滌為基礎的潔淨禮儀。希伯來人在禮儀上迴避某些物品，有些是因其聖潔性，有些則是因其不潔，這與許多原始宗教中的禁忌相類似，包括早期希伯來人接觸過的一些宗教。</w:t>
       </w:r>
     </w:p>
     <w:p>
@@ -256,37 +427,29 @@
         <w:rPr>
           <w:lang w:val="zh_TW" w:bidi="zh_TW"/>
         </w:rPr>
-        <w:t>雖然名詞「歸算」沒有見於聖經，但動詞「歸算」在舊約和新約中經常出現。「歸算」的基本意思是「記錄在賬本或賬戶中」。在救恩的語境中，這個詞通常表示法律意義。一個很好的例子是在</w:t>
-      </w:r>
-      <w:hyperlink r:id="rId13">
-        <w:r>
-          <w:rPr>
-            <w:lang w:val="zh_TW" w:bidi="zh_TW"/>
-          </w:rPr>
-          <w:rPr>
-            <w:color w:val="0000EE"/>
-            <w:u w:val="single"/>
-          </w:rPr>
-          <w:t>腓利門書一章18節</w:t>
-        </w:r>
-      </w:hyperlink>
-      <w:r>
-        <w:rPr>
-          <w:lang w:val="zh_TW" w:bidi="zh_TW"/>
-        </w:rPr>
-        <w:t>，使徒保羅承擔阿尼西謀的債務，說：「</w:t>
-      </w:r>
-      <w:r>
-        <w:rPr>
-          <w:lang w:val="zh_TW" w:bidi="zh_TW"/>
-        </w:rPr>
-        <w:t>他若……欠你甚麼，都歸在我的帳上。</w:t>
-      </w:r>
-      <w:r>
-        <w:rPr>
-          <w:lang w:val="zh_TW" w:bidi="zh_TW"/>
-        </w:rPr>
-        <w:t>」</w:t>
+        <w:t>希伯來宗教與其他古代宗教之間的相似性，很容易通過表面的比較來建立。如果沒有任何相似性，反而令人驚訝。然而，那些賦予聖經宗教獨特性的差異，則必須加以解釋。</w:t>
+      </w:r>
+    </w:p>
+    <w:p>
+      <w:pPr>
+        <w:pStyle w:val="Heading3"/>
+      </w:pPr>
+      <w:r>
+        <w:rPr>
+          <w:lang w:val="zh_TW" w:bidi="zh_TW"/>
+        </w:rPr>
+        <w:t>利未條例</w:t>
+      </w:r>
+    </w:p>
+    <w:p>
+      <w:pPr>
+        <w:pStyle w:val="Heading4"/>
+      </w:pPr>
+      <w:r>
+        <w:rPr>
+          <w:lang w:val="zh_TW" w:bidi="zh_TW"/>
+        </w:rPr>
+        <w:t>禮儀律法與道德律法</w:t>
       </w:r>
     </w:p>
     <w:p>
@@ -300,7 +463,7 @@
         <w:rPr>
           <w:lang w:val="zh_TW" w:bidi="zh_TW"/>
         </w:rPr>
-        <w:t>當聖經談到歸算善或惡時，並不意味一個人的道德品格發生變化。相反，這意味著從神的角度來看，公義或罪惡被歸入一個人的帳戶。從最廣泛的意義上來說，聖經教導我們，神（</w:t>
+        <w:t>摩西律法中外在的禮儀細節與其內在的道德要求之間的關係，例如十誡，是舊約神學中的基本問題之一。在整本舊約中，不潔與罪幾乎是同義詞——此事是可以證明的。在許多經文中，罪被描述為不潔的（例如，</w:t>
       </w:r>
       <w:hyperlink r:id="rId14">
         <w:r>
@@ -311,14 +474,14 @@
             <w:color w:val="0000EE"/>
             <w:u w:val="single"/>
           </w:rPr>
-          <w:t>詩32:2</w:t>
-        </w:r>
-      </w:hyperlink>
-      <w:r>
-        <w:rPr>
-          <w:lang w:val="zh_TW" w:bidi="zh_TW"/>
-        </w:rPr>
-        <w:t>）和人（</w:t>
+          <w:t>利16:16、30</w:t>
+        </w:r>
+      </w:hyperlink>
+      <w:r>
+        <w:rPr>
+          <w:lang w:val="zh_TW" w:bidi="zh_TW"/>
+        </w:rPr>
+        <w:t>；</w:t>
       </w:r>
       <w:hyperlink r:id="rId15">
         <w:r>
@@ -329,14 +492,14 @@
             <w:color w:val="0000EE"/>
             <w:u w:val="single"/>
           </w:rPr>
-          <w:t>撒上22:15</w:t>
-        </w:r>
-      </w:hyperlink>
-      <w:r>
-        <w:rPr>
-          <w:lang w:val="zh_TW" w:bidi="zh_TW"/>
-        </w:rPr>
-        <w:t>）都參與這個過程。善行常常被算為獎賞（</w:t>
+          <w:t>民5:11–28</w:t>
+        </w:r>
+      </w:hyperlink>
+      <w:r>
+        <w:rPr>
+          <w:lang w:val="zh_TW" w:bidi="zh_TW"/>
+        </w:rPr>
+        <w:t>中的苦水試驗；</w:t>
       </w:r>
       <w:hyperlink r:id="rId16">
         <w:r>
@@ -347,14 +510,28 @@
             <w:color w:val="0000EE"/>
             <w:u w:val="single"/>
           </w:rPr>
-          <w:t>詩106:30–31</w:t>
-        </w:r>
-      </w:hyperlink>
-      <w:r>
-        <w:rPr>
-          <w:lang w:val="zh_TW" w:bidi="zh_TW"/>
-        </w:rPr>
-        <w:t>），而惡行則被算為懲罰（</w:t>
+          <w:t>亞13:1</w:t>
+        </w:r>
+      </w:hyperlink>
+      <w:r>
+        <w:rPr>
+          <w:lang w:val="zh_TW" w:bidi="zh_TW"/>
+        </w:rPr>
+        <w:t>）。</w:t>
+      </w:r>
+    </w:p>
+    <w:p>
+      <w:pPr/>
+      <w:r>
+        <w:rPr>
+          <w:lang w:val="zh_TW" w:bidi="zh_TW"/>
+        </w:rPr>
+      </w:r>
+      <w:r>
+        <w:rPr>
+          <w:lang w:val="zh_TW" w:bidi="zh_TW"/>
+        </w:rPr>
+        <w:t>禮儀上的潔淨與道德上的潔淨之間的關係，可以從經文中得到說明，一方面提到「手潔」（</w:t>
       </w:r>
       <w:hyperlink r:id="rId17">
         <w:r>
@@ -365,7 +542,253 @@
             <w:color w:val="0000EE"/>
             <w:u w:val="single"/>
           </w:rPr>
-          <w:t>利17:3–4</w:t>
+          <w:t>撒下22:21</w:t>
+        </w:r>
+      </w:hyperlink>
+      <w:r>
+        <w:rPr>
+          <w:lang w:val="zh_TW" w:bidi="zh_TW"/>
+        </w:rPr>
+        <w:t>；</w:t>
+      </w:r>
+      <w:hyperlink r:id="rId18">
+        <w:r>
+          <w:rPr>
+            <w:lang w:val="zh_TW" w:bidi="zh_TW"/>
+          </w:rPr>
+          <w:rPr>
+            <w:color w:val="0000EE"/>
+            <w:u w:val="single"/>
+          </w:rPr>
+          <w:t>伯17:9，</w:t>
+        </w:r>
+      </w:hyperlink>
+      <w:hyperlink r:id="rId19">
+        <w:r>
+          <w:rPr>
+            <w:lang w:val="zh_TW" w:bidi="zh_TW"/>
+          </w:rPr>
+          <w:rPr>
+            <w:color w:val="0000EE"/>
+            <w:u w:val="single"/>
+          </w:rPr>
+          <w:t>22:30</w:t>
+        </w:r>
+      </w:hyperlink>
+      <w:r>
+        <w:rPr>
+          <w:lang w:val="zh_TW" w:bidi="zh_TW"/>
+        </w:rPr>
+        <w:t>），另一方面提到「清潔的心」（</w:t>
+      </w:r>
+      <w:hyperlink r:id="rId20">
+        <w:r>
+          <w:rPr>
+            <w:lang w:val="zh_TW" w:bidi="zh_TW"/>
+          </w:rPr>
+          <w:rPr>
+            <w:color w:val="0000EE"/>
+            <w:u w:val="single"/>
+          </w:rPr>
+          <w:t>詩24:4</w:t>
+        </w:r>
+      </w:hyperlink>
+      <w:r>
+        <w:rPr>
+          <w:lang w:val="zh_TW" w:bidi="zh_TW"/>
+        </w:rPr>
+        <w:t>，</w:t>
+      </w:r>
+      <w:hyperlink r:id="rId21">
+        <w:r>
+          <w:rPr>
+            <w:lang w:val="zh_TW" w:bidi="zh_TW"/>
+          </w:rPr>
+          <w:rPr>
+            <w:color w:val="0000EE"/>
+            <w:u w:val="single"/>
+          </w:rPr>
+          <w:t>51:10</w:t>
+        </w:r>
+      </w:hyperlink>
+      <w:r>
+        <w:rPr>
+          <w:lang w:val="zh_TW" w:bidi="zh_TW"/>
+        </w:rPr>
+        <w:t>，</w:t>
+      </w:r>
+      <w:hyperlink r:id="rId22">
+        <w:r>
+          <w:rPr>
+            <w:lang w:val="zh_TW" w:bidi="zh_TW"/>
+          </w:rPr>
+          <w:rPr>
+            <w:color w:val="0000EE"/>
+            <w:u w:val="single"/>
+          </w:rPr>
+          <w:t>73:13</w:t>
+        </w:r>
+      </w:hyperlink>
+      <w:r>
+        <w:rPr>
+          <w:lang w:val="zh_TW" w:bidi="zh_TW"/>
+        </w:rPr>
+        <w:t>；</w:t>
+      </w:r>
+      <w:hyperlink r:id="rId23">
+        <w:r>
+          <w:rPr>
+            <w:lang w:val="zh_TW" w:bidi="zh_TW"/>
+          </w:rPr>
+          <w:rPr>
+            <w:color w:val="0000EE"/>
+            <w:u w:val="single"/>
+          </w:rPr>
+          <w:t>箴20:9</w:t>
+        </w:r>
+      </w:hyperlink>
+      <w:r>
+        <w:rPr>
+          <w:lang w:val="zh_TW" w:bidi="zh_TW"/>
+        </w:rPr>
+        <w:t>）。先知以賽亞在神的面前自覺「嘴唇不潔」，一塊潔淨的炭火（或許代表著赦免與贖罪）潔淨了他（</w:t>
+      </w:r>
+      <w:hyperlink r:id="rId24">
+        <w:r>
+          <w:rPr>
+            <w:lang w:val="zh_TW" w:bidi="zh_TW"/>
+          </w:rPr>
+          <w:rPr>
+            <w:color w:val="0000EE"/>
+            <w:u w:val="single"/>
+          </w:rPr>
+          <w:t>賽6:5–7</w:t>
+        </w:r>
+      </w:hyperlink>
+      <w:r>
+        <w:rPr>
+          <w:lang w:val="zh_TW" w:bidi="zh_TW"/>
+        </w:rPr>
+        <w:t>）。在許多經文中，潔淨代表在神面前的無罪（</w:t>
+      </w:r>
+      <w:hyperlink r:id="rId25">
+        <w:r>
+          <w:rPr>
+            <w:lang w:val="zh_TW" w:bidi="zh_TW"/>
+          </w:rPr>
+          <w:rPr>
+            <w:color w:val="0000EE"/>
+            <w:u w:val="single"/>
+          </w:rPr>
+          <w:t>伯11:4</w:t>
+        </w:r>
+      </w:hyperlink>
+      <w:r>
+        <w:rPr>
+          <w:lang w:val="zh_TW" w:bidi="zh_TW"/>
+        </w:rPr>
+        <w:t>，</w:t>
+      </w:r>
+      <w:hyperlink r:id="rId26">
+        <w:r>
+          <w:rPr>
+            <w:lang w:val="zh_TW" w:bidi="zh_TW"/>
+          </w:rPr>
+          <w:rPr>
+            <w:color w:val="0000EE"/>
+            <w:u w:val="single"/>
+          </w:rPr>
+          <w:t>33:9</w:t>
+        </w:r>
+      </w:hyperlink>
+      <w:r>
+        <w:rPr>
+          <w:lang w:val="zh_TW" w:bidi="zh_TW"/>
+        </w:rPr>
+        <w:t>；</w:t>
+      </w:r>
+      <w:hyperlink r:id="rId27">
+        <w:r>
+          <w:rPr>
+            <w:lang w:val="zh_TW" w:bidi="zh_TW"/>
+          </w:rPr>
+          <w:rPr>
+            <w:color w:val="0000EE"/>
+            <w:u w:val="single"/>
+          </w:rPr>
+          <w:t>詩51:7–10</w:t>
+        </w:r>
+      </w:hyperlink>
+      <w:r>
+        <w:rPr>
+          <w:lang w:val="zh_TW" w:bidi="zh_TW"/>
+        </w:rPr>
+        <w:t>；</w:t>
+      </w:r>
+      <w:hyperlink r:id="rId23">
+        <w:r>
+          <w:rPr>
+            <w:lang w:val="zh_TW" w:bidi="zh_TW"/>
+          </w:rPr>
+          <w:rPr>
+            <w:color w:val="0000EE"/>
+            <w:u w:val="single"/>
+          </w:rPr>
+          <w:t>箴20:9</w:t>
+        </w:r>
+      </w:hyperlink>
+      <w:r>
+        <w:rPr>
+          <w:lang w:val="zh_TW" w:bidi="zh_TW"/>
+        </w:rPr>
+        <w:t>），而不潔則被認為源自罪（</w:t>
+      </w:r>
+      <w:hyperlink r:id="rId28">
+        <w:r>
+          <w:rPr>
+            <w:lang w:val="zh_TW" w:bidi="zh_TW"/>
+          </w:rPr>
+          <w:rPr>
+            <w:color w:val="0000EE"/>
+            <w:u w:val="single"/>
+          </w:rPr>
+          <w:t>詩51:2</w:t>
+        </w:r>
+      </w:hyperlink>
+      <w:r>
+        <w:rPr>
+          <w:lang w:val="zh_TW" w:bidi="zh_TW"/>
+        </w:rPr>
+        <w:t>；</w:t>
+      </w:r>
+      <w:hyperlink r:id="rId29">
+        <w:r>
+          <w:rPr>
+            <w:lang w:val="zh_TW" w:bidi="zh_TW"/>
+          </w:rPr>
+          <w:rPr>
+            <w:color w:val="0000EE"/>
+            <w:u w:val="single"/>
+          </w:rPr>
+          <w:t>賽1:16</w:t>
+        </w:r>
+      </w:hyperlink>
+      <w:r>
+        <w:rPr>
+          <w:lang w:val="zh_TW" w:bidi="zh_TW"/>
+        </w:rPr>
+        <w:t>，</w:t>
+      </w:r>
+      <w:hyperlink r:id="rId30">
+        <w:r>
+          <w:rPr>
+            <w:lang w:val="zh_TW" w:bidi="zh_TW"/>
+          </w:rPr>
+          <w:rPr>
+            <w:color w:val="0000EE"/>
+            <w:u w:val="single"/>
+          </w:rPr>
+          <w:t>64:6</w:t>
         </w:r>
       </w:hyperlink>
       <w:r>
@@ -377,13 +800,13 @@
     </w:p>
     <w:p>
       <w:pPr>
-        <w:pStyle w:val="Heading3"/>
-      </w:pPr>
-      <w:r>
-        <w:rPr>
-          <w:lang w:val="zh_TW" w:bidi="zh_TW"/>
-        </w:rPr>
-        <w:t>聖經解釋歸算的三種方式</w:t>
+        <w:pStyle w:val="Heading4"/>
+      </w:pPr>
+      <w:r>
+        <w:rPr>
+          <w:lang w:val="zh_TW" w:bidi="zh_TW"/>
+        </w:rPr>
+        <w:t>不潔的原因</w:t>
       </w:r>
     </w:p>
     <w:p>
@@ -397,7 +820,7 @@
         <w:rPr>
           <w:lang w:val="zh_TW" w:bidi="zh_TW"/>
         </w:rPr>
-        <w:t>聖經以三種主要方式解釋歸算：</w:t>
+        <w:t>從摩西律法中可以引申出一些不潔的原因。</w:t>
       </w:r>
     </w:p>
     <w:p>
@@ -419,7 +842,61 @@
         <w:rPr>
           <w:lang w:val="zh_TW" w:bidi="zh_TW"/>
         </w:rPr>
-        <w:t>亞當的原罪被歸算給所有人。在神的計劃中，亞當一開始所犯的罪被歸給所有人。因此，每個人都承擔了那罪的罪責和懲罰。</w:t>
+        <w:t>某些食物不可食用。各種有關動物的律法，使人能「把潔淨的和不潔淨的，可吃的與不可吃的活物，都分別出來」（</w:t>
+      </w:r>
+      <w:hyperlink r:id="rId31">
+        <w:r>
+          <w:rPr>
+            <w:lang w:val="zh_TW" w:bidi="zh_TW"/>
+          </w:rPr>
+          <w:rPr>
+            <w:color w:val="0000EE"/>
+            <w:u w:val="single"/>
+          </w:rPr>
+          <w:t>利11:47</w:t>
+        </w:r>
+      </w:hyperlink>
+      <w:r>
+        <w:rPr>
+          <w:lang w:val="zh_TW" w:bidi="zh_TW"/>
+        </w:rPr>
+        <w:t>）。被允許食用的食物是神所能接受的（另見</w:t>
+      </w:r>
+      <w:hyperlink r:id="rId32">
+        <w:r>
+          <w:rPr>
+            <w:lang w:val="zh_TW" w:bidi="zh_TW"/>
+          </w:rPr>
+          <w:rPr>
+            <w:color w:val="0000EE"/>
+            <w:u w:val="single"/>
+          </w:rPr>
+          <w:t>申14:3–21</w:t>
+        </w:r>
+      </w:hyperlink>
+      <w:r>
+        <w:rPr>
+          <w:lang w:val="zh_TW" w:bidi="zh_TW"/>
+        </w:rPr>
+        <w:t>；</w:t>
+      </w:r>
+      <w:hyperlink r:id="rId33">
+        <w:r>
+          <w:rPr>
+            <w:lang w:val="zh_TW" w:bidi="zh_TW"/>
+          </w:rPr>
+          <w:rPr>
+            <w:color w:val="0000EE"/>
+            <w:u w:val="single"/>
+          </w:rPr>
+          <w:t>徒15:28–29</w:t>
+        </w:r>
+      </w:hyperlink>
+      <w:r>
+        <w:rPr>
+          <w:lang w:val="zh_TW" w:bidi="zh_TW"/>
+        </w:rPr>
+        <w:t>）。</w:t>
       </w:r>
     </w:p>
     <w:p>
@@ -437,7 +914,133 @@
         <w:rPr>
           <w:lang w:val="zh_TW" w:bidi="zh_TW"/>
         </w:rPr>
-        <w:t>所有人的罪債和罪疚都歸算給基督。雖然耶穌是無罪的，但祂承擔了罪的刑罰。</w:t>
+        <w:t>疾病（尤其是痲瘋病）會導致不潔（</w:t>
+      </w:r>
+      <w:hyperlink r:id="rId34">
+        <w:r>
+          <w:rPr>
+            <w:lang w:val="zh_TW" w:bidi="zh_TW"/>
+          </w:rPr>
+          <w:rPr>
+            <w:color w:val="0000EE"/>
+            <w:u w:val="single"/>
+          </w:rPr>
+          <w:t>利13–14</w:t>
+        </w:r>
+      </w:hyperlink>
+      <w:r>
+        <w:rPr>
+          <w:lang w:val="zh_TW" w:bidi="zh_TW"/>
+        </w:rPr>
+        <w:t>）。乃縵的故事提到痲瘋的不潔（</w:t>
+      </w:r>
+      <w:hyperlink r:id="rId35">
+        <w:r>
+          <w:rPr>
+            <w:lang w:val="zh_TW" w:bidi="zh_TW"/>
+          </w:rPr>
+          <w:rPr>
+            <w:color w:val="0000EE"/>
+            <w:u w:val="single"/>
+          </w:rPr>
+          <w:t>王下5:1–14</w:t>
+        </w:r>
+      </w:hyperlink>
+      <w:r>
+        <w:rPr>
+          <w:lang w:val="zh_TW" w:bidi="zh_TW"/>
+        </w:rPr>
+        <w:t>）。福音書中多次提到痲瘋病人（例如，</w:t>
+      </w:r>
+      <w:hyperlink r:id="rId36">
+        <w:r>
+          <w:rPr>
+            <w:lang w:val="zh_TW" w:bidi="zh_TW"/>
+          </w:rPr>
+          <w:rPr>
+            <w:color w:val="0000EE"/>
+            <w:u w:val="single"/>
+          </w:rPr>
+          <w:t>太8:1–4</w:t>
+        </w:r>
+      </w:hyperlink>
+      <w:r>
+        <w:rPr>
+          <w:lang w:val="zh_TW" w:bidi="zh_TW"/>
+        </w:rPr>
+        <w:t>，</w:t>
+      </w:r>
+      <w:hyperlink r:id="rId37">
+        <w:r>
+          <w:rPr>
+            <w:lang w:val="zh_TW" w:bidi="zh_TW"/>
+          </w:rPr>
+          <w:rPr>
+            <w:color w:val="0000EE"/>
+            <w:u w:val="single"/>
+          </w:rPr>
+          <w:t>10:8</w:t>
+        </w:r>
+      </w:hyperlink>
+      <w:r>
+        <w:rPr>
+          <w:lang w:val="zh_TW" w:bidi="zh_TW"/>
+        </w:rPr>
+        <w:t>，</w:t>
+      </w:r>
+      <w:hyperlink r:id="rId38">
+        <w:r>
+          <w:rPr>
+            <w:lang w:val="zh_TW" w:bidi="zh_TW"/>
+          </w:rPr>
+          <w:rPr>
+            <w:color w:val="0000EE"/>
+            <w:u w:val="single"/>
+          </w:rPr>
+          <w:t>11:5</w:t>
+        </w:r>
+      </w:hyperlink>
+      <w:r>
+        <w:rPr>
+          <w:lang w:val="zh_TW" w:bidi="zh_TW"/>
+        </w:rPr>
+        <w:t>；</w:t>
+      </w:r>
+      <w:hyperlink r:id="rId39">
+        <w:r>
+          <w:rPr>
+            <w:lang w:val="zh_TW" w:bidi="zh_TW"/>
+          </w:rPr>
+          <w:rPr>
+            <w:color w:val="0000EE"/>
+            <w:u w:val="single"/>
+          </w:rPr>
+          <w:t>路4:27</w:t>
+        </w:r>
+      </w:hyperlink>
+      <w:r>
+        <w:rPr>
+          <w:lang w:val="zh_TW" w:bidi="zh_TW"/>
+        </w:rPr>
+        <w:t>）。許多腫脹、潰瘍和皮疹都包括在這一範疇內，包括漢森氏病（Hansen’s disease，現代的痲瘋）。疾病的不潔還包括所有被病人接觸過的東西（</w:t>
+      </w:r>
+      <w:hyperlink r:id="rId40">
+        <w:r>
+          <w:rPr>
+            <w:lang w:val="zh_TW" w:bidi="zh_TW"/>
+          </w:rPr>
+          <w:rPr>
+            <w:color w:val="0000EE"/>
+            <w:u w:val="single"/>
+          </w:rPr>
+          <w:t>利14:33–57</w:t>
+        </w:r>
+      </w:hyperlink>
+      <w:r>
+        <w:rPr>
+          <w:lang w:val="zh_TW" w:bidi="zh_TW"/>
+        </w:rPr>
+        <w:t>）。</w:t>
       </w:r>
     </w:p>
     <w:p>
@@ -455,7 +1058,1006 @@
         <w:rPr>
           <w:lang w:val="zh_TW" w:bidi="zh_TW"/>
         </w:rPr>
-        <w:t>聖經教導，基督的公義因為祂在十字架上的工作，而歸於信徒。即使信徒並非完全聖潔，他們在神的律法前被稱為義（被宣告與神和好），並且「穿上」基督的公義。</w:t>
+        <w:t>身體排泄物是不潔的，接觸它們會使人不潔一段時間。精液的排出會導致不潔，直到晚上，無論是在性交中（</w:t>
+      </w:r>
+      <w:hyperlink r:id="rId41">
+        <w:r>
+          <w:rPr>
+            <w:lang w:val="zh_TW" w:bidi="zh_TW"/>
+          </w:rPr>
+          <w:rPr>
+            <w:color w:val="0000EE"/>
+            <w:u w:val="single"/>
+          </w:rPr>
+          <w:t>利15:16–18</w:t>
+        </w:r>
+      </w:hyperlink>
+      <w:r>
+        <w:rPr>
+          <w:lang w:val="zh_TW" w:bidi="zh_TW"/>
+        </w:rPr>
+        <w:t>）還是在夜間不經意地排出（</w:t>
+      </w:r>
+      <w:hyperlink r:id="rId42">
+        <w:r>
+          <w:rPr>
+            <w:lang w:val="zh_TW" w:bidi="zh_TW"/>
+          </w:rPr>
+          <w:rPr>
+            <w:color w:val="0000EE"/>
+            <w:u w:val="single"/>
+          </w:rPr>
+          <w:t>申23:10</w:t>
+        </w:r>
+      </w:hyperlink>
+      <w:r>
+        <w:rPr>
+          <w:lang w:val="zh_TW" w:bidi="zh_TW"/>
+        </w:rPr>
+        <w:t>）。不正常的排泄物，通常與疾病有關，在排泄停止後七天內使人不潔（</w:t>
+      </w:r>
+      <w:hyperlink r:id="rId43">
+        <w:r>
+          <w:rPr>
+            <w:lang w:val="zh_TW" w:bidi="zh_TW"/>
+          </w:rPr>
+          <w:rPr>
+            <w:color w:val="0000EE"/>
+            <w:u w:val="single"/>
+          </w:rPr>
+          <w:t>利15:1–15</w:t>
+        </w:r>
+      </w:hyperlink>
+      <w:r>
+        <w:rPr>
+          <w:lang w:val="zh_TW" w:bidi="zh_TW"/>
+        </w:rPr>
+        <w:t>）。月經也會導致不潔，並持續七天，直到其停止後（</w:t>
+      </w:r>
+      <w:hyperlink r:id="rId44">
+        <w:r>
+          <w:rPr>
+            <w:lang w:val="zh_TW" w:bidi="zh_TW"/>
+          </w:rPr>
+          <w:rPr>
+            <w:color w:val="0000EE"/>
+            <w:u w:val="single"/>
+          </w:rPr>
+          <w:t>利15:19–24</w:t>
+        </w:r>
+      </w:hyperlink>
+      <w:r>
+        <w:rPr>
+          <w:lang w:val="zh_TW" w:bidi="zh_TW"/>
+        </w:rPr>
+        <w:t>；</w:t>
+      </w:r>
+      <w:hyperlink r:id="rId45">
+        <w:r>
+          <w:rPr>
+            <w:lang w:val="zh_TW" w:bidi="zh_TW"/>
+          </w:rPr>
+          <w:rPr>
+            <w:color w:val="0000EE"/>
+            <w:u w:val="single"/>
+          </w:rPr>
+          <w:t>撒下11:4</w:t>
+        </w:r>
+      </w:hyperlink>
+      <w:r>
+        <w:rPr>
+          <w:lang w:val="zh_TW" w:bidi="zh_TW"/>
+        </w:rPr>
+        <w:t>）。在此期間的性行為使雙方都不潔（</w:t>
+      </w:r>
+      <w:hyperlink r:id="rId44">
+        <w:r>
+          <w:rPr>
+            <w:lang w:val="zh_TW" w:bidi="zh_TW"/>
+          </w:rPr>
+          <w:rPr>
+            <w:color w:val="0000EE"/>
+            <w:u w:val="single"/>
+          </w:rPr>
+          <w:t>利15:19–24</w:t>
+        </w:r>
+      </w:hyperlink>
+      <w:r>
+        <w:rPr>
+          <w:lang w:val="zh_TW" w:bidi="zh_TW"/>
+        </w:rPr>
+        <w:t>，</w:t>
+      </w:r>
+      <w:hyperlink r:id="rId46">
+        <w:r>
+          <w:rPr>
+            <w:lang w:val="zh_TW" w:bidi="zh_TW"/>
+          </w:rPr>
+          <w:rPr>
+            <w:color w:val="0000EE"/>
+            <w:u w:val="single"/>
+          </w:rPr>
+          <w:t>20:18</w:t>
+        </w:r>
+      </w:hyperlink>
+      <w:r>
+        <w:rPr>
+          <w:lang w:val="zh_TW" w:bidi="zh_TW"/>
+        </w:rPr>
+        <w:t>）。接觸不潔之人的唾液會使人不潔一整天（</w:t>
+      </w:r>
+      <w:hyperlink r:id="rId47">
+        <w:r>
+          <w:rPr>
+            <w:lang w:val="zh_TW" w:bidi="zh_TW"/>
+          </w:rPr>
+          <w:rPr>
+            <w:color w:val="0000EE"/>
+            <w:u w:val="single"/>
+          </w:rPr>
+          <w:t>15:8</w:t>
+        </w:r>
+      </w:hyperlink>
+      <w:r>
+        <w:rPr>
+          <w:lang w:val="zh_TW" w:bidi="zh_TW"/>
+        </w:rPr>
+        <w:t>）。</w:t>
+      </w:r>
+    </w:p>
+    <w:p>
+      <w:pPr>
+        <w:pStyle w:val="ListNumber"/>
+        <w:spacing w:line="240" w:lineRule="auto"/>
+        <w:ind w:left="720"/>
+      </w:pPr>
+      <w:r>
+        <w:rPr>
+          <w:lang w:val="zh_TW" w:bidi="zh_TW"/>
+        </w:rPr>
+      </w:r>
+      <w:r>
+        <w:rPr>
+          <w:lang w:val="zh_TW" w:bidi="zh_TW"/>
+        </w:rPr>
+        <w:t>死屍，甚至是屍體的一部分，例如骨頭，都會導致不潔（</w:t>
+      </w:r>
+      <w:hyperlink r:id="rId48">
+        <w:r>
+          <w:rPr>
+            <w:lang w:val="zh_TW" w:bidi="zh_TW"/>
+          </w:rPr>
+          <w:rPr>
+            <w:color w:val="0000EE"/>
+            <w:u w:val="single"/>
+          </w:rPr>
+          <w:t>民19:16</w:t>
+        </w:r>
+      </w:hyperlink>
+      <w:r>
+        <w:rPr>
+          <w:lang w:val="zh_TW" w:bidi="zh_TW"/>
+        </w:rPr>
+        <w:t>）。觸摸死屍的人會不潔一個月，且只能在這段期間結束後，他們才可以守他們自己的逾越節，如果他們錯過了之前的節期（</w:t>
+      </w:r>
+      <w:hyperlink r:id="rId49">
+        <w:r>
+          <w:rPr>
+            <w:lang w:val="zh_TW" w:bidi="zh_TW"/>
+          </w:rPr>
+          <w:rPr>
+            <w:color w:val="0000EE"/>
+            <w:u w:val="single"/>
+          </w:rPr>
+          <w:t>9:6–11</w:t>
+        </w:r>
+      </w:hyperlink>
+      <w:r>
+        <w:rPr>
+          <w:lang w:val="zh_TW" w:bidi="zh_TW"/>
+        </w:rPr>
+        <w:t>）。大祭司因其特殊的禮儀責任，甚至不能埋葬自己的父母（</w:t>
+      </w:r>
+      <w:hyperlink r:id="rId50">
+        <w:r>
+          <w:rPr>
+            <w:lang w:val="zh_TW" w:bidi="zh_TW"/>
+          </w:rPr>
+          <w:rPr>
+            <w:color w:val="0000EE"/>
+            <w:u w:val="single"/>
+          </w:rPr>
+          <w:t>利21:10–11</w:t>
+        </w:r>
+      </w:hyperlink>
+      <w:r>
+        <w:rPr>
+          <w:lang w:val="zh_TW" w:bidi="zh_TW"/>
+        </w:rPr>
+        <w:t>；參</w:t>
+      </w:r>
+      <w:hyperlink r:id="rId51">
+        <w:r>
+          <w:rPr>
+            <w:lang w:val="zh_TW" w:bidi="zh_TW"/>
+          </w:rPr>
+          <w:rPr>
+            <w:color w:val="0000EE"/>
+            <w:u w:val="single"/>
+          </w:rPr>
+          <w:t>民6:6–7</w:t>
+        </w:r>
+      </w:hyperlink>
+      <w:r>
+        <w:rPr>
+          <w:lang w:val="zh_TW" w:bidi="zh_TW"/>
+        </w:rPr>
+        <w:t>；</w:t>
+      </w:r>
+      <w:hyperlink r:id="rId52">
+        <w:r>
+          <w:rPr>
+            <w:lang w:val="zh_TW" w:bidi="zh_TW"/>
+          </w:rPr>
+          <w:rPr>
+            <w:color w:val="0000EE"/>
+            <w:u w:val="single"/>
+          </w:rPr>
+          <w:t>該2:13</w:t>
+        </w:r>
+      </w:hyperlink>
+      <w:r>
+        <w:rPr>
+          <w:lang w:val="zh_TW" w:bidi="zh_TW"/>
+        </w:rPr>
+        <w:t>；</w:t>
+      </w:r>
+      <w:hyperlink r:id="rId53">
+        <w:r>
+          <w:rPr>
+            <w:lang w:val="zh_TW" w:bidi="zh_TW"/>
+          </w:rPr>
+          <w:rPr>
+            <w:color w:val="0000EE"/>
+            <w:u w:val="single"/>
+          </w:rPr>
+          <w:t>太23:27</w:t>
+        </w:r>
+      </w:hyperlink>
+      <w:r>
+        <w:rPr>
+          <w:lang w:val="zh_TW" w:bidi="zh_TW"/>
+        </w:rPr>
+        <w:t>）。</w:t>
+      </w:r>
+    </w:p>
+    <w:p>
+      <w:pPr>
+        <w:pStyle w:val="ListNumber"/>
+        <w:spacing w:line="240" w:lineRule="auto"/>
+        <w:ind w:left="720"/>
+      </w:pPr>
+      <w:r>
+        <w:rPr>
+          <w:lang w:val="zh_TW" w:bidi="zh_TW"/>
+        </w:rPr>
+      </w:r>
+      <w:r>
+        <w:rPr>
+          <w:lang w:val="zh_TW" w:bidi="zh_TW"/>
+        </w:rPr>
+        <w:t>拜偶像是最大屬靈不潔的源頭。以色列全國因拜偶像而污穢（</w:t>
+      </w:r>
+      <w:hyperlink r:id="rId54">
+        <w:r>
+          <w:rPr>
+            <w:lang w:val="zh_TW" w:bidi="zh_TW"/>
+          </w:rPr>
+          <w:rPr>
+            <w:color w:val="0000EE"/>
+            <w:u w:val="single"/>
+          </w:rPr>
+          <w:t>詩106:38</w:t>
+        </w:r>
+      </w:hyperlink>
+      <w:r>
+        <w:rPr>
+          <w:lang w:val="zh_TW" w:bidi="zh_TW"/>
+        </w:rPr>
+        <w:t>；</w:t>
+      </w:r>
+      <w:hyperlink r:id="rId55">
+        <w:r>
+          <w:rPr>
+            <w:lang w:val="zh_TW" w:bidi="zh_TW"/>
+          </w:rPr>
+          <w:rPr>
+            <w:color w:val="0000EE"/>
+            <w:u w:val="single"/>
+          </w:rPr>
+          <w:t>賽30:22</w:t>
+        </w:r>
+      </w:hyperlink>
+      <w:r>
+        <w:rPr>
+          <w:lang w:val="zh_TW" w:bidi="zh_TW"/>
+        </w:rPr>
+        <w:t>；</w:t>
+      </w:r>
+      <w:hyperlink r:id="rId56">
+        <w:r>
+          <w:rPr>
+            <w:lang w:val="zh_TW" w:bidi="zh_TW"/>
+          </w:rPr>
+          <w:rPr>
+            <w:color w:val="0000EE"/>
+            <w:u w:val="single"/>
+          </w:rPr>
+          <w:t>結36:25</w:t>
+        </w:r>
+      </w:hyperlink>
+      <w:r>
+        <w:rPr>
+          <w:lang w:val="zh_TW" w:bidi="zh_TW"/>
+        </w:rPr>
+        <w:t>），外邦人也是如此（</w:t>
+      </w:r>
+      <w:hyperlink r:id="rId57">
+        <w:r>
+          <w:rPr>
+            <w:lang w:val="zh_TW" w:bidi="zh_TW"/>
+          </w:rPr>
+          <w:rPr>
+            <w:color w:val="0000EE"/>
+            <w:u w:val="single"/>
+          </w:rPr>
+          <w:t>耶43:12</w:t>
+        </w:r>
+      </w:hyperlink>
+      <w:r>
+        <w:rPr>
+          <w:lang w:val="zh_TW" w:bidi="zh_TW"/>
+        </w:rPr>
+        <w:t>）。因此，與外邦人接觸被認為會造成不潔。但福音的普世性挑戰了這種信念（例如，</w:t>
+      </w:r>
+      <w:hyperlink r:id="rId58">
+        <w:r>
+          <w:rPr>
+            <w:lang w:val="zh_TW" w:bidi="zh_TW"/>
+          </w:rPr>
+          <w:rPr>
+            <w:color w:val="0000EE"/>
+            <w:u w:val="single"/>
+          </w:rPr>
+          <w:t>約4:9</w:t>
+        </w:r>
+      </w:hyperlink>
+      <w:r>
+        <w:rPr>
+          <w:lang w:val="zh_TW" w:bidi="zh_TW"/>
+        </w:rPr>
+        <w:t>；</w:t>
+      </w:r>
+      <w:hyperlink r:id="rId59">
+        <w:r>
+          <w:rPr>
+            <w:lang w:val="zh_TW" w:bidi="zh_TW"/>
+          </w:rPr>
+          <w:rPr>
+            <w:color w:val="0000EE"/>
+            <w:u w:val="single"/>
+          </w:rPr>
+          <w:t>徒10:28</w:t>
+        </w:r>
+      </w:hyperlink>
+      <w:r>
+        <w:rPr>
+          <w:lang w:val="zh_TW" w:bidi="zh_TW"/>
+        </w:rPr>
+        <w:t>；參</w:t>
+      </w:r>
+      <w:hyperlink r:id="rId60">
+        <w:r>
+          <w:rPr>
+            <w:lang w:val="zh_TW" w:bidi="zh_TW"/>
+          </w:rPr>
+          <w:rPr>
+            <w:color w:val="0000EE"/>
+            <w:u w:val="single"/>
+          </w:rPr>
+          <w:t>加2:11–14</w:t>
+        </w:r>
+      </w:hyperlink>
+      <w:r>
+        <w:rPr>
+          <w:lang w:val="zh_TW" w:bidi="zh_TW"/>
+        </w:rPr>
+        <w:t>）。與偶像崇拜的不潔密切相關的，是由污鬼所引起的不潔（</w:t>
+      </w:r>
+      <w:hyperlink r:id="rId61">
+        <w:r>
+          <w:rPr>
+            <w:lang w:val="zh_TW" w:bidi="zh_TW"/>
+          </w:rPr>
+          <w:rPr>
+            <w:color w:val="0000EE"/>
+            <w:u w:val="single"/>
+          </w:rPr>
+          <w:t>亞13:2</w:t>
+        </w:r>
+      </w:hyperlink>
+      <w:r>
+        <w:rPr>
+          <w:lang w:val="zh_TW" w:bidi="zh_TW"/>
+        </w:rPr>
+        <w:t>；參</w:t>
+      </w:r>
+      <w:hyperlink r:id="rId62">
+        <w:r>
+          <w:rPr>
+            <w:lang w:val="zh_TW" w:bidi="zh_TW"/>
+          </w:rPr>
+          <w:rPr>
+            <w:color w:val="0000EE"/>
+            <w:u w:val="single"/>
+          </w:rPr>
+          <w:t>太10:1</w:t>
+        </w:r>
+      </w:hyperlink>
+      <w:r>
+        <w:rPr>
+          <w:lang w:val="zh_TW" w:bidi="zh_TW"/>
+        </w:rPr>
+        <w:t>；</w:t>
+      </w:r>
+      <w:hyperlink r:id="rId63">
+        <w:r>
+          <w:rPr>
+            <w:lang w:val="zh_TW" w:bidi="zh_TW"/>
+          </w:rPr>
+          <w:rPr>
+            <w:color w:val="0000EE"/>
+            <w:u w:val="single"/>
+          </w:rPr>
+          <w:t>可1:23–27</w:t>
+        </w:r>
+      </w:hyperlink>
+      <w:r>
+        <w:rPr>
+          <w:lang w:val="zh_TW" w:bidi="zh_TW"/>
+        </w:rPr>
+        <w:t>。）</w:t>
+      </w:r>
+    </w:p>
+    <w:p>
+      <w:pPr>
+        <w:pStyle w:val="Heading4"/>
+      </w:pPr>
+      <w:r>
+        <w:rPr>
+          <w:lang w:val="zh_TW" w:bidi="zh_TW"/>
+        </w:rPr>
+        <w:t>關於物品的律法</w:t>
+      </w:r>
+    </w:p>
+    <w:p>
+      <w:pPr/>
+      <w:r>
+        <w:rPr>
+          <w:lang w:val="zh_TW" w:bidi="zh_TW"/>
+        </w:rPr>
+      </w:r>
+      <w:r>
+        <w:rPr>
+          <w:lang w:val="zh_TW" w:bidi="zh_TW"/>
+        </w:rPr>
+        <w:t>某些律法說明了不潔就像傳染病傳播的原則。死屍會使它們所接觸的東西不潔，死去的昆蟲和某些爬行動物也是如此（</w:t>
+      </w:r>
+      <w:hyperlink r:id="rId64">
+        <w:r>
+          <w:rPr>
+            <w:lang w:val="zh_TW" w:bidi="zh_TW"/>
+          </w:rPr>
+          <w:rPr>
+            <w:color w:val="0000EE"/>
+            <w:u w:val="single"/>
+          </w:rPr>
+          <w:t>利11:29–38</w:t>
+        </w:r>
+      </w:hyperlink>
+      <w:r>
+        <w:rPr>
+          <w:lang w:val="zh_TW" w:bidi="zh_TW"/>
+        </w:rPr>
+        <w:t>）。值得注意的是，乾穀物、流動的泉水和蓄水池中的水都被明確地排除在關於污染的律法之外；否則，這將導致飢餓問題，因為在農業社區中，每天都會在穀物和水中發現死昆蟲和老鼠。不潔的陶器必須打碎，但木製器皿只需清洗（</w:t>
+      </w:r>
+      <w:hyperlink r:id="rId65">
+        <w:r>
+          <w:rPr>
+            <w:lang w:val="zh_TW" w:bidi="zh_TW"/>
+          </w:rPr>
+          <w:rPr>
+            <w:color w:val="0000EE"/>
+            <w:u w:val="single"/>
+          </w:rPr>
+          <w:t>利15:12</w:t>
+        </w:r>
+      </w:hyperlink>
+      <w:r>
+        <w:rPr>
+          <w:lang w:val="zh_TW" w:bidi="zh_TW"/>
+        </w:rPr>
+        <w:t>）。甚至在房屋中有人死亡，未覆蓋的鍋也會變得不潔（</w:t>
+      </w:r>
+      <w:hyperlink r:id="rId66">
+        <w:r>
+          <w:rPr>
+            <w:lang w:val="zh_TW" w:bidi="zh_TW"/>
+          </w:rPr>
+          <w:rPr>
+            <w:color w:val="0000EE"/>
+            <w:u w:val="single"/>
+          </w:rPr>
+          <w:t>民19:15</w:t>
+        </w:r>
+      </w:hyperlink>
+      <w:r>
+        <w:rPr>
+          <w:lang w:val="zh_TW" w:bidi="zh_TW"/>
+        </w:rPr>
+        <w:t>），每個進入房子的人都變得不潔淨。</w:t>
+      </w:r>
+    </w:p>
+    <w:p>
+      <w:pPr/>
+      <w:r>
+        <w:rPr>
+          <w:lang w:val="zh_TW" w:bidi="zh_TW"/>
+        </w:rPr>
+      </w:r>
+      <w:r>
+        <w:rPr>
+          <w:lang w:val="zh_TW" w:bidi="zh_TW"/>
+        </w:rPr>
+        <w:t>由於外邦人的財物與偶像崇拜有關，而被認為是不潔的；因此，戰爭中獲得的戰利品必須用火或水潔淨（</w:t>
+      </w:r>
+      <w:hyperlink r:id="rId67">
+        <w:r>
+          <w:rPr>
+            <w:lang w:val="zh_TW" w:bidi="zh_TW"/>
+          </w:rPr>
+          <w:rPr>
+            <w:color w:val="0000EE"/>
+            <w:u w:val="single"/>
+          </w:rPr>
+          <w:t>民31:21–24</w:t>
+        </w:r>
+      </w:hyperlink>
+      <w:r>
+        <w:rPr>
+          <w:lang w:val="zh_TW" w:bidi="zh_TW"/>
+        </w:rPr>
+        <w:t>）。羊毛、麻布或皮革的衣物也可能會從患病的人身上染上不潔的「痲瘋病」，這些衣物必須經過檢查。如果痲瘋病的斑點（綠色或紅色的斑塊）在檢查期後擴散，這些衣物必須被燒毀（</w:t>
+      </w:r>
+      <w:hyperlink r:id="rId68">
+        <w:r>
+          <w:rPr>
+            <w:lang w:val="zh_TW" w:bidi="zh_TW"/>
+          </w:rPr>
+          <w:rPr>
+            <w:color w:val="0000EE"/>
+            <w:u w:val="single"/>
+          </w:rPr>
+          <w:t>利13:47–59</w:t>
+        </w:r>
+      </w:hyperlink>
+      <w:r>
+        <w:rPr>
+          <w:lang w:val="zh_TW" w:bidi="zh_TW"/>
+        </w:rPr>
+        <w:t>，</w:t>
+      </w:r>
+      <w:hyperlink r:id="rId69">
+        <w:r>
+          <w:rPr>
+            <w:lang w:val="zh_TW" w:bidi="zh_TW"/>
+          </w:rPr>
+          <w:rPr>
+            <w:color w:val="0000EE"/>
+            <w:u w:val="single"/>
+          </w:rPr>
+          <w:t>14:33–53</w:t>
+        </w:r>
+      </w:hyperlink>
+      <w:r>
+        <w:rPr>
+          <w:lang w:val="zh_TW" w:bidi="zh_TW"/>
+        </w:rPr>
+        <w:t>）。</w:t>
+      </w:r>
+    </w:p>
+    <w:p>
+      <w:pPr>
+        <w:pStyle w:val="Heading4"/>
+      </w:pPr>
+      <w:r>
+        <w:rPr>
+          <w:lang w:val="zh_TW" w:bidi="zh_TW"/>
+        </w:rPr>
+        <w:t>關於地方的律法</w:t>
+      </w:r>
+    </w:p>
+    <w:p>
+      <w:pPr/>
+      <w:r>
+        <w:rPr>
+          <w:lang w:val="zh_TW" w:bidi="zh_TW"/>
+        </w:rPr>
+      </w:r>
+      <w:r>
+        <w:rPr>
+          <w:lang w:val="zh_TW" w:bidi="zh_TW"/>
+        </w:rPr>
+        <w:t>以色列的土地和百姓都是聖潔的；他們可能因經濟壓迫或崇拜偶像的不潔而被玷污（</w:t>
+      </w:r>
+      <w:hyperlink r:id="rId70">
+        <w:r>
+          <w:rPr>
+            <w:lang w:val="zh_TW" w:bidi="zh_TW"/>
+          </w:rPr>
+          <w:rPr>
+            <w:color w:val="0000EE"/>
+            <w:u w:val="single"/>
+          </w:rPr>
+          <w:t>書22:17–19</w:t>
+        </w:r>
+      </w:hyperlink>
+      <w:r>
+        <w:rPr>
+          <w:lang w:val="zh_TW" w:bidi="zh_TW"/>
+        </w:rPr>
+        <w:t>；</w:t>
+      </w:r>
+      <w:hyperlink r:id="rId71">
+        <w:r>
+          <w:rPr>
+            <w:lang w:val="zh_TW" w:bidi="zh_TW"/>
+          </w:rPr>
+          <w:rPr>
+            <w:color w:val="0000EE"/>
+            <w:u w:val="single"/>
+          </w:rPr>
+          <w:t>耶13:27</w:t>
+        </w:r>
+      </w:hyperlink>
+      <w:r>
+        <w:rPr>
+          <w:lang w:val="zh_TW" w:bidi="zh_TW"/>
+        </w:rPr>
+        <w:t>）。耶路撒冷是一座聖城，但它可以因其居民的罪而被玷污（</w:t>
+      </w:r>
+      <w:hyperlink r:id="rId72">
+        <w:r>
+          <w:rPr>
+            <w:lang w:val="zh_TW" w:bidi="zh_TW"/>
+          </w:rPr>
+          <w:rPr>
+            <w:color w:val="0000EE"/>
+            <w:u w:val="single"/>
+          </w:rPr>
+          <w:t>結22:2–4</w:t>
+        </w:r>
+      </w:hyperlink>
+      <w:r>
+        <w:rPr>
+          <w:lang w:val="zh_TW" w:bidi="zh_TW"/>
+        </w:rPr>
+        <w:t>；</w:t>
+      </w:r>
+      <w:hyperlink r:id="rId73">
+        <w:r>
+          <w:rPr>
+            <w:lang w:val="zh_TW" w:bidi="zh_TW"/>
+          </w:rPr>
+          <w:rPr>
+            <w:color w:val="0000EE"/>
+            <w:u w:val="single"/>
+          </w:rPr>
+          <w:t>哀1:8</w:t>
+        </w:r>
+      </w:hyperlink>
+      <w:r>
+        <w:rPr>
+          <w:lang w:val="zh_TW" w:bidi="zh_TW"/>
+        </w:rPr>
+        <w:t>）或被屠殺居民的血而被玷污（</w:t>
+      </w:r>
+      <w:hyperlink r:id="rId74">
+        <w:r>
+          <w:rPr>
+            <w:lang w:val="zh_TW" w:bidi="zh_TW"/>
+          </w:rPr>
+          <w:rPr>
+            <w:color w:val="0000EE"/>
+            <w:u w:val="single"/>
+          </w:rPr>
+          <w:t>哀4:15</w:t>
+        </w:r>
+      </w:hyperlink>
+      <w:r>
+        <w:rPr>
+          <w:lang w:val="zh_TW" w:bidi="zh_TW"/>
+        </w:rPr>
+        <w:t>）。</w:t>
+      </w:r>
+    </w:p>
+    <w:p>
+      <w:pPr/>
+      <w:r>
+        <w:rPr>
+          <w:lang w:val="zh_TW" w:bidi="zh_TW"/>
+        </w:rPr>
+      </w:r>
+      <w:r>
+        <w:rPr>
+          <w:lang w:val="zh_TW" w:bidi="zh_TW"/>
+        </w:rPr>
+        <w:t>聖殿可能被不潔的人玷污。在亞哈斯進行偶像崇拜後，希西家必須潔淨聖殿（</w:t>
+      </w:r>
+      <w:hyperlink r:id="rId75">
+        <w:r>
+          <w:rPr>
+            <w:lang w:val="zh_TW" w:bidi="zh_TW"/>
+          </w:rPr>
+          <w:rPr>
+            <w:color w:val="0000EE"/>
+            <w:u w:val="single"/>
+          </w:rPr>
+          <w:t>代下29:15–19</w:t>
+        </w:r>
+      </w:hyperlink>
+      <w:r>
+        <w:rPr>
+          <w:lang w:val="zh_TW" w:bidi="zh_TW"/>
+        </w:rPr>
+        <w:t>）；尼希米則必須潔淨多比雅曾住過的房間（</w:t>
+      </w:r>
+      <w:hyperlink r:id="rId76">
+        <w:r>
+          <w:rPr>
+            <w:lang w:val="zh_TW" w:bidi="zh_TW"/>
+          </w:rPr>
+          <w:rPr>
+            <w:color w:val="0000EE"/>
+            <w:u w:val="single"/>
+          </w:rPr>
+          <w:t>尼13:9</w:t>
+        </w:r>
+      </w:hyperlink>
+      <w:r>
+        <w:rPr>
+          <w:lang w:val="zh_TW" w:bidi="zh_TW"/>
+        </w:rPr>
+        <w:t>）。贖罪日的一個功能，是清除以色列人過去一年中因其所犯的罪，而轉移到聖殿的污穢（</w:t>
+      </w:r>
+      <w:hyperlink r:id="rId77">
+        <w:r>
+          <w:rPr>
+            <w:lang w:val="zh_TW" w:bidi="zh_TW"/>
+          </w:rPr>
+          <w:rPr>
+            <w:color w:val="0000EE"/>
+            <w:u w:val="single"/>
+          </w:rPr>
+          <w:t>利16:16–19</w:t>
+        </w:r>
+      </w:hyperlink>
+      <w:r>
+        <w:rPr>
+          <w:lang w:val="zh_TW" w:bidi="zh_TW"/>
+        </w:rPr>
+        <w:t>、</w:t>
+      </w:r>
+      <w:hyperlink r:id="rId78">
+        <w:r>
+          <w:rPr>
+            <w:lang w:val="zh_TW" w:bidi="zh_TW"/>
+          </w:rPr>
+          <w:rPr>
+            <w:color w:val="0000EE"/>
+            <w:u w:val="single"/>
+          </w:rPr>
+          <w:t>31–33</w:t>
+        </w:r>
+      </w:hyperlink>
+      <w:r>
+        <w:rPr>
+          <w:lang w:val="zh_TW" w:bidi="zh_TW"/>
+        </w:rPr>
+        <w:t>）。</w:t>
+      </w:r>
+    </w:p>
+    <w:p>
+      <w:pPr/>
+      <w:r>
+        <w:rPr>
+          <w:lang w:val="zh_TW" w:bidi="zh_TW"/>
+        </w:rPr>
+      </w:r>
+      <w:r>
+        <w:rPr>
+          <w:lang w:val="zh_TW" w:bidi="zh_TW"/>
+        </w:rPr>
+        <w:t>痲瘋病人的房子拆毀後的碎片會被送到不潔的地方（</w:t>
+      </w:r>
+      <w:hyperlink r:id="rId79">
+        <w:r>
+          <w:rPr>
+            <w:lang w:val="zh_TW" w:bidi="zh_TW"/>
+          </w:rPr>
+          <w:rPr>
+            <w:color w:val="0000EE"/>
+            <w:u w:val="single"/>
+          </w:rPr>
+          <w:t>利14:45</w:t>
+        </w:r>
+      </w:hyperlink>
+      <w:r>
+        <w:rPr>
+          <w:lang w:val="zh_TW" w:bidi="zh_TW"/>
+        </w:rPr>
+        <w:t>）。欣嫩谷在後來的年代成為耶路撒冷的垃圾場，這形成新約末世論中「地獄（Gehenna）」的意象，視為永恆懲罰之地。由於以色列的營地是聖潔的地方，必須謹慎將人類的排泄物埋在營地的外面（</w:t>
+      </w:r>
+      <w:hyperlink r:id="rId80">
+        <w:r>
+          <w:rPr>
+            <w:lang w:val="zh_TW" w:bidi="zh_TW"/>
+          </w:rPr>
+          <w:rPr>
+            <w:color w:val="0000EE"/>
+            <w:u w:val="single"/>
+          </w:rPr>
+          <w:t>申23:12–14</w:t>
+        </w:r>
+      </w:hyperlink>
+      <w:r>
+        <w:rPr>
+          <w:lang w:val="zh_TW" w:bidi="zh_TW"/>
+        </w:rPr>
+        <w:t>）。在軍事行動中，這一簡單措施，尤其在預防疾病方面的重要性，則不容忽視，因為瘟疫是古代軍隊中的一大災難。</w:t>
+      </w:r>
+    </w:p>
+    <w:p>
+      <w:pPr>
+        <w:pStyle w:val="Heading4"/>
+      </w:pPr>
+      <w:r>
+        <w:rPr>
+          <w:lang w:val="zh_TW" w:bidi="zh_TW"/>
+        </w:rPr>
+        <w:t>關於食物的律法</w:t>
+      </w:r>
+    </w:p>
+    <w:p>
+      <w:pPr/>
+      <w:r>
+        <w:rPr>
+          <w:lang w:val="zh_TW" w:bidi="zh_TW"/>
+        </w:rPr>
+      </w:r>
+      <w:r>
+        <w:rPr>
+          <w:lang w:val="zh_TW" w:bidi="zh_TW"/>
+        </w:rPr>
+        <w:t>某些種類的動物是不潔的，因此不能食用（</w:t>
+      </w:r>
+      <w:hyperlink r:id="rId81">
+        <w:r>
+          <w:rPr>
+            <w:lang w:val="zh_TW" w:bidi="zh_TW"/>
+          </w:rPr>
+          <w:rPr>
+            <w:color w:val="0000EE"/>
+            <w:u w:val="single"/>
+          </w:rPr>
+          <w:t>利11章</w:t>
+        </w:r>
+      </w:hyperlink>
+      <w:r>
+        <w:rPr>
+          <w:lang w:val="zh_TW" w:bidi="zh_TW"/>
+        </w:rPr>
+        <w:t>；</w:t>
+      </w:r>
+      <w:hyperlink r:id="rId32">
+        <w:r>
+          <w:rPr>
+            <w:lang w:val="zh_TW" w:bidi="zh_TW"/>
+          </w:rPr>
+          <w:rPr>
+            <w:color w:val="0000EE"/>
+            <w:u w:val="single"/>
+          </w:rPr>
+          <w:t>申14:3–21</w:t>
+        </w:r>
+      </w:hyperlink>
+      <w:r>
+        <w:rPr>
+          <w:lang w:val="zh_TW" w:bidi="zh_TW"/>
+        </w:rPr>
+        <w:t>）。因年老、疾病或受傷而死亡的動物，或被掠食者咬傷的動物，都是不潔的。不反芻或無分蹄的動物是不潔的，這包括豬、駱駝、獾和兔子等。以色列人只能吃有鰭和鱗的魚。猛禽和食腐動物是不潔的。除了會跳的昆蟲（蝗蟲、蚱蜢和蟋蟀）以外，所有有翅膀的昆蟲都是不潔的。一大類的「爬行性動物」也被禁止食用，包括蠕蟲、蜥蜴、蛇、黃鼠狼和老鼠。除此之外，還有古老的禁止吃血的禁令（</w:t>
+      </w:r>
+      <w:hyperlink r:id="rId82">
+        <w:r>
+          <w:rPr>
+            <w:lang w:val="zh_TW" w:bidi="zh_TW"/>
+          </w:rPr>
+          <w:rPr>
+            <w:color w:val="0000EE"/>
+            <w:u w:val="single"/>
+          </w:rPr>
+          <w:t>創9:4</w:t>
+        </w:r>
+      </w:hyperlink>
+      <w:r>
+        <w:rPr>
+          <w:lang w:val="zh_TW" w:bidi="zh_TW"/>
+        </w:rPr>
+        <w:t>；</w:t>
+      </w:r>
+      <w:hyperlink r:id="rId83">
+        <w:r>
+          <w:rPr>
+            <w:lang w:val="zh_TW" w:bidi="zh_TW"/>
+          </w:rPr>
+          <w:rPr>
+            <w:color w:val="0000EE"/>
+            <w:u w:val="single"/>
+          </w:rPr>
+          <w:t>利17:14–15</w:t>
+        </w:r>
+      </w:hyperlink>
+      <w:r>
+        <w:rPr>
+          <w:lang w:val="zh_TW" w:bidi="zh_TW"/>
+        </w:rPr>
+        <w:t>；</w:t>
+      </w:r>
+      <w:hyperlink r:id="rId84">
+        <w:r>
+          <w:rPr>
+            <w:lang w:val="zh_TW" w:bidi="zh_TW"/>
+          </w:rPr>
+          <w:rPr>
+            <w:color w:val="0000EE"/>
+            <w:u w:val="single"/>
+          </w:rPr>
+          <w:t>申12:16–23</w:t>
+        </w:r>
+      </w:hyperlink>
+      <w:r>
+        <w:rPr>
+          <w:lang w:val="zh_TW" w:bidi="zh_TW"/>
+        </w:rPr>
+        <w:t>；</w:t>
+      </w:r>
+      <w:hyperlink r:id="rId33">
+        <w:r>
+          <w:rPr>
+            <w:lang w:val="zh_TW" w:bidi="zh_TW"/>
+          </w:rPr>
+          <w:rPr>
+            <w:color w:val="0000EE"/>
+            <w:u w:val="single"/>
+          </w:rPr>
+          <w:t>徒15:28–29</w:t>
+        </w:r>
+      </w:hyperlink>
+      <w:r>
+        <w:rPr>
+          <w:lang w:val="zh_TW" w:bidi="zh_TW"/>
+        </w:rPr>
+        <w:t>）。</w:t>
       </w:r>
     </w:p>
     <w:p>
@@ -466,7 +2068,18 @@
         <w:rPr>
           <w:lang w:val="zh_TW" w:bidi="zh_TW"/>
         </w:rPr>
-        <w:t>歸算與救恩</w:t>
+        <w:t>潔淨禮儀</w:t>
+      </w:r>
+    </w:p>
+    <w:p>
+      <w:pPr>
+        <w:pStyle w:val="Heading4"/>
+      </w:pPr>
+      <w:r>
+        <w:rPr>
+          <w:lang w:val="zh_TW" w:bidi="zh_TW"/>
+        </w:rPr>
+        <w:t>藉由經過的時間潔淨</w:t>
       </w:r>
     </w:p>
     <w:p>
@@ -480,90 +2093,97 @@
         <w:rPr>
           <w:lang w:val="zh_TW" w:bidi="zh_TW"/>
         </w:rPr>
-        <w:t>保羅解釋說，基督在十字架上承擔了信徒罪的刑罰。他寫道，神「使那無罪的替我們成為罪」（</w:t>
-      </w:r>
-      <w:hyperlink r:id="rId18">
-        <w:r>
-          <w:rPr>
-            <w:lang w:val="zh_TW" w:bidi="zh_TW"/>
-          </w:rPr>
-          <w:rPr>
-            <w:color w:val="0000EE"/>
-            <w:u w:val="single"/>
-          </w:rPr>
-          <w:t>林後5:21</w:t>
-        </w:r>
-      </w:hyperlink>
-      <w:r>
-        <w:rPr>
-          <w:lang w:val="zh_TW" w:bidi="zh_TW"/>
-        </w:rPr>
-        <w:t>）。保羅還說，基督承擔了摩西律法的咒詛（</w:t>
-      </w:r>
-      <w:hyperlink r:id="rId19">
-        <w:r>
-          <w:rPr>
-            <w:lang w:val="zh_TW" w:bidi="zh_TW"/>
-          </w:rPr>
-          <w:rPr>
-            <w:color w:val="0000EE"/>
-            <w:u w:val="single"/>
-          </w:rPr>
-          <w:t>加3:13</w:t>
-        </w:r>
-      </w:hyperlink>
-      <w:r>
-        <w:rPr>
-          <w:lang w:val="zh_TW" w:bidi="zh_TW"/>
-        </w:rPr>
-        <w:t>）。彼得在思考</w:t>
-      </w:r>
-      <w:hyperlink r:id="rId20">
-        <w:r>
-          <w:rPr>
-            <w:lang w:val="zh_TW" w:bidi="zh_TW"/>
-          </w:rPr>
-          <w:rPr>
-            <w:color w:val="0000EE"/>
-            <w:u w:val="single"/>
-          </w:rPr>
-          <w:t>以賽亞書五十三章</w:t>
-        </w:r>
-      </w:hyperlink>
-      <w:r>
-        <w:rPr>
-          <w:lang w:val="zh_TW" w:bidi="zh_TW"/>
-        </w:rPr>
-        <w:t>時說，基督「在木頭上親身擔當了我們的罪」（</w:t>
-      </w:r>
-      <w:hyperlink r:id="rId21">
-        <w:r>
-          <w:rPr>
-            <w:lang w:val="zh_TW" w:bidi="zh_TW"/>
-          </w:rPr>
-          <w:rPr>
-            <w:color w:val="0000EE"/>
-            <w:u w:val="single"/>
-          </w:rPr>
-          <w:t>彼前2:24</w:t>
-        </w:r>
-      </w:hyperlink>
-      <w:r>
-        <w:rPr>
-          <w:lang w:val="zh_TW" w:bidi="zh_TW"/>
-        </w:rPr>
-        <w:t>）。世界的罪債被加在無罪的救主身上，這觀念有助解釋基督在十字架上的呼喊：「我的神，我的神，為什麼離棄我？」（</w:t>
-      </w:r>
-      <w:hyperlink r:id="rId22">
-        <w:r>
-          <w:rPr>
-            <w:lang w:val="zh_TW" w:bidi="zh_TW"/>
-          </w:rPr>
-          <w:rPr>
-            <w:color w:val="0000EE"/>
-            <w:u w:val="single"/>
-          </w:rPr>
-          <w:t>太27:46</w:t>
+        <w:t>次要的不潔通常可以通過等到晚上消除（</w:t>
+      </w:r>
+      <w:hyperlink r:id="rId85">
+        <w:r>
+          <w:rPr>
+            <w:lang w:val="zh_TW" w:bidi="zh_TW"/>
+          </w:rPr>
+          <w:rPr>
+            <w:color w:val="0000EE"/>
+            <w:u w:val="single"/>
+          </w:rPr>
+          <w:t>利11:24</w:t>
+        </w:r>
+      </w:hyperlink>
+      <w:r>
+        <w:rPr>
+          <w:lang w:val="zh_TW" w:bidi="zh_TW"/>
+        </w:rPr>
+        <w:t>），或等待七天、十四天、四十天或八十天。死屍所接觸的東西會不潔七天（</w:t>
+      </w:r>
+      <w:hyperlink r:id="rId86">
+        <w:r>
+          <w:rPr>
+            <w:lang w:val="zh_TW" w:bidi="zh_TW"/>
+          </w:rPr>
+          <w:rPr>
+            <w:color w:val="0000EE"/>
+            <w:u w:val="single"/>
+          </w:rPr>
+          <w:t>民19:11</w:t>
+        </w:r>
+      </w:hyperlink>
+      <w:r>
+        <w:rPr>
+          <w:lang w:val="zh_TW" w:bidi="zh_TW"/>
+        </w:rPr>
+        <w:t>），月經也是如此（</w:t>
+      </w:r>
+      <w:hyperlink r:id="rId87">
+        <w:r>
+          <w:rPr>
+            <w:lang w:val="zh_TW" w:bidi="zh_TW"/>
+          </w:rPr>
+          <w:rPr>
+            <w:color w:val="0000EE"/>
+            <w:u w:val="single"/>
+          </w:rPr>
+          <w:t>利15:19</w:t>
+        </w:r>
+      </w:hyperlink>
+      <w:r>
+        <w:rPr>
+          <w:lang w:val="zh_TW" w:bidi="zh_TW"/>
+        </w:rPr>
+        <w:t>）。當孩子出生時，對於男嬰而言，母親的不潔狀況會持續七天，對於女嬰則持續十四天。在此之後，母親還需再等三十三天（若生男嬰）或六十六天（若生女嬰）才能接觸任何聖物。</w:t>
+      </w:r>
+    </w:p>
+    <w:p>
+      <w:pPr>
+        <w:pStyle w:val="Heading4"/>
+      </w:pPr>
+      <w:r>
+        <w:rPr>
+          <w:lang w:val="zh_TW" w:bidi="zh_TW"/>
+        </w:rPr>
+        <w:t>用水潔淨</w:t>
+      </w:r>
+    </w:p>
+    <w:p>
+      <w:pPr/>
+      <w:r>
+        <w:rPr>
+          <w:lang w:val="zh_TW" w:bidi="zh_TW"/>
+        </w:rPr>
+      </w:r>
+      <w:r>
+        <w:rPr>
+          <w:lang w:val="zh_TW" w:bidi="zh_TW"/>
+        </w:rPr>
+        <w:t>接觸不潔之物，如身體排泄物，通常需要洗手和洗衣服，這通常需要等待一天的時間（</w:t>
+      </w:r>
+      <w:hyperlink r:id="rId88">
+        <w:r>
+          <w:rPr>
+            <w:lang w:val="zh_TW" w:bidi="zh_TW"/>
+          </w:rPr>
+          <w:rPr>
+            <w:color w:val="0000EE"/>
+            <w:u w:val="single"/>
+          </w:rPr>
+          <w:t>利15:5–11</w:t>
         </w:r>
       </w:hyperlink>
       <w:r>
@@ -574,6 +2194,17 @@
       </w:r>
     </w:p>
     <w:p>
+      <w:pPr>
+        <w:pStyle w:val="Heading4"/>
+      </w:pPr>
+      <w:r>
+        <w:rPr>
+          <w:lang w:val="zh_TW" w:bidi="zh_TW"/>
+        </w:rPr>
+        <w:t>用儀式性的物質來潔淨</w:t>
+      </w:r>
+    </w:p>
+    <w:p>
       <w:pPr/>
       <w:r>
         <w:rPr>
@@ -584,48 +2215,54 @@
         <w:rPr>
           <w:lang w:val="zh_TW" w:bidi="zh_TW"/>
         </w:rPr>
-        <w:t>歸算也意味著基督的公義被歸於信徒。亞伯拉罕生命中的例子說明這一點。在神應許亞伯拉罕祝福之後，</w:t>
-      </w:r>
-      <w:hyperlink r:id="rId23">
-        <w:r>
-          <w:rPr>
-            <w:lang w:val="zh_TW" w:bidi="zh_TW"/>
-          </w:rPr>
-          <w:rPr>
-            <w:color w:val="0000EE"/>
-            <w:u w:val="single"/>
-          </w:rPr>
-          <w:t>創世記十五章6節</w:t>
-        </w:r>
-      </w:hyperlink>
-      <w:r>
-        <w:rPr>
-          <w:lang w:val="zh_TW" w:bidi="zh_TW"/>
-        </w:rPr>
-        <w:t>說亞伯拉罕「信耶和華，</w:t>
-      </w:r>
-      <w:r>
-        <w:rPr>
-          <w:lang w:val="zh_TW" w:bidi="zh_TW"/>
-        </w:rPr>
-        <w:t>耶和華就以此為他的義</w:t>
-      </w:r>
-      <w:r>
-        <w:rPr>
-          <w:lang w:val="zh_TW" w:bidi="zh_TW"/>
-        </w:rPr>
-        <w:t>。」聖經教導說，沒有人生來有神所要求的公義（</w:t>
-      </w:r>
-      <w:hyperlink r:id="rId24">
-        <w:r>
-          <w:rPr>
-            <w:lang w:val="zh_TW" w:bidi="zh_TW"/>
-          </w:rPr>
-          <w:rPr>
-            <w:color w:val="0000EE"/>
-            <w:u w:val="single"/>
-          </w:rPr>
-          <w:t>詩130:3</w:t>
+        <w:t>潔淨禮儀中使用的儀式性物質包括用水混合的紅母牛的灰（</w:t>
+      </w:r>
+      <w:hyperlink r:id="rId89">
+        <w:r>
+          <w:rPr>
+            <w:lang w:val="zh_TW" w:bidi="zh_TW"/>
+          </w:rPr>
+          <w:rPr>
+            <w:color w:val="0000EE"/>
+            <w:u w:val="single"/>
+          </w:rPr>
+          <w:t>民19:1–10</w:t>
+        </w:r>
+      </w:hyperlink>
+      <w:r>
+        <w:rPr>
+          <w:lang w:val="zh_TW" w:bidi="zh_TW"/>
+        </w:rPr>
+        <w:t>），以及（在痲瘋病的情況下）香柏木、朱紅色線、牛膝草和血（</w:t>
+      </w:r>
+      <w:hyperlink r:id="rId90">
+        <w:r>
+          <w:rPr>
+            <w:lang w:val="zh_TW" w:bidi="zh_TW"/>
+          </w:rPr>
+          <w:rPr>
+            <w:color w:val="0000EE"/>
+            <w:u w:val="single"/>
+          </w:rPr>
+          <w:t>利14:2–9</w:t>
+        </w:r>
+      </w:hyperlink>
+      <w:r>
+        <w:rPr>
+          <w:lang w:val="zh_TW" w:bidi="zh_TW"/>
+        </w:rPr>
+        <w:t>）。當祭壇用於潔淨儀式時，只有血是合適的，因為祭壇是為罪獻祭的地方（</w:t>
+      </w:r>
+      <w:hyperlink r:id="rId91">
+        <w:r>
+          <w:rPr>
+            <w:lang w:val="zh_TW" w:bidi="zh_TW"/>
+          </w:rPr>
+          <w:rPr>
+            <w:color w:val="0000EE"/>
+            <w:u w:val="single"/>
+          </w:rPr>
+          <w:t>利16:18–19</w:t>
         </w:r>
       </w:hyperlink>
       <w:r>
@@ -634,16 +2271,113 @@
         </w:rPr>
         <w:t>；</w:t>
       </w:r>
-      <w:hyperlink r:id="rId25">
-        <w:r>
-          <w:rPr>
-            <w:lang w:val="zh_TW" w:bidi="zh_TW"/>
-          </w:rPr>
-          <w:rPr>
-            <w:color w:val="0000EE"/>
-            <w:u w:val="single"/>
-          </w:rPr>
-          <w:t>賽64:6</w:t>
+      <w:hyperlink r:id="rId92">
+        <w:r>
+          <w:rPr>
+            <w:lang w:val="zh_TW" w:bidi="zh_TW"/>
+          </w:rPr>
+          <w:rPr>
+            <w:color w:val="0000EE"/>
+            <w:u w:val="single"/>
+          </w:rPr>
+          <w:t>結43:20</w:t>
+        </w:r>
+      </w:hyperlink>
+      <w:r>
+        <w:rPr>
+          <w:lang w:val="zh_TW" w:bidi="zh_TW"/>
+        </w:rPr>
+        <w:t>）。</w:t>
+      </w:r>
+    </w:p>
+    <w:p>
+      <w:pPr>
+        <w:pStyle w:val="Heading4"/>
+      </w:pPr>
+      <w:r>
+        <w:rPr>
+          <w:lang w:val="zh_TW" w:bidi="zh_TW"/>
+        </w:rPr>
+        <w:t>藉獻祭潔淨</w:t>
+      </w:r>
+    </w:p>
+    <w:p>
+      <w:pPr/>
+      <w:r>
+        <w:rPr>
+          <w:lang w:val="zh_TW" w:bidi="zh_TW"/>
+        </w:rPr>
+      </w:r>
+      <w:r>
+        <w:rPr>
+          <w:lang w:val="zh_TW" w:bidi="zh_TW"/>
+        </w:rPr>
+        <w:t>獻祭是儀式和道德潔淨的最終來源。除了性排泄物外，所有的身體排泄物都得通過獻上斑鳩和雛鴿來潔淨（</w:t>
+      </w:r>
+      <w:hyperlink r:id="rId93">
+        <w:r>
+          <w:rPr>
+            <w:lang w:val="zh_TW" w:bidi="zh_TW"/>
+          </w:rPr>
+          <w:rPr>
+            <w:color w:val="0000EE"/>
+            <w:u w:val="single"/>
+          </w:rPr>
+          <w:t>利15:14–15、29–30</w:t>
+        </w:r>
+      </w:hyperlink>
+      <w:r>
+        <w:rPr>
+          <w:lang w:val="zh_TW" w:bidi="zh_TW"/>
+        </w:rPr>
+        <w:t>）。生育孩子則需要獻上一隻羔羊和一隻鳥（</w:t>
+      </w:r>
+      <w:hyperlink r:id="rId94">
+        <w:r>
+          <w:rPr>
+            <w:lang w:val="zh_TW" w:bidi="zh_TW"/>
+          </w:rPr>
+          <w:rPr>
+            <w:color w:val="0000EE"/>
+            <w:u w:val="single"/>
+          </w:rPr>
+          <w:t>12:6</w:t>
+        </w:r>
+      </w:hyperlink>
+      <w:r>
+        <w:rPr>
+          <w:lang w:val="zh_TW" w:bidi="zh_TW"/>
+        </w:rPr>
+        <w:t>）。窮人可以獻鳥代替動物（</w:t>
+      </w:r>
+      <w:hyperlink r:id="rId95">
+        <w:r>
+          <w:rPr>
+            <w:lang w:val="zh_TW" w:bidi="zh_TW"/>
+          </w:rPr>
+          <w:rPr>
+            <w:color w:val="0000EE"/>
+            <w:u w:val="single"/>
+          </w:rPr>
+          <w:t>利12:8</w:t>
+        </w:r>
+      </w:hyperlink>
+      <w:r>
+        <w:rPr>
+          <w:lang w:val="zh_TW" w:bidi="zh_TW"/>
+        </w:rPr>
+        <w:t>，</w:t>
+      </w:r>
+      <w:hyperlink r:id="rId96">
+        <w:r>
+          <w:rPr>
+            <w:lang w:val="zh_TW" w:bidi="zh_TW"/>
+          </w:rPr>
+          <w:rPr>
+            <w:color w:val="0000EE"/>
+            <w:u w:val="single"/>
+          </w:rPr>
+          <w:t>14:21–32</w:t>
         </w:r>
       </w:hyperlink>
       <w:r>
@@ -652,52 +2386,184 @@
         </w:rPr>
         <w:t>；</w:t>
       </w:r>
-      <w:hyperlink r:id="rId26">
-        <w:r>
-          <w:rPr>
-            <w:lang w:val="zh_TW" w:bidi="zh_TW"/>
-          </w:rPr>
-          <w:rPr>
-            <w:color w:val="0000EE"/>
-            <w:u w:val="single"/>
-          </w:rPr>
-          <w:t>羅3:10</w:t>
-        </w:r>
-      </w:hyperlink>
-      <w:r>
-        <w:rPr>
-          <w:lang w:val="zh_TW" w:bidi="zh_TW"/>
-        </w:rPr>
-        <w:t>）。但在神的救恩計劃中，祂提供了所需的公義（</w:t>
-      </w:r>
-      <w:hyperlink r:id="rId27">
-        <w:r>
-          <w:rPr>
-            <w:lang w:val="zh_TW" w:bidi="zh_TW"/>
-          </w:rPr>
-          <w:rPr>
-            <w:color w:val="0000EE"/>
-            <w:u w:val="single"/>
-          </w:rPr>
-          <w:t>賽45:24</w:t>
-        </w:r>
-      </w:hyperlink>
-      <w:r>
-        <w:rPr>
-          <w:lang w:val="zh_TW" w:bidi="zh_TW"/>
-        </w:rPr>
-        <w:t>，</w:t>
-      </w:r>
-      <w:hyperlink r:id="rId28">
-        <w:r>
-          <w:rPr>
-            <w:lang w:val="zh_TW" w:bidi="zh_TW"/>
-          </w:rPr>
-          <w:rPr>
-            <w:color w:val="0000EE"/>
-            <w:u w:val="single"/>
-          </w:rPr>
-          <w:t>54:17</w:t>
+      <w:hyperlink r:id="rId97">
+        <w:r>
+          <w:rPr>
+            <w:lang w:val="zh_TW" w:bidi="zh_TW"/>
+          </w:rPr>
+          <w:rPr>
+            <w:color w:val="0000EE"/>
+            <w:u w:val="single"/>
+          </w:rPr>
+          <w:t>路2:24</w:t>
+        </w:r>
+      </w:hyperlink>
+      <w:r>
+        <w:rPr>
+          <w:lang w:val="zh_TW" w:bidi="zh_TW"/>
+        </w:rPr>
+        <w:t>）。</w:t>
+      </w:r>
+    </w:p>
+    <w:p>
+      <w:pPr/>
+      <w:r>
+        <w:rPr>
+          <w:lang w:val="zh_TW" w:bidi="zh_TW"/>
+        </w:rPr>
+      </w:r>
+      <w:r>
+        <w:rPr>
+          <w:lang w:val="zh_TW" w:bidi="zh_TW"/>
+        </w:rPr>
+        <w:t>在獻祭中，血象徵一個生命的給予，因此也象徵著經歷死亡；疾病或罪的不潔被認為轉移到祭物上，從而除去不潔（</w:t>
+      </w:r>
+      <w:hyperlink r:id="rId98">
+        <w:r>
+          <w:rPr>
+            <w:lang w:val="zh_TW" w:bidi="zh_TW"/>
+          </w:rPr>
+          <w:rPr>
+            <w:color w:val="0000EE"/>
+            <w:u w:val="single"/>
+          </w:rPr>
+          <w:t>利14:7</w:t>
+        </w:r>
+      </w:hyperlink>
+      <w:r>
+        <w:rPr>
+          <w:lang w:val="zh_TW" w:bidi="zh_TW"/>
+        </w:rPr>
+        <w:t>）。因此，獻祭中的死亡總是具有代替性。只有血祭才能提供對罪本身所需的道德潔淨；因此，這種獻祭是所有潔淨的基礎，包括對疾病的潔淨。</w:t>
+      </w:r>
+    </w:p>
+    <w:p>
+      <w:pPr>
+        <w:pStyle w:val="Heading4"/>
+      </w:pPr>
+      <w:r>
+        <w:rPr>
+          <w:lang w:val="zh_TW" w:bidi="zh_TW"/>
+        </w:rPr>
+        <w:t>用火潔淨</w:t>
+      </w:r>
+    </w:p>
+    <w:p>
+      <w:pPr/>
+      <w:r>
+        <w:rPr>
+          <w:lang w:val="zh_TW" w:bidi="zh_TW"/>
+        </w:rPr>
+      </w:r>
+      <w:r>
+        <w:rPr>
+          <w:lang w:val="zh_TW" w:bidi="zh_TW"/>
+        </w:rPr>
+        <w:t>有些污染只能用火來去除，例如金屬鍋的污染（</w:t>
+      </w:r>
+      <w:hyperlink r:id="rId99">
+        <w:r>
+          <w:rPr>
+            <w:lang w:val="zh_TW" w:bidi="zh_TW"/>
+          </w:rPr>
+          <w:rPr>
+            <w:color w:val="0000EE"/>
+            <w:u w:val="single"/>
+          </w:rPr>
+          <w:t>民31:22–23</w:t>
+        </w:r>
+      </w:hyperlink>
+      <w:r>
+        <w:rPr>
+          <w:lang w:val="zh_TW" w:bidi="zh_TW"/>
+        </w:rPr>
+        <w:t>）。亂倫不僅要處以死刑，還要焚燒屍體（</w:t>
+      </w:r>
+      <w:hyperlink r:id="rId100">
+        <w:r>
+          <w:rPr>
+            <w:lang w:val="zh_TW" w:bidi="zh_TW"/>
+          </w:rPr>
+          <w:rPr>
+            <w:color w:val="0000EE"/>
+            <w:u w:val="single"/>
+          </w:rPr>
+          <w:t>利20:14</w:t>
+        </w:r>
+      </w:hyperlink>
+      <w:r>
+        <w:rPr>
+          <w:lang w:val="zh_TW" w:bidi="zh_TW"/>
+        </w:rPr>
+        <w:t>）。偶像崇拜必須通過徹底銷毀物件和焚燒的方式來清除（</w:t>
+      </w:r>
+      <w:hyperlink r:id="rId101">
+        <w:r>
+          <w:rPr>
+            <w:lang w:val="zh_TW" w:bidi="zh_TW"/>
+          </w:rPr>
+          <w:rPr>
+            <w:color w:val="0000EE"/>
+            <w:u w:val="single"/>
+          </w:rPr>
+          <w:t>出32:20</w:t>
+        </w:r>
+      </w:hyperlink>
+      <w:r>
+        <w:rPr>
+          <w:lang w:val="zh_TW" w:bidi="zh_TW"/>
+        </w:rPr>
+        <w:t>）。奉獻給異教神祇的城也必須被焚燒。</w:t>
+      </w:r>
+    </w:p>
+    <w:p>
+      <w:pPr>
+        <w:pStyle w:val="Heading3"/>
+      </w:pPr>
+      <w:r>
+        <w:rPr>
+          <w:lang w:val="zh_TW" w:bidi="zh_TW"/>
+        </w:rPr>
+        <w:t>新約觀點</w:t>
+      </w:r>
+    </w:p>
+    <w:p>
+      <w:pPr/>
+      <w:r>
+        <w:rPr>
+          <w:lang w:val="zh_TW" w:bidi="zh_TW"/>
+        </w:rPr>
+      </w:r>
+      <w:r>
+        <w:rPr>
+          <w:lang w:val="zh_TW" w:bidi="zh_TW"/>
+        </w:rPr>
+        <w:t>新約並未否定舊約關於潔淨與不潔淨的概念，而是在新的背景下重新詮釋。它特別強調這個概念的道德意義，並將不潔與罪聯繫在一起。</w:t>
+      </w:r>
+    </w:p>
+    <w:p>
+      <w:pPr/>
+      <w:r>
+        <w:rPr>
+          <w:lang w:val="zh_TW" w:bidi="zh_TW"/>
+        </w:rPr>
+      </w:r>
+      <w:r>
+        <w:rPr>
+          <w:lang w:val="zh_TW" w:bidi="zh_TW"/>
+        </w:rPr>
+        <w:t>福音書的寫作背景是舊約律法以及法利賽人和撒都該人所添加的規條。耶穌遵守律法，但卻經常與圍繞律法而發展起來的應用上的曲解（系統）相衝突。耶穌教導說，真正的污穢來自罪人的內心，而不是外在的污染（</w:t>
+      </w:r>
+      <w:hyperlink r:id="rId102">
+        <w:r>
+          <w:rPr>
+            <w:lang w:val="zh_TW" w:bidi="zh_TW"/>
+          </w:rPr>
+          <w:rPr>
+            <w:color w:val="0000EE"/>
+            <w:u w:val="single"/>
+          </w:rPr>
+          <w:t>可7:14–23</w:t>
         </w:r>
       </w:hyperlink>
       <w:r>
@@ -706,23 +2572,23 @@
         </w:rPr>
         <w:t>；</w:t>
       </w:r>
-      <w:hyperlink r:id="rId29">
-        <w:r>
-          <w:rPr>
-            <w:lang w:val="zh_TW" w:bidi="zh_TW"/>
-          </w:rPr>
-          <w:rPr>
-            <w:color w:val="0000EE"/>
-            <w:u w:val="single"/>
-          </w:rPr>
-          <w:t>何10:12</w:t>
-        </w:r>
-      </w:hyperlink>
-      <w:r>
-        <w:rPr>
-          <w:lang w:val="zh_TW" w:bidi="zh_TW"/>
-        </w:rPr>
-        <w:t>）。當一個人憑信心接受基督的工作時，神就將基督的公義歸給他們。</w:t>
+      <w:hyperlink r:id="rId103">
+        <w:r>
+          <w:rPr>
+            <w:lang w:val="zh_TW" w:bidi="zh_TW"/>
+          </w:rPr>
+          <w:rPr>
+            <w:color w:val="0000EE"/>
+            <w:u w:val="single"/>
+          </w:rPr>
+          <w:t>路11:39–41</w:t>
+        </w:r>
+      </w:hyperlink>
+      <w:r>
+        <w:rPr>
+          <w:lang w:val="zh_TW" w:bidi="zh_TW"/>
+        </w:rPr>
+        <w:t>）。耶穌教導中的一個核心，是攻擊法利賽人的禮儀形式主義。因此，有人說耶穌將律法「內化（internalized）」。更正確的說法是耶穌強調律法對人內心生命的要求。</w:t>
       </w:r>
     </w:p>
     <w:p>
@@ -736,73 +2602,7 @@
         <w:rPr>
           <w:lang w:val="zh_TW" w:bidi="zh_TW"/>
         </w:rPr>
-        <w:t>將神的公義歸算給信徒，是保羅在羅馬書中的主要主題 （</w:t>
-      </w:r>
-      <w:hyperlink r:id="rId30">
-        <w:r>
-          <w:rPr>
-            <w:lang w:val="zh_TW" w:bidi="zh_TW"/>
-          </w:rPr>
-          <w:rPr>
-            <w:color w:val="0000EE"/>
-            <w:u w:val="single"/>
-          </w:rPr>
-          <w:t>羅3:21–5:21</w:t>
-        </w:r>
-      </w:hyperlink>
-      <w:r>
-        <w:rPr>
-          <w:lang w:val="zh_TW" w:bidi="zh_TW"/>
-        </w:rPr>
-        <w:t>）。保羅談到罪人</w:t>
-      </w:r>
-      <w:r>
-        <w:rPr>
-          <w:lang w:val="zh_TW" w:bidi="zh_TW"/>
-        </w:rPr>
-        <w:t>蒙神算為義</w:t>
-      </w:r>
-      <w:r>
-        <w:rPr>
-          <w:lang w:val="zh_TW" w:bidi="zh_TW"/>
-        </w:rPr>
-        <w:t>的喜樂（</w:t>
-      </w:r>
-      <w:hyperlink r:id="rId31">
-        <w:r>
-          <w:rPr>
-            <w:lang w:val="zh_TW" w:bidi="zh_TW"/>
-          </w:rPr>
-          <w:rPr>
-            <w:color w:val="0000EE"/>
-            <w:u w:val="single"/>
-          </w:rPr>
-          <w:t>羅4:6</w:t>
-        </w:r>
-      </w:hyperlink>
-      <w:r>
-        <w:rPr>
-          <w:lang w:val="zh_TW" w:bidi="zh_TW"/>
-        </w:rPr>
-        <w:t>）。基督的公義被歸算給人，也使人在神的法庭中得以稱為義 （</w:t>
-      </w:r>
-      <w:hyperlink r:id="rId32">
-        <w:r>
-          <w:rPr>
-            <w:lang w:val="zh_TW" w:bidi="zh_TW"/>
-          </w:rPr>
-          <w:rPr>
-            <w:color w:val="0000EE"/>
-            <w:u w:val="single"/>
-          </w:rPr>
-          <w:t>羅5:18</w:t>
-        </w:r>
-      </w:hyperlink>
-      <w:r>
-        <w:rPr>
-          <w:lang w:val="zh_TW" w:bidi="zh_TW"/>
-        </w:rPr>
-        <w:t>）。基督的死，被歸算給罪人，是聖潔的神赦免罪人的原因。聖經教導說，亞當的罪對人的負面影響被歸算給所有人，但對於相信基督的人來說，這些影響都被逆轉了。將人類的罪歸算給基督，這使祂的義可以歸算給信徒。</w:t>
+        <w:t>福音書中「污鬼」這一稱謂強調鬼本質上的邪惡。事實上，「不潔淨」這個詞在福音書中總是與靈有關，這一細節說明了新約聖經把重點從儀式上的不潔轉移到罪及其罪責上。</w:t>
       </w:r>
     </w:p>
     <w:p>
@@ -812,6 +2612,222 @@
           <w:lang w:val="zh_TW" w:bidi="zh_TW"/>
         </w:rPr>
       </w:r>
+      <w:hyperlink r:id="rId104">
+        <w:r>
+          <w:rPr>
+            <w:lang w:val="zh_TW" w:bidi="zh_TW"/>
+          </w:rPr>
+          <w:rPr>
+            <w:color w:val="0000EE"/>
+            <w:u w:val="single"/>
+          </w:rPr>
+          <w:t>使徒行傳第十章</w:t>
+        </w:r>
+      </w:hyperlink>
+      <w:r>
+        <w:rPr>
+          <w:lang w:val="zh_TW" w:bidi="zh_TW"/>
+        </w:rPr>
+        <w:t>記載了早期教會生活中的一個重要事件，當時神教導使徒彼得，外邦人本身並非不潔，彼得有義務接納他們。這一教導的結果是使哥尼流歸信。</w:t>
+      </w:r>
+    </w:p>
+    <w:p>
+      <w:pPr/>
+      <w:r>
+        <w:rPr>
+          <w:lang w:val="zh_TW" w:bidi="zh_TW"/>
+        </w:rPr>
+      </w:r>
+      <w:r>
+        <w:rPr>
+          <w:lang w:val="zh_TW" w:bidi="zh_TW"/>
+        </w:rPr>
+        <w:t>耶穌主張不潔源自內心，這一教導在使徒保羅提出「基督裏的自由的教義」中結出果子。保羅身為一個可以自稱從未違背外在律法的法利賽人，但他後來明白沒有任何事物本身是不潔的（</w:t>
+      </w:r>
+      <w:hyperlink r:id="rId105">
+        <w:r>
+          <w:rPr>
+            <w:lang w:val="zh_TW" w:bidi="zh_TW"/>
+          </w:rPr>
+          <w:rPr>
+            <w:color w:val="0000EE"/>
+            <w:u w:val="single"/>
+          </w:rPr>
+          <w:t>羅14:14–20</w:t>
+        </w:r>
+      </w:hyperlink>
+      <w:r>
+        <w:rPr>
+          <w:lang w:val="zh_TW" w:bidi="zh_TW"/>
+        </w:rPr>
+        <w:t>）。在他的書信中，保羅表明潔淨是內心順服而來的結果，這是由重生帶來的；它是基於贖罪的潔淨能力（見</w:t>
+      </w:r>
+      <w:hyperlink r:id="rId106">
+        <w:r>
+          <w:rPr>
+            <w:lang w:val="zh_TW" w:bidi="zh_TW"/>
+          </w:rPr>
+          <w:rPr>
+            <w:color w:val="0000EE"/>
+            <w:u w:val="single"/>
+          </w:rPr>
+          <w:t>羅6:19</w:t>
+        </w:r>
+      </w:hyperlink>
+      <w:r>
+        <w:rPr>
+          <w:lang w:val="zh_TW" w:bidi="zh_TW"/>
+        </w:rPr>
+        <w:t>；</w:t>
+      </w:r>
+      <w:hyperlink r:id="rId107">
+        <w:r>
+          <w:rPr>
+            <w:lang w:val="zh_TW" w:bidi="zh_TW"/>
+          </w:rPr>
+          <w:rPr>
+            <w:color w:val="0000EE"/>
+            <w:u w:val="single"/>
+          </w:rPr>
+          <w:t>帖前2:3–4</w:t>
+        </w:r>
+      </w:hyperlink>
+      <w:r>
+        <w:rPr>
+          <w:lang w:val="zh_TW" w:bidi="zh_TW"/>
+        </w:rPr>
+        <w:t>，其中不潔是指道德上的不潔）。</w:t>
+      </w:r>
+    </w:p>
+    <w:p>
+      <w:pPr/>
+      <w:r>
+        <w:rPr>
+          <w:lang w:val="zh_TW" w:bidi="zh_TW"/>
+        </w:rPr>
+      </w:r>
+      <w:r>
+        <w:rPr>
+          <w:lang w:val="zh_TW" w:bidi="zh_TW"/>
+        </w:rPr>
+        <w:t>基督的贖罪是最終為罪及其道德結果所帶來潔淨的方式（</w:t>
+      </w:r>
+      <w:hyperlink r:id="rId108">
+        <w:r>
+          <w:rPr>
+            <w:lang w:val="zh_TW" w:bidi="zh_TW"/>
+          </w:rPr>
+          <w:rPr>
+            <w:color w:val="0000EE"/>
+            <w:u w:val="single"/>
+          </w:rPr>
+          <w:t>來9:14、22</w:t>
+        </w:r>
+      </w:hyperlink>
+      <w:r>
+        <w:rPr>
+          <w:lang w:val="zh_TW" w:bidi="zh_TW"/>
+        </w:rPr>
+        <w:t>；</w:t>
+      </w:r>
+      <w:hyperlink r:id="rId109">
+        <w:r>
+          <w:rPr>
+            <w:lang w:val="zh_TW" w:bidi="zh_TW"/>
+          </w:rPr>
+          <w:rPr>
+            <w:color w:val="0000EE"/>
+            <w:u w:val="single"/>
+          </w:rPr>
+          <w:t>約一1:7</w:t>
+        </w:r>
+      </w:hyperlink>
+      <w:r>
+        <w:rPr>
+          <w:lang w:val="zh_TW" w:bidi="zh_TW"/>
+        </w:rPr>
+        <w:t>），同時也實現了過去公牛和山羊的血所象徵的事。因此，那些被羔羊的血洗淨的人（</w:t>
+      </w:r>
+      <w:hyperlink r:id="rId110">
+        <w:r>
+          <w:rPr>
+            <w:lang w:val="zh_TW" w:bidi="zh_TW"/>
+          </w:rPr>
+          <w:rPr>
+            <w:color w:val="0000EE"/>
+            <w:u w:val="single"/>
+          </w:rPr>
+          <w:t>啟7:14</w:t>
+        </w:r>
+      </w:hyperlink>
+      <w:r>
+        <w:rPr>
+          <w:lang w:val="zh_TW" w:bidi="zh_TW"/>
+        </w:rPr>
+        <w:t>）被看見穿著潔白的袍子（</w:t>
+      </w:r>
+      <w:hyperlink r:id="rId111">
+        <w:r>
+          <w:rPr>
+            <w:lang w:val="zh_TW" w:bidi="zh_TW"/>
+          </w:rPr>
+          <w:rPr>
+            <w:color w:val="0000EE"/>
+            <w:u w:val="single"/>
+          </w:rPr>
+          <w:t>15:6</w:t>
+        </w:r>
+      </w:hyperlink>
+      <w:r>
+        <w:rPr>
+          <w:lang w:val="zh_TW" w:bidi="zh_TW"/>
+        </w:rPr>
+        <w:t>、</w:t>
+      </w:r>
+      <w:hyperlink r:id="rId112">
+        <w:r>
+          <w:rPr>
+            <w:lang w:val="zh_TW" w:bidi="zh_TW"/>
+          </w:rPr>
+          <w:rPr>
+            <w:color w:val="0000EE"/>
+            <w:u w:val="single"/>
+          </w:rPr>
+          <w:t>19:8–14</w:t>
+        </w:r>
+      </w:hyperlink>
+      <w:r>
+        <w:rPr>
+          <w:lang w:val="zh_TW" w:bidi="zh_TW"/>
+        </w:rPr>
+        <w:t>）。祂的血象徵著子按照父的旨意捨命與受死，滿足了有位格的三一神的公義屬性。因為公義父神有位格的屬性得到了辯護，罪人的個人赦免在道德上成為可能。神在歷史中的行為必須與祂永恆的本質一致：祂既是公義的，又是那使信靠基督的人稱義的（</w:t>
+      </w:r>
+      <w:hyperlink r:id="rId113">
+        <w:r>
+          <w:rPr>
+            <w:lang w:val="zh_TW" w:bidi="zh_TW"/>
+          </w:rPr>
+          <w:rPr>
+            <w:color w:val="0000EE"/>
+            <w:u w:val="single"/>
+          </w:rPr>
+          <w:t>羅3:24–26</w:t>
+        </w:r>
+      </w:hyperlink>
+      <w:r>
+        <w:rPr>
+          <w:lang w:val="zh_TW" w:bidi="zh_TW"/>
+        </w:rPr>
+        <w:t>）。</w:t>
+      </w:r>
+    </w:p>
+    <w:p>
+      <w:pPr/>
+      <w:r>
+        <w:rPr>
+          <w:lang w:val="zh_TW" w:bidi="zh_TW"/>
+        </w:rPr>
+      </w:r>
       <w:r>
         <w:rPr>
           <w:i/>
@@ -823,43 +2839,67 @@
         <w:rPr>
           <w:lang w:val="zh_TW" w:bidi="zh_TW"/>
         </w:rPr>
-        <w:t>亞當（人）</w:t>
-      </w:r>
-      <w:r>
-        <w:rPr>
-          <w:lang w:val="zh_TW" w:bidi="zh_TW"/>
-        </w:rPr>
-        <w:t>、</w:t>
-      </w:r>
-      <w:r>
-        <w:rPr>
-          <w:lang w:val="zh_TW" w:bidi="zh_TW"/>
-        </w:rPr>
-        <w:t>基督論</w:t>
-      </w:r>
-      <w:r>
-        <w:rPr>
-          <w:lang w:val="zh_TW" w:bidi="zh_TW"/>
-        </w:rPr>
-        <w:t>、</w:t>
-      </w:r>
-      <w:r>
-        <w:rPr>
-          <w:lang w:val="zh_TW" w:bidi="zh_TW"/>
-        </w:rPr>
-        <w:t>人類墮落</w:t>
-      </w:r>
-      <w:r>
-        <w:rPr>
-          <w:lang w:val="zh_TW" w:bidi="zh_TW"/>
-        </w:rPr>
-        <w:t>、</w:t>
-      </w:r>
-      <w:r>
-        <w:rPr>
-          <w:lang w:val="zh_TW" w:bidi="zh_TW"/>
-        </w:rPr>
-        <w:t>罪</w:t>
+        <w:t>洗禮</w:t>
+      </w:r>
+      <w:r>
+        <w:rPr>
+          <w:lang w:val="zh_TW" w:bidi="zh_TW"/>
+        </w:rPr>
+        <w:t>；</w:t>
+      </w:r>
+      <w:r>
+        <w:rPr>
+          <w:lang w:val="zh_TW" w:bidi="zh_TW"/>
+        </w:rPr>
+        <w:t>割禮</w:t>
+      </w:r>
+      <w:r>
+        <w:rPr>
+          <w:lang w:val="zh_TW" w:bidi="zh_TW"/>
+        </w:rPr>
+        <w:t>；</w:t>
+      </w:r>
+      <w:r>
+        <w:rPr>
+          <w:lang w:val="zh_TW" w:bidi="zh_TW"/>
+        </w:rPr>
+        <w:t>未受割禮</w:t>
+      </w:r>
+      <w:r>
+        <w:rPr>
+          <w:lang w:val="zh_TW" w:bidi="zh_TW"/>
+        </w:rPr>
+        <w:t>；</w:t>
+      </w:r>
+      <w:r>
+        <w:rPr>
+          <w:lang w:val="zh_TW" w:bidi="zh_TW"/>
+        </w:rPr>
+        <w:t>供物和獻祭</w:t>
+      </w:r>
+      <w:r>
+        <w:rPr>
+          <w:lang w:val="zh_TW" w:bidi="zh_TW"/>
+        </w:rPr>
+        <w:t>；</w:t>
+      </w:r>
+      <w:r>
+        <w:rPr>
+          <w:lang w:val="zh_TW" w:bidi="zh_TW"/>
+        </w:rPr>
+        <w:t>聖經中的律法概念</w:t>
+      </w:r>
+      <w:r>
+        <w:rPr>
+          <w:lang w:val="zh_TW" w:bidi="zh_TW"/>
+        </w:rPr>
+        <w:t>；</w:t>
+      </w:r>
+      <w:r>
+        <w:rPr>
+          <w:lang w:val="zh_TW" w:bidi="zh_TW"/>
+        </w:rPr>
+        <w:t>飲食律法</w:t>
       </w:r>
       <w:r>
         <w:rPr>
@@ -894,7 +2934,7 @@
         <w:rPr>
           <w:lang w:val="zh_TW" w:bidi="zh_TW"/>
         </w:rPr>
-        <w:t>歸信</w:t>
+        <w:t>管會堂的</w:t>
       </w:r>
       <w:r>
         <w:rPr>
@@ -913,18 +2953,7 @@
         <w:rPr>
           <w:lang w:val="zh_TW" w:bidi="zh_TW"/>
         </w:rPr>
-        <w:t>一個人在生活和思想上的徹底改變。對基督徒來說，這意味著從忽視神的生活方式轉變為順服基督的生活方式。歸信是悔改的結果。</w:t>
-      </w:r>
-    </w:p>
-    <w:p>
-      <w:pPr>
-        <w:pStyle w:val="Heading3"/>
-      </w:pPr>
-      <w:r>
-        <w:rPr>
-          <w:lang w:val="zh_TW" w:bidi="zh_TW"/>
-        </w:rPr>
-        <w:t>舊約中的歸信</w:t>
+        <w:t>在新約聖經時期，猶太教禮拜場所的主要領袖。每個猶太會堂通常只有一位這樣的領袖。</w:t>
       </w:r>
     </w:p>
     <w:p>
@@ -938,108 +2967,32 @@
         <w:rPr>
           <w:lang w:val="zh_TW" w:bidi="zh_TW"/>
         </w:rPr>
-        <w:t>在舊約中，歸信基本上是從以前的生活方式，轉向或歸回以色列的神耶和華。以色列經常需要歸回他們的神（</w:t>
-      </w:r>
-      <w:hyperlink r:id="rId33">
-        <w:r>
-          <w:rPr>
-            <w:lang w:val="zh_TW" w:bidi="zh_TW"/>
-          </w:rPr>
-          <w:rPr>
-            <w:color w:val="0000EE"/>
-            <w:u w:val="single"/>
-          </w:rPr>
-          <w:t>申4:30</w:t>
-        </w:r>
-      </w:hyperlink>
-      <w:r>
-        <w:rPr>
-          <w:lang w:val="zh_TW" w:bidi="zh_TW"/>
-        </w:rPr>
-        <w:t>），無論是個人（</w:t>
-      </w:r>
-      <w:hyperlink r:id="rId34">
-        <w:r>
-          <w:rPr>
-            <w:lang w:val="zh_TW" w:bidi="zh_TW"/>
-          </w:rPr>
-          <w:rPr>
-            <w:color w:val="0000EE"/>
-            <w:u w:val="single"/>
-          </w:rPr>
-          <w:t>詩51篇</w:t>
-        </w:r>
-      </w:hyperlink>
-      <w:r>
-        <w:rPr>
-          <w:lang w:val="zh_TW" w:bidi="zh_TW"/>
-        </w:rPr>
-        <w:t>）還是整個民族（</w:t>
-      </w:r>
-      <w:hyperlink r:id="rId35">
-        <w:r>
-          <w:rPr>
-            <w:lang w:val="zh_TW" w:bidi="zh_TW"/>
-          </w:rPr>
-          <w:rPr>
-            <w:color w:val="0000EE"/>
-            <w:u w:val="single"/>
-          </w:rPr>
-          <w:t>耶4:1</w:t>
-        </w:r>
-      </w:hyperlink>
-      <w:r>
-        <w:rPr>
-          <w:lang w:val="zh_TW" w:bidi="zh_TW"/>
-        </w:rPr>
-        <w:t>）。其它列國需要初次轉向神（</w:t>
-      </w:r>
-      <w:hyperlink r:id="rId36">
-        <w:r>
-          <w:rPr>
-            <w:lang w:val="zh_TW" w:bidi="zh_TW"/>
-          </w:rPr>
-          <w:rPr>
-            <w:color w:val="0000EE"/>
-            <w:u w:val="single"/>
-          </w:rPr>
-          <w:t>詩22:27</w:t>
-        </w:r>
-      </w:hyperlink>
-      <w:r>
-        <w:rPr>
-          <w:lang w:val="zh_TW" w:bidi="zh_TW"/>
-        </w:rPr>
-        <w:t>）。其特徵是遠離邪惡的行為（</w:t>
-      </w:r>
-      <w:hyperlink r:id="rId37">
-        <w:r>
-          <w:rPr>
-            <w:lang w:val="zh_TW" w:bidi="zh_TW"/>
-          </w:rPr>
-          <w:rPr>
-            <w:color w:val="0000EE"/>
-            <w:u w:val="single"/>
-          </w:rPr>
-          <w:t>耶26:3</w:t>
-        </w:r>
-      </w:hyperlink>
-      <w:r>
-        <w:rPr>
-          <w:lang w:val="zh_TW" w:bidi="zh_TW"/>
-        </w:rPr>
-        <w:t>，</w:t>
-      </w:r>
-      <w:hyperlink r:id="rId38">
-        <w:r>
-          <w:rPr>
-            <w:lang w:val="zh_TW" w:bidi="zh_TW"/>
-          </w:rPr>
-          <w:rPr>
-            <w:color w:val="0000EE"/>
-            <w:u w:val="single"/>
-          </w:rPr>
-          <w:t>36:3</w:t>
+        <w:t>管會堂的職責是負責敬拜的實際安排和維護建築物本身。他還可以決定誰將受邀請誦讀律法和先知書或進行禱告。這個職位有時有指定的期間，有時是終身職。</w:t>
+      </w:r>
+    </w:p>
+    <w:p>
+      <w:pPr/>
+      <w:r>
+        <w:rPr>
+          <w:lang w:val="zh_TW" w:bidi="zh_TW"/>
+        </w:rPr>
+      </w:r>
+      <w:r>
+        <w:rPr>
+          <w:lang w:val="zh_TW" w:bidi="zh_TW"/>
+        </w:rPr>
+        <w:t>新約聖經四次提及這種官員。睚魯是迦百農的一位猶太會堂管理者。當他的女兒生病時，他去尋求耶穌幫助，耶穌使她復活了（</w:t>
+      </w:r>
+      <w:hyperlink r:id="rId114">
+        <w:r>
+          <w:rPr>
+            <w:lang w:val="zh_TW" w:bidi="zh_TW"/>
+          </w:rPr>
+          <w:rPr>
+            <w:color w:val="0000EE"/>
+            <w:u w:val="single"/>
+          </w:rPr>
+          <w:t>馬太福音9:18–26</w:t>
         </w:r>
       </w:hyperlink>
       <w:r>
@@ -1048,70 +3001,16 @@
         </w:rPr>
         <w:t>；</w:t>
       </w:r>
-      <w:hyperlink r:id="rId39">
-        <w:r>
-          <w:rPr>
-            <w:lang w:val="zh_TW" w:bidi="zh_TW"/>
-          </w:rPr>
-          <w:rPr>
-            <w:color w:val="0000EE"/>
-            <w:u w:val="single"/>
-          </w:rPr>
-          <w:t>結18:21、27</w:t>
-        </w:r>
-      </w:hyperlink>
-      <w:r>
-        <w:rPr>
-          <w:lang w:val="zh_TW" w:bidi="zh_TW"/>
-        </w:rPr>
-        <w:t>，</w:t>
-      </w:r>
-      <w:hyperlink r:id="rId40">
-        <w:r>
-          <w:rPr>
-            <w:lang w:val="zh_TW" w:bidi="zh_TW"/>
-          </w:rPr>
-          <w:rPr>
-            <w:color w:val="0000EE"/>
-            <w:u w:val="single"/>
-          </w:rPr>
-          <w:t>33:9、11</w:t>
-        </w:r>
-      </w:hyperlink>
-      <w:r>
-        <w:rPr>
-          <w:lang w:val="zh_TW" w:bidi="zh_TW"/>
-        </w:rPr>
-        <w:t>）。歸信是從對神不忠的生活轉向對神順服的生活（</w:t>
-      </w:r>
-      <w:hyperlink r:id="rId41">
-        <w:r>
-          <w:rPr>
-            <w:lang w:val="zh_TW" w:bidi="zh_TW"/>
-          </w:rPr>
-          <w:rPr>
-            <w:color w:val="0000EE"/>
-            <w:u w:val="single"/>
-          </w:rPr>
-          <w:t>賽10:20–21</w:t>
-        </w:r>
-      </w:hyperlink>
-      <w:r>
-        <w:rPr>
-          <w:lang w:val="zh_TW" w:bidi="zh_TW"/>
-        </w:rPr>
-        <w:t>，</w:t>
-      </w:r>
-      <w:hyperlink r:id="rId42">
-        <w:r>
-          <w:rPr>
-            <w:lang w:val="zh_TW" w:bidi="zh_TW"/>
-          </w:rPr>
-          <w:rPr>
-            <w:color w:val="0000EE"/>
-            <w:u w:val="single"/>
-          </w:rPr>
-          <w:t>14:2</w:t>
+      <w:hyperlink r:id="rId115">
+        <w:r>
+          <w:rPr>
+            <w:lang w:val="zh_TW" w:bidi="zh_TW"/>
+          </w:rPr>
+          <w:rPr>
+            <w:color w:val="0000EE"/>
+            <w:u w:val="single"/>
+          </w:rPr>
+          <w:t>馬可福音5:21–43</w:t>
         </w:r>
       </w:hyperlink>
       <w:r>
@@ -1120,52 +3019,23 @@
         </w:rPr>
         <w:t>；</w:t>
       </w:r>
-      <w:hyperlink r:id="rId43">
-        <w:r>
-          <w:rPr>
-            <w:lang w:val="zh_TW" w:bidi="zh_TW"/>
-          </w:rPr>
-          <w:rPr>
-            <w:color w:val="0000EE"/>
-            <w:u w:val="single"/>
-          </w:rPr>
-          <w:t>耶34:15</w:t>
-        </w:r>
-      </w:hyperlink>
-      <w:r>
-        <w:rPr>
-          <w:lang w:val="zh_TW" w:bidi="zh_TW"/>
-        </w:rPr>
-        <w:t>；</w:t>
-      </w:r>
-      <w:hyperlink r:id="rId44">
-        <w:r>
-          <w:rPr>
-            <w:lang w:val="zh_TW" w:bidi="zh_TW"/>
-          </w:rPr>
-          <w:rPr>
-            <w:color w:val="0000EE"/>
-            <w:u w:val="single"/>
-          </w:rPr>
-          <w:t>何14:4</w:t>
-        </w:r>
-      </w:hyperlink>
-      <w:r>
-        <w:rPr>
-          <w:lang w:val="zh_TW" w:bidi="zh_TW"/>
-        </w:rPr>
-        <w:t>）。歸信意味著內心方向的改變，並在生活方式上表現出來。</w:t>
-      </w:r>
-    </w:p>
-    <w:p>
-      <w:pPr>
-        <w:pStyle w:val="Heading3"/>
-      </w:pPr>
-      <w:r>
-        <w:rPr>
-          <w:lang w:val="zh_TW" w:bidi="zh_TW"/>
-        </w:rPr>
-        <w:t>新約中的歸信</w:t>
+      <w:hyperlink r:id="rId116">
+        <w:r>
+          <w:rPr>
+            <w:lang w:val="zh_TW" w:bidi="zh_TW"/>
+          </w:rPr>
+          <w:rPr>
+            <w:color w:val="0000EE"/>
+            <w:u w:val="single"/>
+          </w:rPr>
+          <w:t>路加福音8:41–56</w:t>
+        </w:r>
+      </w:hyperlink>
+      <w:r>
+        <w:rPr>
+          <w:lang w:val="zh_TW" w:bidi="zh_TW"/>
+        </w:rPr>
+        <w:t>）。</w:t>
       </w:r>
     </w:p>
     <w:p>
@@ -1175,191 +3045,23 @@
           <w:lang w:val="zh_TW" w:bidi="zh_TW"/>
         </w:rPr>
       </w:r>
-      <w:r>
-        <w:rPr>
-          <w:lang w:val="zh_TW" w:bidi="zh_TW"/>
-        </w:rPr>
-        <w:t>在新約中，施洗約翰首先呼籲歸信（</w:t>
-      </w:r>
-      <w:hyperlink r:id="rId45">
-        <w:r>
-          <w:rPr>
-            <w:lang w:val="zh_TW" w:bidi="zh_TW"/>
-          </w:rPr>
-          <w:rPr>
-            <w:color w:val="0000EE"/>
-            <w:u w:val="single"/>
-          </w:rPr>
-          <w:t>太3:2</w:t>
-        </w:r>
-      </w:hyperlink>
-      <w:r>
-        <w:rPr>
-          <w:lang w:val="zh_TW" w:bidi="zh_TW"/>
-        </w:rPr>
-        <w:t>；</w:t>
-      </w:r>
-      <w:hyperlink r:id="rId46">
-        <w:r>
-          <w:rPr>
-            <w:lang w:val="zh_TW" w:bidi="zh_TW"/>
-          </w:rPr>
-          <w:rPr>
-            <w:color w:val="0000EE"/>
-            <w:u w:val="single"/>
-          </w:rPr>
-          <w:t>可1:4</w:t>
-        </w:r>
-      </w:hyperlink>
-      <w:r>
-        <w:rPr>
-          <w:lang w:val="zh_TW" w:bidi="zh_TW"/>
-        </w:rPr>
-        <w:t>；</w:t>
-      </w:r>
-      <w:hyperlink r:id="rId47">
-        <w:r>
-          <w:rPr>
-            <w:lang w:val="zh_TW" w:bidi="zh_TW"/>
-          </w:rPr>
-          <w:rPr>
-            <w:color w:val="0000EE"/>
-            <w:u w:val="single"/>
-          </w:rPr>
-          <w:t>路3:3</w:t>
-        </w:r>
-      </w:hyperlink>
-      <w:r>
-        <w:rPr>
-          <w:lang w:val="zh_TW" w:bidi="zh_TW"/>
-        </w:rPr>
-        <w:t>），他發出先知的呼籲，要求人們改變心意（這是此希臘文詞語的根本含義），因為神的國近了。這種生命的改變必須包括行為的改變，以證明其真實性（</w:t>
-      </w:r>
-      <w:hyperlink r:id="rId48">
-        <w:r>
-          <w:rPr>
-            <w:lang w:val="zh_TW" w:bidi="zh_TW"/>
-          </w:rPr>
-          <w:rPr>
-            <w:color w:val="0000EE"/>
-            <w:u w:val="single"/>
-          </w:rPr>
-          <w:t>太3:8</w:t>
-        </w:r>
-      </w:hyperlink>
-      <w:r>
-        <w:rPr>
-          <w:lang w:val="zh_TW" w:bidi="zh_TW"/>
-        </w:rPr>
-        <w:t>；</w:t>
-      </w:r>
-      <w:hyperlink r:id="rId49">
-        <w:r>
-          <w:rPr>
-            <w:lang w:val="zh_TW" w:bidi="zh_TW"/>
-          </w:rPr>
-          <w:rPr>
-            <w:color w:val="0000EE"/>
-            <w:u w:val="single"/>
-          </w:rPr>
-          <w:t>路3:8</w:t>
-        </w:r>
-      </w:hyperlink>
-      <w:r>
-        <w:rPr>
-          <w:lang w:val="zh_TW" w:bidi="zh_TW"/>
-        </w:rPr>
-        <w:t>）。耶穌也傳講同樣的信息（</w:t>
-      </w:r>
-      <w:hyperlink r:id="rId50">
-        <w:r>
-          <w:rPr>
-            <w:lang w:val="zh_TW" w:bidi="zh_TW"/>
-          </w:rPr>
-          <w:rPr>
-            <w:color w:val="0000EE"/>
-            <w:u w:val="single"/>
-          </w:rPr>
-          <w:t>太4:17</w:t>
-        </w:r>
-      </w:hyperlink>
-      <w:r>
-        <w:rPr>
-          <w:lang w:val="zh_TW" w:bidi="zh_TW"/>
-        </w:rPr>
-        <w:t>；</w:t>
-      </w:r>
-      <w:hyperlink r:id="rId51">
-        <w:r>
-          <w:rPr>
-            <w:lang w:val="zh_TW" w:bidi="zh_TW"/>
-          </w:rPr>
-          <w:rPr>
-            <w:color w:val="0000EE"/>
-            <w:u w:val="single"/>
-          </w:rPr>
-          <w:t>可1:15</w:t>
-        </w:r>
-      </w:hyperlink>
-      <w:r>
-        <w:rPr>
-          <w:lang w:val="zh_TW" w:bidi="zh_TW"/>
-        </w:rPr>
-        <w:t>）。祂還說，由於神的國度已經在祂身上到來，順服祂是歸信好消息的一部分。然而，這也可能是壞消息，因為如果不做出這種徹底的改變，就會被定罪（</w:t>
-      </w:r>
-      <w:hyperlink r:id="rId52">
-        <w:r>
-          <w:rPr>
-            <w:lang w:val="zh_TW" w:bidi="zh_TW"/>
-          </w:rPr>
-          <w:rPr>
-            <w:color w:val="0000EE"/>
-            <w:u w:val="single"/>
-          </w:rPr>
-          <w:t>太11:20</w:t>
-        </w:r>
-      </w:hyperlink>
-      <w:r>
-        <w:rPr>
-          <w:lang w:val="zh_TW" w:bidi="zh_TW"/>
-        </w:rPr>
-        <w:t>；</w:t>
-      </w:r>
-      <w:hyperlink r:id="rId53">
-        <w:r>
-          <w:rPr>
-            <w:lang w:val="zh_TW" w:bidi="zh_TW"/>
-          </w:rPr>
-          <w:rPr>
-            <w:color w:val="0000EE"/>
-            <w:u w:val="single"/>
-          </w:rPr>
-          <w:t>路13:3–5</w:t>
-        </w:r>
-      </w:hyperlink>
-      <w:r>
-        <w:rPr>
-          <w:lang w:val="zh_TW" w:bidi="zh_TW"/>
-        </w:rPr>
-        <w:t>）。歸信是徹底的，但也是簡單的。它要求我們像小孩子一樣全然委身，而不是像成人的算計和自我保護（</w:t>
-      </w:r>
-      <w:hyperlink r:id="rId54">
-        <w:r>
-          <w:rPr>
-            <w:lang w:val="zh_TW" w:bidi="zh_TW"/>
-          </w:rPr>
-          <w:rPr>
-            <w:color w:val="0000EE"/>
-            <w:u w:val="single"/>
-          </w:rPr>
-          <w:t>太18:3</w:t>
-        </w:r>
-      </w:hyperlink>
-      <w:r>
-        <w:rPr>
-          <w:lang w:val="zh_TW" w:bidi="zh_TW"/>
-        </w:rPr>
-        <w:t>）。成人謹慎、自我保護的態度，與孩子的簡單、真誠信任和開放的態度，形成對比。</w:t>
+      <w:hyperlink r:id="rId117">
+        <w:r>
+          <w:rPr>
+            <w:lang w:val="zh_TW" w:bidi="zh_TW"/>
+          </w:rPr>
+          <w:rPr>
+            <w:color w:val="0000EE"/>
+            <w:u w:val="single"/>
+          </w:rPr>
+          <w:t>路加福音十三章14節</w:t>
+        </w:r>
+      </w:hyperlink>
+      <w:r>
+        <w:rPr>
+          <w:lang w:val="zh_TW" w:bidi="zh_TW"/>
+        </w:rPr>
+        <w:t>記載了另一位管會堂的故事，他對耶穌懷有極大的敵意。耶穌在會堂教導後，在安息日醫治了一個人，這位管理者反對耶穌。</w:t>
       </w:r>
     </w:p>
     <w:p>
@@ -1373,7 +3075,138 @@
         <w:rPr>
           <w:lang w:val="zh_TW" w:bidi="zh_TW"/>
         </w:rPr>
-        <w:t>除了四福音書和使徒行傳，歸信在新約中並不常見。當它在使徒行傳中使用時，歸信</w:t>
+        <w:t>在保羅的宣教旅程中，常常在他所到之處，先去猶太會堂，從而開始事工。在彼西底的安提阿（</w:t>
+      </w:r>
+      <w:hyperlink r:id="rId118">
+        <w:r>
+          <w:rPr>
+            <w:lang w:val="zh_TW" w:bidi="zh_TW"/>
+          </w:rPr>
+          <w:rPr>
+            <w:color w:val="0000EE"/>
+            <w:u w:val="single"/>
+          </w:rPr>
+          <w:t>使徒行傳13:15</w:t>
+        </w:r>
+      </w:hyperlink>
+      <w:r>
+        <w:rPr>
+          <w:lang w:val="zh_TW" w:bidi="zh_TW"/>
+        </w:rPr>
+        <w:t>），管會堂的歡迎並鼓勵他傳講福音，並在下個安息日再次回來。基利司布，哥林多猶太會堂的管理者，信了耶穌（</w:t>
+      </w:r>
+      <w:hyperlink r:id="rId119">
+        <w:r>
+          <w:rPr>
+            <w:lang w:val="zh_TW" w:bidi="zh_TW"/>
+          </w:rPr>
+          <w:rPr>
+            <w:color w:val="0000EE"/>
+            <w:u w:val="single"/>
+          </w:rPr>
+          <w:t>18:8</w:t>
+        </w:r>
+      </w:hyperlink>
+      <w:r>
+        <w:rPr>
+          <w:lang w:val="zh_TW" w:bidi="zh_TW"/>
+        </w:rPr>
+        <w:t>）。基利司布的繼任者所提尼在猶太人向亞該亞的巡撫迦流，控告保羅後，被暴民毆打。</w:t>
+      </w:r>
+    </w:p>
+    <w:p>
+      <w:pPr/>
+      <w:r>
+        <w:rPr>
+          <w:lang w:val="zh_TW" w:bidi="zh_TW"/>
+        </w:rPr>
+      </w:r>
+      <w:r>
+        <w:rPr>
+          <w:i/>
+          <w:lang w:val="zh_TW" w:bidi="zh_TW"/>
+        </w:rPr>
+        <w:t>另見</w:t>
+      </w:r>
+      <w:r>
+        <w:rPr>
+          <w:lang w:val="zh_TW" w:bidi="zh_TW"/>
+        </w:rPr>
+        <w:t xml:space="preserve"> </w:t>
+      </w:r>
+      <w:r>
+        <w:rPr>
+          <w:lang w:val="zh_TW" w:bidi="zh_TW"/>
+        </w:rPr>
+        <w:t>猶太會堂</w:t>
+      </w:r>
+      <w:r>
+        <w:rPr>
+          <w:lang w:val="zh_TW" w:bidi="zh_TW"/>
+        </w:rPr>
+        <w:t>。</w:t>
+      </w:r>
+      <w:r>
+        <w:rPr>
+          <w:lang w:val="zh_TW" w:bidi="zh_TW"/>
+        </w:rPr>
+      </w:r>
+      <w:r>
+        <w:rPr>
+          <w:lang w:val="zh_TW" w:bidi="zh_TW"/>
+        </w:rPr>
+      </w:r>
+    </w:p>
+    <w:p>
+      <w:pPr/>
+      <w:r>
+        <w:rPr>
+          <w:lang w:val="zh_TW" w:bidi="zh_TW"/>
+        </w:rPr>
+      </w:r>
+    </w:p>
+    <w:p>
+      <w:pPr>
+        <w:pStyle w:val="Heading2"/>
+      </w:pPr>
+      <w:r>
+        <w:rPr>
+          <w:lang w:val="zh_TW" w:bidi="zh_TW"/>
+        </w:rPr>
+        <w:t>管教</w:t>
+      </w:r>
+      <w:r>
+        <w:rPr>
+          <w:lang w:val="zh_TW" w:bidi="zh_TW"/>
+        </w:rPr>
+      </w:r>
+    </w:p>
+    <w:p>
+      <w:pPr/>
+      <w:r>
+        <w:rPr>
+          <w:lang w:val="zh_TW" w:bidi="zh_TW"/>
+        </w:rPr>
+      </w:r>
+      <w:r>
+        <w:rPr>
+          <w:lang w:val="zh_TW" w:bidi="zh_TW"/>
+        </w:rPr>
+        <w:t>塑造品格和規範行為的學習過程；此詞語源自拉丁文，意為「教導」或「訓練」。要管教人或群體，就是要使他們處於良好秩序狀態，並按照預期的方式運作。雖然許多人誤以為管教必然是嚴厲或苛刻，但其本質卻並非如此。聖經翻譯者選用「門徒（disciple）」一詞，表示透過跟隨別人來學習的人，也是基於這個概念。</w:t>
+      </w:r>
+    </w:p>
+    <w:p>
+      <w:pPr/>
+      <w:r>
+        <w:rPr>
+          <w:lang w:val="zh_TW" w:bidi="zh_TW"/>
+        </w:rPr>
+      </w:r>
+      <w:r>
+        <w:rPr>
+          <w:lang w:val="zh_TW" w:bidi="zh_TW"/>
+        </w:rPr>
+        <w:t>概述</w:t>
       </w:r>
     </w:p>
     <w:p>
@@ -1389,63 +3222,10 @@
       </w:r>
       <w:r>
         <w:rPr>
-          <w:lang w:val="zh_TW" w:bidi="zh_TW"/>
-        </w:rPr>
-        <w:t>構成福音講道中最重要的部分——形成委身的呼召（</w:t>
-      </w:r>
-      <w:hyperlink r:id="rId55">
-        <w:r>
-          <w:rPr>
-            <w:lang w:val="zh_TW" w:bidi="zh_TW"/>
-          </w:rPr>
-          <w:rPr>
-            <w:color w:val="0000EE"/>
-            <w:u w:val="single"/>
-          </w:rPr>
-          <w:t>2:38</w:t>
-        </w:r>
-      </w:hyperlink>
-      <w:r>
-        <w:rPr>
-          <w:lang w:val="zh_TW" w:bidi="zh_TW"/>
-        </w:rPr>
-        <w:t>，</w:t>
-      </w:r>
-      <w:hyperlink r:id="rId56">
-        <w:r>
-          <w:rPr>
-            <w:lang w:val="zh_TW" w:bidi="zh_TW"/>
-          </w:rPr>
-          <w:rPr>
-            <w:color w:val="0000EE"/>
-            <w:u w:val="single"/>
-          </w:rPr>
-          <w:t>3:19</w:t>
-        </w:r>
-      </w:hyperlink>
-      <w:r>
-        <w:rPr>
-          <w:lang w:val="zh_TW" w:bidi="zh_TW"/>
-        </w:rPr>
-        <w:t>，</w:t>
-      </w:r>
-      <w:hyperlink r:id="rId57">
-        <w:r>
-          <w:rPr>
-            <w:lang w:val="zh_TW" w:bidi="zh_TW"/>
-          </w:rPr>
-          <w:rPr>
-            <w:color w:val="0000EE"/>
-            <w:u w:val="single"/>
-          </w:rPr>
-          <w:t>8:22</w:t>
-        </w:r>
-      </w:hyperlink>
-      <w:r>
-        <w:rPr>
-          <w:lang w:val="zh_TW" w:bidi="zh_TW"/>
-        </w:rPr>
-        <w:t>），</w:t>
+          <w:u w:val="single"/>
+          <w:lang w:val="zh_TW" w:bidi="zh_TW"/>
+        </w:rPr>
+        <w:t>聖經的教導</w:t>
       </w:r>
     </w:p>
     <w:p>
@@ -1461,45 +3241,10 @@
       </w:r>
       <w:r>
         <w:rPr>
-          <w:lang w:val="zh_TW" w:bidi="zh_TW"/>
-        </w:rPr>
-        <w:t>描述新基督徒對主的委身（</w:t>
-      </w:r>
-      <w:hyperlink r:id="rId58">
-        <w:r>
-          <w:rPr>
-            <w:lang w:val="zh_TW" w:bidi="zh_TW"/>
-          </w:rPr>
-          <w:rPr>
-            <w:color w:val="0000EE"/>
-            <w:u w:val="single"/>
-          </w:rPr>
-          <w:t>9:35</w:t>
-        </w:r>
-      </w:hyperlink>
-      <w:r>
-        <w:rPr>
-          <w:lang w:val="zh_TW" w:bidi="zh_TW"/>
-        </w:rPr>
-        <w:t>，</w:t>
-      </w:r>
-      <w:hyperlink r:id="rId59">
-        <w:r>
-          <w:rPr>
-            <w:lang w:val="zh_TW" w:bidi="zh_TW"/>
-          </w:rPr>
-          <w:rPr>
-            <w:color w:val="0000EE"/>
-            <w:u w:val="single"/>
-          </w:rPr>
-          <w:t>11:21</w:t>
-        </w:r>
-      </w:hyperlink>
-      <w:r>
-        <w:rPr>
-          <w:lang w:val="zh_TW" w:bidi="zh_TW"/>
-        </w:rPr>
-        <w:t>），以及</w:t>
+          <w:u w:val="single"/>
+          <w:lang w:val="zh_TW" w:bidi="zh_TW"/>
+        </w:rPr>
+        <w:t>自我管教</w:t>
       </w:r>
     </w:p>
     <w:p>
@@ -1515,41 +3260,10 @@
       </w:r>
       <w:r>
         <w:rPr>
-          <w:lang w:val="zh_TW" w:bidi="zh_TW"/>
-        </w:rPr>
-        <w:t>描繪生命從黑暗轉向光明的改變（</w:t>
-      </w:r>
-      <w:hyperlink r:id="rId60">
-        <w:r>
-          <w:rPr>
-            <w:lang w:val="zh_TW" w:bidi="zh_TW"/>
-          </w:rPr>
-          <w:rPr>
-            <w:color w:val="0000EE"/>
-            <w:u w:val="single"/>
-          </w:rPr>
-          <w:t>26:18–20</w:t>
-        </w:r>
-      </w:hyperlink>
-      <w:r>
-        <w:rPr>
-          <w:lang w:val="zh_TW" w:bidi="zh_TW"/>
-        </w:rPr>
-        <w:t>）。</w:t>
-      </w:r>
-    </w:p>
-    <w:p>
-      <w:pPr/>
-      <w:r>
-        <w:rPr>
-          <w:lang w:val="zh_TW" w:bidi="zh_TW"/>
-        </w:rPr>
-      </w:r>
-      <w:r>
-        <w:rPr>
-          <w:lang w:val="zh_TW" w:bidi="zh_TW"/>
-        </w:rPr>
-        <w:t>在提到歸信時，後來的福音書作者則</w:t>
+          <w:u w:val="single"/>
+          <w:lang w:val="zh_TW" w:bidi="zh_TW"/>
+        </w:rPr>
+        <w:t>父母的管教</w:t>
       </w:r>
     </w:p>
     <w:p>
@@ -1565,92 +3279,124 @@
       </w:r>
       <w:r>
         <w:rPr>
-          <w:lang w:val="zh_TW" w:bidi="zh_TW"/>
-        </w:rPr>
-        <w:t>回顧歸信經歷（</w:t>
-      </w:r>
-      <w:hyperlink r:id="rId61">
-        <w:r>
-          <w:rPr>
-            <w:lang w:val="zh_TW" w:bidi="zh_TW"/>
-          </w:rPr>
-          <w:rPr>
-            <w:color w:val="0000EE"/>
-            <w:u w:val="single"/>
-          </w:rPr>
-          <w:t>林書3:16</w:t>
-        </w:r>
-      </w:hyperlink>
-      <w:r>
-        <w:rPr>
-          <w:lang w:val="zh_TW" w:bidi="zh_TW"/>
-        </w:rPr>
-        <w:t>），</w:t>
-      </w:r>
-    </w:p>
-    <w:p>
-      <w:pPr>
-        <w:pStyle w:val="ListBullet"/>
-        <w:spacing w:line="240" w:lineRule="auto"/>
-        <w:ind w:left="720"/>
-      </w:pPr>
-      <w:r>
-        <w:rPr>
-          <w:lang w:val="zh_TW" w:bidi="zh_TW"/>
-        </w:rPr>
-      </w:r>
-      <w:r>
-        <w:rPr>
-          <w:lang w:val="zh_TW" w:bidi="zh_TW"/>
-        </w:rPr>
-        <w:t>擔心基督徒轉向異教或猶太教（</w:t>
-      </w:r>
-      <w:hyperlink r:id="rId62">
-        <w:r>
-          <w:rPr>
-            <w:lang w:val="zh_TW" w:bidi="zh_TW"/>
-          </w:rPr>
-          <w:rPr>
-            <w:color w:val="0000EE"/>
-            <w:u w:val="single"/>
-          </w:rPr>
-          <w:t>加4:9</w:t>
-        </w:r>
-      </w:hyperlink>
-      <w:r>
-        <w:rPr>
-          <w:lang w:val="zh_TW" w:bidi="zh_TW"/>
-        </w:rPr>
-        <w:t>），以及</w:t>
-      </w:r>
-    </w:p>
-    <w:p>
-      <w:pPr>
-        <w:pStyle w:val="ListBullet"/>
-        <w:spacing w:line="240" w:lineRule="auto"/>
-        <w:ind w:left="720"/>
-      </w:pPr>
-      <w:r>
-        <w:rPr>
-          <w:lang w:val="zh_TW" w:bidi="zh_TW"/>
-        </w:rPr>
-      </w:r>
-      <w:r>
-        <w:rPr>
-          <w:lang w:val="zh_TW" w:bidi="zh_TW"/>
-        </w:rPr>
-        <w:t>呼籲那些離開信仰並面臨審判危險的基督徒，重新歸信（</w:t>
-      </w:r>
-      <w:hyperlink r:id="rId63">
-        <w:r>
-          <w:rPr>
-            <w:lang w:val="zh_TW" w:bidi="zh_TW"/>
-          </w:rPr>
-          <w:rPr>
-            <w:color w:val="0000EE"/>
-            <w:u w:val="single"/>
-          </w:rPr>
-          <w:t>雅5:19–20</w:t>
+          <w:u w:val="single"/>
+          <w:lang w:val="zh_TW" w:bidi="zh_TW"/>
+        </w:rPr>
+        <w:t>教會的管教</w:t>
+      </w:r>
+    </w:p>
+    <w:p>
+      <w:pPr>
+        <w:pStyle w:val="Heading3"/>
+      </w:pPr>
+      <w:r>
+        <w:rPr>
+          <w:lang w:val="zh_TW" w:bidi="zh_TW"/>
+        </w:rPr>
+        <w:t>聖經的教導</w:t>
+      </w:r>
+    </w:p>
+    <w:p>
+      <w:pPr/>
+      <w:r>
+        <w:rPr>
+          <w:lang w:val="zh_TW" w:bidi="zh_TW"/>
+        </w:rPr>
+      </w:r>
+      <w:r>
+        <w:rPr>
+          <w:lang w:val="zh_TW" w:bidi="zh_TW"/>
+        </w:rPr>
+        <w:t>Discipline（管教）這個詞語在某英文譯本（</w:t>
+      </w:r>
+      <w:hyperlink r:id="rId120">
+        <w:r>
+          <w:rPr>
+            <w:lang w:val="zh_TW" w:bidi="zh_TW"/>
+          </w:rPr>
+          <w:rPr>
+            <w:color w:val="0000EE"/>
+            <w:u w:val="single"/>
+          </w:rPr>
+          <w:t>伯36:10</w:t>
+        </w:r>
+      </w:hyperlink>
+      <w:r>
+        <w:rPr>
+          <w:lang w:val="zh_TW" w:bidi="zh_TW"/>
+        </w:rPr>
+        <w:t>）中只出現一次，但在不少現代譯本裡，這個詞語的名詞與動詞形式卻十分常見。那些被譯為「管教」的希伯來文與希臘文詞語，有時會譯作「責備」、「督責」、「約束」、「歸正」或「責打」。較為正面的同義詞則包括「教養」、「操練」、「吩咐」與「受教」。</w:t>
+      </w:r>
+    </w:p>
+    <w:p>
+      <w:pPr/>
+      <w:r>
+        <w:rPr>
+          <w:lang w:val="zh_TW" w:bidi="zh_TW"/>
+        </w:rPr>
+      </w:r>
+      <w:r>
+        <w:rPr>
+          <w:lang w:val="zh_TW" w:bidi="zh_TW"/>
+        </w:rPr>
+        <w:t>在舊約聖經中，「管教」的用法比新約聖經較具負面色彩，主要因為神在舊約（摩西之約）下，以律法方式對待以色列人。新約聖經所呈現的「新約」關係，使教會中的管教語言更偏向正面。然而，兩個約的目標其實相同，就是公義。從這角度來看，即使舊約聖經著重懲罰，背後仍然有正面的動機，並以建立生命為目標。舊約聖經強調報應，原因是要讓犯罪的人透過所受的後果，看見自己造成的影響，明白自己所犯何罪；替受害者伸冤，也同時彰顯神的公義。申冤是維護神公義的重要方式，報應同樣重要；違背聖約會帶來聖約的咒詛（</w:t>
+      </w:r>
+      <w:hyperlink r:id="rId121">
+        <w:r>
+          <w:rPr>
+            <w:lang w:val="zh_TW" w:bidi="zh_TW"/>
+          </w:rPr>
+          <w:rPr>
+            <w:color w:val="0000EE"/>
+            <w:u w:val="single"/>
+          </w:rPr>
+          <w:t>申27:26</w:t>
+        </w:r>
+      </w:hyperlink>
+      <w:r>
+        <w:rPr>
+          <w:lang w:val="zh_TW" w:bidi="zh_TW"/>
+        </w:rPr>
+        <w:t>），並以懲治性的管教形式臨到。報應重新確立神律法的權柄，也教導人敬畏祂公義的標準。</w:t>
+      </w:r>
+    </w:p>
+    <w:p>
+      <w:pPr/>
+      <w:r>
+        <w:rPr>
+          <w:lang w:val="zh_TW" w:bidi="zh_TW"/>
+        </w:rPr>
+      </w:r>
+      <w:r>
+        <w:rPr>
+          <w:lang w:val="zh_TW" w:bidi="zh_TW"/>
+        </w:rPr>
+        <w:t>正面管教可視為強化的管教，與懲治性的管教相輔相成。神一直在施行管教；祂在必要時以懲治的方式管教，但在可能的情況下則以強化的方式管教。</w:t>
+      </w:r>
+    </w:p>
+    <w:p>
+      <w:pPr/>
+      <w:r>
+        <w:rPr>
+          <w:lang w:val="zh_TW" w:bidi="zh_TW"/>
+        </w:rPr>
+      </w:r>
+      <w:r>
+        <w:rPr>
+          <w:lang w:val="zh_TW" w:bidi="zh_TW"/>
+        </w:rPr>
+        <w:t>聖經常提到神管教以色列人（</w:t>
+      </w:r>
+      <w:hyperlink r:id="rId122">
+        <w:r>
+          <w:rPr>
+            <w:lang w:val="zh_TW" w:bidi="zh_TW"/>
+          </w:rPr>
+          <w:rPr>
+            <w:color w:val="0000EE"/>
+            <w:u w:val="single"/>
+          </w:rPr>
+          <w:t>利26:23</w:t>
         </w:r>
       </w:hyperlink>
       <w:r>
@@ -1659,16 +3405,1295 @@
         </w:rPr>
         <w:t>；</w:t>
       </w:r>
-      <w:hyperlink r:id="rId64">
-        <w:r>
-          <w:rPr>
-            <w:lang w:val="zh_TW" w:bidi="zh_TW"/>
-          </w:rPr>
-          <w:rPr>
-            <w:color w:val="0000EE"/>
-            <w:u w:val="single"/>
-          </w:rPr>
-          <w:t>啟2:5、16、22</w:t>
+      <w:hyperlink r:id="rId123">
+        <w:r>
+          <w:rPr>
+            <w:lang w:val="zh_TW" w:bidi="zh_TW"/>
+          </w:rPr>
+          <w:rPr>
+            <w:color w:val="0000EE"/>
+            <w:u w:val="single"/>
+          </w:rPr>
+          <w:t>申4:36，</w:t>
+        </w:r>
+      </w:hyperlink>
+      <w:hyperlink r:id="rId124">
+        <w:r>
+          <w:rPr>
+            <w:lang w:val="zh_TW" w:bidi="zh_TW"/>
+          </w:rPr>
+          <w:rPr>
+            <w:color w:val="0000EE"/>
+            <w:u w:val="single"/>
+          </w:rPr>
+          <w:t>8:5</w:t>
+        </w:r>
+      </w:hyperlink>
+      <w:r>
+        <w:rPr>
+          <w:lang w:val="zh_TW" w:bidi="zh_TW"/>
+        </w:rPr>
+        <w:t>；</w:t>
+      </w:r>
+      <w:hyperlink r:id="rId125">
+        <w:r>
+          <w:rPr>
+            <w:lang w:val="zh_TW" w:bidi="zh_TW"/>
+          </w:rPr>
+          <w:rPr>
+            <w:color w:val="0000EE"/>
+            <w:u w:val="single"/>
+          </w:rPr>
+          <w:t>耶31:18</w:t>
+        </w:r>
+      </w:hyperlink>
+      <w:r>
+        <w:rPr>
+          <w:lang w:val="zh_TW" w:bidi="zh_TW"/>
+        </w:rPr>
+        <w:t>）、管教列邦（</w:t>
+      </w:r>
+      <w:hyperlink r:id="rId126">
+        <w:r>
+          <w:rPr>
+            <w:lang w:val="zh_TW" w:bidi="zh_TW"/>
+          </w:rPr>
+          <w:rPr>
+            <w:color w:val="0000EE"/>
+            <w:u w:val="single"/>
+          </w:rPr>
+          <w:t>詩94:10</w:t>
+        </w:r>
+      </w:hyperlink>
+      <w:r>
+        <w:rPr>
+          <w:lang w:val="zh_TW" w:bidi="zh_TW"/>
+        </w:rPr>
+        <w:t>），或管教人（</w:t>
+      </w:r>
+      <w:hyperlink r:id="rId127">
+        <w:r>
+          <w:rPr>
+            <w:lang w:val="zh_TW" w:bidi="zh_TW"/>
+          </w:rPr>
+          <w:rPr>
+            <w:color w:val="0000EE"/>
+            <w:u w:val="single"/>
+          </w:rPr>
+          <w:t>伯5:17</w:t>
+        </w:r>
+      </w:hyperlink>
+      <w:r>
+        <w:rPr>
+          <w:lang w:val="zh_TW" w:bidi="zh_TW"/>
+        </w:rPr>
+        <w:t>；</w:t>
+      </w:r>
+      <w:hyperlink r:id="rId128">
+        <w:r>
+          <w:rPr>
+            <w:lang w:val="zh_TW" w:bidi="zh_TW"/>
+          </w:rPr>
+          <w:rPr>
+            <w:color w:val="0000EE"/>
+            <w:u w:val="single"/>
+          </w:rPr>
+          <w:t>詩94:10、12</w:t>
+        </w:r>
+      </w:hyperlink>
+      <w:r>
+        <w:rPr>
+          <w:lang w:val="zh_TW" w:bidi="zh_TW"/>
+        </w:rPr>
+        <w:t>；</w:t>
+      </w:r>
+      <w:hyperlink r:id="rId129">
+        <w:r>
+          <w:rPr>
+            <w:lang w:val="zh_TW" w:bidi="zh_TW"/>
+          </w:rPr>
+          <w:rPr>
+            <w:color w:val="0000EE"/>
+            <w:u w:val="single"/>
+          </w:rPr>
+          <w:t>來12:5–11</w:t>
+        </w:r>
+      </w:hyperlink>
+      <w:r>
+        <w:rPr>
+          <w:lang w:val="zh_TW" w:bidi="zh_TW"/>
+        </w:rPr>
+        <w:t>；</w:t>
+      </w:r>
+      <w:hyperlink r:id="rId130">
+        <w:r>
+          <w:rPr>
+            <w:lang w:val="zh_TW" w:bidi="zh_TW"/>
+          </w:rPr>
+          <w:rPr>
+            <w:color w:val="0000EE"/>
+            <w:u w:val="single"/>
+          </w:rPr>
+          <w:t>啟3:19</w:t>
+        </w:r>
+      </w:hyperlink>
+      <w:r>
+        <w:rPr>
+          <w:lang w:val="zh_TW" w:bidi="zh_TW"/>
+        </w:rPr>
+        <w:t>）。以色列的父母必須認真承擔管教兒女的責任（</w:t>
+      </w:r>
+      <w:hyperlink r:id="rId131">
+        <w:r>
+          <w:rPr>
+            <w:lang w:val="zh_TW" w:bidi="zh_TW"/>
+          </w:rPr>
+          <w:rPr>
+            <w:color w:val="0000EE"/>
+            <w:u w:val="single"/>
+          </w:rPr>
+          <w:t>申21:18</w:t>
+        </w:r>
+      </w:hyperlink>
+      <w:r>
+        <w:rPr>
+          <w:lang w:val="zh_TW" w:bidi="zh_TW"/>
+        </w:rPr>
+        <w:t>）。神嚴肅吩咐父親要管教兒子（</w:t>
+      </w:r>
+      <w:hyperlink r:id="rId132">
+        <w:r>
+          <w:rPr>
+            <w:lang w:val="zh_TW" w:bidi="zh_TW"/>
+          </w:rPr>
+          <w:rPr>
+            <w:color w:val="0000EE"/>
+            <w:u w:val="single"/>
+          </w:rPr>
+          <w:t>箴13:24，</w:t>
+        </w:r>
+      </w:hyperlink>
+      <w:hyperlink r:id="rId133">
+        <w:r>
+          <w:rPr>
+            <w:lang w:val="zh_TW" w:bidi="zh_TW"/>
+          </w:rPr>
+          <w:rPr>
+            <w:color w:val="0000EE"/>
+            <w:u w:val="single"/>
+          </w:rPr>
+          <w:t>19:18，</w:t>
+        </w:r>
+      </w:hyperlink>
+      <w:hyperlink r:id="rId134">
+        <w:r>
+          <w:rPr>
+            <w:lang w:val="zh_TW" w:bidi="zh_TW"/>
+          </w:rPr>
+          <w:rPr>
+            <w:color w:val="0000EE"/>
+            <w:u w:val="single"/>
+          </w:rPr>
+          <w:t>22:15，</w:t>
+        </w:r>
+      </w:hyperlink>
+      <w:hyperlink r:id="rId135">
+        <w:r>
+          <w:rPr>
+            <w:lang w:val="zh_TW" w:bidi="zh_TW"/>
+          </w:rPr>
+          <w:rPr>
+            <w:color w:val="0000EE"/>
+            <w:u w:val="single"/>
+          </w:rPr>
+          <w:t>23:13，</w:t>
+        </w:r>
+      </w:hyperlink>
+      <w:hyperlink r:id="rId136">
+        <w:r>
+          <w:rPr>
+            <w:lang w:val="zh_TW" w:bidi="zh_TW"/>
+          </w:rPr>
+          <w:rPr>
+            <w:color w:val="0000EE"/>
+            <w:u w:val="single"/>
+          </w:rPr>
+          <w:t>29:17</w:t>
+        </w:r>
+      </w:hyperlink>
+      <w:r>
+        <w:rPr>
+          <w:lang w:val="zh_TW" w:bidi="zh_TW"/>
+        </w:rPr>
+        <w:t>；參</w:t>
+      </w:r>
+      <w:hyperlink r:id="rId137">
+        <w:r>
+          <w:rPr>
+            <w:lang w:val="zh_TW" w:bidi="zh_TW"/>
+          </w:rPr>
+          <w:rPr>
+            <w:color w:val="0000EE"/>
+            <w:u w:val="single"/>
+          </w:rPr>
+          <w:t>弗6:4</w:t>
+        </w:r>
+      </w:hyperlink>
+      <w:r>
+        <w:rPr>
+          <w:lang w:val="zh_TW" w:bidi="zh_TW"/>
+        </w:rPr>
+        <w:t>；</w:t>
+      </w:r>
+      <w:hyperlink r:id="rId138">
+        <w:r>
+          <w:rPr>
+            <w:lang w:val="zh_TW" w:bidi="zh_TW"/>
+          </w:rPr>
+          <w:rPr>
+            <w:color w:val="0000EE"/>
+            <w:u w:val="single"/>
+          </w:rPr>
+          <w:t>來12:7–10</w:t>
+        </w:r>
+      </w:hyperlink>
+      <w:r>
+        <w:rPr>
+          <w:lang w:val="zh_TW" w:bidi="zh_TW"/>
+        </w:rPr>
+        <w:t>）。在教會中，管教是牧養者的職責（</w:t>
+      </w:r>
+      <w:hyperlink r:id="rId139">
+        <w:r>
+          <w:rPr>
+            <w:lang w:val="zh_TW" w:bidi="zh_TW"/>
+          </w:rPr>
+          <w:rPr>
+            <w:color w:val="0000EE"/>
+            <w:u w:val="single"/>
+          </w:rPr>
+          <w:t>提後2:25</w:t>
+        </w:r>
+      </w:hyperlink>
+      <w:r>
+        <w:rPr>
+          <w:lang w:val="zh_TW" w:bidi="zh_TW"/>
+        </w:rPr>
+        <w:t>）。</w:t>
+      </w:r>
+    </w:p>
+    <w:p>
+      <w:pPr/>
+      <w:r>
+        <w:rPr>
+          <w:lang w:val="zh_TW" w:bidi="zh_TW"/>
+        </w:rPr>
+      </w:r>
+      <w:r>
+        <w:rPr>
+          <w:lang w:val="zh_TW" w:bidi="zh_TW"/>
+        </w:rPr>
+        <w:t>人害怕從神而來的管教是可以理解的（</w:t>
+      </w:r>
+      <w:hyperlink r:id="rId140">
+        <w:r>
+          <w:rPr>
+            <w:lang w:val="zh_TW" w:bidi="zh_TW"/>
+          </w:rPr>
+          <w:rPr>
+            <w:color w:val="0000EE"/>
+            <w:u w:val="single"/>
+          </w:rPr>
+          <w:t>詩6:1</w:t>
+        </w:r>
+      </w:hyperlink>
+      <w:r>
+        <w:rPr>
+          <w:lang w:val="zh_TW" w:bidi="zh_TW"/>
+        </w:rPr>
+        <w:t>），但人真正該懼怕的是祂的忿怒。祂的忿怒只臨到那些用行為證明自己與神為敵的人（</w:t>
+      </w:r>
+      <w:hyperlink r:id="rId141">
+        <w:r>
+          <w:rPr>
+            <w:lang w:val="zh_TW" w:bidi="zh_TW"/>
+          </w:rPr>
+          <w:rPr>
+            <w:color w:val="0000EE"/>
+            <w:u w:val="single"/>
+          </w:rPr>
+          <w:t>申11:2–3</w:t>
+        </w:r>
+      </w:hyperlink>
+      <w:r>
+        <w:rPr>
+          <w:lang w:val="zh_TW" w:bidi="zh_TW"/>
+        </w:rPr>
+        <w:t>）。神的管教與祂的忿怒不同，人不應輕看管教（</w:t>
+      </w:r>
+      <w:hyperlink r:id="rId142">
+        <w:r>
+          <w:rPr>
+            <w:lang w:val="zh_TW" w:bidi="zh_TW"/>
+          </w:rPr>
+          <w:rPr>
+            <w:color w:val="0000EE"/>
+            <w:u w:val="single"/>
+          </w:rPr>
+          <w:t>箴3:11</w:t>
+        </w:r>
+      </w:hyperlink>
+      <w:r>
+        <w:rPr>
+          <w:lang w:val="zh_TW" w:bidi="zh_TW"/>
+        </w:rPr>
+        <w:t>）或視之為理所當然（</w:t>
+      </w:r>
+      <w:hyperlink r:id="rId143">
+        <w:r>
+          <w:rPr>
+            <w:lang w:val="zh_TW" w:bidi="zh_TW"/>
+          </w:rPr>
+          <w:rPr>
+            <w:color w:val="0000EE"/>
+            <w:u w:val="single"/>
+          </w:rPr>
+          <w:t>來12:5</w:t>
+        </w:r>
+      </w:hyperlink>
+      <w:r>
+        <w:rPr>
+          <w:lang w:val="zh_TW" w:bidi="zh_TW"/>
+        </w:rPr>
+        <w:t>）。只有愚昧人或惡人會憎惡管教（</w:t>
+      </w:r>
+      <w:hyperlink r:id="rId144">
+        <w:r>
+          <w:rPr>
+            <w:lang w:val="zh_TW" w:bidi="zh_TW"/>
+          </w:rPr>
+          <w:rPr>
+            <w:color w:val="0000EE"/>
+            <w:u w:val="single"/>
+          </w:rPr>
+          <w:t>詩50:17</w:t>
+        </w:r>
+      </w:hyperlink>
+      <w:r>
+        <w:rPr>
+          <w:lang w:val="zh_TW" w:bidi="zh_TW"/>
+        </w:rPr>
+        <w:t>；</w:t>
+      </w:r>
+      <w:hyperlink r:id="rId145">
+        <w:r>
+          <w:rPr>
+            <w:lang w:val="zh_TW" w:bidi="zh_TW"/>
+          </w:rPr>
+          <w:rPr>
+            <w:color w:val="0000EE"/>
+            <w:u w:val="single"/>
+          </w:rPr>
+          <w:t>箴5:12</w:t>
+        </w:r>
+      </w:hyperlink>
+      <w:r>
+        <w:rPr>
+          <w:lang w:val="zh_TW" w:bidi="zh_TW"/>
+        </w:rPr>
+        <w:t>；</w:t>
+      </w:r>
+      <w:hyperlink r:id="rId125">
+        <w:r>
+          <w:rPr>
+            <w:lang w:val="zh_TW" w:bidi="zh_TW"/>
+          </w:rPr>
+          <w:rPr>
+            <w:color w:val="0000EE"/>
+            <w:u w:val="single"/>
+          </w:rPr>
+          <w:t>耶31:18</w:t>
+        </w:r>
+      </w:hyperlink>
+      <w:r>
+        <w:rPr>
+          <w:lang w:val="zh_TW" w:bidi="zh_TW"/>
+        </w:rPr>
+        <w:t>）。神管教祂的百姓，就像慈愛的父親管教他所愛的兒子（</w:t>
+      </w:r>
+      <w:hyperlink r:id="rId124">
+        <w:r>
+          <w:rPr>
+            <w:lang w:val="zh_TW" w:bidi="zh_TW"/>
+          </w:rPr>
+          <w:rPr>
+            <w:color w:val="0000EE"/>
+            <w:u w:val="single"/>
+          </w:rPr>
+          <w:t>申8:5</w:t>
+        </w:r>
+      </w:hyperlink>
+      <w:r>
+        <w:rPr>
+          <w:lang w:val="zh_TW" w:bidi="zh_TW"/>
+        </w:rPr>
+        <w:t>；</w:t>
+      </w:r>
+      <w:hyperlink r:id="rId146">
+        <w:r>
+          <w:rPr>
+            <w:lang w:val="zh_TW" w:bidi="zh_TW"/>
+          </w:rPr>
+          <w:rPr>
+            <w:color w:val="0000EE"/>
+            <w:u w:val="single"/>
+          </w:rPr>
+          <w:t>箴3:11–12</w:t>
+        </w:r>
+      </w:hyperlink>
+      <w:r>
+        <w:rPr>
+          <w:lang w:val="zh_TW" w:bidi="zh_TW"/>
+        </w:rPr>
+        <w:t>；</w:t>
+      </w:r>
+      <w:hyperlink r:id="rId147">
+        <w:r>
+          <w:rPr>
+            <w:lang w:val="zh_TW" w:bidi="zh_TW"/>
+          </w:rPr>
+          <w:rPr>
+            <w:color w:val="0000EE"/>
+            <w:u w:val="single"/>
+          </w:rPr>
+          <w:t>來12:5–7</w:t>
+        </w:r>
+      </w:hyperlink>
+      <w:r>
+        <w:rPr>
+          <w:lang w:val="zh_TW" w:bidi="zh_TW"/>
+        </w:rPr>
+        <w:t>）。按照聖經的教導，有智慧的人應當喜愛管教（</w:t>
+      </w:r>
+      <w:hyperlink r:id="rId148">
+        <w:r>
+          <w:rPr>
+            <w:lang w:val="zh_TW" w:bidi="zh_TW"/>
+          </w:rPr>
+          <w:rPr>
+            <w:color w:val="0000EE"/>
+            <w:u w:val="single"/>
+          </w:rPr>
+          <w:t>箴12:1，</w:t>
+        </w:r>
+      </w:hyperlink>
+      <w:hyperlink r:id="rId132">
+        <w:r>
+          <w:rPr>
+            <w:lang w:val="zh_TW" w:bidi="zh_TW"/>
+          </w:rPr>
+          <w:rPr>
+            <w:color w:val="0000EE"/>
+            <w:u w:val="single"/>
+          </w:rPr>
+          <w:t>13:24</w:t>
+        </w:r>
+      </w:hyperlink>
+      <w:r>
+        <w:rPr>
+          <w:lang w:val="zh_TW" w:bidi="zh_TW"/>
+        </w:rPr>
+        <w:t>；</w:t>
+      </w:r>
+      <w:hyperlink r:id="rId149">
+        <w:r>
+          <w:rPr>
+            <w:lang w:val="zh_TW" w:bidi="zh_TW"/>
+          </w:rPr>
+          <w:rPr>
+            <w:color w:val="0000EE"/>
+            <w:u w:val="single"/>
+          </w:rPr>
+          <w:t>提後1:7</w:t>
+        </w:r>
+      </w:hyperlink>
+      <w:r>
+        <w:rPr>
+          <w:lang w:val="zh_TW" w:bidi="zh_TW"/>
+        </w:rPr>
+        <w:t>；</w:t>
+      </w:r>
+      <w:hyperlink r:id="rId150">
+        <w:r>
+          <w:rPr>
+            <w:lang w:val="zh_TW" w:bidi="zh_TW"/>
+          </w:rPr>
+          <w:rPr>
+            <w:color w:val="0000EE"/>
+            <w:u w:val="single"/>
+          </w:rPr>
+          <w:t>來12:5、9</w:t>
+        </w:r>
+      </w:hyperlink>
+      <w:r>
+        <w:rPr>
+          <w:lang w:val="zh_TW" w:bidi="zh_TW"/>
+        </w:rPr>
+        <w:t>）。</w:t>
+      </w:r>
+    </w:p>
+    <w:p>
+      <w:pPr/>
+      <w:r>
+        <w:rPr>
+          <w:lang w:val="zh_TW" w:bidi="zh_TW"/>
+        </w:rPr>
+      </w:r>
+      <w:r>
+        <w:rPr>
+          <w:lang w:val="zh_TW" w:bidi="zh_TW"/>
+        </w:rPr>
+        <w:t>管教所結出的果子是知識（</w:t>
+      </w:r>
+      <w:hyperlink r:id="rId148">
+        <w:r>
+          <w:rPr>
+            <w:lang w:val="zh_TW" w:bidi="zh_TW"/>
+          </w:rPr>
+          <w:rPr>
+            <w:color w:val="0000EE"/>
+            <w:u w:val="single"/>
+          </w:rPr>
+          <w:t>箴12:1</w:t>
+        </w:r>
+      </w:hyperlink>
+      <w:r>
+        <w:rPr>
+          <w:lang w:val="zh_TW" w:bidi="zh_TW"/>
+        </w:rPr>
+        <w:t>）和父母的喜悅（</w:t>
+      </w:r>
+      <w:hyperlink r:id="rId136">
+        <w:r>
+          <w:rPr>
+            <w:lang w:val="zh_TW" w:bidi="zh_TW"/>
+          </w:rPr>
+          <w:rPr>
+            <w:color w:val="0000EE"/>
+            <w:u w:val="single"/>
+          </w:rPr>
+          <w:t>29:17</w:t>
+        </w:r>
+      </w:hyperlink>
+      <w:r>
+        <w:rPr>
+          <w:lang w:val="zh_TW" w:bidi="zh_TW"/>
+        </w:rPr>
+        <w:t>）。接受管教的人可以稱為「有福」（</w:t>
+      </w:r>
+      <w:hyperlink r:id="rId127">
+        <w:r>
+          <w:rPr>
+            <w:lang w:val="zh_TW" w:bidi="zh_TW"/>
+          </w:rPr>
+          <w:rPr>
+            <w:color w:val="0000EE"/>
+            <w:u w:val="single"/>
+          </w:rPr>
+          <w:t>伯5:17</w:t>
+        </w:r>
+      </w:hyperlink>
+      <w:r>
+        <w:rPr>
+          <w:lang w:val="zh_TW" w:bidi="zh_TW"/>
+        </w:rPr>
+        <w:t>；</w:t>
+      </w:r>
+      <w:hyperlink r:id="rId151">
+        <w:r>
+          <w:rPr>
+            <w:lang w:val="zh_TW" w:bidi="zh_TW"/>
+          </w:rPr>
+          <w:rPr>
+            <w:color w:val="0000EE"/>
+            <w:u w:val="single"/>
+          </w:rPr>
+          <w:t>詩94:12</w:t>
+        </w:r>
+      </w:hyperlink>
+      <w:r>
+        <w:rPr>
+          <w:lang w:val="zh_TW" w:bidi="zh_TW"/>
+        </w:rPr>
+        <w:t>）。即使經文沒有明言管教的目的，讀者仍明白管教本身是良善又正直的（</w:t>
+      </w:r>
+      <w:hyperlink r:id="rId123">
+        <w:r>
+          <w:rPr>
+            <w:lang w:val="zh_TW" w:bidi="zh_TW"/>
+          </w:rPr>
+          <w:rPr>
+            <w:color w:val="0000EE"/>
+            <w:u w:val="single"/>
+          </w:rPr>
+          <w:t>申4:36</w:t>
+        </w:r>
+      </w:hyperlink>
+      <w:r>
+        <w:rPr>
+          <w:lang w:val="zh_TW" w:bidi="zh_TW"/>
+        </w:rPr>
+        <w:t>；</w:t>
+      </w:r>
+      <w:hyperlink r:id="rId120">
+        <w:r>
+          <w:rPr>
+            <w:lang w:val="zh_TW" w:bidi="zh_TW"/>
+          </w:rPr>
+          <w:rPr>
+            <w:color w:val="0000EE"/>
+            <w:u w:val="single"/>
+          </w:rPr>
+          <w:t>伯36:10</w:t>
+        </w:r>
+      </w:hyperlink>
+      <w:r>
+        <w:rPr>
+          <w:lang w:val="zh_TW" w:bidi="zh_TW"/>
+        </w:rPr>
+        <w:t>；</w:t>
+      </w:r>
+      <w:hyperlink r:id="rId132">
+        <w:r>
+          <w:rPr>
+            <w:lang w:val="zh_TW" w:bidi="zh_TW"/>
+          </w:rPr>
+          <w:rPr>
+            <w:color w:val="0000EE"/>
+            <w:u w:val="single"/>
+          </w:rPr>
+          <w:t>箴13:24</w:t>
+        </w:r>
+      </w:hyperlink>
+      <w:r>
+        <w:rPr>
+          <w:lang w:val="zh_TW" w:bidi="zh_TW"/>
+        </w:rPr>
+        <w:t>；</w:t>
+      </w:r>
+      <w:hyperlink r:id="rId130">
+        <w:r>
+          <w:rPr>
+            <w:lang w:val="zh_TW" w:bidi="zh_TW"/>
+          </w:rPr>
+          <w:rPr>
+            <w:color w:val="0000EE"/>
+            <w:u w:val="single"/>
+          </w:rPr>
+          <w:t>啟3:19</w:t>
+        </w:r>
+      </w:hyperlink>
+      <w:r>
+        <w:rPr>
+          <w:lang w:val="zh_TW" w:bidi="zh_TW"/>
+        </w:rPr>
+        <w:t>）。聖經特別稱管教為「生命的道」（</w:t>
+      </w:r>
+      <w:hyperlink r:id="rId152">
+        <w:r>
+          <w:rPr>
+            <w:lang w:val="zh_TW" w:bidi="zh_TW"/>
+          </w:rPr>
+          <w:rPr>
+            <w:color w:val="0000EE"/>
+            <w:u w:val="single"/>
+          </w:rPr>
+          <w:t>箴6:23</w:t>
+        </w:r>
+      </w:hyperlink>
+      <w:r>
+        <w:rPr>
+          <w:lang w:val="zh_TW" w:bidi="zh_TW"/>
+        </w:rPr>
+        <w:t>）。管教使人免於滅亡（</w:t>
+      </w:r>
+      <w:hyperlink r:id="rId133">
+        <w:r>
+          <w:rPr>
+            <w:lang w:val="zh_TW" w:bidi="zh_TW"/>
+          </w:rPr>
+          <w:rPr>
+            <w:color w:val="0000EE"/>
+            <w:u w:val="single"/>
+          </w:rPr>
+          <w:t>19:18</w:t>
+        </w:r>
+      </w:hyperlink>
+      <w:r>
+        <w:rPr>
+          <w:lang w:val="zh_TW" w:bidi="zh_TW"/>
+        </w:rPr>
+        <w:t>），並使人避開愚昧（</w:t>
+      </w:r>
+      <w:hyperlink r:id="rId134">
+        <w:r>
+          <w:rPr>
+            <w:lang w:val="zh_TW" w:bidi="zh_TW"/>
+          </w:rPr>
+          <w:rPr>
+            <w:color w:val="0000EE"/>
+            <w:u w:val="single"/>
+          </w:rPr>
+          <w:t>22:15</w:t>
+        </w:r>
+      </w:hyperlink>
+      <w:r>
+        <w:rPr>
+          <w:lang w:val="zh_TW" w:bidi="zh_TW"/>
+        </w:rPr>
+        <w:t>），也使人不至於與世人一同受神的審判（</w:t>
+      </w:r>
+      <w:hyperlink r:id="rId153">
+        <w:r>
+          <w:rPr>
+            <w:lang w:val="zh_TW" w:bidi="zh_TW"/>
+          </w:rPr>
+          <w:rPr>
+            <w:color w:val="0000EE"/>
+            <w:u w:val="single"/>
+          </w:rPr>
+          <w:t>林前11:32</w:t>
+        </w:r>
+      </w:hyperlink>
+      <w:r>
+        <w:rPr>
+          <w:lang w:val="zh_TW" w:bidi="zh_TW"/>
+        </w:rPr>
+        <w:t>）。管教最終使人得以分享神的聖潔（</w:t>
+      </w:r>
+      <w:hyperlink r:id="rId154">
+        <w:r>
+          <w:rPr>
+            <w:lang w:val="zh_TW" w:bidi="zh_TW"/>
+          </w:rPr>
+          <w:rPr>
+            <w:color w:val="0000EE"/>
+            <w:u w:val="single"/>
+          </w:rPr>
+          <w:t>來12:7</w:t>
+        </w:r>
+      </w:hyperlink>
+      <w:r>
+        <w:rPr>
+          <w:lang w:val="zh_TW" w:bidi="zh_TW"/>
+        </w:rPr>
+        <w:t>），並結出「平安的果子，就是義」（</w:t>
+      </w:r>
+      <w:hyperlink r:id="rId155">
+        <w:r>
+          <w:rPr>
+            <w:lang w:val="zh_TW" w:bidi="zh_TW"/>
+          </w:rPr>
+          <w:rPr>
+            <w:color w:val="0000EE"/>
+            <w:u w:val="single"/>
+          </w:rPr>
+          <w:t>11節</w:t>
+        </w:r>
+      </w:hyperlink>
+      <w:r>
+        <w:rPr>
+          <w:lang w:val="zh_TW" w:bidi="zh_TW"/>
+        </w:rPr>
+        <w:t>）。相反，缺乏管教會導致可怕的後果，包括被神丟棄（</w:t>
+      </w:r>
+      <w:hyperlink r:id="rId156">
+        <w:r>
+          <w:rPr>
+            <w:lang w:val="zh_TW" w:bidi="zh_TW"/>
+          </w:rPr>
+          <w:rPr>
+            <w:color w:val="0000EE"/>
+            <w:u w:val="single"/>
+          </w:rPr>
+          <w:t>利26:23–24</w:t>
+        </w:r>
+      </w:hyperlink>
+      <w:r>
+        <w:rPr>
+          <w:lang w:val="zh_TW" w:bidi="zh_TW"/>
+        </w:rPr>
+        <w:t>）、死亡（</w:t>
+      </w:r>
+      <w:hyperlink r:id="rId157">
+        <w:r>
+          <w:rPr>
+            <w:lang w:val="zh_TW" w:bidi="zh_TW"/>
+          </w:rPr>
+          <w:rPr>
+            <w:color w:val="0000EE"/>
+            <w:u w:val="single"/>
+          </w:rPr>
+          <w:t>箴5:23</w:t>
+        </w:r>
+      </w:hyperlink>
+      <w:r>
+        <w:rPr>
+          <w:lang w:val="zh_TW" w:bidi="zh_TW"/>
+        </w:rPr>
+        <w:t>）和毀滅（</w:t>
+      </w:r>
+      <w:hyperlink r:id="rId133">
+        <w:r>
+          <w:rPr>
+            <w:lang w:val="zh_TW" w:bidi="zh_TW"/>
+          </w:rPr>
+          <w:rPr>
+            <w:color w:val="0000EE"/>
+            <w:u w:val="single"/>
+          </w:rPr>
+          <w:t>19:18</w:t>
+        </w:r>
+      </w:hyperlink>
+      <w:r>
+        <w:rPr>
+          <w:lang w:val="zh_TW" w:bidi="zh_TW"/>
+        </w:rPr>
+        <w:t>）。</w:t>
+      </w:r>
+    </w:p>
+    <w:p>
+      <w:pPr/>
+      <w:r>
+        <w:rPr>
+          <w:lang w:val="zh_TW" w:bidi="zh_TW"/>
+        </w:rPr>
+      </w:r>
+      <w:r>
+        <w:rPr>
+          <w:lang w:val="zh_TW" w:bidi="zh_TW"/>
+        </w:rPr>
+        <w:t>箴言提到，管教是避免淫亂所必需的（</w:t>
+      </w:r>
+      <w:hyperlink r:id="rId158">
+        <w:r>
+          <w:rPr>
+            <w:lang w:val="zh_TW" w:bidi="zh_TW"/>
+          </w:rPr>
+          <w:rPr>
+            <w:color w:val="0000EE"/>
+            <w:u w:val="single"/>
+          </w:rPr>
+          <w:t>5:12–23，</w:t>
+        </w:r>
+      </w:hyperlink>
+      <w:hyperlink r:id="rId159">
+        <w:r>
+          <w:rPr>
+            <w:lang w:val="zh_TW" w:bidi="zh_TW"/>
+          </w:rPr>
+          <w:rPr>
+            <w:color w:val="0000EE"/>
+            <w:u w:val="single"/>
+          </w:rPr>
+          <w:t>6:23–24</w:t>
+        </w:r>
+      </w:hyperlink>
+      <w:r>
+        <w:rPr>
+          <w:lang w:val="zh_TW" w:bidi="zh_TW"/>
+        </w:rPr>
+        <w:t>）。經文所說放蕩或邪惡的女子，很可能象徵各類誘惑人心的詭詐情境。要在這些情況下成熟而負責地行事，年輕人必須回應明智又有愛的父母管教，讓自己學會過有節制的生活。如此一來，他們便會憑著「與生俱來的傾向」行善，因為他們的本性已被塑造成追求正道的模樣。即使意外遭遇邪惡，他們也能自然而然地避開。</w:t>
+      </w:r>
+    </w:p>
+    <w:p>
+      <w:pPr/>
+      <w:r>
+        <w:rPr>
+          <w:lang w:val="zh_TW" w:bidi="zh_TW"/>
+        </w:rPr>
+      </w:r>
+      <w:r>
+        <w:rPr>
+          <w:lang w:val="zh_TW" w:bidi="zh_TW"/>
+        </w:rPr>
+        <w:t>希伯來書也勸勉讀者接受管教，而不是抗拒管教。希伯來書指出兩種有害的反應，並指出那正確、有益的回應方式。一方面，人不可輕看主的管教（</w:t>
+      </w:r>
+      <w:hyperlink r:id="rId143">
+        <w:r>
+          <w:rPr>
+            <w:lang w:val="zh_TW" w:bidi="zh_TW"/>
+          </w:rPr>
+          <w:rPr>
+            <w:color w:val="0000EE"/>
+            <w:u w:val="single"/>
+          </w:rPr>
+          <w:t>來12:5</w:t>
+        </w:r>
+      </w:hyperlink>
+      <w:r>
+        <w:rPr>
+          <w:lang w:val="zh_TW" w:bidi="zh_TW"/>
+        </w:rPr>
+        <w:t>），不可把管教視為毫無價值或微不足道。另一方面，人遇見主的責打時也不可灰心；也就是說，不能只專注在管教過程的負面部分，否則會看不見管教的目標，並使受管教的人喪志。凡臨到人的事都有其目的，人應當尋求並明白那目的：「凡管教的事，當時不覺得快樂，反覺得愁苦；後來卻為那經練過的人結出平安的果子，就是義」（</w:t>
+      </w:r>
+      <w:hyperlink r:id="rId155">
+        <w:r>
+          <w:rPr>
+            <w:lang w:val="zh_TW" w:bidi="zh_TW"/>
+          </w:rPr>
+          <w:rPr>
+            <w:color w:val="0000EE"/>
+            <w:u w:val="single"/>
+          </w:rPr>
+          <w:t>來12:11</w:t>
+        </w:r>
+      </w:hyperlink>
+      <w:r>
+        <w:rPr>
+          <w:lang w:val="zh_TW" w:bidi="zh_TW"/>
+        </w:rPr>
+        <w:t>）。勸勉的重點不是拒絕管教，也不是因管教而沮喪，而是要接受管教，並讓管教來教導自己。</w:t>
+      </w:r>
+    </w:p>
+    <w:p>
+      <w:pPr>
+        <w:pStyle w:val="Heading3"/>
+      </w:pPr>
+      <w:r>
+        <w:rPr>
+          <w:lang w:val="zh_TW" w:bidi="zh_TW"/>
+        </w:rPr>
+        <w:t>自我管教</w:t>
+      </w:r>
+    </w:p>
+    <w:p>
+      <w:pPr/>
+      <w:r>
+        <w:rPr>
+          <w:lang w:val="zh_TW" w:bidi="zh_TW"/>
+        </w:rPr>
+      </w:r>
+      <w:r>
+        <w:rPr>
+          <w:lang w:val="zh_TW" w:bidi="zh_TW"/>
+        </w:rPr>
+        <w:t>耶穌關於公義的倫理，既成全也超越了舊約嚴格的律法要求（</w:t>
+      </w:r>
+      <w:hyperlink r:id="rId160">
+        <w:r>
+          <w:rPr>
+            <w:lang w:val="zh_TW" w:bidi="zh_TW"/>
+          </w:rPr>
+          <w:rPr>
+            <w:color w:val="0000EE"/>
+            <w:u w:val="single"/>
+          </w:rPr>
+          <w:t>太5:17–48</w:t>
+        </w:r>
+      </w:hyperlink>
+      <w:r>
+        <w:rPr>
+          <w:lang w:val="zh_TW" w:bidi="zh_TW"/>
+        </w:rPr>
+        <w:t>）。然而，基督徒並不因此比法利賽人更傾向律法主義；因為他們已經從「罪和死的律」得釋放，並且擁有「賜生命聖靈的律」（</w:t>
+      </w:r>
+      <w:hyperlink r:id="rId161">
+        <w:r>
+          <w:rPr>
+            <w:lang w:val="zh_TW" w:bidi="zh_TW"/>
+          </w:rPr>
+          <w:rPr>
+            <w:color w:val="0000EE"/>
+            <w:u w:val="single"/>
+          </w:rPr>
+          <w:t>羅8:1–8</w:t>
+        </w:r>
+      </w:hyperlink>
+      <w:r>
+        <w:rPr>
+          <w:lang w:val="zh_TW" w:bidi="zh_TW"/>
+        </w:rPr>
+        <w:t>），在內裡推動他們行神的旨意。信徒不再只是機械式地遵從律法的字句，而是因著神的靈住在心裡，能做到自我管教。屬靈的轉變發生時，人的心思意念也會一同更新 （</w:t>
+      </w:r>
+      <w:hyperlink r:id="rId162">
+        <w:r>
+          <w:rPr>
+            <w:lang w:val="zh_TW" w:bidi="zh_TW"/>
+          </w:rPr>
+          <w:rPr>
+            <w:color w:val="0000EE"/>
+            <w:u w:val="single"/>
+          </w:rPr>
+          <w:t>羅12:2</w:t>
+        </w:r>
+      </w:hyperlink>
+      <w:r>
+        <w:rPr>
+          <w:lang w:val="zh_TW" w:bidi="zh_TW"/>
+        </w:rPr>
+        <w:t>），以致對自己、自己的動機和態度有新的認識。</w:t>
+      </w:r>
+    </w:p>
+    <w:p>
+      <w:pPr>
+        <w:pStyle w:val="Heading3"/>
+      </w:pPr>
+      <w:r>
+        <w:rPr>
+          <w:lang w:val="zh_TW" w:bidi="zh_TW"/>
+        </w:rPr>
+        <w:t>父母的管教</w:t>
+      </w:r>
+    </w:p>
+    <w:p>
+      <w:pPr/>
+      <w:r>
+        <w:rPr>
+          <w:lang w:val="zh_TW" w:bidi="zh_TW"/>
+        </w:rPr>
+      </w:r>
+      <w:r>
+        <w:rPr>
+          <w:lang w:val="zh_TW" w:bidi="zh_TW"/>
+        </w:rPr>
+        <w:t>家庭是人類社會最基本的單位，父母在這個親密的關係核心裡，領受了引導和糾正兒女的責任（</w:t>
+      </w:r>
+      <w:hyperlink r:id="rId163">
+        <w:r>
+          <w:rPr>
+            <w:lang w:val="zh_TW" w:bidi="zh_TW"/>
+          </w:rPr>
+          <w:rPr>
+            <w:color w:val="0000EE"/>
+            <w:u w:val="single"/>
+          </w:rPr>
+          <w:t>申6:7</w:t>
+        </w:r>
+      </w:hyperlink>
+      <w:r>
+        <w:rPr>
+          <w:lang w:val="zh_TW" w:bidi="zh_TW"/>
+        </w:rPr>
+        <w:t>；</w:t>
+      </w:r>
+      <w:hyperlink r:id="rId164">
+        <w:r>
+          <w:rPr>
+            <w:lang w:val="zh_TW" w:bidi="zh_TW"/>
+          </w:rPr>
+          <w:rPr>
+            <w:color w:val="0000EE"/>
+            <w:u w:val="single"/>
+          </w:rPr>
+          <w:t>箴22:6</w:t>
+        </w:r>
+      </w:hyperlink>
+      <w:r>
+        <w:rPr>
+          <w:lang w:val="zh_TW" w:bidi="zh_TW"/>
+        </w:rPr>
+        <w:t>）。聖經對人的本性基本上持悲觀態度，認為人性本身並不會自動走向完善。因此，父母不可讓孩子任憑自己的本性發展。沒有受過管教的孩子，很容易在以外邦文化為主導的世界裡，被各種強烈的外在影響塑造。父母若要正確履行責任，不只要以教導和糾正來教育兒女，還需要讓自己的價值觀、生活方式和態度成為兒女的榜樣。</w:t>
+      </w:r>
+    </w:p>
+    <w:p>
+      <w:pPr/>
+      <w:r>
+        <w:rPr>
+          <w:lang w:val="zh_TW" w:bidi="zh_TW"/>
+        </w:rPr>
+      </w:r>
+      <w:r>
+        <w:rPr>
+          <w:lang w:val="zh_TW" w:bidi="zh_TW"/>
+        </w:rPr>
+        <w:t>父母教育兒女的工作的最有效方式，是採用正面的手段，例如勸告、勉勵、引導、家庭靈修，以及在教會和主日學中的基督徒訓練。然而，有時也需要負面的做法，例如禁止某些行為或施行管教。當年幼的孩子不理會口頭的提醒時，適當的懲罰會是有效的勸服方式（</w:t>
+      </w:r>
+      <w:hyperlink r:id="rId132">
+        <w:r>
+          <w:rPr>
+            <w:lang w:val="zh_TW" w:bidi="zh_TW"/>
+          </w:rPr>
+          <w:rPr>
+            <w:color w:val="0000EE"/>
+            <w:u w:val="single"/>
+          </w:rPr>
+          <w:t>箴13:24</w:t>
+        </w:r>
+      </w:hyperlink>
+      <w:r>
+        <w:rPr>
+          <w:lang w:val="zh_TW" w:bidi="zh_TW"/>
+        </w:rPr>
+        <w:t>）。不過，體罰必須根據明確、且孩子能理解的原則來進行。基督徒父母要避免因憤怒或個人情緒而懲罰孩子，也不可使孩子受傷。父母應視體罰為最後才採用的方法，並努力在不觸怒孩子的前提下，使管教達到最好的教育效果（</w:t>
+      </w:r>
+      <w:hyperlink r:id="rId137">
+        <w:r>
+          <w:rPr>
+            <w:lang w:val="zh_TW" w:bidi="zh_TW"/>
+          </w:rPr>
+          <w:rPr>
+            <w:color w:val="0000EE"/>
+            <w:u w:val="single"/>
+          </w:rPr>
+          <w:t>弗6:4</w:t>
+        </w:r>
+      </w:hyperlink>
+      <w:r>
+        <w:rPr>
+          <w:lang w:val="zh_TW" w:bidi="zh_TW"/>
+        </w:rPr>
+        <w:t>）。</w:t>
+      </w:r>
+    </w:p>
+    <w:p>
+      <w:pPr/>
+      <w:r>
+        <w:rPr>
+          <w:lang w:val="zh_TW" w:bidi="zh_TW"/>
+        </w:rPr>
+      </w:r>
+      <w:r>
+        <w:rPr>
+          <w:lang w:val="zh_TW" w:bidi="zh_TW"/>
+        </w:rPr>
+        <w:t>人類墮落（</w:t>
+      </w:r>
+      <w:hyperlink r:id="rId165">
+        <w:r>
+          <w:rPr>
+            <w:lang w:val="zh_TW" w:bidi="zh_TW"/>
+          </w:rPr>
+          <w:rPr>
+            <w:color w:val="0000EE"/>
+            <w:u w:val="single"/>
+          </w:rPr>
+          <w:t>創3章</w:t>
+        </w:r>
+      </w:hyperlink>
+      <w:r>
+        <w:rPr>
+          <w:lang w:val="zh_TW" w:bidi="zh_TW"/>
+        </w:rPr>
+        <w:t>）意味著以自我為中心的傾向，使孩子也受到影響（參</w:t>
+      </w:r>
+      <w:hyperlink r:id="rId166">
+        <w:r>
+          <w:rPr>
+            <w:lang w:val="zh_TW" w:bidi="zh_TW"/>
+          </w:rPr>
+          <w:rPr>
+            <w:color w:val="0000EE"/>
+            <w:u w:val="single"/>
+          </w:rPr>
+          <w:t>詩51:5</w:t>
+        </w:r>
+      </w:hyperlink>
+      <w:r>
+        <w:rPr>
+          <w:lang w:val="zh_TW" w:bidi="zh_TW"/>
+        </w:rPr>
+        <w:t>）。孩子必須學會尊重自己，也尊重他人；如果任由他們憑本性發展，再受到敗壞的社會衝擊，他們可能變得悖逆、難以與人相處，在自己與別人的生命裡留下痛苦。父母即使愛兒女，也需要在必要時使用較負面的管教方法。即使父母和孩子都覺得不愉快，但真正的愛或許需要如此。孩子在穩定、堅定、有愛的家庭環境中受到管教和成長，更有可能成為有責任感、懂體諒他人的人。</w:t>
+      </w:r>
+    </w:p>
+    <w:p>
+      <w:pPr>
+        <w:pStyle w:val="Heading3"/>
+      </w:pPr>
+      <w:r>
+        <w:rPr>
+          <w:lang w:val="zh_TW" w:bidi="zh_TW"/>
+        </w:rPr>
+        <w:t>教會的管教</w:t>
+      </w:r>
+    </w:p>
+    <w:p>
+      <w:pPr/>
+      <w:r>
+        <w:rPr>
+          <w:lang w:val="zh_TW" w:bidi="zh_TW"/>
+        </w:rPr>
+      </w:r>
+      <w:r>
+        <w:rPr>
+          <w:lang w:val="zh_TW" w:bidi="zh_TW"/>
+        </w:rPr>
+        <w:t>教會本質上是一個大家庭，每一位信徒都是其中一員。教會要在信仰、敬拜和生活上反映神真實性情，其性質使它與其它群體有所不同。</w:t>
+      </w:r>
+    </w:p>
+    <w:p>
+      <w:pPr/>
+      <w:r>
+        <w:rPr>
+          <w:lang w:val="zh_TW" w:bidi="zh_TW"/>
+        </w:rPr>
+      </w:r>
+      <w:r>
+        <w:rPr>
+          <w:lang w:val="zh_TW" w:bidi="zh_TW"/>
+        </w:rPr>
+        <w:t>同時，教會也蒙召成為向外敞開、關懷他人的群體，以憐憫態度接觸極其需要幫助的人。基督徒的生活方式與外邦人的生活方式明顯不同，而這種差異往往造成隔閡，將「失喪」的人與可以帶來神拯救的人隔絕——這些拯救能使他們脫離孤單、成癮、迷失、破碎的人際關係等困境。教會負有責任，不應在向未信者傳福音的過程中，設置違背聖經的障礙，但在開放與純潔之間取得平衡往往並不容易。若未能好好保持這個平衡，教會很容易變得過度限制，或過度寬鬆；不論是哪個極端，都會削弱教會的見證。</w:t>
+      </w:r>
+    </w:p>
+    <w:p>
+      <w:pPr/>
+      <w:r>
+        <w:rPr>
+          <w:lang w:val="zh_TW" w:bidi="zh_TW"/>
+        </w:rPr>
+      </w:r>
+      <w:r>
+        <w:rPr>
+          <w:lang w:val="zh_TW" w:bidi="zh_TW"/>
+        </w:rPr>
+        <w:t>要化解這種兩難，關鍵在於真正符合聖經的教會管教。聖經為教會提供了充足的指引來訂立行為準則（例：</w:t>
+      </w:r>
+      <w:hyperlink r:id="rId167">
+        <w:r>
+          <w:rPr>
+            <w:lang w:val="zh_TW" w:bidi="zh_TW"/>
+          </w:rPr>
+          <w:rPr>
+            <w:color w:val="0000EE"/>
+            <w:u w:val="single"/>
+          </w:rPr>
+          <w:t>出20:1–17；</w:t>
+        </w:r>
+      </w:hyperlink>
+      <w:hyperlink r:id="rId168">
+        <w:r>
+          <w:rPr>
+            <w:lang w:val="zh_TW" w:bidi="zh_TW"/>
+          </w:rPr>
+          <w:rPr>
+            <w:color w:val="0000EE"/>
+            <w:u w:val="single"/>
+          </w:rPr>
+          <w:t>林前5:11，</w:t>
+        </w:r>
+      </w:hyperlink>
+      <w:hyperlink r:id="rId169">
+        <w:r>
+          <w:rPr>
+            <w:lang w:val="zh_TW" w:bidi="zh_TW"/>
+          </w:rPr>
+          <w:rPr>
+            <w:color w:val="0000EE"/>
+            <w:u w:val="single"/>
+          </w:rPr>
+          <w:t>6:9–11；</w:t>
+        </w:r>
+      </w:hyperlink>
+      <w:hyperlink r:id="rId170">
+        <w:r>
+          <w:rPr>
+            <w:lang w:val="zh_TW" w:bidi="zh_TW"/>
+          </w:rPr>
+          <w:rPr>
+            <w:color w:val="0000EE"/>
+            <w:u w:val="single"/>
+          </w:rPr>
+          <w:t>弗4:25–32</w:t>
         </w:r>
       </w:hyperlink>
       <w:r>
@@ -1677,16 +4702,46 @@
         </w:rPr>
         <w:t>，</w:t>
       </w:r>
-      <w:hyperlink r:id="rId65">
-        <w:r>
-          <w:rPr>
-            <w:lang w:val="zh_TW" w:bidi="zh_TW"/>
-          </w:rPr>
-          <w:rPr>
-            <w:color w:val="0000EE"/>
-            <w:u w:val="single"/>
-          </w:rPr>
-          <w:t>3:19</w:t>
+      <w:hyperlink r:id="rId171">
+        <w:r>
+          <w:rPr>
+            <w:lang w:val="zh_TW" w:bidi="zh_TW"/>
+          </w:rPr>
+          <w:rPr>
+            <w:color w:val="0000EE"/>
+            <w:u w:val="single"/>
+          </w:rPr>
+          <w:t>5:1–21；</w:t>
+        </w:r>
+      </w:hyperlink>
+      <w:hyperlink r:id="rId172">
+        <w:r>
+          <w:rPr>
+            <w:lang w:val="zh_TW" w:bidi="zh_TW"/>
+          </w:rPr>
+          <w:rPr>
+            <w:color w:val="0000EE"/>
+            <w:u w:val="single"/>
+          </w:rPr>
+          <w:t>西3:5–11</w:t>
+        </w:r>
+      </w:hyperlink>
+      <w:r>
+        <w:rPr>
+          <w:lang w:val="zh_TW" w:bidi="zh_TW"/>
+        </w:rPr>
+        <w:t>）。不過，教會在說明這些準則時，必須分辨甚麼是聖經的絕對要求，甚麼屬於文化層面的習俗。例如，新約聖經明確禁止醉酒，但並沒有禁止喝酒。有些教會容許信徒喝酒但譴責醉酒，有些教會建議會友完全不喝酒，也有教會規定成為會友必須禁酒。新約聖經承認基督徒的自由與基督徒的責任之間有時會出現張力，並提供解決這類衝突的指引（</w:t>
+      </w:r>
+      <w:hyperlink r:id="rId173">
+        <w:r>
+          <w:rPr>
+            <w:lang w:val="zh_TW" w:bidi="zh_TW"/>
+          </w:rPr>
+          <w:rPr>
+            <w:color w:val="0000EE"/>
+            <w:u w:val="single"/>
+          </w:rPr>
+          <w:t>林前8章</w:t>
         </w:r>
       </w:hyperlink>
       <w:r>
@@ -1707,53 +4762,50 @@
         <w:rPr>
           <w:lang w:val="zh_TW" w:bidi="zh_TW"/>
         </w:rPr>
-        <w:t>正如舊約以及約翰和耶穌的宣講，歸信包含三個要素。</w:t>
-      </w:r>
-    </w:p>
-    <w:p>
-      <w:pPr>
-        <w:pStyle w:val="ListNumber"/>
-        <w:numPr>
-          <w:ilvl w:val="0"/>
-          <w:numId w:val="15"/>
-        </w:numPr>
-        <w:spacing w:line="240" w:lineRule="auto"/>
-        <w:ind w:left="720"/>
-      </w:pPr>
-      <w:r>
-        <w:rPr>
-          <w:lang w:val="zh_TW" w:bidi="zh_TW"/>
-        </w:rPr>
-      </w:r>
-      <w:r>
-        <w:rPr>
-          <w:lang w:val="zh_TW" w:bidi="zh_TW"/>
-        </w:rPr>
-        <w:t>歸信是</w:t>
-      </w:r>
-      <w:r>
-        <w:rPr>
-          <w:i/>
-          <w:lang w:val="zh_TW" w:bidi="zh_TW"/>
-        </w:rPr>
-        <w:t>從</w:t>
-      </w:r>
-      <w:r>
-        <w:rPr>
-          <w:lang w:val="zh_TW" w:bidi="zh_TW"/>
-        </w:rPr>
-        <w:t>某些事物中轉離，包括具體的罪、假神或僅僅是為自己而活的生活（</w:t>
-      </w:r>
-      <w:hyperlink r:id="rId66">
-        <w:r>
-          <w:rPr>
-            <w:lang w:val="zh_TW" w:bidi="zh_TW"/>
-          </w:rPr>
-          <w:rPr>
-            <w:color w:val="0000EE"/>
-            <w:u w:val="single"/>
-          </w:rPr>
-          <w:t>帖前1:9</w:t>
+        <w:t>要保持聖經的一致性和公信力，教會應該以同樣的嚴肅程度，管教態度上的罪與「明顯的大罪」。新約聖經確實譴責淫亂、殺人、醉酒，但新約同時也譴責嫉妒、忌恨、憤怒、自私、發怨言和論斷。這些惡行都會攔阻人進入神的國（</w:t>
+      </w:r>
+      <w:hyperlink r:id="rId174">
+        <w:r>
+          <w:rPr>
+            <w:lang w:val="zh_TW" w:bidi="zh_TW"/>
+          </w:rPr>
+          <w:rPr>
+            <w:color w:val="0000EE"/>
+            <w:u w:val="single"/>
+          </w:rPr>
+          <w:t>加5:19–21</w:t>
+        </w:r>
+      </w:hyperlink>
+      <w:r>
+        <w:rPr>
+          <w:lang w:val="zh_TW" w:bidi="zh_TW"/>
+        </w:rPr>
+        <w:t>）。未信者常因為次要的行為（例如吸煙或喝酒）而在教會裡感到排斥，但教會很少指出搬弄是非、埋怨和自私的行為，也很少對這些行為施行合宜的管教。如能確保更一致的立場，將會促進教會的聖潔，也會使教會的事奉更有力量，能成為一個以基督的愛去支持並接納人的群體。</w:t>
+      </w:r>
+    </w:p>
+    <w:p>
+      <w:pPr/>
+      <w:r>
+        <w:rPr>
+          <w:lang w:val="zh_TW" w:bidi="zh_TW"/>
+        </w:rPr>
+      </w:r>
+      <w:r>
+        <w:rPr>
+          <w:lang w:val="zh_TW" w:bidi="zh_TW"/>
+        </w:rPr>
+        <w:t>新約聖經除了肯定教會內需要管教之外，也清楚說明施行管教的程序（</w:t>
+      </w:r>
+      <w:hyperlink r:id="rId175">
+        <w:r>
+          <w:rPr>
+            <w:lang w:val="zh_TW" w:bidi="zh_TW"/>
+          </w:rPr>
+          <w:rPr>
+            <w:color w:val="0000EE"/>
+            <w:u w:val="single"/>
+          </w:rPr>
+          <w:t>太18:15–18</w:t>
         </w:r>
       </w:hyperlink>
       <w:r>
@@ -1762,34 +4814,52 @@
         </w:rPr>
         <w:t>；</w:t>
       </w:r>
-      <w:hyperlink r:id="rId67">
-        <w:r>
-          <w:rPr>
-            <w:lang w:val="zh_TW" w:bidi="zh_TW"/>
-          </w:rPr>
-          <w:rPr>
-            <w:color w:val="0000EE"/>
-            <w:u w:val="single"/>
-          </w:rPr>
-          <w:t>啟9:20–21</w:t>
-        </w:r>
-      </w:hyperlink>
-      <w:r>
-        <w:rPr>
-          <w:lang w:val="zh_TW" w:bidi="zh_TW"/>
-        </w:rPr>
-        <w:t>，</w:t>
-      </w:r>
-      <w:hyperlink r:id="rId68">
-        <w:r>
-          <w:rPr>
-            <w:lang w:val="zh_TW" w:bidi="zh_TW"/>
-          </w:rPr>
-          <w:rPr>
-            <w:color w:val="0000EE"/>
-            <w:u w:val="single"/>
-          </w:rPr>
-          <w:t>16:11</w:t>
+      <w:hyperlink r:id="rId176">
+        <w:r>
+          <w:rPr>
+            <w:lang w:val="zh_TW" w:bidi="zh_TW"/>
+          </w:rPr>
+          <w:rPr>
+            <w:color w:val="0000EE"/>
+            <w:u w:val="single"/>
+          </w:rPr>
+          <w:t>林前5:3–13</w:t>
+        </w:r>
+      </w:hyperlink>
+      <w:r>
+        <w:rPr>
+          <w:lang w:val="zh_TW" w:bidi="zh_TW"/>
+        </w:rPr>
+        <w:t>；</w:t>
+      </w:r>
+      <w:hyperlink r:id="rId177">
+        <w:r>
+          <w:rPr>
+            <w:lang w:val="zh_TW" w:bidi="zh_TW"/>
+          </w:rPr>
+          <w:rPr>
+            <w:color w:val="0000EE"/>
+            <w:u w:val="single"/>
+          </w:rPr>
+          <w:t>加6:1</w:t>
+        </w:r>
+      </w:hyperlink>
+      <w:r>
+        <w:rPr>
+          <w:lang w:val="zh_TW" w:bidi="zh_TW"/>
+        </w:rPr>
+        <w:t>）。首先需要有人私下提醒和勸誡犯錯的人，如果他們拒絕悔改或改正，就把個案帶到教會領袖面前，必要時再帶到全會眾面前。若他們仍然繼續犯錯，教會要與他們隔離，目的不是報復，而是盼望他悔改並得著恢復（</w:t>
+      </w:r>
+      <w:hyperlink r:id="rId178">
+        <w:r>
+          <w:rPr>
+            <w:lang w:val="zh_TW" w:bidi="zh_TW"/>
+          </w:rPr>
+          <w:rPr>
+            <w:color w:val="0000EE"/>
+            <w:u w:val="single"/>
+          </w:rPr>
+          <w:t>帖後3:14–15</w:t>
         </w:r>
       </w:hyperlink>
       <w:r>
@@ -1800,199 +4870,6 @@
       </w:r>
     </w:p>
     <w:p>
-      <w:pPr>
-        <w:pStyle w:val="ListNumber"/>
-        <w:spacing w:line="240" w:lineRule="auto"/>
-        <w:ind w:left="720"/>
-      </w:pPr>
-      <w:r>
-        <w:rPr>
-          <w:lang w:val="zh_TW" w:bidi="zh_TW"/>
-        </w:rPr>
-      </w:r>
-      <w:r>
-        <w:rPr>
-          <w:lang w:val="zh_TW" w:bidi="zh_TW"/>
-        </w:rPr>
-        <w:t>歸信是神的旨意，也是祂在世界上恩典工作的結果（</w:t>
-      </w:r>
-      <w:hyperlink r:id="rId69">
-        <w:r>
-          <w:rPr>
-            <w:lang w:val="zh_TW" w:bidi="zh_TW"/>
-          </w:rPr>
-          <w:rPr>
-            <w:color w:val="0000EE"/>
-            <w:u w:val="single"/>
-          </w:rPr>
-          <w:t>徒11:18</w:t>
-        </w:r>
-      </w:hyperlink>
-      <w:r>
-        <w:rPr>
-          <w:lang w:val="zh_TW" w:bidi="zh_TW"/>
-        </w:rPr>
-        <w:t>；</w:t>
-      </w:r>
-      <w:hyperlink r:id="rId70">
-        <w:r>
-          <w:rPr>
-            <w:lang w:val="zh_TW" w:bidi="zh_TW"/>
-          </w:rPr>
-          <w:rPr>
-            <w:color w:val="0000EE"/>
-            <w:u w:val="single"/>
-          </w:rPr>
-          <w:t>羅2:4</w:t>
-        </w:r>
-      </w:hyperlink>
-      <w:r>
-        <w:rPr>
-          <w:lang w:val="zh_TW" w:bidi="zh_TW"/>
-        </w:rPr>
-        <w:t>；</w:t>
-      </w:r>
-      <w:hyperlink r:id="rId71">
-        <w:r>
-          <w:rPr>
-            <w:lang w:val="zh_TW" w:bidi="zh_TW"/>
-          </w:rPr>
-          <w:rPr>
-            <w:color w:val="0000EE"/>
-            <w:u w:val="single"/>
-          </w:rPr>
-          <w:t>林後7:10</w:t>
-        </w:r>
-      </w:hyperlink>
-      <w:r>
-        <w:rPr>
-          <w:lang w:val="zh_TW" w:bidi="zh_TW"/>
-        </w:rPr>
-        <w:t>；</w:t>
-      </w:r>
-      <w:hyperlink r:id="rId72">
-        <w:r>
-          <w:rPr>
-            <w:lang w:val="zh_TW" w:bidi="zh_TW"/>
-          </w:rPr>
-          <w:rPr>
-            <w:color w:val="0000EE"/>
-            <w:u w:val="single"/>
-          </w:rPr>
-          <w:t>提後2:25</w:t>
-        </w:r>
-      </w:hyperlink>
-      <w:r>
-        <w:rPr>
-          <w:lang w:val="zh_TW" w:bidi="zh_TW"/>
-        </w:rPr>
-        <w:t>；</w:t>
-      </w:r>
-      <w:hyperlink r:id="rId73">
-        <w:r>
-          <w:rPr>
-            <w:lang w:val="zh_TW" w:bidi="zh_TW"/>
-          </w:rPr>
-          <w:rPr>
-            <w:color w:val="0000EE"/>
-            <w:u w:val="single"/>
-          </w:rPr>
-          <w:t>彼後3:9</w:t>
-        </w:r>
-      </w:hyperlink>
-      <w:r>
-        <w:rPr>
-          <w:lang w:val="zh_TW" w:bidi="zh_TW"/>
-        </w:rPr>
-        <w:t>）。</w:t>
-      </w:r>
-    </w:p>
-    <w:p>
-      <w:pPr>
-        <w:pStyle w:val="ListNumber"/>
-        <w:spacing w:line="240" w:lineRule="auto"/>
-        <w:ind w:left="720"/>
-      </w:pPr>
-      <w:r>
-        <w:rPr>
-          <w:lang w:val="zh_TW" w:bidi="zh_TW"/>
-        </w:rPr>
-      </w:r>
-      <w:r>
-        <w:rPr>
-          <w:lang w:val="zh_TW" w:bidi="zh_TW"/>
-        </w:rPr>
-        <w:t>歸信是轉</w:t>
-      </w:r>
-      <w:r>
-        <w:rPr>
-          <w:i/>
-          <w:lang w:val="zh_TW" w:bidi="zh_TW"/>
-        </w:rPr>
-        <w:t>向</w:t>
-      </w:r>
-      <w:r>
-        <w:rPr>
-          <w:lang w:val="zh_TW" w:bidi="zh_TW"/>
-        </w:rPr>
-        <w:t>某人，即將整個生命委身給神，歸向耶穌基督（</w:t>
-      </w:r>
-      <w:hyperlink r:id="rId74">
-        <w:r>
-          <w:rPr>
-            <w:lang w:val="zh_TW" w:bidi="zh_TW"/>
-          </w:rPr>
-          <w:rPr>
-            <w:color w:val="0000EE"/>
-            <w:u w:val="single"/>
-          </w:rPr>
-          <w:t>徒14:15</w:t>
-        </w:r>
-      </w:hyperlink>
-      <w:r>
-        <w:rPr>
-          <w:lang w:val="zh_TW" w:bidi="zh_TW"/>
-        </w:rPr>
-        <w:t>；</w:t>
-      </w:r>
-      <w:hyperlink r:id="rId66">
-        <w:r>
-          <w:rPr>
-            <w:lang w:val="zh_TW" w:bidi="zh_TW"/>
-          </w:rPr>
-          <w:rPr>
-            <w:color w:val="0000EE"/>
-            <w:u w:val="single"/>
-          </w:rPr>
-          <w:t>帖前1:9</w:t>
-        </w:r>
-      </w:hyperlink>
-      <w:r>
-        <w:rPr>
-          <w:lang w:val="zh_TW" w:bidi="zh_TW"/>
-        </w:rPr>
-        <w:t>；</w:t>
-      </w:r>
-      <w:hyperlink r:id="rId75">
-        <w:r>
-          <w:rPr>
-            <w:lang w:val="zh_TW" w:bidi="zh_TW"/>
-          </w:rPr>
-          <w:rPr>
-            <w:color w:val="0000EE"/>
-            <w:u w:val="single"/>
-          </w:rPr>
-          <w:t>彼前2:25</w:t>
-        </w:r>
-      </w:hyperlink>
-      <w:r>
-        <w:rPr>
-          <w:lang w:val="zh_TW" w:bidi="zh_TW"/>
-        </w:rPr>
-        <w:t>）。</w:t>
-      </w:r>
-    </w:p>
-    <w:p>
       <w:pPr/>
       <w:r>
         <w:rPr>
@@ -2003,991 +4880,7 @@
         <w:rPr>
           <w:lang w:val="zh_TW" w:bidi="zh_TW"/>
         </w:rPr>
-        <w:t>因此，無論是卓越的還是不起眼的，瞬間的還是逐漸的，情緒激動的還是平靜的，這是一個徹底的重新定位，是個人將他或她的全部忠誠，徹底轉移到神身上的改變。</w:t>
-      </w:r>
-    </w:p>
-    <w:p>
-      <w:pPr/>
-      <w:r>
-        <w:rPr>
-          <w:lang w:val="zh_TW" w:bidi="zh_TW"/>
-        </w:rPr>
-      </w:r>
-      <w:r>
-        <w:rPr>
-          <w:i/>
-          <w:lang w:val="zh_TW" w:bidi="zh_TW"/>
-        </w:rPr>
-        <w:t>另見</w:t>
-      </w:r>
-      <w:r>
-        <w:rPr>
-          <w:lang w:val="zh_TW" w:bidi="zh_TW"/>
-        </w:rPr>
-        <w:t xml:space="preserve"> </w:t>
-      </w:r>
-      <w:r>
-        <w:rPr>
-          <w:lang w:val="zh_TW" w:bidi="zh_TW"/>
-        </w:rPr>
-        <w:t>信心</w:t>
-      </w:r>
-      <w:r>
-        <w:rPr>
-          <w:lang w:val="zh_TW" w:bidi="zh_TW"/>
-        </w:rPr>
-        <w:t>；</w:t>
-      </w:r>
-      <w:r>
-        <w:rPr>
-          <w:lang w:val="zh_TW" w:bidi="zh_TW"/>
-        </w:rPr>
-        <w:t>恩典</w:t>
-      </w:r>
-      <w:r>
-        <w:rPr>
-          <w:lang w:val="zh_TW" w:bidi="zh_TW"/>
-        </w:rPr>
-        <w:t>；</w:t>
-      </w:r>
-      <w:r>
-        <w:rPr>
-          <w:lang w:val="zh_TW" w:bidi="zh_TW"/>
-        </w:rPr>
-        <w:t>稱義，被稱義</w:t>
-      </w:r>
-      <w:r>
-        <w:rPr>
-          <w:lang w:val="zh_TW" w:bidi="zh_TW"/>
-        </w:rPr>
-        <w:t>；</w:t>
-      </w:r>
-      <w:r>
-        <w:rPr>
-          <w:lang w:val="zh_TW" w:bidi="zh_TW"/>
-        </w:rPr>
-        <w:t>悔改</w:t>
-      </w:r>
-      <w:r>
-        <w:rPr>
-          <w:lang w:val="zh_TW" w:bidi="zh_TW"/>
-        </w:rPr>
-        <w:t>；</w:t>
-      </w:r>
-      <w:r>
-        <w:rPr>
-          <w:lang w:val="zh_TW" w:bidi="zh_TW"/>
-        </w:rPr>
-        <w:t>成聖</w:t>
-      </w:r>
-      <w:r>
-        <w:rPr>
-          <w:lang w:val="zh_TW" w:bidi="zh_TW"/>
-        </w:rPr>
-        <w:t>。</w:t>
-      </w:r>
-      <w:r>
-        <w:rPr>
-          <w:lang w:val="zh_TW" w:bidi="zh_TW"/>
-        </w:rPr>
-      </w:r>
-      <w:r>
-        <w:rPr>
-          <w:lang w:val="zh_TW" w:bidi="zh_TW"/>
-        </w:rPr>
-      </w:r>
-    </w:p>
-    <w:p>
-      <w:pPr/>
-      <w:r>
-        <w:rPr>
-          <w:lang w:val="zh_TW" w:bidi="zh_TW"/>
-        </w:rPr>
-      </w:r>
-    </w:p>
-    <w:p>
-      <w:pPr>
-        <w:pStyle w:val="Heading2"/>
-      </w:pPr>
-      <w:r>
-        <w:rPr>
-          <w:lang w:val="zh_TW" w:bidi="zh_TW"/>
-        </w:rPr>
-        <w:t>鬼</w:t>
-      </w:r>
-      <w:r>
-        <w:rPr>
-          <w:lang w:val="zh_TW" w:bidi="zh_TW"/>
-        </w:rPr>
-      </w:r>
-    </w:p>
-    <w:p>
-      <w:pPr/>
-      <w:r>
-        <w:rPr>
-          <w:lang w:val="zh_TW" w:bidi="zh_TW"/>
-        </w:rPr>
-      </w:r>
-      <w:r>
-        <w:rPr>
-          <w:lang w:val="zh_TW" w:bidi="zh_TW"/>
-        </w:rPr>
-        <w:t>在撒但的領導下悖逆神的墮落天使。鬼活動（demonism）是指鬼的作為，而鬼論（demonology）是研究鬼及其活動，以了解敵人的策略（</w:t>
-      </w:r>
-      <w:hyperlink r:id="rId76">
-        <w:r>
-          <w:rPr>
-            <w:lang w:val="zh_TW" w:bidi="zh_TW"/>
-          </w:rPr>
-          <w:rPr>
-            <w:color w:val="0000EE"/>
-            <w:u w:val="single"/>
-          </w:rPr>
-          <w:t>林後2:11</w:t>
-        </w:r>
-      </w:hyperlink>
-      <w:r>
-        <w:rPr>
-          <w:lang w:val="zh_TW" w:bidi="zh_TW"/>
-        </w:rPr>
-        <w:t>），以便正確行使制伏祂們的權柄（</w:t>
-      </w:r>
-      <w:hyperlink r:id="rId77">
-        <w:r>
-          <w:rPr>
-            <w:lang w:val="zh_TW" w:bidi="zh_TW"/>
-          </w:rPr>
-          <w:rPr>
-            <w:color w:val="0000EE"/>
-            <w:u w:val="single"/>
-          </w:rPr>
-          <w:t>路10:19</w:t>
-        </w:r>
-      </w:hyperlink>
-      <w:r>
-        <w:rPr>
-          <w:lang w:val="zh_TW" w:bidi="zh_TW"/>
-        </w:rPr>
-        <w:t>）。</w:t>
-      </w:r>
-    </w:p>
-    <w:p>
-      <w:pPr>
-        <w:pStyle w:val="Heading3"/>
-      </w:pPr>
-      <w:r>
-        <w:rPr>
-          <w:lang w:val="zh_TW" w:bidi="zh_TW"/>
-        </w:rPr>
-        <w:t>鬼是誰</w:t>
-      </w:r>
-    </w:p>
-    <w:p>
-      <w:pPr/>
-      <w:r>
-        <w:rPr>
-          <w:lang w:val="zh_TW" w:bidi="zh_TW"/>
-        </w:rPr>
-      </w:r>
-      <w:r>
-        <w:rPr>
-          <w:lang w:val="zh_TW" w:bidi="zh_TW"/>
-        </w:rPr>
-        <w:t>英文單詞demon源自希臘文daimon</w:t>
-      </w:r>
-      <w:r>
-        <w:rPr>
-          <w:i/>
-          <w:lang w:val="zh_TW" w:bidi="zh_TW"/>
-        </w:rPr>
-        <w:t>，</w:t>
-      </w:r>
-      <w:r>
-        <w:rPr>
-          <w:lang w:val="zh_TW" w:bidi="zh_TW"/>
-        </w:rPr>
-        <w:t>其基本意思是「神明，神祇」（即假神、鬼；參</w:t>
-      </w:r>
-      <w:hyperlink r:id="rId78">
-        <w:r>
-          <w:rPr>
-            <w:lang w:val="zh_TW" w:bidi="zh_TW"/>
-          </w:rPr>
-          <w:rPr>
-            <w:color w:val="0000EE"/>
-            <w:u w:val="single"/>
-          </w:rPr>
-          <w:t>林前10:20</w:t>
-        </w:r>
-      </w:hyperlink>
-      <w:r>
-        <w:rPr>
-          <w:lang w:val="zh_TW" w:bidi="zh_TW"/>
-        </w:rPr>
-        <w:t>）。獨一真神以外的任何神祇都是與神對立的靈，因此，這樣的靈是邪靈，也就是鬼。demon這個詞未出現在某些英譯本中，有些英譯本將daimon錯譯為devil（魔鬼）。聖經中只有一個魔鬼（希臘文diabolos），牠有許多不同的名字、頭銜和稱號。牠是所有其他鬼的首領或統治者，其他鬼都服從牠。</w:t>
-      </w:r>
-    </w:p>
-    <w:p>
-      <w:pPr/>
-      <w:r>
-        <w:rPr>
-          <w:lang w:val="zh_TW" w:bidi="zh_TW"/>
-        </w:rPr>
-      </w:r>
-      <w:r>
-        <w:rPr>
-          <w:lang w:val="zh_TW" w:bidi="zh_TW"/>
-        </w:rPr>
-        <w:t>聖經中常使用「靈」來指鬼魔，並帶有描述性的短語，如「惡鬼（evil spirit）」（</w:t>
-      </w:r>
-      <w:hyperlink r:id="rId79">
-        <w:r>
-          <w:rPr>
-            <w:lang w:val="zh_TW" w:bidi="zh_TW"/>
-          </w:rPr>
-          <w:rPr>
-            <w:color w:val="0000EE"/>
-            <w:u w:val="single"/>
-          </w:rPr>
-          <w:t>徒19:12–13</w:t>
-        </w:r>
-      </w:hyperlink>
-      <w:r>
-        <w:rPr>
-          <w:lang w:val="zh_TW" w:bidi="zh_TW"/>
-        </w:rPr>
-        <w:t>）、「污鬼（unclean spirit）」（</w:t>
-      </w:r>
-      <w:hyperlink r:id="rId80">
-        <w:r>
-          <w:rPr>
-            <w:lang w:val="zh_TW" w:bidi="zh_TW"/>
-          </w:rPr>
-          <w:rPr>
-            <w:color w:val="0000EE"/>
-            <w:u w:val="single"/>
-          </w:rPr>
-          <w:t>太10:1</w:t>
-        </w:r>
-      </w:hyperlink>
-      <w:r>
-        <w:rPr>
-          <w:lang w:val="zh_TW" w:bidi="zh_TW"/>
-        </w:rPr>
-        <w:t>；</w:t>
-      </w:r>
-      <w:hyperlink r:id="rId81">
-        <w:r>
-          <w:rPr>
-            <w:lang w:val="zh_TW" w:bidi="zh_TW"/>
-          </w:rPr>
-          <w:rPr>
-            <w:color w:val="0000EE"/>
-            <w:u w:val="single"/>
-          </w:rPr>
-          <w:t>可1:23、26</w:t>
-        </w:r>
-      </w:hyperlink>
-      <w:r>
-        <w:rPr>
-          <w:lang w:val="zh_TW" w:bidi="zh_TW"/>
-        </w:rPr>
-        <w:t>；</w:t>
-      </w:r>
-      <w:hyperlink r:id="rId82">
-        <w:r>
-          <w:rPr>
-            <w:lang w:val="zh_TW" w:bidi="zh_TW"/>
-          </w:rPr>
-          <w:rPr>
-            <w:color w:val="0000EE"/>
-            <w:u w:val="single"/>
-          </w:rPr>
-          <w:t>徒5:16</w:t>
-        </w:r>
-      </w:hyperlink>
-      <w:r>
-        <w:rPr>
-          <w:lang w:val="zh_TW" w:bidi="zh_TW"/>
-        </w:rPr>
-        <w:t>）、「疾病的靈（spirit of infirmity，和合本譯為鬼）」（</w:t>
-      </w:r>
-      <w:hyperlink r:id="rId83">
-        <w:r>
-          <w:rPr>
-            <w:lang w:val="zh_TW" w:bidi="zh_TW"/>
-          </w:rPr>
-          <w:rPr>
-            <w:color w:val="0000EE"/>
-            <w:u w:val="single"/>
-          </w:rPr>
-          <w:t>路13:11</w:t>
-        </w:r>
-      </w:hyperlink>
-      <w:r>
-        <w:rPr>
-          <w:lang w:val="zh_TW" w:bidi="zh_TW"/>
-        </w:rPr>
-        <w:t>）、「聾啞的鬼（dumb and deaf spirit）」（</w:t>
-      </w:r>
-      <w:hyperlink r:id="rId84">
-        <w:r>
-          <w:rPr>
-            <w:lang w:val="zh_TW" w:bidi="zh_TW"/>
-          </w:rPr>
-          <w:rPr>
-            <w:color w:val="0000EE"/>
-            <w:u w:val="single"/>
-          </w:rPr>
-          <w:t>可9:25</w:t>
-        </w:r>
-      </w:hyperlink>
-      <w:r>
-        <w:rPr>
-          <w:lang w:val="zh_TW" w:bidi="zh_TW"/>
-        </w:rPr>
-        <w:t>）。靈可以根據其具體角色或功能來命名，如謀殺的靈、自殺的靈、情慾的靈、憂鬱的靈、恐懼的靈、說謊的靈等，這些都與各種違背神的罪惡或態度相關聯。</w:t>
-      </w:r>
-    </w:p>
-    <w:p>
-      <w:pPr/>
-      <w:r>
-        <w:rPr>
-          <w:lang w:val="zh_TW" w:bidi="zh_TW"/>
-        </w:rPr>
-      </w:r>
-      <w:r>
-        <w:rPr>
-          <w:lang w:val="zh_TW" w:bidi="zh_TW"/>
-        </w:rPr>
-        <w:t>在希伯來文舊約中沒有「鬼（demon）」這個詞，但出現了「惡魔（evil spirit）」的說法（</w:t>
-      </w:r>
-      <w:hyperlink r:id="rId85">
-        <w:r>
-          <w:rPr>
-            <w:lang w:val="zh_TW" w:bidi="zh_TW"/>
-          </w:rPr>
-          <w:rPr>
-            <w:color w:val="0000EE"/>
-            <w:u w:val="single"/>
-          </w:rPr>
-          <w:t>士9:23</w:t>
-        </w:r>
-      </w:hyperlink>
-      <w:r>
-        <w:rPr>
-          <w:lang w:val="zh_TW" w:bidi="zh_TW"/>
-        </w:rPr>
-        <w:t>；</w:t>
-      </w:r>
-      <w:hyperlink r:id="rId86">
-        <w:r>
-          <w:rPr>
-            <w:lang w:val="zh_TW" w:bidi="zh_TW"/>
-          </w:rPr>
-          <w:rPr>
-            <w:color w:val="0000EE"/>
-            <w:u w:val="single"/>
-          </w:rPr>
-          <w:t>撒上16:14–23</w:t>
-        </w:r>
-      </w:hyperlink>
-      <w:r>
-        <w:rPr>
-          <w:lang w:val="zh_TW" w:bidi="zh_TW"/>
-        </w:rPr>
-        <w:t>，</w:t>
-      </w:r>
-      <w:hyperlink r:id="rId87">
-        <w:r>
-          <w:rPr>
-            <w:lang w:val="zh_TW" w:bidi="zh_TW"/>
-          </w:rPr>
-          <w:rPr>
-            <w:color w:val="0000EE"/>
-            <w:u w:val="single"/>
-          </w:rPr>
-          <w:t>18:10，</w:t>
-        </w:r>
-      </w:hyperlink>
-      <w:hyperlink r:id="rId88">
-        <w:r>
-          <w:rPr>
-            <w:lang w:val="zh_TW" w:bidi="zh_TW"/>
-          </w:rPr>
-          <w:rPr>
-            <w:color w:val="0000EE"/>
-            <w:u w:val="single"/>
-          </w:rPr>
-          <w:t>19:9</w:t>
-        </w:r>
-      </w:hyperlink>
-      <w:r>
-        <w:rPr>
-          <w:lang w:val="zh_TW" w:bidi="zh_TW"/>
-        </w:rPr>
-        <w:t>）。在一些英譯本中，有提到「謊言的靈」（</w:t>
-      </w:r>
-      <w:hyperlink r:id="rId89">
-        <w:r>
-          <w:rPr>
-            <w:lang w:val="zh_TW" w:bidi="zh_TW"/>
-          </w:rPr>
-          <w:rPr>
-            <w:color w:val="0000EE"/>
-            <w:u w:val="single"/>
-          </w:rPr>
-          <w:t>王上22:22–23</w:t>
-        </w:r>
-      </w:hyperlink>
-      <w:r>
-        <w:rPr>
-          <w:lang w:val="zh_TW" w:bidi="zh_TW"/>
-        </w:rPr>
-        <w:t>；</w:t>
-      </w:r>
-      <w:hyperlink r:id="rId90">
-        <w:r>
-          <w:rPr>
-            <w:lang w:val="zh_TW" w:bidi="zh_TW"/>
-          </w:rPr>
-          <w:rPr>
-            <w:color w:val="0000EE"/>
-            <w:u w:val="single"/>
-          </w:rPr>
-          <w:t>代下18:20–22</w:t>
-        </w:r>
-      </w:hyperlink>
-      <w:r>
-        <w:rPr>
-          <w:lang w:val="zh_TW" w:bidi="zh_TW"/>
-        </w:rPr>
-        <w:t>）、「交鬼的」（</w:t>
-      </w:r>
-      <w:hyperlink r:id="rId91">
-        <w:r>
-          <w:rPr>
-            <w:lang w:val="zh_TW" w:bidi="zh_TW"/>
-          </w:rPr>
-          <w:rPr>
-            <w:color w:val="0000EE"/>
-            <w:u w:val="single"/>
-          </w:rPr>
-          <w:t>代上10:13</w:t>
-        </w:r>
-      </w:hyperlink>
-      <w:r>
-        <w:rPr>
-          <w:lang w:val="zh_TW" w:bidi="zh_TW"/>
-        </w:rPr>
-        <w:t>；</w:t>
-      </w:r>
-      <w:hyperlink r:id="rId92">
-        <w:r>
-          <w:rPr>
-            <w:lang w:val="zh_TW" w:bidi="zh_TW"/>
-          </w:rPr>
-          <w:rPr>
-            <w:color w:val="0000EE"/>
-            <w:u w:val="single"/>
-          </w:rPr>
-          <w:t>代下33:6</w:t>
-        </w:r>
-      </w:hyperlink>
-      <w:r>
-        <w:rPr>
-          <w:lang w:val="zh_TW" w:bidi="zh_TW"/>
-        </w:rPr>
-        <w:t>）、「乖謬的靈」（</w:t>
-      </w:r>
-      <w:hyperlink r:id="rId93">
-        <w:r>
-          <w:rPr>
-            <w:lang w:val="zh_TW" w:bidi="zh_TW"/>
-          </w:rPr>
-          <w:rPr>
-            <w:color w:val="0000EE"/>
-            <w:u w:val="single"/>
-          </w:rPr>
-          <w:t>賽19:14</w:t>
-        </w:r>
-      </w:hyperlink>
-      <w:r>
-        <w:rPr>
-          <w:lang w:val="zh_TW" w:bidi="zh_TW"/>
-        </w:rPr>
-        <w:t>）、「沉睡的靈」（</w:t>
-      </w:r>
-      <w:hyperlink r:id="rId94">
-        <w:r>
-          <w:rPr>
-            <w:lang w:val="zh_TW" w:bidi="zh_TW"/>
-          </w:rPr>
-          <w:rPr>
-            <w:color w:val="0000EE"/>
-            <w:u w:val="single"/>
-          </w:rPr>
-          <w:t>賽29:10</w:t>
-        </w:r>
-      </w:hyperlink>
-      <w:r>
-        <w:rPr>
-          <w:lang w:val="zh_TW" w:bidi="zh_TW"/>
-        </w:rPr>
-        <w:t>）、和「淫心」（</w:t>
-      </w:r>
-      <w:hyperlink r:id="rId95">
-        <w:r>
-          <w:rPr>
-            <w:lang w:val="zh_TW" w:bidi="zh_TW"/>
-          </w:rPr>
-          <w:rPr>
-            <w:color w:val="0000EE"/>
-            <w:u w:val="single"/>
-          </w:rPr>
-          <w:t>何4:12</w:t>
-        </w:r>
-      </w:hyperlink>
-      <w:r>
-        <w:rPr>
-          <w:lang w:val="zh_TW" w:bidi="zh_TW"/>
-        </w:rPr>
-        <w:t>；</w:t>
-      </w:r>
-      <w:hyperlink r:id="rId96">
-        <w:r>
-          <w:rPr>
-            <w:lang w:val="zh_TW" w:bidi="zh_TW"/>
-          </w:rPr>
-          <w:rPr>
-            <w:color w:val="0000EE"/>
-            <w:u w:val="single"/>
-          </w:rPr>
-          <w:t>何5:4</w:t>
-        </w:r>
-      </w:hyperlink>
-      <w:r>
-        <w:rPr>
-          <w:lang w:val="zh_TW" w:bidi="zh_TW"/>
-        </w:rPr>
-        <w:t>）。</w:t>
-      </w:r>
-    </w:p>
-    <w:p>
-      <w:pPr/>
-      <w:r>
-        <w:rPr>
-          <w:lang w:val="zh_TW" w:bidi="zh_TW"/>
-        </w:rPr>
-      </w:r>
-      <w:r>
-        <w:rPr>
-          <w:lang w:val="zh_TW" w:bidi="zh_TW"/>
-        </w:rPr>
-        <w:t>舊約中，提到一個具體的強大的鬼是「波斯國的魔君」，牠阻擋天使加百列向但以理傳遞信息，因此天使米迦勒來幫助加百列（</w:t>
-      </w:r>
-      <w:hyperlink r:id="rId97">
-        <w:r>
-          <w:rPr>
-            <w:lang w:val="zh_TW" w:bidi="zh_TW"/>
-          </w:rPr>
-          <w:rPr>
-            <w:color w:val="0000EE"/>
-            <w:u w:val="single"/>
-          </w:rPr>
-          <w:t>但10:13</w:t>
-        </w:r>
-      </w:hyperlink>
-      <w:r>
-        <w:rPr>
-          <w:lang w:val="zh_TW" w:bidi="zh_TW"/>
-        </w:rPr>
-        <w:t>）。</w:t>
-      </w:r>
-    </w:p>
-    <w:p>
-      <w:pPr/>
-      <w:r>
-        <w:rPr>
-          <w:lang w:val="zh_TW" w:bidi="zh_TW"/>
-        </w:rPr>
-      </w:r>
-      <w:r>
-        <w:rPr>
-          <w:lang w:val="zh_TW" w:bidi="zh_TW"/>
-        </w:rPr>
-        <w:t>鬼的數量不詳，但似乎非常龐大，甚至無法計算。根據</w:t>
-      </w:r>
-      <w:hyperlink r:id="rId98">
-        <w:r>
-          <w:rPr>
-            <w:lang w:val="zh_TW" w:bidi="zh_TW"/>
-          </w:rPr>
-          <w:rPr>
-            <w:color w:val="0000EE"/>
-            <w:u w:val="single"/>
-          </w:rPr>
-          <w:t>啟示錄十二章4節</w:t>
-        </w:r>
-      </w:hyperlink>
-      <w:r>
-        <w:rPr>
-          <w:lang w:val="zh_TW" w:bidi="zh_TW"/>
-        </w:rPr>
-        <w:t>可以推斷出有三分之一的天使被撒但引誘叛離，這意味著天軍的數量是撒但勢力的兩倍。</w:t>
-      </w:r>
-      <w:hyperlink r:id="rId99">
-        <w:r>
-          <w:rPr>
-            <w:lang w:val="zh_TW" w:bidi="zh_TW"/>
-          </w:rPr>
-          <w:rPr>
-            <w:color w:val="0000EE"/>
-            <w:u w:val="single"/>
-          </w:rPr>
-          <w:t>以弗所書六章12節</w:t>
-        </w:r>
-      </w:hyperlink>
-      <w:r>
-        <w:rPr>
-          <w:lang w:val="zh_TW" w:bidi="zh_TW"/>
-        </w:rPr>
-        <w:t>暗示鬼的等級或階級：「執政的」、「掌權的」、「管轄這幽暗世界的」，「以及天空屬靈氣的惡魔爭戰」。</w:t>
-      </w:r>
-    </w:p>
-    <w:p>
-      <w:pPr/>
-      <w:r>
-        <w:rPr>
-          <w:lang w:val="zh_TW" w:bidi="zh_TW"/>
-        </w:rPr>
-      </w:r>
-      <w:r>
-        <w:rPr>
-          <w:lang w:val="zh_TW" w:bidi="zh_TW"/>
-        </w:rPr>
-        <w:t>鬼是被造之物——有個性、不死，且無法與神和好。與人類相比，鬼有極大的力量，但與神相比則力量渺小。神已賜給我們權柄，讓我們奉耶穌的名能使鬼魔順服，正如祂們必須順服主一樣。</w:t>
-      </w:r>
-    </w:p>
-    <w:p>
-      <w:pPr>
-        <w:pStyle w:val="Heading3"/>
-      </w:pPr>
-      <w:r>
-        <w:rPr>
-          <w:lang w:val="zh_TW" w:bidi="zh_TW"/>
-        </w:rPr>
-        <w:t>鬼的作為</w:t>
-      </w:r>
-    </w:p>
-    <w:p>
-      <w:pPr/>
-      <w:r>
-        <w:rPr>
-          <w:lang w:val="zh_TW" w:bidi="zh_TW"/>
-        </w:rPr>
-      </w:r>
-      <w:r>
-        <w:rPr>
-          <w:lang w:val="zh_TW" w:bidi="zh_TW"/>
-        </w:rPr>
-        <w:t>天使受造是為了敬拜、讚美神，服事祂，並作為神的使者。聖經說，他們是「服役的靈、奉差遣為那將要承受救恩的人效力」（</w:t>
-      </w:r>
-      <w:hyperlink r:id="rId100">
-        <w:r>
-          <w:rPr>
-            <w:lang w:val="zh_TW" w:bidi="zh_TW"/>
-          </w:rPr>
-          <w:rPr>
-            <w:color w:val="0000EE"/>
-            <w:u w:val="single"/>
-          </w:rPr>
-          <w:t>來1:14</w:t>
-        </w:r>
-      </w:hyperlink>
-      <w:r>
-        <w:rPr>
-          <w:lang w:val="zh_TW" w:bidi="zh_TW"/>
-        </w:rPr>
-        <w:t>）。墮落的天使有類似的職能，但有不同的主人，牠們效忠於魔鬼，牠們的忠誠出於對撒但的恐懼和錯誤的認知。牠們渴望與人類合作，但其目的是實行撒但的計謀，反對神。牠們引誘、欺騙和迷惑人，以致使牠們走向永遠的滅亡。鬼與神為敵的同時，也攻擊、壓制、阻礙並控告神的子民。</w:t>
-      </w:r>
-    </w:p>
-    <w:p>
-      <w:pPr/>
-      <w:r>
-        <w:rPr>
-          <w:lang w:val="zh_TW" w:bidi="zh_TW"/>
-        </w:rPr>
-      </w:r>
-      <w:r>
-        <w:rPr>
-          <w:lang w:val="zh_TW" w:bidi="zh_TW"/>
-        </w:rPr>
-        <w:t>由於撒但不是無所不在的，所以牠使用牠的鬼的勢力來執行牠的意志。例如，在撒種的比喻中（</w:t>
-      </w:r>
-      <w:hyperlink r:id="rId101">
-        <w:r>
-          <w:rPr>
-            <w:lang w:val="zh_TW" w:bidi="zh_TW"/>
-          </w:rPr>
-          <w:rPr>
-            <w:color w:val="0000EE"/>
-            <w:u w:val="single"/>
-          </w:rPr>
-          <w:t>太13:3–9</w:t>
-        </w:r>
-      </w:hyperlink>
-      <w:r>
-        <w:rPr>
-          <w:lang w:val="zh_TW" w:bidi="zh_TW"/>
-        </w:rPr>
-        <w:t>；</w:t>
-      </w:r>
-      <w:hyperlink r:id="rId102">
-        <w:r>
-          <w:rPr>
-            <w:lang w:val="zh_TW" w:bidi="zh_TW"/>
-          </w:rPr>
-          <w:rPr>
-            <w:color w:val="0000EE"/>
-            <w:u w:val="single"/>
-          </w:rPr>
-          <w:t>可4:1–20</w:t>
-        </w:r>
-      </w:hyperlink>
-      <w:r>
-        <w:rPr>
-          <w:lang w:val="zh_TW" w:bidi="zh_TW"/>
-        </w:rPr>
-        <w:t>；</w:t>
-      </w:r>
-      <w:hyperlink r:id="rId103">
-        <w:r>
-          <w:rPr>
-            <w:lang w:val="zh_TW" w:bidi="zh_TW"/>
-          </w:rPr>
-          <w:rPr>
-            <w:color w:val="0000EE"/>
-            <w:u w:val="single"/>
-          </w:rPr>
-          <w:t>路8:4–15</w:t>
-        </w:r>
-      </w:hyperlink>
-      <w:r>
-        <w:rPr>
-          <w:lang w:val="zh_TW" w:bidi="zh_TW"/>
-        </w:rPr>
-        <w:t>），撒但將神的道奪去，使之無法扎根（</w:t>
-      </w:r>
-      <w:hyperlink r:id="rId104">
-        <w:r>
-          <w:rPr>
-            <w:lang w:val="zh_TW" w:bidi="zh_TW"/>
-          </w:rPr>
-          <w:rPr>
-            <w:color w:val="0000EE"/>
-            <w:u w:val="single"/>
-          </w:rPr>
-          <w:t>可4:15</w:t>
-        </w:r>
-      </w:hyperlink>
-      <w:r>
-        <w:rPr>
-          <w:lang w:val="zh_TW" w:bidi="zh_TW"/>
-        </w:rPr>
-        <w:t>）。撒但藉著逼迫，使一些人在未真正委身之前就跌倒（見</w:t>
-      </w:r>
-      <w:hyperlink r:id="rId105">
-        <w:r>
-          <w:rPr>
-            <w:lang w:val="zh_TW" w:bidi="zh_TW"/>
-          </w:rPr>
-          <w:rPr>
-            <w:color w:val="0000EE"/>
-            <w:u w:val="single"/>
-          </w:rPr>
-          <w:t>17</w:t>
-        </w:r>
-      </w:hyperlink>
-      <w:r>
-        <w:rPr>
-          <w:lang w:val="zh_TW" w:bidi="zh_TW"/>
-        </w:rPr>
-        <w:t>節）。又因世上的思慮、財富的迷惑以及對物質的追求，撒但使神的道窒息，以致果子很少，甚至沒有果子（</w:t>
-      </w:r>
-      <w:hyperlink r:id="rId106">
-        <w:r>
-          <w:rPr>
-            <w:lang w:val="zh_TW" w:bidi="zh_TW"/>
-          </w:rPr>
-          <w:rPr>
-            <w:color w:val="0000EE"/>
-            <w:u w:val="single"/>
-          </w:rPr>
-          <w:t>19</w:t>
-        </w:r>
-      </w:hyperlink>
-      <w:r>
-        <w:rPr>
-          <w:lang w:val="zh_TW" w:bidi="zh_TW"/>
-        </w:rPr>
-        <w:t>節）。</w:t>
-      </w:r>
-    </w:p>
-    <w:p>
-      <w:pPr/>
-      <w:r>
-        <w:rPr>
-          <w:lang w:val="zh_TW" w:bidi="zh_TW"/>
-        </w:rPr>
-      </w:r>
-      <w:r>
-        <w:rPr>
-          <w:lang w:val="zh_TW" w:bidi="zh_TW"/>
-        </w:rPr>
-        <w:t>基本上，鬼的行事模式遵循撒但在對夏娃的三重引誘中的模式：（1）牠們否認神話語的真理性，並挑戰神的話語；（2）牠們否認死亡的現實（通常牠們會用輪迴等說法取而代之）；（3）他們利用人類的虛榮和驕傲，說人也可以像神或成為神（</w:t>
-      </w:r>
-      <w:hyperlink r:id="rId107">
-        <w:r>
-          <w:rPr>
-            <w:lang w:val="zh_TW" w:bidi="zh_TW"/>
-          </w:rPr>
-          <w:rPr>
-            <w:color w:val="0000EE"/>
-            <w:u w:val="single"/>
-          </w:rPr>
-          <w:t>創3:1–5</w:t>
-        </w:r>
-      </w:hyperlink>
-      <w:r>
-        <w:rPr>
-          <w:lang w:val="zh_TW" w:bidi="zh_TW"/>
-        </w:rPr>
-        <w:t>）。這些也是大多數異端和假宗教的基本方法和教義。</w:t>
-      </w:r>
-    </w:p>
-    <w:p>
-      <w:pPr>
-        <w:pStyle w:val="Heading3"/>
-      </w:pPr>
-      <w:r>
-        <w:rPr>
-          <w:lang w:val="zh_TW" w:bidi="zh_TW"/>
-        </w:rPr>
-        <w:t>鬼的最終命運</w:t>
-      </w:r>
-    </w:p>
-    <w:p>
-      <w:pPr/>
-      <w:r>
-        <w:rPr>
-          <w:lang w:val="zh_TW" w:bidi="zh_TW"/>
-        </w:rPr>
-      </w:r>
-      <w:r>
-        <w:rPr>
-          <w:lang w:val="zh_TW" w:bidi="zh_TW"/>
-        </w:rPr>
-        <w:t>關於犯罪的天使，經上記載，神「把他們丟在地獄，交在黑暗坑中，等候審判」（</w:t>
-      </w:r>
-      <w:hyperlink r:id="rId108">
-        <w:r>
-          <w:rPr>
-            <w:lang w:val="zh_TW" w:bidi="zh_TW"/>
-          </w:rPr>
-          <w:rPr>
-            <w:color w:val="0000EE"/>
-            <w:u w:val="single"/>
-          </w:rPr>
-          <w:t>彼後2:4</w:t>
-        </w:r>
-      </w:hyperlink>
-      <w:r>
-        <w:rPr>
-          <w:lang w:val="zh_TW" w:bidi="zh_TW"/>
-        </w:rPr>
-        <w:t>）。主耶穌談到那為魔鬼和牠的使者所預備的永火，人類中的被咒詛者也將進入其中（</w:t>
-      </w:r>
-      <w:hyperlink r:id="rId109">
-        <w:r>
-          <w:rPr>
-            <w:lang w:val="zh_TW" w:bidi="zh_TW"/>
-          </w:rPr>
-          <w:rPr>
-            <w:color w:val="0000EE"/>
-            <w:u w:val="single"/>
-          </w:rPr>
-          <w:t>太25:41</w:t>
-        </w:r>
-      </w:hyperlink>
-      <w:r>
-        <w:rPr>
-          <w:lang w:val="zh_TW" w:bidi="zh_TW"/>
-        </w:rPr>
-        <w:t>）。最終，撒但及其勢力將被扔進火湖（</w:t>
-      </w:r>
-      <w:hyperlink r:id="rId110">
-        <w:r>
-          <w:rPr>
-            <w:lang w:val="zh_TW" w:bidi="zh_TW"/>
-          </w:rPr>
-          <w:rPr>
-            <w:color w:val="0000EE"/>
-            <w:u w:val="single"/>
-          </w:rPr>
-          <w:t>啟20:10</w:t>
-        </w:r>
-      </w:hyperlink>
-      <w:r>
-        <w:rPr>
-          <w:lang w:val="zh_TW" w:bidi="zh_TW"/>
-        </w:rPr>
-        <w:t>），那裡也是所有名字未寫在生命冊上的人永遠受痛苦的地方（</w:t>
-      </w:r>
-      <w:hyperlink r:id="rId111">
-        <w:r>
-          <w:rPr>
-            <w:lang w:val="zh_TW" w:bidi="zh_TW"/>
-          </w:rPr>
-          <w:rPr>
-            <w:color w:val="0000EE"/>
-            <w:u w:val="single"/>
-          </w:rPr>
-          <w:t>12–15</w:t>
-        </w:r>
-      </w:hyperlink>
-      <w:r>
-        <w:rPr>
-          <w:lang w:val="zh_TW" w:bidi="zh_TW"/>
-        </w:rPr>
-        <w:t>節）。</w:t>
-      </w:r>
-    </w:p>
-    <w:p>
-      <w:pPr/>
-      <w:r>
-        <w:rPr>
-          <w:lang w:val="zh_TW" w:bidi="zh_TW"/>
-        </w:rPr>
-      </w:r>
-      <w:r>
-        <w:rPr>
-          <w:i/>
-          <w:lang w:val="zh_TW" w:bidi="zh_TW"/>
-        </w:rPr>
-        <w:t>另見</w:t>
-      </w:r>
-      <w:r>
-        <w:rPr>
-          <w:lang w:val="zh_TW" w:bidi="zh_TW"/>
-        </w:rPr>
-        <w:t>被鬼附</w:t>
-      </w:r>
-      <w:r>
-        <w:rPr>
-          <w:lang w:val="zh_TW" w:bidi="zh_TW"/>
-        </w:rPr>
-        <w:t>。</w:t>
+        <w:t>聖經強調必須有自我管教、父母的管教與教會的管教，現代社會各個領域的道德淪喪顯而易見，這點似乎更顯重要。聖經描繪並在耶穌基督身上彰顯的屬神之愛，是要教導世人如何生活。那些拒絕神「正面督促」的人，最終會面對祂管教中負面一面。基督徒若能以充滿愛的方式管教自己、兒女和彼此，就能尊榮基督，展示祂的生活方式，也幫助別人明白神的旨意。</w:t>
       </w:r>
       <w:r>
         <w:rPr>
@@ -4896,12 +6789,6 @@
       <w:startOverride w:val="1"/>
     </w:lvlOverride>
   </w:num>
-  <w:num w:numId="15">
-    <w:abstractNumId w:val="3"/>
-    <w:lvlOverride w:ilvl="0">
-      <w:startOverride w:val="1"/>
-    </w:lvlOverride>
-  </w:num>
   <w:numIdMacAtCleanup w:val="10"/>
 </w:numbering>
 </file>

--- a/zht/docx/052.content.docx
+++ b/zht/docx/052.content.docx
@@ -149,7 +149,7 @@
         <w:rPr>
           <w:lang w:val="zh_TW" w:bidi="zh_TW"/>
         </w:rPr>
-        <w:t>guan</w:t>
+        <w:t>gu</w:t>
       </w:r>
       <w:r>
         <w:rPr>
@@ -212,615 +212,12 @@
         <w:rPr>
           <w:lang w:val="zh_TW" w:bidi="zh_TW"/>
         </w:rPr>
-        <w:t>關於潔淨與不潔淨的條例</w:t>
-      </w:r>
-      <w:r>
-        <w:rPr>
-          <w:lang w:val="zh_TW" w:bidi="zh_TW"/>
-        </w:rPr>
-      </w:r>
-    </w:p>
-    <w:p>
-      <w:pPr/>
-      <w:r>
-        <w:rPr>
-          <w:lang w:val="zh_TW" w:bidi="zh_TW"/>
-        </w:rPr>
-      </w:r>
-      <w:r>
-        <w:rPr>
-          <w:lang w:val="zh_TW" w:bidi="zh_TW"/>
-        </w:rPr>
-        <w:t>希伯來宗教具有身體、禮儀、道德和屬靈方面的意義。雖然這些潔淨和不潔的概念可以根據其背景來區分，但它們也相互融合並彼此說明；物體與禮儀的背景指向敬拜者的道德狀態，並且反映出神與祂子民之間的屬靈關係。</w:t>
-      </w:r>
-    </w:p>
-    <w:p>
-      <w:pPr/>
-      <w:r>
-        <w:rPr>
-          <w:lang w:val="zh_TW" w:bidi="zh_TW"/>
-        </w:rPr>
-      </w:r>
-      <w:r>
-        <w:rPr>
-          <w:lang w:val="zh_TW" w:bidi="zh_TW"/>
-        </w:rPr>
-        <w:t>舊約中關於人與神之間關係的異象，是以道德與個人為基礎的——神有位格的本性表現在祂賜給摩西的律法上。以色列的主有位格，且具獨特又一致的性格，使祂在道德上與異教文化中的眾多神祇完全不同。迦南人的巴力神不像耶和華，巴力是反覆無常且殘暴的，沒有人期待它們在倫理上具有一致性。而以色列的主則值得信賴，祂會實現祂的應許（透過祂揀選的先知口頭傳達）。沒有人（無論是大祭司還是君王）能超越律法，因為律法不僅表達了神的性格，也表達了祂對個人和國家的主權旨意。神在道德上的一致性也體現在祂神蹟性的介入歷史中來保護祂的子民、審判他們及其敵人，並拯救全人類。</w:t>
-      </w:r>
-    </w:p>
-    <w:p>
-      <w:pPr/>
-      <w:r>
-        <w:rPr>
-          <w:lang w:val="zh_TW" w:bidi="zh_TW"/>
-        </w:rPr>
-      </w:r>
-      <w:r>
-        <w:rPr>
-          <w:lang w:val="zh_TW" w:bidi="zh_TW"/>
-        </w:rPr>
-        <w:t>因此，利未記中定義的潔淨，始終取決於那位賜予律法的、有位格的神的同在。當人們尋求親近耶和華時，他們必須按照祂的條件來行事，因此也要遵循祂所規定的禮儀框架。利未記禮儀的細節旨在說明罪人接近神的道德意涵，以及神為使祂的子民在祂面前成為道德上潔淨之人所提供的途徑。</w:t>
-      </w:r>
-    </w:p>
-    <w:p>
-      <w:pPr/>
-      <w:r>
-        <w:rPr>
-          <w:lang w:val="zh_TW" w:bidi="zh_TW"/>
-        </w:rPr>
-      </w:r>
-      <w:r>
-        <w:rPr>
-          <w:lang w:val="zh_TW" w:bidi="zh_TW"/>
-        </w:rPr>
-        <w:t>詩篇作者清楚地說明了利未制度的意義：「誰能登耶和華的山？ 誰能站在他的聖所？就是手潔心清，不向虛妄，起誓不懷詭詐的人」（</w:t>
-      </w:r>
-      <w:hyperlink r:id="rId13">
-        <w:r>
-          <w:rPr>
-            <w:lang w:val="zh_TW" w:bidi="zh_TW"/>
-          </w:rPr>
-          <w:rPr>
-            <w:color w:val="0000EE"/>
-            <w:u w:val="single"/>
-          </w:rPr>
-          <w:t>詩24:3–4</w:t>
-        </w:r>
-      </w:hyperlink>
-      <w:r>
-        <w:rPr>
-          <w:lang w:val="zh_TW" w:bidi="zh_TW"/>
-        </w:rPr>
-        <w:t>）。一個人的潔淨狀態不僅取決於外在的行為，還取決於與神的內在關係。因此，罪人無法滿足聖潔神的道德要求，導致他或她要完全依靠神，依靠神所提供的途徑來滿足神的要求。這些途徑在律法中詳細列明。</w:t>
-      </w:r>
-    </w:p>
-    <w:p>
-      <w:pPr/>
-      <w:r>
-        <w:rPr>
-          <w:lang w:val="zh_TW" w:bidi="zh_TW"/>
-        </w:rPr>
-      </w:r>
-      <w:r>
-        <w:rPr>
-          <w:lang w:val="zh_TW" w:bidi="zh_TW"/>
-        </w:rPr>
-        <w:t>概述</w:t>
-      </w:r>
-    </w:p>
-    <w:p>
-      <w:pPr>
-        <w:pStyle w:val="ListBullet"/>
-        <w:spacing w:line="240" w:lineRule="auto"/>
-        <w:ind w:left="720"/>
-      </w:pPr>
-      <w:r>
-        <w:rPr>
-          <w:lang w:val="zh_TW" w:bidi="zh_TW"/>
-        </w:rPr>
-      </w:r>
-      <w:r>
-        <w:rPr>
-          <w:lang w:val="zh_TW" w:bidi="zh_TW"/>
-        </w:rPr>
-        <w:t>早期歷史</w:t>
-      </w:r>
-    </w:p>
-    <w:p>
-      <w:pPr>
-        <w:pStyle w:val="ListBullet"/>
-        <w:spacing w:line="240" w:lineRule="auto"/>
-        <w:ind w:left="720"/>
-      </w:pPr>
-      <w:r>
-        <w:rPr>
-          <w:lang w:val="zh_TW" w:bidi="zh_TW"/>
-        </w:rPr>
-      </w:r>
-      <w:r>
-        <w:rPr>
-          <w:lang w:val="zh_TW" w:bidi="zh_TW"/>
-        </w:rPr>
-        <w:t>利未條例</w:t>
-      </w:r>
-    </w:p>
-    <w:p>
-      <w:pPr>
-        <w:pStyle w:val="ListBullet"/>
-        <w:spacing w:line="240" w:lineRule="auto"/>
-        <w:ind w:left="720"/>
-      </w:pPr>
-      <w:r>
-        <w:rPr>
-          <w:lang w:val="zh_TW" w:bidi="zh_TW"/>
-        </w:rPr>
-      </w:r>
-      <w:r>
-        <w:rPr>
-          <w:lang w:val="zh_TW" w:bidi="zh_TW"/>
-        </w:rPr>
-        <w:t>潔淨儀式</w:t>
-      </w:r>
-    </w:p>
-    <w:p>
-      <w:pPr>
-        <w:pStyle w:val="ListBullet"/>
-        <w:spacing w:line="240" w:lineRule="auto"/>
-        <w:ind w:left="720"/>
-      </w:pPr>
-      <w:r>
-        <w:rPr>
-          <w:lang w:val="zh_TW" w:bidi="zh_TW"/>
-        </w:rPr>
-      </w:r>
-      <w:r>
-        <w:rPr>
-          <w:lang w:val="zh_TW" w:bidi="zh_TW"/>
-        </w:rPr>
-        <w:t>新約觀點</w:t>
-      </w:r>
-    </w:p>
-    <w:p>
-      <w:pPr>
-        <w:pStyle w:val="Heading3"/>
-      </w:pPr>
-      <w:r>
-        <w:rPr>
-          <w:lang w:val="zh_TW" w:bidi="zh_TW"/>
-        </w:rPr>
-        <w:t>早期歷史</w:t>
-      </w:r>
-    </w:p>
-    <w:p>
-      <w:pPr>
-        <w:pStyle w:val="Heading4"/>
-      </w:pPr>
-      <w:r>
-        <w:rPr>
-          <w:lang w:val="zh_TW" w:bidi="zh_TW"/>
-        </w:rPr>
-        <w:t>外邦宗教背景</w:t>
-      </w:r>
-    </w:p>
-    <w:p>
-      <w:pPr/>
-      <w:r>
-        <w:rPr>
-          <w:lang w:val="zh_TW" w:bidi="zh_TW"/>
-        </w:rPr>
-      </w:r>
-      <w:r>
-        <w:rPr>
-          <w:lang w:val="zh_TW" w:bidi="zh_TW"/>
-        </w:rPr>
-        <w:t>毫無疑問，外邦人的良知對於人類種族潔淨與不潔觀念的發展具有強烈的影響。無論如何解釋，在每一個偉大的宗教文獻中，這種主觀上對罪的不潔感，都普遍的存在。許多宗教都有以水和洗滌為基礎的潔淨禮儀。希伯來人在禮儀上迴避某些物品，有些是因其聖潔性，有些則是因其不潔，這與許多原始宗教中的禁忌相類似，包括早期希伯來人接觸過的一些宗教。</w:t>
-      </w:r>
-    </w:p>
-    <w:p>
-      <w:pPr/>
-      <w:r>
-        <w:rPr>
-          <w:lang w:val="zh_TW" w:bidi="zh_TW"/>
-        </w:rPr>
-      </w:r>
-      <w:r>
-        <w:rPr>
-          <w:lang w:val="zh_TW" w:bidi="zh_TW"/>
-        </w:rPr>
-        <w:t>希伯來宗教與其他古代宗教之間的相似性，很容易通過表面的比較來建立。如果沒有任何相似性，反而令人驚訝。然而，那些賦予聖經宗教獨特性的差異，則必須加以解釋。</w:t>
-      </w:r>
-    </w:p>
-    <w:p>
-      <w:pPr>
-        <w:pStyle w:val="Heading3"/>
-      </w:pPr>
-      <w:r>
-        <w:rPr>
-          <w:lang w:val="zh_TW" w:bidi="zh_TW"/>
-        </w:rPr>
-        <w:t>利未條例</w:t>
-      </w:r>
-    </w:p>
-    <w:p>
-      <w:pPr>
-        <w:pStyle w:val="Heading4"/>
-      </w:pPr>
-      <w:r>
-        <w:rPr>
-          <w:lang w:val="zh_TW" w:bidi="zh_TW"/>
-        </w:rPr>
-        <w:t>禮儀律法與道德律法</w:t>
-      </w:r>
-    </w:p>
-    <w:p>
-      <w:pPr/>
-      <w:r>
-        <w:rPr>
-          <w:lang w:val="zh_TW" w:bidi="zh_TW"/>
-        </w:rPr>
-      </w:r>
-      <w:r>
-        <w:rPr>
-          <w:lang w:val="zh_TW" w:bidi="zh_TW"/>
-        </w:rPr>
-        <w:t>摩西律法中外在的禮儀細節與其內在的道德要求之間的關係，例如十誡，是舊約神學中的基本問題之一。在整本舊約中，不潔與罪幾乎是同義詞——此事是可以證明的。在許多經文中，罪被描述為不潔的（例如，</w:t>
-      </w:r>
-      <w:hyperlink r:id="rId14">
-        <w:r>
-          <w:rPr>
-            <w:lang w:val="zh_TW" w:bidi="zh_TW"/>
-          </w:rPr>
-          <w:rPr>
-            <w:color w:val="0000EE"/>
-            <w:u w:val="single"/>
-          </w:rPr>
-          <w:t>利16:16、30</w:t>
-        </w:r>
-      </w:hyperlink>
-      <w:r>
-        <w:rPr>
-          <w:lang w:val="zh_TW" w:bidi="zh_TW"/>
-        </w:rPr>
-        <w:t>；</w:t>
-      </w:r>
-      <w:hyperlink r:id="rId15">
-        <w:r>
-          <w:rPr>
-            <w:lang w:val="zh_TW" w:bidi="zh_TW"/>
-          </w:rPr>
-          <w:rPr>
-            <w:color w:val="0000EE"/>
-            <w:u w:val="single"/>
-          </w:rPr>
-          <w:t>民5:11–28</w:t>
-        </w:r>
-      </w:hyperlink>
-      <w:r>
-        <w:rPr>
-          <w:lang w:val="zh_TW" w:bidi="zh_TW"/>
-        </w:rPr>
-        <w:t>中的苦水試驗；</w:t>
-      </w:r>
-      <w:hyperlink r:id="rId16">
-        <w:r>
-          <w:rPr>
-            <w:lang w:val="zh_TW" w:bidi="zh_TW"/>
-          </w:rPr>
-          <w:rPr>
-            <w:color w:val="0000EE"/>
-            <w:u w:val="single"/>
-          </w:rPr>
-          <w:t>亞13:1</w:t>
-        </w:r>
-      </w:hyperlink>
-      <w:r>
-        <w:rPr>
-          <w:lang w:val="zh_TW" w:bidi="zh_TW"/>
-        </w:rPr>
-        <w:t>）。</w:t>
-      </w:r>
-    </w:p>
-    <w:p>
-      <w:pPr/>
-      <w:r>
-        <w:rPr>
-          <w:lang w:val="zh_TW" w:bidi="zh_TW"/>
-        </w:rPr>
-      </w:r>
-      <w:r>
-        <w:rPr>
-          <w:lang w:val="zh_TW" w:bidi="zh_TW"/>
-        </w:rPr>
-        <w:t>禮儀上的潔淨與道德上的潔淨之間的關係，可以從經文中得到說明，一方面提到「手潔」（</w:t>
-      </w:r>
-      <w:hyperlink r:id="rId17">
-        <w:r>
-          <w:rPr>
-            <w:lang w:val="zh_TW" w:bidi="zh_TW"/>
-          </w:rPr>
-          <w:rPr>
-            <w:color w:val="0000EE"/>
-            <w:u w:val="single"/>
-          </w:rPr>
-          <w:t>撒下22:21</w:t>
-        </w:r>
-      </w:hyperlink>
-      <w:r>
-        <w:rPr>
-          <w:lang w:val="zh_TW" w:bidi="zh_TW"/>
-        </w:rPr>
-        <w:t>；</w:t>
-      </w:r>
-      <w:hyperlink r:id="rId18">
-        <w:r>
-          <w:rPr>
-            <w:lang w:val="zh_TW" w:bidi="zh_TW"/>
-          </w:rPr>
-          <w:rPr>
-            <w:color w:val="0000EE"/>
-            <w:u w:val="single"/>
-          </w:rPr>
-          <w:t>伯17:9，</w:t>
-        </w:r>
-      </w:hyperlink>
-      <w:hyperlink r:id="rId19">
-        <w:r>
-          <w:rPr>
-            <w:lang w:val="zh_TW" w:bidi="zh_TW"/>
-          </w:rPr>
-          <w:rPr>
-            <w:color w:val="0000EE"/>
-            <w:u w:val="single"/>
-          </w:rPr>
-          <w:t>22:30</w:t>
-        </w:r>
-      </w:hyperlink>
-      <w:r>
-        <w:rPr>
-          <w:lang w:val="zh_TW" w:bidi="zh_TW"/>
-        </w:rPr>
-        <w:t>），另一方面提到「清潔的心」（</w:t>
-      </w:r>
-      <w:hyperlink r:id="rId20">
-        <w:r>
-          <w:rPr>
-            <w:lang w:val="zh_TW" w:bidi="zh_TW"/>
-          </w:rPr>
-          <w:rPr>
-            <w:color w:val="0000EE"/>
-            <w:u w:val="single"/>
-          </w:rPr>
-          <w:t>詩24:4</w:t>
-        </w:r>
-      </w:hyperlink>
-      <w:r>
-        <w:rPr>
-          <w:lang w:val="zh_TW" w:bidi="zh_TW"/>
-        </w:rPr>
-        <w:t>，</w:t>
-      </w:r>
-      <w:hyperlink r:id="rId21">
-        <w:r>
-          <w:rPr>
-            <w:lang w:val="zh_TW" w:bidi="zh_TW"/>
-          </w:rPr>
-          <w:rPr>
-            <w:color w:val="0000EE"/>
-            <w:u w:val="single"/>
-          </w:rPr>
-          <w:t>51:10</w:t>
-        </w:r>
-      </w:hyperlink>
-      <w:r>
-        <w:rPr>
-          <w:lang w:val="zh_TW" w:bidi="zh_TW"/>
-        </w:rPr>
-        <w:t>，</w:t>
-      </w:r>
-      <w:hyperlink r:id="rId22">
-        <w:r>
-          <w:rPr>
-            <w:lang w:val="zh_TW" w:bidi="zh_TW"/>
-          </w:rPr>
-          <w:rPr>
-            <w:color w:val="0000EE"/>
-            <w:u w:val="single"/>
-          </w:rPr>
-          <w:t>73:13</w:t>
-        </w:r>
-      </w:hyperlink>
-      <w:r>
-        <w:rPr>
-          <w:lang w:val="zh_TW" w:bidi="zh_TW"/>
-        </w:rPr>
-        <w:t>；</w:t>
-      </w:r>
-      <w:hyperlink r:id="rId23">
-        <w:r>
-          <w:rPr>
-            <w:lang w:val="zh_TW" w:bidi="zh_TW"/>
-          </w:rPr>
-          <w:rPr>
-            <w:color w:val="0000EE"/>
-            <w:u w:val="single"/>
-          </w:rPr>
-          <w:t>箴20:9</w:t>
-        </w:r>
-      </w:hyperlink>
-      <w:r>
-        <w:rPr>
-          <w:lang w:val="zh_TW" w:bidi="zh_TW"/>
-        </w:rPr>
-        <w:t>）。先知以賽亞在神的面前自覺「嘴唇不潔」，一塊潔淨的炭火（或許代表著赦免與贖罪）潔淨了他（</w:t>
-      </w:r>
-      <w:hyperlink r:id="rId24">
-        <w:r>
-          <w:rPr>
-            <w:lang w:val="zh_TW" w:bidi="zh_TW"/>
-          </w:rPr>
-          <w:rPr>
-            <w:color w:val="0000EE"/>
-            <w:u w:val="single"/>
-          </w:rPr>
-          <w:t>賽6:5–7</w:t>
-        </w:r>
-      </w:hyperlink>
-      <w:r>
-        <w:rPr>
-          <w:lang w:val="zh_TW" w:bidi="zh_TW"/>
-        </w:rPr>
-        <w:t>）。在許多經文中，潔淨代表在神面前的無罪（</w:t>
-      </w:r>
-      <w:hyperlink r:id="rId25">
-        <w:r>
-          <w:rPr>
-            <w:lang w:val="zh_TW" w:bidi="zh_TW"/>
-          </w:rPr>
-          <w:rPr>
-            <w:color w:val="0000EE"/>
-            <w:u w:val="single"/>
-          </w:rPr>
-          <w:t>伯11:4</w:t>
-        </w:r>
-      </w:hyperlink>
-      <w:r>
-        <w:rPr>
-          <w:lang w:val="zh_TW" w:bidi="zh_TW"/>
-        </w:rPr>
-        <w:t>，</w:t>
-      </w:r>
-      <w:hyperlink r:id="rId26">
-        <w:r>
-          <w:rPr>
-            <w:lang w:val="zh_TW" w:bidi="zh_TW"/>
-          </w:rPr>
-          <w:rPr>
-            <w:color w:val="0000EE"/>
-            <w:u w:val="single"/>
-          </w:rPr>
-          <w:t>33:9</w:t>
-        </w:r>
-      </w:hyperlink>
-      <w:r>
-        <w:rPr>
-          <w:lang w:val="zh_TW" w:bidi="zh_TW"/>
-        </w:rPr>
-        <w:t>；</w:t>
-      </w:r>
-      <w:hyperlink r:id="rId27">
-        <w:r>
-          <w:rPr>
-            <w:lang w:val="zh_TW" w:bidi="zh_TW"/>
-          </w:rPr>
-          <w:rPr>
-            <w:color w:val="0000EE"/>
-            <w:u w:val="single"/>
-          </w:rPr>
-          <w:t>詩51:7–10</w:t>
-        </w:r>
-      </w:hyperlink>
-      <w:r>
-        <w:rPr>
-          <w:lang w:val="zh_TW" w:bidi="zh_TW"/>
-        </w:rPr>
-        <w:t>；</w:t>
-      </w:r>
-      <w:hyperlink r:id="rId23">
-        <w:r>
-          <w:rPr>
-            <w:lang w:val="zh_TW" w:bidi="zh_TW"/>
-          </w:rPr>
-          <w:rPr>
-            <w:color w:val="0000EE"/>
-            <w:u w:val="single"/>
-          </w:rPr>
-          <w:t>箴20:9</w:t>
-        </w:r>
-      </w:hyperlink>
-      <w:r>
-        <w:rPr>
-          <w:lang w:val="zh_TW" w:bidi="zh_TW"/>
-        </w:rPr>
-        <w:t>），而不潔則被認為源自罪（</w:t>
-      </w:r>
-      <w:hyperlink r:id="rId28">
-        <w:r>
-          <w:rPr>
-            <w:lang w:val="zh_TW" w:bidi="zh_TW"/>
-          </w:rPr>
-          <w:rPr>
-            <w:color w:val="0000EE"/>
-            <w:u w:val="single"/>
-          </w:rPr>
-          <w:t>詩51:2</w:t>
-        </w:r>
-      </w:hyperlink>
-      <w:r>
-        <w:rPr>
-          <w:lang w:val="zh_TW" w:bidi="zh_TW"/>
-        </w:rPr>
-        <w:t>；</w:t>
-      </w:r>
-      <w:hyperlink r:id="rId29">
-        <w:r>
-          <w:rPr>
-            <w:lang w:val="zh_TW" w:bidi="zh_TW"/>
-          </w:rPr>
-          <w:rPr>
-            <w:color w:val="0000EE"/>
-            <w:u w:val="single"/>
-          </w:rPr>
-          <w:t>賽1:16</w:t>
-        </w:r>
-      </w:hyperlink>
-      <w:r>
-        <w:rPr>
-          <w:lang w:val="zh_TW" w:bidi="zh_TW"/>
-        </w:rPr>
-        <w:t>，</w:t>
-      </w:r>
-      <w:hyperlink r:id="rId30">
-        <w:r>
-          <w:rPr>
-            <w:lang w:val="zh_TW" w:bidi="zh_TW"/>
-          </w:rPr>
-          <w:rPr>
-            <w:color w:val="0000EE"/>
-            <w:u w:val="single"/>
-          </w:rPr>
-          <w:t>64:6</w:t>
-        </w:r>
-      </w:hyperlink>
-      <w:r>
-        <w:rPr>
-          <w:lang w:val="zh_TW" w:bidi="zh_TW"/>
-        </w:rPr>
-        <w:t>）。</w:t>
-      </w:r>
-    </w:p>
-    <w:p>
-      <w:pPr>
-        <w:pStyle w:val="Heading4"/>
-      </w:pPr>
-      <w:r>
-        <w:rPr>
-          <w:lang w:val="zh_TW" w:bidi="zh_TW"/>
-        </w:rPr>
-        <w:t>不潔的原因</w:t>
-      </w:r>
-    </w:p>
-    <w:p>
-      <w:pPr/>
-      <w:r>
-        <w:rPr>
-          <w:lang w:val="zh_TW" w:bidi="zh_TW"/>
-        </w:rPr>
-      </w:r>
-      <w:r>
-        <w:rPr>
-          <w:lang w:val="zh_TW" w:bidi="zh_TW"/>
-        </w:rPr>
-        <w:t>從摩西律法中可以引申出一些不潔的原因。</w:t>
+        <w:t>沽尼</w:t>
+      </w:r>
+      <w:r>
+        <w:rPr>
+          <w:lang w:val="zh_TW" w:bidi="zh_TW"/>
+        </w:rPr>
       </w:r>
     </w:p>
     <w:p>
@@ -842,9 +239,9 @@
         <w:rPr>
           <w:lang w:val="zh_TW" w:bidi="zh_TW"/>
         </w:rPr>
-        <w:t>某些食物不可食用。各種有關動物的律法，使人能「把潔淨的和不潔淨的，可吃的與不可吃的活物，都分別出來」（</w:t>
-      </w:r>
-      <w:hyperlink r:id="rId31">
+        <w:t>拿弗他利的兒子，也是雅各的孫子（</w:t>
+      </w:r>
+      <w:hyperlink r:id="rId13">
         <w:r>
           <w:rPr>
             <w:lang w:val="zh_TW" w:bidi="zh_TW"/>
@@ -853,16 +250,16 @@
             <w:color w:val="0000EE"/>
             <w:u w:val="single"/>
           </w:rPr>
-          <w:t>利11:47</w:t>
+          <w:t>創46:24</w:t>
         </w:r>
       </w:hyperlink>
       <w:r>
         <w:rPr>
           <w:lang w:val="zh_TW" w:bidi="zh_TW"/>
         </w:rPr>
-        <w:t>）。被允許食用的食物是神所能接受的（另見</w:t>
-      </w:r>
-      <w:hyperlink r:id="rId32">
+        <w:t>；</w:t>
+      </w:r>
+      <w:hyperlink r:id="rId14">
         <w:r>
           <w:rPr>
             <w:lang w:val="zh_TW" w:bidi="zh_TW"/>
@@ -871,25 +268,7 @@
             <w:color w:val="0000EE"/>
             <w:u w:val="single"/>
           </w:rPr>
-          <w:t>申14:3–21</w:t>
-        </w:r>
-      </w:hyperlink>
-      <w:r>
-        <w:rPr>
-          <w:lang w:val="zh_TW" w:bidi="zh_TW"/>
-        </w:rPr>
-        <w:t>；</w:t>
-      </w:r>
-      <w:hyperlink r:id="rId33">
-        <w:r>
-          <w:rPr>
-            <w:lang w:val="zh_TW" w:bidi="zh_TW"/>
-          </w:rPr>
-          <w:rPr>
-            <w:color w:val="0000EE"/>
-            <w:u w:val="single"/>
-          </w:rPr>
-          <w:t>徒15:28–29</w:t>
+          <w:t>代上7:13</w:t>
         </w:r>
       </w:hyperlink>
       <w:r>
@@ -914,9 +293,9 @@
         <w:rPr>
           <w:lang w:val="zh_TW" w:bidi="zh_TW"/>
         </w:rPr>
-        <w:t>疾病（尤其是痲瘋病）會導致不潔（</w:t>
-      </w:r>
-      <w:hyperlink r:id="rId34">
+        <w:t>迦得支派中押比疊的父親（</w:t>
+      </w:r>
+      <w:hyperlink r:id="rId15">
         <w:r>
           <w:rPr>
             <w:lang w:val="zh_TW" w:bidi="zh_TW"/>
@@ -925,16 +304,64 @@
             <w:color w:val="0000EE"/>
             <w:u w:val="single"/>
           </w:rPr>
-          <w:t>利13–14</w:t>
+          <w:t>代上5:15</w:t>
         </w:r>
       </w:hyperlink>
       <w:r>
         <w:rPr>
           <w:lang w:val="zh_TW" w:bidi="zh_TW"/>
         </w:rPr>
-        <w:t>）。乃縵的故事提到痲瘋的不潔（</w:t>
-      </w:r>
-      <w:hyperlink r:id="rId35">
+        <w:t>，譯註：和合本譯為古尼）。</w:t>
+      </w:r>
+      <w:r>
+        <w:rPr>
+          <w:lang w:val="zh_TW" w:bidi="zh_TW"/>
+        </w:rPr>
+      </w:r>
+      <w:r>
+        <w:rPr>
+          <w:lang w:val="zh_TW" w:bidi="zh_TW"/>
+        </w:rPr>
+      </w:r>
+    </w:p>
+    <w:p>
+      <w:pPr/>
+      <w:r>
+        <w:rPr>
+          <w:lang w:val="zh_TW" w:bidi="zh_TW"/>
+        </w:rPr>
+      </w:r>
+    </w:p>
+    <w:p>
+      <w:pPr>
+        <w:pStyle w:val="Heading2"/>
+      </w:pPr>
+      <w:r>
+        <w:rPr>
+          <w:lang w:val="zh_TW" w:bidi="zh_TW"/>
+        </w:rPr>
+        <w:t>古實 (人物)</w:t>
+      </w:r>
+      <w:r>
+        <w:rPr>
+          <w:lang w:val="zh_TW" w:bidi="zh_TW"/>
+        </w:rPr>
+      </w:r>
+    </w:p>
+    <w:p>
+      <w:pPr/>
+      <w:r>
+        <w:rPr>
+          <w:lang w:val="zh_TW" w:bidi="zh_TW"/>
+        </w:rPr>
+      </w:r>
+      <w:r>
+        <w:rPr>
+          <w:lang w:val="zh_TW" w:bidi="zh_TW"/>
+        </w:rPr>
+        <w:t>1. 含的四個兒子中的長子（</w:t>
+      </w:r>
+      <w:hyperlink r:id="rId16">
         <w:r>
           <w:rPr>
             <w:lang w:val="zh_TW" w:bidi="zh_TW"/>
@@ -943,16 +370,16 @@
             <w:color w:val="0000EE"/>
             <w:u w:val="single"/>
           </w:rPr>
-          <w:t>王下5:1–14</w:t>
+          <w:t>創10:6</w:t>
         </w:r>
       </w:hyperlink>
       <w:r>
         <w:rPr>
           <w:lang w:val="zh_TW" w:bidi="zh_TW"/>
         </w:rPr>
-        <w:t>）。福音書中多次提到痲瘋病人（例如，</w:t>
-      </w:r>
-      <w:hyperlink r:id="rId36">
+        <w:t>；</w:t>
+      </w:r>
+      <w:hyperlink r:id="rId17">
         <w:r>
           <w:rPr>
             <w:lang w:val="zh_TW" w:bidi="zh_TW"/>
@@ -961,16 +388,67 @@
             <w:color w:val="0000EE"/>
             <w:u w:val="single"/>
           </w:rPr>
-          <w:t>太8:1–4</w:t>
+          <w:t>代上1:8</w:t>
         </w:r>
       </w:hyperlink>
       <w:r>
         <w:rPr>
           <w:lang w:val="zh_TW" w:bidi="zh_TW"/>
         </w:rPr>
-        <w:t>，</w:t>
-      </w:r>
-      <w:hyperlink r:id="rId37">
+        <w:t>）。因為其他三個名字（埃及、弗和迦南）都是地名，所以古實也很可能是個地名，通常被認為是埃塞俄比亞。</w:t>
+      </w:r>
+      <w:r>
+        <w:rPr>
+          <w:i/>
+          <w:lang w:val="zh_TW" w:bidi="zh_TW"/>
+        </w:rPr>
+        <w:t>見</w:t>
+      </w:r>
+      <w:r>
+        <w:rPr>
+          <w:lang w:val="zh_TW" w:bidi="zh_TW"/>
+        </w:rPr>
+        <w:t xml:space="preserve"> </w:t>
+      </w:r>
+      <w:r>
+        <w:rPr>
+          <w:lang w:val="zh_TW" w:bidi="zh_TW"/>
+        </w:rPr>
+        <w:t>古實（地點）</w:t>
+      </w:r>
+      <w:r>
+        <w:rPr>
+          <w:lang w:val="zh_TW" w:bidi="zh_TW"/>
+        </w:rPr>
+        <w:t>；</w:t>
+      </w:r>
+      <w:r>
+        <w:rPr>
+          <w:lang w:val="zh_TW" w:bidi="zh_TW"/>
+        </w:rPr>
+        <w:t>埃塞俄比亞</w:t>
+      </w:r>
+      <w:r>
+        <w:rPr>
+          <w:lang w:val="zh_TW" w:bidi="zh_TW"/>
+        </w:rPr>
+        <w:t>。</w:t>
+      </w:r>
+    </w:p>
+    <w:p>
+      <w:pPr/>
+      <w:r>
+        <w:rPr>
+          <w:lang w:val="zh_TW" w:bidi="zh_TW"/>
+        </w:rPr>
+      </w:r>
+      <w:r>
+        <w:rPr>
+          <w:lang w:val="zh_TW" w:bidi="zh_TW"/>
+        </w:rPr>
+        <w:t>2. 便雅憫人，可能是大衛的敵人，在</w:t>
+      </w:r>
+      <w:hyperlink r:id="rId18">
         <w:r>
           <w:rPr>
             <w:lang w:val="zh_TW" w:bidi="zh_TW"/>
@@ -979,16 +457,103 @@
             <w:color w:val="0000EE"/>
             <w:u w:val="single"/>
           </w:rPr>
-          <w:t>10:8</w:t>
+          <w:t>詩篇第七篇</w:t>
         </w:r>
       </w:hyperlink>
       <w:r>
         <w:rPr>
           <w:lang w:val="zh_TW" w:bidi="zh_TW"/>
         </w:rPr>
-        <w:t>，</w:t>
-      </w:r>
-      <w:hyperlink r:id="rId38">
+        <w:t>的標題中提及。</w:t>
+      </w:r>
+      <w:r>
+        <w:rPr>
+          <w:lang w:val="zh_TW" w:bidi="zh_TW"/>
+        </w:rPr>
+      </w:r>
+      <w:r>
+        <w:rPr>
+          <w:lang w:val="zh_TW" w:bidi="zh_TW"/>
+        </w:rPr>
+      </w:r>
+    </w:p>
+    <w:p>
+      <w:pPr/>
+      <w:r>
+        <w:rPr>
+          <w:lang w:val="zh_TW" w:bidi="zh_TW"/>
+        </w:rPr>
+      </w:r>
+    </w:p>
+    <w:p>
+      <w:pPr>
+        <w:pStyle w:val="Heading2"/>
+      </w:pPr>
+      <w:r>
+        <w:rPr>
+          <w:lang w:val="zh_TW" w:bidi="zh_TW"/>
+        </w:rPr>
+        <w:t>古實（地名）</w:t>
+      </w:r>
+      <w:r>
+        <w:rPr>
+          <w:lang w:val="zh_TW" w:bidi="zh_TW"/>
+        </w:rPr>
+      </w:r>
+    </w:p>
+    <w:p>
+      <w:pPr/>
+      <w:r>
+        <w:rPr>
+          <w:lang w:val="zh_TW" w:bidi="zh_TW"/>
+        </w:rPr>
+      </w:r>
+      <w:r>
+        <w:rPr>
+          <w:lang w:val="zh_TW" w:bidi="zh_TW"/>
+        </w:rPr>
+        <w:t>古實這名稱出現在埃及文、亞喀得文（Akkadian）及希伯來文的文獻中，是用來指位於埃及以南、尼羅河上游沿岸的諸國。較狹義地說，古實是指尼羅河第二與第四瀑布（大急流）之間的地區，大致相當於現今蘇丹的北部，這一帶在古代也被稱為努比亞（Nubia）。</w:t>
+      </w:r>
+    </w:p>
+    <w:p>
+      <w:pPr/>
+      <w:r>
+        <w:rPr>
+          <w:lang w:val="zh_TW" w:bidi="zh_TW"/>
+        </w:rPr>
+      </w:r>
+      <w:r>
+        <w:rPr>
+          <w:lang w:val="zh_TW" w:bidi="zh_TW"/>
+        </w:rPr>
+        <w:t>舊約聖經一般採用這個較狹義的用法。希臘人稱此地為衣索匹亞，這名稱後來成為今日衣索匹亞之名的由來（現代的衣索匹亞位於更南、更東的地區）。</w:t>
+      </w:r>
+    </w:p>
+    <w:p>
+      <w:pPr>
+        <w:pStyle w:val="Heading3"/>
+      </w:pPr>
+      <w:r>
+        <w:rPr>
+          <w:lang w:val="zh_TW" w:bidi="zh_TW"/>
+        </w:rPr>
+        <w:t>創世記中的古實</w:t>
+      </w:r>
+    </w:p>
+    <w:p>
+      <w:pPr/>
+      <w:r>
+        <w:rPr>
+          <w:lang w:val="zh_TW" w:bidi="zh_TW"/>
+        </w:rPr>
+      </w:r>
+      <w:r>
+        <w:rPr>
+          <w:lang w:val="zh_TW" w:bidi="zh_TW"/>
+        </w:rPr>
+        <w:t>「古實」在創世記中的意思並不十分明確。在伊甸園的記述中，古實似乎位於美索不達米亞（</w:t>
+      </w:r>
+      <w:hyperlink r:id="rId19">
         <w:r>
           <w:rPr>
             <w:lang w:val="zh_TW" w:bidi="zh_TW"/>
@@ -997,16 +562,16 @@
             <w:color w:val="0000EE"/>
             <w:u w:val="single"/>
           </w:rPr>
-          <w:t>11:5</w:t>
+          <w:t>創2:13</w:t>
         </w:r>
       </w:hyperlink>
       <w:r>
         <w:rPr>
           <w:lang w:val="zh_TW" w:bidi="zh_TW"/>
         </w:rPr>
-        <w:t>；</w:t>
-      </w:r>
-      <w:hyperlink r:id="rId39">
+        <w:t>），也就是底格里斯河與幼發拉底河流域（</w:t>
+      </w:r>
+      <w:hyperlink r:id="rId20">
         <w:r>
           <w:rPr>
             <w:lang w:val="zh_TW" w:bidi="zh_TW"/>
@@ -1015,16 +580,30 @@
             <w:color w:val="0000EE"/>
             <w:u w:val="single"/>
           </w:rPr>
-          <w:t>路4:27</w:t>
+          <w:t>14</w:t>
         </w:r>
       </w:hyperlink>
       <w:r>
         <w:rPr>
           <w:lang w:val="zh_TW" w:bidi="zh_TW"/>
         </w:rPr>
-        <w:t>）。許多腫脹、潰瘍和皮疹都包括在這一範疇內，包括漢森氏病（Hansen’s disease，現代的痲瘋）。疾病的不潔還包括所有被病人接觸過的東西（</w:t>
-      </w:r>
-      <w:hyperlink r:id="rId40">
+        <w:t>節）。這裡所說的「古實」可能就是加瑟（Kassite，又稱哥西安〔Cossaean〕），加瑟是公元前十二世紀以前統治美索不達米亞約五百年的巴比倫統治者的名稱。</w:t>
+      </w:r>
+    </w:p>
+    <w:p>
+      <w:pPr/>
+      <w:r>
+        <w:rPr>
+          <w:lang w:val="zh_TW" w:bidi="zh_TW"/>
+        </w:rPr>
+      </w:r>
+      <w:r>
+        <w:rPr>
+          <w:lang w:val="zh_TW" w:bidi="zh_TW"/>
+        </w:rPr>
+        <w:t>因此，</w:t>
+      </w:r>
+      <w:hyperlink r:id="rId21">
         <w:r>
           <w:rPr>
             <w:lang w:val="zh_TW" w:bidi="zh_TW"/>
@@ -1033,14 +612,215 @@
             <w:color w:val="0000EE"/>
             <w:u w:val="single"/>
           </w:rPr>
-          <w:t>利14:33–57</w:t>
+          <w:t>創世記十章6至8節</w:t>
         </w:r>
       </w:hyperlink>
       <w:r>
         <w:rPr>
           <w:lang w:val="zh_TW" w:bidi="zh_TW"/>
         </w:rPr>
-        <w:t>）。</w:t>
+        <w:t>中提到的古實可能是指兩個不同的地區：努比亞（</w:t>
+      </w:r>
+      <w:hyperlink r:id="rId22">
+        <w:r>
+          <w:rPr>
+            <w:lang w:val="zh_TW" w:bidi="zh_TW"/>
+          </w:rPr>
+          <w:rPr>
+            <w:color w:val="0000EE"/>
+            <w:u w:val="single"/>
+          </w:rPr>
+          <w:t>6–7</w:t>
+        </w:r>
+      </w:hyperlink>
+      <w:r>
+        <w:rPr>
+          <w:lang w:val="zh_TW" w:bidi="zh_TW"/>
+        </w:rPr>
+        <w:t>節）和美索不達米亞（</w:t>
+      </w:r>
+      <w:hyperlink r:id="rId23">
+        <w:r>
+          <w:rPr>
+            <w:lang w:val="zh_TW" w:bidi="zh_TW"/>
+          </w:rPr>
+          <w:rPr>
+            <w:color w:val="0000EE"/>
+            <w:u w:val="single"/>
+          </w:rPr>
+          <w:t>9–12</w:t>
+        </w:r>
+      </w:hyperlink>
+      <w:r>
+        <w:rPr>
+          <w:lang w:val="zh_TW" w:bidi="zh_TW"/>
+        </w:rPr>
+        <w:t>節）。另一種可能是，</w:t>
+      </w:r>
+      <w:hyperlink r:id="rId19">
+        <w:r>
+          <w:rPr>
+            <w:lang w:val="zh_TW" w:bidi="zh_TW"/>
+          </w:rPr>
+          <w:rPr>
+            <w:color w:val="0000EE"/>
+            <w:u w:val="single"/>
+          </w:rPr>
+          <w:t>創世記二章13節</w:t>
+        </w:r>
+      </w:hyperlink>
+      <w:r>
+        <w:rPr>
+          <w:lang w:val="zh_TW" w:bidi="zh_TW"/>
+        </w:rPr>
+        <w:t>和</w:t>
+      </w:r>
+      <w:hyperlink r:id="rId24">
+        <w:r>
+          <w:rPr>
+            <w:lang w:val="zh_TW" w:bidi="zh_TW"/>
+          </w:rPr>
+          <w:rPr>
+            <w:color w:val="0000EE"/>
+            <w:u w:val="single"/>
+          </w:rPr>
+          <w:t>十章8節</w:t>
+        </w:r>
+      </w:hyperlink>
+      <w:r>
+        <w:rPr>
+          <w:lang w:val="zh_TW" w:bidi="zh_TW"/>
+        </w:rPr>
+        <w:t>中的古實可能是基士（Kish），這是美索不達米亞的一座城，傳統上視之為洪水之後第一個蘇美王朝的所在地。</w:t>
+      </w:r>
+    </w:p>
+    <w:p>
+      <w:pPr>
+        <w:pStyle w:val="Heading3"/>
+      </w:pPr>
+      <w:r>
+        <w:rPr>
+          <w:lang w:val="zh_TW" w:bidi="zh_TW"/>
+        </w:rPr>
+        <w:t>聖經中的古實人</w:t>
+      </w:r>
+    </w:p>
+    <w:p>
+      <w:pPr/>
+      <w:r>
+        <w:rPr>
+          <w:lang w:val="zh_TW" w:bidi="zh_TW"/>
+        </w:rPr>
+      </w:r>
+      <w:r>
+        <w:rPr>
+          <w:lang w:val="zh_TW" w:bidi="zh_TW"/>
+        </w:rPr>
+        <w:t>關於「古實人」一詞的意義，聖經中較少出現混淆。除了</w:t>
+      </w:r>
+      <w:hyperlink r:id="rId25">
+        <w:r>
+          <w:rPr>
+            <w:lang w:val="zh_TW" w:bidi="zh_TW"/>
+          </w:rPr>
+          <w:rPr>
+            <w:color w:val="0000EE"/>
+            <w:u w:val="single"/>
+          </w:rPr>
+          <w:t>民數記十二章1節</w:t>
+        </w:r>
+      </w:hyperlink>
+      <w:r>
+        <w:rPr>
+          <w:lang w:val="zh_TW" w:bidi="zh_TW"/>
+        </w:rPr>
+        <w:t>可能是一個例外之外，古實人通常指努比亞（非洲的古實）的居民。</w:t>
+      </w:r>
+    </w:p>
+    <w:p>
+      <w:pPr/>
+      <w:r>
+        <w:rPr>
+          <w:lang w:val="zh_TW" w:bidi="zh_TW"/>
+        </w:rPr>
+      </w:r>
+      <w:r>
+        <w:rPr>
+          <w:lang w:val="zh_TW" w:bidi="zh_TW"/>
+        </w:rPr>
+        <w:t>大衛王的元帥約押派去向大衛報告押沙龍戰敗消息的第一位使者，就是一位古實人（</w:t>
+      </w:r>
+      <w:hyperlink r:id="rId26">
+        <w:r>
+          <w:rPr>
+            <w:lang w:val="zh_TW" w:bidi="zh_TW"/>
+          </w:rPr>
+          <w:rPr>
+            <w:color w:val="0000EE"/>
+            <w:u w:val="single"/>
+          </w:rPr>
+          <w:t>撒下18:21–32</w:t>
+        </w:r>
+      </w:hyperlink>
+      <w:r>
+        <w:rPr>
+          <w:lang w:val="zh_TW" w:bidi="zh_TW"/>
+        </w:rPr>
+        <w:t>）。從經文可見，這位使者是外邦人，因為他不知道捷徑，傳遞消息也沒有顧及大衛的感受。有些譯本將這個希伯來字詞譯作人名「古示」（Cushi），但多數學者認為這並不正確。大多數英文聖經在其它地方出現「古實（Cush）」或「古實人（Cushite）」時，都譯為「衣索匹亞（Ethiopia）」或「衣索匹亞人（Ethiopians）」。</w:t>
+      </w:r>
+    </w:p>
+    <w:p>
+      <w:pPr/>
+      <w:r>
+        <w:rPr>
+          <w:lang w:val="zh_TW" w:bidi="zh_TW"/>
+        </w:rPr>
+      </w:r>
+      <w:r>
+        <w:rPr>
+          <w:lang w:val="zh_TW" w:bidi="zh_TW"/>
+        </w:rPr>
+        <w:t>摩西曾娶一位被稱為古實女子的妻子（</w:t>
+      </w:r>
+      <w:hyperlink r:id="rId25">
+        <w:r>
+          <w:rPr>
+            <w:lang w:val="zh_TW" w:bidi="zh_TW"/>
+          </w:rPr>
+          <w:rPr>
+            <w:color w:val="0000EE"/>
+            <w:u w:val="single"/>
+          </w:rPr>
+          <w:t>民12:1</w:t>
+        </w:r>
+      </w:hyperlink>
+      <w:r>
+        <w:rPr>
+          <w:lang w:val="zh_TW" w:bidi="zh_TW"/>
+        </w:rPr>
+        <w:t>）。這個稱呼有幾種可能的理解：</w:t>
+      </w:r>
+    </w:p>
+    <w:p>
+      <w:pPr>
+        <w:pStyle w:val="ListNumber"/>
+        <w:numPr>
+          <w:ilvl w:val="0"/>
+          <w:numId w:val="15"/>
+        </w:numPr>
+        <w:spacing w:line="240" w:lineRule="auto"/>
+        <w:ind w:left="720"/>
+      </w:pPr>
+      <w:r>
+        <w:rPr>
+          <w:lang w:val="zh_TW" w:bidi="zh_TW"/>
+        </w:rPr>
+      </w:r>
+      <w:r>
+        <w:rPr>
+          <w:lang w:val="zh_TW" w:bidi="zh_TW"/>
+        </w:rPr>
+        <w:t>她可能來自努比亞，若是如此，她應是摩西的第二任妻子，並非西坡拉。</w:t>
       </w:r>
     </w:p>
     <w:p>
@@ -1058,151 +838,7 @@
         <w:rPr>
           <w:lang w:val="zh_TW" w:bidi="zh_TW"/>
         </w:rPr>
-        <w:t>身體排泄物是不潔的，接觸它們會使人不潔一段時間。精液的排出會導致不潔，直到晚上，無論是在性交中（</w:t>
-      </w:r>
-      <w:hyperlink r:id="rId41">
-        <w:r>
-          <w:rPr>
-            <w:lang w:val="zh_TW" w:bidi="zh_TW"/>
-          </w:rPr>
-          <w:rPr>
-            <w:color w:val="0000EE"/>
-            <w:u w:val="single"/>
-          </w:rPr>
-          <w:t>利15:16–18</w:t>
-        </w:r>
-      </w:hyperlink>
-      <w:r>
-        <w:rPr>
-          <w:lang w:val="zh_TW" w:bidi="zh_TW"/>
-        </w:rPr>
-        <w:t>）還是在夜間不經意地排出（</w:t>
-      </w:r>
-      <w:hyperlink r:id="rId42">
-        <w:r>
-          <w:rPr>
-            <w:lang w:val="zh_TW" w:bidi="zh_TW"/>
-          </w:rPr>
-          <w:rPr>
-            <w:color w:val="0000EE"/>
-            <w:u w:val="single"/>
-          </w:rPr>
-          <w:t>申23:10</w:t>
-        </w:r>
-      </w:hyperlink>
-      <w:r>
-        <w:rPr>
-          <w:lang w:val="zh_TW" w:bidi="zh_TW"/>
-        </w:rPr>
-        <w:t>）。不正常的排泄物，通常與疾病有關，在排泄停止後七天內使人不潔（</w:t>
-      </w:r>
-      <w:hyperlink r:id="rId43">
-        <w:r>
-          <w:rPr>
-            <w:lang w:val="zh_TW" w:bidi="zh_TW"/>
-          </w:rPr>
-          <w:rPr>
-            <w:color w:val="0000EE"/>
-            <w:u w:val="single"/>
-          </w:rPr>
-          <w:t>利15:1–15</w:t>
-        </w:r>
-      </w:hyperlink>
-      <w:r>
-        <w:rPr>
-          <w:lang w:val="zh_TW" w:bidi="zh_TW"/>
-        </w:rPr>
-        <w:t>）。月經也會導致不潔，並持續七天，直到其停止後（</w:t>
-      </w:r>
-      <w:hyperlink r:id="rId44">
-        <w:r>
-          <w:rPr>
-            <w:lang w:val="zh_TW" w:bidi="zh_TW"/>
-          </w:rPr>
-          <w:rPr>
-            <w:color w:val="0000EE"/>
-            <w:u w:val="single"/>
-          </w:rPr>
-          <w:t>利15:19–24</w:t>
-        </w:r>
-      </w:hyperlink>
-      <w:r>
-        <w:rPr>
-          <w:lang w:val="zh_TW" w:bidi="zh_TW"/>
-        </w:rPr>
-        <w:t>；</w:t>
-      </w:r>
-      <w:hyperlink r:id="rId45">
-        <w:r>
-          <w:rPr>
-            <w:lang w:val="zh_TW" w:bidi="zh_TW"/>
-          </w:rPr>
-          <w:rPr>
-            <w:color w:val="0000EE"/>
-            <w:u w:val="single"/>
-          </w:rPr>
-          <w:t>撒下11:4</w:t>
-        </w:r>
-      </w:hyperlink>
-      <w:r>
-        <w:rPr>
-          <w:lang w:val="zh_TW" w:bidi="zh_TW"/>
-        </w:rPr>
-        <w:t>）。在此期間的性行為使雙方都不潔（</w:t>
-      </w:r>
-      <w:hyperlink r:id="rId44">
-        <w:r>
-          <w:rPr>
-            <w:lang w:val="zh_TW" w:bidi="zh_TW"/>
-          </w:rPr>
-          <w:rPr>
-            <w:color w:val="0000EE"/>
-            <w:u w:val="single"/>
-          </w:rPr>
-          <w:t>利15:19–24</w:t>
-        </w:r>
-      </w:hyperlink>
-      <w:r>
-        <w:rPr>
-          <w:lang w:val="zh_TW" w:bidi="zh_TW"/>
-        </w:rPr>
-        <w:t>，</w:t>
-      </w:r>
-      <w:hyperlink r:id="rId46">
-        <w:r>
-          <w:rPr>
-            <w:lang w:val="zh_TW" w:bidi="zh_TW"/>
-          </w:rPr>
-          <w:rPr>
-            <w:color w:val="0000EE"/>
-            <w:u w:val="single"/>
-          </w:rPr>
-          <w:t>20:18</w:t>
-        </w:r>
-      </w:hyperlink>
-      <w:r>
-        <w:rPr>
-          <w:lang w:val="zh_TW" w:bidi="zh_TW"/>
-        </w:rPr>
-        <w:t>）。接觸不潔之人的唾液會使人不潔一整天（</w:t>
-      </w:r>
-      <w:hyperlink r:id="rId47">
-        <w:r>
-          <w:rPr>
-            <w:lang w:val="zh_TW" w:bidi="zh_TW"/>
-          </w:rPr>
-          <w:rPr>
-            <w:color w:val="0000EE"/>
-            <w:u w:val="single"/>
-          </w:rPr>
-          <w:t>15:8</w:t>
-        </w:r>
-      </w:hyperlink>
-      <w:r>
-        <w:rPr>
-          <w:lang w:val="zh_TW" w:bidi="zh_TW"/>
-        </w:rPr>
-        <w:t>）。</w:t>
+        <w:t>她可能來自古珊，因此可能是米甸女子，也就是西坡拉本人。</w:t>
       </w:r>
     </w:p>
     <w:p>
@@ -1220,324 +856,7 @@
         <w:rPr>
           <w:lang w:val="zh_TW" w:bidi="zh_TW"/>
         </w:rPr>
-        <w:t>死屍，甚至是屍體的一部分，例如骨頭，都會導致不潔（</w:t>
-      </w:r>
-      <w:hyperlink r:id="rId48">
-        <w:r>
-          <w:rPr>
-            <w:lang w:val="zh_TW" w:bidi="zh_TW"/>
-          </w:rPr>
-          <w:rPr>
-            <w:color w:val="0000EE"/>
-            <w:u w:val="single"/>
-          </w:rPr>
-          <w:t>民19:16</w:t>
-        </w:r>
-      </w:hyperlink>
-      <w:r>
-        <w:rPr>
-          <w:lang w:val="zh_TW" w:bidi="zh_TW"/>
-        </w:rPr>
-        <w:t>）。觸摸死屍的人會不潔一個月，且只能在這段期間結束後，他們才可以守他們自己的逾越節，如果他們錯過了之前的節期（</w:t>
-      </w:r>
-      <w:hyperlink r:id="rId49">
-        <w:r>
-          <w:rPr>
-            <w:lang w:val="zh_TW" w:bidi="zh_TW"/>
-          </w:rPr>
-          <w:rPr>
-            <w:color w:val="0000EE"/>
-            <w:u w:val="single"/>
-          </w:rPr>
-          <w:t>9:6–11</w:t>
-        </w:r>
-      </w:hyperlink>
-      <w:r>
-        <w:rPr>
-          <w:lang w:val="zh_TW" w:bidi="zh_TW"/>
-        </w:rPr>
-        <w:t>）。大祭司因其特殊的禮儀責任，甚至不能埋葬自己的父母（</w:t>
-      </w:r>
-      <w:hyperlink r:id="rId50">
-        <w:r>
-          <w:rPr>
-            <w:lang w:val="zh_TW" w:bidi="zh_TW"/>
-          </w:rPr>
-          <w:rPr>
-            <w:color w:val="0000EE"/>
-            <w:u w:val="single"/>
-          </w:rPr>
-          <w:t>利21:10–11</w:t>
-        </w:r>
-      </w:hyperlink>
-      <w:r>
-        <w:rPr>
-          <w:lang w:val="zh_TW" w:bidi="zh_TW"/>
-        </w:rPr>
-        <w:t>；參</w:t>
-      </w:r>
-      <w:hyperlink r:id="rId51">
-        <w:r>
-          <w:rPr>
-            <w:lang w:val="zh_TW" w:bidi="zh_TW"/>
-          </w:rPr>
-          <w:rPr>
-            <w:color w:val="0000EE"/>
-            <w:u w:val="single"/>
-          </w:rPr>
-          <w:t>民6:6–7</w:t>
-        </w:r>
-      </w:hyperlink>
-      <w:r>
-        <w:rPr>
-          <w:lang w:val="zh_TW" w:bidi="zh_TW"/>
-        </w:rPr>
-        <w:t>；</w:t>
-      </w:r>
-      <w:hyperlink r:id="rId52">
-        <w:r>
-          <w:rPr>
-            <w:lang w:val="zh_TW" w:bidi="zh_TW"/>
-          </w:rPr>
-          <w:rPr>
-            <w:color w:val="0000EE"/>
-            <w:u w:val="single"/>
-          </w:rPr>
-          <w:t>該2:13</w:t>
-        </w:r>
-      </w:hyperlink>
-      <w:r>
-        <w:rPr>
-          <w:lang w:val="zh_TW" w:bidi="zh_TW"/>
-        </w:rPr>
-        <w:t>；</w:t>
-      </w:r>
-      <w:hyperlink r:id="rId53">
-        <w:r>
-          <w:rPr>
-            <w:lang w:val="zh_TW" w:bidi="zh_TW"/>
-          </w:rPr>
-          <w:rPr>
-            <w:color w:val="0000EE"/>
-            <w:u w:val="single"/>
-          </w:rPr>
-          <w:t>太23:27</w:t>
-        </w:r>
-      </w:hyperlink>
-      <w:r>
-        <w:rPr>
-          <w:lang w:val="zh_TW" w:bidi="zh_TW"/>
-        </w:rPr>
-        <w:t>）。</w:t>
-      </w:r>
-    </w:p>
-    <w:p>
-      <w:pPr>
-        <w:pStyle w:val="ListNumber"/>
-        <w:spacing w:line="240" w:lineRule="auto"/>
-        <w:ind w:left="720"/>
-      </w:pPr>
-      <w:r>
-        <w:rPr>
-          <w:lang w:val="zh_TW" w:bidi="zh_TW"/>
-        </w:rPr>
-      </w:r>
-      <w:r>
-        <w:rPr>
-          <w:lang w:val="zh_TW" w:bidi="zh_TW"/>
-        </w:rPr>
-        <w:t>拜偶像是最大屬靈不潔的源頭。以色列全國因拜偶像而污穢（</w:t>
-      </w:r>
-      <w:hyperlink r:id="rId54">
-        <w:r>
-          <w:rPr>
-            <w:lang w:val="zh_TW" w:bidi="zh_TW"/>
-          </w:rPr>
-          <w:rPr>
-            <w:color w:val="0000EE"/>
-            <w:u w:val="single"/>
-          </w:rPr>
-          <w:t>詩106:38</w:t>
-        </w:r>
-      </w:hyperlink>
-      <w:r>
-        <w:rPr>
-          <w:lang w:val="zh_TW" w:bidi="zh_TW"/>
-        </w:rPr>
-        <w:t>；</w:t>
-      </w:r>
-      <w:hyperlink r:id="rId55">
-        <w:r>
-          <w:rPr>
-            <w:lang w:val="zh_TW" w:bidi="zh_TW"/>
-          </w:rPr>
-          <w:rPr>
-            <w:color w:val="0000EE"/>
-            <w:u w:val="single"/>
-          </w:rPr>
-          <w:t>賽30:22</w:t>
-        </w:r>
-      </w:hyperlink>
-      <w:r>
-        <w:rPr>
-          <w:lang w:val="zh_TW" w:bidi="zh_TW"/>
-        </w:rPr>
-        <w:t>；</w:t>
-      </w:r>
-      <w:hyperlink r:id="rId56">
-        <w:r>
-          <w:rPr>
-            <w:lang w:val="zh_TW" w:bidi="zh_TW"/>
-          </w:rPr>
-          <w:rPr>
-            <w:color w:val="0000EE"/>
-            <w:u w:val="single"/>
-          </w:rPr>
-          <w:t>結36:25</w:t>
-        </w:r>
-      </w:hyperlink>
-      <w:r>
-        <w:rPr>
-          <w:lang w:val="zh_TW" w:bidi="zh_TW"/>
-        </w:rPr>
-        <w:t>），外邦人也是如此（</w:t>
-      </w:r>
-      <w:hyperlink r:id="rId57">
-        <w:r>
-          <w:rPr>
-            <w:lang w:val="zh_TW" w:bidi="zh_TW"/>
-          </w:rPr>
-          <w:rPr>
-            <w:color w:val="0000EE"/>
-            <w:u w:val="single"/>
-          </w:rPr>
-          <w:t>耶43:12</w:t>
-        </w:r>
-      </w:hyperlink>
-      <w:r>
-        <w:rPr>
-          <w:lang w:val="zh_TW" w:bidi="zh_TW"/>
-        </w:rPr>
-        <w:t>）。因此，與外邦人接觸被認為會造成不潔。但福音的普世性挑戰了這種信念（例如，</w:t>
-      </w:r>
-      <w:hyperlink r:id="rId58">
-        <w:r>
-          <w:rPr>
-            <w:lang w:val="zh_TW" w:bidi="zh_TW"/>
-          </w:rPr>
-          <w:rPr>
-            <w:color w:val="0000EE"/>
-            <w:u w:val="single"/>
-          </w:rPr>
-          <w:t>約4:9</w:t>
-        </w:r>
-      </w:hyperlink>
-      <w:r>
-        <w:rPr>
-          <w:lang w:val="zh_TW" w:bidi="zh_TW"/>
-        </w:rPr>
-        <w:t>；</w:t>
-      </w:r>
-      <w:hyperlink r:id="rId59">
-        <w:r>
-          <w:rPr>
-            <w:lang w:val="zh_TW" w:bidi="zh_TW"/>
-          </w:rPr>
-          <w:rPr>
-            <w:color w:val="0000EE"/>
-            <w:u w:val="single"/>
-          </w:rPr>
-          <w:t>徒10:28</w:t>
-        </w:r>
-      </w:hyperlink>
-      <w:r>
-        <w:rPr>
-          <w:lang w:val="zh_TW" w:bidi="zh_TW"/>
-        </w:rPr>
-        <w:t>；參</w:t>
-      </w:r>
-      <w:hyperlink r:id="rId60">
-        <w:r>
-          <w:rPr>
-            <w:lang w:val="zh_TW" w:bidi="zh_TW"/>
-          </w:rPr>
-          <w:rPr>
-            <w:color w:val="0000EE"/>
-            <w:u w:val="single"/>
-          </w:rPr>
-          <w:t>加2:11–14</w:t>
-        </w:r>
-      </w:hyperlink>
-      <w:r>
-        <w:rPr>
-          <w:lang w:val="zh_TW" w:bidi="zh_TW"/>
-        </w:rPr>
-        <w:t>）。與偶像崇拜的不潔密切相關的，是由污鬼所引起的不潔（</w:t>
-      </w:r>
-      <w:hyperlink r:id="rId61">
-        <w:r>
-          <w:rPr>
-            <w:lang w:val="zh_TW" w:bidi="zh_TW"/>
-          </w:rPr>
-          <w:rPr>
-            <w:color w:val="0000EE"/>
-            <w:u w:val="single"/>
-          </w:rPr>
-          <w:t>亞13:2</w:t>
-        </w:r>
-      </w:hyperlink>
-      <w:r>
-        <w:rPr>
-          <w:lang w:val="zh_TW" w:bidi="zh_TW"/>
-        </w:rPr>
-        <w:t>；參</w:t>
-      </w:r>
-      <w:hyperlink r:id="rId62">
-        <w:r>
-          <w:rPr>
-            <w:lang w:val="zh_TW" w:bidi="zh_TW"/>
-          </w:rPr>
-          <w:rPr>
-            <w:color w:val="0000EE"/>
-            <w:u w:val="single"/>
-          </w:rPr>
-          <w:t>太10:1</w:t>
-        </w:r>
-      </w:hyperlink>
-      <w:r>
-        <w:rPr>
-          <w:lang w:val="zh_TW" w:bidi="zh_TW"/>
-        </w:rPr>
-        <w:t>；</w:t>
-      </w:r>
-      <w:hyperlink r:id="rId63">
-        <w:r>
-          <w:rPr>
-            <w:lang w:val="zh_TW" w:bidi="zh_TW"/>
-          </w:rPr>
-          <w:rPr>
-            <w:color w:val="0000EE"/>
-            <w:u w:val="single"/>
-          </w:rPr>
-          <w:t>可1:23–27</w:t>
-        </w:r>
-      </w:hyperlink>
-      <w:r>
-        <w:rPr>
-          <w:lang w:val="zh_TW" w:bidi="zh_TW"/>
-        </w:rPr>
-        <w:t>。）</w:t>
-      </w:r>
-    </w:p>
-    <w:p>
-      <w:pPr>
-        <w:pStyle w:val="Heading4"/>
-      </w:pPr>
-      <w:r>
-        <w:rPr>
-          <w:lang w:val="zh_TW" w:bidi="zh_TW"/>
-        </w:rPr>
-        <w:t>關於物品的律法</w:t>
+        <w:t>這個稱呼可能只是指她膚色較深、出身外族，不一定特指西坡拉。</w:t>
       </w:r>
     </w:p>
     <w:p>
@@ -1549,63 +868,56 @@
       </w:r>
       <w:r>
         <w:rPr>
-          <w:lang w:val="zh_TW" w:bidi="zh_TW"/>
-        </w:rPr>
-        <w:t>某些律法說明了不潔就像傳染病傳播的原則。死屍會使它們所接觸的東西不潔，死去的昆蟲和某些爬行動物也是如此（</w:t>
-      </w:r>
-      <w:hyperlink r:id="rId64">
-        <w:r>
-          <w:rPr>
-            <w:lang w:val="zh_TW" w:bidi="zh_TW"/>
-          </w:rPr>
-          <w:rPr>
-            <w:color w:val="0000EE"/>
-            <w:u w:val="single"/>
-          </w:rPr>
-          <w:t>利11:29–38</w:t>
-        </w:r>
-      </w:hyperlink>
-      <w:r>
-        <w:rPr>
-          <w:lang w:val="zh_TW" w:bidi="zh_TW"/>
-        </w:rPr>
-        <w:t>）。值得注意的是，乾穀物、流動的泉水和蓄水池中的水都被明確地排除在關於污染的律法之外；否則，這將導致飢餓問題，因為在農業社區中，每天都會在穀物和水中發現死昆蟲和老鼠。不潔的陶器必須打碎，但木製器皿只需清洗（</w:t>
-      </w:r>
-      <w:hyperlink r:id="rId65">
-        <w:r>
-          <w:rPr>
-            <w:lang w:val="zh_TW" w:bidi="zh_TW"/>
-          </w:rPr>
-          <w:rPr>
-            <w:color w:val="0000EE"/>
-            <w:u w:val="single"/>
-          </w:rPr>
-          <w:t>利15:12</w:t>
-        </w:r>
-      </w:hyperlink>
-      <w:r>
-        <w:rPr>
-          <w:lang w:val="zh_TW" w:bidi="zh_TW"/>
-        </w:rPr>
-        <w:t>）。甚至在房屋中有人死亡，未覆蓋的鍋也會變得不潔（</w:t>
-      </w:r>
-      <w:hyperlink r:id="rId66">
-        <w:r>
-          <w:rPr>
-            <w:lang w:val="zh_TW" w:bidi="zh_TW"/>
-          </w:rPr>
-          <w:rPr>
-            <w:color w:val="0000EE"/>
-            <w:u w:val="single"/>
-          </w:rPr>
-          <w:t>民19:15</w:t>
-        </w:r>
-      </w:hyperlink>
-      <w:r>
-        <w:rPr>
-          <w:lang w:val="zh_TW" w:bidi="zh_TW"/>
-        </w:rPr>
-        <w:t>），每個進入房子的人都變得不潔淨。</w:t>
+          <w:i/>
+          <w:lang w:val="zh_TW" w:bidi="zh_TW"/>
+        </w:rPr>
+        <w:t>另見</w:t>
+      </w:r>
+      <w:r>
+        <w:rPr>
+          <w:lang w:val="zh_TW" w:bidi="zh_TW"/>
+        </w:rPr>
+        <w:t>古珊</w:t>
+      </w:r>
+      <w:r>
+        <w:rPr>
+          <w:lang w:val="zh_TW" w:bidi="zh_TW"/>
+        </w:rPr>
+        <w:t>；</w:t>
+      </w:r>
+      <w:r>
+        <w:rPr>
+          <w:lang w:val="zh_TW" w:bidi="zh_TW"/>
+        </w:rPr>
+        <w:t>古示 #1</w:t>
+      </w:r>
+      <w:r>
+        <w:rPr>
+          <w:lang w:val="zh_TW" w:bidi="zh_TW"/>
+        </w:rPr>
+        <w:t>；</w:t>
+      </w:r>
+      <w:r>
+        <w:rPr>
+          <w:lang w:val="zh_TW" w:bidi="zh_TW"/>
+        </w:rPr>
+        <w:t>衣索匹亞</w:t>
+      </w:r>
+      <w:r>
+        <w:rPr>
+          <w:lang w:val="zh_TW" w:bidi="zh_TW"/>
+        </w:rPr>
+        <w:t>。</w:t>
+      </w:r>
+      <w:r>
+        <w:rPr>
+          <w:lang w:val="zh_TW" w:bidi="zh_TW"/>
+        </w:rPr>
+      </w:r>
+      <w:r>
+        <w:rPr>
+          <w:lang w:val="zh_TW" w:bidi="zh_TW"/>
+        </w:rPr>
       </w:r>
     </w:p>
     <w:p>
@@ -1615,76 +927,21 @@
           <w:lang w:val="zh_TW" w:bidi="zh_TW"/>
         </w:rPr>
       </w:r>
-      <w:r>
-        <w:rPr>
-          <w:lang w:val="zh_TW" w:bidi="zh_TW"/>
-        </w:rPr>
-        <w:t>由於外邦人的財物與偶像崇拜有關，而被認為是不潔的；因此，戰爭中獲得的戰利品必須用火或水潔淨（</w:t>
-      </w:r>
-      <w:hyperlink r:id="rId67">
-        <w:r>
-          <w:rPr>
-            <w:lang w:val="zh_TW" w:bidi="zh_TW"/>
-          </w:rPr>
-          <w:rPr>
-            <w:color w:val="0000EE"/>
-            <w:u w:val="single"/>
-          </w:rPr>
-          <w:t>民31:21–24</w:t>
-        </w:r>
-      </w:hyperlink>
-      <w:r>
-        <w:rPr>
-          <w:lang w:val="zh_TW" w:bidi="zh_TW"/>
-        </w:rPr>
-        <w:t>）。羊毛、麻布或皮革的衣物也可能會從患病的人身上染上不潔的「痲瘋病」，這些衣物必須經過檢查。如果痲瘋病的斑點（綠色或紅色的斑塊）在檢查期後擴散，這些衣物必須被燒毀（</w:t>
-      </w:r>
-      <w:hyperlink r:id="rId68">
-        <w:r>
-          <w:rPr>
-            <w:lang w:val="zh_TW" w:bidi="zh_TW"/>
-          </w:rPr>
-          <w:rPr>
-            <w:color w:val="0000EE"/>
-            <w:u w:val="single"/>
-          </w:rPr>
-          <w:t>利13:47–59</w:t>
-        </w:r>
-      </w:hyperlink>
-      <w:r>
-        <w:rPr>
-          <w:lang w:val="zh_TW" w:bidi="zh_TW"/>
-        </w:rPr>
-        <w:t>，</w:t>
-      </w:r>
-      <w:hyperlink r:id="rId69">
-        <w:r>
-          <w:rPr>
-            <w:lang w:val="zh_TW" w:bidi="zh_TW"/>
-          </w:rPr>
-          <w:rPr>
-            <w:color w:val="0000EE"/>
-            <w:u w:val="single"/>
-          </w:rPr>
-          <w:t>14:33–53</w:t>
-        </w:r>
-      </w:hyperlink>
-      <w:r>
-        <w:rPr>
-          <w:lang w:val="zh_TW" w:bidi="zh_TW"/>
-        </w:rPr>
-        <w:t>）。</w:t>
-      </w:r>
     </w:p>
     <w:p>
       <w:pPr>
-        <w:pStyle w:val="Heading4"/>
-      </w:pPr>
-      <w:r>
-        <w:rPr>
-          <w:lang w:val="zh_TW" w:bidi="zh_TW"/>
-        </w:rPr>
-        <w:t>關於地方的律法</w:t>
+        <w:pStyle w:val="Heading2"/>
+      </w:pPr>
+      <w:r>
+        <w:rPr>
+          <w:lang w:val="zh_TW" w:bidi="zh_TW"/>
+        </w:rPr>
+        <w:t>骨頭</w:t>
+      </w:r>
+      <w:r>
+        <w:rPr>
+          <w:lang w:val="zh_TW" w:bidi="zh_TW"/>
+        </w:rPr>
       </w:r>
     </w:p>
     <w:p>
@@ -1698,97 +955,7 @@
         <w:rPr>
           <w:lang w:val="zh_TW" w:bidi="zh_TW"/>
         </w:rPr>
-        <w:t>以色列的土地和百姓都是聖潔的；他們可能因經濟壓迫或崇拜偶像的不潔而被玷污（</w:t>
-      </w:r>
-      <w:hyperlink r:id="rId70">
-        <w:r>
-          <w:rPr>
-            <w:lang w:val="zh_TW" w:bidi="zh_TW"/>
-          </w:rPr>
-          <w:rPr>
-            <w:color w:val="0000EE"/>
-            <w:u w:val="single"/>
-          </w:rPr>
-          <w:t>書22:17–19</w:t>
-        </w:r>
-      </w:hyperlink>
-      <w:r>
-        <w:rPr>
-          <w:lang w:val="zh_TW" w:bidi="zh_TW"/>
-        </w:rPr>
-        <w:t>；</w:t>
-      </w:r>
-      <w:hyperlink r:id="rId71">
-        <w:r>
-          <w:rPr>
-            <w:lang w:val="zh_TW" w:bidi="zh_TW"/>
-          </w:rPr>
-          <w:rPr>
-            <w:color w:val="0000EE"/>
-            <w:u w:val="single"/>
-          </w:rPr>
-          <w:t>耶13:27</w:t>
-        </w:r>
-      </w:hyperlink>
-      <w:r>
-        <w:rPr>
-          <w:lang w:val="zh_TW" w:bidi="zh_TW"/>
-        </w:rPr>
-        <w:t>）。耶路撒冷是一座聖城，但它可以因其居民的罪而被玷污（</w:t>
-      </w:r>
-      <w:hyperlink r:id="rId72">
-        <w:r>
-          <w:rPr>
-            <w:lang w:val="zh_TW" w:bidi="zh_TW"/>
-          </w:rPr>
-          <w:rPr>
-            <w:color w:val="0000EE"/>
-            <w:u w:val="single"/>
-          </w:rPr>
-          <w:t>結22:2–4</w:t>
-        </w:r>
-      </w:hyperlink>
-      <w:r>
-        <w:rPr>
-          <w:lang w:val="zh_TW" w:bidi="zh_TW"/>
-        </w:rPr>
-        <w:t>；</w:t>
-      </w:r>
-      <w:hyperlink r:id="rId73">
-        <w:r>
-          <w:rPr>
-            <w:lang w:val="zh_TW" w:bidi="zh_TW"/>
-          </w:rPr>
-          <w:rPr>
-            <w:color w:val="0000EE"/>
-            <w:u w:val="single"/>
-          </w:rPr>
-          <w:t>哀1:8</w:t>
-        </w:r>
-      </w:hyperlink>
-      <w:r>
-        <w:rPr>
-          <w:lang w:val="zh_TW" w:bidi="zh_TW"/>
-        </w:rPr>
-        <w:t>）或被屠殺居民的血而被玷污（</w:t>
-      </w:r>
-      <w:hyperlink r:id="rId74">
-        <w:r>
-          <w:rPr>
-            <w:lang w:val="zh_TW" w:bidi="zh_TW"/>
-          </w:rPr>
-          <w:rPr>
-            <w:color w:val="0000EE"/>
-            <w:u w:val="single"/>
-          </w:rPr>
-          <w:t>哀4:15</w:t>
-        </w:r>
-      </w:hyperlink>
-      <w:r>
-        <w:rPr>
-          <w:lang w:val="zh_TW" w:bidi="zh_TW"/>
-        </w:rPr>
-        <w:t>）。</w:t>
+        <w:t>骨頭是構成人與動物骨架的堅硬部分。人或動物死後，即使身體的軟組織腐壞，骨頭仍能長久保持原形。因此，人們往往把骨頭與死亡聯想在一起。</w:t>
       </w:r>
     </w:p>
     <w:p>
@@ -1802,9 +969,9 @@
         <w:rPr>
           <w:lang w:val="zh_TW" w:bidi="zh_TW"/>
         </w:rPr>
-        <w:t>聖殿可能被不潔的人玷污。在亞哈斯進行偶像崇拜後，希西家必須潔淨聖殿（</w:t>
-      </w:r>
-      <w:hyperlink r:id="rId75">
+        <w:t>古代以色列人認為，以尊重的方式安葬死者是極為重要的（</w:t>
+      </w:r>
+      <w:hyperlink r:id="rId27">
         <w:r>
           <w:rPr>
             <w:lang w:val="zh_TW" w:bidi="zh_TW"/>
@@ -1813,16 +980,16 @@
             <w:color w:val="0000EE"/>
             <w:u w:val="single"/>
           </w:rPr>
-          <w:t>代下29:15–19</w:t>
+          <w:t>創50:25</w:t>
         </w:r>
       </w:hyperlink>
       <w:r>
         <w:rPr>
           <w:lang w:val="zh_TW" w:bidi="zh_TW"/>
         </w:rPr>
-        <w:t>）；尼希米則必須潔淨多比雅曾住過的房間（</w:t>
-      </w:r>
-      <w:hyperlink r:id="rId76">
+        <w:t>；</w:t>
+      </w:r>
+      <w:hyperlink r:id="rId28">
         <w:r>
           <w:rPr>
             <w:lang w:val="zh_TW" w:bidi="zh_TW"/>
@@ -1831,16 +998,16 @@
             <w:color w:val="0000EE"/>
             <w:u w:val="single"/>
           </w:rPr>
-          <w:t>尼13:9</w:t>
+          <w:t>撒上31:11–13</w:t>
         </w:r>
       </w:hyperlink>
       <w:r>
         <w:rPr>
           <w:lang w:val="zh_TW" w:bidi="zh_TW"/>
         </w:rPr>
-        <w:t>）。贖罪日的一個功能，是清除以色列人過去一年中因其所犯的罪，而轉移到聖殿的污穢（</w:t>
-      </w:r>
-      <w:hyperlink r:id="rId77">
+        <w:t>；</w:t>
+      </w:r>
+      <w:hyperlink r:id="rId29">
         <w:r>
           <w:rPr>
             <w:lang w:val="zh_TW" w:bidi="zh_TW"/>
@@ -1849,16 +1016,16 @@
             <w:color w:val="0000EE"/>
             <w:u w:val="single"/>
           </w:rPr>
-          <w:t>利16:16–19</w:t>
+          <w:t>王下23:14–18</w:t>
         </w:r>
       </w:hyperlink>
       <w:r>
         <w:rPr>
           <w:lang w:val="zh_TW" w:bidi="zh_TW"/>
         </w:rPr>
-        <w:t>、</w:t>
-      </w:r>
-      <w:hyperlink r:id="rId78">
+        <w:t>；</w:t>
+      </w:r>
+      <w:hyperlink r:id="rId30">
         <w:r>
           <w:rPr>
             <w:lang w:val="zh_TW" w:bidi="zh_TW"/>
@@ -1867,7 +1034,25 @@
             <w:color w:val="0000EE"/>
             <w:u w:val="single"/>
           </w:rPr>
-          <w:t>31–33</w:t>
+          <w:t>結39:14–16</w:t>
+        </w:r>
+      </w:hyperlink>
+      <w:r>
+        <w:rPr>
+          <w:lang w:val="zh_TW" w:bidi="zh_TW"/>
+        </w:rPr>
+        <w:t>；</w:t>
+      </w:r>
+      <w:hyperlink r:id="rId31">
+        <w:r>
+          <w:rPr>
+            <w:lang w:val="zh_TW" w:bidi="zh_TW"/>
+          </w:rPr>
+          <w:rPr>
+            <w:color w:val="0000EE"/>
+            <w:u w:val="single"/>
+          </w:rPr>
+          <w:t>摩2:1</w:t>
         </w:r>
       </w:hyperlink>
       <w:r>
@@ -1888,9 +1073,9 @@
         <w:rPr>
           <w:lang w:val="zh_TW" w:bidi="zh_TW"/>
         </w:rPr>
-        <w:t>痲瘋病人的房子拆毀後的碎片會被送到不潔的地方（</w:t>
-      </w:r>
-      <w:hyperlink r:id="rId79">
+        <w:t>在以西結書中，神讓先知看見一個充滿枯骨的平原。這些骨頭代表失去盼望的以色列民，但神應許要賜下祂的靈，使祂的百姓重新得著生命，就像使這些死去的骨頭再生一般（</w:t>
+      </w:r>
+      <w:hyperlink r:id="rId32">
         <w:r>
           <w:rPr>
             <w:lang w:val="zh_TW" w:bidi="zh_TW"/>
@@ -1899,16 +1084,16 @@
             <w:color w:val="0000EE"/>
             <w:u w:val="single"/>
           </w:rPr>
-          <w:t>利14:45</w:t>
+          <w:t>結37:1–14</w:t>
         </w:r>
       </w:hyperlink>
       <w:r>
         <w:rPr>
           <w:lang w:val="zh_TW" w:bidi="zh_TW"/>
         </w:rPr>
-        <w:t>）。欣嫩谷在後來的年代成為耶路撒冷的垃圾場，這形成新約末世論中「地獄（Gehenna）」的意象，視為永恆懲罰之地。由於以色列的營地是聖潔的地方，必須謹慎將人類的排泄物埋在營地的外面（</w:t>
-      </w:r>
-      <w:hyperlink r:id="rId80">
+        <w:t>）。其實，在活著的身體裡，骨頭是有生命的組織。以西結也寫到斷骨可以痊癒（</w:t>
+      </w:r>
+      <w:hyperlink r:id="rId33">
         <w:r>
           <w:rPr>
             <w:lang w:val="zh_TW" w:bidi="zh_TW"/>
@@ -1917,25 +1102,14 @@
             <w:color w:val="0000EE"/>
             <w:u w:val="single"/>
           </w:rPr>
-          <w:t>申23:12–14</w:t>
+          <w:t>結30:21</w:t>
         </w:r>
       </w:hyperlink>
       <w:r>
         <w:rPr>
           <w:lang w:val="zh_TW" w:bidi="zh_TW"/>
         </w:rPr>
-        <w:t>）。在軍事行動中，這一簡單措施，尤其在預防疾病方面的重要性，則不容忽視，因為瘟疫是古代軍隊中的一大災難。</w:t>
-      </w:r>
-    </w:p>
-    <w:p>
-      <w:pPr>
-        <w:pStyle w:val="Heading4"/>
-      </w:pPr>
-      <w:r>
-        <w:rPr>
-          <w:lang w:val="zh_TW" w:bidi="zh_TW"/>
-        </w:rPr>
-        <w:t>關於食物的律法</w:t>
+        <w:t>）。</w:t>
       </w:r>
     </w:p>
     <w:p>
@@ -1949,9 +1123,9 @@
         <w:rPr>
           <w:lang w:val="zh_TW" w:bidi="zh_TW"/>
         </w:rPr>
-        <w:t>某些種類的動物是不潔的，因此不能食用（</w:t>
-      </w:r>
-      <w:hyperlink r:id="rId81">
+        <w:t>以色列人守逾越節時，必須獻上一隻毫無殘疾的羊羔，其中一項要求是羊羔的骨頭一根也不可折斷（</w:t>
+      </w:r>
+      <w:hyperlink r:id="rId34">
         <w:r>
           <w:rPr>
             <w:lang w:val="zh_TW" w:bidi="zh_TW"/>
@@ -1960,7 +1134,7 @@
             <w:color w:val="0000EE"/>
             <w:u w:val="single"/>
           </w:rPr>
-          <w:t>利11章</w:t>
+          <w:t>出12:46</w:t>
         </w:r>
       </w:hyperlink>
       <w:r>
@@ -1969,7 +1143,7 @@
         </w:rPr>
         <w:t>；</w:t>
       </w:r>
-      <w:hyperlink r:id="rId32">
+      <w:hyperlink r:id="rId35">
         <w:r>
           <w:rPr>
             <w:lang w:val="zh_TW" w:bidi="zh_TW"/>
@@ -1978,16 +1152,16 @@
             <w:color w:val="0000EE"/>
             <w:u w:val="single"/>
           </w:rPr>
-          <w:t>申14:3–21</w:t>
+          <w:t>民9:11–12</w:t>
         </w:r>
       </w:hyperlink>
       <w:r>
         <w:rPr>
           <w:lang w:val="zh_TW" w:bidi="zh_TW"/>
         </w:rPr>
-        <w:t>）。因年老、疾病或受傷而死亡的動物，或被掠食者咬傷的動物，都是不潔的。不反芻或無分蹄的動物是不潔的，這包括豬、駱駝、獾和兔子等。以色列人只能吃有鰭和鱗的魚。猛禽和食腐動物是不潔的。除了會跳的昆蟲（蝗蟲、蚱蜢和蟋蟀）以外，所有有翅膀的昆蟲都是不潔的。一大類的「爬行性動物」也被禁止食用，包括蠕蟲、蜥蜴、蛇、黃鼠狼和老鼠。除此之外，還有古老的禁止吃血的禁令（</w:t>
-      </w:r>
-      <w:hyperlink r:id="rId82">
+        <w:t>）。這項律例在新約聖經中具有特別的意義。羅馬兵丁通常會打斷被釘十字架之人的腿，使其更快死亡，但當耶穌被釘十字架時，他們並沒有打斷祂的腿。這正應驗了舊約聖經中關於耶穌的話——祂被稱為「神的羔羊」（</w:t>
+      </w:r>
+      <w:hyperlink r:id="rId36">
         <w:r>
           <w:rPr>
             <w:lang w:val="zh_TW" w:bidi="zh_TW"/>
@@ -1996,7 +1170,7 @@
             <w:color w:val="0000EE"/>
             <w:u w:val="single"/>
           </w:rPr>
-          <w:t>創9:4</w:t>
+          <w:t>詩34:20</w:t>
         </w:r>
       </w:hyperlink>
       <w:r>
@@ -2005,7 +1179,7 @@
         </w:rPr>
         <w:t>；</w:t>
       </w:r>
-      <w:hyperlink r:id="rId83">
+      <w:hyperlink r:id="rId37">
         <w:r>
           <w:rPr>
             <w:lang w:val="zh_TW" w:bidi="zh_TW"/>
@@ -2014,16 +1188,10 @@
             <w:color w:val="0000EE"/>
             <w:u w:val="single"/>
           </w:rPr>
-          <w:t>利17:14–15</w:t>
+          <w:t>約1:36，</w:t>
         </w:r>
       </w:hyperlink>
-      <w:r>
-        <w:rPr>
-          <w:lang w:val="zh_TW" w:bidi="zh_TW"/>
-        </w:rPr>
-        <w:t>；</w:t>
-      </w:r>
-      <w:hyperlink r:id="rId84">
+      <w:hyperlink r:id="rId38">
         <w:r>
           <w:rPr>
             <w:lang w:val="zh_TW" w:bidi="zh_TW"/>
@@ -2032,54 +1200,14 @@
             <w:color w:val="0000EE"/>
             <w:u w:val="single"/>
           </w:rPr>
-          <w:t>申12:16–23</w:t>
+          <w:t>約19:30–37</w:t>
         </w:r>
       </w:hyperlink>
       <w:r>
         <w:rPr>
           <w:lang w:val="zh_TW" w:bidi="zh_TW"/>
         </w:rPr>
-        <w:t>；</w:t>
-      </w:r>
-      <w:hyperlink r:id="rId33">
-        <w:r>
-          <w:rPr>
-            <w:lang w:val="zh_TW" w:bidi="zh_TW"/>
-          </w:rPr>
-          <w:rPr>
-            <w:color w:val="0000EE"/>
-            <w:u w:val="single"/>
-          </w:rPr>
-          <w:t>徒15:28–29</w:t>
-        </w:r>
-      </w:hyperlink>
-      <w:r>
-        <w:rPr>
-          <w:lang w:val="zh_TW" w:bidi="zh_TW"/>
-        </w:rPr>
         <w:t>）。</w:t>
-      </w:r>
-    </w:p>
-    <w:p>
-      <w:pPr>
-        <w:pStyle w:val="Heading3"/>
-      </w:pPr>
-      <w:r>
-        <w:rPr>
-          <w:lang w:val="zh_TW" w:bidi="zh_TW"/>
-        </w:rPr>
-        <w:t>潔淨禮儀</w:t>
-      </w:r>
-    </w:p>
-    <w:p>
-      <w:pPr>
-        <w:pStyle w:val="Heading4"/>
-      </w:pPr>
-      <w:r>
-        <w:rPr>
-          <w:lang w:val="zh_TW" w:bidi="zh_TW"/>
-        </w:rPr>
-        <w:t>藉由經過的時間潔淨</w:t>
       </w:r>
     </w:p>
     <w:p>
@@ -2093,9 +1221,9 @@
         <w:rPr>
           <w:lang w:val="zh_TW" w:bidi="zh_TW"/>
         </w:rPr>
-        <w:t>次要的不潔通常可以通過等到晚上消除（</w:t>
-      </w:r>
-      <w:hyperlink r:id="rId85">
+        <w:t>在聖經的某些地方，人們會以骨頭來表達強烈的情感（</w:t>
+      </w:r>
+      <w:hyperlink r:id="rId39">
         <w:r>
           <w:rPr>
             <w:lang w:val="zh_TW" w:bidi="zh_TW"/>
@@ -2104,16 +1232,16 @@
             <w:color w:val="0000EE"/>
             <w:u w:val="single"/>
           </w:rPr>
-          <w:t>利11:24</w:t>
+          <w:t>伯2:5</w:t>
         </w:r>
       </w:hyperlink>
       <w:r>
         <w:rPr>
           <w:lang w:val="zh_TW" w:bidi="zh_TW"/>
         </w:rPr>
-        <w:t>），或等待七天、十四天、四十天或八十天。死屍所接觸的東西會不潔七天（</w:t>
-      </w:r>
-      <w:hyperlink r:id="rId86">
+        <w:t>，</w:t>
+      </w:r>
+      <w:hyperlink r:id="rId40">
         <w:r>
           <w:rPr>
             <w:lang w:val="zh_TW" w:bidi="zh_TW"/>
@@ -2122,16 +1250,16 @@
             <w:color w:val="0000EE"/>
             <w:u w:val="single"/>
           </w:rPr>
-          <w:t>民19:11</w:t>
+          <w:t>19:20</w:t>
         </w:r>
       </w:hyperlink>
       <w:r>
         <w:rPr>
           <w:lang w:val="zh_TW" w:bidi="zh_TW"/>
         </w:rPr>
-        <w:t>），月經也是如此（</w:t>
-      </w:r>
-      <w:hyperlink r:id="rId87">
+        <w:t>，</w:t>
+      </w:r>
+      <w:hyperlink r:id="rId41">
         <w:r>
           <w:rPr>
             <w:lang w:val="zh_TW" w:bidi="zh_TW"/>
@@ -2140,41 +1268,16 @@
             <w:color w:val="0000EE"/>
             <w:u w:val="single"/>
           </w:rPr>
-          <w:t>利15:19</w:t>
+          <w:t>30:30</w:t>
         </w:r>
       </w:hyperlink>
       <w:r>
         <w:rPr>
           <w:lang w:val="zh_TW" w:bidi="zh_TW"/>
         </w:rPr>
-        <w:t>）。當孩子出生時，對於男嬰而言，母親的不潔狀況會持續七天，對於女嬰則持續十四天。在此之後，母親還需再等三十三天（若生男嬰）或六十六天（若生女嬰）才能接觸任何聖物。</w:t>
-      </w:r>
-    </w:p>
-    <w:p>
-      <w:pPr>
-        <w:pStyle w:val="Heading4"/>
-      </w:pPr>
-      <w:r>
-        <w:rPr>
-          <w:lang w:val="zh_TW" w:bidi="zh_TW"/>
-        </w:rPr>
-        <w:t>用水潔淨</w:t>
-      </w:r>
-    </w:p>
-    <w:p>
-      <w:pPr/>
-      <w:r>
-        <w:rPr>
-          <w:lang w:val="zh_TW" w:bidi="zh_TW"/>
-        </w:rPr>
-      </w:r>
-      <w:r>
-        <w:rPr>
-          <w:lang w:val="zh_TW" w:bidi="zh_TW"/>
-        </w:rPr>
-        <w:t>接觸不潔之物，如身體排泄物，通常需要洗手和洗衣服，這通常需要等待一天的時間（</w:t>
-      </w:r>
-      <w:hyperlink r:id="rId88">
+        <w:t>）。聖經也使用「骨肉」這個片語來表明人之間的親屬關係。當人說某人是自己的「骨肉」時的意思是他是家人，就像今日我們說「血肉之親」一樣（參</w:t>
+      </w:r>
+      <w:hyperlink r:id="rId42">
         <w:r>
           <w:rPr>
             <w:lang w:val="zh_TW" w:bidi="zh_TW"/>
@@ -2183,41 +1286,16 @@
             <w:color w:val="0000EE"/>
             <w:u w:val="single"/>
           </w:rPr>
-          <w:t>利15:5–11</w:t>
+          <w:t>創2:23</w:t>
         </w:r>
       </w:hyperlink>
       <w:r>
         <w:rPr>
           <w:lang w:val="zh_TW" w:bidi="zh_TW"/>
         </w:rPr>
-        <w:t>）。</w:t>
-      </w:r>
-    </w:p>
-    <w:p>
-      <w:pPr>
-        <w:pStyle w:val="Heading4"/>
-      </w:pPr>
-      <w:r>
-        <w:rPr>
-          <w:lang w:val="zh_TW" w:bidi="zh_TW"/>
-        </w:rPr>
-        <w:t>用儀式性的物質來潔淨</w:t>
-      </w:r>
-    </w:p>
-    <w:p>
-      <w:pPr/>
-      <w:r>
-        <w:rPr>
-          <w:lang w:val="zh_TW" w:bidi="zh_TW"/>
-        </w:rPr>
-      </w:r>
-      <w:r>
-        <w:rPr>
-          <w:lang w:val="zh_TW" w:bidi="zh_TW"/>
-        </w:rPr>
-        <w:t>潔淨禮儀中使用的儀式性物質包括用水混合的紅母牛的灰（</w:t>
-      </w:r>
-      <w:hyperlink r:id="rId89">
+        <w:t>，</w:t>
+      </w:r>
+      <w:hyperlink r:id="rId43">
         <w:r>
           <w:rPr>
             <w:lang w:val="zh_TW" w:bidi="zh_TW"/>
@@ -2226,16 +1304,16 @@
             <w:color w:val="0000EE"/>
             <w:u w:val="single"/>
           </w:rPr>
-          <w:t>民19:1–10</w:t>
+          <w:t>29:14</w:t>
         </w:r>
       </w:hyperlink>
       <w:r>
         <w:rPr>
           <w:lang w:val="zh_TW" w:bidi="zh_TW"/>
         </w:rPr>
-        <w:t>），以及（在痲瘋病的情況下）香柏木、朱紅色線、牛膝草和血（</w:t>
-      </w:r>
-      <w:hyperlink r:id="rId90">
+        <w:t>；</w:t>
+      </w:r>
+      <w:hyperlink r:id="rId44">
         <w:r>
           <w:rPr>
             <w:lang w:val="zh_TW" w:bidi="zh_TW"/>
@@ -2244,2643 +1322,14 @@
             <w:color w:val="0000EE"/>
             <w:u w:val="single"/>
           </w:rPr>
-          <w:t>利14:2–9</w:t>
+          <w:t>士9:2</w:t>
         </w:r>
       </w:hyperlink>
       <w:r>
         <w:rPr>
           <w:lang w:val="zh_TW" w:bidi="zh_TW"/>
         </w:rPr>
-        <w:t>）。當祭壇用於潔淨儀式時，只有血是合適的，因為祭壇是為罪獻祭的地方（</w:t>
-      </w:r>
-      <w:hyperlink r:id="rId91">
-        <w:r>
-          <w:rPr>
-            <w:lang w:val="zh_TW" w:bidi="zh_TW"/>
-          </w:rPr>
-          <w:rPr>
-            <w:color w:val="0000EE"/>
-            <w:u w:val="single"/>
-          </w:rPr>
-          <w:t>利16:18–19</w:t>
-        </w:r>
-      </w:hyperlink>
-      <w:r>
-        <w:rPr>
-          <w:lang w:val="zh_TW" w:bidi="zh_TW"/>
-        </w:rPr>
-        <w:t>；</w:t>
-      </w:r>
-      <w:hyperlink r:id="rId92">
-        <w:r>
-          <w:rPr>
-            <w:lang w:val="zh_TW" w:bidi="zh_TW"/>
-          </w:rPr>
-          <w:rPr>
-            <w:color w:val="0000EE"/>
-            <w:u w:val="single"/>
-          </w:rPr>
-          <w:t>結43:20</w:t>
-        </w:r>
-      </w:hyperlink>
-      <w:r>
-        <w:rPr>
-          <w:lang w:val="zh_TW" w:bidi="zh_TW"/>
-        </w:rPr>
         <w:t>）。</w:t>
-      </w:r>
-    </w:p>
-    <w:p>
-      <w:pPr>
-        <w:pStyle w:val="Heading4"/>
-      </w:pPr>
-      <w:r>
-        <w:rPr>
-          <w:lang w:val="zh_TW" w:bidi="zh_TW"/>
-        </w:rPr>
-        <w:t>藉獻祭潔淨</w:t>
-      </w:r>
-    </w:p>
-    <w:p>
-      <w:pPr/>
-      <w:r>
-        <w:rPr>
-          <w:lang w:val="zh_TW" w:bidi="zh_TW"/>
-        </w:rPr>
-      </w:r>
-      <w:r>
-        <w:rPr>
-          <w:lang w:val="zh_TW" w:bidi="zh_TW"/>
-        </w:rPr>
-        <w:t>獻祭是儀式和道德潔淨的最終來源。除了性排泄物外，所有的身體排泄物都得通過獻上斑鳩和雛鴿來潔淨（</w:t>
-      </w:r>
-      <w:hyperlink r:id="rId93">
-        <w:r>
-          <w:rPr>
-            <w:lang w:val="zh_TW" w:bidi="zh_TW"/>
-          </w:rPr>
-          <w:rPr>
-            <w:color w:val="0000EE"/>
-            <w:u w:val="single"/>
-          </w:rPr>
-          <w:t>利15:14–15、29–30</w:t>
-        </w:r>
-      </w:hyperlink>
-      <w:r>
-        <w:rPr>
-          <w:lang w:val="zh_TW" w:bidi="zh_TW"/>
-        </w:rPr>
-        <w:t>）。生育孩子則需要獻上一隻羔羊和一隻鳥（</w:t>
-      </w:r>
-      <w:hyperlink r:id="rId94">
-        <w:r>
-          <w:rPr>
-            <w:lang w:val="zh_TW" w:bidi="zh_TW"/>
-          </w:rPr>
-          <w:rPr>
-            <w:color w:val="0000EE"/>
-            <w:u w:val="single"/>
-          </w:rPr>
-          <w:t>12:6</w:t>
-        </w:r>
-      </w:hyperlink>
-      <w:r>
-        <w:rPr>
-          <w:lang w:val="zh_TW" w:bidi="zh_TW"/>
-        </w:rPr>
-        <w:t>）。窮人可以獻鳥代替動物（</w:t>
-      </w:r>
-      <w:hyperlink r:id="rId95">
-        <w:r>
-          <w:rPr>
-            <w:lang w:val="zh_TW" w:bidi="zh_TW"/>
-          </w:rPr>
-          <w:rPr>
-            <w:color w:val="0000EE"/>
-            <w:u w:val="single"/>
-          </w:rPr>
-          <w:t>利12:8</w:t>
-        </w:r>
-      </w:hyperlink>
-      <w:r>
-        <w:rPr>
-          <w:lang w:val="zh_TW" w:bidi="zh_TW"/>
-        </w:rPr>
-        <w:t>，</w:t>
-      </w:r>
-      <w:hyperlink r:id="rId96">
-        <w:r>
-          <w:rPr>
-            <w:lang w:val="zh_TW" w:bidi="zh_TW"/>
-          </w:rPr>
-          <w:rPr>
-            <w:color w:val="0000EE"/>
-            <w:u w:val="single"/>
-          </w:rPr>
-          <w:t>14:21–32</w:t>
-        </w:r>
-      </w:hyperlink>
-      <w:r>
-        <w:rPr>
-          <w:lang w:val="zh_TW" w:bidi="zh_TW"/>
-        </w:rPr>
-        <w:t>；</w:t>
-      </w:r>
-      <w:hyperlink r:id="rId97">
-        <w:r>
-          <w:rPr>
-            <w:lang w:val="zh_TW" w:bidi="zh_TW"/>
-          </w:rPr>
-          <w:rPr>
-            <w:color w:val="0000EE"/>
-            <w:u w:val="single"/>
-          </w:rPr>
-          <w:t>路2:24</w:t>
-        </w:r>
-      </w:hyperlink>
-      <w:r>
-        <w:rPr>
-          <w:lang w:val="zh_TW" w:bidi="zh_TW"/>
-        </w:rPr>
-        <w:t>）。</w:t>
-      </w:r>
-    </w:p>
-    <w:p>
-      <w:pPr/>
-      <w:r>
-        <w:rPr>
-          <w:lang w:val="zh_TW" w:bidi="zh_TW"/>
-        </w:rPr>
-      </w:r>
-      <w:r>
-        <w:rPr>
-          <w:lang w:val="zh_TW" w:bidi="zh_TW"/>
-        </w:rPr>
-        <w:t>在獻祭中，血象徵一個生命的給予，因此也象徵著經歷死亡；疾病或罪的不潔被認為轉移到祭物上，從而除去不潔（</w:t>
-      </w:r>
-      <w:hyperlink r:id="rId98">
-        <w:r>
-          <w:rPr>
-            <w:lang w:val="zh_TW" w:bidi="zh_TW"/>
-          </w:rPr>
-          <w:rPr>
-            <w:color w:val="0000EE"/>
-            <w:u w:val="single"/>
-          </w:rPr>
-          <w:t>利14:7</w:t>
-        </w:r>
-      </w:hyperlink>
-      <w:r>
-        <w:rPr>
-          <w:lang w:val="zh_TW" w:bidi="zh_TW"/>
-        </w:rPr>
-        <w:t>）。因此，獻祭中的死亡總是具有代替性。只有血祭才能提供對罪本身所需的道德潔淨；因此，這種獻祭是所有潔淨的基礎，包括對疾病的潔淨。</w:t>
-      </w:r>
-    </w:p>
-    <w:p>
-      <w:pPr>
-        <w:pStyle w:val="Heading4"/>
-      </w:pPr>
-      <w:r>
-        <w:rPr>
-          <w:lang w:val="zh_TW" w:bidi="zh_TW"/>
-        </w:rPr>
-        <w:t>用火潔淨</w:t>
-      </w:r>
-    </w:p>
-    <w:p>
-      <w:pPr/>
-      <w:r>
-        <w:rPr>
-          <w:lang w:val="zh_TW" w:bidi="zh_TW"/>
-        </w:rPr>
-      </w:r>
-      <w:r>
-        <w:rPr>
-          <w:lang w:val="zh_TW" w:bidi="zh_TW"/>
-        </w:rPr>
-        <w:t>有些污染只能用火來去除，例如金屬鍋的污染（</w:t>
-      </w:r>
-      <w:hyperlink r:id="rId99">
-        <w:r>
-          <w:rPr>
-            <w:lang w:val="zh_TW" w:bidi="zh_TW"/>
-          </w:rPr>
-          <w:rPr>
-            <w:color w:val="0000EE"/>
-            <w:u w:val="single"/>
-          </w:rPr>
-          <w:t>民31:22–23</w:t>
-        </w:r>
-      </w:hyperlink>
-      <w:r>
-        <w:rPr>
-          <w:lang w:val="zh_TW" w:bidi="zh_TW"/>
-        </w:rPr>
-        <w:t>）。亂倫不僅要處以死刑，還要焚燒屍體（</w:t>
-      </w:r>
-      <w:hyperlink r:id="rId100">
-        <w:r>
-          <w:rPr>
-            <w:lang w:val="zh_TW" w:bidi="zh_TW"/>
-          </w:rPr>
-          <w:rPr>
-            <w:color w:val="0000EE"/>
-            <w:u w:val="single"/>
-          </w:rPr>
-          <w:t>利20:14</w:t>
-        </w:r>
-      </w:hyperlink>
-      <w:r>
-        <w:rPr>
-          <w:lang w:val="zh_TW" w:bidi="zh_TW"/>
-        </w:rPr>
-        <w:t>）。偶像崇拜必須通過徹底銷毀物件和焚燒的方式來清除（</w:t>
-      </w:r>
-      <w:hyperlink r:id="rId101">
-        <w:r>
-          <w:rPr>
-            <w:lang w:val="zh_TW" w:bidi="zh_TW"/>
-          </w:rPr>
-          <w:rPr>
-            <w:color w:val="0000EE"/>
-            <w:u w:val="single"/>
-          </w:rPr>
-          <w:t>出32:20</w:t>
-        </w:r>
-      </w:hyperlink>
-      <w:r>
-        <w:rPr>
-          <w:lang w:val="zh_TW" w:bidi="zh_TW"/>
-        </w:rPr>
-        <w:t>）。奉獻給異教神祇的城也必須被焚燒。</w:t>
-      </w:r>
-    </w:p>
-    <w:p>
-      <w:pPr>
-        <w:pStyle w:val="Heading3"/>
-      </w:pPr>
-      <w:r>
-        <w:rPr>
-          <w:lang w:val="zh_TW" w:bidi="zh_TW"/>
-        </w:rPr>
-        <w:t>新約觀點</w:t>
-      </w:r>
-    </w:p>
-    <w:p>
-      <w:pPr/>
-      <w:r>
-        <w:rPr>
-          <w:lang w:val="zh_TW" w:bidi="zh_TW"/>
-        </w:rPr>
-      </w:r>
-      <w:r>
-        <w:rPr>
-          <w:lang w:val="zh_TW" w:bidi="zh_TW"/>
-        </w:rPr>
-        <w:t>新約並未否定舊約關於潔淨與不潔淨的概念，而是在新的背景下重新詮釋。它特別強調這個概念的道德意義，並將不潔與罪聯繫在一起。</w:t>
-      </w:r>
-    </w:p>
-    <w:p>
-      <w:pPr/>
-      <w:r>
-        <w:rPr>
-          <w:lang w:val="zh_TW" w:bidi="zh_TW"/>
-        </w:rPr>
-      </w:r>
-      <w:r>
-        <w:rPr>
-          <w:lang w:val="zh_TW" w:bidi="zh_TW"/>
-        </w:rPr>
-        <w:t>福音書的寫作背景是舊約律法以及法利賽人和撒都該人所添加的規條。耶穌遵守律法，但卻經常與圍繞律法而發展起來的應用上的曲解（系統）相衝突。耶穌教導說，真正的污穢來自罪人的內心，而不是外在的污染（</w:t>
-      </w:r>
-      <w:hyperlink r:id="rId102">
-        <w:r>
-          <w:rPr>
-            <w:lang w:val="zh_TW" w:bidi="zh_TW"/>
-          </w:rPr>
-          <w:rPr>
-            <w:color w:val="0000EE"/>
-            <w:u w:val="single"/>
-          </w:rPr>
-          <w:t>可7:14–23</w:t>
-        </w:r>
-      </w:hyperlink>
-      <w:r>
-        <w:rPr>
-          <w:lang w:val="zh_TW" w:bidi="zh_TW"/>
-        </w:rPr>
-        <w:t>；</w:t>
-      </w:r>
-      <w:hyperlink r:id="rId103">
-        <w:r>
-          <w:rPr>
-            <w:lang w:val="zh_TW" w:bidi="zh_TW"/>
-          </w:rPr>
-          <w:rPr>
-            <w:color w:val="0000EE"/>
-            <w:u w:val="single"/>
-          </w:rPr>
-          <w:t>路11:39–41</w:t>
-        </w:r>
-      </w:hyperlink>
-      <w:r>
-        <w:rPr>
-          <w:lang w:val="zh_TW" w:bidi="zh_TW"/>
-        </w:rPr>
-        <w:t>）。耶穌教導中的一個核心，是攻擊法利賽人的禮儀形式主義。因此，有人說耶穌將律法「內化（internalized）」。更正確的說法是耶穌強調律法對人內心生命的要求。</w:t>
-      </w:r>
-    </w:p>
-    <w:p>
-      <w:pPr/>
-      <w:r>
-        <w:rPr>
-          <w:lang w:val="zh_TW" w:bidi="zh_TW"/>
-        </w:rPr>
-      </w:r>
-      <w:r>
-        <w:rPr>
-          <w:lang w:val="zh_TW" w:bidi="zh_TW"/>
-        </w:rPr>
-        <w:t>福音書中「污鬼」這一稱謂強調鬼本質上的邪惡。事實上，「不潔淨」這個詞在福音書中總是與靈有關，這一細節說明了新約聖經把重點從儀式上的不潔轉移到罪及其罪責上。</w:t>
-      </w:r>
-    </w:p>
-    <w:p>
-      <w:pPr/>
-      <w:r>
-        <w:rPr>
-          <w:lang w:val="zh_TW" w:bidi="zh_TW"/>
-        </w:rPr>
-      </w:r>
-      <w:hyperlink r:id="rId104">
-        <w:r>
-          <w:rPr>
-            <w:lang w:val="zh_TW" w:bidi="zh_TW"/>
-          </w:rPr>
-          <w:rPr>
-            <w:color w:val="0000EE"/>
-            <w:u w:val="single"/>
-          </w:rPr>
-          <w:t>使徒行傳第十章</w:t>
-        </w:r>
-      </w:hyperlink>
-      <w:r>
-        <w:rPr>
-          <w:lang w:val="zh_TW" w:bidi="zh_TW"/>
-        </w:rPr>
-        <w:t>記載了早期教會生活中的一個重要事件，當時神教導使徒彼得，外邦人本身並非不潔，彼得有義務接納他們。這一教導的結果是使哥尼流歸信。</w:t>
-      </w:r>
-    </w:p>
-    <w:p>
-      <w:pPr/>
-      <w:r>
-        <w:rPr>
-          <w:lang w:val="zh_TW" w:bidi="zh_TW"/>
-        </w:rPr>
-      </w:r>
-      <w:r>
-        <w:rPr>
-          <w:lang w:val="zh_TW" w:bidi="zh_TW"/>
-        </w:rPr>
-        <w:t>耶穌主張不潔源自內心，這一教導在使徒保羅提出「基督裏的自由的教義」中結出果子。保羅身為一個可以自稱從未違背外在律法的法利賽人，但他後來明白沒有任何事物本身是不潔的（</w:t>
-      </w:r>
-      <w:hyperlink r:id="rId105">
-        <w:r>
-          <w:rPr>
-            <w:lang w:val="zh_TW" w:bidi="zh_TW"/>
-          </w:rPr>
-          <w:rPr>
-            <w:color w:val="0000EE"/>
-            <w:u w:val="single"/>
-          </w:rPr>
-          <w:t>羅14:14–20</w:t>
-        </w:r>
-      </w:hyperlink>
-      <w:r>
-        <w:rPr>
-          <w:lang w:val="zh_TW" w:bidi="zh_TW"/>
-        </w:rPr>
-        <w:t>）。在他的書信中，保羅表明潔淨是內心順服而來的結果，這是由重生帶來的；它是基於贖罪的潔淨能力（見</w:t>
-      </w:r>
-      <w:hyperlink r:id="rId106">
-        <w:r>
-          <w:rPr>
-            <w:lang w:val="zh_TW" w:bidi="zh_TW"/>
-          </w:rPr>
-          <w:rPr>
-            <w:color w:val="0000EE"/>
-            <w:u w:val="single"/>
-          </w:rPr>
-          <w:t>羅6:19</w:t>
-        </w:r>
-      </w:hyperlink>
-      <w:r>
-        <w:rPr>
-          <w:lang w:val="zh_TW" w:bidi="zh_TW"/>
-        </w:rPr>
-        <w:t>；</w:t>
-      </w:r>
-      <w:hyperlink r:id="rId107">
-        <w:r>
-          <w:rPr>
-            <w:lang w:val="zh_TW" w:bidi="zh_TW"/>
-          </w:rPr>
-          <w:rPr>
-            <w:color w:val="0000EE"/>
-            <w:u w:val="single"/>
-          </w:rPr>
-          <w:t>帖前2:3–4</w:t>
-        </w:r>
-      </w:hyperlink>
-      <w:r>
-        <w:rPr>
-          <w:lang w:val="zh_TW" w:bidi="zh_TW"/>
-        </w:rPr>
-        <w:t>，其中不潔是指道德上的不潔）。</w:t>
-      </w:r>
-    </w:p>
-    <w:p>
-      <w:pPr/>
-      <w:r>
-        <w:rPr>
-          <w:lang w:val="zh_TW" w:bidi="zh_TW"/>
-        </w:rPr>
-      </w:r>
-      <w:r>
-        <w:rPr>
-          <w:lang w:val="zh_TW" w:bidi="zh_TW"/>
-        </w:rPr>
-        <w:t>基督的贖罪是最終為罪及其道德結果所帶來潔淨的方式（</w:t>
-      </w:r>
-      <w:hyperlink r:id="rId108">
-        <w:r>
-          <w:rPr>
-            <w:lang w:val="zh_TW" w:bidi="zh_TW"/>
-          </w:rPr>
-          <w:rPr>
-            <w:color w:val="0000EE"/>
-            <w:u w:val="single"/>
-          </w:rPr>
-          <w:t>來9:14、22</w:t>
-        </w:r>
-      </w:hyperlink>
-      <w:r>
-        <w:rPr>
-          <w:lang w:val="zh_TW" w:bidi="zh_TW"/>
-        </w:rPr>
-        <w:t>；</w:t>
-      </w:r>
-      <w:hyperlink r:id="rId109">
-        <w:r>
-          <w:rPr>
-            <w:lang w:val="zh_TW" w:bidi="zh_TW"/>
-          </w:rPr>
-          <w:rPr>
-            <w:color w:val="0000EE"/>
-            <w:u w:val="single"/>
-          </w:rPr>
-          <w:t>約一1:7</w:t>
-        </w:r>
-      </w:hyperlink>
-      <w:r>
-        <w:rPr>
-          <w:lang w:val="zh_TW" w:bidi="zh_TW"/>
-        </w:rPr>
-        <w:t>），同時也實現了過去公牛和山羊的血所象徵的事。因此，那些被羔羊的血洗淨的人（</w:t>
-      </w:r>
-      <w:hyperlink r:id="rId110">
-        <w:r>
-          <w:rPr>
-            <w:lang w:val="zh_TW" w:bidi="zh_TW"/>
-          </w:rPr>
-          <w:rPr>
-            <w:color w:val="0000EE"/>
-            <w:u w:val="single"/>
-          </w:rPr>
-          <w:t>啟7:14</w:t>
-        </w:r>
-      </w:hyperlink>
-      <w:r>
-        <w:rPr>
-          <w:lang w:val="zh_TW" w:bidi="zh_TW"/>
-        </w:rPr>
-        <w:t>）被看見穿著潔白的袍子（</w:t>
-      </w:r>
-      <w:hyperlink r:id="rId111">
-        <w:r>
-          <w:rPr>
-            <w:lang w:val="zh_TW" w:bidi="zh_TW"/>
-          </w:rPr>
-          <w:rPr>
-            <w:color w:val="0000EE"/>
-            <w:u w:val="single"/>
-          </w:rPr>
-          <w:t>15:6</w:t>
-        </w:r>
-      </w:hyperlink>
-      <w:r>
-        <w:rPr>
-          <w:lang w:val="zh_TW" w:bidi="zh_TW"/>
-        </w:rPr>
-        <w:t>、</w:t>
-      </w:r>
-      <w:hyperlink r:id="rId112">
-        <w:r>
-          <w:rPr>
-            <w:lang w:val="zh_TW" w:bidi="zh_TW"/>
-          </w:rPr>
-          <w:rPr>
-            <w:color w:val="0000EE"/>
-            <w:u w:val="single"/>
-          </w:rPr>
-          <w:t>19:8–14</w:t>
-        </w:r>
-      </w:hyperlink>
-      <w:r>
-        <w:rPr>
-          <w:lang w:val="zh_TW" w:bidi="zh_TW"/>
-        </w:rPr>
-        <w:t>）。祂的血象徵著子按照父的旨意捨命與受死，滿足了有位格的三一神的公義屬性。因為公義父神有位格的屬性得到了辯護，罪人的個人赦免在道德上成為可能。神在歷史中的行為必須與祂永恆的本質一致：祂既是公義的，又是那使信靠基督的人稱義的（</w:t>
-      </w:r>
-      <w:hyperlink r:id="rId113">
-        <w:r>
-          <w:rPr>
-            <w:lang w:val="zh_TW" w:bidi="zh_TW"/>
-          </w:rPr>
-          <w:rPr>
-            <w:color w:val="0000EE"/>
-            <w:u w:val="single"/>
-          </w:rPr>
-          <w:t>羅3:24–26</w:t>
-        </w:r>
-      </w:hyperlink>
-      <w:r>
-        <w:rPr>
-          <w:lang w:val="zh_TW" w:bidi="zh_TW"/>
-        </w:rPr>
-        <w:t>）。</w:t>
-      </w:r>
-    </w:p>
-    <w:p>
-      <w:pPr/>
-      <w:r>
-        <w:rPr>
-          <w:lang w:val="zh_TW" w:bidi="zh_TW"/>
-        </w:rPr>
-      </w:r>
-      <w:r>
-        <w:rPr>
-          <w:i/>
-          <w:lang w:val="zh_TW" w:bidi="zh_TW"/>
-        </w:rPr>
-        <w:t>另見</w:t>
-      </w:r>
-      <w:r>
-        <w:rPr>
-          <w:lang w:val="zh_TW" w:bidi="zh_TW"/>
-        </w:rPr>
-        <w:t>洗禮</w:t>
-      </w:r>
-      <w:r>
-        <w:rPr>
-          <w:lang w:val="zh_TW" w:bidi="zh_TW"/>
-        </w:rPr>
-        <w:t>；</w:t>
-      </w:r>
-      <w:r>
-        <w:rPr>
-          <w:lang w:val="zh_TW" w:bidi="zh_TW"/>
-        </w:rPr>
-        <w:t>割禮</w:t>
-      </w:r>
-      <w:r>
-        <w:rPr>
-          <w:lang w:val="zh_TW" w:bidi="zh_TW"/>
-        </w:rPr>
-        <w:t>；</w:t>
-      </w:r>
-      <w:r>
-        <w:rPr>
-          <w:lang w:val="zh_TW" w:bidi="zh_TW"/>
-        </w:rPr>
-        <w:t>未受割禮</w:t>
-      </w:r>
-      <w:r>
-        <w:rPr>
-          <w:lang w:val="zh_TW" w:bidi="zh_TW"/>
-        </w:rPr>
-        <w:t>；</w:t>
-      </w:r>
-      <w:r>
-        <w:rPr>
-          <w:lang w:val="zh_TW" w:bidi="zh_TW"/>
-        </w:rPr>
-        <w:t>供物和獻祭</w:t>
-      </w:r>
-      <w:r>
-        <w:rPr>
-          <w:lang w:val="zh_TW" w:bidi="zh_TW"/>
-        </w:rPr>
-        <w:t>；</w:t>
-      </w:r>
-      <w:r>
-        <w:rPr>
-          <w:lang w:val="zh_TW" w:bidi="zh_TW"/>
-        </w:rPr>
-        <w:t>聖經中的律法概念</w:t>
-      </w:r>
-      <w:r>
-        <w:rPr>
-          <w:lang w:val="zh_TW" w:bidi="zh_TW"/>
-        </w:rPr>
-        <w:t>；</w:t>
-      </w:r>
-      <w:r>
-        <w:rPr>
-          <w:lang w:val="zh_TW" w:bidi="zh_TW"/>
-        </w:rPr>
-        <w:t>飲食律法</w:t>
-      </w:r>
-      <w:r>
-        <w:rPr>
-          <w:lang w:val="zh_TW" w:bidi="zh_TW"/>
-        </w:rPr>
-        <w:t>。</w:t>
-      </w:r>
-      <w:r>
-        <w:rPr>
-          <w:lang w:val="zh_TW" w:bidi="zh_TW"/>
-        </w:rPr>
-      </w:r>
-      <w:r>
-        <w:rPr>
-          <w:lang w:val="zh_TW" w:bidi="zh_TW"/>
-        </w:rPr>
-      </w:r>
-    </w:p>
-    <w:p>
-      <w:pPr/>
-      <w:r>
-        <w:rPr>
-          <w:lang w:val="zh_TW" w:bidi="zh_TW"/>
-        </w:rPr>
-      </w:r>
-    </w:p>
-    <w:p>
-      <w:pPr>
-        <w:pStyle w:val="Heading2"/>
-      </w:pPr>
-      <w:r>
-        <w:rPr>
-          <w:lang w:val="zh_TW" w:bidi="zh_TW"/>
-        </w:rPr>
-        <w:t>管會堂的</w:t>
-      </w:r>
-      <w:r>
-        <w:rPr>
-          <w:lang w:val="zh_TW" w:bidi="zh_TW"/>
-        </w:rPr>
-      </w:r>
-    </w:p>
-    <w:p>
-      <w:pPr/>
-      <w:r>
-        <w:rPr>
-          <w:lang w:val="zh_TW" w:bidi="zh_TW"/>
-        </w:rPr>
-      </w:r>
-      <w:r>
-        <w:rPr>
-          <w:lang w:val="zh_TW" w:bidi="zh_TW"/>
-        </w:rPr>
-        <w:t>在新約聖經時期，猶太教禮拜場所的主要領袖。每個猶太會堂通常只有一位這樣的領袖。</w:t>
-      </w:r>
-    </w:p>
-    <w:p>
-      <w:pPr/>
-      <w:r>
-        <w:rPr>
-          <w:lang w:val="zh_TW" w:bidi="zh_TW"/>
-        </w:rPr>
-      </w:r>
-      <w:r>
-        <w:rPr>
-          <w:lang w:val="zh_TW" w:bidi="zh_TW"/>
-        </w:rPr>
-        <w:t>管會堂的職責是負責敬拜的實際安排和維護建築物本身。他還可以決定誰將受邀請誦讀律法和先知書或進行禱告。這個職位有時有指定的期間，有時是終身職。</w:t>
-      </w:r>
-    </w:p>
-    <w:p>
-      <w:pPr/>
-      <w:r>
-        <w:rPr>
-          <w:lang w:val="zh_TW" w:bidi="zh_TW"/>
-        </w:rPr>
-      </w:r>
-      <w:r>
-        <w:rPr>
-          <w:lang w:val="zh_TW" w:bidi="zh_TW"/>
-        </w:rPr>
-        <w:t>新約聖經四次提及這種官員。睚魯是迦百農的一位猶太會堂管理者。當他的女兒生病時，他去尋求耶穌幫助，耶穌使她復活了（</w:t>
-      </w:r>
-      <w:hyperlink r:id="rId114">
-        <w:r>
-          <w:rPr>
-            <w:lang w:val="zh_TW" w:bidi="zh_TW"/>
-          </w:rPr>
-          <w:rPr>
-            <w:color w:val="0000EE"/>
-            <w:u w:val="single"/>
-          </w:rPr>
-          <w:t>馬太福音9:18–26</w:t>
-        </w:r>
-      </w:hyperlink>
-      <w:r>
-        <w:rPr>
-          <w:lang w:val="zh_TW" w:bidi="zh_TW"/>
-        </w:rPr>
-        <w:t>；</w:t>
-      </w:r>
-      <w:hyperlink r:id="rId115">
-        <w:r>
-          <w:rPr>
-            <w:lang w:val="zh_TW" w:bidi="zh_TW"/>
-          </w:rPr>
-          <w:rPr>
-            <w:color w:val="0000EE"/>
-            <w:u w:val="single"/>
-          </w:rPr>
-          <w:t>馬可福音5:21–43</w:t>
-        </w:r>
-      </w:hyperlink>
-      <w:r>
-        <w:rPr>
-          <w:lang w:val="zh_TW" w:bidi="zh_TW"/>
-        </w:rPr>
-        <w:t>；</w:t>
-      </w:r>
-      <w:hyperlink r:id="rId116">
-        <w:r>
-          <w:rPr>
-            <w:lang w:val="zh_TW" w:bidi="zh_TW"/>
-          </w:rPr>
-          <w:rPr>
-            <w:color w:val="0000EE"/>
-            <w:u w:val="single"/>
-          </w:rPr>
-          <w:t>路加福音8:41–56</w:t>
-        </w:r>
-      </w:hyperlink>
-      <w:r>
-        <w:rPr>
-          <w:lang w:val="zh_TW" w:bidi="zh_TW"/>
-        </w:rPr>
-        <w:t>）。</w:t>
-      </w:r>
-    </w:p>
-    <w:p>
-      <w:pPr/>
-      <w:r>
-        <w:rPr>
-          <w:lang w:val="zh_TW" w:bidi="zh_TW"/>
-        </w:rPr>
-      </w:r>
-      <w:hyperlink r:id="rId117">
-        <w:r>
-          <w:rPr>
-            <w:lang w:val="zh_TW" w:bidi="zh_TW"/>
-          </w:rPr>
-          <w:rPr>
-            <w:color w:val="0000EE"/>
-            <w:u w:val="single"/>
-          </w:rPr>
-          <w:t>路加福音十三章14節</w:t>
-        </w:r>
-      </w:hyperlink>
-      <w:r>
-        <w:rPr>
-          <w:lang w:val="zh_TW" w:bidi="zh_TW"/>
-        </w:rPr>
-        <w:t>記載了另一位管會堂的故事，他對耶穌懷有極大的敵意。耶穌在會堂教導後，在安息日醫治了一個人，這位管理者反對耶穌。</w:t>
-      </w:r>
-    </w:p>
-    <w:p>
-      <w:pPr/>
-      <w:r>
-        <w:rPr>
-          <w:lang w:val="zh_TW" w:bidi="zh_TW"/>
-        </w:rPr>
-      </w:r>
-      <w:r>
-        <w:rPr>
-          <w:lang w:val="zh_TW" w:bidi="zh_TW"/>
-        </w:rPr>
-        <w:t>在保羅的宣教旅程中，常常在他所到之處，先去猶太會堂，從而開始事工。在彼西底的安提阿（</w:t>
-      </w:r>
-      <w:hyperlink r:id="rId118">
-        <w:r>
-          <w:rPr>
-            <w:lang w:val="zh_TW" w:bidi="zh_TW"/>
-          </w:rPr>
-          <w:rPr>
-            <w:color w:val="0000EE"/>
-            <w:u w:val="single"/>
-          </w:rPr>
-          <w:t>使徒行傳13:15</w:t>
-        </w:r>
-      </w:hyperlink>
-      <w:r>
-        <w:rPr>
-          <w:lang w:val="zh_TW" w:bidi="zh_TW"/>
-        </w:rPr>
-        <w:t>），管會堂的歡迎並鼓勵他傳講福音，並在下個安息日再次回來。基利司布，哥林多猶太會堂的管理者，信了耶穌（</w:t>
-      </w:r>
-      <w:hyperlink r:id="rId119">
-        <w:r>
-          <w:rPr>
-            <w:lang w:val="zh_TW" w:bidi="zh_TW"/>
-          </w:rPr>
-          <w:rPr>
-            <w:color w:val="0000EE"/>
-            <w:u w:val="single"/>
-          </w:rPr>
-          <w:t>18:8</w:t>
-        </w:r>
-      </w:hyperlink>
-      <w:r>
-        <w:rPr>
-          <w:lang w:val="zh_TW" w:bidi="zh_TW"/>
-        </w:rPr>
-        <w:t>）。基利司布的繼任者所提尼在猶太人向亞該亞的巡撫迦流，控告保羅後，被暴民毆打。</w:t>
-      </w:r>
-    </w:p>
-    <w:p>
-      <w:pPr/>
-      <w:r>
-        <w:rPr>
-          <w:lang w:val="zh_TW" w:bidi="zh_TW"/>
-        </w:rPr>
-      </w:r>
-      <w:r>
-        <w:rPr>
-          <w:i/>
-          <w:lang w:val="zh_TW" w:bidi="zh_TW"/>
-        </w:rPr>
-        <w:t>另見</w:t>
-      </w:r>
-      <w:r>
-        <w:rPr>
-          <w:lang w:val="zh_TW" w:bidi="zh_TW"/>
-        </w:rPr>
-        <w:t xml:space="preserve"> </w:t>
-      </w:r>
-      <w:r>
-        <w:rPr>
-          <w:lang w:val="zh_TW" w:bidi="zh_TW"/>
-        </w:rPr>
-        <w:t>猶太會堂</w:t>
-      </w:r>
-      <w:r>
-        <w:rPr>
-          <w:lang w:val="zh_TW" w:bidi="zh_TW"/>
-        </w:rPr>
-        <w:t>。</w:t>
-      </w:r>
-      <w:r>
-        <w:rPr>
-          <w:lang w:val="zh_TW" w:bidi="zh_TW"/>
-        </w:rPr>
-      </w:r>
-      <w:r>
-        <w:rPr>
-          <w:lang w:val="zh_TW" w:bidi="zh_TW"/>
-        </w:rPr>
-      </w:r>
-    </w:p>
-    <w:p>
-      <w:pPr/>
-      <w:r>
-        <w:rPr>
-          <w:lang w:val="zh_TW" w:bidi="zh_TW"/>
-        </w:rPr>
-      </w:r>
-    </w:p>
-    <w:p>
-      <w:pPr>
-        <w:pStyle w:val="Heading2"/>
-      </w:pPr>
-      <w:r>
-        <w:rPr>
-          <w:lang w:val="zh_TW" w:bidi="zh_TW"/>
-        </w:rPr>
-        <w:t>管教</w:t>
-      </w:r>
-      <w:r>
-        <w:rPr>
-          <w:lang w:val="zh_TW" w:bidi="zh_TW"/>
-        </w:rPr>
-      </w:r>
-    </w:p>
-    <w:p>
-      <w:pPr/>
-      <w:r>
-        <w:rPr>
-          <w:lang w:val="zh_TW" w:bidi="zh_TW"/>
-        </w:rPr>
-      </w:r>
-      <w:r>
-        <w:rPr>
-          <w:lang w:val="zh_TW" w:bidi="zh_TW"/>
-        </w:rPr>
-        <w:t>塑造品格和規範行為的學習過程；此詞語源自拉丁文，意為「教導」或「訓練」。要管教人或群體，就是要使他們處於良好秩序狀態，並按照預期的方式運作。雖然許多人誤以為管教必然是嚴厲或苛刻，但其本質卻並非如此。聖經翻譯者選用「門徒（disciple）」一詞，表示透過跟隨別人來學習的人，也是基於這個概念。</w:t>
-      </w:r>
-    </w:p>
-    <w:p>
-      <w:pPr/>
-      <w:r>
-        <w:rPr>
-          <w:lang w:val="zh_TW" w:bidi="zh_TW"/>
-        </w:rPr>
-      </w:r>
-      <w:r>
-        <w:rPr>
-          <w:lang w:val="zh_TW" w:bidi="zh_TW"/>
-        </w:rPr>
-        <w:t>概述</w:t>
-      </w:r>
-    </w:p>
-    <w:p>
-      <w:pPr>
-        <w:pStyle w:val="ListBullet"/>
-        <w:spacing w:line="240" w:lineRule="auto"/>
-        <w:ind w:left="720"/>
-      </w:pPr>
-      <w:r>
-        <w:rPr>
-          <w:lang w:val="zh_TW" w:bidi="zh_TW"/>
-        </w:rPr>
-      </w:r>
-      <w:r>
-        <w:rPr>
-          <w:u w:val="single"/>
-          <w:lang w:val="zh_TW" w:bidi="zh_TW"/>
-        </w:rPr>
-        <w:t>聖經的教導</w:t>
-      </w:r>
-    </w:p>
-    <w:p>
-      <w:pPr>
-        <w:pStyle w:val="ListBullet"/>
-        <w:spacing w:line="240" w:lineRule="auto"/>
-        <w:ind w:left="720"/>
-      </w:pPr>
-      <w:r>
-        <w:rPr>
-          <w:lang w:val="zh_TW" w:bidi="zh_TW"/>
-        </w:rPr>
-      </w:r>
-      <w:r>
-        <w:rPr>
-          <w:u w:val="single"/>
-          <w:lang w:val="zh_TW" w:bidi="zh_TW"/>
-        </w:rPr>
-        <w:t>自我管教</w:t>
-      </w:r>
-    </w:p>
-    <w:p>
-      <w:pPr>
-        <w:pStyle w:val="ListBullet"/>
-        <w:spacing w:line="240" w:lineRule="auto"/>
-        <w:ind w:left="720"/>
-      </w:pPr>
-      <w:r>
-        <w:rPr>
-          <w:lang w:val="zh_TW" w:bidi="zh_TW"/>
-        </w:rPr>
-      </w:r>
-      <w:r>
-        <w:rPr>
-          <w:u w:val="single"/>
-          <w:lang w:val="zh_TW" w:bidi="zh_TW"/>
-        </w:rPr>
-        <w:t>父母的管教</w:t>
-      </w:r>
-    </w:p>
-    <w:p>
-      <w:pPr>
-        <w:pStyle w:val="ListBullet"/>
-        <w:spacing w:line="240" w:lineRule="auto"/>
-        <w:ind w:left="720"/>
-      </w:pPr>
-      <w:r>
-        <w:rPr>
-          <w:lang w:val="zh_TW" w:bidi="zh_TW"/>
-        </w:rPr>
-      </w:r>
-      <w:r>
-        <w:rPr>
-          <w:u w:val="single"/>
-          <w:lang w:val="zh_TW" w:bidi="zh_TW"/>
-        </w:rPr>
-        <w:t>教會的管教</w:t>
-      </w:r>
-    </w:p>
-    <w:p>
-      <w:pPr>
-        <w:pStyle w:val="Heading3"/>
-      </w:pPr>
-      <w:r>
-        <w:rPr>
-          <w:lang w:val="zh_TW" w:bidi="zh_TW"/>
-        </w:rPr>
-        <w:t>聖經的教導</w:t>
-      </w:r>
-    </w:p>
-    <w:p>
-      <w:pPr/>
-      <w:r>
-        <w:rPr>
-          <w:lang w:val="zh_TW" w:bidi="zh_TW"/>
-        </w:rPr>
-      </w:r>
-      <w:r>
-        <w:rPr>
-          <w:lang w:val="zh_TW" w:bidi="zh_TW"/>
-        </w:rPr>
-        <w:t>Discipline（管教）這個詞語在某英文譯本（</w:t>
-      </w:r>
-      <w:hyperlink r:id="rId120">
-        <w:r>
-          <w:rPr>
-            <w:lang w:val="zh_TW" w:bidi="zh_TW"/>
-          </w:rPr>
-          <w:rPr>
-            <w:color w:val="0000EE"/>
-            <w:u w:val="single"/>
-          </w:rPr>
-          <w:t>伯36:10</w:t>
-        </w:r>
-      </w:hyperlink>
-      <w:r>
-        <w:rPr>
-          <w:lang w:val="zh_TW" w:bidi="zh_TW"/>
-        </w:rPr>
-        <w:t>）中只出現一次，但在不少現代譯本裡，這個詞語的名詞與動詞形式卻十分常見。那些被譯為「管教」的希伯來文與希臘文詞語，有時會譯作「責備」、「督責」、「約束」、「歸正」或「責打」。較為正面的同義詞則包括「教養」、「操練」、「吩咐」與「受教」。</w:t>
-      </w:r>
-    </w:p>
-    <w:p>
-      <w:pPr/>
-      <w:r>
-        <w:rPr>
-          <w:lang w:val="zh_TW" w:bidi="zh_TW"/>
-        </w:rPr>
-      </w:r>
-      <w:r>
-        <w:rPr>
-          <w:lang w:val="zh_TW" w:bidi="zh_TW"/>
-        </w:rPr>
-        <w:t>在舊約聖經中，「管教」的用法比新約聖經較具負面色彩，主要因為神在舊約（摩西之約）下，以律法方式對待以色列人。新約聖經所呈現的「新約」關係，使教會中的管教語言更偏向正面。然而，兩個約的目標其實相同，就是公義。從這角度來看，即使舊約聖經著重懲罰，背後仍然有正面的動機，並以建立生命為目標。舊約聖經強調報應，原因是要讓犯罪的人透過所受的後果，看見自己造成的影響，明白自己所犯何罪；替受害者伸冤，也同時彰顯神的公義。申冤是維護神公義的重要方式，報應同樣重要；違背聖約會帶來聖約的咒詛（</w:t>
-      </w:r>
-      <w:hyperlink r:id="rId121">
-        <w:r>
-          <w:rPr>
-            <w:lang w:val="zh_TW" w:bidi="zh_TW"/>
-          </w:rPr>
-          <w:rPr>
-            <w:color w:val="0000EE"/>
-            <w:u w:val="single"/>
-          </w:rPr>
-          <w:t>申27:26</w:t>
-        </w:r>
-      </w:hyperlink>
-      <w:r>
-        <w:rPr>
-          <w:lang w:val="zh_TW" w:bidi="zh_TW"/>
-        </w:rPr>
-        <w:t>），並以懲治性的管教形式臨到。報應重新確立神律法的權柄，也教導人敬畏祂公義的標準。</w:t>
-      </w:r>
-    </w:p>
-    <w:p>
-      <w:pPr/>
-      <w:r>
-        <w:rPr>
-          <w:lang w:val="zh_TW" w:bidi="zh_TW"/>
-        </w:rPr>
-      </w:r>
-      <w:r>
-        <w:rPr>
-          <w:lang w:val="zh_TW" w:bidi="zh_TW"/>
-        </w:rPr>
-        <w:t>正面管教可視為強化的管教，與懲治性的管教相輔相成。神一直在施行管教；祂在必要時以懲治的方式管教，但在可能的情況下則以強化的方式管教。</w:t>
-      </w:r>
-    </w:p>
-    <w:p>
-      <w:pPr/>
-      <w:r>
-        <w:rPr>
-          <w:lang w:val="zh_TW" w:bidi="zh_TW"/>
-        </w:rPr>
-      </w:r>
-      <w:r>
-        <w:rPr>
-          <w:lang w:val="zh_TW" w:bidi="zh_TW"/>
-        </w:rPr>
-        <w:t>聖經常提到神管教以色列人（</w:t>
-      </w:r>
-      <w:hyperlink r:id="rId122">
-        <w:r>
-          <w:rPr>
-            <w:lang w:val="zh_TW" w:bidi="zh_TW"/>
-          </w:rPr>
-          <w:rPr>
-            <w:color w:val="0000EE"/>
-            <w:u w:val="single"/>
-          </w:rPr>
-          <w:t>利26:23</w:t>
-        </w:r>
-      </w:hyperlink>
-      <w:r>
-        <w:rPr>
-          <w:lang w:val="zh_TW" w:bidi="zh_TW"/>
-        </w:rPr>
-        <w:t>；</w:t>
-      </w:r>
-      <w:hyperlink r:id="rId123">
-        <w:r>
-          <w:rPr>
-            <w:lang w:val="zh_TW" w:bidi="zh_TW"/>
-          </w:rPr>
-          <w:rPr>
-            <w:color w:val="0000EE"/>
-            <w:u w:val="single"/>
-          </w:rPr>
-          <w:t>申4:36，</w:t>
-        </w:r>
-      </w:hyperlink>
-      <w:hyperlink r:id="rId124">
-        <w:r>
-          <w:rPr>
-            <w:lang w:val="zh_TW" w:bidi="zh_TW"/>
-          </w:rPr>
-          <w:rPr>
-            <w:color w:val="0000EE"/>
-            <w:u w:val="single"/>
-          </w:rPr>
-          <w:t>8:5</w:t>
-        </w:r>
-      </w:hyperlink>
-      <w:r>
-        <w:rPr>
-          <w:lang w:val="zh_TW" w:bidi="zh_TW"/>
-        </w:rPr>
-        <w:t>；</w:t>
-      </w:r>
-      <w:hyperlink r:id="rId125">
-        <w:r>
-          <w:rPr>
-            <w:lang w:val="zh_TW" w:bidi="zh_TW"/>
-          </w:rPr>
-          <w:rPr>
-            <w:color w:val="0000EE"/>
-            <w:u w:val="single"/>
-          </w:rPr>
-          <w:t>耶31:18</w:t>
-        </w:r>
-      </w:hyperlink>
-      <w:r>
-        <w:rPr>
-          <w:lang w:val="zh_TW" w:bidi="zh_TW"/>
-        </w:rPr>
-        <w:t>）、管教列邦（</w:t>
-      </w:r>
-      <w:hyperlink r:id="rId126">
-        <w:r>
-          <w:rPr>
-            <w:lang w:val="zh_TW" w:bidi="zh_TW"/>
-          </w:rPr>
-          <w:rPr>
-            <w:color w:val="0000EE"/>
-            <w:u w:val="single"/>
-          </w:rPr>
-          <w:t>詩94:10</w:t>
-        </w:r>
-      </w:hyperlink>
-      <w:r>
-        <w:rPr>
-          <w:lang w:val="zh_TW" w:bidi="zh_TW"/>
-        </w:rPr>
-        <w:t>），或管教人（</w:t>
-      </w:r>
-      <w:hyperlink r:id="rId127">
-        <w:r>
-          <w:rPr>
-            <w:lang w:val="zh_TW" w:bidi="zh_TW"/>
-          </w:rPr>
-          <w:rPr>
-            <w:color w:val="0000EE"/>
-            <w:u w:val="single"/>
-          </w:rPr>
-          <w:t>伯5:17</w:t>
-        </w:r>
-      </w:hyperlink>
-      <w:r>
-        <w:rPr>
-          <w:lang w:val="zh_TW" w:bidi="zh_TW"/>
-        </w:rPr>
-        <w:t>；</w:t>
-      </w:r>
-      <w:hyperlink r:id="rId128">
-        <w:r>
-          <w:rPr>
-            <w:lang w:val="zh_TW" w:bidi="zh_TW"/>
-          </w:rPr>
-          <w:rPr>
-            <w:color w:val="0000EE"/>
-            <w:u w:val="single"/>
-          </w:rPr>
-          <w:t>詩94:10、12</w:t>
-        </w:r>
-      </w:hyperlink>
-      <w:r>
-        <w:rPr>
-          <w:lang w:val="zh_TW" w:bidi="zh_TW"/>
-        </w:rPr>
-        <w:t>；</w:t>
-      </w:r>
-      <w:hyperlink r:id="rId129">
-        <w:r>
-          <w:rPr>
-            <w:lang w:val="zh_TW" w:bidi="zh_TW"/>
-          </w:rPr>
-          <w:rPr>
-            <w:color w:val="0000EE"/>
-            <w:u w:val="single"/>
-          </w:rPr>
-          <w:t>來12:5–11</w:t>
-        </w:r>
-      </w:hyperlink>
-      <w:r>
-        <w:rPr>
-          <w:lang w:val="zh_TW" w:bidi="zh_TW"/>
-        </w:rPr>
-        <w:t>；</w:t>
-      </w:r>
-      <w:hyperlink r:id="rId130">
-        <w:r>
-          <w:rPr>
-            <w:lang w:val="zh_TW" w:bidi="zh_TW"/>
-          </w:rPr>
-          <w:rPr>
-            <w:color w:val="0000EE"/>
-            <w:u w:val="single"/>
-          </w:rPr>
-          <w:t>啟3:19</w:t>
-        </w:r>
-      </w:hyperlink>
-      <w:r>
-        <w:rPr>
-          <w:lang w:val="zh_TW" w:bidi="zh_TW"/>
-        </w:rPr>
-        <w:t>）。以色列的父母必須認真承擔管教兒女的責任（</w:t>
-      </w:r>
-      <w:hyperlink r:id="rId131">
-        <w:r>
-          <w:rPr>
-            <w:lang w:val="zh_TW" w:bidi="zh_TW"/>
-          </w:rPr>
-          <w:rPr>
-            <w:color w:val="0000EE"/>
-            <w:u w:val="single"/>
-          </w:rPr>
-          <w:t>申21:18</w:t>
-        </w:r>
-      </w:hyperlink>
-      <w:r>
-        <w:rPr>
-          <w:lang w:val="zh_TW" w:bidi="zh_TW"/>
-        </w:rPr>
-        <w:t>）。神嚴肅吩咐父親要管教兒子（</w:t>
-      </w:r>
-      <w:hyperlink r:id="rId132">
-        <w:r>
-          <w:rPr>
-            <w:lang w:val="zh_TW" w:bidi="zh_TW"/>
-          </w:rPr>
-          <w:rPr>
-            <w:color w:val="0000EE"/>
-            <w:u w:val="single"/>
-          </w:rPr>
-          <w:t>箴13:24，</w:t>
-        </w:r>
-      </w:hyperlink>
-      <w:hyperlink r:id="rId133">
-        <w:r>
-          <w:rPr>
-            <w:lang w:val="zh_TW" w:bidi="zh_TW"/>
-          </w:rPr>
-          <w:rPr>
-            <w:color w:val="0000EE"/>
-            <w:u w:val="single"/>
-          </w:rPr>
-          <w:t>19:18，</w:t>
-        </w:r>
-      </w:hyperlink>
-      <w:hyperlink r:id="rId134">
-        <w:r>
-          <w:rPr>
-            <w:lang w:val="zh_TW" w:bidi="zh_TW"/>
-          </w:rPr>
-          <w:rPr>
-            <w:color w:val="0000EE"/>
-            <w:u w:val="single"/>
-          </w:rPr>
-          <w:t>22:15，</w:t>
-        </w:r>
-      </w:hyperlink>
-      <w:hyperlink r:id="rId135">
-        <w:r>
-          <w:rPr>
-            <w:lang w:val="zh_TW" w:bidi="zh_TW"/>
-          </w:rPr>
-          <w:rPr>
-            <w:color w:val="0000EE"/>
-            <w:u w:val="single"/>
-          </w:rPr>
-          <w:t>23:13，</w:t>
-        </w:r>
-      </w:hyperlink>
-      <w:hyperlink r:id="rId136">
-        <w:r>
-          <w:rPr>
-            <w:lang w:val="zh_TW" w:bidi="zh_TW"/>
-          </w:rPr>
-          <w:rPr>
-            <w:color w:val="0000EE"/>
-            <w:u w:val="single"/>
-          </w:rPr>
-          <w:t>29:17</w:t>
-        </w:r>
-      </w:hyperlink>
-      <w:r>
-        <w:rPr>
-          <w:lang w:val="zh_TW" w:bidi="zh_TW"/>
-        </w:rPr>
-        <w:t>；參</w:t>
-      </w:r>
-      <w:hyperlink r:id="rId137">
-        <w:r>
-          <w:rPr>
-            <w:lang w:val="zh_TW" w:bidi="zh_TW"/>
-          </w:rPr>
-          <w:rPr>
-            <w:color w:val="0000EE"/>
-            <w:u w:val="single"/>
-          </w:rPr>
-          <w:t>弗6:4</w:t>
-        </w:r>
-      </w:hyperlink>
-      <w:r>
-        <w:rPr>
-          <w:lang w:val="zh_TW" w:bidi="zh_TW"/>
-        </w:rPr>
-        <w:t>；</w:t>
-      </w:r>
-      <w:hyperlink r:id="rId138">
-        <w:r>
-          <w:rPr>
-            <w:lang w:val="zh_TW" w:bidi="zh_TW"/>
-          </w:rPr>
-          <w:rPr>
-            <w:color w:val="0000EE"/>
-            <w:u w:val="single"/>
-          </w:rPr>
-          <w:t>來12:7–10</w:t>
-        </w:r>
-      </w:hyperlink>
-      <w:r>
-        <w:rPr>
-          <w:lang w:val="zh_TW" w:bidi="zh_TW"/>
-        </w:rPr>
-        <w:t>）。在教會中，管教是牧養者的職責（</w:t>
-      </w:r>
-      <w:hyperlink r:id="rId139">
-        <w:r>
-          <w:rPr>
-            <w:lang w:val="zh_TW" w:bidi="zh_TW"/>
-          </w:rPr>
-          <w:rPr>
-            <w:color w:val="0000EE"/>
-            <w:u w:val="single"/>
-          </w:rPr>
-          <w:t>提後2:25</w:t>
-        </w:r>
-      </w:hyperlink>
-      <w:r>
-        <w:rPr>
-          <w:lang w:val="zh_TW" w:bidi="zh_TW"/>
-        </w:rPr>
-        <w:t>）。</w:t>
-      </w:r>
-    </w:p>
-    <w:p>
-      <w:pPr/>
-      <w:r>
-        <w:rPr>
-          <w:lang w:val="zh_TW" w:bidi="zh_TW"/>
-        </w:rPr>
-      </w:r>
-      <w:r>
-        <w:rPr>
-          <w:lang w:val="zh_TW" w:bidi="zh_TW"/>
-        </w:rPr>
-        <w:t>人害怕從神而來的管教是可以理解的（</w:t>
-      </w:r>
-      <w:hyperlink r:id="rId140">
-        <w:r>
-          <w:rPr>
-            <w:lang w:val="zh_TW" w:bidi="zh_TW"/>
-          </w:rPr>
-          <w:rPr>
-            <w:color w:val="0000EE"/>
-            <w:u w:val="single"/>
-          </w:rPr>
-          <w:t>詩6:1</w:t>
-        </w:r>
-      </w:hyperlink>
-      <w:r>
-        <w:rPr>
-          <w:lang w:val="zh_TW" w:bidi="zh_TW"/>
-        </w:rPr>
-        <w:t>），但人真正該懼怕的是祂的忿怒。祂的忿怒只臨到那些用行為證明自己與神為敵的人（</w:t>
-      </w:r>
-      <w:hyperlink r:id="rId141">
-        <w:r>
-          <w:rPr>
-            <w:lang w:val="zh_TW" w:bidi="zh_TW"/>
-          </w:rPr>
-          <w:rPr>
-            <w:color w:val="0000EE"/>
-            <w:u w:val="single"/>
-          </w:rPr>
-          <w:t>申11:2–3</w:t>
-        </w:r>
-      </w:hyperlink>
-      <w:r>
-        <w:rPr>
-          <w:lang w:val="zh_TW" w:bidi="zh_TW"/>
-        </w:rPr>
-        <w:t>）。神的管教與祂的忿怒不同，人不應輕看管教（</w:t>
-      </w:r>
-      <w:hyperlink r:id="rId142">
-        <w:r>
-          <w:rPr>
-            <w:lang w:val="zh_TW" w:bidi="zh_TW"/>
-          </w:rPr>
-          <w:rPr>
-            <w:color w:val="0000EE"/>
-            <w:u w:val="single"/>
-          </w:rPr>
-          <w:t>箴3:11</w:t>
-        </w:r>
-      </w:hyperlink>
-      <w:r>
-        <w:rPr>
-          <w:lang w:val="zh_TW" w:bidi="zh_TW"/>
-        </w:rPr>
-        <w:t>）或視之為理所當然（</w:t>
-      </w:r>
-      <w:hyperlink r:id="rId143">
-        <w:r>
-          <w:rPr>
-            <w:lang w:val="zh_TW" w:bidi="zh_TW"/>
-          </w:rPr>
-          <w:rPr>
-            <w:color w:val="0000EE"/>
-            <w:u w:val="single"/>
-          </w:rPr>
-          <w:t>來12:5</w:t>
-        </w:r>
-      </w:hyperlink>
-      <w:r>
-        <w:rPr>
-          <w:lang w:val="zh_TW" w:bidi="zh_TW"/>
-        </w:rPr>
-        <w:t>）。只有愚昧人或惡人會憎惡管教（</w:t>
-      </w:r>
-      <w:hyperlink r:id="rId144">
-        <w:r>
-          <w:rPr>
-            <w:lang w:val="zh_TW" w:bidi="zh_TW"/>
-          </w:rPr>
-          <w:rPr>
-            <w:color w:val="0000EE"/>
-            <w:u w:val="single"/>
-          </w:rPr>
-          <w:t>詩50:17</w:t>
-        </w:r>
-      </w:hyperlink>
-      <w:r>
-        <w:rPr>
-          <w:lang w:val="zh_TW" w:bidi="zh_TW"/>
-        </w:rPr>
-        <w:t>；</w:t>
-      </w:r>
-      <w:hyperlink r:id="rId145">
-        <w:r>
-          <w:rPr>
-            <w:lang w:val="zh_TW" w:bidi="zh_TW"/>
-          </w:rPr>
-          <w:rPr>
-            <w:color w:val="0000EE"/>
-            <w:u w:val="single"/>
-          </w:rPr>
-          <w:t>箴5:12</w:t>
-        </w:r>
-      </w:hyperlink>
-      <w:r>
-        <w:rPr>
-          <w:lang w:val="zh_TW" w:bidi="zh_TW"/>
-        </w:rPr>
-        <w:t>；</w:t>
-      </w:r>
-      <w:hyperlink r:id="rId125">
-        <w:r>
-          <w:rPr>
-            <w:lang w:val="zh_TW" w:bidi="zh_TW"/>
-          </w:rPr>
-          <w:rPr>
-            <w:color w:val="0000EE"/>
-            <w:u w:val="single"/>
-          </w:rPr>
-          <w:t>耶31:18</w:t>
-        </w:r>
-      </w:hyperlink>
-      <w:r>
-        <w:rPr>
-          <w:lang w:val="zh_TW" w:bidi="zh_TW"/>
-        </w:rPr>
-        <w:t>）。神管教祂的百姓，就像慈愛的父親管教他所愛的兒子（</w:t>
-      </w:r>
-      <w:hyperlink r:id="rId124">
-        <w:r>
-          <w:rPr>
-            <w:lang w:val="zh_TW" w:bidi="zh_TW"/>
-          </w:rPr>
-          <w:rPr>
-            <w:color w:val="0000EE"/>
-            <w:u w:val="single"/>
-          </w:rPr>
-          <w:t>申8:5</w:t>
-        </w:r>
-      </w:hyperlink>
-      <w:r>
-        <w:rPr>
-          <w:lang w:val="zh_TW" w:bidi="zh_TW"/>
-        </w:rPr>
-        <w:t>；</w:t>
-      </w:r>
-      <w:hyperlink r:id="rId146">
-        <w:r>
-          <w:rPr>
-            <w:lang w:val="zh_TW" w:bidi="zh_TW"/>
-          </w:rPr>
-          <w:rPr>
-            <w:color w:val="0000EE"/>
-            <w:u w:val="single"/>
-          </w:rPr>
-          <w:t>箴3:11–12</w:t>
-        </w:r>
-      </w:hyperlink>
-      <w:r>
-        <w:rPr>
-          <w:lang w:val="zh_TW" w:bidi="zh_TW"/>
-        </w:rPr>
-        <w:t>；</w:t>
-      </w:r>
-      <w:hyperlink r:id="rId147">
-        <w:r>
-          <w:rPr>
-            <w:lang w:val="zh_TW" w:bidi="zh_TW"/>
-          </w:rPr>
-          <w:rPr>
-            <w:color w:val="0000EE"/>
-            <w:u w:val="single"/>
-          </w:rPr>
-          <w:t>來12:5–7</w:t>
-        </w:r>
-      </w:hyperlink>
-      <w:r>
-        <w:rPr>
-          <w:lang w:val="zh_TW" w:bidi="zh_TW"/>
-        </w:rPr>
-        <w:t>）。按照聖經的教導，有智慧的人應當喜愛管教（</w:t>
-      </w:r>
-      <w:hyperlink r:id="rId148">
-        <w:r>
-          <w:rPr>
-            <w:lang w:val="zh_TW" w:bidi="zh_TW"/>
-          </w:rPr>
-          <w:rPr>
-            <w:color w:val="0000EE"/>
-            <w:u w:val="single"/>
-          </w:rPr>
-          <w:t>箴12:1，</w:t>
-        </w:r>
-      </w:hyperlink>
-      <w:hyperlink r:id="rId132">
-        <w:r>
-          <w:rPr>
-            <w:lang w:val="zh_TW" w:bidi="zh_TW"/>
-          </w:rPr>
-          <w:rPr>
-            <w:color w:val="0000EE"/>
-            <w:u w:val="single"/>
-          </w:rPr>
-          <w:t>13:24</w:t>
-        </w:r>
-      </w:hyperlink>
-      <w:r>
-        <w:rPr>
-          <w:lang w:val="zh_TW" w:bidi="zh_TW"/>
-        </w:rPr>
-        <w:t>；</w:t>
-      </w:r>
-      <w:hyperlink r:id="rId149">
-        <w:r>
-          <w:rPr>
-            <w:lang w:val="zh_TW" w:bidi="zh_TW"/>
-          </w:rPr>
-          <w:rPr>
-            <w:color w:val="0000EE"/>
-            <w:u w:val="single"/>
-          </w:rPr>
-          <w:t>提後1:7</w:t>
-        </w:r>
-      </w:hyperlink>
-      <w:r>
-        <w:rPr>
-          <w:lang w:val="zh_TW" w:bidi="zh_TW"/>
-        </w:rPr>
-        <w:t>；</w:t>
-      </w:r>
-      <w:hyperlink r:id="rId150">
-        <w:r>
-          <w:rPr>
-            <w:lang w:val="zh_TW" w:bidi="zh_TW"/>
-          </w:rPr>
-          <w:rPr>
-            <w:color w:val="0000EE"/>
-            <w:u w:val="single"/>
-          </w:rPr>
-          <w:t>來12:5、9</w:t>
-        </w:r>
-      </w:hyperlink>
-      <w:r>
-        <w:rPr>
-          <w:lang w:val="zh_TW" w:bidi="zh_TW"/>
-        </w:rPr>
-        <w:t>）。</w:t>
-      </w:r>
-    </w:p>
-    <w:p>
-      <w:pPr/>
-      <w:r>
-        <w:rPr>
-          <w:lang w:val="zh_TW" w:bidi="zh_TW"/>
-        </w:rPr>
-      </w:r>
-      <w:r>
-        <w:rPr>
-          <w:lang w:val="zh_TW" w:bidi="zh_TW"/>
-        </w:rPr>
-        <w:t>管教所結出的果子是知識（</w:t>
-      </w:r>
-      <w:hyperlink r:id="rId148">
-        <w:r>
-          <w:rPr>
-            <w:lang w:val="zh_TW" w:bidi="zh_TW"/>
-          </w:rPr>
-          <w:rPr>
-            <w:color w:val="0000EE"/>
-            <w:u w:val="single"/>
-          </w:rPr>
-          <w:t>箴12:1</w:t>
-        </w:r>
-      </w:hyperlink>
-      <w:r>
-        <w:rPr>
-          <w:lang w:val="zh_TW" w:bidi="zh_TW"/>
-        </w:rPr>
-        <w:t>）和父母的喜悅（</w:t>
-      </w:r>
-      <w:hyperlink r:id="rId136">
-        <w:r>
-          <w:rPr>
-            <w:lang w:val="zh_TW" w:bidi="zh_TW"/>
-          </w:rPr>
-          <w:rPr>
-            <w:color w:val="0000EE"/>
-            <w:u w:val="single"/>
-          </w:rPr>
-          <w:t>29:17</w:t>
-        </w:r>
-      </w:hyperlink>
-      <w:r>
-        <w:rPr>
-          <w:lang w:val="zh_TW" w:bidi="zh_TW"/>
-        </w:rPr>
-        <w:t>）。接受管教的人可以稱為「有福」（</w:t>
-      </w:r>
-      <w:hyperlink r:id="rId127">
-        <w:r>
-          <w:rPr>
-            <w:lang w:val="zh_TW" w:bidi="zh_TW"/>
-          </w:rPr>
-          <w:rPr>
-            <w:color w:val="0000EE"/>
-            <w:u w:val="single"/>
-          </w:rPr>
-          <w:t>伯5:17</w:t>
-        </w:r>
-      </w:hyperlink>
-      <w:r>
-        <w:rPr>
-          <w:lang w:val="zh_TW" w:bidi="zh_TW"/>
-        </w:rPr>
-        <w:t>；</w:t>
-      </w:r>
-      <w:hyperlink r:id="rId151">
-        <w:r>
-          <w:rPr>
-            <w:lang w:val="zh_TW" w:bidi="zh_TW"/>
-          </w:rPr>
-          <w:rPr>
-            <w:color w:val="0000EE"/>
-            <w:u w:val="single"/>
-          </w:rPr>
-          <w:t>詩94:12</w:t>
-        </w:r>
-      </w:hyperlink>
-      <w:r>
-        <w:rPr>
-          <w:lang w:val="zh_TW" w:bidi="zh_TW"/>
-        </w:rPr>
-        <w:t>）。即使經文沒有明言管教的目的，讀者仍明白管教本身是良善又正直的（</w:t>
-      </w:r>
-      <w:hyperlink r:id="rId123">
-        <w:r>
-          <w:rPr>
-            <w:lang w:val="zh_TW" w:bidi="zh_TW"/>
-          </w:rPr>
-          <w:rPr>
-            <w:color w:val="0000EE"/>
-            <w:u w:val="single"/>
-          </w:rPr>
-          <w:t>申4:36</w:t>
-        </w:r>
-      </w:hyperlink>
-      <w:r>
-        <w:rPr>
-          <w:lang w:val="zh_TW" w:bidi="zh_TW"/>
-        </w:rPr>
-        <w:t>；</w:t>
-      </w:r>
-      <w:hyperlink r:id="rId120">
-        <w:r>
-          <w:rPr>
-            <w:lang w:val="zh_TW" w:bidi="zh_TW"/>
-          </w:rPr>
-          <w:rPr>
-            <w:color w:val="0000EE"/>
-            <w:u w:val="single"/>
-          </w:rPr>
-          <w:t>伯36:10</w:t>
-        </w:r>
-      </w:hyperlink>
-      <w:r>
-        <w:rPr>
-          <w:lang w:val="zh_TW" w:bidi="zh_TW"/>
-        </w:rPr>
-        <w:t>；</w:t>
-      </w:r>
-      <w:hyperlink r:id="rId132">
-        <w:r>
-          <w:rPr>
-            <w:lang w:val="zh_TW" w:bidi="zh_TW"/>
-          </w:rPr>
-          <w:rPr>
-            <w:color w:val="0000EE"/>
-            <w:u w:val="single"/>
-          </w:rPr>
-          <w:t>箴13:24</w:t>
-        </w:r>
-      </w:hyperlink>
-      <w:r>
-        <w:rPr>
-          <w:lang w:val="zh_TW" w:bidi="zh_TW"/>
-        </w:rPr>
-        <w:t>；</w:t>
-      </w:r>
-      <w:hyperlink r:id="rId130">
-        <w:r>
-          <w:rPr>
-            <w:lang w:val="zh_TW" w:bidi="zh_TW"/>
-          </w:rPr>
-          <w:rPr>
-            <w:color w:val="0000EE"/>
-            <w:u w:val="single"/>
-          </w:rPr>
-          <w:t>啟3:19</w:t>
-        </w:r>
-      </w:hyperlink>
-      <w:r>
-        <w:rPr>
-          <w:lang w:val="zh_TW" w:bidi="zh_TW"/>
-        </w:rPr>
-        <w:t>）。聖經特別稱管教為「生命的道」（</w:t>
-      </w:r>
-      <w:hyperlink r:id="rId152">
-        <w:r>
-          <w:rPr>
-            <w:lang w:val="zh_TW" w:bidi="zh_TW"/>
-          </w:rPr>
-          <w:rPr>
-            <w:color w:val="0000EE"/>
-            <w:u w:val="single"/>
-          </w:rPr>
-          <w:t>箴6:23</w:t>
-        </w:r>
-      </w:hyperlink>
-      <w:r>
-        <w:rPr>
-          <w:lang w:val="zh_TW" w:bidi="zh_TW"/>
-        </w:rPr>
-        <w:t>）。管教使人免於滅亡（</w:t>
-      </w:r>
-      <w:hyperlink r:id="rId133">
-        <w:r>
-          <w:rPr>
-            <w:lang w:val="zh_TW" w:bidi="zh_TW"/>
-          </w:rPr>
-          <w:rPr>
-            <w:color w:val="0000EE"/>
-            <w:u w:val="single"/>
-          </w:rPr>
-          <w:t>19:18</w:t>
-        </w:r>
-      </w:hyperlink>
-      <w:r>
-        <w:rPr>
-          <w:lang w:val="zh_TW" w:bidi="zh_TW"/>
-        </w:rPr>
-        <w:t>），並使人避開愚昧（</w:t>
-      </w:r>
-      <w:hyperlink r:id="rId134">
-        <w:r>
-          <w:rPr>
-            <w:lang w:val="zh_TW" w:bidi="zh_TW"/>
-          </w:rPr>
-          <w:rPr>
-            <w:color w:val="0000EE"/>
-            <w:u w:val="single"/>
-          </w:rPr>
-          <w:t>22:15</w:t>
-        </w:r>
-      </w:hyperlink>
-      <w:r>
-        <w:rPr>
-          <w:lang w:val="zh_TW" w:bidi="zh_TW"/>
-        </w:rPr>
-        <w:t>），也使人不至於與世人一同受神的審判（</w:t>
-      </w:r>
-      <w:hyperlink r:id="rId153">
-        <w:r>
-          <w:rPr>
-            <w:lang w:val="zh_TW" w:bidi="zh_TW"/>
-          </w:rPr>
-          <w:rPr>
-            <w:color w:val="0000EE"/>
-            <w:u w:val="single"/>
-          </w:rPr>
-          <w:t>林前11:32</w:t>
-        </w:r>
-      </w:hyperlink>
-      <w:r>
-        <w:rPr>
-          <w:lang w:val="zh_TW" w:bidi="zh_TW"/>
-        </w:rPr>
-        <w:t>）。管教最終使人得以分享神的聖潔（</w:t>
-      </w:r>
-      <w:hyperlink r:id="rId154">
-        <w:r>
-          <w:rPr>
-            <w:lang w:val="zh_TW" w:bidi="zh_TW"/>
-          </w:rPr>
-          <w:rPr>
-            <w:color w:val="0000EE"/>
-            <w:u w:val="single"/>
-          </w:rPr>
-          <w:t>來12:7</w:t>
-        </w:r>
-      </w:hyperlink>
-      <w:r>
-        <w:rPr>
-          <w:lang w:val="zh_TW" w:bidi="zh_TW"/>
-        </w:rPr>
-        <w:t>），並結出「平安的果子，就是義」（</w:t>
-      </w:r>
-      <w:hyperlink r:id="rId155">
-        <w:r>
-          <w:rPr>
-            <w:lang w:val="zh_TW" w:bidi="zh_TW"/>
-          </w:rPr>
-          <w:rPr>
-            <w:color w:val="0000EE"/>
-            <w:u w:val="single"/>
-          </w:rPr>
-          <w:t>11節</w:t>
-        </w:r>
-      </w:hyperlink>
-      <w:r>
-        <w:rPr>
-          <w:lang w:val="zh_TW" w:bidi="zh_TW"/>
-        </w:rPr>
-        <w:t>）。相反，缺乏管教會導致可怕的後果，包括被神丟棄（</w:t>
-      </w:r>
-      <w:hyperlink r:id="rId156">
-        <w:r>
-          <w:rPr>
-            <w:lang w:val="zh_TW" w:bidi="zh_TW"/>
-          </w:rPr>
-          <w:rPr>
-            <w:color w:val="0000EE"/>
-            <w:u w:val="single"/>
-          </w:rPr>
-          <w:t>利26:23–24</w:t>
-        </w:r>
-      </w:hyperlink>
-      <w:r>
-        <w:rPr>
-          <w:lang w:val="zh_TW" w:bidi="zh_TW"/>
-        </w:rPr>
-        <w:t>）、死亡（</w:t>
-      </w:r>
-      <w:hyperlink r:id="rId157">
-        <w:r>
-          <w:rPr>
-            <w:lang w:val="zh_TW" w:bidi="zh_TW"/>
-          </w:rPr>
-          <w:rPr>
-            <w:color w:val="0000EE"/>
-            <w:u w:val="single"/>
-          </w:rPr>
-          <w:t>箴5:23</w:t>
-        </w:r>
-      </w:hyperlink>
-      <w:r>
-        <w:rPr>
-          <w:lang w:val="zh_TW" w:bidi="zh_TW"/>
-        </w:rPr>
-        <w:t>）和毀滅（</w:t>
-      </w:r>
-      <w:hyperlink r:id="rId133">
-        <w:r>
-          <w:rPr>
-            <w:lang w:val="zh_TW" w:bidi="zh_TW"/>
-          </w:rPr>
-          <w:rPr>
-            <w:color w:val="0000EE"/>
-            <w:u w:val="single"/>
-          </w:rPr>
-          <w:t>19:18</w:t>
-        </w:r>
-      </w:hyperlink>
-      <w:r>
-        <w:rPr>
-          <w:lang w:val="zh_TW" w:bidi="zh_TW"/>
-        </w:rPr>
-        <w:t>）。</w:t>
-      </w:r>
-    </w:p>
-    <w:p>
-      <w:pPr/>
-      <w:r>
-        <w:rPr>
-          <w:lang w:val="zh_TW" w:bidi="zh_TW"/>
-        </w:rPr>
-      </w:r>
-      <w:r>
-        <w:rPr>
-          <w:lang w:val="zh_TW" w:bidi="zh_TW"/>
-        </w:rPr>
-        <w:t>箴言提到，管教是避免淫亂所必需的（</w:t>
-      </w:r>
-      <w:hyperlink r:id="rId158">
-        <w:r>
-          <w:rPr>
-            <w:lang w:val="zh_TW" w:bidi="zh_TW"/>
-          </w:rPr>
-          <w:rPr>
-            <w:color w:val="0000EE"/>
-            <w:u w:val="single"/>
-          </w:rPr>
-          <w:t>5:12–23，</w:t>
-        </w:r>
-      </w:hyperlink>
-      <w:hyperlink r:id="rId159">
-        <w:r>
-          <w:rPr>
-            <w:lang w:val="zh_TW" w:bidi="zh_TW"/>
-          </w:rPr>
-          <w:rPr>
-            <w:color w:val="0000EE"/>
-            <w:u w:val="single"/>
-          </w:rPr>
-          <w:t>6:23–24</w:t>
-        </w:r>
-      </w:hyperlink>
-      <w:r>
-        <w:rPr>
-          <w:lang w:val="zh_TW" w:bidi="zh_TW"/>
-        </w:rPr>
-        <w:t>）。經文所說放蕩或邪惡的女子，很可能象徵各類誘惑人心的詭詐情境。要在這些情況下成熟而負責地行事，年輕人必須回應明智又有愛的父母管教，讓自己學會過有節制的生活。如此一來，他們便會憑著「與生俱來的傾向」行善，因為他們的本性已被塑造成追求正道的模樣。即使意外遭遇邪惡，他們也能自然而然地避開。</w:t>
-      </w:r>
-    </w:p>
-    <w:p>
-      <w:pPr/>
-      <w:r>
-        <w:rPr>
-          <w:lang w:val="zh_TW" w:bidi="zh_TW"/>
-        </w:rPr>
-      </w:r>
-      <w:r>
-        <w:rPr>
-          <w:lang w:val="zh_TW" w:bidi="zh_TW"/>
-        </w:rPr>
-        <w:t>希伯來書也勸勉讀者接受管教，而不是抗拒管教。希伯來書指出兩種有害的反應，並指出那正確、有益的回應方式。一方面，人不可輕看主的管教（</w:t>
-      </w:r>
-      <w:hyperlink r:id="rId143">
-        <w:r>
-          <w:rPr>
-            <w:lang w:val="zh_TW" w:bidi="zh_TW"/>
-          </w:rPr>
-          <w:rPr>
-            <w:color w:val="0000EE"/>
-            <w:u w:val="single"/>
-          </w:rPr>
-          <w:t>來12:5</w:t>
-        </w:r>
-      </w:hyperlink>
-      <w:r>
-        <w:rPr>
-          <w:lang w:val="zh_TW" w:bidi="zh_TW"/>
-        </w:rPr>
-        <w:t>），不可把管教視為毫無價值或微不足道。另一方面，人遇見主的責打時也不可灰心；也就是說，不能只專注在管教過程的負面部分，否則會看不見管教的目標，並使受管教的人喪志。凡臨到人的事都有其目的，人應當尋求並明白那目的：「凡管教的事，當時不覺得快樂，反覺得愁苦；後來卻為那經練過的人結出平安的果子，就是義」（</w:t>
-      </w:r>
-      <w:hyperlink r:id="rId155">
-        <w:r>
-          <w:rPr>
-            <w:lang w:val="zh_TW" w:bidi="zh_TW"/>
-          </w:rPr>
-          <w:rPr>
-            <w:color w:val="0000EE"/>
-            <w:u w:val="single"/>
-          </w:rPr>
-          <w:t>來12:11</w:t>
-        </w:r>
-      </w:hyperlink>
-      <w:r>
-        <w:rPr>
-          <w:lang w:val="zh_TW" w:bidi="zh_TW"/>
-        </w:rPr>
-        <w:t>）。勸勉的重點不是拒絕管教，也不是因管教而沮喪，而是要接受管教，並讓管教來教導自己。</w:t>
-      </w:r>
-    </w:p>
-    <w:p>
-      <w:pPr>
-        <w:pStyle w:val="Heading3"/>
-      </w:pPr>
-      <w:r>
-        <w:rPr>
-          <w:lang w:val="zh_TW" w:bidi="zh_TW"/>
-        </w:rPr>
-        <w:t>自我管教</w:t>
-      </w:r>
-    </w:p>
-    <w:p>
-      <w:pPr/>
-      <w:r>
-        <w:rPr>
-          <w:lang w:val="zh_TW" w:bidi="zh_TW"/>
-        </w:rPr>
-      </w:r>
-      <w:r>
-        <w:rPr>
-          <w:lang w:val="zh_TW" w:bidi="zh_TW"/>
-        </w:rPr>
-        <w:t>耶穌關於公義的倫理，既成全也超越了舊約嚴格的律法要求（</w:t>
-      </w:r>
-      <w:hyperlink r:id="rId160">
-        <w:r>
-          <w:rPr>
-            <w:lang w:val="zh_TW" w:bidi="zh_TW"/>
-          </w:rPr>
-          <w:rPr>
-            <w:color w:val="0000EE"/>
-            <w:u w:val="single"/>
-          </w:rPr>
-          <w:t>太5:17–48</w:t>
-        </w:r>
-      </w:hyperlink>
-      <w:r>
-        <w:rPr>
-          <w:lang w:val="zh_TW" w:bidi="zh_TW"/>
-        </w:rPr>
-        <w:t>）。然而，基督徒並不因此比法利賽人更傾向律法主義；因為他們已經從「罪和死的律」得釋放，並且擁有「賜生命聖靈的律」（</w:t>
-      </w:r>
-      <w:hyperlink r:id="rId161">
-        <w:r>
-          <w:rPr>
-            <w:lang w:val="zh_TW" w:bidi="zh_TW"/>
-          </w:rPr>
-          <w:rPr>
-            <w:color w:val="0000EE"/>
-            <w:u w:val="single"/>
-          </w:rPr>
-          <w:t>羅8:1–8</w:t>
-        </w:r>
-      </w:hyperlink>
-      <w:r>
-        <w:rPr>
-          <w:lang w:val="zh_TW" w:bidi="zh_TW"/>
-        </w:rPr>
-        <w:t>），在內裡推動他們行神的旨意。信徒不再只是機械式地遵從律法的字句，而是因著神的靈住在心裡，能做到自我管教。屬靈的轉變發生時，人的心思意念也會一同更新 （</w:t>
-      </w:r>
-      <w:hyperlink r:id="rId162">
-        <w:r>
-          <w:rPr>
-            <w:lang w:val="zh_TW" w:bidi="zh_TW"/>
-          </w:rPr>
-          <w:rPr>
-            <w:color w:val="0000EE"/>
-            <w:u w:val="single"/>
-          </w:rPr>
-          <w:t>羅12:2</w:t>
-        </w:r>
-      </w:hyperlink>
-      <w:r>
-        <w:rPr>
-          <w:lang w:val="zh_TW" w:bidi="zh_TW"/>
-        </w:rPr>
-        <w:t>），以致對自己、自己的動機和態度有新的認識。</w:t>
-      </w:r>
-    </w:p>
-    <w:p>
-      <w:pPr>
-        <w:pStyle w:val="Heading3"/>
-      </w:pPr>
-      <w:r>
-        <w:rPr>
-          <w:lang w:val="zh_TW" w:bidi="zh_TW"/>
-        </w:rPr>
-        <w:t>父母的管教</w:t>
-      </w:r>
-    </w:p>
-    <w:p>
-      <w:pPr/>
-      <w:r>
-        <w:rPr>
-          <w:lang w:val="zh_TW" w:bidi="zh_TW"/>
-        </w:rPr>
-      </w:r>
-      <w:r>
-        <w:rPr>
-          <w:lang w:val="zh_TW" w:bidi="zh_TW"/>
-        </w:rPr>
-        <w:t>家庭是人類社會最基本的單位，父母在這個親密的關係核心裡，領受了引導和糾正兒女的責任（</w:t>
-      </w:r>
-      <w:hyperlink r:id="rId163">
-        <w:r>
-          <w:rPr>
-            <w:lang w:val="zh_TW" w:bidi="zh_TW"/>
-          </w:rPr>
-          <w:rPr>
-            <w:color w:val="0000EE"/>
-            <w:u w:val="single"/>
-          </w:rPr>
-          <w:t>申6:7</w:t>
-        </w:r>
-      </w:hyperlink>
-      <w:r>
-        <w:rPr>
-          <w:lang w:val="zh_TW" w:bidi="zh_TW"/>
-        </w:rPr>
-        <w:t>；</w:t>
-      </w:r>
-      <w:hyperlink r:id="rId164">
-        <w:r>
-          <w:rPr>
-            <w:lang w:val="zh_TW" w:bidi="zh_TW"/>
-          </w:rPr>
-          <w:rPr>
-            <w:color w:val="0000EE"/>
-            <w:u w:val="single"/>
-          </w:rPr>
-          <w:t>箴22:6</w:t>
-        </w:r>
-      </w:hyperlink>
-      <w:r>
-        <w:rPr>
-          <w:lang w:val="zh_TW" w:bidi="zh_TW"/>
-        </w:rPr>
-        <w:t>）。聖經對人的本性基本上持悲觀態度，認為人性本身並不會自動走向完善。因此，父母不可讓孩子任憑自己的本性發展。沒有受過管教的孩子，很容易在以外邦文化為主導的世界裡，被各種強烈的外在影響塑造。父母若要正確履行責任，不只要以教導和糾正來教育兒女，還需要讓自己的價值觀、生活方式和態度成為兒女的榜樣。</w:t>
-      </w:r>
-    </w:p>
-    <w:p>
-      <w:pPr/>
-      <w:r>
-        <w:rPr>
-          <w:lang w:val="zh_TW" w:bidi="zh_TW"/>
-        </w:rPr>
-      </w:r>
-      <w:r>
-        <w:rPr>
-          <w:lang w:val="zh_TW" w:bidi="zh_TW"/>
-        </w:rPr>
-        <w:t>父母教育兒女的工作的最有效方式，是採用正面的手段，例如勸告、勉勵、引導、家庭靈修，以及在教會和主日學中的基督徒訓練。然而，有時也需要負面的做法，例如禁止某些行為或施行管教。當年幼的孩子不理會口頭的提醒時，適當的懲罰會是有效的勸服方式（</w:t>
-      </w:r>
-      <w:hyperlink r:id="rId132">
-        <w:r>
-          <w:rPr>
-            <w:lang w:val="zh_TW" w:bidi="zh_TW"/>
-          </w:rPr>
-          <w:rPr>
-            <w:color w:val="0000EE"/>
-            <w:u w:val="single"/>
-          </w:rPr>
-          <w:t>箴13:24</w:t>
-        </w:r>
-      </w:hyperlink>
-      <w:r>
-        <w:rPr>
-          <w:lang w:val="zh_TW" w:bidi="zh_TW"/>
-        </w:rPr>
-        <w:t>）。不過，體罰必須根據明確、且孩子能理解的原則來進行。基督徒父母要避免因憤怒或個人情緒而懲罰孩子，也不可使孩子受傷。父母應視體罰為最後才採用的方法，並努力在不觸怒孩子的前提下，使管教達到最好的教育效果（</w:t>
-      </w:r>
-      <w:hyperlink r:id="rId137">
-        <w:r>
-          <w:rPr>
-            <w:lang w:val="zh_TW" w:bidi="zh_TW"/>
-          </w:rPr>
-          <w:rPr>
-            <w:color w:val="0000EE"/>
-            <w:u w:val="single"/>
-          </w:rPr>
-          <w:t>弗6:4</w:t>
-        </w:r>
-      </w:hyperlink>
-      <w:r>
-        <w:rPr>
-          <w:lang w:val="zh_TW" w:bidi="zh_TW"/>
-        </w:rPr>
-        <w:t>）。</w:t>
-      </w:r>
-    </w:p>
-    <w:p>
-      <w:pPr/>
-      <w:r>
-        <w:rPr>
-          <w:lang w:val="zh_TW" w:bidi="zh_TW"/>
-        </w:rPr>
-      </w:r>
-      <w:r>
-        <w:rPr>
-          <w:lang w:val="zh_TW" w:bidi="zh_TW"/>
-        </w:rPr>
-        <w:t>人類墮落（</w:t>
-      </w:r>
-      <w:hyperlink r:id="rId165">
-        <w:r>
-          <w:rPr>
-            <w:lang w:val="zh_TW" w:bidi="zh_TW"/>
-          </w:rPr>
-          <w:rPr>
-            <w:color w:val="0000EE"/>
-            <w:u w:val="single"/>
-          </w:rPr>
-          <w:t>創3章</w:t>
-        </w:r>
-      </w:hyperlink>
-      <w:r>
-        <w:rPr>
-          <w:lang w:val="zh_TW" w:bidi="zh_TW"/>
-        </w:rPr>
-        <w:t>）意味著以自我為中心的傾向，使孩子也受到影響（參</w:t>
-      </w:r>
-      <w:hyperlink r:id="rId166">
-        <w:r>
-          <w:rPr>
-            <w:lang w:val="zh_TW" w:bidi="zh_TW"/>
-          </w:rPr>
-          <w:rPr>
-            <w:color w:val="0000EE"/>
-            <w:u w:val="single"/>
-          </w:rPr>
-          <w:t>詩51:5</w:t>
-        </w:r>
-      </w:hyperlink>
-      <w:r>
-        <w:rPr>
-          <w:lang w:val="zh_TW" w:bidi="zh_TW"/>
-        </w:rPr>
-        <w:t>）。孩子必須學會尊重自己，也尊重他人；如果任由他們憑本性發展，再受到敗壞的社會衝擊，他們可能變得悖逆、難以與人相處，在自己與別人的生命裡留下痛苦。父母即使愛兒女，也需要在必要時使用較負面的管教方法。即使父母和孩子都覺得不愉快，但真正的愛或許需要如此。孩子在穩定、堅定、有愛的家庭環境中受到管教和成長，更有可能成為有責任感、懂體諒他人的人。</w:t>
-      </w:r>
-    </w:p>
-    <w:p>
-      <w:pPr>
-        <w:pStyle w:val="Heading3"/>
-      </w:pPr>
-      <w:r>
-        <w:rPr>
-          <w:lang w:val="zh_TW" w:bidi="zh_TW"/>
-        </w:rPr>
-        <w:t>教會的管教</w:t>
-      </w:r>
-    </w:p>
-    <w:p>
-      <w:pPr/>
-      <w:r>
-        <w:rPr>
-          <w:lang w:val="zh_TW" w:bidi="zh_TW"/>
-        </w:rPr>
-      </w:r>
-      <w:r>
-        <w:rPr>
-          <w:lang w:val="zh_TW" w:bidi="zh_TW"/>
-        </w:rPr>
-        <w:t>教會本質上是一個大家庭，每一位信徒都是其中一員。教會要在信仰、敬拜和生活上反映神真實性情，其性質使它與其它群體有所不同。</w:t>
-      </w:r>
-    </w:p>
-    <w:p>
-      <w:pPr/>
-      <w:r>
-        <w:rPr>
-          <w:lang w:val="zh_TW" w:bidi="zh_TW"/>
-        </w:rPr>
-      </w:r>
-      <w:r>
-        <w:rPr>
-          <w:lang w:val="zh_TW" w:bidi="zh_TW"/>
-        </w:rPr>
-        <w:t>同時，教會也蒙召成為向外敞開、關懷他人的群體，以憐憫態度接觸極其需要幫助的人。基督徒的生活方式與外邦人的生活方式明顯不同，而這種差異往往造成隔閡，將「失喪」的人與可以帶來神拯救的人隔絕——這些拯救能使他們脫離孤單、成癮、迷失、破碎的人際關係等困境。教會負有責任，不應在向未信者傳福音的過程中，設置違背聖經的障礙，但在開放與純潔之間取得平衡往往並不容易。若未能好好保持這個平衡，教會很容易變得過度限制，或過度寬鬆；不論是哪個極端，都會削弱教會的見證。</w:t>
-      </w:r>
-    </w:p>
-    <w:p>
-      <w:pPr/>
-      <w:r>
-        <w:rPr>
-          <w:lang w:val="zh_TW" w:bidi="zh_TW"/>
-        </w:rPr>
-      </w:r>
-      <w:r>
-        <w:rPr>
-          <w:lang w:val="zh_TW" w:bidi="zh_TW"/>
-        </w:rPr>
-        <w:t>要化解這種兩難，關鍵在於真正符合聖經的教會管教。聖經為教會提供了充足的指引來訂立行為準則（例：</w:t>
-      </w:r>
-      <w:hyperlink r:id="rId167">
-        <w:r>
-          <w:rPr>
-            <w:lang w:val="zh_TW" w:bidi="zh_TW"/>
-          </w:rPr>
-          <w:rPr>
-            <w:color w:val="0000EE"/>
-            <w:u w:val="single"/>
-          </w:rPr>
-          <w:t>出20:1–17；</w:t>
-        </w:r>
-      </w:hyperlink>
-      <w:hyperlink r:id="rId168">
-        <w:r>
-          <w:rPr>
-            <w:lang w:val="zh_TW" w:bidi="zh_TW"/>
-          </w:rPr>
-          <w:rPr>
-            <w:color w:val="0000EE"/>
-            <w:u w:val="single"/>
-          </w:rPr>
-          <w:t>林前5:11，</w:t>
-        </w:r>
-      </w:hyperlink>
-      <w:hyperlink r:id="rId169">
-        <w:r>
-          <w:rPr>
-            <w:lang w:val="zh_TW" w:bidi="zh_TW"/>
-          </w:rPr>
-          <w:rPr>
-            <w:color w:val="0000EE"/>
-            <w:u w:val="single"/>
-          </w:rPr>
-          <w:t>6:9–11；</w:t>
-        </w:r>
-      </w:hyperlink>
-      <w:hyperlink r:id="rId170">
-        <w:r>
-          <w:rPr>
-            <w:lang w:val="zh_TW" w:bidi="zh_TW"/>
-          </w:rPr>
-          <w:rPr>
-            <w:color w:val="0000EE"/>
-            <w:u w:val="single"/>
-          </w:rPr>
-          <w:t>弗4:25–32</w:t>
-        </w:r>
-      </w:hyperlink>
-      <w:r>
-        <w:rPr>
-          <w:lang w:val="zh_TW" w:bidi="zh_TW"/>
-        </w:rPr>
-        <w:t>，</w:t>
-      </w:r>
-      <w:hyperlink r:id="rId171">
-        <w:r>
-          <w:rPr>
-            <w:lang w:val="zh_TW" w:bidi="zh_TW"/>
-          </w:rPr>
-          <w:rPr>
-            <w:color w:val="0000EE"/>
-            <w:u w:val="single"/>
-          </w:rPr>
-          <w:t>5:1–21；</w:t>
-        </w:r>
-      </w:hyperlink>
-      <w:hyperlink r:id="rId172">
-        <w:r>
-          <w:rPr>
-            <w:lang w:val="zh_TW" w:bidi="zh_TW"/>
-          </w:rPr>
-          <w:rPr>
-            <w:color w:val="0000EE"/>
-            <w:u w:val="single"/>
-          </w:rPr>
-          <w:t>西3:5–11</w:t>
-        </w:r>
-      </w:hyperlink>
-      <w:r>
-        <w:rPr>
-          <w:lang w:val="zh_TW" w:bidi="zh_TW"/>
-        </w:rPr>
-        <w:t>）。不過，教會在說明這些準則時，必須分辨甚麼是聖經的絕對要求，甚麼屬於文化層面的習俗。例如，新約聖經明確禁止醉酒，但並沒有禁止喝酒。有些教會容許信徒喝酒但譴責醉酒，有些教會建議會友完全不喝酒，也有教會規定成為會友必須禁酒。新約聖經承認基督徒的自由與基督徒的責任之間有時會出現張力，並提供解決這類衝突的指引（</w:t>
-      </w:r>
-      <w:hyperlink r:id="rId173">
-        <w:r>
-          <w:rPr>
-            <w:lang w:val="zh_TW" w:bidi="zh_TW"/>
-          </w:rPr>
-          <w:rPr>
-            <w:color w:val="0000EE"/>
-            <w:u w:val="single"/>
-          </w:rPr>
-          <w:t>林前8章</w:t>
-        </w:r>
-      </w:hyperlink>
-      <w:r>
-        <w:rPr>
-          <w:lang w:val="zh_TW" w:bidi="zh_TW"/>
-        </w:rPr>
-        <w:t>）。</w:t>
-      </w:r>
-    </w:p>
-    <w:p>
-      <w:pPr/>
-      <w:r>
-        <w:rPr>
-          <w:lang w:val="zh_TW" w:bidi="zh_TW"/>
-        </w:rPr>
-      </w:r>
-      <w:r>
-        <w:rPr>
-          <w:lang w:val="zh_TW" w:bidi="zh_TW"/>
-        </w:rPr>
-        <w:t>要保持聖經的一致性和公信力，教會應該以同樣的嚴肅程度，管教態度上的罪與「明顯的大罪」。新約聖經確實譴責淫亂、殺人、醉酒，但新約同時也譴責嫉妒、忌恨、憤怒、自私、發怨言和論斷。這些惡行都會攔阻人進入神的國（</w:t>
-      </w:r>
-      <w:hyperlink r:id="rId174">
-        <w:r>
-          <w:rPr>
-            <w:lang w:val="zh_TW" w:bidi="zh_TW"/>
-          </w:rPr>
-          <w:rPr>
-            <w:color w:val="0000EE"/>
-            <w:u w:val="single"/>
-          </w:rPr>
-          <w:t>加5:19–21</w:t>
-        </w:r>
-      </w:hyperlink>
-      <w:r>
-        <w:rPr>
-          <w:lang w:val="zh_TW" w:bidi="zh_TW"/>
-        </w:rPr>
-        <w:t>）。未信者常因為次要的行為（例如吸煙或喝酒）而在教會裡感到排斥，但教會很少指出搬弄是非、埋怨和自私的行為，也很少對這些行為施行合宜的管教。如能確保更一致的立場，將會促進教會的聖潔，也會使教會的事奉更有力量，能成為一個以基督的愛去支持並接納人的群體。</w:t>
-      </w:r>
-    </w:p>
-    <w:p>
-      <w:pPr/>
-      <w:r>
-        <w:rPr>
-          <w:lang w:val="zh_TW" w:bidi="zh_TW"/>
-        </w:rPr>
-      </w:r>
-      <w:r>
-        <w:rPr>
-          <w:lang w:val="zh_TW" w:bidi="zh_TW"/>
-        </w:rPr>
-        <w:t>新約聖經除了肯定教會內需要管教之外，也清楚說明施行管教的程序（</w:t>
-      </w:r>
-      <w:hyperlink r:id="rId175">
-        <w:r>
-          <w:rPr>
-            <w:lang w:val="zh_TW" w:bidi="zh_TW"/>
-          </w:rPr>
-          <w:rPr>
-            <w:color w:val="0000EE"/>
-            <w:u w:val="single"/>
-          </w:rPr>
-          <w:t>太18:15–18</w:t>
-        </w:r>
-      </w:hyperlink>
-      <w:r>
-        <w:rPr>
-          <w:lang w:val="zh_TW" w:bidi="zh_TW"/>
-        </w:rPr>
-        <w:t>；</w:t>
-      </w:r>
-      <w:hyperlink r:id="rId176">
-        <w:r>
-          <w:rPr>
-            <w:lang w:val="zh_TW" w:bidi="zh_TW"/>
-          </w:rPr>
-          <w:rPr>
-            <w:color w:val="0000EE"/>
-            <w:u w:val="single"/>
-          </w:rPr>
-          <w:t>林前5:3–13</w:t>
-        </w:r>
-      </w:hyperlink>
-      <w:r>
-        <w:rPr>
-          <w:lang w:val="zh_TW" w:bidi="zh_TW"/>
-        </w:rPr>
-        <w:t>；</w:t>
-      </w:r>
-      <w:hyperlink r:id="rId177">
-        <w:r>
-          <w:rPr>
-            <w:lang w:val="zh_TW" w:bidi="zh_TW"/>
-          </w:rPr>
-          <w:rPr>
-            <w:color w:val="0000EE"/>
-            <w:u w:val="single"/>
-          </w:rPr>
-          <w:t>加6:1</w:t>
-        </w:r>
-      </w:hyperlink>
-      <w:r>
-        <w:rPr>
-          <w:lang w:val="zh_TW" w:bidi="zh_TW"/>
-        </w:rPr>
-        <w:t>）。首先需要有人私下提醒和勸誡犯錯的人，如果他們拒絕悔改或改正，就把個案帶到教會領袖面前，必要時再帶到全會眾面前。若他們仍然繼續犯錯，教會要與他們隔離，目的不是報復，而是盼望他悔改並得著恢復（</w:t>
-      </w:r>
-      <w:hyperlink r:id="rId178">
-        <w:r>
-          <w:rPr>
-            <w:lang w:val="zh_TW" w:bidi="zh_TW"/>
-          </w:rPr>
-          <w:rPr>
-            <w:color w:val="0000EE"/>
-            <w:u w:val="single"/>
-          </w:rPr>
-          <w:t>帖後3:14–15</w:t>
-        </w:r>
-      </w:hyperlink>
-      <w:r>
-        <w:rPr>
-          <w:lang w:val="zh_TW" w:bidi="zh_TW"/>
-        </w:rPr>
-        <w:t>）。</w:t>
-      </w:r>
-    </w:p>
-    <w:p>
-      <w:pPr/>
-      <w:r>
-        <w:rPr>
-          <w:lang w:val="zh_TW" w:bidi="zh_TW"/>
-        </w:rPr>
-      </w:r>
-      <w:r>
-        <w:rPr>
-          <w:lang w:val="zh_TW" w:bidi="zh_TW"/>
-        </w:rPr>
-        <w:t>聖經強調必須有自我管教、父母的管教與教會的管教，現代社會各個領域的道德淪喪顯而易見，這點似乎更顯重要。聖經描繪並在耶穌基督身上彰顯的屬神之愛，是要教導世人如何生活。那些拒絕神「正面督促」的人，最終會面對祂管教中負面一面。基督徒若能以充滿愛的方式管教自己、兒女和彼此，就能尊榮基督，展示祂的生活方式，也幫助別人明白神的旨意。</w:t>
       </w:r>
       <w:r>
         <w:rPr>
@@ -6784,6 +3233,12 @@
     <w:abstractNumId w:val="11"/>
   </w:num>
   <w:num w:numId="14">
+    <w:abstractNumId w:val="3"/>
+    <w:lvlOverride w:ilvl="0">
+      <w:startOverride w:val="1"/>
+    </w:lvlOverride>
+  </w:num>
+  <w:num w:numId="15">
     <w:abstractNumId w:val="3"/>
     <w:lvlOverride w:ilvl="0">
       <w:startOverride w:val="1"/>

--- a/zht/docx/052.content.docx
+++ b/zht/docx/052.content.docx
@@ -149,7 +149,7 @@
         <w:rPr>
           <w:lang w:val="zh_TW" w:bidi="zh_TW"/>
         </w:rPr>
-        <w:t>gu</w:t>
+        <w:t>gong</w:t>
       </w:r>
       <w:r>
         <w:rPr>
@@ -212,111 +212,7 @@
         <w:rPr>
           <w:lang w:val="zh_TW" w:bidi="zh_TW"/>
         </w:rPr>
-        <w:t>沽尼</w:t>
-      </w:r>
-      <w:r>
-        <w:rPr>
-          <w:lang w:val="zh_TW" w:bidi="zh_TW"/>
-        </w:rPr>
-      </w:r>
-    </w:p>
-    <w:p>
-      <w:pPr>
-        <w:pStyle w:val="ListNumber"/>
-        <w:numPr>
-          <w:ilvl w:val="0"/>
-          <w:numId w:val="14"/>
-        </w:numPr>
-        <w:spacing w:line="240" w:lineRule="auto"/>
-        <w:ind w:left="720"/>
-      </w:pPr>
-      <w:r>
-        <w:rPr>
-          <w:lang w:val="zh_TW" w:bidi="zh_TW"/>
-        </w:rPr>
-      </w:r>
-      <w:r>
-        <w:rPr>
-          <w:lang w:val="zh_TW" w:bidi="zh_TW"/>
-        </w:rPr>
-        <w:t>拿弗他利的兒子，也是雅各的孫子（</w:t>
-      </w:r>
-      <w:hyperlink r:id="rId13">
-        <w:r>
-          <w:rPr>
-            <w:lang w:val="zh_TW" w:bidi="zh_TW"/>
-          </w:rPr>
-          <w:rPr>
-            <w:color w:val="0000EE"/>
-            <w:u w:val="single"/>
-          </w:rPr>
-          <w:t>創46:24</w:t>
-        </w:r>
-      </w:hyperlink>
-      <w:r>
-        <w:rPr>
-          <w:lang w:val="zh_TW" w:bidi="zh_TW"/>
-        </w:rPr>
-        <w:t>；</w:t>
-      </w:r>
-      <w:hyperlink r:id="rId14">
-        <w:r>
-          <w:rPr>
-            <w:lang w:val="zh_TW" w:bidi="zh_TW"/>
-          </w:rPr>
-          <w:rPr>
-            <w:color w:val="0000EE"/>
-            <w:u w:val="single"/>
-          </w:rPr>
-          <w:t>代上7:13</w:t>
-        </w:r>
-      </w:hyperlink>
-      <w:r>
-        <w:rPr>
-          <w:lang w:val="zh_TW" w:bidi="zh_TW"/>
-        </w:rPr>
-        <w:t>）。</w:t>
-      </w:r>
-    </w:p>
-    <w:p>
-      <w:pPr>
-        <w:pStyle w:val="ListNumber"/>
-        <w:spacing w:line="240" w:lineRule="auto"/>
-        <w:ind w:left="720"/>
-      </w:pPr>
-      <w:r>
-        <w:rPr>
-          <w:lang w:val="zh_TW" w:bidi="zh_TW"/>
-        </w:rPr>
-      </w:r>
-      <w:r>
-        <w:rPr>
-          <w:lang w:val="zh_TW" w:bidi="zh_TW"/>
-        </w:rPr>
-        <w:t>迦得支派中押比疊的父親（</w:t>
-      </w:r>
-      <w:hyperlink r:id="rId15">
-        <w:r>
-          <w:rPr>
-            <w:lang w:val="zh_TW" w:bidi="zh_TW"/>
-          </w:rPr>
-          <w:rPr>
-            <w:color w:val="0000EE"/>
-            <w:u w:val="single"/>
-          </w:rPr>
-          <w:t>代上5:15</w:t>
-        </w:r>
-      </w:hyperlink>
-      <w:r>
-        <w:rPr>
-          <w:lang w:val="zh_TW" w:bidi="zh_TW"/>
-        </w:rPr>
-        <w:t>，譯註：和合本譯為古尼）。</w:t>
-      </w:r>
-      <w:r>
-        <w:rPr>
-          <w:lang w:val="zh_TW" w:bidi="zh_TW"/>
-        </w:rPr>
+        <w:t>工價</w:t>
       </w:r>
       <w:r>
         <w:rPr>
@@ -331,21 +227,11 @@
           <w:lang w:val="zh_TW" w:bidi="zh_TW"/>
         </w:rPr>
       </w:r>
-    </w:p>
-    <w:p>
-      <w:pPr>
-        <w:pStyle w:val="Heading2"/>
-      </w:pPr>
-      <w:r>
-        <w:rPr>
-          <w:lang w:val="zh_TW" w:bidi="zh_TW"/>
-        </w:rPr>
-        <w:t>古實 (人物)</w:t>
-      </w:r>
-      <w:r>
-        <w:rPr>
-          <w:lang w:val="zh_TW" w:bidi="zh_TW"/>
-        </w:rPr>
+      <w:r>
+        <w:rPr>
+          <w:lang w:val="zh_TW" w:bidi="zh_TW"/>
+        </w:rPr>
+        <w:t>勞工因工作而獲得的報酬。工價通常是以銀子等交換媒介支付，但也可以用各種物品或服務作為報酬。</w:t>
       </w:r>
     </w:p>
     <w:p>
@@ -359,7 +245,61 @@
         <w:rPr>
           <w:lang w:val="zh_TW" w:bidi="zh_TW"/>
         </w:rPr>
-        <w:t>1. 含的四個兒子中的長子（</w:t>
+        <w:t>雅各為了娶拉班的小女兒拉結，為其服事了七年（</w:t>
+      </w:r>
+      <w:hyperlink r:id="rId13">
+        <w:r>
+          <w:rPr>
+            <w:lang w:val="zh_TW" w:bidi="zh_TW"/>
+          </w:rPr>
+          <w:rPr>
+            <w:color w:val="0000EE"/>
+            <w:u w:val="single"/>
+          </w:rPr>
+          <w:t>創29:18–20</w:t>
+        </w:r>
+      </w:hyperlink>
+      <w:r>
+        <w:rPr>
+          <w:lang w:val="zh_TW" w:bidi="zh_TW"/>
+        </w:rPr>
+        <w:t>）。後來拉班沒有遵守約定，雅各又做工了七年。之後，雅各的工價是羊群和山羊（</w:t>
+      </w:r>
+      <w:hyperlink r:id="rId14">
+        <w:r>
+          <w:rPr>
+            <w:lang w:val="zh_TW" w:bidi="zh_TW"/>
+          </w:rPr>
+          <w:rPr>
+            <w:color w:val="0000EE"/>
+            <w:u w:val="single"/>
+          </w:rPr>
+          <w:t>創30:31–32</w:t>
+        </w:r>
+      </w:hyperlink>
+      <w:r>
+        <w:rPr>
+          <w:lang w:val="zh_TW" w:bidi="zh_TW"/>
+        </w:rPr>
+        <w:t>，</w:t>
+      </w:r>
+      <w:hyperlink r:id="rId15">
+        <w:r>
+          <w:rPr>
+            <w:lang w:val="zh_TW" w:bidi="zh_TW"/>
+          </w:rPr>
+          <w:rPr>
+            <w:color w:val="0000EE"/>
+            <w:u w:val="single"/>
+          </w:rPr>
+          <w:t>31:8</w:t>
+        </w:r>
+      </w:hyperlink>
+      <w:r>
+        <w:rPr>
+          <w:lang w:val="zh_TW" w:bidi="zh_TW"/>
+        </w:rPr>
+        <w:t>）。尼布甲尼撒攻取泰爾城時付出了極大的努力，因此神把埃及賜給他作為工價（</w:t>
       </w:r>
       <w:hyperlink r:id="rId16">
         <w:r>
@@ -370,69 +310,14 @@
             <w:color w:val="0000EE"/>
             <w:u w:val="single"/>
           </w:rPr>
-          <w:t>創10:6</w:t>
-        </w:r>
-      </w:hyperlink>
-      <w:r>
-        <w:rPr>
-          <w:lang w:val="zh_TW" w:bidi="zh_TW"/>
-        </w:rPr>
-        <w:t>；</w:t>
-      </w:r>
-      <w:hyperlink r:id="rId17">
-        <w:r>
-          <w:rPr>
-            <w:lang w:val="zh_TW" w:bidi="zh_TW"/>
-          </w:rPr>
-          <w:rPr>
-            <w:color w:val="0000EE"/>
-            <w:u w:val="single"/>
-          </w:rPr>
-          <w:t>代上1:8</w:t>
-        </w:r>
-      </w:hyperlink>
-      <w:r>
-        <w:rPr>
-          <w:lang w:val="zh_TW" w:bidi="zh_TW"/>
-        </w:rPr>
-        <w:t>）。因為其他三個名字（埃及、弗和迦南）都是地名，所以古實也很可能是個地名，通常被認為是埃塞俄比亞。</w:t>
-      </w:r>
-      <w:r>
-        <w:rPr>
-          <w:i/>
-          <w:lang w:val="zh_TW" w:bidi="zh_TW"/>
-        </w:rPr>
-        <w:t>見</w:t>
-      </w:r>
-      <w:r>
-        <w:rPr>
-          <w:lang w:val="zh_TW" w:bidi="zh_TW"/>
-        </w:rPr>
-        <w:t xml:space="preserve"> </w:t>
-      </w:r>
-      <w:r>
-        <w:rPr>
-          <w:lang w:val="zh_TW" w:bidi="zh_TW"/>
-        </w:rPr>
-        <w:t>古實（地點）</w:t>
-      </w:r>
-      <w:r>
-        <w:rPr>
-          <w:lang w:val="zh_TW" w:bidi="zh_TW"/>
-        </w:rPr>
-        <w:t>；</w:t>
-      </w:r>
-      <w:r>
-        <w:rPr>
-          <w:lang w:val="zh_TW" w:bidi="zh_TW"/>
-        </w:rPr>
-        <w:t>埃塞俄比亞</w:t>
-      </w:r>
-      <w:r>
-        <w:rPr>
-          <w:lang w:val="zh_TW" w:bidi="zh_TW"/>
-        </w:rPr>
-        <w:t>。</w:t>
+          <w:t>結29:18–20</w:t>
+        </w:r>
+      </w:hyperlink>
+      <w:r>
+        <w:rPr>
+          <w:lang w:val="zh_TW" w:bidi="zh_TW"/>
+        </w:rPr>
+        <w:t>）。</w:t>
       </w:r>
     </w:p>
     <w:p>
@@ -446,7 +331,25 @@
         <w:rPr>
           <w:lang w:val="zh_TW" w:bidi="zh_TW"/>
         </w:rPr>
-        <w:t>2. 便雅憫人，可能是大衛的敵人，在</w:t>
+        <w:t>工價通常由雇主和受雇的人雙方商定（</w:t>
+      </w:r>
+      <w:hyperlink r:id="rId17">
+        <w:r>
+          <w:rPr>
+            <w:lang w:val="zh_TW" w:bidi="zh_TW"/>
+          </w:rPr>
+          <w:rPr>
+            <w:color w:val="0000EE"/>
+            <w:u w:val="single"/>
+          </w:rPr>
+          <w:t>創29:15–19</w:t>
+        </w:r>
+      </w:hyperlink>
+      <w:r>
+        <w:rPr>
+          <w:lang w:val="zh_TW" w:bidi="zh_TW"/>
+        </w:rPr>
+        <w:t>；</w:t>
       </w:r>
       <w:hyperlink r:id="rId18">
         <w:r>
@@ -457,24 +360,122 @@
             <w:color w:val="0000EE"/>
             <w:u w:val="single"/>
           </w:rPr>
-          <w:t>詩篇第七篇</w:t>
-        </w:r>
-      </w:hyperlink>
-      <w:r>
-        <w:rPr>
-          <w:lang w:val="zh_TW" w:bidi="zh_TW"/>
-        </w:rPr>
-        <w:t>的標題中提及。</w:t>
-      </w:r>
-      <w:r>
-        <w:rPr>
-          <w:lang w:val="zh_TW" w:bidi="zh_TW"/>
-        </w:rPr>
-      </w:r>
-      <w:r>
-        <w:rPr>
-          <w:lang w:val="zh_TW" w:bidi="zh_TW"/>
-        </w:rPr>
+          <w:t>太20:2</w:t>
+        </w:r>
+      </w:hyperlink>
+      <w:r>
+        <w:rPr>
+          <w:lang w:val="zh_TW" w:bidi="zh_TW"/>
+        </w:rPr>
+        <w:t>）。有時則是由雇主決定報酬（</w:t>
+      </w:r>
+      <w:hyperlink r:id="rId19">
+        <w:r>
+          <w:rPr>
+            <w:lang w:val="zh_TW" w:bidi="zh_TW"/>
+          </w:rPr>
+          <w:rPr>
+            <w:color w:val="0000EE"/>
+            <w:u w:val="single"/>
+          </w:rPr>
+          <w:t>太20:4</w:t>
+        </w:r>
+      </w:hyperlink>
+      <w:r>
+        <w:rPr>
+          <w:lang w:val="zh_TW" w:bidi="zh_TW"/>
+        </w:rPr>
+        <w:t>）。聖經教導人要按著工作給予合理的工價（</w:t>
+      </w:r>
+      <w:hyperlink r:id="rId20">
+        <w:r>
+          <w:rPr>
+            <w:lang w:val="zh_TW" w:bidi="zh_TW"/>
+          </w:rPr>
+          <w:rPr>
+            <w:color w:val="0000EE"/>
+            <w:u w:val="single"/>
+          </w:rPr>
+          <w:t>路10:7</w:t>
+        </w:r>
+      </w:hyperlink>
+      <w:r>
+        <w:rPr>
+          <w:lang w:val="zh_TW" w:bidi="zh_TW"/>
+        </w:rPr>
+        <w:t>；</w:t>
+      </w:r>
+      <w:hyperlink r:id="rId21">
+        <w:r>
+          <w:rPr>
+            <w:lang w:val="zh_TW" w:bidi="zh_TW"/>
+          </w:rPr>
+          <w:rPr>
+            <w:color w:val="0000EE"/>
+            <w:u w:val="single"/>
+          </w:rPr>
+          <w:t>提前5:18</w:t>
+        </w:r>
+      </w:hyperlink>
+      <w:r>
+        <w:rPr>
+          <w:lang w:val="zh_TW" w:bidi="zh_TW"/>
+        </w:rPr>
+        <w:t>）。神為此設立律法，並審判那些違反這項原則的人。工價應當及時支付（</w:t>
+      </w:r>
+      <w:hyperlink r:id="rId22">
+        <w:r>
+          <w:rPr>
+            <w:lang w:val="zh_TW" w:bidi="zh_TW"/>
+          </w:rPr>
+          <w:rPr>
+            <w:color w:val="0000EE"/>
+            <w:u w:val="single"/>
+          </w:rPr>
+          <w:t>利19:13</w:t>
+        </w:r>
+      </w:hyperlink>
+      <w:r>
+        <w:rPr>
+          <w:lang w:val="zh_TW" w:bidi="zh_TW"/>
+        </w:rPr>
+        <w:t>）。聖經也譴責虧欠工價的行為（</w:t>
+      </w:r>
+      <w:hyperlink r:id="rId23">
+        <w:r>
+          <w:rPr>
+            <w:lang w:val="zh_TW" w:bidi="zh_TW"/>
+          </w:rPr>
+          <w:rPr>
+            <w:color w:val="0000EE"/>
+            <w:u w:val="single"/>
+          </w:rPr>
+          <w:t>瑪3:5</w:t>
+        </w:r>
+      </w:hyperlink>
+      <w:r>
+        <w:rPr>
+          <w:lang w:val="zh_TW" w:bidi="zh_TW"/>
+        </w:rPr>
+        <w:t>；</w:t>
+      </w:r>
+      <w:hyperlink r:id="rId24">
+        <w:r>
+          <w:rPr>
+            <w:lang w:val="zh_TW" w:bidi="zh_TW"/>
+          </w:rPr>
+          <w:rPr>
+            <w:color w:val="0000EE"/>
+            <w:u w:val="single"/>
+          </w:rPr>
+          <w:t>雅5:1–6</w:t>
+        </w:r>
+      </w:hyperlink>
+      <w:r>
+        <w:rPr>
+          <w:lang w:val="zh_TW" w:bidi="zh_TW"/>
+        </w:rPr>
+        <w:t>）。</w:t>
       </w:r>
     </w:p>
     <w:p>
@@ -484,21 +485,65 @@
           <w:lang w:val="zh_TW" w:bidi="zh_TW"/>
         </w:rPr>
       </w:r>
-    </w:p>
-    <w:p>
-      <w:pPr>
-        <w:pStyle w:val="Heading2"/>
-      </w:pPr>
-      <w:r>
-        <w:rPr>
-          <w:lang w:val="zh_TW" w:bidi="zh_TW"/>
-        </w:rPr>
-        <w:t>古實（地名）</w:t>
-      </w:r>
-      <w:r>
-        <w:rPr>
-          <w:lang w:val="zh_TW" w:bidi="zh_TW"/>
-        </w:rPr>
+      <w:r>
+        <w:rPr>
+          <w:lang w:val="zh_TW" w:bidi="zh_TW"/>
+        </w:rPr>
+        <w:t>工價常常成為雇主和受雇的人之間不滿與爭執的原因。當軍兵來到施洗約翰那裡受洗時，問他今後應當怎樣行。他勸他們有自己的工價就當知足（</w:t>
+      </w:r>
+      <w:hyperlink r:id="rId25">
+        <w:r>
+          <w:rPr>
+            <w:lang w:val="zh_TW" w:bidi="zh_TW"/>
+          </w:rPr>
+          <w:rPr>
+            <w:color w:val="0000EE"/>
+            <w:u w:val="single"/>
+          </w:rPr>
+          <w:t>路3:14</w:t>
+        </w:r>
+      </w:hyperlink>
+      <w:r>
+        <w:rPr>
+          <w:lang w:val="zh_TW" w:bidi="zh_TW"/>
+        </w:rPr>
+        <w:t>）。雅各和拉班也曾因工價發生爭執。雅各兩次抱怨說：「你們的父親欺哄我，十次改了我的工價」（</w:t>
+      </w:r>
+      <w:hyperlink r:id="rId26">
+        <w:r>
+          <w:rPr>
+            <w:lang w:val="zh_TW" w:bidi="zh_TW"/>
+          </w:rPr>
+          <w:rPr>
+            <w:color w:val="0000EE"/>
+            <w:u w:val="single"/>
+          </w:rPr>
+          <w:t>創31:7</w:t>
+        </w:r>
+      </w:hyperlink>
+      <w:r>
+        <w:rPr>
+          <w:lang w:val="zh_TW" w:bidi="zh_TW"/>
+        </w:rPr>
+        <w:t>、</w:t>
+      </w:r>
+      <w:hyperlink r:id="rId26">
+        <w:r>
+          <w:rPr>
+            <w:lang w:val="zh_TW" w:bidi="zh_TW"/>
+          </w:rPr>
+          <w:rPr>
+            <w:color w:val="0000EE"/>
+            <w:u w:val="single"/>
+          </w:rPr>
+          <w:t>41</w:t>
+        </w:r>
+      </w:hyperlink>
+      <w:r>
+        <w:rPr>
+          <w:lang w:val="zh_TW" w:bidi="zh_TW"/>
+        </w:rPr>
+        <w:t>）。</w:t>
       </w:r>
     </w:p>
     <w:p>
@@ -512,7 +557,43 @@
         <w:rPr>
           <w:lang w:val="zh_TW" w:bidi="zh_TW"/>
         </w:rPr>
-        <w:t>古實這名稱出現在埃及文、亞喀得文（Akkadian）及希伯來文的文獻中，是用來指位於埃及以南、尼羅河上游沿岸的諸國。較狹義地說，古實是指尼羅河第二與第四瀑布（大急流）之間的地區，大致相當於現今蘇丹的北部，這一帶在古代也被稱為努比亞（Nubia）。</w:t>
+        <w:t>聖經也提到不義之財。娼妓所得的工價不可帶進神的殿中（</w:t>
+      </w:r>
+      <w:hyperlink r:id="rId27">
+        <w:r>
+          <w:rPr>
+            <w:lang w:val="zh_TW" w:bidi="zh_TW"/>
+          </w:rPr>
+          <w:rPr>
+            <w:color w:val="0000EE"/>
+            <w:u w:val="single"/>
+          </w:rPr>
+          <w:t>申23:18</w:t>
+        </w:r>
+      </w:hyperlink>
+      <w:r>
+        <w:rPr>
+          <w:lang w:val="zh_TW" w:bidi="zh_TW"/>
+        </w:rPr>
+        <w:t>）。聖經也警戒人不要犯巴蘭的錯誤，因為他「貪愛不義之工價」（</w:t>
+      </w:r>
+      <w:hyperlink r:id="rId28">
+        <w:r>
+          <w:rPr>
+            <w:lang w:val="zh_TW" w:bidi="zh_TW"/>
+          </w:rPr>
+          <w:rPr>
+            <w:color w:val="0000EE"/>
+            <w:u w:val="single"/>
+          </w:rPr>
+          <w:t>彼後2:15</w:t>
+        </w:r>
+      </w:hyperlink>
+      <w:r>
+        <w:rPr>
+          <w:lang w:val="zh_TW" w:bidi="zh_TW"/>
+        </w:rPr>
+        <w:t>）。</w:t>
       </w:r>
     </w:p>
     <w:p>
@@ -524,20 +605,92 @@
       </w:r>
       <w:r>
         <w:rPr>
-          <w:lang w:val="zh_TW" w:bidi="zh_TW"/>
-        </w:rPr>
-        <w:t>舊約聖經一般採用這個較狹義的用法。希臘人稱此地為衣索匹亞，這名稱後來成為今日衣索匹亞之名的由來（現代的衣索匹亞位於更南、更東的地區）。</w:t>
-      </w:r>
-    </w:p>
-    <w:p>
-      <w:pPr>
-        <w:pStyle w:val="Heading3"/>
-      </w:pPr>
-      <w:r>
-        <w:rPr>
-          <w:lang w:val="zh_TW" w:bidi="zh_TW"/>
-        </w:rPr>
-        <w:t>創世記中的古實</w:t>
+          <w:i/>
+          <w:lang w:val="zh_TW" w:bidi="zh_TW"/>
+        </w:rPr>
+        <w:t>另見</w:t>
+      </w:r>
+      <w:r>
+        <w:rPr>
+          <w:lang w:val="zh_TW" w:bidi="zh_TW"/>
+        </w:rPr>
+        <w:t xml:space="preserve"> </w:t>
+      </w:r>
+      <w:r>
+        <w:rPr>
+          <w:lang w:val="zh_TW" w:bidi="zh_TW"/>
+        </w:rPr>
+        <w:t>銀子</w:t>
+      </w:r>
+      <w:r>
+        <w:rPr>
+          <w:lang w:val="zh_TW" w:bidi="zh_TW"/>
+        </w:rPr>
+        <w:t>；</w:t>
+      </w:r>
+      <w:r>
+        <w:rPr>
+          <w:lang w:val="zh_TW" w:bidi="zh_TW"/>
+        </w:rPr>
+        <w:t>銀行業者，銀行業</w:t>
+      </w:r>
+      <w:r>
+        <w:rPr>
+          <w:lang w:val="zh_TW" w:bidi="zh_TW"/>
+        </w:rPr>
+        <w:t>；</w:t>
+      </w:r>
+      <w:r>
+        <w:rPr>
+          <w:lang w:val="zh_TW" w:bidi="zh_TW"/>
+        </w:rPr>
+        <w:t>窮人</w:t>
+      </w:r>
+      <w:r>
+        <w:rPr>
+          <w:lang w:val="zh_TW" w:bidi="zh_TW"/>
+        </w:rPr>
+        <w:t>；</w:t>
+      </w:r>
+      <w:r>
+        <w:rPr>
+          <w:lang w:val="zh_TW" w:bidi="zh_TW"/>
+        </w:rPr>
+        <w:t>錢</w:t>
+      </w:r>
+      <w:r>
+        <w:rPr>
+          <w:lang w:val="zh_TW" w:bidi="zh_TW"/>
+        </w:rPr>
+        <w:t>財</w:t>
+      </w:r>
+      <w:r>
+        <w:rPr>
+          <w:lang w:val="zh_TW" w:bidi="zh_TW"/>
+        </w:rPr>
+        <w:t>；</w:t>
+      </w:r>
+      <w:r>
+        <w:rPr>
+          <w:lang w:val="zh_TW" w:bidi="zh_TW"/>
+        </w:rPr>
+        <w:t>工作</w:t>
+      </w:r>
+      <w:r>
+        <w:rPr>
+          <w:lang w:val="zh_TW" w:bidi="zh_TW"/>
+        </w:rPr>
+        <w:t>。</w:t>
+      </w:r>
+      <w:r>
+        <w:rPr>
+          <w:lang w:val="zh_TW" w:bidi="zh_TW"/>
+        </w:rPr>
+      </w:r>
+      <w:r>
+        <w:rPr>
+          <w:lang w:val="zh_TW" w:bidi="zh_TW"/>
+        </w:rPr>
       </w:r>
     </w:p>
     <w:p>
@@ -547,47 +700,21 @@
           <w:lang w:val="zh_TW" w:bidi="zh_TW"/>
         </w:rPr>
       </w:r>
-      <w:r>
-        <w:rPr>
-          <w:lang w:val="zh_TW" w:bidi="zh_TW"/>
-        </w:rPr>
-        <w:t>「古實」在創世記中的意思並不十分明確。在伊甸園的記述中，古實似乎位於美索不達米亞（</w:t>
-      </w:r>
-      <w:hyperlink r:id="rId19">
-        <w:r>
-          <w:rPr>
-            <w:lang w:val="zh_TW" w:bidi="zh_TW"/>
-          </w:rPr>
-          <w:rPr>
-            <w:color w:val="0000EE"/>
-            <w:u w:val="single"/>
-          </w:rPr>
-          <w:t>創2:13</w:t>
-        </w:r>
-      </w:hyperlink>
-      <w:r>
-        <w:rPr>
-          <w:lang w:val="zh_TW" w:bidi="zh_TW"/>
-        </w:rPr>
-        <w:t>），也就是底格里斯河與幼發拉底河流域（</w:t>
-      </w:r>
-      <w:hyperlink r:id="rId20">
-        <w:r>
-          <w:rPr>
-            <w:lang w:val="zh_TW" w:bidi="zh_TW"/>
-          </w:rPr>
-          <w:rPr>
-            <w:color w:val="0000EE"/>
-            <w:u w:val="single"/>
-          </w:rPr>
-          <w:t>14</w:t>
-        </w:r>
-      </w:hyperlink>
-      <w:r>
-        <w:rPr>
-          <w:lang w:val="zh_TW" w:bidi="zh_TW"/>
-        </w:rPr>
-        <w:t>節）。這裡所說的「古實」可能就是加瑟（Kassite，又稱哥西安〔Cossaean〕），加瑟是公元前十二世紀以前統治美索不達米亞約五百年的巴比倫統治者的名稱。</w:t>
+    </w:p>
+    <w:p>
+      <w:pPr>
+        <w:pStyle w:val="Heading2"/>
+      </w:pPr>
+      <w:r>
+        <w:rPr>
+          <w:lang w:val="zh_TW" w:bidi="zh_TW"/>
+        </w:rPr>
+        <w:t>工作</w:t>
+      </w:r>
+      <w:r>
+        <w:rPr>
+          <w:lang w:val="zh_TW" w:bidi="zh_TW"/>
+        </w:rPr>
       </w:r>
     </w:p>
     <w:p>
@@ -601,97 +728,7 @@
         <w:rPr>
           <w:lang w:val="zh_TW" w:bidi="zh_TW"/>
         </w:rPr>
-        <w:t>因此，</w:t>
-      </w:r>
-      <w:hyperlink r:id="rId21">
-        <w:r>
-          <w:rPr>
-            <w:lang w:val="zh_TW" w:bidi="zh_TW"/>
-          </w:rPr>
-          <w:rPr>
-            <w:color w:val="0000EE"/>
-            <w:u w:val="single"/>
-          </w:rPr>
-          <w:t>創世記十章6至8節</w:t>
-        </w:r>
-      </w:hyperlink>
-      <w:r>
-        <w:rPr>
-          <w:lang w:val="zh_TW" w:bidi="zh_TW"/>
-        </w:rPr>
-        <w:t>中提到的古實可能是指兩個不同的地區：努比亞（</w:t>
-      </w:r>
-      <w:hyperlink r:id="rId22">
-        <w:r>
-          <w:rPr>
-            <w:lang w:val="zh_TW" w:bidi="zh_TW"/>
-          </w:rPr>
-          <w:rPr>
-            <w:color w:val="0000EE"/>
-            <w:u w:val="single"/>
-          </w:rPr>
-          <w:t>6–7</w:t>
-        </w:r>
-      </w:hyperlink>
-      <w:r>
-        <w:rPr>
-          <w:lang w:val="zh_TW" w:bidi="zh_TW"/>
-        </w:rPr>
-        <w:t>節）和美索不達米亞（</w:t>
-      </w:r>
-      <w:hyperlink r:id="rId23">
-        <w:r>
-          <w:rPr>
-            <w:lang w:val="zh_TW" w:bidi="zh_TW"/>
-          </w:rPr>
-          <w:rPr>
-            <w:color w:val="0000EE"/>
-            <w:u w:val="single"/>
-          </w:rPr>
-          <w:t>9–12</w:t>
-        </w:r>
-      </w:hyperlink>
-      <w:r>
-        <w:rPr>
-          <w:lang w:val="zh_TW" w:bidi="zh_TW"/>
-        </w:rPr>
-        <w:t>節）。另一種可能是，</w:t>
-      </w:r>
-      <w:hyperlink r:id="rId19">
-        <w:r>
-          <w:rPr>
-            <w:lang w:val="zh_TW" w:bidi="zh_TW"/>
-          </w:rPr>
-          <w:rPr>
-            <w:color w:val="0000EE"/>
-            <w:u w:val="single"/>
-          </w:rPr>
-          <w:t>創世記二章13節</w:t>
-        </w:r>
-      </w:hyperlink>
-      <w:r>
-        <w:rPr>
-          <w:lang w:val="zh_TW" w:bidi="zh_TW"/>
-        </w:rPr>
-        <w:t>和</w:t>
-      </w:r>
-      <w:hyperlink r:id="rId24">
-        <w:r>
-          <w:rPr>
-            <w:lang w:val="zh_TW" w:bidi="zh_TW"/>
-          </w:rPr>
-          <w:rPr>
-            <w:color w:val="0000EE"/>
-            <w:u w:val="single"/>
-          </w:rPr>
-          <w:t>十章8節</w:t>
-        </w:r>
-      </w:hyperlink>
-      <w:r>
-        <w:rPr>
-          <w:lang w:val="zh_TW" w:bidi="zh_TW"/>
-        </w:rPr>
-        <w:t>中的古實可能是基士（Kish），這是美索不達米亞的一座城，傳統上視之為洪水之後第一個蘇美王朝的所在地。</w:t>
+        <w:t>這個詞語指的是神的活動，或人們的常規職業或從事的事務。</w:t>
       </w:r>
     </w:p>
     <w:p>
@@ -702,7 +739,7 @@
         <w:rPr>
           <w:lang w:val="zh_TW" w:bidi="zh_TW"/>
         </w:rPr>
-        <w:t>聖經中的古實人</w:t>
+        <w:t>工作的價值</w:t>
       </w:r>
     </w:p>
     <w:p>
@@ -716,25 +753,145 @@
         <w:rPr>
           <w:lang w:val="zh_TW" w:bidi="zh_TW"/>
         </w:rPr>
-        <w:t>關於「古實人」一詞的意義，聖經中較少出現混淆。除了</w:t>
-      </w:r>
-      <w:hyperlink r:id="rId25">
-        <w:r>
-          <w:rPr>
-            <w:lang w:val="zh_TW" w:bidi="zh_TW"/>
-          </w:rPr>
-          <w:rPr>
-            <w:color w:val="0000EE"/>
-            <w:u w:val="single"/>
-          </w:rPr>
-          <w:t>民數記十二章1節</w:t>
-        </w:r>
-      </w:hyperlink>
-      <w:r>
-        <w:rPr>
-          <w:lang w:val="zh_TW" w:bidi="zh_TW"/>
-        </w:rPr>
-        <w:t>可能是一個例外之外，古實人通常指努比亞（非洲的古實）的居民。</w:t>
+        <w:t>聖經對工作的正面看法根植於聖經關於神的教導。其它古代宗教著作認為創造是不符合至高者尊嚴之事，但聖經毫不掩飾地描述神在工作。神像一位手工勞動者，將宇宙創造成為「他</w:t>
+      </w:r>
+      <w:r>
+        <w:rPr>
+          <w:lang w:val="zh_TW" w:bidi="zh_TW"/>
+        </w:rPr>
+        <w:t>指頭所造的</w:t>
+      </w:r>
+      <w:r>
+        <w:rPr>
+          <w:lang w:val="zh_TW" w:bidi="zh_TW"/>
+        </w:rPr>
+        <w:t>」（</w:t>
+      </w:r>
+      <w:hyperlink r:id="rId29">
+        <w:r>
+          <w:rPr>
+            <w:lang w:val="zh_TW" w:bidi="zh_TW"/>
+          </w:rPr>
+          <w:rPr>
+            <w:color w:val="0000EE"/>
+            <w:u w:val="single"/>
+          </w:rPr>
+          <w:t>詩篇8:3</w:t>
+        </w:r>
+      </w:hyperlink>
+      <w:r>
+        <w:rPr>
+          <w:lang w:val="zh_TW" w:bidi="zh_TW"/>
+        </w:rPr>
+        <w:t>）。神像陶匠一樣用原材料做工（</w:t>
+      </w:r>
+      <w:hyperlink r:id="rId30">
+        <w:r>
+          <w:rPr>
+            <w:lang w:val="zh_TW" w:bidi="zh_TW"/>
+          </w:rPr>
+          <w:rPr>
+            <w:color w:val="0000EE"/>
+            <w:u w:val="single"/>
+          </w:rPr>
+          <w:t>以賽亞書45:9</w:t>
+        </w:r>
+      </w:hyperlink>
+      <w:r>
+        <w:rPr>
+          <w:lang w:val="zh_TW" w:bidi="zh_TW"/>
+        </w:rPr>
+        <w:t>）。未出生的孩子在母腹中的成長和廣闊壯麗的諸天，都顯示了祂的卓越工藝（</w:t>
+      </w:r>
+      <w:hyperlink r:id="rId31">
+        <w:r>
+          <w:rPr>
+            <w:lang w:val="zh_TW" w:bidi="zh_TW"/>
+          </w:rPr>
+          <w:rPr>
+            <w:color w:val="0000EE"/>
+            <w:u w:val="single"/>
+          </w:rPr>
+          <w:t>詩篇139:13–16</w:t>
+        </w:r>
+      </w:hyperlink>
+      <w:r>
+        <w:rPr>
+          <w:lang w:val="zh_TW" w:bidi="zh_TW"/>
+        </w:rPr>
+        <w:t>；</w:t>
+      </w:r>
+      <w:hyperlink r:id="rId32">
+        <w:r>
+          <w:rPr>
+            <w:lang w:val="zh_TW" w:bidi="zh_TW"/>
+          </w:rPr>
+          <w:rPr>
+            <w:color w:val="0000EE"/>
+            <w:u w:val="single"/>
+          </w:rPr>
+          <w:t>19:1</w:t>
+        </w:r>
+      </w:hyperlink>
+      <w:r>
+        <w:rPr>
+          <w:lang w:val="zh_TW" w:bidi="zh_TW"/>
+        </w:rPr>
+        <w:t>）。事實上，所有創造都見證了神的智慧和技藝（</w:t>
+      </w:r>
+      <w:hyperlink r:id="rId33">
+        <w:r>
+          <w:rPr>
+            <w:lang w:val="zh_TW" w:bidi="zh_TW"/>
+          </w:rPr>
+          <w:rPr>
+            <w:color w:val="0000EE"/>
+            <w:u w:val="single"/>
+          </w:rPr>
+          <w:t>104:24</w:t>
+        </w:r>
+      </w:hyperlink>
+      <w:r>
+        <w:rPr>
+          <w:lang w:val="zh_TW" w:bidi="zh_TW"/>
+        </w:rPr>
+        <w:t>）。全能的創造者甚至有祂的安息日（</w:t>
+      </w:r>
+      <w:hyperlink r:id="rId34">
+        <w:r>
+          <w:rPr>
+            <w:lang w:val="zh_TW" w:bidi="zh_TW"/>
+          </w:rPr>
+          <w:rPr>
+            <w:color w:val="0000EE"/>
+            <w:u w:val="single"/>
+          </w:rPr>
+          <w:t>創世記2:2–3</w:t>
+        </w:r>
+      </w:hyperlink>
+      <w:r>
+        <w:rPr>
+          <w:lang w:val="zh_TW" w:bidi="zh_TW"/>
+        </w:rPr>
+        <w:t>），並在第六日觀看祂所造的，以之為美（</w:t>
+      </w:r>
+      <w:hyperlink r:id="rId35">
+        <w:r>
+          <w:rPr>
+            <w:lang w:val="zh_TW" w:bidi="zh_TW"/>
+          </w:rPr>
+          <w:rPr>
+            <w:color w:val="0000EE"/>
+            <w:u w:val="single"/>
+          </w:rPr>
+          <w:t>1:31</w:t>
+        </w:r>
+      </w:hyperlink>
+      <w:r>
+        <w:rPr>
+          <w:lang w:val="zh_TW" w:bidi="zh_TW"/>
+        </w:rPr>
+        <w:t>）。</w:t>
       </w:r>
     </w:p>
     <w:p>
@@ -748,25 +905,61 @@
         <w:rPr>
           <w:lang w:val="zh_TW" w:bidi="zh_TW"/>
         </w:rPr>
-        <w:t>大衛王的元帥約押派去向大衛報告押沙龍戰敗消息的第一位使者，就是一位古實人（</w:t>
-      </w:r>
-      <w:hyperlink r:id="rId26">
-        <w:r>
-          <w:rPr>
-            <w:lang w:val="zh_TW" w:bidi="zh_TW"/>
-          </w:rPr>
-          <w:rPr>
-            <w:color w:val="0000EE"/>
-            <w:u w:val="single"/>
-          </w:rPr>
-          <w:t>撒下18:21–32</w:t>
-        </w:r>
-      </w:hyperlink>
-      <w:r>
-        <w:rPr>
-          <w:lang w:val="zh_TW" w:bidi="zh_TW"/>
-        </w:rPr>
-        <w:t>）。從經文可見，這位使者是外邦人，因為他不知道捷徑，傳遞消息也沒有顧及大衛的感受。有些譯本將這個希伯來字詞譯作人名「古示」（Cushi），但多數學者認為這並不正確。大多數英文聖經在其它地方出現「古實（Cush）」或「古實人（Cushite）」時，都譯為「衣索匹亞（Ethiopia）」或「衣索匹亞人（Ethiopians）」。</w:t>
+        <w:t>關於神工作的生動描述，在耶穌的道成肉身中達到了高潮。耶穌被賦予的「工作」（</w:t>
+      </w:r>
+      <w:hyperlink r:id="rId36">
+        <w:r>
+          <w:rPr>
+            <w:lang w:val="zh_TW" w:bidi="zh_TW"/>
+          </w:rPr>
+          <w:rPr>
+            <w:color w:val="0000EE"/>
+            <w:u w:val="single"/>
+          </w:rPr>
+          <w:t>約翰福音4:34</w:t>
+        </w:r>
+      </w:hyperlink>
+      <w:r>
+        <w:rPr>
+          <w:lang w:val="zh_TW" w:bidi="zh_TW"/>
+        </w:rPr>
+        <w:t>）當然是獨特的救贖任務。但祂在一般的意義上也是工作的人。耶穌同時代的人稱祂為「木匠」（</w:t>
+      </w:r>
+      <w:hyperlink r:id="rId37">
+        <w:r>
+          <w:rPr>
+            <w:lang w:val="zh_TW" w:bidi="zh_TW"/>
+          </w:rPr>
+          <w:rPr>
+            <w:color w:val="0000EE"/>
+            <w:u w:val="single"/>
+          </w:rPr>
+          <w:t>馬可福音6:3</w:t>
+        </w:r>
+      </w:hyperlink>
+      <w:r>
+        <w:rPr>
+          <w:lang w:val="zh_TW" w:bidi="zh_TW"/>
+        </w:rPr>
+        <w:t>）。在新約時代，木匠工作和木工是要付出體力的行業。因此，那位在聖殿中發怒，推翻桌子並驅趕人和動物的耶穌（</w:t>
+      </w:r>
+      <w:hyperlink r:id="rId38">
+        <w:r>
+          <w:rPr>
+            <w:lang w:val="zh_TW" w:bidi="zh_TW"/>
+          </w:rPr>
+          <w:rPr>
+            <w:color w:val="0000EE"/>
+            <w:u w:val="single"/>
+          </w:rPr>
+          <w:t>約翰福音2:14–16</w:t>
+        </w:r>
+      </w:hyperlink>
+      <w:r>
+        <w:rPr>
+          <w:lang w:val="zh_TW" w:bidi="zh_TW"/>
+        </w:rPr>
+        <w:t>），並不是一個蒼白的弱者，而是一位雙手因多年使用斧頭、鋸子和錘子而變得強硬的工人。艱苦的體力勞動並非不符合神兒子的尊榮。</w:t>
       </w:r>
     </w:p>
     <w:p>
@@ -780,83 +973,91 @@
         <w:rPr>
           <w:lang w:val="zh_TW" w:bidi="zh_TW"/>
         </w:rPr>
-        <w:t>摩西曾娶一位被稱為古實女子的妻子（</w:t>
-      </w:r>
-      <w:hyperlink r:id="rId25">
-        <w:r>
-          <w:rPr>
-            <w:lang w:val="zh_TW" w:bidi="zh_TW"/>
-          </w:rPr>
-          <w:rPr>
-            <w:color w:val="0000EE"/>
-            <w:u w:val="single"/>
-          </w:rPr>
-          <w:t>民12:1</w:t>
-        </w:r>
-      </w:hyperlink>
-      <w:r>
-        <w:rPr>
-          <w:lang w:val="zh_TW" w:bidi="zh_TW"/>
-        </w:rPr>
-        <w:t>）。這個稱呼有幾種可能的理解：</w:t>
-      </w:r>
-    </w:p>
-    <w:p>
-      <w:pPr>
-        <w:pStyle w:val="ListNumber"/>
-        <w:numPr>
-          <w:ilvl w:val="0"/>
-          <w:numId w:val="15"/>
-        </w:numPr>
-        <w:spacing w:line="240" w:lineRule="auto"/>
-        <w:ind w:left="720"/>
-      </w:pPr>
-      <w:r>
-        <w:rPr>
-          <w:lang w:val="zh_TW" w:bidi="zh_TW"/>
-        </w:rPr>
-      </w:r>
-      <w:r>
-        <w:rPr>
-          <w:lang w:val="zh_TW" w:bidi="zh_TW"/>
-        </w:rPr>
-        <w:t>她可能來自努比亞，若是如此，她應是摩西的第二任妻子，並非西坡拉。</w:t>
-      </w:r>
-    </w:p>
-    <w:p>
-      <w:pPr>
-        <w:pStyle w:val="ListNumber"/>
-        <w:spacing w:line="240" w:lineRule="auto"/>
-        <w:ind w:left="720"/>
-      </w:pPr>
-      <w:r>
-        <w:rPr>
-          <w:lang w:val="zh_TW" w:bidi="zh_TW"/>
-        </w:rPr>
-      </w:r>
-      <w:r>
-        <w:rPr>
-          <w:lang w:val="zh_TW" w:bidi="zh_TW"/>
-        </w:rPr>
-        <w:t>她可能來自古珊，因此可能是米甸女子，也就是西坡拉本人。</w:t>
-      </w:r>
-    </w:p>
-    <w:p>
-      <w:pPr>
-        <w:pStyle w:val="ListNumber"/>
-        <w:spacing w:line="240" w:lineRule="auto"/>
-        <w:ind w:left="720"/>
-      </w:pPr>
-      <w:r>
-        <w:rPr>
-          <w:lang w:val="zh_TW" w:bidi="zh_TW"/>
-        </w:rPr>
-      </w:r>
-      <w:r>
-        <w:rPr>
-          <w:lang w:val="zh_TW" w:bidi="zh_TW"/>
-        </w:rPr>
-        <w:t>這個稱呼可能只是指她膚色較深、出身外族，不一定特指西坡拉。</w:t>
+        <w:t>假如聖經關於神的教導提升了工作的尊嚴，那麼聖經對人類創造的描述則賦予所有的人類勞動一個標記：這是常態。神「</w:t>
+      </w:r>
+      <w:r>
+        <w:rPr>
+          <w:lang w:val="zh_TW" w:bidi="zh_TW"/>
+        </w:rPr>
+        <w:t>將那人安置在 伊甸園，使他修理，看守</w:t>
+      </w:r>
+      <w:r>
+        <w:rPr>
+          <w:lang w:val="zh_TW" w:bidi="zh_TW"/>
+        </w:rPr>
+        <w:t>」（</w:t>
+      </w:r>
+      <w:hyperlink r:id="rId39">
+        <w:r>
+          <w:rPr>
+            <w:lang w:val="zh_TW" w:bidi="zh_TW"/>
+          </w:rPr>
+          <w:rPr>
+            <w:color w:val="0000EE"/>
+            <w:u w:val="single"/>
+          </w:rPr>
+          <w:t>創世記2:15</w:t>
+        </w:r>
+      </w:hyperlink>
+      <w:r>
+        <w:rPr>
+          <w:lang w:val="zh_TW" w:bidi="zh_TW"/>
+        </w:rPr>
+        <w:t>）。而神的第一個命令，「要遍滿地面，治理這地」（</w:t>
+      </w:r>
+      <w:hyperlink r:id="rId40">
+        <w:r>
+          <w:rPr>
+            <w:lang w:val="zh_TW" w:bidi="zh_TW"/>
+          </w:rPr>
+          <w:rPr>
+            <w:color w:val="0000EE"/>
+            <w:u w:val="single"/>
+          </w:rPr>
+          <w:t>1:28</w:t>
+        </w:r>
+      </w:hyperlink>
+      <w:r>
+        <w:rPr>
+          <w:lang w:val="zh_TW" w:bidi="zh_TW"/>
+        </w:rPr>
+        <w:t>），意味著男人和女人都有大量的工作。在某種重要意義上，今天的人們在做日常工作時，不論他們是否承認神，都是在遵循他們創造者的命令。因此，工作並不是因墮入罪而直接進入世界的（雖然罪確實破壞了工作狀態，</w:t>
+      </w:r>
+      <w:hyperlink r:id="rId41">
+        <w:r>
+          <w:rPr>
+            <w:lang w:val="zh_TW" w:bidi="zh_TW"/>
+          </w:rPr>
+          <w:rPr>
+            <w:color w:val="0000EE"/>
+            <w:u w:val="single"/>
+          </w:rPr>
+          <w:t>3:17–19</w:t>
+        </w:r>
+      </w:hyperlink>
+      <w:r>
+        <w:rPr>
+          <w:lang w:val="zh_TW" w:bidi="zh_TW"/>
+        </w:rPr>
+        <w:t>）。從歷史的黎明起，工作就是神為人類的益處所設計的——對男人和女人來說，工作就像日落之於白晝一樣自然（</w:t>
+      </w:r>
+      <w:hyperlink r:id="rId42">
+        <w:r>
+          <w:rPr>
+            <w:lang w:val="zh_TW" w:bidi="zh_TW"/>
+          </w:rPr>
+          <w:rPr>
+            <w:color w:val="0000EE"/>
+            <w:u w:val="single"/>
+          </w:rPr>
+          <w:t>詩篇104:19–23</w:t>
+        </w:r>
+      </w:hyperlink>
+      <w:r>
+        <w:rPr>
+          <w:lang w:val="zh_TW" w:bidi="zh_TW"/>
+        </w:rPr>
+        <w:t>）。</w:t>
       </w:r>
     </w:p>
     <w:p>
@@ -868,56 +1069,152 @@
       </w:r>
       <w:r>
         <w:rPr>
-          <w:i/>
-          <w:lang w:val="zh_TW" w:bidi="zh_TW"/>
-        </w:rPr>
-        <w:t>另見</w:t>
-      </w:r>
-      <w:r>
-        <w:rPr>
-          <w:lang w:val="zh_TW" w:bidi="zh_TW"/>
-        </w:rPr>
-        <w:t>古珊</w:t>
-      </w:r>
+          <w:lang w:val="zh_TW" w:bidi="zh_TW"/>
+        </w:rPr>
+        <w:t>聖經強調工作的尊嚴和正常性，不足為奇的是，聖經強烈譴責懶惰。「</w:t>
+      </w:r>
+      <w:r>
+        <w:rPr>
+          <w:lang w:val="zh_TW" w:bidi="zh_TW"/>
+        </w:rPr>
+        <w:t>懶惰人哪， 你去察看螞蟻的動作就可得智慧</w:t>
+      </w:r>
+      <w:r>
+        <w:rPr>
+          <w:lang w:val="zh_TW" w:bidi="zh_TW"/>
+        </w:rPr>
+        <w:t>」（</w:t>
+      </w:r>
+      <w:hyperlink r:id="rId43">
+        <w:r>
+          <w:rPr>
+            <w:lang w:val="zh_TW" w:bidi="zh_TW"/>
+          </w:rPr>
+          <w:rPr>
+            <w:color w:val="0000EE"/>
+            <w:u w:val="single"/>
+          </w:rPr>
+          <w:t>箴言6:6</w:t>
+        </w:r>
+      </w:hyperlink>
+      <w:r>
+        <w:rPr>
+          <w:lang w:val="zh_TW" w:bidi="zh_TW"/>
+        </w:rPr>
+        <w:t>）。保羅同樣直言不諱：「</w:t>
+      </w:r>
+      <w:r>
+        <w:rPr>
+          <w:lang w:val="zh_TW" w:bidi="zh_TW"/>
+        </w:rPr>
+        <w:t>若有人不肯做工，就不可吃飯。</w:t>
+      </w:r>
+      <w:r>
+        <w:rPr>
+          <w:lang w:val="zh_TW" w:bidi="zh_TW"/>
+        </w:rPr>
+        <w:t>」（</w:t>
+      </w:r>
+      <w:hyperlink r:id="rId44">
+        <w:r>
+          <w:rPr>
+            <w:lang w:val="zh_TW" w:bidi="zh_TW"/>
+          </w:rPr>
+          <w:rPr>
+            <w:color w:val="0000EE"/>
+            <w:u w:val="single"/>
+          </w:rPr>
+          <w:t>帖撒羅尼迦後書3:10</w:t>
+        </w:r>
+      </w:hyperlink>
+      <w:r>
+        <w:rPr>
+          <w:lang w:val="zh_TW" w:bidi="zh_TW"/>
+        </w:rPr>
+        <w:t>）。保羅樹立了良好的榜樣（</w:t>
+      </w:r>
+      <w:hyperlink r:id="rId45">
+        <w:r>
+          <w:rPr>
+            <w:lang w:val="zh_TW" w:bidi="zh_TW"/>
+          </w:rPr>
+          <w:rPr>
+            <w:color w:val="0000EE"/>
+            <w:u w:val="single"/>
+          </w:rPr>
+          <w:t>使徒行傳20:33–35</w:t>
+        </w:r>
+      </w:hyperlink>
       <w:r>
         <w:rPr>
           <w:lang w:val="zh_TW" w:bidi="zh_TW"/>
         </w:rPr>
         <w:t>；</w:t>
       </w:r>
-      <w:r>
-        <w:rPr>
-          <w:lang w:val="zh_TW" w:bidi="zh_TW"/>
-        </w:rPr>
-        <w:t>古示 #1</w:t>
-      </w:r>
-      <w:r>
-        <w:rPr>
-          <w:lang w:val="zh_TW" w:bidi="zh_TW"/>
-        </w:rPr>
-        <w:t>；</w:t>
-      </w:r>
-      <w:r>
-        <w:rPr>
-          <w:lang w:val="zh_TW" w:bidi="zh_TW"/>
-        </w:rPr>
-        <w:t>衣索匹亞</w:t>
-      </w:r>
-      <w:r>
-        <w:rPr>
-          <w:lang w:val="zh_TW" w:bidi="zh_TW"/>
-        </w:rPr>
-        <w:t>。</w:t>
-      </w:r>
-      <w:r>
-        <w:rPr>
-          <w:lang w:val="zh_TW" w:bidi="zh_TW"/>
-        </w:rPr>
-      </w:r>
-      <w:r>
-        <w:rPr>
-          <w:lang w:val="zh_TW" w:bidi="zh_TW"/>
-        </w:rPr>
+      <w:hyperlink r:id="rId46">
+        <w:r>
+          <w:rPr>
+            <w:lang w:val="zh_TW" w:bidi="zh_TW"/>
+          </w:rPr>
+          <w:rPr>
+            <w:color w:val="0000EE"/>
+            <w:u w:val="single"/>
+          </w:rPr>
+          <w:t>帖撒羅尼迦前書2:9</w:t>
+        </w:r>
+      </w:hyperlink>
+      <w:r>
+        <w:rPr>
+          <w:lang w:val="zh_TW" w:bidi="zh_TW"/>
+        </w:rPr>
+        <w:t>）。他堅持認為，那些不願工作的人，即使是出於屬靈的原因，依賴他人支付賬單，並不會贏得非基督徒旁觀者的尊重（</w:t>
+      </w:r>
+      <w:hyperlink r:id="rId47">
+        <w:r>
+          <w:rPr>
+            <w:lang w:val="zh_TW" w:bidi="zh_TW"/>
+          </w:rPr>
+          <w:rPr>
+            <w:color w:val="0000EE"/>
+            <w:u w:val="single"/>
+          </w:rPr>
+          <w:t>帖撒羅尼迦前書4:11–12</w:t>
+        </w:r>
+      </w:hyperlink>
+      <w:r>
+        <w:rPr>
+          <w:lang w:val="zh_TW" w:bidi="zh_TW"/>
+        </w:rPr>
+        <w:t>）。另一方面，工作的人有物質資源可以服事別人（</w:t>
+      </w:r>
+      <w:hyperlink r:id="rId48">
+        <w:r>
+          <w:rPr>
+            <w:lang w:val="zh_TW" w:bidi="zh_TW"/>
+          </w:rPr>
+          <w:rPr>
+            <w:color w:val="0000EE"/>
+            <w:u w:val="single"/>
+          </w:rPr>
+          <w:t>以弗所書4:28</w:t>
+        </w:r>
+      </w:hyperlink>
+      <w:r>
+        <w:rPr>
+          <w:lang w:val="zh_TW" w:bidi="zh_TW"/>
+        </w:rPr>
+        <w:t>）。</w:t>
+      </w:r>
+    </w:p>
+    <w:p>
+      <w:pPr>
+        <w:pStyle w:val="Heading3"/>
+      </w:pPr>
+      <w:r>
+        <w:rPr>
+          <w:lang w:val="zh_TW" w:bidi="zh_TW"/>
+        </w:rPr>
+        <w:t>職業</w:t>
       </w:r>
     </w:p>
     <w:p>
@@ -927,21 +1224,11 @@
           <w:lang w:val="zh_TW" w:bidi="zh_TW"/>
         </w:rPr>
       </w:r>
-    </w:p>
-    <w:p>
-      <w:pPr>
-        <w:pStyle w:val="Heading2"/>
-      </w:pPr>
-      <w:r>
-        <w:rPr>
-          <w:lang w:val="zh_TW" w:bidi="zh_TW"/>
-        </w:rPr>
-        <w:t>骨頭</w:t>
-      </w:r>
-      <w:r>
-        <w:rPr>
-          <w:lang w:val="zh_TW" w:bidi="zh_TW"/>
-        </w:rPr>
+      <w:r>
+        <w:rPr>
+          <w:lang w:val="zh_TW" w:bidi="zh_TW"/>
+        </w:rPr>
+        <w:t>在聖經時代，希臘人和羅馬人根據重要性或可取性對工作進行分類。比如，日常重複的體力勞動，被認為低於涉及腦力活動的工作。</w:t>
       </w:r>
     </w:p>
     <w:p>
@@ -955,7 +1242,109 @@
         <w:rPr>
           <w:lang w:val="zh_TW" w:bidi="zh_TW"/>
         </w:rPr>
-        <w:t>骨頭是構成人與動物骨架的堅硬部分。人或動物死後，即使身體的軟組織腐壞，骨頭仍能長久保持原形。因此，人們往往把骨頭與死亡聯想在一起。</w:t>
+        <w:t>猶太教的教導與這種態度形成鮮明對比。拉比們教導道（</w:t>
+      </w:r>
+      <w:hyperlink r:id="rId49">
+        <w:r>
+          <w:rPr>
+            <w:lang w:val="zh_TW" w:bidi="zh_TW"/>
+          </w:rPr>
+          <w:rPr>
+            <w:color w:val="0000EE"/>
+            <w:u w:val="single"/>
+          </w:rPr>
+          <w:t>便西拉智訓7:15</w:t>
+        </w:r>
+      </w:hyperlink>
+      <w:r>
+        <w:rPr>
+          <w:lang w:val="zh_TW" w:bidi="zh_TW"/>
+        </w:rPr>
+        <w:t>）「不可厭惡辛勤的工作」。即使是學者也必須花一些時間從事體力工作。一些行業，如製革業，被認為是不受歡迎的（這一禁忌很快就被早期教會打破了——見</w:t>
+      </w:r>
+      <w:hyperlink r:id="rId50">
+        <w:r>
+          <w:rPr>
+            <w:lang w:val="zh_TW" w:bidi="zh_TW"/>
+          </w:rPr>
+          <w:rPr>
+            <w:color w:val="0000EE"/>
+            <w:u w:val="single"/>
+          </w:rPr>
+          <w:t>使徒行傳9:43</w:t>
+        </w:r>
+      </w:hyperlink>
+      <w:r>
+        <w:rPr>
+          <w:lang w:val="zh_TW" w:bidi="zh_TW"/>
+        </w:rPr>
+        <w:t>），但在聖經中沒有跡象表明某些工作在神的眼中比其它工作更有價值。主召喚工匠為服事祂（</w:t>
+      </w:r>
+      <w:hyperlink r:id="rId51">
+        <w:r>
+          <w:rPr>
+            <w:lang w:val="zh_TW" w:bidi="zh_TW"/>
+          </w:rPr>
+          <w:rPr>
+            <w:color w:val="0000EE"/>
+            <w:u w:val="single"/>
+          </w:rPr>
+          <w:t>出埃及記31:1–11</w:t>
+        </w:r>
+      </w:hyperlink>
+      <w:r>
+        <w:rPr>
+          <w:lang w:val="zh_TW" w:bidi="zh_TW"/>
+        </w:rPr>
+        <w:t>），就像呼召先知一樣（</w:t>
+      </w:r>
+      <w:hyperlink r:id="rId52">
+        <w:r>
+          <w:rPr>
+            <w:lang w:val="zh_TW" w:bidi="zh_TW"/>
+          </w:rPr>
+          <w:rPr>
+            <w:color w:val="0000EE"/>
+            <w:u w:val="single"/>
+          </w:rPr>
+          <w:t>以賽亞書6:8–9</w:t>
+        </w:r>
+      </w:hyperlink>
+      <w:r>
+        <w:rPr>
+          <w:lang w:val="zh_TW" w:bidi="zh_TW"/>
+        </w:rPr>
+        <w:t>）。因此，阿摩司從</w:t>
+      </w:r>
+      <w:r>
+        <w:rPr>
+          <w:lang w:val="zh_TW" w:bidi="zh_TW"/>
+        </w:rPr>
+        <w:t>修理桑樹</w:t>
+      </w:r>
+      <w:r>
+        <w:rPr>
+          <w:lang w:val="zh_TW" w:bidi="zh_TW"/>
+        </w:rPr>
+        <w:t>被召說預言（</w:t>
+      </w:r>
+      <w:hyperlink r:id="rId53">
+        <w:r>
+          <w:rPr>
+            <w:lang w:val="zh_TW" w:bidi="zh_TW"/>
+          </w:rPr>
+          <w:rPr>
+            <w:color w:val="0000EE"/>
+            <w:u w:val="single"/>
+          </w:rPr>
+          <w:t>阿摩司書7:14–15</w:t>
+        </w:r>
+      </w:hyperlink>
+      <w:r>
+        <w:rPr>
+          <w:lang w:val="zh_TW" w:bidi="zh_TW"/>
+        </w:rPr>
+        <w:t>），但沒有暗示他被提升到一個更高的角色。重要的不是職業的性質，而是準備好順服神的呼召，並忠實地見證祂，無論所做的工作是什麼。</w:t>
       </w:r>
     </w:p>
     <w:p>
@@ -969,18 +1358,18 @@
         <w:rPr>
           <w:lang w:val="zh_TW" w:bidi="zh_TW"/>
         </w:rPr>
-        <w:t>古代以色列人認為，以尊重的方式安葬死者是極為重要的（</w:t>
-      </w:r>
-      <w:hyperlink r:id="rId27">
-        <w:r>
-          <w:rPr>
-            <w:lang w:val="zh_TW" w:bidi="zh_TW"/>
-          </w:rPr>
-          <w:rPr>
-            <w:color w:val="0000EE"/>
-            <w:u w:val="single"/>
-          </w:rPr>
-          <w:t>創50:25</w:t>
+        <w:t>聖經對於雇主與工人之間的關係有一些深刻的見解。舊約先知發出了最強烈的批評。神特別關心看到弱者得到公平的待遇（</w:t>
+      </w:r>
+      <w:hyperlink r:id="rId54">
+        <w:r>
+          <w:rPr>
+            <w:lang w:val="zh_TW" w:bidi="zh_TW"/>
+          </w:rPr>
+          <w:rPr>
+            <w:color w:val="0000EE"/>
+            <w:u w:val="single"/>
+          </w:rPr>
+          <w:t>以賽亞書1:17</w:t>
         </w:r>
       </w:hyperlink>
       <w:r>
@@ -989,16 +1378,34 @@
         </w:rPr>
         <w:t>；</w:t>
       </w:r>
-      <w:hyperlink r:id="rId28">
-        <w:r>
-          <w:rPr>
-            <w:lang w:val="zh_TW" w:bidi="zh_TW"/>
-          </w:rPr>
-          <w:rPr>
-            <w:color w:val="0000EE"/>
-            <w:u w:val="single"/>
-          </w:rPr>
-          <w:t>撒上31:11–13</w:t>
+      <w:hyperlink r:id="rId55">
+        <w:r>
+          <w:rPr>
+            <w:lang w:val="zh_TW" w:bidi="zh_TW"/>
+          </w:rPr>
+          <w:rPr>
+            <w:color w:val="0000EE"/>
+            <w:u w:val="single"/>
+          </w:rPr>
+          <w:t>彌迦書6:8</w:t>
+        </w:r>
+      </w:hyperlink>
+      <w:r>
+        <w:rPr>
+          <w:lang w:val="zh_TW" w:bidi="zh_TW"/>
+        </w:rPr>
+        <w:t>）。因此，當雇主剝削工人並欺騙他們的工價時（</w:t>
+      </w:r>
+      <w:hyperlink r:id="rId56">
+        <w:r>
+          <w:rPr>
+            <w:lang w:val="zh_TW" w:bidi="zh_TW"/>
+          </w:rPr>
+          <w:rPr>
+            <w:color w:val="0000EE"/>
+            <w:u w:val="single"/>
+          </w:rPr>
+          <w:t>耶利米書22:13</w:t>
         </w:r>
       </w:hyperlink>
       <w:r>
@@ -1007,52 +1414,52 @@
         </w:rPr>
         <w:t>；</w:t>
       </w:r>
-      <w:hyperlink r:id="rId29">
-        <w:r>
-          <w:rPr>
-            <w:lang w:val="zh_TW" w:bidi="zh_TW"/>
-          </w:rPr>
-          <w:rPr>
-            <w:color w:val="0000EE"/>
-            <w:u w:val="single"/>
-          </w:rPr>
-          <w:t>王下23:14–18</w:t>
-        </w:r>
-      </w:hyperlink>
-      <w:r>
-        <w:rPr>
-          <w:lang w:val="zh_TW" w:bidi="zh_TW"/>
-        </w:rPr>
-        <w:t>；</w:t>
-      </w:r>
-      <w:hyperlink r:id="rId30">
-        <w:r>
-          <w:rPr>
-            <w:lang w:val="zh_TW" w:bidi="zh_TW"/>
-          </w:rPr>
-          <w:rPr>
-            <w:color w:val="0000EE"/>
-            <w:u w:val="single"/>
-          </w:rPr>
-          <w:t>結39:14–16</w:t>
-        </w:r>
-      </w:hyperlink>
-      <w:r>
-        <w:rPr>
-          <w:lang w:val="zh_TW" w:bidi="zh_TW"/>
-        </w:rPr>
-        <w:t>；</w:t>
-      </w:r>
-      <w:hyperlink r:id="rId31">
-        <w:r>
-          <w:rPr>
-            <w:lang w:val="zh_TW" w:bidi="zh_TW"/>
-          </w:rPr>
-          <w:rPr>
-            <w:color w:val="0000EE"/>
-            <w:u w:val="single"/>
-          </w:rPr>
-          <w:t>摩2:1</w:t>
+      <w:hyperlink r:id="rId23">
+        <w:r>
+          <w:rPr>
+            <w:lang w:val="zh_TW" w:bidi="zh_TW"/>
+          </w:rPr>
+          <w:rPr>
+            <w:color w:val="0000EE"/>
+            <w:u w:val="single"/>
+          </w:rPr>
+          <w:t>瑪拉基書3:5</w:t>
+        </w:r>
+      </w:hyperlink>
+      <w:r>
+        <w:rPr>
+          <w:lang w:val="zh_TW" w:bidi="zh_TW"/>
+        </w:rPr>
+        <w:t>；參</w:t>
+      </w:r>
+      <w:hyperlink r:id="rId57">
+        <w:r>
+          <w:rPr>
+            <w:lang w:val="zh_TW" w:bidi="zh_TW"/>
+          </w:rPr>
+          <w:rPr>
+            <w:color w:val="0000EE"/>
+            <w:u w:val="single"/>
+          </w:rPr>
+          <w:t>雅各書5:4</w:t>
+        </w:r>
+      </w:hyperlink>
+      <w:r>
+        <w:rPr>
+          <w:lang w:val="zh_TW" w:bidi="zh_TW"/>
+        </w:rPr>
+        <w:t>），自然地，神的先知就宣告祂的忿怒。一個想要討神喜悅人應該「停止壓迫那些為〔他〕工作的人，公平對待他們，並給他們應得的工價」（直譯</w:t>
+      </w:r>
+      <w:hyperlink r:id="rId58">
+        <w:r>
+          <w:rPr>
+            <w:lang w:val="zh_TW" w:bidi="zh_TW"/>
+          </w:rPr>
+          <w:rPr>
+            <w:color w:val="0000EE"/>
+            <w:u w:val="single"/>
+          </w:rPr>
+          <w:t>以賽亞書58:6</w:t>
         </w:r>
       </w:hyperlink>
       <w:r>
@@ -1073,36 +1480,36 @@
         <w:rPr>
           <w:lang w:val="zh_TW" w:bidi="zh_TW"/>
         </w:rPr>
-        <w:t>在以西結書中，神讓先知看見一個充滿枯骨的平原。這些骨頭代表失去盼望的以色列民，但神應許要賜下祂的靈，使祂的百姓重新得著生命，就像使這些死去的骨頭再生一般（</w:t>
-      </w:r>
-      <w:hyperlink r:id="rId32">
-        <w:r>
-          <w:rPr>
-            <w:lang w:val="zh_TW" w:bidi="zh_TW"/>
-          </w:rPr>
-          <w:rPr>
-            <w:color w:val="0000EE"/>
-            <w:u w:val="single"/>
-          </w:rPr>
-          <w:t>結37:1–14</w:t>
-        </w:r>
-      </w:hyperlink>
-      <w:r>
-        <w:rPr>
-          <w:lang w:val="zh_TW" w:bidi="zh_TW"/>
-        </w:rPr>
-        <w:t>）。其實，在活著的身體裡，骨頭是有生命的組織。以西結也寫到斷骨可以痊癒（</w:t>
-      </w:r>
-      <w:hyperlink r:id="rId33">
-        <w:r>
-          <w:rPr>
-            <w:lang w:val="zh_TW" w:bidi="zh_TW"/>
-          </w:rPr>
-          <w:rPr>
-            <w:color w:val="0000EE"/>
-            <w:u w:val="single"/>
-          </w:rPr>
-          <w:t>結30:21</w:t>
+        <w:t>在聖經時代，天平的重量偏向於雇主。但聖經並不忽視自私、貪婪的工人的存在。每個工人都應該得到公正的工資（</w:t>
+      </w:r>
+      <w:hyperlink r:id="rId20">
+        <w:r>
+          <w:rPr>
+            <w:lang w:val="zh_TW" w:bidi="zh_TW"/>
+          </w:rPr>
+          <w:rPr>
+            <w:color w:val="0000EE"/>
+            <w:u w:val="single"/>
+          </w:rPr>
+          <w:t>路加福音10:7</w:t>
+        </w:r>
+      </w:hyperlink>
+      <w:r>
+        <w:rPr>
+          <w:lang w:val="zh_TW" w:bidi="zh_TW"/>
+        </w:rPr>
+        <w:t>），但那些擁有特權的人不應該試圖通過威脅和暴力來增加他們的薪水（</w:t>
+      </w:r>
+      <w:hyperlink r:id="rId25">
+        <w:r>
+          <w:rPr>
+            <w:lang w:val="zh_TW" w:bidi="zh_TW"/>
+          </w:rPr>
+          <w:rPr>
+            <w:color w:val="0000EE"/>
+            <w:u w:val="single"/>
+          </w:rPr>
+          <w:t>3:14</w:t>
         </w:r>
       </w:hyperlink>
       <w:r>
@@ -1110,6 +1517,17 @@
           <w:lang w:val="zh_TW" w:bidi="zh_TW"/>
         </w:rPr>
         <w:t>）。</w:t>
+      </w:r>
+    </w:p>
+    <w:p>
+      <w:pPr>
+        <w:pStyle w:val="Heading3"/>
+      </w:pPr>
+      <w:r>
+        <w:rPr>
+          <w:lang w:val="zh_TW" w:bidi="zh_TW"/>
+        </w:rPr>
+        <w:t>為基督工作</w:t>
       </w:r>
     </w:p>
     <w:p>
@@ -1123,84 +1541,103 @@
         <w:rPr>
           <w:lang w:val="zh_TW" w:bidi="zh_TW"/>
         </w:rPr>
-        <w:t>以色列人守逾越節時，必須獻上一隻毫無殘疾的羊羔，其中一項要求是羊羔的骨頭一根也不可折斷（</w:t>
-      </w:r>
-      <w:hyperlink r:id="rId34">
-        <w:r>
-          <w:rPr>
-            <w:lang w:val="zh_TW" w:bidi="zh_TW"/>
-          </w:rPr>
-          <w:rPr>
-            <w:color w:val="0000EE"/>
-            <w:u w:val="single"/>
-          </w:rPr>
-          <w:t>出12:46</w:t>
-        </w:r>
-      </w:hyperlink>
-      <w:r>
-        <w:rPr>
-          <w:lang w:val="zh_TW" w:bidi="zh_TW"/>
-        </w:rPr>
-        <w:t>；</w:t>
-      </w:r>
-      <w:hyperlink r:id="rId35">
-        <w:r>
-          <w:rPr>
-            <w:lang w:val="zh_TW" w:bidi="zh_TW"/>
-          </w:rPr>
-          <w:rPr>
-            <w:color w:val="0000EE"/>
-            <w:u w:val="single"/>
-          </w:rPr>
-          <w:t>民9:11–12</w:t>
-        </w:r>
-      </w:hyperlink>
-      <w:r>
-        <w:rPr>
-          <w:lang w:val="zh_TW" w:bidi="zh_TW"/>
-        </w:rPr>
-        <w:t>）。這項律例在新約聖經中具有特別的意義。羅馬兵丁通常會打斷被釘十字架之人的腿，使其更快死亡，但當耶穌被釘十字架時，他們並沒有打斷祂的腿。這正應驗了舊約聖經中關於耶穌的話——祂被稱為「神的羔羊」（</w:t>
-      </w:r>
-      <w:hyperlink r:id="rId36">
-        <w:r>
-          <w:rPr>
-            <w:lang w:val="zh_TW" w:bidi="zh_TW"/>
-          </w:rPr>
-          <w:rPr>
-            <w:color w:val="0000EE"/>
-            <w:u w:val="single"/>
-          </w:rPr>
-          <w:t>詩34:20</w:t>
-        </w:r>
-      </w:hyperlink>
-      <w:r>
-        <w:rPr>
-          <w:lang w:val="zh_TW" w:bidi="zh_TW"/>
-        </w:rPr>
-        <w:t>；</w:t>
-      </w:r>
-      <w:hyperlink r:id="rId37">
-        <w:r>
-          <w:rPr>
-            <w:lang w:val="zh_TW" w:bidi="zh_TW"/>
-          </w:rPr>
-          <w:rPr>
-            <w:color w:val="0000EE"/>
-            <w:u w:val="single"/>
-          </w:rPr>
-          <w:t>約1:36，</w:t>
-        </w:r>
-      </w:hyperlink>
-      <w:hyperlink r:id="rId38">
-        <w:r>
-          <w:rPr>
-            <w:lang w:val="zh_TW" w:bidi="zh_TW"/>
-          </w:rPr>
-          <w:rPr>
-            <w:color w:val="0000EE"/>
-            <w:u w:val="single"/>
-          </w:rPr>
-          <w:t>約19:30–37</w:t>
+        <w:t>神是一位工作的神，當祂的百姓努力工作並認真負責時，神就喜悅。這種信念是聖經關於基督徒對世俗工作的態度教導的核心。很自然地，新約也將這種積極的強調擴展到所有基督徒的工作，無論是有償還是無償的。耶穌說，世界是神收割莊稼的地方，正等待基督的工人進入其中並廣傳福音（</w:t>
+      </w:r>
+      <w:hyperlink r:id="rId59">
+        <w:r>
+          <w:rPr>
+            <w:lang w:val="zh_TW" w:bidi="zh_TW"/>
+          </w:rPr>
+          <w:rPr>
+            <w:color w:val="0000EE"/>
+            <w:u w:val="single"/>
+          </w:rPr>
+          <w:t>馬太福音9:37–38</w:t>
+        </w:r>
+      </w:hyperlink>
+      <w:r>
+        <w:rPr>
+          <w:lang w:val="zh_TW" w:bidi="zh_TW"/>
+        </w:rPr>
+        <w:t>）。保羅使用了相同的農業比喻，並從建築行業中添加了另一個比喻來描述主傳福音和教導的工作（</w:t>
+      </w:r>
+      <w:hyperlink r:id="rId60">
+        <w:r>
+          <w:rPr>
+            <w:lang w:val="zh_TW" w:bidi="zh_TW"/>
+          </w:rPr>
+          <w:rPr>
+            <w:color w:val="0000EE"/>
+            <w:u w:val="single"/>
+          </w:rPr>
+          <w:t>哥林多前書3:6–15</w:t>
+        </w:r>
+      </w:hyperlink>
+      <w:r>
+        <w:rPr>
+          <w:lang w:val="zh_TW" w:bidi="zh_TW"/>
+        </w:rPr>
+        <w:t>）。他說，教會領袖尤其應該努力工作（</w:t>
+      </w:r>
+      <w:hyperlink r:id="rId61">
+        <w:r>
+          <w:rPr>
+            <w:lang w:val="zh_TW" w:bidi="zh_TW"/>
+          </w:rPr>
+          <w:rPr>
+            <w:color w:val="0000EE"/>
+            <w:u w:val="single"/>
+          </w:rPr>
+          <w:t>帖撒羅尼迦前書5:12</w:t>
+        </w:r>
+      </w:hyperlink>
+      <w:r>
+        <w:rPr>
+          <w:lang w:val="zh_TW" w:bidi="zh_TW"/>
+        </w:rPr>
+        <w:t>），以激勵</w:t>
+      </w:r>
+      <w:r>
+        <w:rPr>
+          <w:i/>
+          <w:lang w:val="zh_TW" w:bidi="zh_TW"/>
+        </w:rPr>
+        <w:t>所有</w:t>
+      </w:r>
+      <w:r>
+        <w:rPr>
+          <w:lang w:val="zh_TW" w:bidi="zh_TW"/>
+        </w:rPr>
+        <w:t>神的百姓參與神的工作中（</w:t>
+      </w:r>
+      <w:hyperlink r:id="rId62">
+        <w:r>
+          <w:rPr>
+            <w:lang w:val="zh_TW" w:bidi="zh_TW"/>
+          </w:rPr>
+          <w:rPr>
+            <w:color w:val="0000EE"/>
+            <w:u w:val="single"/>
+          </w:rPr>
+          <w:t>哥林多前書15:58</w:t>
+        </w:r>
+      </w:hyperlink>
+      <w:r>
+        <w:rPr>
+          <w:lang w:val="zh_TW" w:bidi="zh_TW"/>
+        </w:rPr>
+        <w:t>）。所有基督徒都應該視自己為「神的同工」（</w:t>
+      </w:r>
+      <w:hyperlink r:id="rId63">
+        <w:r>
+          <w:rPr>
+            <w:lang w:val="zh_TW" w:bidi="zh_TW"/>
+          </w:rPr>
+          <w:rPr>
+            <w:color w:val="0000EE"/>
+            <w:u w:val="single"/>
+          </w:rPr>
+          <w:t>3:9</w:t>
         </w:r>
       </w:hyperlink>
       <w:r>
@@ -1208,6 +1645,16 @@
           <w:lang w:val="zh_TW" w:bidi="zh_TW"/>
         </w:rPr>
         <w:t>）。</w:t>
+      </w:r>
+      <w:r>
+        <w:rPr>
+          <w:lang w:val="zh_TW" w:bidi="zh_TW"/>
+        </w:rPr>
+      </w:r>
+      <w:r>
+        <w:rPr>
+          <w:lang w:val="zh_TW" w:bidi="zh_TW"/>
+        </w:rPr>
       </w:r>
     </w:p>
     <w:p>
@@ -1217,22 +1664,60 @@
           <w:lang w:val="zh_TW" w:bidi="zh_TW"/>
         </w:rPr>
       </w:r>
-      <w:r>
-        <w:rPr>
-          <w:lang w:val="zh_TW" w:bidi="zh_TW"/>
-        </w:rPr>
-        <w:t>在聖經的某些地方，人們會以骨頭來表達強烈的情感（</w:t>
-      </w:r>
-      <w:hyperlink r:id="rId39">
-        <w:r>
-          <w:rPr>
-            <w:lang w:val="zh_TW" w:bidi="zh_TW"/>
-          </w:rPr>
-          <w:rPr>
-            <w:color w:val="0000EE"/>
-            <w:u w:val="single"/>
-          </w:rPr>
-          <w:t>伯2:5</w:t>
+    </w:p>
+    <w:p>
+      <w:pPr>
+        <w:pStyle w:val="Heading2"/>
+      </w:pPr>
+      <w:r>
+        <w:rPr>
+          <w:lang w:val="zh_TW" w:bidi="zh_TW"/>
+        </w:rPr>
+        <w:t>弓箭手、射箭</w:t>
+      </w:r>
+      <w:r>
+        <w:rPr>
+          <w:lang w:val="zh_TW" w:bidi="zh_TW"/>
+        </w:rPr>
+      </w:r>
+    </w:p>
+    <w:p>
+      <w:pPr/>
+      <w:r>
+        <w:rPr>
+          <w:lang w:val="zh_TW" w:bidi="zh_TW"/>
+        </w:rPr>
+      </w:r>
+      <w:r>
+        <w:rPr>
+          <w:lang w:val="zh_TW" w:bidi="zh_TW"/>
+        </w:rPr>
+        <w:t>不論是在和平與戰爭中，弓箭手都cjo4</w:t>
+      </w:r>
+    </w:p>
+    <w:p>
+      <w:pPr/>
+      <w:r>
+        <w:rPr>
+          <w:lang w:val="zh_TW" w:bidi="zh_TW"/>
+        </w:rPr>
+      </w:r>
+      <w:r>
+        <w:rPr>
+          <w:lang w:val="zh_TW" w:bidi="zh_TW"/>
+        </w:rPr>
+        <w:t>使用弓與箭。聖經中記載，遊牧民族、獵人、掠奪者以及戰士，都以射箭作為狩獵與作戰的手段（</w:t>
+      </w:r>
+      <w:hyperlink r:id="rId64">
+        <w:r>
+          <w:rPr>
+            <w:lang w:val="zh_TW" w:bidi="zh_TW"/>
+          </w:rPr>
+          <w:rPr>
+            <w:color w:val="0000EE"/>
+            <w:u w:val="single"/>
+          </w:rPr>
+          <w:t>創21:20</w:t>
         </w:r>
       </w:hyperlink>
       <w:r>
@@ -1241,16 +1726,16 @@
         </w:rPr>
         <w:t>，</w:t>
       </w:r>
-      <w:hyperlink r:id="rId40">
-        <w:r>
-          <w:rPr>
-            <w:lang w:val="zh_TW" w:bidi="zh_TW"/>
-          </w:rPr>
-          <w:rPr>
-            <w:color w:val="0000EE"/>
-            <w:u w:val="single"/>
-          </w:rPr>
-          <w:t>19:20</w:t>
+      <w:hyperlink r:id="rId65">
+        <w:r>
+          <w:rPr>
+            <w:lang w:val="zh_TW" w:bidi="zh_TW"/>
+          </w:rPr>
+          <w:rPr>
+            <w:color w:val="0000EE"/>
+            <w:u w:val="single"/>
+          </w:rPr>
+          <w:t>27:3</w:t>
         </w:r>
       </w:hyperlink>
       <w:r>
@@ -1259,34 +1744,220 @@
         </w:rPr>
         <w:t>，</w:t>
       </w:r>
-      <w:hyperlink r:id="rId41">
-        <w:r>
-          <w:rPr>
-            <w:lang w:val="zh_TW" w:bidi="zh_TW"/>
-          </w:rPr>
-          <w:rPr>
-            <w:color w:val="0000EE"/>
-            <w:u w:val="single"/>
-          </w:rPr>
-          <w:t>30:30</w:t>
-        </w:r>
-      </w:hyperlink>
-      <w:r>
-        <w:rPr>
-          <w:lang w:val="zh_TW" w:bidi="zh_TW"/>
-        </w:rPr>
-        <w:t>）。聖經也使用「骨肉」這個片語來表明人之間的親屬關係。當人說某人是自己的「骨肉」時的意思是他是家人，就像今日我們說「血肉之親」一樣（參</w:t>
-      </w:r>
-      <w:hyperlink r:id="rId42">
-        <w:r>
-          <w:rPr>
-            <w:lang w:val="zh_TW" w:bidi="zh_TW"/>
-          </w:rPr>
-          <w:rPr>
-            <w:color w:val="0000EE"/>
-            <w:u w:val="single"/>
-          </w:rPr>
-          <w:t>創2:23</w:t>
+      <w:hyperlink r:id="rId66">
+        <w:r>
+          <w:rPr>
+            <w:lang w:val="zh_TW" w:bidi="zh_TW"/>
+          </w:rPr>
+          <w:rPr>
+            <w:color w:val="0000EE"/>
+            <w:u w:val="single"/>
+          </w:rPr>
+          <w:t>48:22</w:t>
+        </w:r>
+      </w:hyperlink>
+      <w:r>
+        <w:rPr>
+          <w:lang w:val="zh_TW" w:bidi="zh_TW"/>
+        </w:rPr>
+        <w:t>；</w:t>
+      </w:r>
+      <w:hyperlink r:id="rId67">
+        <w:r>
+          <w:rPr>
+            <w:lang w:val="zh_TW" w:bidi="zh_TW"/>
+          </w:rPr>
+          <w:rPr>
+            <w:color w:val="0000EE"/>
+            <w:u w:val="single"/>
+          </w:rPr>
+          <w:t>書24:12</w:t>
+        </w:r>
+      </w:hyperlink>
+      <w:r>
+        <w:rPr>
+          <w:lang w:val="zh_TW" w:bidi="zh_TW"/>
+        </w:rPr>
+        <w:t>；</w:t>
+      </w:r>
+      <w:hyperlink r:id="rId68">
+        <w:r>
+          <w:rPr>
+            <w:lang w:val="zh_TW" w:bidi="zh_TW"/>
+          </w:rPr>
+          <w:rPr>
+            <w:color w:val="0000EE"/>
+            <w:u w:val="single"/>
+          </w:rPr>
+          <w:t>賽7:24</w:t>
+        </w:r>
+      </w:hyperlink>
+      <w:r>
+        <w:rPr>
+          <w:lang w:val="zh_TW" w:bidi="zh_TW"/>
+        </w:rPr>
+        <w:t>；</w:t>
+      </w:r>
+      <w:hyperlink r:id="rId69">
+        <w:r>
+          <w:rPr>
+            <w:lang w:val="zh_TW" w:bidi="zh_TW"/>
+          </w:rPr>
+          <w:rPr>
+            <w:color w:val="0000EE"/>
+            <w:u w:val="single"/>
+          </w:rPr>
+          <w:t>結39:9</w:t>
+        </w:r>
+      </w:hyperlink>
+      <w:r>
+        <w:rPr>
+          <w:lang w:val="zh_TW" w:bidi="zh_TW"/>
+        </w:rPr>
+        <w:t>；</w:t>
+      </w:r>
+      <w:hyperlink r:id="rId70">
+        <w:r>
+          <w:rPr>
+            <w:lang w:val="zh_TW" w:bidi="zh_TW"/>
+          </w:rPr>
+          <w:rPr>
+            <w:color w:val="0000EE"/>
+            <w:u w:val="single"/>
+          </w:rPr>
+          <w:t>何1:7</w:t>
+        </w:r>
+      </w:hyperlink>
+      <w:r>
+        <w:rPr>
+          <w:lang w:val="zh_TW" w:bidi="zh_TW"/>
+        </w:rPr>
+        <w:t>）。</w:t>
+      </w:r>
+    </w:p>
+    <w:p>
+      <w:pPr/>
+      <w:r>
+        <w:rPr>
+          <w:lang w:val="zh_TW" w:bidi="zh_TW"/>
+        </w:rPr>
+      </w:r>
+      <w:r>
+        <w:rPr>
+          <w:lang w:val="zh_TW" w:bidi="zh_TW"/>
+        </w:rPr>
+        <w:t>在長達幾個世紀的使用過程中，人們不斷改良弓箭的製作與性能。最精良的弓被稱為「複合弓」。工匠會將動物肌腱條黏貼在弓的兩端，並將動物角貼於弓的內側。最優秀的複合弓可以射出箭矢約274至366公尺（約300至400碼）的距離。要拉弓與操作這種武器，射手必須具備強健的體力。</w:t>
+      </w:r>
+    </w:p>
+    <w:p>
+      <w:pPr/>
+      <w:r>
+        <w:rPr>
+          <w:lang w:val="zh_TW" w:bidi="zh_TW"/>
+        </w:rPr>
+      </w:r>
+      <w:r>
+        <w:rPr>
+          <w:lang w:val="zh_TW" w:bidi="zh_TW"/>
+        </w:rPr>
+        <w:t>雖然弓箭可用於狩獵，但它在戰爭中更顯重要。掃羅與約拿單既以刀劍也以弓箭作戰；大衛的軍隊中也有熟練的弓箭手（</w:t>
+      </w:r>
+      <w:hyperlink r:id="rId71">
+        <w:r>
+          <w:rPr>
+            <w:lang w:val="zh_TW" w:bidi="zh_TW"/>
+          </w:rPr>
+          <w:rPr>
+            <w:color w:val="0000EE"/>
+            <w:u w:val="single"/>
+          </w:rPr>
+          <w:t>撒上18:4</w:t>
+        </w:r>
+      </w:hyperlink>
+      <w:r>
+        <w:rPr>
+          <w:lang w:val="zh_TW" w:bidi="zh_TW"/>
+        </w:rPr>
+        <w:t>；</w:t>
+      </w:r>
+      <w:hyperlink r:id="rId72">
+        <w:r>
+          <w:rPr>
+            <w:lang w:val="zh_TW" w:bidi="zh_TW"/>
+          </w:rPr>
+          <w:rPr>
+            <w:color w:val="0000EE"/>
+            <w:u w:val="single"/>
+          </w:rPr>
+          <w:t>代上12:2</w:t>
+        </w:r>
+      </w:hyperlink>
+      <w:r>
+        <w:rPr>
+          <w:lang w:val="zh_TW" w:bidi="zh_TW"/>
+        </w:rPr>
+        <w:t>）。以色列的君王也為軍隊配備弓箭（</w:t>
+      </w:r>
+      <w:hyperlink r:id="rId73">
+        <w:r>
+          <w:rPr>
+            <w:lang w:val="zh_TW" w:bidi="zh_TW"/>
+          </w:rPr>
+          <w:rPr>
+            <w:color w:val="0000EE"/>
+            <w:u w:val="single"/>
+          </w:rPr>
+          <w:t>代下17:17</w:t>
+        </w:r>
+      </w:hyperlink>
+      <w:r>
+        <w:rPr>
+          <w:lang w:val="zh_TW" w:bidi="zh_TW"/>
+        </w:rPr>
+        <w:t>）。以色列的敵人，包括埃及人、敘利亞人、亞述人、巴比倫人、波斯人、希臘人與羅馬人等，也都在其軍隊中設有弓箭手。歷史上弓箭手的精美雕塑至今仍然存在。</w:t>
+      </w:r>
+    </w:p>
+    <w:p>
+      <w:pPr/>
+      <w:r>
+        <w:rPr>
+          <w:lang w:val="zh_TW" w:bidi="zh_TW"/>
+        </w:rPr>
+      </w:r>
+      <w:r>
+        <w:rPr>
+          <w:lang w:val="zh_TW" w:bidi="zh_TW"/>
+        </w:rPr>
+        <w:t>約伯以隱喻來描述自己身體的痛苦，就像被神的弓箭手圍繞（</w:t>
+      </w:r>
+      <w:hyperlink r:id="rId74">
+        <w:r>
+          <w:rPr>
+            <w:lang w:val="zh_TW" w:bidi="zh_TW"/>
+          </w:rPr>
+          <w:rPr>
+            <w:color w:val="0000EE"/>
+            <w:u w:val="single"/>
+          </w:rPr>
+          <w:t>伯16:13</w:t>
+        </w:r>
+      </w:hyperlink>
+      <w:r>
+        <w:rPr>
+          <w:lang w:val="zh_TW" w:bidi="zh_TW"/>
+        </w:rPr>
+        <w:t>）。一些詩篇以弓箭手的弓比喻暴力（</w:t>
+      </w:r>
+      <w:hyperlink r:id="rId75">
+        <w:r>
+          <w:rPr>
+            <w:lang w:val="zh_TW" w:bidi="zh_TW"/>
+          </w:rPr>
+          <w:rPr>
+            <w:color w:val="0000EE"/>
+            <w:u w:val="single"/>
+          </w:rPr>
+          <w:t>詩11:2</w:t>
         </w:r>
       </w:hyperlink>
       <w:r>
@@ -1295,16 +1966,169 @@
         </w:rPr>
         <w:t>，</w:t>
       </w:r>
-      <w:hyperlink r:id="rId43">
-        <w:r>
-          <w:rPr>
-            <w:lang w:val="zh_TW" w:bidi="zh_TW"/>
-          </w:rPr>
-          <w:rPr>
-            <w:color w:val="0000EE"/>
-            <w:u w:val="single"/>
-          </w:rPr>
-          <w:t>29:14</w:t>
+      <w:hyperlink r:id="rId76">
+        <w:r>
+          <w:rPr>
+            <w:lang w:val="zh_TW" w:bidi="zh_TW"/>
+          </w:rPr>
+          <w:rPr>
+            <w:color w:val="0000EE"/>
+            <w:u w:val="single"/>
+          </w:rPr>
+          <w:t>57:4</w:t>
+        </w:r>
+      </w:hyperlink>
+      <w:r>
+        <w:rPr>
+          <w:lang w:val="zh_TW" w:bidi="zh_TW"/>
+        </w:rPr>
+        <w:t>）。另一些詩篇則以弓箭手的弓比喻神的審判（</w:t>
+      </w:r>
+      <w:hyperlink r:id="rId77">
+        <w:r>
+          <w:rPr>
+            <w:lang w:val="zh_TW" w:bidi="zh_TW"/>
+          </w:rPr>
+          <w:rPr>
+            <w:color w:val="0000EE"/>
+            <w:u w:val="single"/>
+          </w:rPr>
+          <w:t>詩7:13</w:t>
+        </w:r>
+      </w:hyperlink>
+      <w:r>
+        <w:rPr>
+          <w:lang w:val="zh_TW" w:bidi="zh_TW"/>
+        </w:rPr>
+        <w:t>，</w:t>
+      </w:r>
+      <w:hyperlink r:id="rId78">
+        <w:r>
+          <w:rPr>
+            <w:lang w:val="zh_TW" w:bidi="zh_TW"/>
+          </w:rPr>
+          <w:rPr>
+            <w:color w:val="0000EE"/>
+            <w:u w:val="single"/>
+          </w:rPr>
+          <w:t>38:2</w:t>
+        </w:r>
+      </w:hyperlink>
+      <w:r>
+        <w:rPr>
+          <w:lang w:val="zh_TW" w:bidi="zh_TW"/>
+        </w:rPr>
+        <w:t>，</w:t>
+      </w:r>
+      <w:hyperlink r:id="rId79">
+        <w:r>
+          <w:rPr>
+            <w:lang w:val="zh_TW" w:bidi="zh_TW"/>
+          </w:rPr>
+          <w:rPr>
+            <w:color w:val="0000EE"/>
+            <w:u w:val="single"/>
+          </w:rPr>
+          <w:t>64:7</w:t>
+        </w:r>
+      </w:hyperlink>
+      <w:r>
+        <w:rPr>
+          <w:lang w:val="zh_TW" w:bidi="zh_TW"/>
+        </w:rPr>
+        <w:t>）。</w:t>
+      </w:r>
+    </w:p>
+    <w:p>
+      <w:pPr/>
+      <w:r>
+        <w:rPr>
+          <w:lang w:val="zh_TW" w:bidi="zh_TW"/>
+        </w:rPr>
+      </w:r>
+      <w:r>
+        <w:rPr>
+          <w:i/>
+          <w:lang w:val="zh_TW" w:bidi="zh_TW"/>
+        </w:rPr>
+        <w:t>另見</w:t>
+      </w:r>
+      <w:r>
+        <w:rPr>
+          <w:lang w:val="zh_TW" w:bidi="zh_TW"/>
+        </w:rPr>
+        <w:t xml:space="preserve"> </w:t>
+      </w:r>
+      <w:r>
+        <w:rPr>
+          <w:lang w:val="zh_TW" w:bidi="zh_TW"/>
+        </w:rPr>
+        <w:t>盔甲和武器</w:t>
+      </w:r>
+      <w:r>
+        <w:rPr>
+          <w:lang w:val="zh_TW" w:bidi="zh_TW"/>
+        </w:rPr>
+        <w:t>。</w:t>
+      </w:r>
+      <w:r>
+        <w:rPr>
+          <w:lang w:val="zh_TW" w:bidi="zh_TW"/>
+        </w:rPr>
+      </w:r>
+      <w:r>
+        <w:rPr>
+          <w:lang w:val="zh_TW" w:bidi="zh_TW"/>
+        </w:rPr>
+      </w:r>
+    </w:p>
+    <w:p>
+      <w:pPr/>
+      <w:r>
+        <w:rPr>
+          <w:lang w:val="zh_TW" w:bidi="zh_TW"/>
+        </w:rPr>
+      </w:r>
+    </w:p>
+    <w:p>
+      <w:pPr>
+        <w:pStyle w:val="Heading2"/>
+      </w:pPr>
+      <w:r>
+        <w:rPr>
+          <w:lang w:val="zh_TW" w:bidi="zh_TW"/>
+        </w:rPr>
+        <w:t>公羊</w:t>
+      </w:r>
+      <w:r>
+        <w:rPr>
+          <w:lang w:val="zh_TW" w:bidi="zh_TW"/>
+        </w:rPr>
+      </w:r>
+    </w:p>
+    <w:p>
+      <w:pPr/>
+      <w:r>
+        <w:rPr>
+          <w:lang w:val="zh_TW" w:bidi="zh_TW"/>
+        </w:rPr>
+      </w:r>
+      <w:r>
+        <w:rPr>
+          <w:lang w:val="zh_TW" w:bidi="zh_TW"/>
+        </w:rPr>
+        <w:t>公羊是成年雄性羊，通常長有大而彎曲的角。公羊比母羊更強壯巨大。在聖經時代，人們飼養公羊用於繁殖、食用和採集羊毛。公羊也被獻祭於神（</w:t>
+      </w:r>
+      <w:hyperlink r:id="rId80">
+        <w:r>
+          <w:rPr>
+            <w:lang w:val="zh_TW" w:bidi="zh_TW"/>
+          </w:rPr>
+          <w:rPr>
+            <w:color w:val="0000EE"/>
+            <w:u w:val="single"/>
+          </w:rPr>
+          <w:t>創22:13</w:t>
         </w:r>
       </w:hyperlink>
       <w:r>
@@ -1313,16 +2137,16 @@
         </w:rPr>
         <w:t>；</w:t>
       </w:r>
-      <w:hyperlink r:id="rId44">
-        <w:r>
-          <w:rPr>
-            <w:lang w:val="zh_TW" w:bidi="zh_TW"/>
-          </w:rPr>
-          <w:rPr>
-            <w:color w:val="0000EE"/>
-            <w:u w:val="single"/>
-          </w:rPr>
-          <w:t>士9:2</w:t>
+      <w:hyperlink r:id="rId81">
+        <w:r>
+          <w:rPr>
+            <w:lang w:val="zh_TW" w:bidi="zh_TW"/>
+          </w:rPr>
+          <w:rPr>
+            <w:color w:val="0000EE"/>
+            <w:u w:val="single"/>
+          </w:rPr>
+          <w:t>出29:15</w:t>
         </w:r>
       </w:hyperlink>
       <w:r>
@@ -1330,6 +2154,6471 @@
           <w:lang w:val="zh_TW" w:bidi="zh_TW"/>
         </w:rPr>
         <w:t>）。</w:t>
+      </w:r>
+    </w:p>
+    <w:p>
+      <w:pPr/>
+      <w:r>
+        <w:rPr>
+          <w:lang w:val="zh_TW" w:bidi="zh_TW"/>
+        </w:rPr>
+      </w:r>
+      <w:r>
+        <w:rPr>
+          <w:lang w:val="zh_TW" w:bidi="zh_TW"/>
+        </w:rPr>
+        <w:t>公羊的角，稱為羊角或羊角號，有時會在崇拜和戰爭中用作號角（</w:t>
+      </w:r>
+      <w:hyperlink r:id="rId82">
+        <w:r>
+          <w:rPr>
+            <w:lang w:val="zh_TW" w:bidi="zh_TW"/>
+          </w:rPr>
+          <w:rPr>
+            <w:color w:val="0000EE"/>
+            <w:u w:val="single"/>
+          </w:rPr>
+          <w:t>書6:4–5</w:t>
+        </w:r>
+      </w:hyperlink>
+      <w:r>
+        <w:rPr>
+          <w:lang w:val="zh_TW" w:bidi="zh_TW"/>
+        </w:rPr>
+        <w:t>）。</w:t>
+      </w:r>
+    </w:p>
+    <w:p>
+      <w:pPr/>
+      <w:r>
+        <w:rPr>
+          <w:lang w:val="zh_TW" w:bidi="zh_TW"/>
+        </w:rPr>
+      </w:r>
+      <w:r>
+        <w:rPr>
+          <w:i/>
+          <w:lang w:val="zh_TW" w:bidi="zh_TW"/>
+        </w:rPr>
+        <w:t>見</w:t>
+      </w:r>
+      <w:r>
+        <w:rPr>
+          <w:lang w:val="zh_TW" w:bidi="zh_TW"/>
+        </w:rPr>
+        <w:t>綿羊</w:t>
+      </w:r>
+      <w:r>
+        <w:rPr>
+          <w:lang w:val="zh_TW" w:bidi="zh_TW"/>
+        </w:rPr>
+        <w:t>；</w:t>
+      </w:r>
+      <w:r>
+        <w:rPr>
+          <w:i/>
+          <w:lang w:val="zh_TW" w:bidi="zh_TW"/>
+        </w:rPr>
+        <w:t>另見</w:t>
+      </w:r>
+      <w:r>
+        <w:rPr>
+          <w:lang w:val="zh_TW" w:bidi="zh_TW"/>
+        </w:rPr>
+        <w:t>動物</w:t>
+      </w:r>
+      <w:r>
+        <w:rPr>
+          <w:lang w:val="zh_TW" w:bidi="zh_TW"/>
+        </w:rPr>
+        <w:t>。</w:t>
+      </w:r>
+      <w:r>
+        <w:rPr>
+          <w:lang w:val="zh_TW" w:bidi="zh_TW"/>
+        </w:rPr>
+      </w:r>
+      <w:r>
+        <w:rPr>
+          <w:lang w:val="zh_TW" w:bidi="zh_TW"/>
+        </w:rPr>
+      </w:r>
+    </w:p>
+    <w:p>
+      <w:pPr/>
+      <w:r>
+        <w:rPr>
+          <w:lang w:val="zh_TW" w:bidi="zh_TW"/>
+        </w:rPr>
+      </w:r>
+    </w:p>
+    <w:p>
+      <w:pPr>
+        <w:pStyle w:val="Heading2"/>
+      </w:pPr>
+      <w:r>
+        <w:rPr>
+          <w:lang w:val="zh_TW" w:bidi="zh_TW"/>
+        </w:rPr>
+        <w:t>公義</w:t>
+      </w:r>
+      <w:r>
+        <w:rPr>
+          <w:lang w:val="zh_TW" w:bidi="zh_TW"/>
+        </w:rPr>
+      </w:r>
+    </w:p>
+    <w:p>
+      <w:pPr/>
+      <w:r>
+        <w:rPr>
+          <w:lang w:val="zh_TW" w:bidi="zh_TW"/>
+        </w:rPr>
+      </w:r>
+      <w:r>
+        <w:rPr>
+          <w:lang w:val="zh_TW" w:bidi="zh_TW"/>
+        </w:rPr>
+        <w:t>公義是指擁有一種正確的關係，主要是指與神的關係，也包括與他人的關係。</w:t>
+      </w:r>
+    </w:p>
+    <w:p>
+      <w:pPr/>
+      <w:r>
+        <w:rPr>
+          <w:lang w:val="zh_TW" w:bidi="zh_TW"/>
+        </w:rPr>
+      </w:r>
+      <w:r>
+        <w:rPr>
+          <w:lang w:val="zh_TW" w:bidi="zh_TW"/>
+        </w:rPr>
+        <w:t>在任何關係中，無論是配偶之間、父母與子女、公民、工人與雇主、商人與顧客、統治者與公民，以及神與人之間，只要能符合公正的期望，這就叫做公義。當一個人的言行符合這些期望時，他的所作所為就被視為是公義的。公義的相反詞是「邪惡」、「惡毒」或「錯誤」（參</w:t>
+      </w:r>
+      <w:hyperlink r:id="rId83">
+        <w:r>
+          <w:rPr>
+            <w:lang w:val="zh_TW" w:bidi="zh_TW"/>
+          </w:rPr>
+          <w:rPr>
+            <w:color w:val="0000EE"/>
+            <w:u w:val="single"/>
+          </w:rPr>
+          <w:t>詩1:6</w:t>
+        </w:r>
+      </w:hyperlink>
+      <w:r>
+        <w:rPr>
+          <w:lang w:val="zh_TW" w:bidi="zh_TW"/>
+        </w:rPr>
+        <w:t>；</w:t>
+      </w:r>
+      <w:hyperlink r:id="rId84">
+        <w:r>
+          <w:rPr>
+            <w:lang w:val="zh_TW" w:bidi="zh_TW"/>
+          </w:rPr>
+          <w:rPr>
+            <w:color w:val="0000EE"/>
+            <w:u w:val="single"/>
+          </w:rPr>
+          <w:t>番3:5</w:t>
+        </w:r>
+      </w:hyperlink>
+      <w:r>
+        <w:rPr>
+          <w:lang w:val="zh_TW" w:bidi="zh_TW"/>
+        </w:rPr>
+        <w:t>）。</w:t>
+      </w:r>
+    </w:p>
+    <w:p>
+      <w:pPr>
+        <w:pStyle w:val="Heading3"/>
+      </w:pPr>
+      <w:r>
+        <w:rPr>
+          <w:lang w:val="zh_TW" w:bidi="zh_TW"/>
+        </w:rPr>
+        <w:t>舊約聖經中的公義</w:t>
+      </w:r>
+    </w:p>
+    <w:p>
+      <w:pPr/>
+      <w:r>
+        <w:rPr>
+          <w:lang w:val="zh_TW" w:bidi="zh_TW"/>
+        </w:rPr>
+      </w:r>
+      <w:r>
+        <w:rPr>
+          <w:lang w:val="zh_TW" w:bidi="zh_TW"/>
+        </w:rPr>
+        <w:t>在以色列，公義影響著生活的各個層面，無論是宗教還是世俗（非宗教）生活都是如此。以色列被選召成為一個特別的國度，是要向世界展示神的統治、屬性與期望。他們需要神的啟示來明白祂的旨意，並維持與祂的關係。一個人與神的關係，跟他們與他人的關係是直接相連的。</w:t>
+      </w:r>
+    </w:p>
+    <w:p>
+      <w:pPr>
+        <w:pStyle w:val="Heading4"/>
+      </w:pPr>
+      <w:r>
+        <w:rPr>
+          <w:lang w:val="zh_TW" w:bidi="zh_TW"/>
+        </w:rPr>
+        <w:t>神的公義與人類的正義</w:t>
+      </w:r>
+    </w:p>
+    <w:p>
+      <w:pPr/>
+      <w:r>
+        <w:rPr>
+          <w:lang w:val="zh_TW" w:bidi="zh_TW"/>
+        </w:rPr>
+      </w:r>
+      <w:r>
+        <w:rPr>
+          <w:lang w:val="zh_TW" w:bidi="zh_TW"/>
+        </w:rPr>
+        <w:t>神是公義的（</w:t>
+      </w:r>
+      <w:hyperlink r:id="rId85">
+        <w:r>
+          <w:rPr>
+            <w:lang w:val="zh_TW" w:bidi="zh_TW"/>
+          </w:rPr>
+          <w:rPr>
+            <w:color w:val="0000EE"/>
+            <w:u w:val="single"/>
+          </w:rPr>
+          <w:t>代下12:6</w:t>
+        </w:r>
+      </w:hyperlink>
+      <w:r>
+        <w:rPr>
+          <w:lang w:val="zh_TW" w:bidi="zh_TW"/>
+        </w:rPr>
+        <w:t>；</w:t>
+      </w:r>
+      <w:hyperlink r:id="rId86">
+        <w:r>
+          <w:rPr>
+            <w:lang w:val="zh_TW" w:bidi="zh_TW"/>
+          </w:rPr>
+          <w:rPr>
+            <w:color w:val="0000EE"/>
+            <w:u w:val="single"/>
+          </w:rPr>
+          <w:t>詩7:9</w:t>
+        </w:r>
+      </w:hyperlink>
+      <w:r>
+        <w:rPr>
+          <w:lang w:val="zh_TW" w:bidi="zh_TW"/>
+        </w:rPr>
+        <w:t>，</w:t>
+      </w:r>
+      <w:hyperlink r:id="rId87">
+        <w:r>
+          <w:rPr>
+            <w:lang w:val="zh_TW" w:bidi="zh_TW"/>
+          </w:rPr>
+          <w:rPr>
+            <w:color w:val="0000EE"/>
+            <w:u w:val="single"/>
+          </w:rPr>
+          <w:t>103:17</w:t>
+        </w:r>
+      </w:hyperlink>
+      <w:r>
+        <w:rPr>
+          <w:lang w:val="zh_TW" w:bidi="zh_TW"/>
+        </w:rPr>
+        <w:t>；</w:t>
+      </w:r>
+      <w:hyperlink r:id="rId84">
+        <w:r>
+          <w:rPr>
+            <w:lang w:val="zh_TW" w:bidi="zh_TW"/>
+          </w:rPr>
+          <w:rPr>
+            <w:color w:val="0000EE"/>
+            <w:u w:val="single"/>
+          </w:rPr>
+          <w:t>番3:5</w:t>
+        </w:r>
+      </w:hyperlink>
+      <w:r>
+        <w:rPr>
+          <w:lang w:val="zh_TW" w:bidi="zh_TW"/>
+        </w:rPr>
+        <w:t>；</w:t>
+      </w:r>
+      <w:hyperlink r:id="rId88">
+        <w:r>
+          <w:rPr>
+            <w:lang w:val="zh_TW" w:bidi="zh_TW"/>
+          </w:rPr>
+          <w:rPr>
+            <w:color w:val="0000EE"/>
+            <w:u w:val="single"/>
+          </w:rPr>
+          <w:t>亞8:8</w:t>
+        </w:r>
+      </w:hyperlink>
+      <w:r>
+        <w:rPr>
+          <w:lang w:val="zh_TW" w:bidi="zh_TW"/>
+        </w:rPr>
+        <w:t>）。祂的公義體現在祂為子民所做的工作，以及祂與子民的關係中。神所有的作為都是公義的（參</w:t>
+      </w:r>
+      <w:hyperlink r:id="rId89">
+        <w:r>
+          <w:rPr>
+            <w:lang w:val="zh_TW" w:bidi="zh_TW"/>
+          </w:rPr>
+          <w:rPr>
+            <w:color w:val="0000EE"/>
+            <w:u w:val="single"/>
+          </w:rPr>
+          <w:t>申32:4</w:t>
+        </w:r>
+      </w:hyperlink>
+      <w:r>
+        <w:rPr>
+          <w:lang w:val="zh_TW" w:bidi="zh_TW"/>
+        </w:rPr>
+        <w:t>；</w:t>
+      </w:r>
+      <w:hyperlink r:id="rId90">
+        <w:r>
+          <w:rPr>
+            <w:lang w:val="zh_TW" w:bidi="zh_TW"/>
+          </w:rPr>
+          <w:rPr>
+            <w:color w:val="0000EE"/>
+            <w:u w:val="single"/>
+          </w:rPr>
+          <w:t>士5:11</w:t>
+        </w:r>
+      </w:hyperlink>
+      <w:r>
+        <w:rPr>
+          <w:lang w:val="zh_TW" w:bidi="zh_TW"/>
+        </w:rPr>
+        <w:t>；</w:t>
+      </w:r>
+      <w:hyperlink r:id="rId91">
+        <w:r>
+          <w:rPr>
+            <w:lang w:val="zh_TW" w:bidi="zh_TW"/>
+          </w:rPr>
+          <w:rPr>
+            <w:color w:val="0000EE"/>
+            <w:u w:val="single"/>
+          </w:rPr>
+          <w:t>詩103:6</w:t>
+        </w:r>
+      </w:hyperlink>
+      <w:r>
+        <w:rPr>
+          <w:lang w:val="zh_TW" w:bidi="zh_TW"/>
+        </w:rPr>
+        <w:t>）。神的子民因祂公義的作為而歡呼（</w:t>
+      </w:r>
+      <w:hyperlink r:id="rId92">
+        <w:r>
+          <w:rPr>
+            <w:lang w:val="zh_TW" w:bidi="zh_TW"/>
+          </w:rPr>
+          <w:rPr>
+            <w:color w:val="0000EE"/>
+            <w:u w:val="single"/>
+          </w:rPr>
+          <w:t>詩89:16</w:t>
+        </w:r>
+      </w:hyperlink>
+      <w:r>
+        <w:rPr>
+          <w:lang w:val="zh_TW" w:bidi="zh_TW"/>
+        </w:rPr>
+        <w:t>）。因為神是公義的，所以祂也期望人能行出公義，以反映祂的屬性。公義意味著遵循神的統治與旨意。</w:t>
+      </w:r>
+    </w:p>
+    <w:p>
+      <w:pPr/>
+      <w:r>
+        <w:rPr>
+          <w:lang w:val="zh_TW" w:bidi="zh_TW"/>
+        </w:rPr>
+      </w:r>
+      <w:r>
+        <w:rPr>
+          <w:lang w:val="zh_TW" w:bidi="zh_TW"/>
+        </w:rPr>
+        <w:t>挪亞被稱為「義人」，因為他與神同行，且在當時的人群中展現出正直（</w:t>
+      </w:r>
+      <w:hyperlink r:id="rId93">
+        <w:r>
+          <w:rPr>
+            <w:lang w:val="zh_TW" w:bidi="zh_TW"/>
+          </w:rPr>
+          <w:rPr>
+            <w:color w:val="0000EE"/>
+            <w:u w:val="single"/>
+          </w:rPr>
+          <w:t>創6:9</w:t>
+        </w:r>
+      </w:hyperlink>
+      <w:r>
+        <w:rPr>
+          <w:lang w:val="zh_TW" w:bidi="zh_TW"/>
+        </w:rPr>
+        <w:t>）。在人類墮落之後——也就是人們不聽神的話，把罪帶進世界，導致大洪水與巴別塔的分散——神透過亞伯拉罕和他的後裔，更新了祂與人的關係。亞伯拉罕是義的，因為他依照神啟示的旨意生活（</w:t>
+      </w:r>
+      <w:hyperlink r:id="rId94">
+        <w:r>
+          <w:rPr>
+            <w:lang w:val="zh_TW" w:bidi="zh_TW"/>
+          </w:rPr>
+          <w:rPr>
+            <w:color w:val="0000EE"/>
+            <w:u w:val="single"/>
+          </w:rPr>
+          <w:t>創15:6</w:t>
+        </w:r>
+      </w:hyperlink>
+      <w:r>
+        <w:rPr>
+          <w:lang w:val="zh_TW" w:bidi="zh_TW"/>
+        </w:rPr>
+        <w:t>，參</w:t>
+      </w:r>
+      <w:hyperlink r:id="rId95">
+        <w:r>
+          <w:rPr>
+            <w:lang w:val="zh_TW" w:bidi="zh_TW"/>
+          </w:rPr>
+          <w:rPr>
+            <w:color w:val="0000EE"/>
+            <w:u w:val="single"/>
+          </w:rPr>
+          <w:t>17:1</w:t>
+        </w:r>
+      </w:hyperlink>
+      <w:r>
+        <w:rPr>
+          <w:lang w:val="zh_TW" w:bidi="zh_TW"/>
+        </w:rPr>
+        <w:t>，</w:t>
+      </w:r>
+      <w:hyperlink r:id="rId96">
+        <w:r>
+          <w:rPr>
+            <w:lang w:val="zh_TW" w:bidi="zh_TW"/>
+          </w:rPr>
+          <w:rPr>
+            <w:color w:val="0000EE"/>
+            <w:u w:val="single"/>
+          </w:rPr>
+          <w:t>18:19</w:t>
+        </w:r>
+      </w:hyperlink>
+      <w:r>
+        <w:rPr>
+          <w:lang w:val="zh_TW" w:bidi="zh_TW"/>
+        </w:rPr>
+        <w:t>，</w:t>
+      </w:r>
+      <w:hyperlink r:id="rId97">
+        <w:r>
+          <w:rPr>
+            <w:lang w:val="zh_TW" w:bidi="zh_TW"/>
+          </w:rPr>
+          <w:rPr>
+            <w:color w:val="0000EE"/>
+            <w:u w:val="single"/>
+          </w:rPr>
+          <w:t>26:5</w:t>
+        </w:r>
+      </w:hyperlink>
+      <w:r>
+        <w:rPr>
+          <w:lang w:val="zh_TW" w:bidi="zh_TW"/>
+        </w:rPr>
+        <w:t>）。</w:t>
+      </w:r>
+    </w:p>
+    <w:p>
+      <w:pPr>
+        <w:pStyle w:val="Heading4"/>
+      </w:pPr>
+      <w:r>
+        <w:rPr>
+          <w:lang w:val="zh_TW" w:bidi="zh_TW"/>
+        </w:rPr>
+        <w:t>律法與公義</w:t>
+      </w:r>
+    </w:p>
+    <w:p>
+      <w:pPr/>
+      <w:r>
+        <w:rPr>
+          <w:lang w:val="zh_TW" w:bidi="zh_TW"/>
+        </w:rPr>
+      </w:r>
+      <w:r>
+        <w:rPr>
+          <w:lang w:val="zh_TW" w:bidi="zh_TW"/>
+        </w:rPr>
+        <w:t>神向以色列啟示了他們該如何與祂及彼此相處。律法幫助子民按照神的旨意生活，並成為義的人。一個致力於事奉神的人會被稱為義人（參</w:t>
+      </w:r>
+      <w:hyperlink r:id="rId98">
+        <w:r>
+          <w:rPr>
+            <w:lang w:val="zh_TW" w:bidi="zh_TW"/>
+          </w:rPr>
+          <w:rPr>
+            <w:color w:val="0000EE"/>
+            <w:u w:val="single"/>
+          </w:rPr>
+          <w:t>瑪3:18</w:t>
+        </w:r>
+      </w:hyperlink>
+      <w:r>
+        <w:rPr>
+          <w:lang w:val="zh_TW" w:bidi="zh_TW"/>
+        </w:rPr>
+        <w:t>）。因此，公義意味著在神和他人面前行事為人正直，這體現在我們的言行舉止中。</w:t>
+      </w:r>
+    </w:p>
+    <w:p>
+      <w:pPr/>
+      <w:r>
+        <w:rPr>
+          <w:lang w:val="zh_TW" w:bidi="zh_TW"/>
+        </w:rPr>
+      </w:r>
+      <w:r>
+        <w:rPr>
+          <w:lang w:val="zh_TW" w:bidi="zh_TW"/>
+        </w:rPr>
+        <w:t>先知曾預言未來會有一個公義的時代。那將是神特別選定的王（彌賽亞）施行統治的時候，也是神的國降臨在地上的時候。先知以賽亞曾寫到這件事（</w:t>
+      </w:r>
+      <w:hyperlink r:id="rId99">
+        <w:r>
+          <w:rPr>
+            <w:lang w:val="zh_TW" w:bidi="zh_TW"/>
+          </w:rPr>
+          <w:rPr>
+            <w:color w:val="0000EE"/>
+            <w:u w:val="single"/>
+          </w:rPr>
+          <w:t>賽11:1–9</w:t>
+        </w:r>
+      </w:hyperlink>
+      <w:r>
+        <w:rPr>
+          <w:lang w:val="zh_TW" w:bidi="zh_TW"/>
+        </w:rPr>
+        <w:t>）。他說這個統治將擴展到萬國（</w:t>
+      </w:r>
+      <w:hyperlink r:id="rId100">
+        <w:r>
+          <w:rPr>
+            <w:lang w:val="zh_TW" w:bidi="zh_TW"/>
+          </w:rPr>
+          <w:rPr>
+            <w:color w:val="0000EE"/>
+            <w:u w:val="single"/>
+          </w:rPr>
+          <w:t>10–16節</w:t>
+        </w:r>
+      </w:hyperlink>
+      <w:r>
+        <w:rPr>
+          <w:lang w:val="zh_TW" w:bidi="zh_TW"/>
+        </w:rPr>
+        <w:t>），而且會永遠長存（</w:t>
+      </w:r>
+      <w:hyperlink r:id="rId101">
+        <w:r>
+          <w:rPr>
+            <w:lang w:val="zh_TW" w:bidi="zh_TW"/>
+          </w:rPr>
+          <w:rPr>
+            <w:color w:val="0000EE"/>
+            <w:u w:val="single"/>
+          </w:rPr>
+          <w:t>賽9:7</w:t>
+        </w:r>
+      </w:hyperlink>
+      <w:r>
+        <w:rPr>
+          <w:lang w:val="zh_TW" w:bidi="zh_TW"/>
+        </w:rPr>
+        <w:t>）。以賽亞描述了神國度降臨時的榮耀景象：仇敵被制伏，子民被聚集，大家生活在平安之中。</w:t>
+      </w:r>
+    </w:p>
+    <w:p>
+      <w:pPr/>
+      <w:r>
+        <w:rPr>
+          <w:lang w:val="zh_TW" w:bidi="zh_TW"/>
+        </w:rPr>
+      </w:r>
+      <w:r>
+        <w:rPr>
+          <w:lang w:val="zh_TW" w:bidi="zh_TW"/>
+        </w:rPr>
+        <w:t>從以色列人從被擄中歸回，到國度的最終降臨，這些恢復的作為都展現了神公義的作為。祂饒恕、恢復、保持信實、愛人、選召，並賜下聖靈來更新祂的子民。祂將更新後的盟約關係（神與子民之間的一份特別協議）所帶來的好處賜給他們。不論是猶太人還是外邦人，都領受了神公義的作為（</w:t>
+      </w:r>
+      <w:hyperlink r:id="rId102">
+        <w:r>
+          <w:rPr>
+            <w:lang w:val="zh_TW" w:bidi="zh_TW"/>
+          </w:rPr>
+          <w:rPr>
+            <w:color w:val="0000EE"/>
+            <w:u w:val="single"/>
+          </w:rPr>
+          <w:t>賽45:8</w:t>
+        </w:r>
+      </w:hyperlink>
+      <w:r>
+        <w:rPr>
+          <w:lang w:val="zh_TW" w:bidi="zh_TW"/>
+        </w:rPr>
+        <w:t>、</w:t>
+      </w:r>
+      <w:hyperlink r:id="rId102">
+        <w:r>
+          <w:rPr>
+            <w:lang w:val="zh_TW" w:bidi="zh_TW"/>
+          </w:rPr>
+          <w:rPr>
+            <w:color w:val="0000EE"/>
+            <w:u w:val="single"/>
+          </w:rPr>
+          <w:t>23</w:t>
+        </w:r>
+      </w:hyperlink>
+      <w:r>
+        <w:rPr>
+          <w:lang w:val="zh_TW" w:bidi="zh_TW"/>
+        </w:rPr>
+        <w:t>，</w:t>
+      </w:r>
+      <w:hyperlink r:id="rId103">
+        <w:r>
+          <w:rPr>
+            <w:lang w:val="zh_TW" w:bidi="zh_TW"/>
+          </w:rPr>
+          <w:rPr>
+            <w:color w:val="0000EE"/>
+            <w:u w:val="single"/>
+          </w:rPr>
+          <w:t>46:13</w:t>
+        </w:r>
+      </w:hyperlink>
+      <w:r>
+        <w:rPr>
+          <w:lang w:val="zh_TW" w:bidi="zh_TW"/>
+        </w:rPr>
+        <w:t>，</w:t>
+      </w:r>
+      <w:hyperlink r:id="rId103">
+        <w:r>
+          <w:rPr>
+            <w:lang w:val="zh_TW" w:bidi="zh_TW"/>
+          </w:rPr>
+          <w:rPr>
+            <w:color w:val="0000EE"/>
+            <w:u w:val="single"/>
+          </w:rPr>
+          <w:t>48:18</w:t>
+        </w:r>
+      </w:hyperlink>
+      <w:r>
+        <w:rPr>
+          <w:lang w:val="zh_TW" w:bidi="zh_TW"/>
+        </w:rPr>
+        <w:t>，</w:t>
+      </w:r>
+      <w:hyperlink r:id="rId104">
+        <w:r>
+          <w:rPr>
+            <w:lang w:val="zh_TW" w:bidi="zh_TW"/>
+          </w:rPr>
+          <w:rPr>
+            <w:color w:val="0000EE"/>
+            <w:u w:val="single"/>
+          </w:rPr>
+          <w:t>51:5</w:t>
+        </w:r>
+      </w:hyperlink>
+      <w:r>
+        <w:rPr>
+          <w:lang w:val="zh_TW" w:bidi="zh_TW"/>
+        </w:rPr>
+        <w:t>、</w:t>
+      </w:r>
+      <w:hyperlink r:id="rId104">
+        <w:r>
+          <w:rPr>
+            <w:lang w:val="zh_TW" w:bidi="zh_TW"/>
+          </w:rPr>
+          <w:rPr>
+            <w:color w:val="0000EE"/>
+            <w:u w:val="single"/>
+          </w:rPr>
+          <w:t>8</w:t>
+        </w:r>
+      </w:hyperlink>
+      <w:r>
+        <w:rPr>
+          <w:lang w:val="zh_TW" w:bidi="zh_TW"/>
+        </w:rPr>
+        <w:t>、</w:t>
+      </w:r>
+      <w:hyperlink r:id="rId104">
+        <w:r>
+          <w:rPr>
+            <w:lang w:val="zh_TW" w:bidi="zh_TW"/>
+          </w:rPr>
+          <w:rPr>
+            <w:color w:val="0000EE"/>
+            <w:u w:val="single"/>
+          </w:rPr>
+          <w:t>16</w:t>
+        </w:r>
+      </w:hyperlink>
+      <w:r>
+        <w:rPr>
+          <w:lang w:val="zh_TW" w:bidi="zh_TW"/>
+        </w:rPr>
+        <w:t>，</w:t>
+      </w:r>
+      <w:hyperlink r:id="rId105">
+        <w:r>
+          <w:rPr>
+            <w:lang w:val="zh_TW" w:bidi="zh_TW"/>
+          </w:rPr>
+          <w:rPr>
+            <w:color w:val="0000EE"/>
+            <w:u w:val="single"/>
+          </w:rPr>
+          <w:t>56:1</w:t>
+        </w:r>
+      </w:hyperlink>
+      <w:r>
+        <w:rPr>
+          <w:lang w:val="zh_TW" w:bidi="zh_TW"/>
+        </w:rPr>
+        <w:t>，</w:t>
+      </w:r>
+      <w:hyperlink r:id="rId106">
+        <w:r>
+          <w:rPr>
+            <w:lang w:val="zh_TW" w:bidi="zh_TW"/>
+          </w:rPr>
+          <w:rPr>
+            <w:color w:val="0000EE"/>
+            <w:u w:val="single"/>
+          </w:rPr>
+          <w:t>59:17</w:t>
+        </w:r>
+      </w:hyperlink>
+      <w:r>
+        <w:rPr>
+          <w:lang w:val="zh_TW" w:bidi="zh_TW"/>
+        </w:rPr>
+        <w:t>，</w:t>
+      </w:r>
+      <w:hyperlink r:id="rId107">
+        <w:r>
+          <w:rPr>
+            <w:lang w:val="zh_TW" w:bidi="zh_TW"/>
+          </w:rPr>
+          <w:rPr>
+            <w:color w:val="0000EE"/>
+            <w:u w:val="single"/>
+          </w:rPr>
+          <w:t>60:17</w:t>
+        </w:r>
+      </w:hyperlink>
+      <w:r>
+        <w:rPr>
+          <w:lang w:val="zh_TW" w:bidi="zh_TW"/>
+        </w:rPr>
+        <w:t>，</w:t>
+      </w:r>
+      <w:hyperlink r:id="rId108">
+        <w:r>
+          <w:rPr>
+            <w:lang w:val="zh_TW" w:bidi="zh_TW"/>
+          </w:rPr>
+          <w:rPr>
+            <w:color w:val="0000EE"/>
+            <w:u w:val="single"/>
+          </w:rPr>
+          <w:t>61:10–11</w:t>
+        </w:r>
+      </w:hyperlink>
+      <w:r>
+        <w:rPr>
+          <w:lang w:val="zh_TW" w:bidi="zh_TW"/>
+        </w:rPr>
+        <w:t>）。</w:t>
+      </w:r>
+    </w:p>
+    <w:p>
+      <w:pPr>
+        <w:pStyle w:val="Heading3"/>
+      </w:pPr>
+      <w:r>
+        <w:rPr>
+          <w:lang w:val="zh_TW" w:bidi="zh_TW"/>
+        </w:rPr>
+        <w:t>新約聖經中的公義</w:t>
+      </w:r>
+    </w:p>
+    <w:p>
+      <w:pPr/>
+      <w:r>
+        <w:rPr>
+          <w:lang w:val="zh_TW" w:bidi="zh_TW"/>
+        </w:rPr>
+      </w:r>
+      <w:r>
+        <w:rPr>
+          <w:lang w:val="zh_TW" w:bidi="zh_TW"/>
+        </w:rPr>
+        <w:t>神關心祂子民的救恩以及祂永恆的國度。因此，神差遣祂的兒子來彰顯祂的公義。基督的降臨標示出神與人的關係、約以及祂在地上的國度都得到了更新。這經摩西傳達的舊的約，由神的兒子更新了，祂來是為了「盡諸般的義」（</w:t>
+      </w:r>
+      <w:hyperlink r:id="rId109">
+        <w:r>
+          <w:rPr>
+            <w:lang w:val="zh_TW" w:bidi="zh_TW"/>
+          </w:rPr>
+          <w:rPr>
+            <w:color w:val="0000EE"/>
+            <w:u w:val="single"/>
+          </w:rPr>
+          <w:t>太3:15</w:t>
+        </w:r>
+      </w:hyperlink>
+      <w:r>
+        <w:rPr>
+          <w:lang w:val="zh_TW" w:bidi="zh_TW"/>
+        </w:rPr>
+        <w:t>）。耶穌的信息與舊約聖經一致，都將神的國與祂的公義看作是一體的（</w:t>
+      </w:r>
+      <w:hyperlink r:id="rId110">
+        <w:r>
+          <w:rPr>
+            <w:lang w:val="zh_TW" w:bidi="zh_TW"/>
+          </w:rPr>
+          <w:rPr>
+            <w:color w:val="0000EE"/>
+            <w:u w:val="single"/>
+          </w:rPr>
+          <w:t>太6:33</w:t>
+        </w:r>
+      </w:hyperlink>
+      <w:r>
+        <w:rPr>
+          <w:lang w:val="zh_TW" w:bidi="zh_TW"/>
+        </w:rPr>
+        <w:t>，</w:t>
+      </w:r>
+      <w:hyperlink r:id="rId111">
+        <w:r>
+          <w:rPr>
+            <w:lang w:val="zh_TW" w:bidi="zh_TW"/>
+          </w:rPr>
+          <w:rPr>
+            <w:color w:val="0000EE"/>
+            <w:u w:val="single"/>
+          </w:rPr>
+          <w:t>13:43</w:t>
+        </w:r>
+      </w:hyperlink>
+      <w:r>
+        <w:rPr>
+          <w:lang w:val="zh_TW" w:bidi="zh_TW"/>
+        </w:rPr>
+        <w:t>）。耶穌教導說，神期望每個人都依照祂的旨意生活（</w:t>
+      </w:r>
+      <w:hyperlink r:id="rId112">
+        <w:r>
+          <w:rPr>
+            <w:lang w:val="zh_TW" w:bidi="zh_TW"/>
+          </w:rPr>
+          <w:rPr>
+            <w:color w:val="0000EE"/>
+            <w:u w:val="single"/>
+          </w:rPr>
+          <w:t>太7:21</w:t>
+        </w:r>
+      </w:hyperlink>
+      <w:r>
+        <w:rPr>
+          <w:lang w:val="zh_TW" w:bidi="zh_TW"/>
+        </w:rPr>
+        <w:t>）。關於人們進入神的國度並過公義生活所需具備的條件，耶穌就是神最終的啟示。</w:t>
+      </w:r>
+    </w:p>
+    <w:p>
+      <w:pPr>
+        <w:pStyle w:val="Heading4"/>
+      </w:pPr>
+      <w:r>
+        <w:rPr>
+          <w:lang w:val="zh_TW" w:bidi="zh_TW"/>
+        </w:rPr>
+        <w:t>稱義與公義</w:t>
+      </w:r>
+    </w:p>
+    <w:p>
+      <w:pPr/>
+      <w:r>
+        <w:rPr>
+          <w:lang w:val="zh_TW" w:bidi="zh_TW"/>
+        </w:rPr>
+      </w:r>
+      <w:r>
+        <w:rPr>
+          <w:lang w:val="zh_TW" w:bidi="zh_TW"/>
+        </w:rPr>
+        <w:t>個人無法靠自己的努力達到這種公義；它是神白白賜下的恩典 （</w:t>
+      </w:r>
+      <w:hyperlink r:id="rId113">
+        <w:r>
+          <w:rPr>
+            <w:lang w:val="zh_TW" w:bidi="zh_TW"/>
+          </w:rPr>
+          <w:rPr>
+            <w:color w:val="0000EE"/>
+            <w:u w:val="single"/>
+          </w:rPr>
+          <w:t>羅3:21–5:21</w:t>
+        </w:r>
+      </w:hyperlink>
+      <w:r>
+        <w:rPr>
+          <w:lang w:val="zh_TW" w:bidi="zh_TW"/>
+        </w:rPr>
+        <w:t>）。除了耶穌基督之外，沒有真正的公義。耶穌的福音啟示了「義人必因信得生」（</w:t>
+      </w:r>
+      <w:hyperlink r:id="rId114">
+        <w:r>
+          <w:rPr>
+            <w:lang w:val="zh_TW" w:bidi="zh_TW"/>
+          </w:rPr>
+          <w:rPr>
+            <w:color w:val="0000EE"/>
+            <w:u w:val="single"/>
+          </w:rPr>
+          <w:t>羅1:17</w:t>
+        </w:r>
+      </w:hyperlink>
+      <w:r>
+        <w:rPr>
+          <w:lang w:val="zh_TW" w:bidi="zh_TW"/>
+        </w:rPr>
+        <w:t>；參</w:t>
+      </w:r>
+      <w:hyperlink r:id="rId115">
+        <w:r>
+          <w:rPr>
+            <w:lang w:val="zh_TW" w:bidi="zh_TW"/>
+          </w:rPr>
+          <w:rPr>
+            <w:color w:val="0000EE"/>
+            <w:u w:val="single"/>
+          </w:rPr>
+          <w:t>來2:4</w:t>
+        </w:r>
+      </w:hyperlink>
+      <w:r>
+        <w:rPr>
+          <w:lang w:val="zh_TW" w:bidi="zh_TW"/>
+        </w:rPr>
+        <w:t>）。因此，天父要求人接受祂的兒子，作為祂使人稱義的方式 （</w:t>
+      </w:r>
+      <w:hyperlink r:id="rId116">
+        <w:r>
+          <w:rPr>
+            <w:lang w:val="zh_TW" w:bidi="zh_TW"/>
+          </w:rPr>
+          <w:rPr>
+            <w:color w:val="0000EE"/>
+            <w:u w:val="single"/>
+          </w:rPr>
+          <w:t>羅3:25–26</w:t>
+        </w:r>
+      </w:hyperlink>
+      <w:r>
+        <w:rPr>
+          <w:lang w:val="zh_TW" w:bidi="zh_TW"/>
+        </w:rPr>
+        <w:t>，</w:t>
+      </w:r>
+      <w:hyperlink r:id="rId117">
+        <w:r>
+          <w:rPr>
+            <w:lang w:val="zh_TW" w:bidi="zh_TW"/>
+          </w:rPr>
+          <w:rPr>
+            <w:color w:val="0000EE"/>
+            <w:u w:val="single"/>
+          </w:rPr>
+          <w:t>5:9</w:t>
+        </w:r>
+      </w:hyperlink>
+      <w:r>
+        <w:rPr>
+          <w:lang w:val="zh_TW" w:bidi="zh_TW"/>
+        </w:rPr>
+        <w:t>）。所謂稱義，就是當人們信靠神的兒子時，神宣稱他們為義人（</w:t>
+      </w:r>
+      <w:hyperlink r:id="rId118">
+        <w:r>
+          <w:rPr>
+            <w:lang w:val="zh_TW" w:bidi="zh_TW"/>
+          </w:rPr>
+          <w:rPr>
+            <w:color w:val="0000EE"/>
+            <w:u w:val="single"/>
+          </w:rPr>
+          <w:t>羅8:33–34</w:t>
+        </w:r>
+      </w:hyperlink>
+      <w:r>
+        <w:rPr>
+          <w:lang w:val="zh_TW" w:bidi="zh_TW"/>
+        </w:rPr>
+        <w:t>；</w:t>
+      </w:r>
+      <w:hyperlink r:id="rId119">
+        <w:r>
+          <w:rPr>
+            <w:lang w:val="zh_TW" w:bidi="zh_TW"/>
+          </w:rPr>
+          <w:rPr>
+            <w:color w:val="0000EE"/>
+            <w:u w:val="single"/>
+          </w:rPr>
+          <w:t>林後3:18</w:t>
+        </w:r>
+      </w:hyperlink>
+      <w:r>
+        <w:rPr>
+          <w:lang w:val="zh_TW" w:bidi="zh_TW"/>
+        </w:rPr>
+        <w:t>，</w:t>
+      </w:r>
+      <w:hyperlink r:id="rId120">
+        <w:r>
+          <w:rPr>
+            <w:lang w:val="zh_TW" w:bidi="zh_TW"/>
+          </w:rPr>
+          <w:rPr>
+            <w:color w:val="0000EE"/>
+            <w:u w:val="single"/>
+          </w:rPr>
+          <w:t>11:15</w:t>
+        </w:r>
+      </w:hyperlink>
+      <w:r>
+        <w:rPr>
+          <w:lang w:val="zh_TW" w:bidi="zh_TW"/>
+        </w:rPr>
+        <w:t>）。神赦免罪、與罪人和好，並賜給他們平安（</w:t>
+      </w:r>
+      <w:hyperlink r:id="rId121">
+        <w:r>
+          <w:rPr>
+            <w:lang w:val="zh_TW" w:bidi="zh_TW"/>
+          </w:rPr>
+          <w:rPr>
+            <w:color w:val="0000EE"/>
+            <w:u w:val="single"/>
+          </w:rPr>
+          <w:t>羅5:1</w:t>
+        </w:r>
+      </w:hyperlink>
+      <w:r>
+        <w:rPr>
+          <w:lang w:val="zh_TW" w:bidi="zh_TW"/>
+        </w:rPr>
+        <w:t>、</w:t>
+      </w:r>
+      <w:hyperlink r:id="rId121">
+        <w:r>
+          <w:rPr>
+            <w:lang w:val="zh_TW" w:bidi="zh_TW"/>
+          </w:rPr>
+          <w:rPr>
+            <w:color w:val="0000EE"/>
+            <w:u w:val="single"/>
+          </w:rPr>
+          <w:t>9</w:t>
+        </w:r>
+      </w:hyperlink>
+      <w:hyperlink r:id="rId122">
+        <w:r>
+          <w:rPr>
+            <w:lang w:val="zh_TW" w:bidi="zh_TW"/>
+          </w:rPr>
+          <w:rPr>
+            <w:color w:val="0000EE"/>
+            <w:u w:val="single"/>
+          </w:rPr>
+          <w:t>–</w:t>
+        </w:r>
+      </w:hyperlink>
+      <w:hyperlink r:id="rId121">
+        <w:r>
+          <w:rPr>
+            <w:lang w:val="zh_TW" w:bidi="zh_TW"/>
+          </w:rPr>
+          <w:rPr>
+            <w:color w:val="0000EE"/>
+            <w:u w:val="single"/>
+          </w:rPr>
+          <w:t>11</w:t>
+        </w:r>
+      </w:hyperlink>
+      <w:r>
+        <w:rPr>
+          <w:lang w:val="zh_TW" w:bidi="zh_TW"/>
+        </w:rPr>
+        <w:t>；</w:t>
+      </w:r>
+      <w:hyperlink r:id="rId123">
+        <w:r>
+          <w:rPr>
+            <w:lang w:val="zh_TW" w:bidi="zh_TW"/>
+          </w:rPr>
+          <w:rPr>
+            <w:color w:val="0000EE"/>
+            <w:u w:val="single"/>
+          </w:rPr>
+          <w:t>弗2:14–17</w:t>
+        </w:r>
+      </w:hyperlink>
+      <w:r>
+        <w:rPr>
+          <w:lang w:val="zh_TW" w:bidi="zh_TW"/>
+        </w:rPr>
+        <w:t>）。那些被宣稱為義的人，享有身為「神的兒女」的名份。天父以公義對待祂的孩子，也期望孩子們以公義對待祂。</w:t>
+      </w:r>
+    </w:p>
+    <w:p>
+      <w:pPr>
+        <w:pStyle w:val="Heading4"/>
+      </w:pPr>
+      <w:r>
+        <w:rPr>
+          <w:lang w:val="zh_TW" w:bidi="zh_TW"/>
+        </w:rPr>
+        <w:t>公義在未來的成就</w:t>
+      </w:r>
+    </w:p>
+    <w:p>
+      <w:pPr/>
+      <w:r>
+        <w:rPr>
+          <w:lang w:val="zh_TW" w:bidi="zh_TW"/>
+        </w:rPr>
+      </w:r>
+      <w:r>
+        <w:rPr>
+          <w:lang w:val="zh_TW" w:bidi="zh_TW"/>
+        </w:rPr>
+        <w:t>當耶穌再臨的時候，我們將會看到完全實現的真正公義。到那時，所有被神挽回、恢復正確關係的人，也都會得到榮耀（</w:t>
+      </w:r>
+      <w:hyperlink r:id="rId124">
+        <w:r>
+          <w:rPr>
+            <w:lang w:val="zh_TW" w:bidi="zh_TW"/>
+          </w:rPr>
+          <w:rPr>
+            <w:color w:val="0000EE"/>
+            <w:u w:val="single"/>
+          </w:rPr>
+          <w:t>羅8:30</w:t>
+        </w:r>
+      </w:hyperlink>
+      <w:r>
+        <w:rPr>
+          <w:lang w:val="zh_TW" w:bidi="zh_TW"/>
+        </w:rPr>
+        <w:t>）。神拯救人的計畫正朝著最終目標前進，這個目標就是神的國度完全彰顯。屆時，神將在「公義」中更新所有的創造——也就是說，所有的創造都會與神恢復正確的關係（</w:t>
+      </w:r>
+      <w:hyperlink r:id="rId125">
+        <w:r>
+          <w:rPr>
+            <w:lang w:val="zh_TW" w:bidi="zh_TW"/>
+          </w:rPr>
+          <w:rPr>
+            <w:color w:val="0000EE"/>
+            <w:u w:val="single"/>
+          </w:rPr>
+          <w:t>彼後3:13</w:t>
+        </w:r>
+      </w:hyperlink>
+      <w:r>
+        <w:rPr>
+          <w:lang w:val="zh_TW" w:bidi="zh_TW"/>
+        </w:rPr>
+        <w:t>）。</w:t>
+      </w:r>
+    </w:p>
+    <w:p>
+      <w:pPr/>
+      <w:r>
+        <w:rPr>
+          <w:lang w:val="zh_TW" w:bidi="zh_TW"/>
+        </w:rPr>
+      </w:r>
+      <w:r>
+        <w:rPr>
+          <w:i/>
+          <w:lang w:val="zh_TW" w:bidi="zh_TW"/>
+        </w:rPr>
+        <w:t>另見</w:t>
+      </w:r>
+      <w:r>
+        <w:rPr>
+          <w:lang w:val="zh_TW" w:bidi="zh_TW"/>
+        </w:rPr>
+        <w:t>神的存在與屬性</w:t>
+      </w:r>
+      <w:r>
+        <w:rPr>
+          <w:lang w:val="zh_TW" w:bidi="zh_TW"/>
+        </w:rPr>
+        <w:t>；</w:t>
+      </w:r>
+      <w:r>
+        <w:rPr>
+          <w:lang w:val="zh_TW" w:bidi="zh_TW"/>
+        </w:rPr>
+        <w:t>稱義、被稱義</w:t>
+      </w:r>
+      <w:r>
+        <w:rPr>
+          <w:lang w:val="zh_TW" w:bidi="zh_TW"/>
+        </w:rPr>
+        <w:t>；</w:t>
+      </w:r>
+      <w:r>
+        <w:rPr>
+          <w:lang w:val="zh_TW" w:bidi="zh_TW"/>
+        </w:rPr>
+        <w:t>聖經中的律法概念</w:t>
+      </w:r>
+      <w:r>
+        <w:rPr>
+          <w:lang w:val="zh_TW" w:bidi="zh_TW"/>
+        </w:rPr>
+        <w:t>。</w:t>
+      </w:r>
+      <w:r>
+        <w:rPr>
+          <w:lang w:val="zh_TW" w:bidi="zh_TW"/>
+        </w:rPr>
+      </w:r>
+      <w:r>
+        <w:rPr>
+          <w:lang w:val="zh_TW" w:bidi="zh_TW"/>
+        </w:rPr>
+      </w:r>
+    </w:p>
+    <w:p>
+      <w:pPr/>
+      <w:r>
+        <w:rPr>
+          <w:lang w:val="zh_TW" w:bidi="zh_TW"/>
+        </w:rPr>
+      </w:r>
+    </w:p>
+    <w:p>
+      <w:pPr>
+        <w:pStyle w:val="Heading2"/>
+      </w:pPr>
+      <w:r>
+        <w:rPr>
+          <w:lang w:val="zh_TW" w:bidi="zh_TW"/>
+        </w:rPr>
+        <w:t>供物和獻祭</w:t>
+      </w:r>
+      <w:r>
+        <w:rPr>
+          <w:lang w:val="zh_TW" w:bidi="zh_TW"/>
+        </w:rPr>
+      </w:r>
+    </w:p>
+    <w:p>
+      <w:pPr/>
+      <w:r>
+        <w:rPr>
+          <w:lang w:val="zh_TW" w:bidi="zh_TW"/>
+        </w:rPr>
+      </w:r>
+      <w:r>
+        <w:rPr>
+          <w:lang w:val="zh_TW" w:bidi="zh_TW"/>
+        </w:rPr>
+        <w:t>宗教生活中主要的禮儀表達，期間的儀式包括奠酒、澆灌與神聖的筵席。以色列的整體禮儀體系所呈現的意識形態，使其宗教在古代近東中獨樹一幟。舊約中有關禮儀的觀念，也成為新約神學的基礎，特別是關於罪以及藉著耶穌基督的贖罪之死而與神和好的概念。</w:t>
+      </w:r>
+    </w:p>
+    <w:p>
+      <w:pPr>
+        <w:pStyle w:val="Heading3"/>
+      </w:pPr>
+      <w:r>
+        <w:rPr>
+          <w:lang w:val="zh_TW" w:bidi="zh_TW"/>
+        </w:rPr>
+        <w:t>獻祭的功能與次序</w:t>
+      </w:r>
+    </w:p>
+    <w:p>
+      <w:pPr/>
+      <w:r>
+        <w:rPr>
+          <w:lang w:val="zh_TW" w:bidi="zh_TW"/>
+        </w:rPr>
+      </w:r>
+      <w:r>
+        <w:rPr>
+          <w:lang w:val="zh_TW" w:bidi="zh_TW"/>
+        </w:rPr>
+        <w:t>正確執行獻祭禮儀的主要來源，載於利未記開頭的段落（</w:t>
+      </w:r>
+      <w:hyperlink r:id="rId126">
+        <w:r>
+          <w:rPr>
+            <w:lang w:val="zh_TW" w:bidi="zh_TW"/>
+          </w:rPr>
+          <w:rPr>
+            <w:color w:val="0000EE"/>
+            <w:u w:val="single"/>
+          </w:rPr>
+          <w:t>利1–7</w:t>
+        </w:r>
+      </w:hyperlink>
+      <w:r>
+        <w:rPr>
+          <w:lang w:val="zh_TW" w:bidi="zh_TW"/>
+        </w:rPr>
+        <w:t>）。它由兩個獨立的部分組成。第一部分（</w:t>
+      </w:r>
+      <w:hyperlink r:id="rId127">
+        <w:r>
+          <w:rPr>
+            <w:lang w:val="zh_TW" w:bidi="zh_TW"/>
+          </w:rPr>
+          <w:rPr>
+            <w:color w:val="0000EE"/>
+            <w:u w:val="single"/>
+          </w:rPr>
+          <w:t>1:1–6:7</w:t>
+        </w:r>
+      </w:hyperlink>
+      <w:r>
+        <w:rPr>
+          <w:lang w:val="zh_TW" w:bidi="zh_TW"/>
+        </w:rPr>
+        <w:t>）具教導性質，處理兩類獻祭：一類是「馨香之氣」的祭物，即燔祭（</w:t>
+      </w:r>
+      <w:hyperlink r:id="rId128">
+        <w:r>
+          <w:rPr>
+            <w:lang w:val="zh_TW" w:bidi="zh_TW"/>
+          </w:rPr>
+          <w:rPr>
+            <w:color w:val="0000EE"/>
+            <w:u w:val="single"/>
+          </w:rPr>
+          <w:t>1:1–17</w:t>
+        </w:r>
+      </w:hyperlink>
+      <w:r>
+        <w:rPr>
+          <w:lang w:val="zh_TW" w:bidi="zh_TW"/>
+        </w:rPr>
+        <w:t>）、素祭（</w:t>
+      </w:r>
+      <w:hyperlink r:id="rId129">
+        <w:r>
+          <w:rPr>
+            <w:lang w:val="zh_TW" w:bidi="zh_TW"/>
+          </w:rPr>
+          <w:rPr>
+            <w:color w:val="0000EE"/>
+            <w:u w:val="single"/>
+          </w:rPr>
+          <w:t>2:1–16</w:t>
+        </w:r>
+      </w:hyperlink>
+      <w:r>
+        <w:rPr>
+          <w:lang w:val="zh_TW" w:bidi="zh_TW"/>
+        </w:rPr>
+        <w:t>）和平安祭（</w:t>
+      </w:r>
+      <w:hyperlink r:id="rId130">
+        <w:r>
+          <w:rPr>
+            <w:lang w:val="zh_TW" w:bidi="zh_TW"/>
+          </w:rPr>
+          <w:rPr>
+            <w:color w:val="0000EE"/>
+            <w:u w:val="single"/>
+          </w:rPr>
+          <w:t>3:1–17</w:t>
+        </w:r>
+      </w:hyperlink>
+      <w:r>
+        <w:rPr>
+          <w:lang w:val="zh_TW" w:bidi="zh_TW"/>
+        </w:rPr>
+        <w:t>）；另一類是贖罪性的祭物，即贖罪祭（</w:t>
+      </w:r>
+      <w:hyperlink r:id="rId131">
+        <w:r>
+          <w:rPr>
+            <w:lang w:val="zh_TW" w:bidi="zh_TW"/>
+          </w:rPr>
+          <w:rPr>
+            <w:color w:val="0000EE"/>
+            <w:u w:val="single"/>
+          </w:rPr>
+          <w:t>4:1–5:13</w:t>
+        </w:r>
+      </w:hyperlink>
+      <w:r>
+        <w:rPr>
+          <w:lang w:val="zh_TW" w:bidi="zh_TW"/>
+        </w:rPr>
+        <w:t>）和贖愆祭（</w:t>
+      </w:r>
+      <w:hyperlink r:id="rId132">
+        <w:r>
+          <w:rPr>
+            <w:lang w:val="zh_TW" w:bidi="zh_TW"/>
+          </w:rPr>
+          <w:rPr>
+            <w:color w:val="0000EE"/>
+            <w:u w:val="single"/>
+          </w:rPr>
+          <w:t>5:14–6:7</w:t>
+        </w:r>
+      </w:hyperlink>
+      <w:r>
+        <w:rPr>
+          <w:lang w:val="zh_TW" w:bidi="zh_TW"/>
+        </w:rPr>
+        <w:t>）。人們重視每個儀式、禮儀的細節，並會根據其邏輯或概念關聯來分門別類。</w:t>
+      </w:r>
+    </w:p>
+    <w:p>
+      <w:pPr/>
+      <w:r>
+        <w:rPr>
+          <w:lang w:val="zh_TW" w:bidi="zh_TW"/>
+        </w:rPr>
+      </w:r>
+      <w:r>
+        <w:rPr>
+          <w:lang w:val="zh_TW" w:bidi="zh_TW"/>
+        </w:rPr>
+        <w:t>素祭（或稱穀物祭）之所以在燔祭之後，是因為在實際操作中，它通常伴隨燔祭獻上（</w:t>
+      </w:r>
+      <w:hyperlink r:id="rId133">
+        <w:r>
+          <w:rPr>
+            <w:lang w:val="zh_TW" w:bidi="zh_TW"/>
+          </w:rPr>
+          <w:rPr>
+            <w:color w:val="0000EE"/>
+            <w:u w:val="single"/>
+          </w:rPr>
+          <w:t>民15:1–21</w:t>
+        </w:r>
+      </w:hyperlink>
+      <w:r>
+        <w:rPr>
+          <w:lang w:val="zh_TW" w:bidi="zh_TW"/>
+        </w:rPr>
+        <w:t>，</w:t>
+      </w:r>
+      <w:hyperlink r:id="rId134">
+        <w:r>
+          <w:rPr>
+            <w:lang w:val="zh_TW" w:bidi="zh_TW"/>
+          </w:rPr>
+          <w:rPr>
+            <w:color w:val="0000EE"/>
+            <w:u w:val="single"/>
+          </w:rPr>
+          <w:t>28–29</w:t>
+        </w:r>
+      </w:hyperlink>
+      <w:r>
+        <w:rPr>
+          <w:lang w:val="zh_TW" w:bidi="zh_TW"/>
+        </w:rPr>
+        <w:t>章）；它也與平安祭一同獻上（</w:t>
+      </w:r>
+      <w:hyperlink r:id="rId135">
+        <w:r>
+          <w:rPr>
+            <w:lang w:val="zh_TW" w:bidi="zh_TW"/>
+          </w:rPr>
+          <w:rPr>
+            <w:color w:val="0000EE"/>
+            <w:u w:val="single"/>
+          </w:rPr>
+          <w:t>利7:12–14</w:t>
+        </w:r>
+      </w:hyperlink>
+      <w:r>
+        <w:rPr>
+          <w:lang w:val="zh_TW" w:bidi="zh_TW"/>
+        </w:rPr>
+        <w:t>；</w:t>
+      </w:r>
+      <w:hyperlink r:id="rId136">
+        <w:r>
+          <w:rPr>
+            <w:lang w:val="zh_TW" w:bidi="zh_TW"/>
+          </w:rPr>
+          <w:rPr>
+            <w:color w:val="0000EE"/>
+            <w:u w:val="single"/>
+          </w:rPr>
+          <w:t>民15:3–4</w:t>
+        </w:r>
+      </w:hyperlink>
+      <w:r>
+        <w:rPr>
+          <w:lang w:val="zh_TW" w:bidi="zh_TW"/>
+        </w:rPr>
+        <w:t>）。經文特別強調，要將祭牲的內臟部分焚在壇上，使其成為「獻給耶和華的馨香之氣」（</w:t>
+      </w:r>
+      <w:hyperlink r:id="rId137">
+        <w:r>
+          <w:rPr>
+            <w:lang w:val="zh_TW" w:bidi="zh_TW"/>
+          </w:rPr>
+          <w:rPr>
+            <w:color w:val="0000EE"/>
+            <w:u w:val="single"/>
+          </w:rPr>
+          <w:t>利1:9、17</w:t>
+        </w:r>
+      </w:hyperlink>
+      <w:r>
+        <w:rPr>
+          <w:lang w:val="zh_TW" w:bidi="zh_TW"/>
+        </w:rPr>
+        <w:t>，</w:t>
+      </w:r>
+      <w:hyperlink r:id="rId138">
+        <w:r>
+          <w:rPr>
+            <w:lang w:val="zh_TW" w:bidi="zh_TW"/>
+          </w:rPr>
+          <w:rPr>
+            <w:color w:val="0000EE"/>
+            <w:u w:val="single"/>
+          </w:rPr>
+          <w:t>2:2、9、12</w:t>
+        </w:r>
+      </w:hyperlink>
+      <w:r>
+        <w:rPr>
+          <w:lang w:val="zh_TW" w:bidi="zh_TW"/>
+        </w:rPr>
+        <w:t>，</w:t>
+      </w:r>
+      <w:hyperlink r:id="rId139">
+        <w:r>
+          <w:rPr>
+            <w:lang w:val="zh_TW" w:bidi="zh_TW"/>
+          </w:rPr>
+          <w:rPr>
+            <w:color w:val="0000EE"/>
+            <w:u w:val="single"/>
+          </w:rPr>
+          <w:t>3:5、11、16</w:t>
+        </w:r>
+      </w:hyperlink>
+      <w:r>
+        <w:rPr>
+          <w:lang w:val="zh_TW" w:bidi="zh_TW"/>
+        </w:rPr>
+        <w:t>）。主聞到這馨香之氣（</w:t>
+      </w:r>
+      <w:hyperlink r:id="rId140">
+        <w:r>
+          <w:rPr>
+            <w:lang w:val="zh_TW" w:bidi="zh_TW"/>
+          </w:rPr>
+          <w:rPr>
+            <w:color w:val="0000EE"/>
+            <w:u w:val="single"/>
+          </w:rPr>
+          <w:t>創8:21</w:t>
+        </w:r>
+      </w:hyperlink>
+      <w:r>
+        <w:rPr>
+          <w:lang w:val="zh_TW" w:bidi="zh_TW"/>
+        </w:rPr>
+        <w:t>），是神喜悅的記號；若祂不悅納，則表明祂的不悅（</w:t>
+      </w:r>
+      <w:hyperlink r:id="rId141">
+        <w:r>
+          <w:rPr>
+            <w:lang w:val="zh_TW" w:bidi="zh_TW"/>
+          </w:rPr>
+          <w:rPr>
+            <w:color w:val="0000EE"/>
+            <w:u w:val="single"/>
+          </w:rPr>
+          <w:t>利26:31</w:t>
+        </w:r>
+      </w:hyperlink>
+      <w:r>
+        <w:rPr>
+          <w:lang w:val="zh_TW" w:bidi="zh_TW"/>
+        </w:rPr>
+        <w:t>）。主理的祭司顯然懂得辨識這些記號，並會告訴獻祭者，他的祭物是否蒙悅納（</w:t>
+      </w:r>
+      <w:hyperlink r:id="rId142">
+        <w:r>
+          <w:rPr>
+            <w:lang w:val="zh_TW" w:bidi="zh_TW"/>
+          </w:rPr>
+          <w:rPr>
+            <w:color w:val="0000EE"/>
+            <w:u w:val="single"/>
+          </w:rPr>
+          <w:t>撒上26:19</w:t>
+        </w:r>
+      </w:hyperlink>
+      <w:r>
+        <w:rPr>
+          <w:lang w:val="zh_TW" w:bidi="zh_TW"/>
+        </w:rPr>
+        <w:t>；參</w:t>
+      </w:r>
+      <w:hyperlink r:id="rId143">
+        <w:r>
+          <w:rPr>
+            <w:lang w:val="zh_TW" w:bidi="zh_TW"/>
+          </w:rPr>
+          <w:rPr>
+            <w:color w:val="0000EE"/>
+            <w:u w:val="single"/>
+          </w:rPr>
+          <w:t>摩5:21–23</w:t>
+        </w:r>
+      </w:hyperlink>
+      <w:r>
+        <w:rPr>
+          <w:lang w:val="zh_TW" w:bidi="zh_TW"/>
+        </w:rPr>
+        <w:t>）。</w:t>
+      </w:r>
+    </w:p>
+    <w:p>
+      <w:pPr/>
+      <w:r>
+        <w:rPr>
+          <w:lang w:val="zh_TW" w:bidi="zh_TW"/>
+        </w:rPr>
+      </w:r>
+      <w:r>
+        <w:rPr>
+          <w:lang w:val="zh_TW" w:bidi="zh_TW"/>
+        </w:rPr>
+        <w:t>贖罪祭與贖愆祭具有贖罪意義（</w:t>
+      </w:r>
+      <w:hyperlink r:id="rId144">
+        <w:r>
+          <w:rPr>
+            <w:lang w:val="zh_TW" w:bidi="zh_TW"/>
+          </w:rPr>
+          <w:rPr>
+            <w:color w:val="0000EE"/>
+            <w:u w:val="single"/>
+          </w:rPr>
+          <w:t>利4:1–6:7</w:t>
+        </w:r>
+      </w:hyperlink>
+      <w:r>
+        <w:rPr>
+          <w:lang w:val="zh_TW" w:bidi="zh_TW"/>
+        </w:rPr>
+        <w:t>、</w:t>
+      </w:r>
+      <w:hyperlink r:id="rId145">
+        <w:r>
+          <w:rPr>
+            <w:lang w:val="zh_TW" w:bidi="zh_TW"/>
+          </w:rPr>
+          <w:rPr>
+            <w:color w:val="0000EE"/>
+            <w:u w:val="single"/>
+          </w:rPr>
+          <w:t>20</w:t>
+        </w:r>
+      </w:hyperlink>
+      <w:r>
+        <w:rPr>
+          <w:lang w:val="zh_TW" w:bidi="zh_TW"/>
+        </w:rPr>
+        <w:t>）。經文列出哪些情況需要這類祭物，並強調禮儀中祭血的處理方式。</w:t>
+      </w:r>
+    </w:p>
+    <w:p>
+      <w:pPr/>
+      <w:r>
+        <w:rPr>
+          <w:lang w:val="zh_TW" w:bidi="zh_TW"/>
+        </w:rPr>
+      </w:r>
+      <w:r>
+        <w:rPr>
+          <w:lang w:val="zh_TW" w:bidi="zh_TW"/>
+        </w:rPr>
+        <w:t>這段經文的第二個主要部分（</w:t>
+      </w:r>
+      <w:hyperlink r:id="rId146">
+        <w:r>
+          <w:rPr>
+            <w:lang w:val="zh_TW" w:bidi="zh_TW"/>
+          </w:rPr>
+          <w:rPr>
+            <w:color w:val="0000EE"/>
+            <w:u w:val="single"/>
+          </w:rPr>
+          <w:t>利6:8–7:38</w:t>
+        </w:r>
+      </w:hyperlink>
+      <w:r>
+        <w:rPr>
+          <w:lang w:val="zh_TW" w:bidi="zh_TW"/>
+        </w:rPr>
+        <w:t>），關注各種供物和獻祭在行政管理上的細節。這部分由一連串關於各類祭物的「條例」構成，涉及祭物材料如何分配：有些分給祭司，有些歸給獻祭者，有些則在壇上焚燒，或帶到營外處理。凡被指定為「至聖」的祭物，只能由具資格的祭司食用（</w:t>
+      </w:r>
+      <w:hyperlink r:id="rId147">
+        <w:r>
+          <w:rPr>
+            <w:lang w:val="zh_TW" w:bidi="zh_TW"/>
+          </w:rPr>
+          <w:rPr>
+            <w:color w:val="0000EE"/>
+            <w:u w:val="single"/>
+          </w:rPr>
+          <w:t>利2:3、10</w:t>
+        </w:r>
+      </w:hyperlink>
+      <w:r>
+        <w:rPr>
+          <w:lang w:val="zh_TW" w:bidi="zh_TW"/>
+        </w:rPr>
+        <w:t>，</w:t>
+      </w:r>
+      <w:hyperlink r:id="rId148">
+        <w:r>
+          <w:rPr>
+            <w:lang w:val="zh_TW" w:bidi="zh_TW"/>
+          </w:rPr>
+          <w:rPr>
+            <w:color w:val="0000EE"/>
+            <w:u w:val="single"/>
+          </w:rPr>
+          <w:t>10:12–17</w:t>
+        </w:r>
+      </w:hyperlink>
+      <w:r>
+        <w:rPr>
+          <w:lang w:val="zh_TW" w:bidi="zh_TW"/>
+        </w:rPr>
+        <w:t>，</w:t>
+      </w:r>
+      <w:hyperlink r:id="rId149">
+        <w:r>
+          <w:rPr>
+            <w:lang w:val="zh_TW" w:bidi="zh_TW"/>
+          </w:rPr>
+          <w:rPr>
+            <w:color w:val="0000EE"/>
+            <w:u w:val="single"/>
+          </w:rPr>
+          <w:t>14:13</w:t>
+        </w:r>
+      </w:hyperlink>
+      <w:r>
+        <w:rPr>
+          <w:lang w:val="zh_TW" w:bidi="zh_TW"/>
+        </w:rPr>
+        <w:t>；</w:t>
+      </w:r>
+      <w:hyperlink r:id="rId150">
+        <w:r>
+          <w:rPr>
+            <w:lang w:val="zh_TW" w:bidi="zh_TW"/>
+          </w:rPr>
+          <w:rPr>
+            <w:color w:val="0000EE"/>
+            <w:u w:val="single"/>
+          </w:rPr>
+          <w:t>民18:9</w:t>
+        </w:r>
+      </w:hyperlink>
+      <w:r>
+        <w:rPr>
+          <w:lang w:val="zh_TW" w:bidi="zh_TW"/>
+        </w:rPr>
+        <w:t>）。</w:t>
+      </w:r>
+    </w:p>
+    <w:p>
+      <w:pPr/>
+      <w:r>
+        <w:rPr>
+          <w:lang w:val="zh_TW" w:bidi="zh_TW"/>
+        </w:rPr>
+      </w:r>
+      <w:r>
+        <w:rPr>
+          <w:lang w:val="zh_TW" w:bidi="zh_TW"/>
+        </w:rPr>
+        <w:t>燔祭首先被討論，是因為它完全在壇上被燒盡（因此無人食用）。之後才是分給主理祭司的祭物（</w:t>
+      </w:r>
+      <w:hyperlink r:id="rId151">
+        <w:r>
+          <w:rPr>
+            <w:lang w:val="zh_TW" w:bidi="zh_TW"/>
+          </w:rPr>
+          <w:rPr>
+            <w:color w:val="0000EE"/>
+            <w:u w:val="single"/>
+          </w:rPr>
+          <w:t>利6:17、26、29</w:t>
+        </w:r>
+      </w:hyperlink>
+      <w:r>
+        <w:rPr>
+          <w:lang w:val="zh_TW" w:bidi="zh_TW"/>
+        </w:rPr>
+        <w:t>，</w:t>
+      </w:r>
+      <w:hyperlink r:id="rId152">
+        <w:r>
+          <w:rPr>
+            <w:lang w:val="zh_TW" w:bidi="zh_TW"/>
+          </w:rPr>
+          <w:rPr>
+            <w:color w:val="0000EE"/>
+            <w:u w:val="single"/>
+          </w:rPr>
+          <w:t>7:1、6</w:t>
+        </w:r>
+      </w:hyperlink>
+      <w:r>
+        <w:rPr>
+          <w:lang w:val="zh_TW" w:bidi="zh_TW"/>
+        </w:rPr>
+        <w:t>），而最後討論的是平安祭，其中相當部分會分給獻祭者。</w:t>
+      </w:r>
+    </w:p>
+    <w:p>
+      <w:pPr/>
+      <w:r>
+        <w:rPr>
+          <w:lang w:val="zh_TW" w:bidi="zh_TW"/>
+        </w:rPr>
+      </w:r>
+      <w:r>
+        <w:rPr>
+          <w:lang w:val="zh_TW" w:bidi="zh_TW"/>
+        </w:rPr>
+        <w:t>這段經文安排各祭物的次序，也對應它們在聖曆儀式中出現的頻率（</w:t>
+      </w:r>
+      <w:hyperlink r:id="rId153">
+        <w:r>
+          <w:rPr>
+            <w:lang w:val="zh_TW" w:bidi="zh_TW"/>
+          </w:rPr>
+          <w:rPr>
+            <w:color w:val="0000EE"/>
+            <w:u w:val="single"/>
+          </w:rPr>
+          <w:t>民28:19</w:t>
+        </w:r>
+      </w:hyperlink>
+      <w:r>
+        <w:rPr>
+          <w:lang w:val="zh_TW" w:bidi="zh_TW"/>
+        </w:rPr>
+        <w:t>；</w:t>
+      </w:r>
+      <w:hyperlink r:id="rId154">
+        <w:r>
+          <w:rPr>
+            <w:lang w:val="zh_TW" w:bidi="zh_TW"/>
+          </w:rPr>
+          <w:rPr>
+            <w:color w:val="0000EE"/>
+            <w:u w:val="single"/>
+          </w:rPr>
+          <w:t>代下31:3</w:t>
+        </w:r>
+      </w:hyperlink>
+      <w:r>
+        <w:rPr>
+          <w:lang w:val="zh_TW" w:bidi="zh_TW"/>
+        </w:rPr>
+        <w:t>；</w:t>
+      </w:r>
+      <w:hyperlink r:id="rId155">
+        <w:r>
+          <w:rPr>
+            <w:lang w:val="zh_TW" w:bidi="zh_TW"/>
+          </w:rPr>
+          <w:rPr>
+            <w:color w:val="0000EE"/>
+            <w:u w:val="single"/>
+          </w:rPr>
+          <w:t>結45:17</w:t>
+        </w:r>
+      </w:hyperlink>
+      <w:r>
+        <w:rPr>
+          <w:lang w:val="zh_TW" w:bidi="zh_TW"/>
+        </w:rPr>
+        <w:t>）。對於在聖殿值班的祭司與利未人而言，此事尤為重要，因為他們負責每日獻祭的實際執行，特別是在重大節期；管理聖殿庫房是一項龐大的任務（</w:t>
+      </w:r>
+      <w:hyperlink r:id="rId156">
+        <w:r>
+          <w:rPr>
+            <w:lang w:val="zh_TW" w:bidi="zh_TW"/>
+          </w:rPr>
+          <w:rPr>
+            <w:color w:val="0000EE"/>
+            <w:u w:val="single"/>
+          </w:rPr>
+          <w:t>代上23:28–32</w:t>
+        </w:r>
+      </w:hyperlink>
+      <w:r>
+        <w:rPr>
+          <w:lang w:val="zh_TW" w:bidi="zh_TW"/>
+        </w:rPr>
+        <w:t>，</w:t>
+      </w:r>
+      <w:hyperlink r:id="rId157">
+        <w:r>
+          <w:rPr>
+            <w:lang w:val="zh_TW" w:bidi="zh_TW"/>
+          </w:rPr>
+          <w:rPr>
+            <w:color w:val="0000EE"/>
+            <w:u w:val="single"/>
+          </w:rPr>
+          <w:t>26:15、20–22</w:t>
+        </w:r>
+      </w:hyperlink>
+      <w:r>
+        <w:rPr>
+          <w:lang w:val="zh_TW" w:bidi="zh_TW"/>
+        </w:rPr>
+        <w:t>；</w:t>
+      </w:r>
+      <w:hyperlink r:id="rId158">
+        <w:r>
+          <w:rPr>
+            <w:lang w:val="zh_TW" w:bidi="zh_TW"/>
+          </w:rPr>
+          <w:rPr>
+            <w:color w:val="0000EE"/>
+            <w:u w:val="single"/>
+          </w:rPr>
+          <w:t>代下13:10–11</w:t>
+        </w:r>
+      </w:hyperlink>
+      <w:r>
+        <w:rPr>
+          <w:lang w:val="zh_TW" w:bidi="zh_TW"/>
+        </w:rPr>
+        <w:t>，</w:t>
+      </w:r>
+      <w:hyperlink r:id="rId159">
+        <w:r>
+          <w:rPr>
+            <w:lang w:val="zh_TW" w:bidi="zh_TW"/>
+          </w:rPr>
+          <w:rPr>
+            <w:color w:val="0000EE"/>
+            <w:u w:val="single"/>
+          </w:rPr>
+          <w:t>30:3–19</w:t>
+        </w:r>
+      </w:hyperlink>
+      <w:r>
+        <w:rPr>
+          <w:lang w:val="zh_TW" w:bidi="zh_TW"/>
+        </w:rPr>
+        <w:t>，</w:t>
+      </w:r>
+      <w:hyperlink r:id="rId160">
+        <w:r>
+          <w:rPr>
+            <w:lang w:val="zh_TW" w:bidi="zh_TW"/>
+          </w:rPr>
+          <w:rPr>
+            <w:color w:val="0000EE"/>
+            <w:u w:val="single"/>
+          </w:rPr>
+          <w:t>34:9–11</w:t>
+        </w:r>
+      </w:hyperlink>
+      <w:r>
+        <w:rPr>
+          <w:lang w:val="zh_TW" w:bidi="zh_TW"/>
+        </w:rPr>
+        <w:t>）。</w:t>
+      </w:r>
+    </w:p>
+    <w:p>
+      <w:pPr/>
+      <w:r>
+        <w:rPr>
+          <w:lang w:val="zh_TW" w:bidi="zh_TW"/>
+        </w:rPr>
+      </w:r>
+      <w:r>
+        <w:rPr>
+          <w:lang w:val="zh_TW" w:bidi="zh_TW"/>
+        </w:rPr>
+        <w:t>每個關於某項祭物的段落，皆以與該祭物相關的行政細節作結。接著有一段對前述事項的總結（</w:t>
+      </w:r>
+      <w:hyperlink r:id="rId161">
+        <w:r>
+          <w:rPr>
+            <w:lang w:val="zh_TW" w:bidi="zh_TW"/>
+          </w:rPr>
+          <w:rPr>
+            <w:color w:val="0000EE"/>
+            <w:u w:val="single"/>
+          </w:rPr>
+          <w:t>利7:7–10</w:t>
+        </w:r>
+      </w:hyperlink>
+      <w:r>
+        <w:rPr>
+          <w:lang w:val="zh_TW" w:bidi="zh_TW"/>
+        </w:rPr>
+        <w:t>），之後則以平安祭的討論結束本段（</w:t>
+      </w:r>
+      <w:hyperlink r:id="rId162">
+        <w:r>
+          <w:rPr>
+            <w:lang w:val="zh_TW" w:bidi="zh_TW"/>
+          </w:rPr>
+          <w:rPr>
+            <w:color w:val="0000EE"/>
+            <w:u w:val="single"/>
+          </w:rPr>
+          <w:t>11–36</w:t>
+        </w:r>
+      </w:hyperlink>
+      <w:r>
+        <w:rPr>
+          <w:lang w:val="zh_TW" w:bidi="zh_TW"/>
+        </w:rPr>
+        <w:t>節）。後者在聖曆中僅於七七節發揮作用（</w:t>
+      </w:r>
+      <w:hyperlink r:id="rId163">
+        <w:r>
+          <w:rPr>
+            <w:lang w:val="zh_TW" w:bidi="zh_TW"/>
+          </w:rPr>
+          <w:rPr>
+            <w:color w:val="0000EE"/>
+            <w:u w:val="single"/>
+          </w:rPr>
+          <w:t>23:19–20</w:t>
+        </w:r>
+      </w:hyperlink>
+      <w:r>
+        <w:rPr>
+          <w:lang w:val="zh_TW" w:bidi="zh_TW"/>
+        </w:rPr>
+        <w:t>）；在其它所有情況下，除拿細耳人許願與祭司就職這兩個例外之外，平安祭皆屬自願獻祭，因此不受任何固定的帳目制度所約束。</w:t>
+      </w:r>
+    </w:p>
+    <w:p>
+      <w:pPr/>
+      <w:r>
+        <w:rPr>
+          <w:lang w:val="zh_TW" w:bidi="zh_TW"/>
+        </w:rPr>
+      </w:r>
+      <w:r>
+        <w:rPr>
+          <w:lang w:val="zh_TW" w:bidi="zh_TW"/>
+        </w:rPr>
+        <w:t>在其它聖經背景中，獻祭也按照相同的「帳目式」或「行政式」次序列出：燔祭、素祭與奠祭；其後是贖罪祭（或贖愆祭），有時再加上平安祭。例證之一，是各支派領袖為獻壇所帶來的捐獻名錄（</w:t>
+      </w:r>
+      <w:hyperlink r:id="rId164">
+        <w:r>
+          <w:rPr>
+            <w:lang w:val="zh_TW" w:bidi="zh_TW"/>
+          </w:rPr>
+          <w:rPr>
+            <w:color w:val="0000EE"/>
+            <w:u w:val="single"/>
+          </w:rPr>
+          <w:t>民7章</w:t>
+        </w:r>
+      </w:hyperlink>
+      <w:r>
+        <w:rPr>
+          <w:lang w:val="zh_TW" w:bidi="zh_TW"/>
+        </w:rPr>
+        <w:t>）。其記載方式宛如聖殿庫房的日常帳簿；總結部分依據各獻祭者的記錄（</w:t>
+      </w:r>
+      <w:hyperlink r:id="rId165">
+        <w:r>
+          <w:rPr>
+            <w:lang w:val="zh_TW" w:bidi="zh_TW"/>
+          </w:rPr>
+          <w:rPr>
+            <w:color w:val="0000EE"/>
+            <w:u w:val="single"/>
+          </w:rPr>
+          <w:t>15–17節</w:t>
+        </w:r>
+      </w:hyperlink>
+      <w:r>
+        <w:rPr>
+          <w:lang w:val="zh_TW" w:bidi="zh_TW"/>
+        </w:rPr>
+        <w:t>），將動物分類為燔祭、素祭、贖罪祭和平安祭（</w:t>
+      </w:r>
+      <w:hyperlink r:id="rId166">
+        <w:r>
+          <w:rPr>
+            <w:lang w:val="zh_TW" w:bidi="zh_TW"/>
+          </w:rPr>
+          <w:rPr>
+            <w:color w:val="0000EE"/>
+            <w:u w:val="single"/>
+          </w:rPr>
+          <w:t>87–88節</w:t>
+        </w:r>
+      </w:hyperlink>
+      <w:r>
+        <w:rPr>
+          <w:lang w:val="zh_TW" w:bidi="zh_TW"/>
+        </w:rPr>
+        <w:t>），根據每位捐贈者的相應條目（</w:t>
+      </w:r>
+      <w:hyperlink r:id="rId165">
+        <w:r>
+          <w:rPr>
+            <w:lang w:val="zh_TW" w:bidi="zh_TW"/>
+          </w:rPr>
+          <w:rPr>
+            <w:color w:val="0000EE"/>
+            <w:u w:val="single"/>
+          </w:rPr>
+          <w:t>15–17節</w:t>
+        </w:r>
+      </w:hyperlink>
+      <w:r>
+        <w:rPr>
+          <w:lang w:val="zh_TW" w:bidi="zh_TW"/>
+        </w:rPr>
+        <w:t>）。利未文士如此紀錄有兩個目的：一是把功勞歸給獻祭者，二是記錄進入聖殿的財物與食物。許多作為祭物送入聖殿的食物，實際上是會分給主理祭司的（</w:t>
+      </w:r>
+      <w:hyperlink r:id="rId167">
+        <w:r>
+          <w:rPr>
+            <w:lang w:val="zh_TW" w:bidi="zh_TW"/>
+          </w:rPr>
+          <w:rPr>
+            <w:color w:val="0000EE"/>
+            <w:u w:val="single"/>
+          </w:rPr>
+          <w:t>民18:8–11</w:t>
+        </w:r>
+      </w:hyperlink>
+      <w:r>
+        <w:rPr>
+          <w:lang w:val="zh_TW" w:bidi="zh_TW"/>
+        </w:rPr>
+        <w:t>；</w:t>
+      </w:r>
+      <w:hyperlink r:id="rId168">
+        <w:r>
+          <w:rPr>
+            <w:lang w:val="zh_TW" w:bidi="zh_TW"/>
+          </w:rPr>
+          <w:rPr>
+            <w:color w:val="0000EE"/>
+            <w:u w:val="single"/>
+          </w:rPr>
+          <w:t>代下31:4–19</w:t>
+        </w:r>
+      </w:hyperlink>
+      <w:r>
+        <w:rPr>
+          <w:lang w:val="zh_TW" w:bidi="zh_TW"/>
+        </w:rPr>
+        <w:t>）。</w:t>
+      </w:r>
+    </w:p>
+    <w:p>
+      <w:pPr/>
+      <w:r>
+        <w:rPr>
+          <w:lang w:val="zh_TW" w:bidi="zh_TW"/>
+        </w:rPr>
+      </w:r>
+      <w:r>
+        <w:rPr>
+          <w:lang w:val="zh_TW" w:bidi="zh_TW"/>
+        </w:rPr>
+        <w:t>當規定獻上何種類與數量的祭物時（例如，</w:t>
+      </w:r>
+      <w:hyperlink r:id="rId169">
+        <w:r>
+          <w:rPr>
+            <w:lang w:val="zh_TW" w:bidi="zh_TW"/>
+          </w:rPr>
+          <w:rPr>
+            <w:color w:val="0000EE"/>
+            <w:u w:val="single"/>
+          </w:rPr>
+          <w:t>民15:24</w:t>
+        </w:r>
+      </w:hyperlink>
+      <w:r>
+        <w:rPr>
+          <w:lang w:val="zh_TW" w:bidi="zh_TW"/>
+        </w:rPr>
+        <w:t>），通常也遵循「帳目式」的順序。這同樣適用於節期中的獻祭，先列燔祭、素祭與奠祭，接著於下列時序加上一項贖罪祭：月朔（</w:t>
+      </w:r>
+      <w:hyperlink r:id="rId170">
+        <w:r>
+          <w:rPr>
+            <w:lang w:val="zh_TW" w:bidi="zh_TW"/>
+          </w:rPr>
+          <w:rPr>
+            <w:color w:val="0000EE"/>
+            <w:u w:val="single"/>
+          </w:rPr>
+          <w:t>民28:11–15</w:t>
+        </w:r>
+      </w:hyperlink>
+      <w:r>
+        <w:rPr>
+          <w:lang w:val="zh_TW" w:bidi="zh_TW"/>
+        </w:rPr>
+        <w:t>），逾越節每日（</w:t>
+      </w:r>
+      <w:hyperlink r:id="rId171">
+        <w:r>
+          <w:rPr>
+            <w:lang w:val="zh_TW" w:bidi="zh_TW"/>
+          </w:rPr>
+          <w:rPr>
+            <w:color w:val="0000EE"/>
+            <w:u w:val="single"/>
+          </w:rPr>
+          <w:t>19–22</w:t>
+        </w:r>
+      </w:hyperlink>
+      <w:r>
+        <w:rPr>
+          <w:lang w:val="zh_TW" w:bidi="zh_TW"/>
+        </w:rPr>
+        <w:t>節），七七節（</w:t>
+      </w:r>
+      <w:hyperlink r:id="rId172">
+        <w:r>
+          <w:rPr>
+            <w:lang w:val="zh_TW" w:bidi="zh_TW"/>
+          </w:rPr>
+          <w:rPr>
+            <w:color w:val="0000EE"/>
+            <w:u w:val="single"/>
+          </w:rPr>
+          <w:t>利23:18–19</w:t>
+        </w:r>
+      </w:hyperlink>
+      <w:r>
+        <w:rPr>
+          <w:lang w:val="zh_TW" w:bidi="zh_TW"/>
+        </w:rPr>
+        <w:t>；</w:t>
+      </w:r>
+      <w:hyperlink r:id="rId173">
+        <w:r>
+          <w:rPr>
+            <w:lang w:val="zh_TW" w:bidi="zh_TW"/>
+          </w:rPr>
+          <w:rPr>
+            <w:color w:val="0000EE"/>
+            <w:u w:val="single"/>
+          </w:rPr>
+          <w:t>民28:27–30</w:t>
+        </w:r>
+      </w:hyperlink>
+      <w:r>
+        <w:rPr>
+          <w:lang w:val="zh_TW" w:bidi="zh_TW"/>
+        </w:rPr>
+        <w:t>），吹角節（</w:t>
+      </w:r>
+      <w:hyperlink r:id="rId174">
+        <w:r>
+          <w:rPr>
+            <w:lang w:val="zh_TW" w:bidi="zh_TW"/>
+          </w:rPr>
+          <w:rPr>
+            <w:color w:val="0000EE"/>
+            <w:u w:val="single"/>
+          </w:rPr>
+          <w:t>29:2–5</w:t>
+        </w:r>
+      </w:hyperlink>
+      <w:r>
+        <w:rPr>
+          <w:lang w:val="zh_TW" w:bidi="zh_TW"/>
+        </w:rPr>
+        <w:t>），贖罪日（</w:t>
+      </w:r>
+      <w:hyperlink r:id="rId175">
+        <w:r>
+          <w:rPr>
+            <w:lang w:val="zh_TW" w:bidi="zh_TW"/>
+          </w:rPr>
+          <w:rPr>
+            <w:color w:val="0000EE"/>
+            <w:u w:val="single"/>
+          </w:rPr>
+          <w:t>8–11</w:t>
+        </w:r>
+      </w:hyperlink>
+      <w:r>
+        <w:rPr>
+          <w:lang w:val="zh_TW" w:bidi="zh_TW"/>
+        </w:rPr>
+        <w:t>節），以及住棚節每日（</w:t>
+      </w:r>
+      <w:hyperlink r:id="rId176">
+        <w:r>
+          <w:rPr>
+            <w:lang w:val="zh_TW" w:bidi="zh_TW"/>
+          </w:rPr>
+          <w:rPr>
+            <w:color w:val="0000EE"/>
+            <w:u w:val="single"/>
+          </w:rPr>
+          <w:t>12–16</w:t>
+        </w:r>
+      </w:hyperlink>
+      <w:r>
+        <w:rPr>
+          <w:lang w:val="zh_TW" w:bidi="zh_TW"/>
+        </w:rPr>
+        <w:t>節）。</w:t>
+      </w:r>
+    </w:p>
+    <w:p>
+      <w:pPr/>
+      <w:r>
+        <w:rPr>
+          <w:lang w:val="zh_TW" w:bidi="zh_TW"/>
+        </w:rPr>
+      </w:r>
+      <w:r>
+        <w:rPr>
+          <w:lang w:val="zh_TW" w:bidi="zh_TW"/>
+        </w:rPr>
+        <w:t>在特定情況所需的祭物中，有關應帶何種祭物的指示，也遵循相同順序（例如，婦女產後的潔淨條例，</w:t>
+      </w:r>
+      <w:hyperlink r:id="rId177">
+        <w:r>
+          <w:rPr>
+            <w:lang w:val="zh_TW" w:bidi="zh_TW"/>
+          </w:rPr>
+          <w:rPr>
+            <w:color w:val="0000EE"/>
+            <w:u w:val="single"/>
+          </w:rPr>
+          <w:t>利12:6–8</w:t>
+        </w:r>
+      </w:hyperlink>
+      <w:r>
+        <w:rPr>
+          <w:lang w:val="zh_TW" w:bidi="zh_TW"/>
+        </w:rPr>
+        <w:t>）。拿細耳人完成誓願時，必須帶來燔祭、贖罪祭和平安祭（以及一些特別的素祭，</w:t>
+      </w:r>
+      <w:hyperlink r:id="rId178">
+        <w:r>
+          <w:rPr>
+            <w:lang w:val="zh_TW" w:bidi="zh_TW"/>
+          </w:rPr>
+          <w:rPr>
+            <w:color w:val="0000EE"/>
+            <w:u w:val="single"/>
+          </w:rPr>
+          <w:t>民6:14–15</w:t>
+        </w:r>
+      </w:hyperlink>
+      <w:r>
+        <w:rPr>
+          <w:lang w:val="zh_TW" w:bidi="zh_TW"/>
+        </w:rPr>
+        <w:t>）。然而在實際儀式中，祭司執行的次序不同：先贖罪祭，再燔祭，最後平安祭（</w:t>
+      </w:r>
+      <w:hyperlink r:id="rId179">
+        <w:r>
+          <w:rPr>
+            <w:lang w:val="zh_TW" w:bidi="zh_TW"/>
+          </w:rPr>
+          <w:rPr>
+            <w:color w:val="0000EE"/>
+            <w:u w:val="single"/>
+          </w:rPr>
+          <w:t>16–17</w:t>
+        </w:r>
+      </w:hyperlink>
+      <w:r>
+        <w:rPr>
+          <w:lang w:val="zh_TW" w:bidi="zh_TW"/>
+        </w:rPr>
+        <w:t>節）。若誓願未完成，先獻贖罪祭，再獻燔祭以更新誓願（</w:t>
+      </w:r>
+      <w:hyperlink r:id="rId180">
+        <w:r>
+          <w:rPr>
+            <w:lang w:val="zh_TW" w:bidi="zh_TW"/>
+          </w:rPr>
+          <w:rPr>
+            <w:color w:val="0000EE"/>
+            <w:u w:val="single"/>
+          </w:rPr>
+          <w:t>11</w:t>
+        </w:r>
+      </w:hyperlink>
+      <w:r>
+        <w:rPr>
+          <w:lang w:val="zh_TW" w:bidi="zh_TW"/>
+        </w:rPr>
+        <w:t>節）。拿細耳人更新誓願時，需再獻一項贖愆祭，作為獨立的儀式（</w:t>
+      </w:r>
+      <w:hyperlink r:id="rId181">
+        <w:r>
+          <w:rPr>
+            <w:lang w:val="zh_TW" w:bidi="zh_TW"/>
+          </w:rPr>
+          <w:rPr>
+            <w:color w:val="0000EE"/>
+            <w:u w:val="single"/>
+          </w:rPr>
+          <w:t>12</w:t>
+        </w:r>
+      </w:hyperlink>
+      <w:r>
+        <w:rPr>
+          <w:lang w:val="zh_TW" w:bidi="zh_TW"/>
+        </w:rPr>
+        <w:t>節）。</w:t>
+      </w:r>
+    </w:p>
+    <w:p>
+      <w:pPr/>
+      <w:r>
+        <w:rPr>
+          <w:lang w:val="zh_TW" w:bidi="zh_TW"/>
+        </w:rPr>
+      </w:r>
+      <w:r>
+        <w:rPr>
+          <w:lang w:val="zh_TW" w:bidi="zh_TW"/>
+        </w:rPr>
+        <w:t>以色列王子在末後日子獻祭時，也呈現同樣兩種次序的對比。在節日時，他帶來燔祭、素祭與奠祭，但實際獻上的次序是贖罪祭、素祭、燔祭和平安祭（</w:t>
+      </w:r>
+      <w:hyperlink r:id="rId155">
+        <w:r>
+          <w:rPr>
+            <w:lang w:val="zh_TW" w:bidi="zh_TW"/>
+          </w:rPr>
+          <w:rPr>
+            <w:color w:val="0000EE"/>
+            <w:u w:val="single"/>
+          </w:rPr>
+          <w:t>結45:17</w:t>
+        </w:r>
+      </w:hyperlink>
+      <w:r>
+        <w:rPr>
+          <w:lang w:val="zh_TW" w:bidi="zh_TW"/>
+        </w:rPr>
+        <w:t>）。在重新奉獻祭壇的儀式中，亦遵循後者次序，其中贖罪祭先於燔祭（</w:t>
+      </w:r>
+      <w:hyperlink r:id="rId182">
+        <w:r>
+          <w:rPr>
+            <w:lang w:val="zh_TW" w:bidi="zh_TW"/>
+          </w:rPr>
+          <w:rPr>
+            <w:color w:val="0000EE"/>
+            <w:u w:val="single"/>
+          </w:rPr>
+          <w:t>43:18–27</w:t>
+        </w:r>
+      </w:hyperlink>
+      <w:r>
+        <w:rPr>
+          <w:lang w:val="zh_TW" w:bidi="zh_TW"/>
+        </w:rPr>
+        <w:t>）。</w:t>
+      </w:r>
+    </w:p>
+    <w:p>
+      <w:pPr/>
+      <w:r>
+        <w:rPr>
+          <w:lang w:val="zh_TW" w:bidi="zh_TW"/>
+        </w:rPr>
+      </w:r>
+      <w:r>
+        <w:rPr>
+          <w:lang w:val="zh_TW" w:bidi="zh_TW"/>
+        </w:rPr>
+        <w:t>相同的「程序性」祭祀順序出現在其它情況中：痲瘋病人的潔淨禮——先贖愆祭與贖罪祭（</w:t>
+      </w:r>
+      <w:hyperlink r:id="rId183">
+        <w:r>
+          <w:rPr>
+            <w:lang w:val="zh_TW" w:bidi="zh_TW"/>
+          </w:rPr>
+          <w:rPr>
+            <w:color w:val="0000EE"/>
+            <w:u w:val="single"/>
+          </w:rPr>
+          <w:t>利14:19</w:t>
+        </w:r>
+      </w:hyperlink>
+      <w:r>
+        <w:rPr>
+          <w:lang w:val="zh_TW" w:bidi="zh_TW"/>
+        </w:rPr>
+        <w:t>），接著是燔祭（</w:t>
+      </w:r>
+      <w:hyperlink r:id="rId184">
+        <w:r>
+          <w:rPr>
+            <w:lang w:val="zh_TW" w:bidi="zh_TW"/>
+          </w:rPr>
+          <w:rPr>
+            <w:color w:val="0000EE"/>
+            <w:u w:val="single"/>
+          </w:rPr>
+          <w:t>12–20</w:t>
+        </w:r>
+      </w:hyperlink>
+      <w:r>
+        <w:rPr>
+          <w:lang w:val="zh_TW" w:bidi="zh_TW"/>
+        </w:rPr>
+        <w:t>節）；患漏症的男子——贖罪祭和燔祭（</w:t>
+      </w:r>
+      <w:hyperlink r:id="rId185">
+        <w:r>
+          <w:rPr>
+            <w:lang w:val="zh_TW" w:bidi="zh_TW"/>
+          </w:rPr>
+          <w:rPr>
+            <w:color w:val="0000EE"/>
+            <w:u w:val="single"/>
+          </w:rPr>
+          <w:t>15:15</w:t>
+        </w:r>
+      </w:hyperlink>
+      <w:r>
+        <w:rPr>
+          <w:lang w:val="zh_TW" w:bidi="zh_TW"/>
+        </w:rPr>
+        <w:t>）；同樣，患漏症的婦女（</w:t>
+      </w:r>
+      <w:hyperlink r:id="rId186">
+        <w:r>
+          <w:rPr>
+            <w:lang w:val="zh_TW" w:bidi="zh_TW"/>
+          </w:rPr>
+          <w:rPr>
+            <w:color w:val="0000EE"/>
+            <w:u w:val="single"/>
+          </w:rPr>
+          <w:t>30</w:t>
+        </w:r>
+      </w:hyperlink>
+      <w:r>
+        <w:rPr>
+          <w:lang w:val="zh_TW" w:bidi="zh_TW"/>
+        </w:rPr>
+        <w:t>節）。贖罪日的獻祭亦遵循相同次序（</w:t>
+      </w:r>
+      <w:hyperlink r:id="rId187">
+        <w:r>
+          <w:rPr>
+            <w:lang w:val="zh_TW" w:bidi="zh_TW"/>
+          </w:rPr>
+          <w:rPr>
+            <w:color w:val="0000EE"/>
+            <w:u w:val="single"/>
+          </w:rPr>
+          <w:t>16:3–6、11、15、24</w:t>
+        </w:r>
+      </w:hyperlink>
+      <w:r>
+        <w:rPr>
+          <w:lang w:val="zh_TW" w:bidi="zh_TW"/>
+        </w:rPr>
+        <w:t>）。</w:t>
+      </w:r>
+    </w:p>
+    <w:p>
+      <w:pPr/>
+      <w:r>
+        <w:rPr>
+          <w:lang w:val="zh_TW" w:bidi="zh_TW"/>
+        </w:rPr>
+      </w:r>
+      <w:r>
+        <w:rPr>
+          <w:lang w:val="zh_TW" w:bidi="zh_TW"/>
+        </w:rPr>
+        <w:t>利未記有兩個例證呈現獻祭的適當次序。一是亞倫和他的兒子的任職禮，先贖罪祭後燔祭（</w:t>
+      </w:r>
+      <w:hyperlink r:id="rId188">
+        <w:r>
+          <w:rPr>
+            <w:lang w:val="zh_TW" w:bidi="zh_TW"/>
+          </w:rPr>
+          <w:rPr>
+            <w:color w:val="0000EE"/>
+            <w:u w:val="single"/>
+          </w:rPr>
+          <w:t>出29:10–18</w:t>
+        </w:r>
+      </w:hyperlink>
+      <w:r>
+        <w:rPr>
+          <w:lang w:val="zh_TW" w:bidi="zh_TW"/>
+        </w:rPr>
+        <w:t>；</w:t>
+      </w:r>
+      <w:hyperlink r:id="rId189">
+        <w:r>
+          <w:rPr>
+            <w:lang w:val="zh_TW" w:bidi="zh_TW"/>
+          </w:rPr>
+          <w:rPr>
+            <w:color w:val="0000EE"/>
+            <w:u w:val="single"/>
+          </w:rPr>
+          <w:t>利8:14–21</w:t>
+        </w:r>
+      </w:hyperlink>
+      <w:r>
+        <w:rPr>
+          <w:lang w:val="zh_TW" w:bidi="zh_TW"/>
+        </w:rPr>
+        <w:t>）。這個儀式的焦點是承接聖職的獻祭，或字面意思「設立」，這是平安祭的一種特殊形式（</w:t>
+      </w:r>
+      <w:hyperlink r:id="rId190">
+        <w:r>
+          <w:rPr>
+            <w:lang w:val="zh_TW" w:bidi="zh_TW"/>
+          </w:rPr>
+          <w:rPr>
+            <w:color w:val="0000EE"/>
+            <w:u w:val="single"/>
+          </w:rPr>
+          <w:t>出29:19–34</w:t>
+        </w:r>
+      </w:hyperlink>
+      <w:r>
+        <w:rPr>
+          <w:lang w:val="zh_TW" w:bidi="zh_TW"/>
+        </w:rPr>
+        <w:t>；</w:t>
+      </w:r>
+      <w:hyperlink r:id="rId191">
+        <w:r>
+          <w:rPr>
+            <w:lang w:val="zh_TW" w:bidi="zh_TW"/>
+          </w:rPr>
+          <w:rPr>
+            <w:color w:val="0000EE"/>
+            <w:u w:val="single"/>
+          </w:rPr>
+          <w:t>利8:22–29</w:t>
+        </w:r>
+      </w:hyperlink>
+      <w:r>
+        <w:rPr>
+          <w:lang w:val="zh_TW" w:bidi="zh_TW"/>
+        </w:rPr>
+        <w:t>）。第二是會幕獻祭制度正式啟動時的獻祭（</w:t>
+      </w:r>
+      <w:hyperlink r:id="rId192">
+        <w:r>
+          <w:rPr>
+            <w:lang w:val="zh_TW" w:bidi="zh_TW"/>
+          </w:rPr>
+          <w:rPr>
+            <w:color w:val="0000EE"/>
+            <w:u w:val="single"/>
+          </w:rPr>
+          <w:t>利9章</w:t>
+        </w:r>
+      </w:hyperlink>
+      <w:r>
+        <w:rPr>
+          <w:lang w:val="zh_TW" w:bidi="zh_TW"/>
+        </w:rPr>
+        <w:t>）。為亞倫獻上的祭是贖罪祭與燔祭；為百姓獻上的則是贖罪祭、燔祭、素祭和平安祭（</w:t>
+      </w:r>
+      <w:hyperlink r:id="rId193">
+        <w:r>
+          <w:rPr>
+            <w:lang w:val="zh_TW" w:bidi="zh_TW"/>
+          </w:rPr>
+          <w:rPr>
+            <w:color w:val="0000EE"/>
+            <w:u w:val="single"/>
+          </w:rPr>
+          <w:t>9:7–22</w:t>
+        </w:r>
+      </w:hyperlink>
+      <w:r>
+        <w:rPr>
+          <w:lang w:val="zh_TW" w:bidi="zh_TW"/>
+        </w:rPr>
+        <w:t>）。</w:t>
+      </w:r>
+    </w:p>
+    <w:p>
+      <w:pPr/>
+      <w:r>
+        <w:rPr>
+          <w:lang w:val="zh_TW" w:bidi="zh_TW"/>
+        </w:rPr>
+      </w:r>
+      <w:r>
+        <w:rPr>
+          <w:lang w:val="zh_TW" w:bidi="zh_TW"/>
+        </w:rPr>
+        <w:t>同樣的次序也出現在由希西家王主持、在耶路撒冷的聖殿所進行的潔淨與恢復禮中（</w:t>
+      </w:r>
+      <w:hyperlink r:id="rId194">
+        <w:r>
+          <w:rPr>
+            <w:lang w:val="zh_TW" w:bidi="zh_TW"/>
+          </w:rPr>
+          <w:rPr>
+            <w:color w:val="0000EE"/>
+            <w:u w:val="single"/>
+          </w:rPr>
+          <w:t>代下29:20–36</w:t>
+        </w:r>
+      </w:hyperlink>
+      <w:r>
+        <w:rPr>
+          <w:lang w:val="zh_TW" w:bidi="zh_TW"/>
+        </w:rPr>
+        <w:t>）。首先是一場盛大的贖罪祭，隨後是伴隨樂器與歌唱的燔祭。然後王宣告百姓已把自己獻給主；在這已更新的潔淨狀態中，他們現在可以分享奉獻之祭（燔祭）和感恩之祭（平安祭）。</w:t>
+      </w:r>
+    </w:p>
+    <w:p>
+      <w:pPr/>
+      <w:r>
+        <w:rPr>
+          <w:lang w:val="zh_TW" w:bidi="zh_TW"/>
+        </w:rPr>
+      </w:r>
+      <w:r>
+        <w:rPr>
+          <w:lang w:val="zh_TW" w:bidi="zh_TW"/>
+        </w:rPr>
+        <w:t>這種獻祭次序，具體呈現了舊約關於人如何可以親近神的理念。首先，必須為罪得著贖罪，然後才是全然獻上自己；前者由贖罪祭與／或贖愆祭加以象徵，後者則由燔祭與素祭加以象徵。當這些條件都滿足之後，獻祭者便可以藉更多的燔祭來表達持續的委身，也可以參與團契之祭（平安祭），在其中他自己分得到被宰牲畜大部分的肉（與他的朋友和社區中的窮人分享；</w:t>
+      </w:r>
+      <w:hyperlink r:id="rId195">
+        <w:r>
+          <w:rPr>
+            <w:lang w:val="zh_TW" w:bidi="zh_TW"/>
+          </w:rPr>
+          <w:rPr>
+            <w:color w:val="0000EE"/>
+            <w:u w:val="single"/>
+          </w:rPr>
+          <w:t>申12:17–19</w:t>
+        </w:r>
+      </w:hyperlink>
+      <w:r>
+        <w:rPr>
+          <w:lang w:val="zh_TW" w:bidi="zh_TW"/>
+        </w:rPr>
+        <w:t>）。</w:t>
+      </w:r>
+    </w:p>
+    <w:p>
+      <w:pPr>
+        <w:pStyle w:val="Heading3"/>
+      </w:pPr>
+      <w:r>
+        <w:rPr>
+          <w:lang w:val="zh_TW" w:bidi="zh_TW"/>
+        </w:rPr>
+        <w:t>獻祭的說明</w:t>
+      </w:r>
+    </w:p>
+    <w:p>
+      <w:pPr/>
+      <w:r>
+        <w:rPr>
+          <w:lang w:val="zh_TW" w:bidi="zh_TW"/>
+        </w:rPr>
+      </w:r>
+      <w:r>
+        <w:rPr>
+          <w:lang w:val="zh_TW" w:bidi="zh_TW"/>
+        </w:rPr>
+        <w:t>接下來對各類獻祭的說明，將按照「程序性」的次序來處理，也就是把它們視為人親近神的過程中象徵性的階段。</w:t>
+      </w:r>
+    </w:p>
+    <w:p>
+      <w:pPr>
+        <w:pStyle w:val="Heading4"/>
+      </w:pPr>
+      <w:r>
+        <w:rPr>
+          <w:lang w:val="zh_TW" w:bidi="zh_TW"/>
+        </w:rPr>
+        <w:t>贖償</w:t>
+      </w:r>
+    </w:p>
+    <w:p>
+      <w:pPr/>
+      <w:r>
+        <w:rPr>
+          <w:lang w:val="zh_TW" w:bidi="zh_TW"/>
+        </w:rPr>
+      </w:r>
+      <w:r>
+        <w:rPr>
+          <w:lang w:val="zh_TW" w:bidi="zh_TW"/>
+        </w:rPr>
+        <w:t>下列兩種祭物，是為罪與過犯得著贖罪而設的：</w:t>
+      </w:r>
+    </w:p>
+    <w:p>
+      <w:pPr/>
+      <w:r>
+        <w:rPr>
+          <w:lang w:val="zh_TW" w:bidi="zh_TW"/>
+        </w:rPr>
+      </w:r>
+      <w:r>
+        <w:rPr>
+          <w:lang w:val="zh_TW" w:bidi="zh_TW"/>
+        </w:rPr>
+        <w:t>1. 贖罪祭（</w:t>
+      </w:r>
+      <w:hyperlink r:id="rId131">
+        <w:r>
+          <w:rPr>
+            <w:lang w:val="zh_TW" w:bidi="zh_TW"/>
+          </w:rPr>
+          <w:rPr>
+            <w:color w:val="0000EE"/>
+            <w:u w:val="single"/>
+          </w:rPr>
+          <w:t>利4:1–5:13</w:t>
+        </w:r>
+      </w:hyperlink>
+      <w:r>
+        <w:rPr>
+          <w:lang w:val="zh_TW" w:bidi="zh_TW"/>
+        </w:rPr>
+        <w:t>，</w:t>
+      </w:r>
+      <w:hyperlink r:id="rId196">
+        <w:r>
+          <w:rPr>
+            <w:lang w:val="zh_TW" w:bidi="zh_TW"/>
+          </w:rPr>
+          <w:rPr>
+            <w:color w:val="0000EE"/>
+            <w:u w:val="single"/>
+          </w:rPr>
+          <w:t>6:24–30</w:t>
+        </w:r>
+      </w:hyperlink>
+      <w:r>
+        <w:rPr>
+          <w:lang w:val="zh_TW" w:bidi="zh_TW"/>
+        </w:rPr>
+        <w:t>）。獻祭者依照自己的身分等級，必須帶來不同的祭牲。大祭司必須帶來一隻公牛犢（</w:t>
+      </w:r>
+      <w:hyperlink r:id="rId197">
+        <w:r>
+          <w:rPr>
+            <w:lang w:val="zh_TW" w:bidi="zh_TW"/>
+          </w:rPr>
+          <w:rPr>
+            <w:color w:val="0000EE"/>
+            <w:u w:val="single"/>
+          </w:rPr>
+          <w:t>4:3</w:t>
+        </w:r>
+      </w:hyperlink>
+      <w:r>
+        <w:rPr>
+          <w:lang w:val="zh_TW" w:bidi="zh_TW"/>
+        </w:rPr>
+        <w:t>），全會眾也如此（</w:t>
+      </w:r>
+      <w:hyperlink r:id="rId198">
+        <w:r>
+          <w:rPr>
+            <w:lang w:val="zh_TW" w:bidi="zh_TW"/>
+          </w:rPr>
+          <w:rPr>
+            <w:color w:val="0000EE"/>
+            <w:u w:val="single"/>
+          </w:rPr>
+          <w:t>14</w:t>
+        </w:r>
+      </w:hyperlink>
+      <w:r>
+        <w:rPr>
+          <w:lang w:val="zh_TW" w:bidi="zh_TW"/>
+        </w:rPr>
+        <w:t>節），除非那是禮儀上的過失（</w:t>
+      </w:r>
+      <w:hyperlink r:id="rId169">
+        <w:r>
+          <w:rPr>
+            <w:lang w:val="zh_TW" w:bidi="zh_TW"/>
+          </w:rPr>
+          <w:rPr>
+            <w:color w:val="0000EE"/>
+            <w:u w:val="single"/>
+          </w:rPr>
+          <w:t>民15:24</w:t>
+        </w:r>
+      </w:hyperlink>
+      <w:r>
+        <w:rPr>
+          <w:lang w:val="zh_TW" w:bidi="zh_TW"/>
+        </w:rPr>
+        <w:t>）。官長會帶一隻公山羊（</w:t>
+      </w:r>
+      <w:hyperlink r:id="rId199">
+        <w:r>
+          <w:rPr>
+            <w:lang w:val="zh_TW" w:bidi="zh_TW"/>
+          </w:rPr>
+          <w:rPr>
+            <w:color w:val="0000EE"/>
+            <w:u w:val="single"/>
+          </w:rPr>
+          <w:t>利4:23</w:t>
+        </w:r>
+      </w:hyperlink>
+      <w:r>
+        <w:rPr>
+          <w:lang w:val="zh_TW" w:bidi="zh_TW"/>
+        </w:rPr>
+        <w:t>），但一般百姓則可帶一隻母山羊（</w:t>
+      </w:r>
+      <w:hyperlink r:id="rId200">
+        <w:r>
+          <w:rPr>
+            <w:lang w:val="zh_TW" w:bidi="zh_TW"/>
+          </w:rPr>
+          <w:rPr>
+            <w:color w:val="0000EE"/>
+            <w:u w:val="single"/>
+          </w:rPr>
+          <w:t>28</w:t>
+        </w:r>
+      </w:hyperlink>
+      <w:r>
+        <w:rPr>
+          <w:lang w:val="zh_TW" w:bidi="zh_TW"/>
+        </w:rPr>
+        <w:t>節；</w:t>
+      </w:r>
+      <w:hyperlink r:id="rId201">
+        <w:r>
+          <w:rPr>
+            <w:lang w:val="zh_TW" w:bidi="zh_TW"/>
+          </w:rPr>
+          <w:rPr>
+            <w:color w:val="0000EE"/>
+            <w:u w:val="single"/>
+          </w:rPr>
+          <w:t>民15:27</w:t>
+        </w:r>
+      </w:hyperlink>
+      <w:r>
+        <w:rPr>
+          <w:lang w:val="zh_TW" w:bidi="zh_TW"/>
+        </w:rPr>
+        <w:t>）或一隻羔羊（</w:t>
+      </w:r>
+      <w:hyperlink r:id="rId202">
+        <w:r>
+          <w:rPr>
+            <w:lang w:val="zh_TW" w:bidi="zh_TW"/>
+          </w:rPr>
+          <w:rPr>
+            <w:color w:val="0000EE"/>
+            <w:u w:val="single"/>
+          </w:rPr>
+          <w:t>利4:32</w:t>
+        </w:r>
+      </w:hyperlink>
+      <w:r>
+        <w:rPr>
+          <w:lang w:val="zh_TW" w:bidi="zh_TW"/>
+        </w:rPr>
+        <w:t>）。若獻祭者貧窮，他可以獻上兩隻斑鳩或兩隻雛鴿（其中一隻作為燔祭；</w:t>
+      </w:r>
+      <w:hyperlink r:id="rId203">
+        <w:r>
+          <w:rPr>
+            <w:lang w:val="zh_TW" w:bidi="zh_TW"/>
+          </w:rPr>
+          <w:rPr>
+            <w:color w:val="0000EE"/>
+            <w:u w:val="single"/>
+          </w:rPr>
+          <w:t>5:7</w:t>
+        </w:r>
+      </w:hyperlink>
+      <w:r>
+        <w:rPr>
+          <w:lang w:val="zh_TW" w:bidi="zh_TW"/>
+        </w:rPr>
+        <w:t>），若極其貧困，甚至可以用十分之一伊法細麵代替（</w:t>
+      </w:r>
+      <w:hyperlink r:id="rId204">
+        <w:r>
+          <w:rPr>
+            <w:lang w:val="zh_TW" w:bidi="zh_TW"/>
+          </w:rPr>
+          <w:rPr>
+            <w:color w:val="0000EE"/>
+            <w:u w:val="single"/>
+          </w:rPr>
+          <w:t>利5:11–13</w:t>
+        </w:r>
+      </w:hyperlink>
+      <w:r>
+        <w:rPr>
+          <w:lang w:val="zh_TW" w:bidi="zh_TW"/>
+        </w:rPr>
+        <w:t>；參</w:t>
+      </w:r>
+      <w:hyperlink r:id="rId205">
+        <w:r>
+          <w:rPr>
+            <w:lang w:val="zh_TW" w:bidi="zh_TW"/>
+          </w:rPr>
+          <w:rPr>
+            <w:color w:val="0000EE"/>
+            <w:u w:val="single"/>
+          </w:rPr>
+          <w:t>來9:22</w:t>
+        </w:r>
+      </w:hyperlink>
+      <w:r>
+        <w:rPr>
+          <w:lang w:val="zh_TW" w:bidi="zh_TW"/>
+        </w:rPr>
+        <w:t>）。</w:t>
+      </w:r>
+    </w:p>
+    <w:p>
+      <w:pPr/>
+      <w:r>
+        <w:rPr>
+          <w:lang w:val="zh_TW" w:bidi="zh_TW"/>
+        </w:rPr>
+      </w:r>
+      <w:r>
+        <w:rPr>
+          <w:lang w:val="zh_TW" w:bidi="zh_TW"/>
+        </w:rPr>
+        <w:t>獻祭者把祭牲帶到聖所院子的入口，並按手在牲畜頭上（</w:t>
+      </w:r>
+      <w:hyperlink r:id="rId206">
+        <w:r>
+          <w:rPr>
+            <w:lang w:val="zh_TW" w:bidi="zh_TW"/>
+          </w:rPr>
+          <w:rPr>
+            <w:color w:val="0000EE"/>
+            <w:u w:val="single"/>
+          </w:rPr>
+          <w:t>利4:4</w:t>
+        </w:r>
+      </w:hyperlink>
+      <w:r>
+        <w:rPr>
+          <w:lang w:val="zh_TW" w:bidi="zh_TW"/>
+        </w:rPr>
+        <w:t>）。在這個動作中，獻祭者並未承認自己的罪，因為這隻牲畜並不是被送走的（參為阿撒瀉勒預備的山羊，</w:t>
+      </w:r>
+      <w:hyperlink r:id="rId207">
+        <w:r>
+          <w:rPr>
+            <w:lang w:val="zh_TW" w:bidi="zh_TW"/>
+          </w:rPr>
+          <w:rPr>
+            <w:color w:val="0000EE"/>
+            <w:u w:val="single"/>
+          </w:rPr>
+          <w:t>16:21</w:t>
+        </w:r>
+      </w:hyperlink>
+      <w:r>
+        <w:rPr>
+          <w:lang w:val="zh_TW" w:bidi="zh_TW"/>
+        </w:rPr>
+        <w:t>）；相反地，他是在把自己與這祭物認同。獻祭者必須在祭壇北邊宰殺牲畜（</w:t>
+      </w:r>
+      <w:hyperlink r:id="rId208">
+        <w:r>
+          <w:rPr>
+            <w:lang w:val="zh_TW" w:bidi="zh_TW"/>
+          </w:rPr>
+          <w:rPr>
+            <w:color w:val="0000EE"/>
+            <w:u w:val="single"/>
+          </w:rPr>
+          <w:t>4:24、29</w:t>
+        </w:r>
+      </w:hyperlink>
+      <w:r>
+        <w:rPr>
+          <w:lang w:val="zh_TW" w:bidi="zh_TW"/>
+        </w:rPr>
+        <w:t>）。這些動物從來不是在祭壇本身上宰殺的。主理的祭司收集祭血；若這是為他自己或為全會眾所獻的公牛，他要在會幕幔子前彈些血，又把些血塗在香壇的四角上（</w:t>
+      </w:r>
+      <w:hyperlink r:id="rId209">
+        <w:r>
+          <w:rPr>
+            <w:lang w:val="zh_TW" w:bidi="zh_TW"/>
+          </w:rPr>
+          <w:rPr>
+            <w:color w:val="0000EE"/>
+            <w:u w:val="single"/>
+          </w:rPr>
+          <w:t>5–7</w:t>
+        </w:r>
+      </w:hyperlink>
+      <w:r>
+        <w:rPr>
+          <w:lang w:val="zh_TW" w:bidi="zh_TW"/>
+        </w:rPr>
+        <w:t>，</w:t>
+      </w:r>
+      <w:hyperlink r:id="rId210">
+        <w:r>
+          <w:rPr>
+            <w:lang w:val="zh_TW" w:bidi="zh_TW"/>
+          </w:rPr>
+          <w:rPr>
+            <w:color w:val="0000EE"/>
+            <w:u w:val="single"/>
+          </w:rPr>
+          <w:t>16–18</w:t>
+        </w:r>
+      </w:hyperlink>
+      <w:r>
+        <w:rPr>
+          <w:lang w:val="zh_TW" w:bidi="zh_TW"/>
+        </w:rPr>
+        <w:t>）。在贖罪日，他要把為自己與百姓預備的祭血帶入至聖所（</w:t>
+      </w:r>
+      <w:hyperlink r:id="rId211">
+        <w:r>
+          <w:rPr>
+            <w:lang w:val="zh_TW" w:bidi="zh_TW"/>
+          </w:rPr>
+          <w:rPr>
+            <w:color w:val="0000EE"/>
+            <w:u w:val="single"/>
+          </w:rPr>
+          <w:t>16:14–15</w:t>
+        </w:r>
+      </w:hyperlink>
+      <w:r>
+        <w:rPr>
+          <w:lang w:val="zh_TW" w:bidi="zh_TW"/>
+        </w:rPr>
+        <w:t>）。至於其它祭牲，他則把血塗在燔祭壇的四角上（</w:t>
+      </w:r>
+      <w:hyperlink r:id="rId212">
+        <w:r>
+          <w:rPr>
+            <w:lang w:val="zh_TW" w:bidi="zh_TW"/>
+          </w:rPr>
+          <w:rPr>
+            <w:color w:val="0000EE"/>
+            <w:u w:val="single"/>
+          </w:rPr>
+          <w:t>4:25、30、34</w:t>
+        </w:r>
+      </w:hyperlink>
+      <w:r>
+        <w:rPr>
+          <w:lang w:val="zh_TW" w:bidi="zh_TW"/>
+        </w:rPr>
+        <w:t>）；鳥類的血則彈在壇的側面（</w:t>
+      </w:r>
+      <w:hyperlink r:id="rId213">
+        <w:r>
+          <w:rPr>
+            <w:lang w:val="zh_TW" w:bidi="zh_TW"/>
+          </w:rPr>
+          <w:rPr>
+            <w:color w:val="0000EE"/>
+            <w:u w:val="single"/>
+          </w:rPr>
+          <w:t>5:9</w:t>
+        </w:r>
+      </w:hyperlink>
+      <w:r>
+        <w:rPr>
+          <w:lang w:val="zh_TW" w:bidi="zh_TW"/>
+        </w:rPr>
+        <w:t>）。最後，任何獻祭剩下的血都被倒或流在壇的基座（</w:t>
+      </w:r>
+      <w:hyperlink r:id="rId214">
+        <w:r>
+          <w:rPr>
+            <w:lang w:val="zh_TW" w:bidi="zh_TW"/>
+          </w:rPr>
+          <w:rPr>
+            <w:color w:val="0000EE"/>
+            <w:u w:val="single"/>
+          </w:rPr>
+          <w:t>4:7</w:t>
+        </w:r>
+      </w:hyperlink>
+      <w:r>
+        <w:rPr>
+          <w:lang w:val="zh_TW" w:bidi="zh_TW"/>
+        </w:rPr>
+        <w:t>）。</w:t>
+      </w:r>
+    </w:p>
+    <w:p>
+      <w:pPr/>
+      <w:r>
+        <w:rPr>
+          <w:lang w:val="zh_TW" w:bidi="zh_TW"/>
+        </w:rPr>
+      </w:r>
+      <w:r>
+        <w:rPr>
+          <w:lang w:val="zh_TW" w:bidi="zh_TW"/>
+        </w:rPr>
+        <w:t>最上好的內臟，也就是蓋在與附著腸臟的脂肪、兩個腎臟和其上的脂肪，以及肝臟的附屬物，都要在壇上獻給主（</w:t>
+      </w:r>
+      <w:hyperlink r:id="rId215">
+        <w:r>
+          <w:rPr>
+            <w:lang w:val="zh_TW" w:bidi="zh_TW"/>
+          </w:rPr>
+          <w:rPr>
+            <w:color w:val="0000EE"/>
+            <w:u w:val="single"/>
+          </w:rPr>
+          <w:t>利4:8–10</w:t>
+        </w:r>
+      </w:hyperlink>
+      <w:r>
+        <w:rPr>
+          <w:lang w:val="zh_TW" w:bidi="zh_TW"/>
+        </w:rPr>
+        <w:t>）。若是為祭司或為百姓所獻的公牛，其餘屍身與內臟都要在營外焚燒；為祭司任職所獻的公牛也是如此（</w:t>
+      </w:r>
+      <w:hyperlink r:id="rId216">
+        <w:r>
+          <w:rPr>
+            <w:lang w:val="zh_TW" w:bidi="zh_TW"/>
+          </w:rPr>
+          <w:rPr>
+            <w:color w:val="0000EE"/>
+            <w:u w:val="single"/>
+          </w:rPr>
+          <w:t>出29:10–14</w:t>
+        </w:r>
+      </w:hyperlink>
+      <w:r>
+        <w:rPr>
+          <w:lang w:val="zh_TW" w:bidi="zh_TW"/>
+        </w:rPr>
+        <w:t>；</w:t>
+      </w:r>
+      <w:hyperlink r:id="rId217">
+        <w:r>
+          <w:rPr>
+            <w:lang w:val="zh_TW" w:bidi="zh_TW"/>
+          </w:rPr>
+          <w:rPr>
+            <w:color w:val="0000EE"/>
+            <w:u w:val="single"/>
+          </w:rPr>
+          <w:t>利8:14–17</w:t>
+        </w:r>
+      </w:hyperlink>
+      <w:r>
+        <w:rPr>
+          <w:lang w:val="zh_TW" w:bidi="zh_TW"/>
+        </w:rPr>
+        <w:t>）。在其它情況中，主持儀式的祭司則得吃剩下可食用的肉，作為自己的分。他必須在聖所區域內吃，並且其預備方式受嚴格的禮儀潔淨條例所規範（</w:t>
+      </w:r>
+      <w:hyperlink r:id="rId218">
+        <w:r>
+          <w:rPr>
+            <w:lang w:val="zh_TW" w:bidi="zh_TW"/>
+          </w:rPr>
+          <w:rPr>
+            <w:color w:val="0000EE"/>
+            <w:u w:val="single"/>
+          </w:rPr>
+          <w:t>利6:25–30</w:t>
+        </w:r>
+      </w:hyperlink>
+      <w:r>
+        <w:rPr>
+          <w:lang w:val="zh_TW" w:bidi="zh_TW"/>
+        </w:rPr>
+        <w:t>，參</w:t>
+      </w:r>
+      <w:hyperlink r:id="rId219">
+        <w:r>
+          <w:rPr>
+            <w:lang w:val="zh_TW" w:bidi="zh_TW"/>
+          </w:rPr>
+          <w:rPr>
+            <w:color w:val="0000EE"/>
+            <w:u w:val="single"/>
+          </w:rPr>
+          <w:t>10:16–20</w:t>
+        </w:r>
+      </w:hyperlink>
+      <w:r>
+        <w:rPr>
+          <w:lang w:val="zh_TW" w:bidi="zh_TW"/>
+        </w:rPr>
+        <w:t>）。在各個聖日，都要獻上一隻公山羊為贖罪祭：每月朔（</w:t>
+      </w:r>
+      <w:hyperlink r:id="rId220">
+        <w:r>
+          <w:rPr>
+            <w:lang w:val="zh_TW" w:bidi="zh_TW"/>
+          </w:rPr>
+          <w:rPr>
+            <w:color w:val="0000EE"/>
+            <w:u w:val="single"/>
+          </w:rPr>
+          <w:t>民28:15</w:t>
+        </w:r>
+      </w:hyperlink>
+      <w:r>
+        <w:rPr>
+          <w:lang w:val="zh_TW" w:bidi="zh_TW"/>
+        </w:rPr>
+        <w:t>）、逾越節每日（</w:t>
+      </w:r>
+      <w:hyperlink r:id="rId221">
+        <w:r>
+          <w:rPr>
+            <w:lang w:val="zh_TW" w:bidi="zh_TW"/>
+          </w:rPr>
+          <w:rPr>
+            <w:color w:val="0000EE"/>
+            <w:u w:val="single"/>
+          </w:rPr>
+          <w:t>22–24</w:t>
+        </w:r>
+      </w:hyperlink>
+      <w:r>
+        <w:rPr>
+          <w:lang w:val="zh_TW" w:bidi="zh_TW"/>
+        </w:rPr>
+        <w:t>節）、七七節（</w:t>
+      </w:r>
+      <w:hyperlink r:id="rId222">
+        <w:r>
+          <w:rPr>
+            <w:lang w:val="zh_TW" w:bidi="zh_TW"/>
+          </w:rPr>
+          <w:rPr>
+            <w:color w:val="0000EE"/>
+            <w:u w:val="single"/>
+          </w:rPr>
+          <w:t>30</w:t>
+        </w:r>
+      </w:hyperlink>
+      <w:r>
+        <w:rPr>
+          <w:lang w:val="zh_TW" w:bidi="zh_TW"/>
+        </w:rPr>
+        <w:t>節）、吹角節（</w:t>
+      </w:r>
+      <w:hyperlink r:id="rId223">
+        <w:r>
+          <w:rPr>
+            <w:lang w:val="zh_TW" w:bidi="zh_TW"/>
+          </w:rPr>
+          <w:rPr>
+            <w:color w:val="0000EE"/>
+            <w:u w:val="single"/>
+          </w:rPr>
+          <w:t>民29:5</w:t>
+        </w:r>
+      </w:hyperlink>
+      <w:r>
+        <w:rPr>
+          <w:lang w:val="zh_TW" w:bidi="zh_TW"/>
+        </w:rPr>
+        <w:t>）、贖罪日（</w:t>
+      </w:r>
+      <w:hyperlink r:id="rId224">
+        <w:r>
+          <w:rPr>
+            <w:lang w:val="zh_TW" w:bidi="zh_TW"/>
+          </w:rPr>
+          <w:rPr>
+            <w:color w:val="0000EE"/>
+            <w:u w:val="single"/>
+          </w:rPr>
+          <w:t>11</w:t>
+        </w:r>
+      </w:hyperlink>
+      <w:r>
+        <w:rPr>
+          <w:lang w:val="zh_TW" w:bidi="zh_TW"/>
+        </w:rPr>
+        <w:t>節），以及住棚節的每日（</w:t>
+      </w:r>
+      <w:hyperlink r:id="rId225">
+        <w:r>
+          <w:rPr>
+            <w:lang w:val="zh_TW" w:bidi="zh_TW"/>
+          </w:rPr>
+          <w:rPr>
+            <w:color w:val="0000EE"/>
+            <w:u w:val="single"/>
+          </w:rPr>
+          <w:t>16、19</w:t>
+        </w:r>
+      </w:hyperlink>
+      <w:r>
+        <w:rPr>
+          <w:lang w:val="zh_TW" w:bidi="zh_TW"/>
+        </w:rPr>
+        <w:t>節）。大祭司也要為自己獻上公牛，並在贖罪日獻上兩隻山羊中的一隻。某些潔淨禮則需要較小的贖罪祭牲，即羔羊或鳥類：生產後（</w:t>
+      </w:r>
+      <w:hyperlink r:id="rId177">
+        <w:r>
+          <w:rPr>
+            <w:lang w:val="zh_TW" w:bidi="zh_TW"/>
+          </w:rPr>
+          <w:rPr>
+            <w:color w:val="0000EE"/>
+            <w:u w:val="single"/>
+          </w:rPr>
+          <w:t>利12:6–8</w:t>
+        </w:r>
+      </w:hyperlink>
+      <w:r>
+        <w:rPr>
+          <w:lang w:val="zh_TW" w:bidi="zh_TW"/>
+        </w:rPr>
+        <w:t>）、痲瘋病的潔淨（</w:t>
+      </w:r>
+      <w:hyperlink r:id="rId226">
+        <w:r>
+          <w:rPr>
+            <w:lang w:val="zh_TW" w:bidi="zh_TW"/>
+          </w:rPr>
+          <w:rPr>
+            <w:color w:val="0000EE"/>
+            <w:u w:val="single"/>
+          </w:rPr>
+          <w:t>14:12–14、19–22</w:t>
+        </w:r>
+      </w:hyperlink>
+      <w:r>
+        <w:rPr>
+          <w:lang w:val="zh_TW" w:bidi="zh_TW"/>
+        </w:rPr>
+        <w:t>）、以及膿瘍與出血（</w:t>
+      </w:r>
+      <w:hyperlink r:id="rId227">
+        <w:r>
+          <w:rPr>
+            <w:lang w:val="zh_TW" w:bidi="zh_TW"/>
+          </w:rPr>
+          <w:rPr>
+            <w:color w:val="0000EE"/>
+            <w:u w:val="single"/>
+          </w:rPr>
+          <w:t>15:14–15、29–30</w:t>
+        </w:r>
+      </w:hyperlink>
+      <w:r>
+        <w:rPr>
+          <w:lang w:val="zh_TW" w:bidi="zh_TW"/>
+        </w:rPr>
+        <w:t>），或是在誓願期間受玷污之後（</w:t>
+      </w:r>
+      <w:hyperlink r:id="rId228">
+        <w:r>
+          <w:rPr>
+            <w:lang w:val="zh_TW" w:bidi="zh_TW"/>
+          </w:rPr>
+          <w:rPr>
+            <w:color w:val="0000EE"/>
+            <w:u w:val="single"/>
+          </w:rPr>
+          <w:t>民6:10–11</w:t>
+        </w:r>
+      </w:hyperlink>
+      <w:r>
+        <w:rPr>
+          <w:lang w:val="zh_TW" w:bidi="zh_TW"/>
+        </w:rPr>
+        <w:t>）。</w:t>
+      </w:r>
+    </w:p>
+    <w:p>
+      <w:pPr/>
+      <w:r>
+        <w:rPr>
+          <w:lang w:val="zh_TW" w:bidi="zh_TW"/>
+        </w:rPr>
+      </w:r>
+      <w:r>
+        <w:rPr>
+          <w:lang w:val="zh_TW" w:bidi="zh_TW"/>
+        </w:rPr>
+        <w:t>2. 贖愆祭（</w:t>
+      </w:r>
+      <w:hyperlink r:id="rId132">
+        <w:r>
+          <w:rPr>
+            <w:lang w:val="zh_TW" w:bidi="zh_TW"/>
+          </w:rPr>
+          <w:rPr>
+            <w:color w:val="0000EE"/>
+            <w:u w:val="single"/>
+          </w:rPr>
+          <w:t>利5:14–6:7</w:t>
+        </w:r>
+      </w:hyperlink>
+      <w:r>
+        <w:rPr>
+          <w:lang w:val="zh_TW" w:bidi="zh_TW"/>
+        </w:rPr>
+        <w:t>，</w:t>
+      </w:r>
+      <w:hyperlink r:id="rId229">
+        <w:r>
+          <w:rPr>
+            <w:lang w:val="zh_TW" w:bidi="zh_TW"/>
+          </w:rPr>
+          <w:rPr>
+            <w:color w:val="0000EE"/>
+            <w:u w:val="single"/>
+          </w:rPr>
+          <w:t>7:1–7</w:t>
+        </w:r>
+      </w:hyperlink>
+      <w:r>
+        <w:rPr>
+          <w:lang w:val="zh_TW" w:bidi="zh_TW"/>
+        </w:rPr>
+        <w:t>）。贖愆祭或過犯祭，是一種特殊形式的贖罪祭（參</w:t>
+      </w:r>
+      <w:hyperlink r:id="rId203">
+        <w:r>
+          <w:rPr>
+            <w:lang w:val="zh_TW" w:bidi="zh_TW"/>
+          </w:rPr>
+          <w:rPr>
+            <w:color w:val="0000EE"/>
+            <w:u w:val="single"/>
+          </w:rPr>
+          <w:t>5:7</w:t>
+        </w:r>
+      </w:hyperlink>
+      <w:r>
+        <w:rPr>
+          <w:lang w:val="zh_TW" w:bidi="zh_TW"/>
+        </w:rPr>
+        <w:t>），當有人被剝奪了應得的權利時，必須獻上贖愆祭。必須償還被詐取的等價金額，並加上五分之一的罰款（</w:t>
+      </w:r>
+      <w:hyperlink r:id="rId230">
+        <w:r>
+          <w:rPr>
+            <w:lang w:val="zh_TW" w:bidi="zh_TW"/>
+          </w:rPr>
+          <w:rPr>
+            <w:color w:val="0000EE"/>
+            <w:u w:val="single"/>
+          </w:rPr>
+          <w:t>5:16</w:t>
+        </w:r>
+      </w:hyperlink>
+      <w:r>
+        <w:rPr>
+          <w:lang w:val="zh_TW" w:bidi="zh_TW"/>
+        </w:rPr>
+        <w:t>，</w:t>
+      </w:r>
+      <w:hyperlink r:id="rId231">
+        <w:r>
+          <w:rPr>
+            <w:lang w:val="zh_TW" w:bidi="zh_TW"/>
+          </w:rPr>
+          <w:rPr>
+            <w:color w:val="0000EE"/>
+            <w:u w:val="single"/>
+          </w:rPr>
+          <w:t>6:5</w:t>
+        </w:r>
+      </w:hyperlink>
+      <w:r>
+        <w:rPr>
+          <w:lang w:val="zh_TW" w:bidi="zh_TW"/>
+        </w:rPr>
+        <w:t>）。祭牲通常是一隻公綿羊（</w:t>
+      </w:r>
+      <w:hyperlink r:id="rId232">
+        <w:r>
+          <w:rPr>
+            <w:lang w:val="zh_TW" w:bidi="zh_TW"/>
+          </w:rPr>
+          <w:rPr>
+            <w:color w:val="0000EE"/>
+            <w:u w:val="single"/>
+          </w:rPr>
+          <w:t>5:15、18</w:t>
+        </w:r>
+      </w:hyperlink>
+      <w:r>
+        <w:rPr>
+          <w:lang w:val="zh_TW" w:bidi="zh_TW"/>
+        </w:rPr>
+        <w:t>，</w:t>
+      </w:r>
+      <w:hyperlink r:id="rId233">
+        <w:r>
+          <w:rPr>
+            <w:lang w:val="zh_TW" w:bidi="zh_TW"/>
+          </w:rPr>
+          <w:rPr>
+            <w:color w:val="0000EE"/>
+            <w:u w:val="single"/>
+          </w:rPr>
+          <w:t>6:6</w:t>
+        </w:r>
+      </w:hyperlink>
+      <w:r>
+        <w:rPr>
+          <w:lang w:val="zh_TW" w:bidi="zh_TW"/>
+        </w:rPr>
+        <w:t>）。潔淨的痲瘋病人和被玷污的拿細耳人必須帶來一隻公羊羔（</w:t>
+      </w:r>
+      <w:hyperlink r:id="rId234">
+        <w:r>
+          <w:rPr>
+            <w:lang w:val="zh_TW" w:bidi="zh_TW"/>
+          </w:rPr>
+          <w:rPr>
+            <w:color w:val="0000EE"/>
+            <w:u w:val="single"/>
+          </w:rPr>
+          <w:t>利14:12、21</w:t>
+        </w:r>
+      </w:hyperlink>
+      <w:r>
+        <w:rPr>
+          <w:lang w:val="zh_TW" w:bidi="zh_TW"/>
+        </w:rPr>
+        <w:t>；</w:t>
+      </w:r>
+      <w:hyperlink r:id="rId181">
+        <w:r>
+          <w:rPr>
+            <w:lang w:val="zh_TW" w:bidi="zh_TW"/>
+          </w:rPr>
+          <w:rPr>
+            <w:color w:val="0000EE"/>
+            <w:u w:val="single"/>
+          </w:rPr>
+          <w:t>民6:12</w:t>
+        </w:r>
+      </w:hyperlink>
+      <w:r>
+        <w:rPr>
+          <w:lang w:val="zh_TW" w:bidi="zh_TW"/>
+        </w:rPr>
+        <w:t>）。獻祭者顯然是按照贖罪祭的方式來處理那祭牲，但祭司必須把祭血灑在壇的四圍（</w:t>
+      </w:r>
+      <w:hyperlink r:id="rId235">
+        <w:r>
+          <w:rPr>
+            <w:lang w:val="zh_TW" w:bidi="zh_TW"/>
+          </w:rPr>
+          <w:rPr>
+            <w:color w:val="0000EE"/>
+            <w:u w:val="single"/>
+          </w:rPr>
+          <w:t>利7:2</w:t>
+        </w:r>
+      </w:hyperlink>
+      <w:r>
+        <w:rPr>
+          <w:lang w:val="zh_TW" w:bidi="zh_TW"/>
+        </w:rPr>
+        <w:t>）。內臟照常在壇上焚燒（</w:t>
+      </w:r>
+      <w:hyperlink r:id="rId236">
+        <w:r>
+          <w:rPr>
+            <w:lang w:val="zh_TW" w:bidi="zh_TW"/>
+          </w:rPr>
+          <w:rPr>
+            <w:color w:val="0000EE"/>
+            <w:u w:val="single"/>
+          </w:rPr>
+          <w:t>3–5</w:t>
+        </w:r>
+      </w:hyperlink>
+      <w:r>
+        <w:rPr>
+          <w:lang w:val="zh_TW" w:bidi="zh_TW"/>
+        </w:rPr>
+        <w:t>節）。此外，也要取一些血塗在得潔淨的痲瘋病人右耳垂、右手大拇指和右腳大拇趾上（</w:t>
+      </w:r>
+      <w:hyperlink r:id="rId237">
+        <w:r>
+          <w:rPr>
+            <w:lang w:val="zh_TW" w:bidi="zh_TW"/>
+          </w:rPr>
+          <w:rPr>
+            <w:color w:val="0000EE"/>
+            <w:u w:val="single"/>
+          </w:rPr>
+          <w:t>14:14</w:t>
+        </w:r>
+      </w:hyperlink>
+      <w:r>
+        <w:rPr>
+          <w:lang w:val="zh_TW" w:bidi="zh_TW"/>
+        </w:rPr>
+        <w:t>）。照樣，祭司得享用這祭牲大部分的肉作食物（</w:t>
+      </w:r>
+      <w:hyperlink r:id="rId238">
+        <w:r>
+          <w:rPr>
+            <w:lang w:val="zh_TW" w:bidi="zh_TW"/>
+          </w:rPr>
+          <w:rPr>
+            <w:color w:val="0000EE"/>
+            <w:u w:val="single"/>
+          </w:rPr>
+          <w:t>7:6–7</w:t>
+        </w:r>
+      </w:hyperlink>
+      <w:r>
+        <w:rPr>
+          <w:lang w:val="zh_TW" w:bidi="zh_TW"/>
+        </w:rPr>
+        <w:t>，</w:t>
+      </w:r>
+      <w:hyperlink r:id="rId149">
+        <w:r>
+          <w:rPr>
+            <w:lang w:val="zh_TW" w:bidi="zh_TW"/>
+          </w:rPr>
+          <w:rPr>
+            <w:color w:val="0000EE"/>
+            <w:u w:val="single"/>
+          </w:rPr>
+          <w:t>14:13</w:t>
+        </w:r>
+      </w:hyperlink>
+      <w:r>
+        <w:rPr>
+          <w:lang w:val="zh_TW" w:bidi="zh_TW"/>
+        </w:rPr>
+        <w:t>）。凡是使他人遭受損失的情況，都需要贖愆祭。像是未經授權吃了「聖物」等禮儀上的干犯（</w:t>
+      </w:r>
+      <w:hyperlink r:id="rId239">
+        <w:r>
+          <w:rPr>
+            <w:lang w:val="zh_TW" w:bidi="zh_TW"/>
+          </w:rPr>
+          <w:rPr>
+            <w:color w:val="0000EE"/>
+            <w:u w:val="single"/>
+          </w:rPr>
+          <w:t>5:14–19</w:t>
+        </w:r>
+      </w:hyperlink>
+      <w:r>
+        <w:rPr>
+          <w:lang w:val="zh_TW" w:bidi="zh_TW"/>
+        </w:rPr>
+        <w:t>，</w:t>
+      </w:r>
+      <w:hyperlink r:id="rId240">
+        <w:r>
+          <w:rPr>
+            <w:lang w:val="zh_TW" w:bidi="zh_TW"/>
+          </w:rPr>
+          <w:rPr>
+            <w:color w:val="0000EE"/>
+            <w:u w:val="single"/>
+          </w:rPr>
+          <w:t>22:14</w:t>
+        </w:r>
+      </w:hyperlink>
+      <w:r>
+        <w:rPr>
+          <w:lang w:val="zh_TW" w:bidi="zh_TW"/>
+        </w:rPr>
+        <w:t>），需要支付應該給主的金額，加上五分之一的罰款給祭司（</w:t>
+      </w:r>
+      <w:hyperlink r:id="rId230">
+        <w:r>
+          <w:rPr>
+            <w:lang w:val="zh_TW" w:bidi="zh_TW"/>
+          </w:rPr>
+          <w:rPr>
+            <w:color w:val="0000EE"/>
+            <w:u w:val="single"/>
+          </w:rPr>
+          <w:t>利5:16</w:t>
+        </w:r>
+      </w:hyperlink>
+      <w:r>
+        <w:rPr>
+          <w:lang w:val="zh_TW" w:bidi="zh_TW"/>
+        </w:rPr>
+        <w:t>；</w:t>
+      </w:r>
+      <w:hyperlink r:id="rId241">
+        <w:r>
+          <w:rPr>
+            <w:lang w:val="zh_TW" w:bidi="zh_TW"/>
+          </w:rPr>
+          <w:rPr>
+            <w:color w:val="0000EE"/>
+            <w:u w:val="single"/>
+          </w:rPr>
+          <w:t>王下12:16</w:t>
+        </w:r>
+      </w:hyperlink>
+      <w:r>
+        <w:rPr>
+          <w:lang w:val="zh_TW" w:bidi="zh_TW"/>
+        </w:rPr>
+        <w:t>）。痲瘋病人也屬於這一類，因為在他染病期間，他無法在神面前履行服事（</w:t>
+      </w:r>
+      <w:hyperlink r:id="rId242">
+        <w:r>
+          <w:rPr>
+            <w:lang w:val="zh_TW" w:bidi="zh_TW"/>
+          </w:rPr>
+          <w:rPr>
+            <w:color w:val="0000EE"/>
+            <w:u w:val="single"/>
+          </w:rPr>
+          <w:t>利14:12–18</w:t>
+        </w:r>
+      </w:hyperlink>
+      <w:r>
+        <w:rPr>
+          <w:lang w:val="zh_TW" w:bidi="zh_TW"/>
+        </w:rPr>
+        <w:t>）。同樣地，那在誓願期間受玷污的拿細耳人，既然在分別為聖歸給神時受了污穢，也必須獻上贖愆祭（</w:t>
+      </w:r>
+      <w:hyperlink r:id="rId181">
+        <w:r>
+          <w:rPr>
+            <w:lang w:val="zh_TW" w:bidi="zh_TW"/>
+          </w:rPr>
+          <w:rPr>
+            <w:color w:val="0000EE"/>
+            <w:u w:val="single"/>
+          </w:rPr>
+          <w:t>民6:12</w:t>
+        </w:r>
+      </w:hyperlink>
+      <w:r>
+        <w:rPr>
+          <w:lang w:val="zh_TW" w:bidi="zh_TW"/>
+        </w:rPr>
+        <w:t>）。至於侵犯他人財產權的罪，只能藉著贖愆祭與額外的五分之一來解決；這包括對押存或抵押物的欺詐，搶奪或壓迫他人，未回報所撿到的失物，或虛假起誓、拒不作證等罪行（</w:t>
+      </w:r>
+      <w:hyperlink r:id="rId243">
+        <w:r>
+          <w:rPr>
+            <w:lang w:val="zh_TW" w:bidi="zh_TW"/>
+          </w:rPr>
+          <w:rPr>
+            <w:color w:val="0000EE"/>
+            <w:u w:val="single"/>
+          </w:rPr>
+          <w:t>利6:1–5</w:t>
+        </w:r>
+      </w:hyperlink>
+      <w:r>
+        <w:rPr>
+          <w:lang w:val="zh_TW" w:bidi="zh_TW"/>
+        </w:rPr>
+        <w:t>）。與已訂婚的奴婢發生性行為也是對財產權的侵犯（</w:t>
+      </w:r>
+      <w:hyperlink r:id="rId244">
+        <w:r>
+          <w:rPr>
+            <w:lang w:val="zh_TW" w:bidi="zh_TW"/>
+          </w:rPr>
+          <w:rPr>
+            <w:color w:val="0000EE"/>
+            <w:u w:val="single"/>
+          </w:rPr>
+          <w:t>19:20–22</w:t>
+        </w:r>
+      </w:hyperlink>
+      <w:r>
+        <w:rPr>
+          <w:lang w:val="zh_TW" w:bidi="zh_TW"/>
+        </w:rPr>
+        <w:t>）。若受害者已逝且無近親在世，賠償就歸祭司所有（</w:t>
+      </w:r>
+      <w:hyperlink r:id="rId245">
+        <w:r>
+          <w:rPr>
+            <w:lang w:val="zh_TW" w:bidi="zh_TW"/>
+          </w:rPr>
+          <w:rPr>
+            <w:color w:val="0000EE"/>
+            <w:u w:val="single"/>
+          </w:rPr>
+          <w:t>民5:5–10</w:t>
+        </w:r>
+      </w:hyperlink>
+      <w:r>
+        <w:rPr>
+          <w:lang w:val="zh_TW" w:bidi="zh_TW"/>
+        </w:rPr>
+        <w:t>）。</w:t>
+      </w:r>
+    </w:p>
+    <w:p>
+      <w:pPr>
+        <w:pStyle w:val="Heading4"/>
+      </w:pPr>
+      <w:r>
+        <w:rPr>
+          <w:lang w:val="zh_TW" w:bidi="zh_TW"/>
+        </w:rPr>
+        <w:t>成聖獻祭</w:t>
+      </w:r>
+    </w:p>
+    <w:p>
+      <w:pPr/>
+      <w:r>
+        <w:rPr>
+          <w:lang w:val="zh_TW" w:bidi="zh_TW"/>
+        </w:rPr>
+      </w:r>
+      <w:r>
+        <w:rPr>
+          <w:lang w:val="zh_TW" w:bidi="zh_TW"/>
+        </w:rPr>
+        <w:t>人聽到「獻祭」一詞時，通常想到的就是這類禮儀。它們代表個人的委身行動，必須發生在贖罪祭與贖愆祭中表達悔改之後；同時，它們也是之後團契或群體祭物的先決條件。</w:t>
+      </w:r>
+    </w:p>
+    <w:p>
+      <w:pPr/>
+      <w:r>
+        <w:rPr>
+          <w:lang w:val="zh_TW" w:bidi="zh_TW"/>
+        </w:rPr>
+      </w:r>
+      <w:r>
+        <w:rPr>
+          <w:lang w:val="zh_TW" w:bidi="zh_TW"/>
+        </w:rPr>
+        <w:t>1. 燔祭（</w:t>
+      </w:r>
+      <w:hyperlink r:id="rId246">
+        <w:r>
+          <w:rPr>
+            <w:lang w:val="zh_TW" w:bidi="zh_TW"/>
+          </w:rPr>
+          <w:rPr>
+            <w:color w:val="0000EE"/>
+            <w:u w:val="single"/>
+          </w:rPr>
+          <w:t>利1:3–17</w:t>
+        </w:r>
+      </w:hyperlink>
+      <w:r>
+        <w:rPr>
+          <w:lang w:val="zh_TW" w:bidi="zh_TW"/>
+        </w:rPr>
+        <w:t>，</w:t>
+      </w:r>
+      <w:hyperlink r:id="rId247">
+        <w:r>
+          <w:rPr>
+            <w:lang w:val="zh_TW" w:bidi="zh_TW"/>
+          </w:rPr>
+          <w:rPr>
+            <w:color w:val="0000EE"/>
+            <w:u w:val="single"/>
+          </w:rPr>
+          <w:t>6:8–13</w:t>
+        </w:r>
+      </w:hyperlink>
+      <w:r>
+        <w:rPr>
+          <w:lang w:val="zh_TW" w:bidi="zh_TW"/>
+        </w:rPr>
+        <w:t>）。燔祭可以是公牛、綿羊，或是鳥類。獻祭者把牲畜帶來，按手在牲畜頭上，然後在祭壇北邊將其宰殺。至於鳥類，則只需交給祭司。祭司收集祭血，獻在神面前，然後灑在壇的四圍。若獻的是鳥，祭司要扭斷鳥頭，把血排在壇的一旁。雖然宰殺與灑血這些動作，呼應燔祭與前一段所述贖罪性的祭物，但本段主要強調的，是宰殺牲畜、洗淨其不潔之部位，然後小心把各部分擺放壇上。這一切都要在壇上焚燒，成為獻給耶和華的馨香之氣。由於燔祭早晚都要獻上，因此祭壇旁必須有充足的柴火。身穿合宜服裝的主理祭司，必須讓火不住地在壇上燃燒（</w:t>
+      </w:r>
+      <w:hyperlink r:id="rId247">
+        <w:r>
+          <w:rPr>
+            <w:lang w:val="zh_TW" w:bidi="zh_TW"/>
+          </w:rPr>
+          <w:rPr>
+            <w:color w:val="0000EE"/>
+            <w:u w:val="single"/>
+          </w:rPr>
+          <w:t>6:8–13</w:t>
+        </w:r>
+      </w:hyperlink>
+      <w:r>
+        <w:rPr>
+          <w:lang w:val="zh_TW" w:bidi="zh_TW"/>
+        </w:rPr>
+        <w:t>）。</w:t>
+      </w:r>
+    </w:p>
+    <w:p>
+      <w:pPr/>
+      <w:r>
+        <w:rPr>
+          <w:lang w:val="zh_TW" w:bidi="zh_TW"/>
+        </w:rPr>
+      </w:r>
+      <w:r>
+        <w:rPr>
+          <w:lang w:val="zh_TW" w:bidi="zh_TW"/>
+        </w:rPr>
+        <w:t>燔祭在禮儀曆中的各種獻祭裡扮演極為重要的角色。常獻的燔祭每日兩次，早上和晚上都要獻上一隻公羊羔（</w:t>
+      </w:r>
+      <w:hyperlink r:id="rId248">
+        <w:r>
+          <w:rPr>
+            <w:lang w:val="zh_TW" w:bidi="zh_TW"/>
+          </w:rPr>
+          <w:rPr>
+            <w:color w:val="0000EE"/>
+            <w:u w:val="single"/>
+          </w:rPr>
+          <w:t>出29:38–42</w:t>
+        </w:r>
+      </w:hyperlink>
+      <w:r>
+        <w:rPr>
+          <w:lang w:val="zh_TW" w:bidi="zh_TW"/>
+        </w:rPr>
+        <w:t>；</w:t>
+      </w:r>
+      <w:hyperlink r:id="rId249">
+        <w:r>
+          <w:rPr>
+            <w:lang w:val="zh_TW" w:bidi="zh_TW"/>
+          </w:rPr>
+          <w:rPr>
+            <w:color w:val="0000EE"/>
+            <w:u w:val="single"/>
+          </w:rPr>
+          <w:t>民28:1–8</w:t>
+        </w:r>
+      </w:hyperlink>
+      <w:r>
+        <w:rPr>
+          <w:lang w:val="zh_TW" w:bidi="zh_TW"/>
+        </w:rPr>
+        <w:t>）。每逢安息日，再額外獻上兩隻羊羔（</w:t>
+      </w:r>
+      <w:hyperlink r:id="rId250">
+        <w:r>
+          <w:rPr>
+            <w:lang w:val="zh_TW" w:bidi="zh_TW"/>
+          </w:rPr>
+          <w:rPr>
+            <w:color w:val="0000EE"/>
+            <w:u w:val="single"/>
+          </w:rPr>
+          <w:t>民28:9–10</w:t>
+        </w:r>
+      </w:hyperlink>
+      <w:r>
+        <w:rPr>
+          <w:lang w:val="zh_TW" w:bidi="zh_TW"/>
+        </w:rPr>
+        <w:t>）。</w:t>
+      </w:r>
+    </w:p>
+    <w:p>
+      <w:pPr/>
+      <w:r>
+        <w:rPr>
+          <w:lang w:val="zh_TW" w:bidi="zh_TW"/>
+        </w:rPr>
+      </w:r>
+      <w:r>
+        <w:rPr>
+          <w:lang w:val="zh_TW" w:bidi="zh_TW"/>
+        </w:rPr>
+        <w:t>除了這些每日的獻祭之外，在下列節期裡，燔祭通常要配上一隻公山羊作贖罪祭：每月朔之新月祭，要獻上兩隻公牛、一隻公羊與七隻公羊羔（</w:t>
+      </w:r>
+      <w:hyperlink r:id="rId251">
+        <w:r>
+          <w:rPr>
+            <w:lang w:val="zh_TW" w:bidi="zh_TW"/>
+          </w:rPr>
+          <w:rPr>
+            <w:color w:val="0000EE"/>
+            <w:u w:val="single"/>
+          </w:rPr>
+          <w:t>民28:11–14</w:t>
+        </w:r>
+      </w:hyperlink>
+      <w:r>
+        <w:rPr>
+          <w:lang w:val="zh_TW" w:bidi="zh_TW"/>
+        </w:rPr>
+        <w:t>）。逾越節的每一天也要獻上同樣的牲畜（</w:t>
+      </w:r>
+      <w:hyperlink r:id="rId252">
+        <w:r>
+          <w:rPr>
+            <w:lang w:val="zh_TW" w:bidi="zh_TW"/>
+          </w:rPr>
+          <w:rPr>
+            <w:color w:val="0000EE"/>
+            <w:u w:val="single"/>
+          </w:rPr>
+          <w:t>19–24</w:t>
+        </w:r>
+      </w:hyperlink>
+      <w:r>
+        <w:rPr>
+          <w:lang w:val="zh_TW" w:bidi="zh_TW"/>
+        </w:rPr>
+        <w:t>節），在七七節也是如此（</w:t>
+      </w:r>
+      <w:hyperlink r:id="rId253">
+        <w:r>
+          <w:rPr>
+            <w:lang w:val="zh_TW" w:bidi="zh_TW"/>
+          </w:rPr>
+          <w:rPr>
+            <w:color w:val="0000EE"/>
+            <w:u w:val="single"/>
+          </w:rPr>
+          <w:t>6–29</w:t>
+        </w:r>
+      </w:hyperlink>
+      <w:r>
+        <w:rPr>
+          <w:lang w:val="zh_TW" w:bidi="zh_TW"/>
+        </w:rPr>
+        <w:t>節）。在吹角節與贖罪日，則要獻上一隻公牛、一隻公羊與七隻公羊羔（</w:t>
+      </w:r>
+      <w:hyperlink r:id="rId254">
+        <w:r>
+          <w:rPr>
+            <w:lang w:val="zh_TW" w:bidi="zh_TW"/>
+          </w:rPr>
+          <w:rPr>
+            <w:color w:val="0000EE"/>
+            <w:u w:val="single"/>
+          </w:rPr>
+          <w:t>29:2–4</w:t>
+        </w:r>
+      </w:hyperlink>
+      <w:r>
+        <w:rPr>
+          <w:lang w:val="zh_TW" w:bidi="zh_TW"/>
+        </w:rPr>
+        <w:t>）。</w:t>
+      </w:r>
+    </w:p>
+    <w:p>
+      <w:pPr/>
+      <w:r>
+        <w:rPr>
+          <w:lang w:val="zh_TW" w:bidi="zh_TW"/>
+        </w:rPr>
+      </w:r>
+      <w:r>
+        <w:rPr>
+          <w:lang w:val="zh_TW" w:bidi="zh_TW"/>
+        </w:rPr>
+        <w:t>隆重的住棚節，特徵在於一系列非常繁複的燔祭，外加每日一隻作贖罪祭的公山羊。第一天要獻上十三隻公牛、兩隻公羊與十四隻公羊羔（</w:t>
+      </w:r>
+      <w:hyperlink r:id="rId176">
+        <w:r>
+          <w:rPr>
+            <w:lang w:val="zh_TW" w:bidi="zh_TW"/>
+          </w:rPr>
+          <w:rPr>
+            <w:color w:val="0000EE"/>
+            <w:u w:val="single"/>
+          </w:rPr>
+          <w:t>民29:12–16</w:t>
+        </w:r>
+      </w:hyperlink>
+      <w:r>
+        <w:rPr>
+          <w:lang w:val="zh_TW" w:bidi="zh_TW"/>
+        </w:rPr>
+        <w:t>）。此後的每一天，公牛的數目便減少一隻，直到第七天只剩七隻（公羊與羊羔的數目不變；</w:t>
+      </w:r>
+      <w:hyperlink r:id="rId255">
+        <w:r>
+          <w:rPr>
+            <w:lang w:val="zh_TW" w:bidi="zh_TW"/>
+          </w:rPr>
+          <w:rPr>
+            <w:color w:val="0000EE"/>
+            <w:u w:val="single"/>
+          </w:rPr>
+          <w:t>29:17–25</w:t>
+        </w:r>
+      </w:hyperlink>
+      <w:r>
+        <w:rPr>
+          <w:lang w:val="zh_TW" w:bidi="zh_TW"/>
+        </w:rPr>
+        <w:t>）。第八天則要獻上與吹角節與贖罪日相同的牲畜，即一隻公牛、一隻公羊與七隻公羊羔。</w:t>
+      </w:r>
+    </w:p>
+    <w:p>
+      <w:pPr/>
+      <w:r>
+        <w:rPr>
+          <w:lang w:val="zh_TW" w:bidi="zh_TW"/>
+        </w:rPr>
+      </w:r>
+      <w:r>
+        <w:rPr>
+          <w:lang w:val="zh_TW" w:bidi="zh_TW"/>
+        </w:rPr>
+        <w:t>某些潔淨禮也要求在贖罪祭之外，加上燔祭：生產後（</w:t>
+      </w:r>
+      <w:hyperlink r:id="rId177">
+        <w:r>
+          <w:rPr>
+            <w:lang w:val="zh_TW" w:bidi="zh_TW"/>
+          </w:rPr>
+          <w:rPr>
+            <w:color w:val="0000EE"/>
+            <w:u w:val="single"/>
+          </w:rPr>
+          <w:t>利12:6–8</w:t>
+        </w:r>
+      </w:hyperlink>
+      <w:r>
+        <w:rPr>
+          <w:lang w:val="zh_TW" w:bidi="zh_TW"/>
+        </w:rPr>
+        <w:t>）、膿瘡（</w:t>
+      </w:r>
+      <w:hyperlink r:id="rId256">
+        <w:r>
+          <w:rPr>
+            <w:lang w:val="zh_TW" w:bidi="zh_TW"/>
+          </w:rPr>
+          <w:rPr>
+            <w:color w:val="0000EE"/>
+            <w:u w:val="single"/>
+          </w:rPr>
+          <w:t>15:14–15</w:t>
+        </w:r>
+      </w:hyperlink>
+      <w:r>
+        <w:rPr>
+          <w:lang w:val="zh_TW" w:bidi="zh_TW"/>
+        </w:rPr>
+        <w:t>）及漏症（</w:t>
+      </w:r>
+      <w:hyperlink r:id="rId257">
+        <w:r>
+          <w:rPr>
+            <w:lang w:val="zh_TW" w:bidi="zh_TW"/>
+          </w:rPr>
+          <w:rPr>
+            <w:color w:val="0000EE"/>
+            <w:u w:val="single"/>
+          </w:rPr>
+          <w:t>29–30</w:t>
+        </w:r>
+      </w:hyperlink>
+      <w:r>
+        <w:rPr>
+          <w:lang w:val="zh_TW" w:bidi="zh_TW"/>
+        </w:rPr>
+        <w:t>節）；或在拿細耳人誓願期間受到玷污後（</w:t>
+      </w:r>
+      <w:hyperlink r:id="rId228">
+        <w:r>
+          <w:rPr>
+            <w:lang w:val="zh_TW" w:bidi="zh_TW"/>
+          </w:rPr>
+          <w:rPr>
+            <w:color w:val="0000EE"/>
+            <w:u w:val="single"/>
+          </w:rPr>
+          <w:t>民6:10–11</w:t>
+        </w:r>
+      </w:hyperlink>
+      <w:r>
+        <w:rPr>
+          <w:lang w:val="zh_TW" w:bidi="zh_TW"/>
+        </w:rPr>
+        <w:t>）。雖然經文並未明說這些場合必須配素祭，但就痲瘋病潔淨（</w:t>
+      </w:r>
+      <w:hyperlink r:id="rId258">
+        <w:r>
+          <w:rPr>
+            <w:lang w:val="zh_TW" w:bidi="zh_TW"/>
+          </w:rPr>
+          <w:rPr>
+            <w:color w:val="0000EE"/>
+            <w:u w:val="single"/>
+          </w:rPr>
+          <w:t>利14:10、19–22、31</w:t>
+        </w:r>
+      </w:hyperlink>
+      <w:r>
+        <w:rPr>
+          <w:lang w:val="zh_TW" w:bidi="zh_TW"/>
+        </w:rPr>
+        <w:t>）和拿細耳人誓願的完成（</w:t>
+      </w:r>
+      <w:hyperlink r:id="rId259">
+        <w:r>
+          <w:rPr>
+            <w:lang w:val="zh_TW" w:bidi="zh_TW"/>
+          </w:rPr>
+          <w:rPr>
+            <w:color w:val="0000EE"/>
+            <w:u w:val="single"/>
+          </w:rPr>
+          <w:t>民6:14–16</w:t>
+        </w:r>
+      </w:hyperlink>
+      <w:r>
+        <w:rPr>
+          <w:lang w:val="zh_TW" w:bidi="zh_TW"/>
+        </w:rPr>
+        <w:t>）中，素祭確實是必需的。</w:t>
+      </w:r>
+    </w:p>
+    <w:p>
+      <w:pPr/>
+      <w:r>
+        <w:rPr>
+          <w:lang w:val="zh_TW" w:bidi="zh_TW"/>
+        </w:rPr>
+      </w:r>
+      <w:r>
+        <w:rPr>
+          <w:lang w:val="zh_TW" w:bidi="zh_TW"/>
+        </w:rPr>
+        <w:t>2. 素祭（穀物祭；</w:t>
+      </w:r>
+      <w:hyperlink r:id="rId129">
+        <w:r>
+          <w:rPr>
+            <w:lang w:val="zh_TW" w:bidi="zh_TW"/>
+          </w:rPr>
+          <w:rPr>
+            <w:color w:val="0000EE"/>
+            <w:u w:val="single"/>
+          </w:rPr>
+          <w:t>利2章</w:t>
+        </w:r>
+      </w:hyperlink>
+      <w:r>
+        <w:rPr>
+          <w:lang w:val="zh_TW" w:bidi="zh_TW"/>
+        </w:rPr>
+        <w:t>，</w:t>
+      </w:r>
+      <w:hyperlink r:id="rId260">
+        <w:r>
+          <w:rPr>
+            <w:lang w:val="zh_TW" w:bidi="zh_TW"/>
+          </w:rPr>
+          <w:rPr>
+            <w:color w:val="0000EE"/>
+            <w:u w:val="single"/>
+          </w:rPr>
+          <w:t>6:14–23</w:t>
+        </w:r>
+      </w:hyperlink>
+      <w:r>
+        <w:rPr>
+          <w:lang w:val="zh_TW" w:bidi="zh_TW"/>
+        </w:rPr>
+        <w:t>）。用來指稱這種祭物的希伯來詞語，意為「禮物」或「供物」，包括動物在內（</w:t>
+      </w:r>
+      <w:hyperlink r:id="rId261">
+        <w:r>
+          <w:rPr>
+            <w:lang w:val="zh_TW" w:bidi="zh_TW"/>
+          </w:rPr>
+          <w:rPr>
+            <w:color w:val="0000EE"/>
+            <w:u w:val="single"/>
+          </w:rPr>
+          <w:t>創4:3–5</w:t>
+        </w:r>
+      </w:hyperlink>
+      <w:r>
+        <w:rPr>
+          <w:lang w:val="zh_TW" w:bidi="zh_TW"/>
+        </w:rPr>
+        <w:t>；</w:t>
+      </w:r>
+      <w:hyperlink r:id="rId262">
+        <w:r>
+          <w:rPr>
+            <w:lang w:val="zh_TW" w:bidi="zh_TW"/>
+          </w:rPr>
+          <w:rPr>
+            <w:color w:val="0000EE"/>
+            <w:u w:val="single"/>
+          </w:rPr>
+          <w:t>士6:18</w:t>
+        </w:r>
+      </w:hyperlink>
+      <w:r>
+        <w:rPr>
+          <w:lang w:val="zh_TW" w:bidi="zh_TW"/>
+        </w:rPr>
+        <w:t>；</w:t>
+      </w:r>
+      <w:hyperlink r:id="rId263">
+        <w:r>
+          <w:rPr>
+            <w:lang w:val="zh_TW" w:bidi="zh_TW"/>
+          </w:rPr>
+          <w:rPr>
+            <w:color w:val="0000EE"/>
+            <w:u w:val="single"/>
+          </w:rPr>
+          <w:t>撒上2:17</w:t>
+        </w:r>
+      </w:hyperlink>
+      <w:r>
+        <w:rPr>
+          <w:lang w:val="zh_TW" w:bidi="zh_TW"/>
+        </w:rPr>
+        <w:t>）。但在特定的獻祭脈絡中，它指的是由細麵、橄欖油與乳香組成的供物，可做成烤餅、薄餅或小塊供物。初熟之物的素祭，要用將新穀穗搗碎所得之麥粒（</w:t>
+      </w:r>
+      <w:hyperlink r:id="rId264">
+        <w:r>
+          <w:rPr>
+            <w:lang w:val="zh_TW" w:bidi="zh_TW"/>
+          </w:rPr>
+          <w:rPr>
+            <w:color w:val="0000EE"/>
+            <w:u w:val="single"/>
+          </w:rPr>
+          <w:t>利2:14</w:t>
+        </w:r>
+      </w:hyperlink>
+      <w:r>
+        <w:rPr>
+          <w:lang w:val="zh_TW" w:bidi="zh_TW"/>
+        </w:rPr>
+        <w:t>）。作成餅時，不可加入酵或蜜；然而，酵與蜜本身可以作為初熟之物奉獻給神。這類供物不放在壇上焚燒，而是歸祭司所有。獻祭者必須把預備好的餅或薄餅帶到聖所。祭司取出一滿把，放在壇上焚燒，作為「作紀念的部分」（</w:t>
+      </w:r>
+      <w:hyperlink r:id="rId265">
+        <w:r>
+          <w:rPr>
+            <w:lang w:val="zh_TW" w:bidi="zh_TW"/>
+          </w:rPr>
+          <w:rPr>
+            <w:color w:val="0000EE"/>
+            <w:u w:val="single"/>
+          </w:rPr>
+          <w:t>2</w:t>
+        </w:r>
+      </w:hyperlink>
+      <w:r>
+        <w:rPr>
+          <w:lang w:val="zh_TW" w:bidi="zh_TW"/>
+        </w:rPr>
+        <w:t>節），其餘的留作自己的食物（</w:t>
+      </w:r>
+      <w:hyperlink r:id="rId266">
+        <w:r>
+          <w:rPr>
+            <w:lang w:val="zh_TW" w:bidi="zh_TW"/>
+          </w:rPr>
+          <w:rPr>
+            <w:color w:val="0000EE"/>
+            <w:u w:val="single"/>
+          </w:rPr>
+          <w:t>6:16</w:t>
+        </w:r>
+      </w:hyperlink>
+      <w:r>
+        <w:rPr>
+          <w:lang w:val="zh_TW" w:bidi="zh_TW"/>
+        </w:rPr>
+        <w:t>；</w:t>
+      </w:r>
+      <w:hyperlink r:id="rId267">
+        <w:r>
+          <w:rPr>
+            <w:lang w:val="zh_TW" w:bidi="zh_TW"/>
+          </w:rPr>
+          <w:rPr>
+            <w:color w:val="0000EE"/>
+            <w:u w:val="single"/>
+          </w:rPr>
+          <w:t>7:9</w:t>
+        </w:r>
+      </w:hyperlink>
+      <w:r>
+        <w:rPr>
+          <w:lang w:val="zh_TW" w:bidi="zh_TW"/>
+        </w:rPr>
+        <w:t>）。但若素祭是祭司為自己獻的，他就要把全部都在壇上焚燒（</w:t>
+      </w:r>
+      <w:hyperlink r:id="rId268">
+        <w:r>
+          <w:rPr>
+            <w:lang w:val="zh_TW" w:bidi="zh_TW"/>
+          </w:rPr>
+          <w:rPr>
+            <w:color w:val="0000EE"/>
+            <w:u w:val="single"/>
+          </w:rPr>
+          <w:t>6:22–23</w:t>
+        </w:r>
+      </w:hyperlink>
+      <w:r>
+        <w:rPr>
+          <w:lang w:val="zh_TW" w:bidi="zh_TW"/>
+        </w:rPr>
+        <w:t>）。</w:t>
+      </w:r>
+    </w:p>
+    <w:p>
+      <w:pPr/>
+      <w:r>
+        <w:rPr>
+          <w:lang w:val="zh_TW" w:bidi="zh_TW"/>
+        </w:rPr>
+      </w:r>
+      <w:r>
+        <w:rPr>
+          <w:lang w:val="zh_TW" w:bidi="zh_TW"/>
+        </w:rPr>
+        <w:t>素祭通常與每一項燔祭同獻，尤其是那些與聖曆相關的獻祭（</w:t>
+      </w:r>
+      <w:hyperlink r:id="rId134">
+        <w:r>
+          <w:rPr>
+            <w:lang w:val="zh_TW" w:bidi="zh_TW"/>
+          </w:rPr>
+          <w:rPr>
+            <w:color w:val="0000EE"/>
+            <w:u w:val="single"/>
+          </w:rPr>
+          <w:t>民28–29章</w:t>
+        </w:r>
+      </w:hyperlink>
+      <w:r>
+        <w:rPr>
+          <w:lang w:val="zh_TW" w:bidi="zh_TW"/>
+        </w:rPr>
+        <w:t>）。麵粉和油的數量是根據所獻祭的牲口而定：公牛需要十分之三伊法的細麵和二分之一欣的油，公綿羊需要十分之二伊法和三分之一欣，羔羊則需要十分之一伊法加上四分之一欣（</w:t>
+      </w:r>
+      <w:hyperlink r:id="rId269">
+        <w:r>
+          <w:rPr>
+            <w:lang w:val="zh_TW" w:bidi="zh_TW"/>
+          </w:rPr>
+          <w:rPr>
+            <w:color w:val="0000EE"/>
+            <w:u w:val="single"/>
+          </w:rPr>
+          <w:t>15:2–10</w:t>
+        </w:r>
+      </w:hyperlink>
+      <w:r>
+        <w:rPr>
+          <w:lang w:val="zh_TW" w:bidi="zh_TW"/>
+        </w:rPr>
+        <w:t>）。其它適合獻素祭的喜慶場合包括潔淨痲瘋病人（</w:t>
+      </w:r>
+      <w:hyperlink r:id="rId270">
+        <w:r>
+          <w:rPr>
+            <w:lang w:val="zh_TW" w:bidi="zh_TW"/>
+          </w:rPr>
+          <w:rPr>
+            <w:color w:val="0000EE"/>
+            <w:u w:val="single"/>
+          </w:rPr>
+          <w:t>利14:10、20–21、31</w:t>
+        </w:r>
+      </w:hyperlink>
+      <w:r>
+        <w:rPr>
+          <w:lang w:val="zh_TW" w:bidi="zh_TW"/>
+        </w:rPr>
+        <w:t>；未指定的穀物數量與一隻鳥）以及拿細耳人圓滿完成誓願（</w:t>
+      </w:r>
+      <w:hyperlink r:id="rId271">
+        <w:r>
+          <w:rPr>
+            <w:lang w:val="zh_TW" w:bidi="zh_TW"/>
+          </w:rPr>
+          <w:rPr>
+            <w:color w:val="0000EE"/>
+            <w:u w:val="single"/>
+          </w:rPr>
+          <w:t>民6:13–15</w:t>
+        </w:r>
+      </w:hyperlink>
+      <w:r>
+        <w:rPr>
+          <w:lang w:val="zh_TW" w:bidi="zh_TW"/>
+        </w:rPr>
+        <w:t>）。</w:t>
+      </w:r>
+    </w:p>
+    <w:p>
+      <w:pPr/>
+      <w:r>
+        <w:rPr>
+          <w:lang w:val="zh_TW" w:bidi="zh_TW"/>
+        </w:rPr>
+      </w:r>
+      <w:r>
+        <w:rPr>
+          <w:lang w:val="zh_TW" w:bidi="zh_TW"/>
+        </w:rPr>
+        <w:t>平安祭之後，通常就是素祭（</w:t>
+      </w:r>
+      <w:hyperlink r:id="rId135">
+        <w:r>
+          <w:rPr>
+            <w:lang w:val="zh_TW" w:bidi="zh_TW"/>
+          </w:rPr>
+          <w:rPr>
+            <w:color w:val="0000EE"/>
+            <w:u w:val="single"/>
+          </w:rPr>
+          <w:t>利7:12–14</w:t>
+        </w:r>
+      </w:hyperlink>
+      <w:r>
+        <w:rPr>
+          <w:lang w:val="zh_TW" w:bidi="zh_TW"/>
+        </w:rPr>
+        <w:t>；</w:t>
+      </w:r>
+      <w:hyperlink r:id="rId272">
+        <w:r>
+          <w:rPr>
+            <w:lang w:val="zh_TW" w:bidi="zh_TW"/>
+          </w:rPr>
+          <w:rPr>
+            <w:color w:val="0000EE"/>
+            <w:u w:val="single"/>
+          </w:rPr>
+          <w:t>民15:4</w:t>
+        </w:r>
+      </w:hyperlink>
+      <w:r>
+        <w:rPr>
+          <w:lang w:val="zh_TW" w:bidi="zh_TW"/>
+        </w:rPr>
+        <w:t>）。祭司可以從成對的餅或薄餅中取其一；剩下的則還給獻祭者，與祭牲肉同食，在他自己所選擇的地點吃。</w:t>
+      </w:r>
+    </w:p>
+    <w:p>
+      <w:pPr/>
+      <w:r>
+        <w:rPr>
+          <w:lang w:val="zh_TW" w:bidi="zh_TW"/>
+        </w:rPr>
+      </w:r>
+      <w:r>
+        <w:rPr>
+          <w:lang w:val="zh_TW" w:bidi="zh_TW"/>
+        </w:rPr>
+        <w:t>其中的一個特例是</w:t>
+      </w:r>
+      <w:r>
+        <w:rPr>
+          <w:lang w:val="zh_TW" w:bidi="zh_TW"/>
+        </w:rPr>
+        <w:t>疑恨的素祭</w:t>
+      </w:r>
+      <w:r>
+        <w:rPr>
+          <w:lang w:val="zh_TW" w:bidi="zh_TW"/>
+        </w:rPr>
+        <w:t>，所使用的十分之一伊法大麥麵，不可加油或乳香（</w:t>
+      </w:r>
+      <w:hyperlink r:id="rId273">
+        <w:r>
+          <w:rPr>
+            <w:lang w:val="zh_TW" w:bidi="zh_TW"/>
+          </w:rPr>
+          <w:rPr>
+            <w:color w:val="0000EE"/>
+            <w:u w:val="single"/>
+          </w:rPr>
+          <w:t>民5:15、18、25–26</w:t>
+        </w:r>
+      </w:hyperlink>
+      <w:r>
+        <w:rPr>
+          <w:lang w:val="zh_TW" w:bidi="zh_TW"/>
+        </w:rPr>
+        <w:t>）。極其貧窮的人，可以獻上十分之一伊法細麥麵，不加油和乳香，作為贖罪祭（</w:t>
+      </w:r>
+      <w:hyperlink r:id="rId204">
+        <w:r>
+          <w:rPr>
+            <w:lang w:val="zh_TW" w:bidi="zh_TW"/>
+          </w:rPr>
+          <w:rPr>
+            <w:color w:val="0000EE"/>
+            <w:u w:val="single"/>
+          </w:rPr>
+          <w:t>利5:11–13</w:t>
+        </w:r>
+      </w:hyperlink>
+      <w:r>
+        <w:rPr>
+          <w:lang w:val="zh_TW" w:bidi="zh_TW"/>
+        </w:rPr>
+        <w:t>）。</w:t>
+      </w:r>
+    </w:p>
+    <w:p>
+      <w:pPr/>
+      <w:r>
+        <w:rPr>
+          <w:lang w:val="zh_TW" w:bidi="zh_TW"/>
+        </w:rPr>
+      </w:r>
+      <w:r>
+        <w:rPr>
+          <w:lang w:val="zh_TW" w:bidi="zh_TW"/>
+        </w:rPr>
+        <w:t>3. 奠祭（</w:t>
+      </w:r>
+      <w:hyperlink r:id="rId274">
+        <w:r>
+          <w:rPr>
+            <w:lang w:val="zh_TW" w:bidi="zh_TW"/>
+          </w:rPr>
+          <w:rPr>
+            <w:color w:val="0000EE"/>
+            <w:u w:val="single"/>
+          </w:rPr>
+          <w:t>民15:1–10</w:t>
+        </w:r>
+      </w:hyperlink>
+      <w:r>
+        <w:rPr>
+          <w:lang w:val="zh_TW" w:bidi="zh_TW"/>
+        </w:rPr>
+        <w:t>）。標準的奠祭，是羊羔配四分之一欣的酒，公羊配三分之一欣，公牛配半欣。這酒（</w:t>
+      </w:r>
+      <w:hyperlink r:id="rId275">
+        <w:r>
+          <w:rPr>
+            <w:lang w:val="zh_TW" w:bidi="zh_TW"/>
+          </w:rPr>
+          <w:rPr>
+            <w:color w:val="0000EE"/>
+            <w:u w:val="single"/>
+          </w:rPr>
+          <w:t>出29:40</w:t>
+        </w:r>
+      </w:hyperlink>
+      <w:r>
+        <w:rPr>
+          <w:lang w:val="zh_TW" w:bidi="zh_TW"/>
+        </w:rPr>
+        <w:t>），也被稱為「濃酒」（</w:t>
+      </w:r>
+      <w:hyperlink r:id="rId276">
+        <w:r>
+          <w:rPr>
+            <w:lang w:val="zh_TW" w:bidi="zh_TW"/>
+          </w:rPr>
+          <w:rPr>
+            <w:color w:val="0000EE"/>
+            <w:u w:val="single"/>
+          </w:rPr>
+          <w:t>民28:7</w:t>
+        </w:r>
+      </w:hyperlink>
+      <w:r>
+        <w:rPr>
+          <w:lang w:val="zh_TW" w:bidi="zh_TW"/>
+        </w:rPr>
+        <w:t>），很可能是刻意用來取代其它民族在禮儀中使用之血的象徵物質（</w:t>
+      </w:r>
+      <w:hyperlink r:id="rId277">
+        <w:r>
+          <w:rPr>
+            <w:lang w:val="zh_TW" w:bidi="zh_TW"/>
+          </w:rPr>
+          <w:rPr>
+            <w:color w:val="0000EE"/>
+            <w:u w:val="single"/>
+          </w:rPr>
+          <w:t>詩16:4</w:t>
+        </w:r>
+      </w:hyperlink>
+      <w:r>
+        <w:rPr>
+          <w:lang w:val="zh_TW" w:bidi="zh_TW"/>
+        </w:rPr>
+        <w:t>）。奠祭亦被歸類為「馨香之氣」的祭物（</w:t>
+      </w:r>
+      <w:hyperlink r:id="rId278">
+        <w:r>
+          <w:rPr>
+            <w:lang w:val="zh_TW" w:bidi="zh_TW"/>
+          </w:rPr>
+          <w:rPr>
+            <w:color w:val="0000EE"/>
+            <w:u w:val="single"/>
+          </w:rPr>
+          <w:t>民15:7</w:t>
+        </w:r>
+      </w:hyperlink>
+      <w:r>
+        <w:rPr>
+          <w:lang w:val="zh_TW" w:bidi="zh_TW"/>
+        </w:rPr>
+        <w:t>）。如同燔祭，奠祭是完全被倒出用盡的；沒有任何留給祭司（</w:t>
+      </w:r>
+      <w:hyperlink r:id="rId276">
+        <w:r>
+          <w:rPr>
+            <w:lang w:val="zh_TW" w:bidi="zh_TW"/>
+          </w:rPr>
+          <w:rPr>
+            <w:color w:val="0000EE"/>
+            <w:u w:val="single"/>
+          </w:rPr>
+          <w:t>28:7</w:t>
+        </w:r>
+      </w:hyperlink>
+      <w:r>
+        <w:rPr>
+          <w:lang w:val="zh_TW" w:bidi="zh_TW"/>
+        </w:rPr>
+        <w:t>）。</w:t>
+      </w:r>
+    </w:p>
+    <w:p>
+      <w:pPr/>
+      <w:r>
+        <w:rPr>
+          <w:lang w:val="zh_TW" w:bidi="zh_TW"/>
+        </w:rPr>
+      </w:r>
+      <w:r>
+        <w:rPr>
+          <w:lang w:val="zh_TW" w:bidi="zh_TW"/>
+        </w:rPr>
+        <w:t>奠祭伴隨於每日常獻的祭（</w:t>
+      </w:r>
+      <w:hyperlink r:id="rId279">
+        <w:r>
+          <w:rPr>
+            <w:lang w:val="zh_TW" w:bidi="zh_TW"/>
+          </w:rPr>
+          <w:rPr>
+            <w:color w:val="0000EE"/>
+            <w:u w:val="single"/>
+          </w:rPr>
+          <w:t>出29:40–41</w:t>
+        </w:r>
+      </w:hyperlink>
+      <w:r>
+        <w:rPr>
+          <w:lang w:val="zh_TW" w:bidi="zh_TW"/>
+        </w:rPr>
+        <w:t>；</w:t>
+      </w:r>
+      <w:hyperlink r:id="rId276">
+        <w:r>
+          <w:rPr>
+            <w:lang w:val="zh_TW" w:bidi="zh_TW"/>
+          </w:rPr>
+          <w:rPr>
+            <w:color w:val="0000EE"/>
+            <w:u w:val="single"/>
+          </w:rPr>
+          <w:t>民28:7</w:t>
+        </w:r>
+      </w:hyperlink>
+      <w:r>
+        <w:rPr>
+          <w:lang w:val="zh_TW" w:bidi="zh_TW"/>
+        </w:rPr>
+        <w:t>）與安息日的獻祭（</w:t>
+      </w:r>
+      <w:hyperlink r:id="rId280">
+        <w:r>
+          <w:rPr>
+            <w:lang w:val="zh_TW" w:bidi="zh_TW"/>
+          </w:rPr>
+          <w:rPr>
+            <w:color w:val="0000EE"/>
+            <w:u w:val="single"/>
+          </w:rPr>
+          <w:t>民28:9</w:t>
+        </w:r>
+      </w:hyperlink>
+      <w:r>
+        <w:rPr>
+          <w:lang w:val="zh_TW" w:bidi="zh_TW"/>
+        </w:rPr>
+        <w:t>），以及新月節。關於住棚節第二日及其後各日的奠祭，經文亦有提及（</w:t>
+      </w:r>
+      <w:hyperlink r:id="rId281">
+        <w:r>
+          <w:rPr>
+            <w:lang w:val="zh_TW" w:bidi="zh_TW"/>
+          </w:rPr>
+          <w:rPr>
+            <w:color w:val="0000EE"/>
+            <w:u w:val="single"/>
+          </w:rPr>
+          <w:t>民29:18、21</w:t>
+        </w:r>
+      </w:hyperlink>
+      <w:r>
+        <w:rPr>
+          <w:lang w:val="zh_TW" w:bidi="zh_TW"/>
+        </w:rPr>
+        <w:t>）；至於第一日未提，可能只是記錄上的疏漏。逾越節、初熟節與吹角節也可能是如此（</w:t>
+      </w:r>
+      <w:hyperlink r:id="rId282">
+        <w:r>
+          <w:rPr>
+            <w:lang w:val="zh_TW" w:bidi="zh_TW"/>
+          </w:rPr>
+          <w:rPr>
+            <w:color w:val="0000EE"/>
+            <w:u w:val="single"/>
+          </w:rPr>
+          <w:t>民28:16–29:11</w:t>
+        </w:r>
+      </w:hyperlink>
+      <w:r>
+        <w:rPr>
+          <w:lang w:val="zh_TW" w:bidi="zh_TW"/>
+        </w:rPr>
+        <w:t>；參</w:t>
+      </w:r>
+      <w:hyperlink r:id="rId283">
+        <w:r>
+          <w:rPr>
+            <w:lang w:val="zh_TW" w:bidi="zh_TW"/>
+          </w:rPr>
+          <w:rPr>
+            <w:color w:val="0000EE"/>
+            <w:u w:val="single"/>
+          </w:rPr>
+          <w:t>結45:11</w:t>
+        </w:r>
+      </w:hyperlink>
+      <w:r>
+        <w:rPr>
+          <w:lang w:val="zh_TW" w:bidi="zh_TW"/>
+        </w:rPr>
+        <w:t>）。拿細耳人完成誓願的禮儀，需要奉獻奠祭（</w:t>
+      </w:r>
+      <w:hyperlink r:id="rId284">
+        <w:r>
+          <w:rPr>
+            <w:lang w:val="zh_TW" w:bidi="zh_TW"/>
+          </w:rPr>
+          <w:rPr>
+            <w:color w:val="0000EE"/>
+            <w:u w:val="single"/>
+          </w:rPr>
+          <w:t>民6:17</w:t>
+        </w:r>
+      </w:hyperlink>
+      <w:r>
+        <w:rPr>
+          <w:lang w:val="zh_TW" w:bidi="zh_TW"/>
+        </w:rPr>
+        <w:t>），但潔淨痲瘋病人則不需要（</w:t>
+      </w:r>
+      <w:hyperlink r:id="rId285">
+        <w:r>
+          <w:rPr>
+            <w:lang w:val="zh_TW" w:bidi="zh_TW"/>
+          </w:rPr>
+          <w:rPr>
+            <w:color w:val="0000EE"/>
+            <w:u w:val="single"/>
+          </w:rPr>
+          <w:t>利14:10–20</w:t>
+        </w:r>
+      </w:hyperlink>
+      <w:r>
+        <w:rPr>
+          <w:lang w:val="zh_TW" w:bidi="zh_TW"/>
+        </w:rPr>
+        <w:t>）。</w:t>
+      </w:r>
+    </w:p>
+    <w:p>
+      <w:pPr>
+        <w:pStyle w:val="Heading4"/>
+      </w:pPr>
+      <w:r>
+        <w:rPr>
+          <w:lang w:val="zh_TW" w:bidi="zh_TW"/>
+        </w:rPr>
+        <w:t>團契獻祭</w:t>
+      </w:r>
+    </w:p>
+    <w:p>
+      <w:pPr/>
+      <w:r>
+        <w:rPr>
+          <w:lang w:val="zh_TW" w:bidi="zh_TW"/>
+        </w:rPr>
+      </w:r>
+      <w:r>
+        <w:rPr>
+          <w:lang w:val="zh_TW" w:bidi="zh_TW"/>
+        </w:rPr>
+        <w:t>這類祭物出於獻祭者的自願，通常不受律例強制，拿細耳人（</w:t>
+      </w:r>
+      <w:hyperlink r:id="rId284">
+        <w:r>
+          <w:rPr>
+            <w:lang w:val="zh_TW" w:bidi="zh_TW"/>
+          </w:rPr>
+          <w:rPr>
+            <w:color w:val="0000EE"/>
+            <w:u w:val="single"/>
+          </w:rPr>
+          <w:t>民6:17</w:t>
+        </w:r>
+      </w:hyperlink>
+      <w:r>
+        <w:rPr>
+          <w:lang w:val="zh_TW" w:bidi="zh_TW"/>
+        </w:rPr>
+        <w:t>）和七七節（</w:t>
+      </w:r>
+      <w:hyperlink r:id="rId163">
+        <w:r>
+          <w:rPr>
+            <w:lang w:val="zh_TW" w:bidi="zh_TW"/>
+          </w:rPr>
+          <w:rPr>
+            <w:color w:val="0000EE"/>
+            <w:u w:val="single"/>
+          </w:rPr>
+          <w:t>利23:19–20</w:t>
+        </w:r>
+      </w:hyperlink>
+      <w:r>
+        <w:rPr>
+          <w:lang w:val="zh_TW" w:bidi="zh_TW"/>
+        </w:rPr>
+        <w:t>）是例外。已經完成贖罪與個人成聖禮儀要求的獻祭者，可以再獻團契之祭。燔祭常隨著這類團契祭物獻上，以進一步表明委身。</w:t>
+      </w:r>
+    </w:p>
+    <w:p>
+      <w:pPr/>
+      <w:r>
+        <w:rPr>
+          <w:lang w:val="zh_TW" w:bidi="zh_TW"/>
+        </w:rPr>
+      </w:r>
+      <w:r>
+        <w:rPr>
+          <w:lang w:val="zh_TW" w:bidi="zh_TW"/>
+        </w:rPr>
+        <w:t>1. 平安祭（</w:t>
+      </w:r>
+      <w:hyperlink r:id="rId130">
+        <w:r>
+          <w:rPr>
+            <w:lang w:val="zh_TW" w:bidi="zh_TW"/>
+          </w:rPr>
+          <w:rPr>
+            <w:color w:val="0000EE"/>
+            <w:u w:val="single"/>
+          </w:rPr>
+          <w:t>利3章</w:t>
+        </w:r>
+      </w:hyperlink>
+      <w:r>
+        <w:rPr>
+          <w:lang w:val="zh_TW" w:bidi="zh_TW"/>
+        </w:rPr>
+        <w:t>，</w:t>
+      </w:r>
+      <w:hyperlink r:id="rId162">
+        <w:r>
+          <w:rPr>
+            <w:lang w:val="zh_TW" w:bidi="zh_TW"/>
+          </w:rPr>
+          <w:rPr>
+            <w:color w:val="0000EE"/>
+            <w:u w:val="single"/>
+          </w:rPr>
+          <w:t>7:11–36</w:t>
+        </w:r>
+      </w:hyperlink>
+      <w:r>
+        <w:rPr>
+          <w:lang w:val="zh_TW" w:bidi="zh_TW"/>
+        </w:rPr>
+        <w:t>；</w:t>
+      </w:r>
+      <w:hyperlink r:id="rId286">
+        <w:r>
+          <w:rPr>
+            <w:lang w:val="zh_TW" w:bidi="zh_TW"/>
+          </w:rPr>
+          <w:rPr>
+            <w:color w:val="0000EE"/>
+            <w:u w:val="single"/>
+          </w:rPr>
+          <w:t>摩5:22</w:t>
+        </w:r>
+      </w:hyperlink>
+      <w:r>
+        <w:rPr>
+          <w:lang w:val="zh_TW" w:bidi="zh_TW"/>
+        </w:rPr>
+        <w:t>）。是所有團契或群體性祭物的基本範疇；其餘各種祭物，只是平安祭之下的子類別。在聖潔程度或限制上，平安祭不像其它祭物那樣嚴格。可獻的牲畜包括牛羊群中的公、母牲口（</w:t>
+      </w:r>
+      <w:hyperlink r:id="rId287">
+        <w:r>
+          <w:rPr>
+            <w:lang w:val="zh_TW" w:bidi="zh_TW"/>
+          </w:rPr>
+          <w:rPr>
+            <w:color w:val="0000EE"/>
+            <w:u w:val="single"/>
+          </w:rPr>
+          <w:t>利3:1、6、12</w:t>
+        </w:r>
+      </w:hyperlink>
+      <w:r>
+        <w:rPr>
+          <w:lang w:val="zh_TW" w:bidi="zh_TW"/>
+        </w:rPr>
+        <w:t>）。除了自願祭中允許牲畜可以</w:t>
+      </w:r>
+      <w:r>
+        <w:rPr>
+          <w:lang w:val="zh_TW" w:bidi="zh_TW"/>
+        </w:rPr>
+        <w:t>有一肢長於另一肢</w:t>
+      </w:r>
+      <w:r>
+        <w:rPr>
+          <w:lang w:val="zh_TW" w:bidi="zh_TW"/>
+        </w:rPr>
+        <w:t>（</w:t>
+      </w:r>
+      <w:hyperlink r:id="rId288">
+        <w:r>
+          <w:rPr>
+            <w:lang w:val="zh_TW" w:bidi="zh_TW"/>
+          </w:rPr>
+          <w:rPr>
+            <w:color w:val="0000EE"/>
+            <w:u w:val="single"/>
+          </w:rPr>
+          <w:t>22:23</w:t>
+        </w:r>
+      </w:hyperlink>
+      <w:r>
+        <w:rPr>
+          <w:lang w:val="zh_TW" w:bidi="zh_TW"/>
+        </w:rPr>
+        <w:t>）的情況外，通常要求沒有殘疾。無酵餅也是必需的，至少在感恩祭（</w:t>
+      </w:r>
+      <w:hyperlink r:id="rId289">
+        <w:r>
+          <w:rPr>
+            <w:lang w:val="zh_TW" w:bidi="zh_TW"/>
+          </w:rPr>
+          <w:rPr>
+            <w:color w:val="0000EE"/>
+            <w:u w:val="single"/>
+          </w:rPr>
+          <w:t>7:12–13</w:t>
+        </w:r>
+      </w:hyperlink>
+      <w:r>
+        <w:rPr>
+          <w:lang w:val="zh_TW" w:bidi="zh_TW"/>
+        </w:rPr>
+        <w:t>）和拿細耳人祭（</w:t>
+      </w:r>
+      <w:hyperlink r:id="rId290">
+        <w:r>
+          <w:rPr>
+            <w:lang w:val="zh_TW" w:bidi="zh_TW"/>
+          </w:rPr>
+          <w:rPr>
+            <w:color w:val="0000EE"/>
+            <w:u w:val="single"/>
+          </w:rPr>
+          <w:t>民6:15–19</w:t>
+        </w:r>
+      </w:hyperlink>
+      <w:r>
+        <w:rPr>
+          <w:lang w:val="zh_TW" w:bidi="zh_TW"/>
+        </w:rPr>
+        <w:t>）當中。以下將討論這三種類型的平安祭及其特點。</w:t>
+      </w:r>
+    </w:p>
+    <w:p>
+      <w:pPr/>
+      <w:r>
+        <w:rPr>
+          <w:lang w:val="zh_TW" w:bidi="zh_TW"/>
+        </w:rPr>
+      </w:r>
+      <w:r>
+        <w:rPr>
+          <w:lang w:val="zh_TW" w:bidi="zh_TW"/>
+        </w:rPr>
+        <w:t>儀式的前半段——呈上祭牲與按手，與其它祭物相同。然而，祭牲要宰殺在會幕院子的門口，而不是在壇的北邊（</w:t>
+      </w:r>
+      <w:hyperlink r:id="rId291">
+        <w:r>
+          <w:rPr>
+            <w:lang w:val="zh_TW" w:bidi="zh_TW"/>
+          </w:rPr>
+          <w:rPr>
+            <w:color w:val="0000EE"/>
+            <w:u w:val="single"/>
+          </w:rPr>
+          <w:t>利3:1–2、7–8、12–13</w:t>
+        </w:r>
+      </w:hyperlink>
+      <w:r>
+        <w:rPr>
+          <w:lang w:val="zh_TW" w:bidi="zh_TW"/>
+        </w:rPr>
+        <w:t>，</w:t>
+      </w:r>
+      <w:hyperlink r:id="rId292">
+        <w:r>
+          <w:rPr>
+            <w:lang w:val="zh_TW" w:bidi="zh_TW"/>
+          </w:rPr>
+          <w:rPr>
+            <w:color w:val="0000EE"/>
+            <w:u w:val="single"/>
+          </w:rPr>
+          <w:t>7:29–30</w:t>
+        </w:r>
+      </w:hyperlink>
+      <w:r>
+        <w:rPr>
+          <w:lang w:val="zh_TW" w:bidi="zh_TW"/>
+        </w:rPr>
+        <w:t>）。祭司收集祭血，像獻燔祭時一樣，把血灑在壇的四圍（</w:t>
+      </w:r>
+      <w:hyperlink r:id="rId293">
+        <w:r>
+          <w:rPr>
+            <w:lang w:val="zh_TW" w:bidi="zh_TW"/>
+          </w:rPr>
+          <w:rPr>
+            <w:color w:val="0000EE"/>
+            <w:u w:val="single"/>
+          </w:rPr>
+          <w:t>3:2、8、13</w:t>
+        </w:r>
+      </w:hyperlink>
+      <w:r>
+        <w:rPr>
+          <w:lang w:val="zh_TW" w:bidi="zh_TW"/>
+        </w:rPr>
+        <w:t>）。最上好的內臟則獻上，成為「馨香之氣」（</w:t>
+      </w:r>
+      <w:hyperlink r:id="rId294">
+        <w:r>
+          <w:rPr>
+            <w:lang w:val="zh_TW" w:bidi="zh_TW"/>
+          </w:rPr>
+          <w:rPr>
+            <w:color w:val="0000EE"/>
+            <w:u w:val="single"/>
+          </w:rPr>
+          <w:t>3:3–5、6–11、14–16</w:t>
+        </w:r>
+      </w:hyperlink>
+      <w:r>
+        <w:rPr>
+          <w:lang w:val="zh_TW" w:bidi="zh_TW"/>
+        </w:rPr>
+        <w:t>）。</w:t>
+      </w:r>
+    </w:p>
+    <w:p>
+      <w:pPr/>
+      <w:r>
+        <w:rPr>
+          <w:lang w:val="zh_TW" w:bidi="zh_TW"/>
+        </w:rPr>
+      </w:r>
+      <w:r>
+        <w:rPr>
+          <w:lang w:val="zh_TW" w:bidi="zh_TW"/>
+        </w:rPr>
+        <w:t>祭司亦會分得一部分祭物。他可以在任何禮儀上潔淨之處食用，並與家人共享（</w:t>
+      </w:r>
+      <w:hyperlink r:id="rId295">
+        <w:r>
+          <w:rPr>
+            <w:lang w:val="zh_TW" w:bidi="zh_TW"/>
+          </w:rPr>
+          <w:rPr>
+            <w:color w:val="0000EE"/>
+            <w:u w:val="single"/>
+          </w:rPr>
+          <w:t>利7:14、30–36</w:t>
+        </w:r>
+      </w:hyperlink>
+      <w:r>
+        <w:rPr>
+          <w:lang w:val="zh_TW" w:bidi="zh_TW"/>
+        </w:rPr>
+        <w:t>；</w:t>
+      </w:r>
+      <w:hyperlink r:id="rId296">
+        <w:r>
+          <w:rPr>
+            <w:lang w:val="zh_TW" w:bidi="zh_TW"/>
+          </w:rPr>
+          <w:rPr>
+            <w:color w:val="0000EE"/>
+            <w:u w:val="single"/>
+          </w:rPr>
+          <w:t>民6:20</w:t>
+        </w:r>
+      </w:hyperlink>
+      <w:r>
+        <w:rPr>
+          <w:lang w:val="zh_TW" w:bidi="zh_TW"/>
+        </w:rPr>
+        <w:t>），這與他在其它祭物中所得的分不同，後者必須在聖殿院內食用（</w:t>
+      </w:r>
+      <w:hyperlink r:id="rId297">
+        <w:r>
+          <w:rPr>
+            <w:lang w:val="zh_TW" w:bidi="zh_TW"/>
+          </w:rPr>
+          <w:rPr>
+            <w:color w:val="0000EE"/>
+            <w:u w:val="single"/>
+          </w:rPr>
+          <w:t>民18:10–11</w:t>
+        </w:r>
+      </w:hyperlink>
+      <w:r>
+        <w:rPr>
+          <w:lang w:val="zh_TW" w:bidi="zh_TW"/>
+        </w:rPr>
+        <w:t>）。祭司從祭物中得一個餅，以及一塊作搖祭的胸和一條作舉祭的右腿。後者即所謂的「舉祭」，這個專門術語源自一個意為「高舉」的字根，有「被舉起之物」的意思。舉祭本身不是特別的禮儀動作。</w:t>
+      </w:r>
+    </w:p>
+    <w:p>
+      <w:pPr/>
+      <w:r>
+        <w:rPr>
+          <w:lang w:val="zh_TW" w:bidi="zh_TW"/>
+        </w:rPr>
+      </w:r>
+      <w:r>
+        <w:rPr>
+          <w:lang w:val="zh_TW" w:bidi="zh_TW"/>
+        </w:rPr>
+        <w:t>平安祭的禮儀以團契筵席為高峰。除在壇上焚燒或給祭司的部分之外，祭牲的其餘肉體都要還給獻祭者。他必須預備一場共同的筵席，與家人及在他所在社群中的利未人一同享用（</w:t>
+      </w:r>
+      <w:hyperlink r:id="rId298">
+        <w:r>
+          <w:rPr>
+            <w:lang w:val="zh_TW" w:bidi="zh_TW"/>
+          </w:rPr>
+          <w:rPr>
+            <w:color w:val="0000EE"/>
+            <w:u w:val="single"/>
+          </w:rPr>
+          <w:t>申12:12、18–19</w:t>
+        </w:r>
+      </w:hyperlink>
+      <w:r>
+        <w:rPr>
+          <w:lang w:val="zh_TW" w:bidi="zh_TW"/>
+        </w:rPr>
+        <w:t>）。這樣的筵席必須在官方的聖所舉行（</w:t>
+      </w:r>
+      <w:hyperlink r:id="rId299">
+        <w:r>
+          <w:rPr>
+            <w:lang w:val="zh_TW" w:bidi="zh_TW"/>
+          </w:rPr>
+          <w:rPr>
+            <w:color w:val="0000EE"/>
+            <w:u w:val="single"/>
+          </w:rPr>
+          <w:t>申12:6–7、11–12、15–19</w:t>
+        </w:r>
+      </w:hyperlink>
+      <w:r>
+        <w:rPr>
+          <w:lang w:val="zh_TW" w:bidi="zh_TW"/>
+        </w:rPr>
+        <w:t>；參</w:t>
+      </w:r>
+      <w:hyperlink r:id="rId300">
+        <w:r>
+          <w:rPr>
+            <w:lang w:val="zh_TW" w:bidi="zh_TW"/>
+          </w:rPr>
+          <w:rPr>
+            <w:color w:val="0000EE"/>
+            <w:u w:val="single"/>
+          </w:rPr>
+          <w:t>撒上1:3–4</w:t>
+        </w:r>
+      </w:hyperlink>
+      <w:r>
+        <w:rPr>
+          <w:lang w:val="zh_TW" w:bidi="zh_TW"/>
+        </w:rPr>
+        <w:t>），且參與者須遵守嚴格的禮儀潔淨規定（</w:t>
+      </w:r>
+      <w:hyperlink r:id="rId301">
+        <w:r>
+          <w:rPr>
+            <w:lang w:val="zh_TW" w:bidi="zh_TW"/>
+          </w:rPr>
+          <w:rPr>
+            <w:color w:val="0000EE"/>
+            <w:u w:val="single"/>
+          </w:rPr>
+          <w:t>利7:19–21</w:t>
+        </w:r>
+      </w:hyperlink>
+      <w:r>
+        <w:rPr>
+          <w:lang w:val="zh_TW" w:bidi="zh_TW"/>
+        </w:rPr>
+        <w:t>，</w:t>
+      </w:r>
+      <w:hyperlink r:id="rId302">
+        <w:r>
+          <w:rPr>
+            <w:lang w:val="zh_TW" w:bidi="zh_TW"/>
+          </w:rPr>
+          <w:rPr>
+            <w:color w:val="0000EE"/>
+            <w:u w:val="single"/>
+          </w:rPr>
+          <w:t>19:5–8</w:t>
+        </w:r>
+      </w:hyperlink>
+      <w:r>
+        <w:rPr>
+          <w:lang w:val="zh_TW" w:bidi="zh_TW"/>
+        </w:rPr>
+        <w:t>）。有別於另一類筵席，那類筵席同樣宰殺牲畜，但無論在任何地方的祭壇皆可進行（</w:t>
+      </w:r>
+      <w:hyperlink r:id="rId303">
+        <w:r>
+          <w:rPr>
+            <w:lang w:val="zh_TW" w:bidi="zh_TW"/>
+          </w:rPr>
+          <w:rPr>
+            <w:color w:val="0000EE"/>
+            <w:u w:val="single"/>
+          </w:rPr>
+          <w:t>申12:16、20–22</w:t>
+        </w:r>
+      </w:hyperlink>
+      <w:r>
+        <w:rPr>
+          <w:lang w:val="zh_TW" w:bidi="zh_TW"/>
+        </w:rPr>
+        <w:t>）。感謝獻平安祭的肉，必須在獻祭當天吃完（</w:t>
+      </w:r>
+      <w:hyperlink r:id="rId304">
+        <w:r>
+          <w:rPr>
+            <w:lang w:val="zh_TW" w:bidi="zh_TW"/>
+          </w:rPr>
+          <w:rPr>
+            <w:color w:val="0000EE"/>
+            <w:u w:val="single"/>
+          </w:rPr>
+          <w:t>利7:15</w:t>
+        </w:r>
+      </w:hyperlink>
+      <w:r>
+        <w:rPr>
+          <w:lang w:val="zh_TW" w:bidi="zh_TW"/>
+        </w:rPr>
+        <w:t>），至於還願祭或甘心祭的肉，則可延至第二日吃完（</w:t>
+      </w:r>
+      <w:hyperlink r:id="rId305">
+        <w:r>
+          <w:rPr>
+            <w:lang w:val="zh_TW" w:bidi="zh_TW"/>
+          </w:rPr>
+          <w:rPr>
+            <w:color w:val="0000EE"/>
+            <w:u w:val="single"/>
+          </w:rPr>
+          <w:t>16–18節</w:t>
+        </w:r>
+      </w:hyperlink>
+      <w:r>
+        <w:rPr>
+          <w:lang w:val="zh_TW" w:bidi="zh_TW"/>
+        </w:rPr>
+        <w:t>）。其餘剩下的，必須在期限屆滿前焚燒。</w:t>
+      </w:r>
+    </w:p>
+    <w:p>
+      <w:pPr/>
+      <w:r>
+        <w:rPr>
+          <w:lang w:val="zh_TW" w:bidi="zh_TW"/>
+        </w:rPr>
+      </w:r>
+      <w:r>
+        <w:rPr>
+          <w:lang w:val="zh_TW" w:bidi="zh_TW"/>
+        </w:rPr>
+        <w:t>只有三次是明確要求獻平安祭：在七七節（</w:t>
+      </w:r>
+      <w:hyperlink r:id="rId163">
+        <w:r>
+          <w:rPr>
+            <w:lang w:val="zh_TW" w:bidi="zh_TW"/>
+          </w:rPr>
+          <w:rPr>
+            <w:color w:val="0000EE"/>
+            <w:u w:val="single"/>
+          </w:rPr>
+          <w:t>利23:19–20</w:t>
+        </w:r>
+      </w:hyperlink>
+      <w:r>
+        <w:rPr>
+          <w:lang w:val="zh_TW" w:bidi="zh_TW"/>
+        </w:rPr>
+        <w:t>）、拿細耳人完成誓願之時（</w:t>
+      </w:r>
+      <w:hyperlink r:id="rId306">
+        <w:r>
+          <w:rPr>
+            <w:lang w:val="zh_TW" w:bidi="zh_TW"/>
+          </w:rPr>
+          <w:rPr>
+            <w:color w:val="0000EE"/>
+            <w:u w:val="single"/>
+          </w:rPr>
+          <w:t>民6:17–20</w:t>
+        </w:r>
+      </w:hyperlink>
+      <w:r>
+        <w:rPr>
+          <w:lang w:val="zh_TW" w:bidi="zh_TW"/>
+        </w:rPr>
+        <w:t>），以及祭司就職禮（</w:t>
+      </w:r>
+      <w:hyperlink r:id="rId307">
+        <w:r>
+          <w:rPr>
+            <w:lang w:val="zh_TW" w:bidi="zh_TW"/>
+          </w:rPr>
+          <w:rPr>
+            <w:color w:val="0000EE"/>
+            <w:u w:val="single"/>
+          </w:rPr>
+          <w:t>出29:19–22、28</w:t>
+        </w:r>
+      </w:hyperlink>
+      <w:r>
+        <w:rPr>
+          <w:lang w:val="zh_TW" w:bidi="zh_TW"/>
+        </w:rPr>
+        <w:t>）。其它公共禮儀場合包括聖殿的奉獻典禮（</w:t>
+      </w:r>
+      <w:hyperlink r:id="rId308">
+        <w:r>
+          <w:rPr>
+            <w:lang w:val="zh_TW" w:bidi="zh_TW"/>
+          </w:rPr>
+          <w:rPr>
+            <w:color w:val="0000EE"/>
+            <w:u w:val="single"/>
+          </w:rPr>
+          <w:t>王上8:63</w:t>
+        </w:r>
+      </w:hyperlink>
+      <w:r>
+        <w:rPr>
+          <w:lang w:val="zh_TW" w:bidi="zh_TW"/>
+        </w:rPr>
+        <w:t>；</w:t>
+      </w:r>
+      <w:hyperlink r:id="rId309">
+        <w:r>
+          <w:rPr>
+            <w:lang w:val="zh_TW" w:bidi="zh_TW"/>
+          </w:rPr>
+          <w:rPr>
+            <w:color w:val="0000EE"/>
+            <w:u w:val="single"/>
+          </w:rPr>
+          <w:t>代下7:5</w:t>
+        </w:r>
+      </w:hyperlink>
+      <w:r>
+        <w:rPr>
+          <w:lang w:val="zh_TW" w:bidi="zh_TW"/>
+        </w:rPr>
+        <w:t>）。在全國層面，平安祭會在某些重大事件後被獻上：如軍事行動勝利告終（</w:t>
+      </w:r>
+      <w:hyperlink r:id="rId310">
+        <w:r>
+          <w:rPr>
+            <w:lang w:val="zh_TW" w:bidi="zh_TW"/>
+          </w:rPr>
+          <w:rPr>
+            <w:color w:val="0000EE"/>
+            <w:u w:val="single"/>
+          </w:rPr>
+          <w:t>撒上11:15</w:t>
+        </w:r>
+      </w:hyperlink>
+      <w:r>
+        <w:rPr>
+          <w:lang w:val="zh_TW" w:bidi="zh_TW"/>
+        </w:rPr>
+        <w:t>）、饑荒或瘟疫止息（</w:t>
+      </w:r>
+      <w:hyperlink r:id="rId311">
+        <w:r>
+          <w:rPr>
+            <w:lang w:val="zh_TW" w:bidi="zh_TW"/>
+          </w:rPr>
+          <w:rPr>
+            <w:color w:val="0000EE"/>
+            <w:u w:val="single"/>
+          </w:rPr>
+          <w:t>撒下24:25</w:t>
+        </w:r>
+      </w:hyperlink>
+      <w:r>
+        <w:rPr>
+          <w:lang w:val="zh_TW" w:bidi="zh_TW"/>
+        </w:rPr>
+        <w:t>）、王位繼承人的確認（</w:t>
+      </w:r>
+      <w:hyperlink r:id="rId312">
+        <w:r>
+          <w:rPr>
+            <w:lang w:val="zh_TW" w:bidi="zh_TW"/>
+          </w:rPr>
+          <w:rPr>
+            <w:color w:val="0000EE"/>
+            <w:u w:val="single"/>
+          </w:rPr>
+          <w:t>王上1:9、19</w:t>
+        </w:r>
+      </w:hyperlink>
+      <w:r>
+        <w:rPr>
+          <w:lang w:val="zh_TW" w:bidi="zh_TW"/>
+        </w:rPr>
+        <w:t>），或宗教復興之時（</w:t>
+      </w:r>
+      <w:hyperlink r:id="rId313">
+        <w:r>
+          <w:rPr>
+            <w:lang w:val="zh_TW" w:bidi="zh_TW"/>
+          </w:rPr>
+          <w:rPr>
+            <w:color w:val="0000EE"/>
+            <w:u w:val="single"/>
+          </w:rPr>
+          <w:t>代下29:31–36</w:t>
+        </w:r>
+      </w:hyperlink>
+      <w:r>
+        <w:rPr>
+          <w:lang w:val="zh_TW" w:bidi="zh_TW"/>
+        </w:rPr>
+        <w:t>）。在地方層面，每年家族團聚時（</w:t>
+      </w:r>
+      <w:hyperlink r:id="rId314">
+        <w:r>
+          <w:rPr>
+            <w:lang w:val="zh_TW" w:bidi="zh_TW"/>
+          </w:rPr>
+          <w:rPr>
+            <w:color w:val="0000EE"/>
+            <w:u w:val="single"/>
+          </w:rPr>
+          <w:t>撒上20:6</w:t>
+        </w:r>
+      </w:hyperlink>
+      <w:r>
+        <w:rPr>
+          <w:lang w:val="zh_TW" w:bidi="zh_TW"/>
+        </w:rPr>
+        <w:t>）或其它節慶場合，例如初熟節的收割（</w:t>
+      </w:r>
+      <w:hyperlink r:id="rId315">
+        <w:r>
+          <w:rPr>
+            <w:lang w:val="zh_TW" w:bidi="zh_TW"/>
+          </w:rPr>
+          <w:rPr>
+            <w:color w:val="0000EE"/>
+            <w:u w:val="single"/>
+          </w:rPr>
+          <w:t>出22:29–31</w:t>
+        </w:r>
+      </w:hyperlink>
+      <w:r>
+        <w:rPr>
+          <w:lang w:val="zh_TW" w:bidi="zh_TW"/>
+        </w:rPr>
+        <w:t>；</w:t>
+      </w:r>
+      <w:hyperlink r:id="rId316">
+        <w:r>
+          <w:rPr>
+            <w:lang w:val="zh_TW" w:bidi="zh_TW"/>
+          </w:rPr>
+          <w:rPr>
+            <w:color w:val="0000EE"/>
+            <w:u w:val="single"/>
+          </w:rPr>
+          <w:t>撒上9:11–14、22–24</w:t>
+        </w:r>
+      </w:hyperlink>
+      <w:r>
+        <w:rPr>
+          <w:lang w:val="zh_TW" w:bidi="zh_TW"/>
+        </w:rPr>
+        <w:t>，</w:t>
+      </w:r>
+      <w:hyperlink r:id="rId317">
+        <w:r>
+          <w:rPr>
+            <w:lang w:val="zh_TW" w:bidi="zh_TW"/>
+          </w:rPr>
+          <w:rPr>
+            <w:color w:val="0000EE"/>
+            <w:u w:val="single"/>
+          </w:rPr>
+          <w:t>16:4–5</w:t>
+        </w:r>
+      </w:hyperlink>
+      <w:r>
+        <w:rPr>
+          <w:lang w:val="zh_TW" w:bidi="zh_TW"/>
+        </w:rPr>
+        <w:t>），也會獻平安祭。</w:t>
+      </w:r>
+    </w:p>
+    <w:p>
+      <w:pPr/>
+      <w:r>
+        <w:rPr>
+          <w:lang w:val="zh_TW" w:bidi="zh_TW"/>
+        </w:rPr>
+      </w:r>
+      <w:r>
+        <w:rPr>
+          <w:lang w:val="zh_TW" w:bidi="zh_TW"/>
+        </w:rPr>
+        <w:t>2. 搖祭。平安祭的第一個部分，要在主面前「搖一搖」，表示祭司是以神代表的身分來食用這一分（其實際動作顯然有點像揮動鋸子或杖，</w:t>
+      </w:r>
+      <w:hyperlink r:id="rId318">
+        <w:r>
+          <w:rPr>
+            <w:lang w:val="zh_TW" w:bidi="zh_TW"/>
+          </w:rPr>
+          <w:rPr>
+            <w:color w:val="0000EE"/>
+            <w:u w:val="single"/>
+          </w:rPr>
+          <w:t>賽10:15</w:t>
+        </w:r>
+      </w:hyperlink>
+      <w:r>
+        <w:rPr>
+          <w:lang w:val="zh_TW" w:bidi="zh_TW"/>
+        </w:rPr>
+        <w:t>）。同樣的專業術語「搖祭」也用於其它類型的祭品：捐贈用於製作宗教器物的貴金屬（</w:t>
+      </w:r>
+      <w:hyperlink r:id="rId319">
+        <w:r>
+          <w:rPr>
+            <w:lang w:val="zh_TW" w:bidi="zh_TW"/>
+          </w:rPr>
+          <w:rPr>
+            <w:color w:val="0000EE"/>
+            <w:u w:val="single"/>
+          </w:rPr>
+          <w:t>出35:22</w:t>
+        </w:r>
+      </w:hyperlink>
+      <w:r>
+        <w:rPr>
+          <w:lang w:val="zh_TW" w:bidi="zh_TW"/>
+        </w:rPr>
+        <w:t>，</w:t>
+      </w:r>
+      <w:hyperlink r:id="rId320">
+        <w:r>
+          <w:rPr>
+            <w:lang w:val="zh_TW" w:bidi="zh_TW"/>
+          </w:rPr>
+          <w:rPr>
+            <w:color w:val="0000EE"/>
+            <w:u w:val="single"/>
+          </w:rPr>
+          <w:t>38:29</w:t>
+        </w:r>
+      </w:hyperlink>
+      <w:r>
+        <w:rPr>
+          <w:lang w:val="zh_TW" w:bidi="zh_TW"/>
+        </w:rPr>
+        <w:t>）和潔淨痲瘋病人的贖愆祭（</w:t>
+      </w:r>
+      <w:hyperlink r:id="rId321">
+        <w:r>
+          <w:rPr>
+            <w:lang w:val="zh_TW" w:bidi="zh_TW"/>
+          </w:rPr>
+          <w:rPr>
+            <w:color w:val="0000EE"/>
+            <w:u w:val="single"/>
+          </w:rPr>
+          <w:t>利14:12</w:t>
+        </w:r>
+      </w:hyperlink>
+      <w:r>
+        <w:rPr>
+          <w:lang w:val="zh_TW" w:bidi="zh_TW"/>
+        </w:rPr>
+        <w:t>）。</w:t>
+      </w:r>
+    </w:p>
+    <w:p>
+      <w:pPr/>
+      <w:r>
+        <w:rPr>
+          <w:lang w:val="zh_TW" w:bidi="zh_TW"/>
+        </w:rPr>
+      </w:r>
+      <w:r>
+        <w:rPr>
+          <w:lang w:val="zh_TW" w:bidi="zh_TW"/>
+        </w:rPr>
+        <w:t>3. 甘心祭。這些禮物是在每年三次的聖會中所獻上的（</w:t>
+      </w:r>
+      <w:hyperlink r:id="rId322">
+        <w:r>
+          <w:rPr>
+            <w:lang w:val="zh_TW" w:bidi="zh_TW"/>
+          </w:rPr>
+          <w:rPr>
+            <w:color w:val="0000EE"/>
+            <w:u w:val="single"/>
+          </w:rPr>
+          <w:t>出23:16</w:t>
+        </w:r>
+      </w:hyperlink>
+      <w:r>
+        <w:rPr>
+          <w:lang w:val="zh_TW" w:bidi="zh_TW"/>
+        </w:rPr>
+        <w:t>，</w:t>
+      </w:r>
+      <w:hyperlink r:id="rId323">
+        <w:r>
+          <w:rPr>
+            <w:lang w:val="zh_TW" w:bidi="zh_TW"/>
+          </w:rPr>
+          <w:rPr>
+            <w:color w:val="0000EE"/>
+            <w:u w:val="single"/>
+          </w:rPr>
+          <w:t>34:20</w:t>
+        </w:r>
+      </w:hyperlink>
+      <w:r>
+        <w:rPr>
+          <w:lang w:val="zh_TW" w:bidi="zh_TW"/>
+        </w:rPr>
+        <w:t>；</w:t>
+      </w:r>
+      <w:hyperlink r:id="rId324">
+        <w:r>
+          <w:rPr>
+            <w:lang w:val="zh_TW" w:bidi="zh_TW"/>
+          </w:rPr>
+          <w:rPr>
+            <w:color w:val="0000EE"/>
+            <w:u w:val="single"/>
+          </w:rPr>
+          <w:t>申16:10、16–17</w:t>
+        </w:r>
+      </w:hyperlink>
+      <w:r>
+        <w:rPr>
+          <w:lang w:val="zh_TW" w:bidi="zh_TW"/>
+        </w:rPr>
+        <w:t>；</w:t>
+      </w:r>
+      <w:hyperlink r:id="rId325">
+        <w:r>
+          <w:rPr>
+            <w:lang w:val="zh_TW" w:bidi="zh_TW"/>
+          </w:rPr>
+          <w:rPr>
+            <w:color w:val="0000EE"/>
+            <w:u w:val="single"/>
+          </w:rPr>
+          <w:t>代下35:8</w:t>
+        </w:r>
+      </w:hyperlink>
+      <w:r>
+        <w:rPr>
+          <w:lang w:val="zh_TW" w:bidi="zh_TW"/>
+        </w:rPr>
+        <w:t>；</w:t>
+      </w:r>
+      <w:hyperlink r:id="rId326">
+        <w:r>
+          <w:rPr>
+            <w:lang w:val="zh_TW" w:bidi="zh_TW"/>
+          </w:rPr>
+          <w:rPr>
+            <w:color w:val="0000EE"/>
+            <w:u w:val="single"/>
+          </w:rPr>
+          <w:t>拉3:5</w:t>
+        </w:r>
+      </w:hyperlink>
+      <w:r>
+        <w:rPr>
+          <w:lang w:val="zh_TW" w:bidi="zh_TW"/>
+        </w:rPr>
+        <w:t>），是自願的（</w:t>
+      </w:r>
+      <w:hyperlink r:id="rId327">
+        <w:r>
+          <w:rPr>
+            <w:lang w:val="zh_TW" w:bidi="zh_TW"/>
+          </w:rPr>
+          <w:rPr>
+            <w:color w:val="0000EE"/>
+            <w:u w:val="single"/>
+          </w:rPr>
+          <w:t>利7:16</w:t>
+        </w:r>
+      </w:hyperlink>
+      <w:r>
+        <w:rPr>
+          <w:lang w:val="zh_TW" w:bidi="zh_TW"/>
+        </w:rPr>
+        <w:t>，</w:t>
+      </w:r>
+      <w:hyperlink r:id="rId328">
+        <w:r>
+          <w:rPr>
+            <w:lang w:val="zh_TW" w:bidi="zh_TW"/>
+          </w:rPr>
+          <w:rPr>
+            <w:color w:val="0000EE"/>
+            <w:u w:val="single"/>
+          </w:rPr>
+          <w:t>22:18、21–23</w:t>
+        </w:r>
+      </w:hyperlink>
+      <w:r>
+        <w:rPr>
+          <w:lang w:val="zh_TW" w:bidi="zh_TW"/>
+        </w:rPr>
+        <w:t>，</w:t>
+      </w:r>
+      <w:hyperlink r:id="rId329">
+        <w:r>
+          <w:rPr>
+            <w:lang w:val="zh_TW" w:bidi="zh_TW"/>
+          </w:rPr>
+          <w:rPr>
+            <w:color w:val="0000EE"/>
+            <w:u w:val="single"/>
+          </w:rPr>
+          <w:t>23:28</w:t>
+        </w:r>
+      </w:hyperlink>
+      <w:r>
+        <w:rPr>
+          <w:lang w:val="zh_TW" w:bidi="zh_TW"/>
+        </w:rPr>
+        <w:t>；</w:t>
+      </w:r>
+      <w:hyperlink r:id="rId330">
+        <w:r>
+          <w:rPr>
+            <w:lang w:val="zh_TW" w:bidi="zh_TW"/>
+          </w:rPr>
+          <w:rPr>
+            <w:color w:val="0000EE"/>
+            <w:u w:val="single"/>
+          </w:rPr>
+          <w:t>民15:3</w:t>
+        </w:r>
+      </w:hyperlink>
+      <w:r>
+        <w:rPr>
+          <w:lang w:val="zh_TW" w:bidi="zh_TW"/>
+        </w:rPr>
+        <w:t>，</w:t>
+      </w:r>
+      <w:hyperlink r:id="rId331">
+        <w:r>
+          <w:rPr>
+            <w:lang w:val="zh_TW" w:bidi="zh_TW"/>
+          </w:rPr>
+          <w:rPr>
+            <w:color w:val="0000EE"/>
+            <w:u w:val="single"/>
+          </w:rPr>
+          <w:t>29:39</w:t>
+        </w:r>
+      </w:hyperlink>
+      <w:r>
+        <w:rPr>
+          <w:lang w:val="zh_TW" w:bidi="zh_TW"/>
+        </w:rPr>
+        <w:t>；</w:t>
+      </w:r>
+      <w:hyperlink r:id="rId332">
+        <w:r>
+          <w:rPr>
+            <w:lang w:val="zh_TW" w:bidi="zh_TW"/>
+          </w:rPr>
+          <w:rPr>
+            <w:color w:val="0000EE"/>
+            <w:u w:val="single"/>
+          </w:rPr>
+          <w:t>申12:6、17</w:t>
+        </w:r>
+      </w:hyperlink>
+      <w:r>
+        <w:rPr>
+          <w:lang w:val="zh_TW" w:bidi="zh_TW"/>
+        </w:rPr>
+        <w:t>）。如同自願祭，甘心祭可以是燔祭，也可以是平安祭（</w:t>
+      </w:r>
+      <w:hyperlink r:id="rId333">
+        <w:r>
+          <w:rPr>
+            <w:lang w:val="zh_TW" w:bidi="zh_TW"/>
+          </w:rPr>
+          <w:rPr>
+            <w:color w:val="0000EE"/>
+            <w:u w:val="single"/>
+          </w:rPr>
+          <w:t>利22:17–24</w:t>
+        </w:r>
+      </w:hyperlink>
+      <w:r>
+        <w:rPr>
+          <w:lang w:val="zh_TW" w:bidi="zh_TW"/>
+        </w:rPr>
+        <w:t>；</w:t>
+      </w:r>
+      <w:hyperlink r:id="rId334">
+        <w:r>
+          <w:rPr>
+            <w:lang w:val="zh_TW" w:bidi="zh_TW"/>
+          </w:rPr>
+          <w:rPr>
+            <w:color w:val="0000EE"/>
+            <w:u w:val="single"/>
+          </w:rPr>
+          <w:t>結46:12</w:t>
+        </w:r>
+      </w:hyperlink>
+      <w:r>
+        <w:rPr>
+          <w:lang w:val="zh_TW" w:bidi="zh_TW"/>
+        </w:rPr>
+        <w:t>）。如果是後者，肉可以在第二天吃，但必須在第三天之前燒掉（</w:t>
+      </w:r>
+      <w:hyperlink r:id="rId335">
+        <w:r>
+          <w:rPr>
+            <w:lang w:val="zh_TW" w:bidi="zh_TW"/>
+          </w:rPr>
+          <w:rPr>
+            <w:color w:val="0000EE"/>
+            <w:u w:val="single"/>
+          </w:rPr>
+          <w:t>利7:16–17</w:t>
+        </w:r>
+      </w:hyperlink>
+      <w:r>
+        <w:rPr>
+          <w:lang w:val="zh_TW" w:bidi="zh_TW"/>
+        </w:rPr>
+        <w:t>）。與其它一些平安祭不同，被獻祭的牲畜可以有一肢長於另一肢（</w:t>
+      </w:r>
+      <w:hyperlink r:id="rId288">
+        <w:r>
+          <w:rPr>
+            <w:lang w:val="zh_TW" w:bidi="zh_TW"/>
+          </w:rPr>
+          <w:rPr>
+            <w:color w:val="0000EE"/>
+            <w:u w:val="single"/>
+          </w:rPr>
+          <w:t>22:23</w:t>
+        </w:r>
+      </w:hyperlink>
+      <w:r>
+        <w:rPr>
+          <w:lang w:val="zh_TW" w:bidi="zh_TW"/>
+        </w:rPr>
+        <w:t>）。</w:t>
+      </w:r>
+    </w:p>
+    <w:p>
+      <w:pPr/>
+      <w:r>
+        <w:rPr>
+          <w:lang w:val="zh_TW" w:bidi="zh_TW"/>
+        </w:rPr>
+      </w:r>
+      <w:r>
+        <w:rPr>
+          <w:lang w:val="zh_TW" w:bidi="zh_TW"/>
+        </w:rPr>
+        <w:t>4. 按立祭。這個希伯來詞語用來指寶石的鑲座（</w:t>
+      </w:r>
+      <w:hyperlink r:id="rId336">
+        <w:r>
+          <w:rPr>
+            <w:lang w:val="zh_TW" w:bidi="zh_TW"/>
+          </w:rPr>
+          <w:rPr>
+            <w:color w:val="0000EE"/>
+            <w:u w:val="single"/>
+          </w:rPr>
+          <w:t>出25:7，</w:t>
+        </w:r>
+      </w:hyperlink>
+      <w:hyperlink r:id="rId337">
+        <w:r>
+          <w:rPr>
+            <w:lang w:val="zh_TW" w:bidi="zh_TW"/>
+          </w:rPr>
+          <w:rPr>
+            <w:color w:val="0000EE"/>
+            <w:u w:val="single"/>
+          </w:rPr>
+          <w:t>35:9、27</w:t>
+        </w:r>
+      </w:hyperlink>
+      <w:r>
+        <w:rPr>
+          <w:lang w:val="zh_TW" w:bidi="zh_TW"/>
+        </w:rPr>
+        <w:t>；</w:t>
+      </w:r>
+      <w:hyperlink r:id="rId338">
+        <w:r>
+          <w:rPr>
+            <w:lang w:val="zh_TW" w:bidi="zh_TW"/>
+          </w:rPr>
+          <w:rPr>
+            <w:color w:val="0000EE"/>
+            <w:u w:val="single"/>
+          </w:rPr>
+          <w:t>代上29:2</w:t>
+        </w:r>
+      </w:hyperlink>
+      <w:r>
+        <w:rPr>
+          <w:lang w:val="zh_TW" w:bidi="zh_TW"/>
+        </w:rPr>
+        <w:t>），因此「按立」似乎是一個合適的翻譯。它與「按手」的行動有關，這是一種將某人分別為聖、委任其擔任神聖職分的禮儀動作（</w:t>
+      </w:r>
+      <w:hyperlink r:id="rId339">
+        <w:r>
+          <w:rPr>
+            <w:lang w:val="zh_TW" w:bidi="zh_TW"/>
+          </w:rPr>
+          <w:rPr>
+            <w:color w:val="0000EE"/>
+            <w:u w:val="single"/>
+          </w:rPr>
+          <w:t>出28:41</w:t>
+        </w:r>
+      </w:hyperlink>
+      <w:r>
+        <w:rPr>
+          <w:lang w:val="zh_TW" w:bidi="zh_TW"/>
+        </w:rPr>
+        <w:t>，參</w:t>
+      </w:r>
+      <w:hyperlink r:id="rId340">
+        <w:r>
+          <w:rPr>
+            <w:lang w:val="zh_TW" w:bidi="zh_TW"/>
+          </w:rPr>
+          <w:rPr>
+            <w:color w:val="0000EE"/>
+            <w:u w:val="single"/>
+          </w:rPr>
+          <w:t>32:29</w:t>
+        </w:r>
+      </w:hyperlink>
+      <w:r>
+        <w:rPr>
+          <w:lang w:val="zh_TW" w:bidi="zh_TW"/>
+        </w:rPr>
+        <w:t>），並要求禮儀上的潔淨與屬靈的委身（</w:t>
+      </w:r>
+      <w:hyperlink r:id="rId341">
+        <w:r>
+          <w:rPr>
+            <w:lang w:val="zh_TW" w:bidi="zh_TW"/>
+          </w:rPr>
+          <w:rPr>
+            <w:color w:val="0000EE"/>
+            <w:u w:val="single"/>
+          </w:rPr>
+          <w:t>代下29:31</w:t>
+        </w:r>
+      </w:hyperlink>
+      <w:r>
+        <w:rPr>
+          <w:lang w:val="zh_TW" w:bidi="zh_TW"/>
+        </w:rPr>
+        <w:t>）。首次祭司就職時所行使的按立禮細節，載於兩處經文（</w:t>
+      </w:r>
+      <w:hyperlink r:id="rId190">
+        <w:r>
+          <w:rPr>
+            <w:lang w:val="zh_TW" w:bidi="zh_TW"/>
+          </w:rPr>
+          <w:rPr>
+            <w:color w:val="0000EE"/>
+            <w:u w:val="single"/>
+          </w:rPr>
+          <w:t>出29:19–34</w:t>
+        </w:r>
+      </w:hyperlink>
+      <w:r>
+        <w:rPr>
+          <w:lang w:val="zh_TW" w:bidi="zh_TW"/>
+        </w:rPr>
+        <w:t>；</w:t>
+      </w:r>
+      <w:hyperlink r:id="rId342">
+        <w:r>
+          <w:rPr>
+            <w:lang w:val="zh_TW" w:bidi="zh_TW"/>
+          </w:rPr>
+          <w:rPr>
+            <w:color w:val="0000EE"/>
+            <w:u w:val="single"/>
+          </w:rPr>
+          <w:t>利8:22–32</w:t>
+        </w:r>
+      </w:hyperlink>
+      <w:r>
+        <w:rPr>
+          <w:lang w:val="zh_TW" w:bidi="zh_TW"/>
+        </w:rPr>
+        <w:t>）。</w:t>
+      </w:r>
+    </w:p>
+    <w:p>
+      <w:pPr/>
+      <w:r>
+        <w:rPr>
+          <w:lang w:val="zh_TW" w:bidi="zh_TW"/>
+        </w:rPr>
+      </w:r>
+      <w:r>
+        <w:rPr>
+          <w:i/>
+          <w:lang w:val="zh_TW" w:bidi="zh_TW"/>
+        </w:rPr>
+        <w:t>另見</w:t>
+      </w:r>
+      <w:r>
+        <w:rPr>
+          <w:lang w:val="zh_TW" w:bidi="zh_TW"/>
+        </w:rPr>
+        <w:t>贖罪</w:t>
+      </w:r>
+      <w:r>
+        <w:rPr>
+          <w:lang w:val="zh_TW" w:bidi="zh_TW"/>
+        </w:rPr>
+        <w:t>；</w:t>
+      </w:r>
+      <w:r>
+        <w:rPr>
+          <w:lang w:val="zh_TW" w:bidi="zh_TW"/>
+        </w:rPr>
+        <w:t>關於潔淨與不潔淨的條例</w:t>
+      </w:r>
+      <w:r>
+        <w:rPr>
+          <w:lang w:val="zh_TW" w:bidi="zh_TW"/>
+        </w:rPr>
+        <w:t>；</w:t>
+      </w:r>
+      <w:r>
+        <w:rPr>
+          <w:lang w:val="zh_TW" w:bidi="zh_TW"/>
+        </w:rPr>
+        <w:t>以色列的筵席和節期</w:t>
+      </w:r>
+      <w:r>
+        <w:rPr>
+          <w:lang w:val="zh_TW" w:bidi="zh_TW"/>
+        </w:rPr>
+        <w:t>；</w:t>
+      </w:r>
+      <w:r>
+        <w:rPr>
+          <w:lang w:val="zh_TW" w:bidi="zh_TW"/>
+        </w:rPr>
+        <w:t>會幕</w:t>
+      </w:r>
+      <w:r>
+        <w:rPr>
+          <w:lang w:val="zh_TW" w:bidi="zh_TW"/>
+        </w:rPr>
+        <w:t>；</w:t>
+      </w:r>
+      <w:r>
+        <w:rPr>
+          <w:lang w:val="zh_TW" w:bidi="zh_TW"/>
+        </w:rPr>
+        <w:t>聖殿</w:t>
+      </w:r>
+      <w:r>
+        <w:rPr>
+          <w:lang w:val="zh_TW" w:bidi="zh_TW"/>
+        </w:rPr>
+        <w:t>。</w:t>
       </w:r>
       <w:r>
         <w:rPr>
@@ -3232,18 +10521,6 @@
   <w:num w:numId="13" w16cid:durableId="592781308">
     <w:abstractNumId w:val="11"/>
   </w:num>
-  <w:num w:numId="14">
-    <w:abstractNumId w:val="3"/>
-    <w:lvlOverride w:ilvl="0">
-      <w:startOverride w:val="1"/>
-    </w:lvlOverride>
-  </w:num>
-  <w:num w:numId="15">
-    <w:abstractNumId w:val="3"/>
-    <w:lvlOverride w:ilvl="0">
-      <w:startOverride w:val="1"/>
-    </w:lvlOverride>
-  </w:num>
   <w:numIdMacAtCleanup w:val="10"/>
 </w:numbering>
 </file>

--- a/zht/docx/052.content.docx
+++ b/zht/docx/052.content.docx
@@ -247,72 +247,48 @@
         </w:rPr>
         <w:t>雅各為了娶拉班的小女兒拉結，為其服事了七年（</w:t>
       </w:r>
-      <w:hyperlink r:id="rId13">
-        <w:r>
-          <w:rPr>
-            <w:lang w:val="zh_TW" w:bidi="zh_TW"/>
-          </w:rPr>
-          <w:rPr>
-            <w:color w:val="0000EE"/>
-            <w:u w:val="single"/>
-          </w:rPr>
-          <w:t>創29:18–20</w:t>
-        </w:r>
-      </w:hyperlink>
+      <w:r>
+        <w:rPr>
+          <w:lang w:val="zh_TW" w:bidi="zh_TW"/>
+        </w:rPr>
+        <w:t>創29:18–20</w:t>
+      </w:r>
       <w:r>
         <w:rPr>
           <w:lang w:val="zh_TW" w:bidi="zh_TW"/>
         </w:rPr>
         <w:t>）。後來拉班沒有遵守約定，雅各又做工了七年。之後，雅各的工價是羊群和山羊（</w:t>
       </w:r>
-      <w:hyperlink r:id="rId14">
-        <w:r>
-          <w:rPr>
-            <w:lang w:val="zh_TW" w:bidi="zh_TW"/>
-          </w:rPr>
-          <w:rPr>
-            <w:color w:val="0000EE"/>
-            <w:u w:val="single"/>
-          </w:rPr>
-          <w:t>創30:31–32</w:t>
-        </w:r>
-      </w:hyperlink>
+      <w:r>
+        <w:rPr>
+          <w:lang w:val="zh_TW" w:bidi="zh_TW"/>
+        </w:rPr>
+        <w:t>創30:31–32</w:t>
+      </w:r>
       <w:r>
         <w:rPr>
           <w:lang w:val="zh_TW" w:bidi="zh_TW"/>
         </w:rPr>
         <w:t>，</w:t>
       </w:r>
-      <w:hyperlink r:id="rId15">
-        <w:r>
-          <w:rPr>
-            <w:lang w:val="zh_TW" w:bidi="zh_TW"/>
-          </w:rPr>
-          <w:rPr>
-            <w:color w:val="0000EE"/>
-            <w:u w:val="single"/>
-          </w:rPr>
-          <w:t>31:8</w:t>
-        </w:r>
-      </w:hyperlink>
+      <w:r>
+        <w:rPr>
+          <w:lang w:val="zh_TW" w:bidi="zh_TW"/>
+        </w:rPr>
+        <w:t>31:8</w:t>
+      </w:r>
       <w:r>
         <w:rPr>
           <w:lang w:val="zh_TW" w:bidi="zh_TW"/>
         </w:rPr>
         <w:t>）。尼布甲尼撒攻取泰爾城時付出了極大的努力，因此神把埃及賜給他作為工價（</w:t>
       </w:r>
-      <w:hyperlink r:id="rId16">
-        <w:r>
-          <w:rPr>
-            <w:lang w:val="zh_TW" w:bidi="zh_TW"/>
-          </w:rPr>
-          <w:rPr>
-            <w:color w:val="0000EE"/>
-            <w:u w:val="single"/>
-          </w:rPr>
-          <w:t>結29:18–20</w:t>
-        </w:r>
-      </w:hyperlink>
+      <w:r>
+        <w:rPr>
+          <w:lang w:val="zh_TW" w:bidi="zh_TW"/>
+        </w:rPr>
+        <w:t>結29:18–20</w:t>
+      </w:r>
       <w:r>
         <w:rPr>
           <w:lang w:val="zh_TW" w:bidi="zh_TW"/>
@@ -333,144 +309,96 @@
         </w:rPr>
         <w:t>工價通常由雇主和受雇的人雙方商定（</w:t>
       </w:r>
-      <w:hyperlink r:id="rId17">
-        <w:r>
-          <w:rPr>
-            <w:lang w:val="zh_TW" w:bidi="zh_TW"/>
-          </w:rPr>
-          <w:rPr>
-            <w:color w:val="0000EE"/>
-            <w:u w:val="single"/>
-          </w:rPr>
-          <w:t>創29:15–19</w:t>
-        </w:r>
-      </w:hyperlink>
+      <w:r>
+        <w:rPr>
+          <w:lang w:val="zh_TW" w:bidi="zh_TW"/>
+        </w:rPr>
+        <w:t>創29:15–19</w:t>
+      </w:r>
       <w:r>
         <w:rPr>
           <w:lang w:val="zh_TW" w:bidi="zh_TW"/>
         </w:rPr>
         <w:t>；</w:t>
       </w:r>
-      <w:hyperlink r:id="rId18">
-        <w:r>
-          <w:rPr>
-            <w:lang w:val="zh_TW" w:bidi="zh_TW"/>
-          </w:rPr>
-          <w:rPr>
-            <w:color w:val="0000EE"/>
-            <w:u w:val="single"/>
-          </w:rPr>
-          <w:t>太20:2</w:t>
-        </w:r>
-      </w:hyperlink>
+      <w:r>
+        <w:rPr>
+          <w:lang w:val="zh_TW" w:bidi="zh_TW"/>
+        </w:rPr>
+        <w:t>太20:2</w:t>
+      </w:r>
       <w:r>
         <w:rPr>
           <w:lang w:val="zh_TW" w:bidi="zh_TW"/>
         </w:rPr>
         <w:t>）。有時則是由雇主決定報酬（</w:t>
       </w:r>
-      <w:hyperlink r:id="rId19">
-        <w:r>
-          <w:rPr>
-            <w:lang w:val="zh_TW" w:bidi="zh_TW"/>
-          </w:rPr>
-          <w:rPr>
-            <w:color w:val="0000EE"/>
-            <w:u w:val="single"/>
-          </w:rPr>
-          <w:t>太20:4</w:t>
-        </w:r>
-      </w:hyperlink>
+      <w:r>
+        <w:rPr>
+          <w:lang w:val="zh_TW" w:bidi="zh_TW"/>
+        </w:rPr>
+        <w:t>太20:4</w:t>
+      </w:r>
       <w:r>
         <w:rPr>
           <w:lang w:val="zh_TW" w:bidi="zh_TW"/>
         </w:rPr>
         <w:t>）。聖經教導人要按著工作給予合理的工價（</w:t>
       </w:r>
-      <w:hyperlink r:id="rId20">
-        <w:r>
-          <w:rPr>
-            <w:lang w:val="zh_TW" w:bidi="zh_TW"/>
-          </w:rPr>
-          <w:rPr>
-            <w:color w:val="0000EE"/>
-            <w:u w:val="single"/>
-          </w:rPr>
-          <w:t>路10:7</w:t>
-        </w:r>
-      </w:hyperlink>
+      <w:r>
+        <w:rPr>
+          <w:lang w:val="zh_TW" w:bidi="zh_TW"/>
+        </w:rPr>
+        <w:t>路10:7</w:t>
+      </w:r>
       <w:r>
         <w:rPr>
           <w:lang w:val="zh_TW" w:bidi="zh_TW"/>
         </w:rPr>
         <w:t>；</w:t>
       </w:r>
-      <w:hyperlink r:id="rId21">
-        <w:r>
-          <w:rPr>
-            <w:lang w:val="zh_TW" w:bidi="zh_TW"/>
-          </w:rPr>
-          <w:rPr>
-            <w:color w:val="0000EE"/>
-            <w:u w:val="single"/>
-          </w:rPr>
-          <w:t>提前5:18</w:t>
-        </w:r>
-      </w:hyperlink>
+      <w:r>
+        <w:rPr>
+          <w:lang w:val="zh_TW" w:bidi="zh_TW"/>
+        </w:rPr>
+        <w:t>提前5:18</w:t>
+      </w:r>
       <w:r>
         <w:rPr>
           <w:lang w:val="zh_TW" w:bidi="zh_TW"/>
         </w:rPr>
         <w:t>）。神為此設立律法，並審判那些違反這項原則的人。工價應當及時支付（</w:t>
       </w:r>
-      <w:hyperlink r:id="rId22">
-        <w:r>
-          <w:rPr>
-            <w:lang w:val="zh_TW" w:bidi="zh_TW"/>
-          </w:rPr>
-          <w:rPr>
-            <w:color w:val="0000EE"/>
-            <w:u w:val="single"/>
-          </w:rPr>
-          <w:t>利19:13</w:t>
-        </w:r>
-      </w:hyperlink>
+      <w:r>
+        <w:rPr>
+          <w:lang w:val="zh_TW" w:bidi="zh_TW"/>
+        </w:rPr>
+        <w:t>利19:13</w:t>
+      </w:r>
       <w:r>
         <w:rPr>
           <w:lang w:val="zh_TW" w:bidi="zh_TW"/>
         </w:rPr>
         <w:t>）。聖經也譴責虧欠工價的行為（</w:t>
       </w:r>
-      <w:hyperlink r:id="rId23">
-        <w:r>
-          <w:rPr>
-            <w:lang w:val="zh_TW" w:bidi="zh_TW"/>
-          </w:rPr>
-          <w:rPr>
-            <w:color w:val="0000EE"/>
-            <w:u w:val="single"/>
-          </w:rPr>
-          <w:t>瑪3:5</w:t>
-        </w:r>
-      </w:hyperlink>
+      <w:r>
+        <w:rPr>
+          <w:lang w:val="zh_TW" w:bidi="zh_TW"/>
+        </w:rPr>
+        <w:t>瑪3:5</w:t>
+      </w:r>
       <w:r>
         <w:rPr>
           <w:lang w:val="zh_TW" w:bidi="zh_TW"/>
         </w:rPr>
         <w:t>；</w:t>
       </w:r>
-      <w:hyperlink r:id="rId24">
-        <w:r>
-          <w:rPr>
-            <w:lang w:val="zh_TW" w:bidi="zh_TW"/>
-          </w:rPr>
-          <w:rPr>
-            <w:color w:val="0000EE"/>
-            <w:u w:val="single"/>
-          </w:rPr>
-          <w:t>雅5:1–6</w:t>
-        </w:r>
-      </w:hyperlink>
+      <w:r>
+        <w:rPr>
+          <w:lang w:val="zh_TW" w:bidi="zh_TW"/>
+        </w:rPr>
+        <w:t>雅5:1–6</w:t>
+      </w:r>
       <w:r>
         <w:rPr>
           <w:lang w:val="zh_TW" w:bidi="zh_TW"/>
@@ -491,54 +419,36 @@
         </w:rPr>
         <w:t>工價常常成為雇主和受雇的人之間不滿與爭執的原因。當軍兵來到施洗約翰那裡受洗時，問他今後應當怎樣行。他勸他們有自己的工價就當知足（</w:t>
       </w:r>
-      <w:hyperlink r:id="rId25">
-        <w:r>
-          <w:rPr>
-            <w:lang w:val="zh_TW" w:bidi="zh_TW"/>
-          </w:rPr>
-          <w:rPr>
-            <w:color w:val="0000EE"/>
-            <w:u w:val="single"/>
-          </w:rPr>
-          <w:t>路3:14</w:t>
-        </w:r>
-      </w:hyperlink>
+      <w:r>
+        <w:rPr>
+          <w:lang w:val="zh_TW" w:bidi="zh_TW"/>
+        </w:rPr>
+        <w:t>路3:14</w:t>
+      </w:r>
       <w:r>
         <w:rPr>
           <w:lang w:val="zh_TW" w:bidi="zh_TW"/>
         </w:rPr>
         <w:t>）。雅各和拉班也曾因工價發生爭執。雅各兩次抱怨說：「你們的父親欺哄我，十次改了我的工價」（</w:t>
       </w:r>
-      <w:hyperlink r:id="rId26">
-        <w:r>
-          <w:rPr>
-            <w:lang w:val="zh_TW" w:bidi="zh_TW"/>
-          </w:rPr>
-          <w:rPr>
-            <w:color w:val="0000EE"/>
-            <w:u w:val="single"/>
-          </w:rPr>
-          <w:t>創31:7</w:t>
-        </w:r>
-      </w:hyperlink>
+      <w:r>
+        <w:rPr>
+          <w:lang w:val="zh_TW" w:bidi="zh_TW"/>
+        </w:rPr>
+        <w:t>創31:7</w:t>
+      </w:r>
       <w:r>
         <w:rPr>
           <w:lang w:val="zh_TW" w:bidi="zh_TW"/>
         </w:rPr>
         <w:t>、</w:t>
       </w:r>
-      <w:hyperlink r:id="rId26">
-        <w:r>
-          <w:rPr>
-            <w:lang w:val="zh_TW" w:bidi="zh_TW"/>
-          </w:rPr>
-          <w:rPr>
-            <w:color w:val="0000EE"/>
-            <w:u w:val="single"/>
-          </w:rPr>
-          <w:t>41</w:t>
-        </w:r>
-      </w:hyperlink>
+      <w:r>
+        <w:rPr>
+          <w:lang w:val="zh_TW" w:bidi="zh_TW"/>
+        </w:rPr>
+        <w:t>41</w:t>
+      </w:r>
       <w:r>
         <w:rPr>
           <w:lang w:val="zh_TW" w:bidi="zh_TW"/>
@@ -559,36 +469,24 @@
         </w:rPr>
         <w:t>聖經也提到不義之財。娼妓所得的工價不可帶進神的殿中（</w:t>
       </w:r>
-      <w:hyperlink r:id="rId27">
-        <w:r>
-          <w:rPr>
-            <w:lang w:val="zh_TW" w:bidi="zh_TW"/>
-          </w:rPr>
-          <w:rPr>
-            <w:color w:val="0000EE"/>
-            <w:u w:val="single"/>
-          </w:rPr>
-          <w:t>申23:18</w:t>
-        </w:r>
-      </w:hyperlink>
+      <w:r>
+        <w:rPr>
+          <w:lang w:val="zh_TW" w:bidi="zh_TW"/>
+        </w:rPr>
+        <w:t>申23:18</w:t>
+      </w:r>
       <w:r>
         <w:rPr>
           <w:lang w:val="zh_TW" w:bidi="zh_TW"/>
         </w:rPr>
         <w:t>）。聖經也警戒人不要犯巴蘭的錯誤，因為他「貪愛不義之工價」（</w:t>
       </w:r>
-      <w:hyperlink r:id="rId28">
-        <w:r>
-          <w:rPr>
-            <w:lang w:val="zh_TW" w:bidi="zh_TW"/>
-          </w:rPr>
-          <w:rPr>
-            <w:color w:val="0000EE"/>
-            <w:u w:val="single"/>
-          </w:rPr>
-          <w:t>彼後2:15</w:t>
-        </w:r>
-      </w:hyperlink>
+      <w:r>
+        <w:rPr>
+          <w:lang w:val="zh_TW" w:bidi="zh_TW"/>
+        </w:rPr>
+        <w:t>彼後2:15</w:t>
+      </w:r>
       <w:r>
         <w:rPr>
           <w:lang w:val="zh_TW" w:bidi="zh_TW"/>
@@ -767,126 +665,84 @@
         </w:rPr>
         <w:t>」（</w:t>
       </w:r>
-      <w:hyperlink r:id="rId29">
-        <w:r>
-          <w:rPr>
-            <w:lang w:val="zh_TW" w:bidi="zh_TW"/>
-          </w:rPr>
-          <w:rPr>
-            <w:color w:val="0000EE"/>
-            <w:u w:val="single"/>
-          </w:rPr>
-          <w:t>詩篇8:3</w:t>
-        </w:r>
-      </w:hyperlink>
+      <w:r>
+        <w:rPr>
+          <w:lang w:val="zh_TW" w:bidi="zh_TW"/>
+        </w:rPr>
+        <w:t>詩篇8:3</w:t>
+      </w:r>
       <w:r>
         <w:rPr>
           <w:lang w:val="zh_TW" w:bidi="zh_TW"/>
         </w:rPr>
         <w:t>）。神像陶匠一樣用原材料做工（</w:t>
       </w:r>
-      <w:hyperlink r:id="rId30">
-        <w:r>
-          <w:rPr>
-            <w:lang w:val="zh_TW" w:bidi="zh_TW"/>
-          </w:rPr>
-          <w:rPr>
-            <w:color w:val="0000EE"/>
-            <w:u w:val="single"/>
-          </w:rPr>
-          <w:t>以賽亞書45:9</w:t>
-        </w:r>
-      </w:hyperlink>
+      <w:r>
+        <w:rPr>
+          <w:lang w:val="zh_TW" w:bidi="zh_TW"/>
+        </w:rPr>
+        <w:t>以賽亞書45:9</w:t>
+      </w:r>
       <w:r>
         <w:rPr>
           <w:lang w:val="zh_TW" w:bidi="zh_TW"/>
         </w:rPr>
         <w:t>）。未出生的孩子在母腹中的成長和廣闊壯麗的諸天，都顯示了祂的卓越工藝（</w:t>
       </w:r>
-      <w:hyperlink r:id="rId31">
-        <w:r>
-          <w:rPr>
-            <w:lang w:val="zh_TW" w:bidi="zh_TW"/>
-          </w:rPr>
-          <w:rPr>
-            <w:color w:val="0000EE"/>
-            <w:u w:val="single"/>
-          </w:rPr>
-          <w:t>詩篇139:13–16</w:t>
-        </w:r>
-      </w:hyperlink>
+      <w:r>
+        <w:rPr>
+          <w:lang w:val="zh_TW" w:bidi="zh_TW"/>
+        </w:rPr>
+        <w:t>詩篇139:13–16</w:t>
+      </w:r>
       <w:r>
         <w:rPr>
           <w:lang w:val="zh_TW" w:bidi="zh_TW"/>
         </w:rPr>
         <w:t>；</w:t>
       </w:r>
-      <w:hyperlink r:id="rId32">
-        <w:r>
-          <w:rPr>
-            <w:lang w:val="zh_TW" w:bidi="zh_TW"/>
-          </w:rPr>
-          <w:rPr>
-            <w:color w:val="0000EE"/>
-            <w:u w:val="single"/>
-          </w:rPr>
-          <w:t>19:1</w:t>
-        </w:r>
-      </w:hyperlink>
+      <w:r>
+        <w:rPr>
+          <w:lang w:val="zh_TW" w:bidi="zh_TW"/>
+        </w:rPr>
+        <w:t>19:1</w:t>
+      </w:r>
       <w:r>
         <w:rPr>
           <w:lang w:val="zh_TW" w:bidi="zh_TW"/>
         </w:rPr>
         <w:t>）。事實上，所有創造都見證了神的智慧和技藝（</w:t>
       </w:r>
-      <w:hyperlink r:id="rId33">
-        <w:r>
-          <w:rPr>
-            <w:lang w:val="zh_TW" w:bidi="zh_TW"/>
-          </w:rPr>
-          <w:rPr>
-            <w:color w:val="0000EE"/>
-            <w:u w:val="single"/>
-          </w:rPr>
-          <w:t>104:24</w:t>
-        </w:r>
-      </w:hyperlink>
+      <w:r>
+        <w:rPr>
+          <w:lang w:val="zh_TW" w:bidi="zh_TW"/>
+        </w:rPr>
+        <w:t>104:24</w:t>
+      </w:r>
       <w:r>
         <w:rPr>
           <w:lang w:val="zh_TW" w:bidi="zh_TW"/>
         </w:rPr>
         <w:t>）。全能的創造者甚至有祂的安息日（</w:t>
       </w:r>
-      <w:hyperlink r:id="rId34">
-        <w:r>
-          <w:rPr>
-            <w:lang w:val="zh_TW" w:bidi="zh_TW"/>
-          </w:rPr>
-          <w:rPr>
-            <w:color w:val="0000EE"/>
-            <w:u w:val="single"/>
-          </w:rPr>
-          <w:t>創世記2:2–3</w:t>
-        </w:r>
-      </w:hyperlink>
+      <w:r>
+        <w:rPr>
+          <w:lang w:val="zh_TW" w:bidi="zh_TW"/>
+        </w:rPr>
+        <w:t>創世記2:2–3</w:t>
+      </w:r>
       <w:r>
         <w:rPr>
           <w:lang w:val="zh_TW" w:bidi="zh_TW"/>
         </w:rPr>
         <w:t>），並在第六日觀看祂所造的，以之為美（</w:t>
       </w:r>
-      <w:hyperlink r:id="rId35">
-        <w:r>
-          <w:rPr>
-            <w:lang w:val="zh_TW" w:bidi="zh_TW"/>
-          </w:rPr>
-          <w:rPr>
-            <w:color w:val="0000EE"/>
-            <w:u w:val="single"/>
-          </w:rPr>
-          <w:t>1:31</w:t>
-        </w:r>
-      </w:hyperlink>
+      <w:r>
+        <w:rPr>
+          <w:lang w:val="zh_TW" w:bidi="zh_TW"/>
+        </w:rPr>
+        <w:t>1:31</w:t>
+      </w:r>
       <w:r>
         <w:rPr>
           <w:lang w:val="zh_TW" w:bidi="zh_TW"/>
@@ -907,54 +763,36 @@
         </w:rPr>
         <w:t>關於神工作的生動描述，在耶穌的道成肉身中達到了高潮。耶穌被賦予的「工作」（</w:t>
       </w:r>
-      <w:hyperlink r:id="rId36">
-        <w:r>
-          <w:rPr>
-            <w:lang w:val="zh_TW" w:bidi="zh_TW"/>
-          </w:rPr>
-          <w:rPr>
-            <w:color w:val="0000EE"/>
-            <w:u w:val="single"/>
-          </w:rPr>
-          <w:t>約翰福音4:34</w:t>
-        </w:r>
-      </w:hyperlink>
+      <w:r>
+        <w:rPr>
+          <w:lang w:val="zh_TW" w:bidi="zh_TW"/>
+        </w:rPr>
+        <w:t>約翰福音4:34</w:t>
+      </w:r>
       <w:r>
         <w:rPr>
           <w:lang w:val="zh_TW" w:bidi="zh_TW"/>
         </w:rPr>
         <w:t>）當然是獨特的救贖任務。但祂在一般的意義上也是工作的人。耶穌同時代的人稱祂為「木匠」（</w:t>
       </w:r>
-      <w:hyperlink r:id="rId37">
-        <w:r>
-          <w:rPr>
-            <w:lang w:val="zh_TW" w:bidi="zh_TW"/>
-          </w:rPr>
-          <w:rPr>
-            <w:color w:val="0000EE"/>
-            <w:u w:val="single"/>
-          </w:rPr>
-          <w:t>馬可福音6:3</w:t>
-        </w:r>
-      </w:hyperlink>
+      <w:r>
+        <w:rPr>
+          <w:lang w:val="zh_TW" w:bidi="zh_TW"/>
+        </w:rPr>
+        <w:t>馬可福音6:3</w:t>
+      </w:r>
       <w:r>
         <w:rPr>
           <w:lang w:val="zh_TW" w:bidi="zh_TW"/>
         </w:rPr>
         <w:t>）。在新約時代，木匠工作和木工是要付出體力的行業。因此，那位在聖殿中發怒，推翻桌子並驅趕人和動物的耶穌（</w:t>
       </w:r>
-      <w:hyperlink r:id="rId38">
-        <w:r>
-          <w:rPr>
-            <w:lang w:val="zh_TW" w:bidi="zh_TW"/>
-          </w:rPr>
-          <w:rPr>
-            <w:color w:val="0000EE"/>
-            <w:u w:val="single"/>
-          </w:rPr>
-          <w:t>約翰福音2:14–16</w:t>
-        </w:r>
-      </w:hyperlink>
+      <w:r>
+        <w:rPr>
+          <w:lang w:val="zh_TW" w:bidi="zh_TW"/>
+        </w:rPr>
+        <w:t>約翰福音2:14–16</w:t>
+      </w:r>
       <w:r>
         <w:rPr>
           <w:lang w:val="zh_TW" w:bidi="zh_TW"/>
@@ -987,72 +825,48 @@
         </w:rPr>
         <w:t>」（</w:t>
       </w:r>
-      <w:hyperlink r:id="rId39">
-        <w:r>
-          <w:rPr>
-            <w:lang w:val="zh_TW" w:bidi="zh_TW"/>
-          </w:rPr>
-          <w:rPr>
-            <w:color w:val="0000EE"/>
-            <w:u w:val="single"/>
-          </w:rPr>
-          <w:t>創世記2:15</w:t>
-        </w:r>
-      </w:hyperlink>
+      <w:r>
+        <w:rPr>
+          <w:lang w:val="zh_TW" w:bidi="zh_TW"/>
+        </w:rPr>
+        <w:t>創世記2:15</w:t>
+      </w:r>
       <w:r>
         <w:rPr>
           <w:lang w:val="zh_TW" w:bidi="zh_TW"/>
         </w:rPr>
         <w:t>）。而神的第一個命令，「要遍滿地面，治理這地」（</w:t>
       </w:r>
-      <w:hyperlink r:id="rId40">
-        <w:r>
-          <w:rPr>
-            <w:lang w:val="zh_TW" w:bidi="zh_TW"/>
-          </w:rPr>
-          <w:rPr>
-            <w:color w:val="0000EE"/>
-            <w:u w:val="single"/>
-          </w:rPr>
-          <w:t>1:28</w:t>
-        </w:r>
-      </w:hyperlink>
+      <w:r>
+        <w:rPr>
+          <w:lang w:val="zh_TW" w:bidi="zh_TW"/>
+        </w:rPr>
+        <w:t>1:28</w:t>
+      </w:r>
       <w:r>
         <w:rPr>
           <w:lang w:val="zh_TW" w:bidi="zh_TW"/>
         </w:rPr>
         <w:t>），意味著男人和女人都有大量的工作。在某種重要意義上，今天的人們在做日常工作時，不論他們是否承認神，都是在遵循他們創造者的命令。因此，工作並不是因墮入罪而直接進入世界的（雖然罪確實破壞了工作狀態，</w:t>
       </w:r>
-      <w:hyperlink r:id="rId41">
-        <w:r>
-          <w:rPr>
-            <w:lang w:val="zh_TW" w:bidi="zh_TW"/>
-          </w:rPr>
-          <w:rPr>
-            <w:color w:val="0000EE"/>
-            <w:u w:val="single"/>
-          </w:rPr>
-          <w:t>3:17–19</w:t>
-        </w:r>
-      </w:hyperlink>
+      <w:r>
+        <w:rPr>
+          <w:lang w:val="zh_TW" w:bidi="zh_TW"/>
+        </w:rPr>
+        <w:t>3:17–19</w:t>
+      </w:r>
       <w:r>
         <w:rPr>
           <w:lang w:val="zh_TW" w:bidi="zh_TW"/>
         </w:rPr>
         <w:t>）。從歷史的黎明起，工作就是神為人類的益處所設計的——對男人和女人來說，工作就像日落之於白晝一樣自然（</w:t>
       </w:r>
-      <w:hyperlink r:id="rId42">
-        <w:r>
-          <w:rPr>
-            <w:lang w:val="zh_TW" w:bidi="zh_TW"/>
-          </w:rPr>
-          <w:rPr>
-            <w:color w:val="0000EE"/>
-            <w:u w:val="single"/>
-          </w:rPr>
-          <w:t>詩篇104:19–23</w:t>
-        </w:r>
-      </w:hyperlink>
+      <w:r>
+        <w:rPr>
+          <w:lang w:val="zh_TW" w:bidi="zh_TW"/>
+        </w:rPr>
+        <w:t>詩篇104:19–23</w:t>
+      </w:r>
       <w:r>
         <w:rPr>
           <w:lang w:val="zh_TW" w:bidi="zh_TW"/>
@@ -1085,18 +899,12 @@
         </w:rPr>
         <w:t>」（</w:t>
       </w:r>
-      <w:hyperlink r:id="rId43">
-        <w:r>
-          <w:rPr>
-            <w:lang w:val="zh_TW" w:bidi="zh_TW"/>
-          </w:rPr>
-          <w:rPr>
-            <w:color w:val="0000EE"/>
-            <w:u w:val="single"/>
-          </w:rPr>
-          <w:t>箴言6:6</w:t>
-        </w:r>
-      </w:hyperlink>
+      <w:r>
+        <w:rPr>
+          <w:lang w:val="zh_TW" w:bidi="zh_TW"/>
+        </w:rPr>
+        <w:t>箴言6:6</w:t>
+      </w:r>
       <w:r>
         <w:rPr>
           <w:lang w:val="zh_TW" w:bidi="zh_TW"/>
@@ -1115,90 +923,60 @@
         </w:rPr>
         <w:t>」（</w:t>
       </w:r>
-      <w:hyperlink r:id="rId44">
-        <w:r>
-          <w:rPr>
-            <w:lang w:val="zh_TW" w:bidi="zh_TW"/>
-          </w:rPr>
-          <w:rPr>
-            <w:color w:val="0000EE"/>
-            <w:u w:val="single"/>
-          </w:rPr>
-          <w:t>帖撒羅尼迦後書3:10</w:t>
-        </w:r>
-      </w:hyperlink>
+      <w:r>
+        <w:rPr>
+          <w:lang w:val="zh_TW" w:bidi="zh_TW"/>
+        </w:rPr>
+        <w:t>帖撒羅尼迦後書3:10</w:t>
+      </w:r>
       <w:r>
         <w:rPr>
           <w:lang w:val="zh_TW" w:bidi="zh_TW"/>
         </w:rPr>
         <w:t>）。保羅樹立了良好的榜樣（</w:t>
       </w:r>
-      <w:hyperlink r:id="rId45">
-        <w:r>
-          <w:rPr>
-            <w:lang w:val="zh_TW" w:bidi="zh_TW"/>
-          </w:rPr>
-          <w:rPr>
-            <w:color w:val="0000EE"/>
-            <w:u w:val="single"/>
-          </w:rPr>
-          <w:t>使徒行傳20:33–35</w:t>
-        </w:r>
-      </w:hyperlink>
+      <w:r>
+        <w:rPr>
+          <w:lang w:val="zh_TW" w:bidi="zh_TW"/>
+        </w:rPr>
+        <w:t>使徒行傳20:33–35</w:t>
+      </w:r>
       <w:r>
         <w:rPr>
           <w:lang w:val="zh_TW" w:bidi="zh_TW"/>
         </w:rPr>
         <w:t>；</w:t>
       </w:r>
-      <w:hyperlink r:id="rId46">
-        <w:r>
-          <w:rPr>
-            <w:lang w:val="zh_TW" w:bidi="zh_TW"/>
-          </w:rPr>
-          <w:rPr>
-            <w:color w:val="0000EE"/>
-            <w:u w:val="single"/>
-          </w:rPr>
-          <w:t>帖撒羅尼迦前書2:9</w:t>
-        </w:r>
-      </w:hyperlink>
+      <w:r>
+        <w:rPr>
+          <w:lang w:val="zh_TW" w:bidi="zh_TW"/>
+        </w:rPr>
+        <w:t>帖撒羅尼迦前書2:9</w:t>
+      </w:r>
       <w:r>
         <w:rPr>
           <w:lang w:val="zh_TW" w:bidi="zh_TW"/>
         </w:rPr>
         <w:t>）。他堅持認為，那些不願工作的人，即使是出於屬靈的原因，依賴他人支付賬單，並不會贏得非基督徒旁觀者的尊重（</w:t>
       </w:r>
-      <w:hyperlink r:id="rId47">
-        <w:r>
-          <w:rPr>
-            <w:lang w:val="zh_TW" w:bidi="zh_TW"/>
-          </w:rPr>
-          <w:rPr>
-            <w:color w:val="0000EE"/>
-            <w:u w:val="single"/>
-          </w:rPr>
-          <w:t>帖撒羅尼迦前書4:11–12</w:t>
-        </w:r>
-      </w:hyperlink>
+      <w:r>
+        <w:rPr>
+          <w:lang w:val="zh_TW" w:bidi="zh_TW"/>
+        </w:rPr>
+        <w:t>帖撒羅尼迦前書4:11–12</w:t>
+      </w:r>
       <w:r>
         <w:rPr>
           <w:lang w:val="zh_TW" w:bidi="zh_TW"/>
         </w:rPr>
         <w:t>）。另一方面，工作的人有物質資源可以服事別人（</w:t>
       </w:r>
-      <w:hyperlink r:id="rId48">
-        <w:r>
-          <w:rPr>
-            <w:lang w:val="zh_TW" w:bidi="zh_TW"/>
-          </w:rPr>
-          <w:rPr>
-            <w:color w:val="0000EE"/>
-            <w:u w:val="single"/>
-          </w:rPr>
-          <w:t>以弗所書4:28</w:t>
-        </w:r>
-      </w:hyperlink>
+      <w:r>
+        <w:rPr>
+          <w:lang w:val="zh_TW" w:bidi="zh_TW"/>
+        </w:rPr>
+        <w:t>以弗所書4:28</w:t>
+      </w:r>
       <w:r>
         <w:rPr>
           <w:lang w:val="zh_TW" w:bidi="zh_TW"/>
@@ -1242,74 +1020,38 @@
         <w:rPr>
           <w:lang w:val="zh_TW" w:bidi="zh_TW"/>
         </w:rPr>
-        <w:t>猶太教的教導與這種態度形成鮮明對比。拉比們教導道（</w:t>
-      </w:r>
-      <w:hyperlink r:id="rId49">
-        <w:r>
-          <w:rPr>
-            <w:lang w:val="zh_TW" w:bidi="zh_TW"/>
-          </w:rPr>
-          <w:rPr>
-            <w:color w:val="0000EE"/>
-            <w:u w:val="single"/>
-          </w:rPr>
-          <w:t>便西拉智訓7:15</w:t>
-        </w:r>
-      </w:hyperlink>
-      <w:r>
-        <w:rPr>
-          <w:lang w:val="zh_TW" w:bidi="zh_TW"/>
-        </w:rPr>
-        <w:t>）「不可厭惡辛勤的工作」。即使是學者也必須花一些時間從事體力工作。一些行業，如製革業，被認為是不受歡迎的（這一禁忌很快就被早期教會打破了——見</w:t>
-      </w:r>
-      <w:hyperlink r:id="rId50">
-        <w:r>
-          <w:rPr>
-            <w:lang w:val="zh_TW" w:bidi="zh_TW"/>
-          </w:rPr>
-          <w:rPr>
-            <w:color w:val="0000EE"/>
-            <w:u w:val="single"/>
-          </w:rPr>
-          <w:t>使徒行傳9:43</w:t>
-        </w:r>
-      </w:hyperlink>
+        <w:t>猶太教的教導與這種態度形成鮮明對比。拉比們教導道（便西拉智訓7:15）「不可厭惡辛勤的工作」。即使是學者也必須花一些時間從事體力工作。一些行業，如製革業，被認為是不受歡迎的（這一禁忌很快就被早期教會打破了——見</w:t>
+      </w:r>
+      <w:r>
+        <w:rPr>
+          <w:lang w:val="zh_TW" w:bidi="zh_TW"/>
+        </w:rPr>
+        <w:t>使徒行傳9:43</w:t>
+      </w:r>
       <w:r>
         <w:rPr>
           <w:lang w:val="zh_TW" w:bidi="zh_TW"/>
         </w:rPr>
         <w:t>），但在聖經中沒有跡象表明某些工作在神的眼中比其它工作更有價值。主召喚工匠為服事祂（</w:t>
       </w:r>
-      <w:hyperlink r:id="rId51">
-        <w:r>
-          <w:rPr>
-            <w:lang w:val="zh_TW" w:bidi="zh_TW"/>
-          </w:rPr>
-          <w:rPr>
-            <w:color w:val="0000EE"/>
-            <w:u w:val="single"/>
-          </w:rPr>
-          <w:t>出埃及記31:1–11</w:t>
-        </w:r>
-      </w:hyperlink>
+      <w:r>
+        <w:rPr>
+          <w:lang w:val="zh_TW" w:bidi="zh_TW"/>
+        </w:rPr>
+        <w:t>出埃及記31:1–11</w:t>
+      </w:r>
       <w:r>
         <w:rPr>
           <w:lang w:val="zh_TW" w:bidi="zh_TW"/>
         </w:rPr>
         <w:t>），就像呼召先知一樣（</w:t>
       </w:r>
-      <w:hyperlink r:id="rId52">
-        <w:r>
-          <w:rPr>
-            <w:lang w:val="zh_TW" w:bidi="zh_TW"/>
-          </w:rPr>
-          <w:rPr>
-            <w:color w:val="0000EE"/>
-            <w:u w:val="single"/>
-          </w:rPr>
-          <w:t>以賽亞書6:8–9</w:t>
-        </w:r>
-      </w:hyperlink>
+      <w:r>
+        <w:rPr>
+          <w:lang w:val="zh_TW" w:bidi="zh_TW"/>
+        </w:rPr>
+        <w:t>以賽亞書6:8–9</w:t>
+      </w:r>
       <w:r>
         <w:rPr>
           <w:lang w:val="zh_TW" w:bidi="zh_TW"/>
@@ -1328,18 +1070,12 @@
         </w:rPr>
         <w:t>被召說預言（</w:t>
       </w:r>
-      <w:hyperlink r:id="rId53">
-        <w:r>
-          <w:rPr>
-            <w:lang w:val="zh_TW" w:bidi="zh_TW"/>
-          </w:rPr>
-          <w:rPr>
-            <w:color w:val="0000EE"/>
-            <w:u w:val="single"/>
-          </w:rPr>
-          <w:t>阿摩司書7:14–15</w:t>
-        </w:r>
-      </w:hyperlink>
+      <w:r>
+        <w:rPr>
+          <w:lang w:val="zh_TW" w:bidi="zh_TW"/>
+        </w:rPr>
+        <w:t>阿摩司書7:14–15</w:t>
+      </w:r>
       <w:r>
         <w:rPr>
           <w:lang w:val="zh_TW" w:bidi="zh_TW"/>
@@ -1360,108 +1096,72 @@
         </w:rPr>
         <w:t>聖經對於雇主與工人之間的關係有一些深刻的見解。舊約先知發出了最強烈的批評。神特別關心看到弱者得到公平的待遇（</w:t>
       </w:r>
-      <w:hyperlink r:id="rId54">
-        <w:r>
-          <w:rPr>
-            <w:lang w:val="zh_TW" w:bidi="zh_TW"/>
-          </w:rPr>
-          <w:rPr>
-            <w:color w:val="0000EE"/>
-            <w:u w:val="single"/>
-          </w:rPr>
-          <w:t>以賽亞書1:17</w:t>
-        </w:r>
-      </w:hyperlink>
+      <w:r>
+        <w:rPr>
+          <w:lang w:val="zh_TW" w:bidi="zh_TW"/>
+        </w:rPr>
+        <w:t>以賽亞書1:17</w:t>
+      </w:r>
       <w:r>
         <w:rPr>
           <w:lang w:val="zh_TW" w:bidi="zh_TW"/>
         </w:rPr>
         <w:t>；</w:t>
       </w:r>
-      <w:hyperlink r:id="rId55">
-        <w:r>
-          <w:rPr>
-            <w:lang w:val="zh_TW" w:bidi="zh_TW"/>
-          </w:rPr>
-          <w:rPr>
-            <w:color w:val="0000EE"/>
-            <w:u w:val="single"/>
-          </w:rPr>
-          <w:t>彌迦書6:8</w:t>
-        </w:r>
-      </w:hyperlink>
+      <w:r>
+        <w:rPr>
+          <w:lang w:val="zh_TW" w:bidi="zh_TW"/>
+        </w:rPr>
+        <w:t>彌迦書6:8</w:t>
+      </w:r>
       <w:r>
         <w:rPr>
           <w:lang w:val="zh_TW" w:bidi="zh_TW"/>
         </w:rPr>
         <w:t>）。因此，當雇主剝削工人並欺騙他們的工價時（</w:t>
       </w:r>
-      <w:hyperlink r:id="rId56">
-        <w:r>
-          <w:rPr>
-            <w:lang w:val="zh_TW" w:bidi="zh_TW"/>
-          </w:rPr>
-          <w:rPr>
-            <w:color w:val="0000EE"/>
-            <w:u w:val="single"/>
-          </w:rPr>
-          <w:t>耶利米書22:13</w:t>
-        </w:r>
-      </w:hyperlink>
+      <w:r>
+        <w:rPr>
+          <w:lang w:val="zh_TW" w:bidi="zh_TW"/>
+        </w:rPr>
+        <w:t>耶利米書22:13</w:t>
+      </w:r>
       <w:r>
         <w:rPr>
           <w:lang w:val="zh_TW" w:bidi="zh_TW"/>
         </w:rPr>
         <w:t>；</w:t>
       </w:r>
-      <w:hyperlink r:id="rId23">
-        <w:r>
-          <w:rPr>
-            <w:lang w:val="zh_TW" w:bidi="zh_TW"/>
-          </w:rPr>
-          <w:rPr>
-            <w:color w:val="0000EE"/>
-            <w:u w:val="single"/>
-          </w:rPr>
-          <w:t>瑪拉基書3:5</w:t>
-        </w:r>
-      </w:hyperlink>
+      <w:r>
+        <w:rPr>
+          <w:lang w:val="zh_TW" w:bidi="zh_TW"/>
+        </w:rPr>
+        <w:t>瑪拉基書3:5</w:t>
+      </w:r>
       <w:r>
         <w:rPr>
           <w:lang w:val="zh_TW" w:bidi="zh_TW"/>
         </w:rPr>
         <w:t>；參</w:t>
       </w:r>
-      <w:hyperlink r:id="rId57">
-        <w:r>
-          <w:rPr>
-            <w:lang w:val="zh_TW" w:bidi="zh_TW"/>
-          </w:rPr>
-          <w:rPr>
-            <w:color w:val="0000EE"/>
-            <w:u w:val="single"/>
-          </w:rPr>
-          <w:t>雅各書5:4</w:t>
-        </w:r>
-      </w:hyperlink>
+      <w:r>
+        <w:rPr>
+          <w:lang w:val="zh_TW" w:bidi="zh_TW"/>
+        </w:rPr>
+        <w:t>雅各書5:4</w:t>
+      </w:r>
       <w:r>
         <w:rPr>
           <w:lang w:val="zh_TW" w:bidi="zh_TW"/>
         </w:rPr>
         <w:t>），自然地，神的先知就宣告祂的忿怒。一個想要討神喜悅人應該「停止壓迫那些為〔他〕工作的人，公平對待他們，並給他們應得的工價」（直譯</w:t>
       </w:r>
-      <w:hyperlink r:id="rId58">
-        <w:r>
-          <w:rPr>
-            <w:lang w:val="zh_TW" w:bidi="zh_TW"/>
-          </w:rPr>
-          <w:rPr>
-            <w:color w:val="0000EE"/>
-            <w:u w:val="single"/>
-          </w:rPr>
-          <w:t>以賽亞書58:6</w:t>
-        </w:r>
-      </w:hyperlink>
+      <w:r>
+        <w:rPr>
+          <w:lang w:val="zh_TW" w:bidi="zh_TW"/>
+        </w:rPr>
+        <w:t>以賽亞書58:6</w:t>
+      </w:r>
       <w:r>
         <w:rPr>
           <w:lang w:val="zh_TW" w:bidi="zh_TW"/>
@@ -1482,36 +1182,24 @@
         </w:rPr>
         <w:t>在聖經時代，天平的重量偏向於雇主。但聖經並不忽視自私、貪婪的工人的存在。每個工人都應該得到公正的工資（</w:t>
       </w:r>
-      <w:hyperlink r:id="rId20">
-        <w:r>
-          <w:rPr>
-            <w:lang w:val="zh_TW" w:bidi="zh_TW"/>
-          </w:rPr>
-          <w:rPr>
-            <w:color w:val="0000EE"/>
-            <w:u w:val="single"/>
-          </w:rPr>
-          <w:t>路加福音10:7</w:t>
-        </w:r>
-      </w:hyperlink>
+      <w:r>
+        <w:rPr>
+          <w:lang w:val="zh_TW" w:bidi="zh_TW"/>
+        </w:rPr>
+        <w:t>路加福音10:7</w:t>
+      </w:r>
       <w:r>
         <w:rPr>
           <w:lang w:val="zh_TW" w:bidi="zh_TW"/>
         </w:rPr>
         <w:t>），但那些擁有特權的人不應該試圖通過威脅和暴力來增加他們的薪水（</w:t>
       </w:r>
-      <w:hyperlink r:id="rId25">
-        <w:r>
-          <w:rPr>
-            <w:lang w:val="zh_TW" w:bidi="zh_TW"/>
-          </w:rPr>
-          <w:rPr>
-            <w:color w:val="0000EE"/>
-            <w:u w:val="single"/>
-          </w:rPr>
-          <w:t>3:14</w:t>
-        </w:r>
-      </w:hyperlink>
+      <w:r>
+        <w:rPr>
+          <w:lang w:val="zh_TW" w:bidi="zh_TW"/>
+        </w:rPr>
+        <w:t>3:14</w:t>
+      </w:r>
       <w:r>
         <w:rPr>
           <w:lang w:val="zh_TW" w:bidi="zh_TW"/>
@@ -1543,54 +1231,36 @@
         </w:rPr>
         <w:t>神是一位工作的神，當祂的百姓努力工作並認真負責時，神就喜悅。這種信念是聖經關於基督徒對世俗工作的態度教導的核心。很自然地，新約也將這種積極的強調擴展到所有基督徒的工作，無論是有償還是無償的。耶穌說，世界是神收割莊稼的地方，正等待基督的工人進入其中並廣傳福音（</w:t>
       </w:r>
-      <w:hyperlink r:id="rId59">
-        <w:r>
-          <w:rPr>
-            <w:lang w:val="zh_TW" w:bidi="zh_TW"/>
-          </w:rPr>
-          <w:rPr>
-            <w:color w:val="0000EE"/>
-            <w:u w:val="single"/>
-          </w:rPr>
-          <w:t>馬太福音9:37–38</w:t>
-        </w:r>
-      </w:hyperlink>
+      <w:r>
+        <w:rPr>
+          <w:lang w:val="zh_TW" w:bidi="zh_TW"/>
+        </w:rPr>
+        <w:t>馬太福音9:37–38</w:t>
+      </w:r>
       <w:r>
         <w:rPr>
           <w:lang w:val="zh_TW" w:bidi="zh_TW"/>
         </w:rPr>
         <w:t>）。保羅使用了相同的農業比喻，並從建築行業中添加了另一個比喻來描述主傳福音和教導的工作（</w:t>
       </w:r>
-      <w:hyperlink r:id="rId60">
-        <w:r>
-          <w:rPr>
-            <w:lang w:val="zh_TW" w:bidi="zh_TW"/>
-          </w:rPr>
-          <w:rPr>
-            <w:color w:val="0000EE"/>
-            <w:u w:val="single"/>
-          </w:rPr>
-          <w:t>哥林多前書3:6–15</w:t>
-        </w:r>
-      </w:hyperlink>
+      <w:r>
+        <w:rPr>
+          <w:lang w:val="zh_TW" w:bidi="zh_TW"/>
+        </w:rPr>
+        <w:t>哥林多前書3:6–15</w:t>
+      </w:r>
       <w:r>
         <w:rPr>
           <w:lang w:val="zh_TW" w:bidi="zh_TW"/>
         </w:rPr>
         <w:t>）。他說，教會領袖尤其應該努力工作（</w:t>
       </w:r>
-      <w:hyperlink r:id="rId61">
-        <w:r>
-          <w:rPr>
-            <w:lang w:val="zh_TW" w:bidi="zh_TW"/>
-          </w:rPr>
-          <w:rPr>
-            <w:color w:val="0000EE"/>
-            <w:u w:val="single"/>
-          </w:rPr>
-          <w:t>帖撒羅尼迦前書5:12</w:t>
-        </w:r>
-      </w:hyperlink>
+      <w:r>
+        <w:rPr>
+          <w:lang w:val="zh_TW" w:bidi="zh_TW"/>
+        </w:rPr>
+        <w:t>帖撒羅尼迦前書5:12</w:t>
+      </w:r>
       <w:r>
         <w:rPr>
           <w:lang w:val="zh_TW" w:bidi="zh_TW"/>
@@ -1610,36 +1280,24 @@
         </w:rPr>
         <w:t>神的百姓參與神的工作中（</w:t>
       </w:r>
-      <w:hyperlink r:id="rId62">
-        <w:r>
-          <w:rPr>
-            <w:lang w:val="zh_TW" w:bidi="zh_TW"/>
-          </w:rPr>
-          <w:rPr>
-            <w:color w:val="0000EE"/>
-            <w:u w:val="single"/>
-          </w:rPr>
-          <w:t>哥林多前書15:58</w:t>
-        </w:r>
-      </w:hyperlink>
+      <w:r>
+        <w:rPr>
+          <w:lang w:val="zh_TW" w:bidi="zh_TW"/>
+        </w:rPr>
+        <w:t>哥林多前書15:58</w:t>
+      </w:r>
       <w:r>
         <w:rPr>
           <w:lang w:val="zh_TW" w:bidi="zh_TW"/>
         </w:rPr>
         <w:t>）。所有基督徒都應該視自己為「神的同工」（</w:t>
       </w:r>
-      <w:hyperlink r:id="rId63">
-        <w:r>
-          <w:rPr>
-            <w:lang w:val="zh_TW" w:bidi="zh_TW"/>
-          </w:rPr>
-          <w:rPr>
-            <w:color w:val="0000EE"/>
-            <w:u w:val="single"/>
-          </w:rPr>
-          <w:t>3:9</w:t>
-        </w:r>
-      </w:hyperlink>
+      <w:r>
+        <w:rPr>
+          <w:lang w:val="zh_TW" w:bidi="zh_TW"/>
+        </w:rPr>
+        <w:t>3:9</w:t>
+      </w:r>
       <w:r>
         <w:rPr>
           <w:lang w:val="zh_TW" w:bidi="zh_TW"/>
@@ -1708,126 +1366,84 @@
         </w:rPr>
         <w:t>使用弓與箭。聖經中記載，遊牧民族、獵人、掠奪者以及戰士，都以射箭作為狩獵與作戰的手段（</w:t>
       </w:r>
-      <w:hyperlink r:id="rId64">
-        <w:r>
-          <w:rPr>
-            <w:lang w:val="zh_TW" w:bidi="zh_TW"/>
-          </w:rPr>
-          <w:rPr>
-            <w:color w:val="0000EE"/>
-            <w:u w:val="single"/>
-          </w:rPr>
-          <w:t>創21:20</w:t>
-        </w:r>
-      </w:hyperlink>
+      <w:r>
+        <w:rPr>
+          <w:lang w:val="zh_TW" w:bidi="zh_TW"/>
+        </w:rPr>
+        <w:t>創21:20</w:t>
+      </w:r>
       <w:r>
         <w:rPr>
           <w:lang w:val="zh_TW" w:bidi="zh_TW"/>
         </w:rPr>
         <w:t>，</w:t>
       </w:r>
-      <w:hyperlink r:id="rId65">
-        <w:r>
-          <w:rPr>
-            <w:lang w:val="zh_TW" w:bidi="zh_TW"/>
-          </w:rPr>
-          <w:rPr>
-            <w:color w:val="0000EE"/>
-            <w:u w:val="single"/>
-          </w:rPr>
-          <w:t>27:3</w:t>
-        </w:r>
-      </w:hyperlink>
+      <w:r>
+        <w:rPr>
+          <w:lang w:val="zh_TW" w:bidi="zh_TW"/>
+        </w:rPr>
+        <w:t>27:3</w:t>
+      </w:r>
       <w:r>
         <w:rPr>
           <w:lang w:val="zh_TW" w:bidi="zh_TW"/>
         </w:rPr>
         <w:t>，</w:t>
       </w:r>
-      <w:hyperlink r:id="rId66">
-        <w:r>
-          <w:rPr>
-            <w:lang w:val="zh_TW" w:bidi="zh_TW"/>
-          </w:rPr>
-          <w:rPr>
-            <w:color w:val="0000EE"/>
-            <w:u w:val="single"/>
-          </w:rPr>
-          <w:t>48:22</w:t>
-        </w:r>
-      </w:hyperlink>
+      <w:r>
+        <w:rPr>
+          <w:lang w:val="zh_TW" w:bidi="zh_TW"/>
+        </w:rPr>
+        <w:t>48:22</w:t>
+      </w:r>
       <w:r>
         <w:rPr>
           <w:lang w:val="zh_TW" w:bidi="zh_TW"/>
         </w:rPr>
         <w:t>；</w:t>
       </w:r>
-      <w:hyperlink r:id="rId67">
-        <w:r>
-          <w:rPr>
-            <w:lang w:val="zh_TW" w:bidi="zh_TW"/>
-          </w:rPr>
-          <w:rPr>
-            <w:color w:val="0000EE"/>
-            <w:u w:val="single"/>
-          </w:rPr>
-          <w:t>書24:12</w:t>
-        </w:r>
-      </w:hyperlink>
+      <w:r>
+        <w:rPr>
+          <w:lang w:val="zh_TW" w:bidi="zh_TW"/>
+        </w:rPr>
+        <w:t>書24:12</w:t>
+      </w:r>
       <w:r>
         <w:rPr>
           <w:lang w:val="zh_TW" w:bidi="zh_TW"/>
         </w:rPr>
         <w:t>；</w:t>
       </w:r>
-      <w:hyperlink r:id="rId68">
-        <w:r>
-          <w:rPr>
-            <w:lang w:val="zh_TW" w:bidi="zh_TW"/>
-          </w:rPr>
-          <w:rPr>
-            <w:color w:val="0000EE"/>
-            <w:u w:val="single"/>
-          </w:rPr>
-          <w:t>賽7:24</w:t>
-        </w:r>
-      </w:hyperlink>
+      <w:r>
+        <w:rPr>
+          <w:lang w:val="zh_TW" w:bidi="zh_TW"/>
+        </w:rPr>
+        <w:t>賽7:24</w:t>
+      </w:r>
       <w:r>
         <w:rPr>
           <w:lang w:val="zh_TW" w:bidi="zh_TW"/>
         </w:rPr>
         <w:t>；</w:t>
       </w:r>
-      <w:hyperlink r:id="rId69">
-        <w:r>
-          <w:rPr>
-            <w:lang w:val="zh_TW" w:bidi="zh_TW"/>
-          </w:rPr>
-          <w:rPr>
-            <w:color w:val="0000EE"/>
-            <w:u w:val="single"/>
-          </w:rPr>
-          <w:t>結39:9</w:t>
-        </w:r>
-      </w:hyperlink>
+      <w:r>
+        <w:rPr>
+          <w:lang w:val="zh_TW" w:bidi="zh_TW"/>
+        </w:rPr>
+        <w:t>結39:9</w:t>
+      </w:r>
       <w:r>
         <w:rPr>
           <w:lang w:val="zh_TW" w:bidi="zh_TW"/>
         </w:rPr>
         <w:t>；</w:t>
       </w:r>
-      <w:hyperlink r:id="rId70">
-        <w:r>
-          <w:rPr>
-            <w:lang w:val="zh_TW" w:bidi="zh_TW"/>
-          </w:rPr>
-          <w:rPr>
-            <w:color w:val="0000EE"/>
-            <w:u w:val="single"/>
-          </w:rPr>
-          <w:t>何1:7</w:t>
-        </w:r>
-      </w:hyperlink>
+      <w:r>
+        <w:rPr>
+          <w:lang w:val="zh_TW" w:bidi="zh_TW"/>
+        </w:rPr>
+        <w:t>何1:7</w:t>
+      </w:r>
       <w:r>
         <w:rPr>
           <w:lang w:val="zh_TW" w:bidi="zh_TW"/>
@@ -1862,54 +1478,36 @@
         </w:rPr>
         <w:t>雖然弓箭可用於狩獵，但它在戰爭中更顯重要。掃羅與約拿單既以刀劍也以弓箭作戰；大衛的軍隊中也有熟練的弓箭手（</w:t>
       </w:r>
-      <w:hyperlink r:id="rId71">
-        <w:r>
-          <w:rPr>
-            <w:lang w:val="zh_TW" w:bidi="zh_TW"/>
-          </w:rPr>
-          <w:rPr>
-            <w:color w:val="0000EE"/>
-            <w:u w:val="single"/>
-          </w:rPr>
-          <w:t>撒上18:4</w:t>
-        </w:r>
-      </w:hyperlink>
+      <w:r>
+        <w:rPr>
+          <w:lang w:val="zh_TW" w:bidi="zh_TW"/>
+        </w:rPr>
+        <w:t>撒上18:4</w:t>
+      </w:r>
       <w:r>
         <w:rPr>
           <w:lang w:val="zh_TW" w:bidi="zh_TW"/>
         </w:rPr>
         <w:t>；</w:t>
       </w:r>
-      <w:hyperlink r:id="rId72">
-        <w:r>
-          <w:rPr>
-            <w:lang w:val="zh_TW" w:bidi="zh_TW"/>
-          </w:rPr>
-          <w:rPr>
-            <w:color w:val="0000EE"/>
-            <w:u w:val="single"/>
-          </w:rPr>
-          <w:t>代上12:2</w:t>
-        </w:r>
-      </w:hyperlink>
+      <w:r>
+        <w:rPr>
+          <w:lang w:val="zh_TW" w:bidi="zh_TW"/>
+        </w:rPr>
+        <w:t>代上12:2</w:t>
+      </w:r>
       <w:r>
         <w:rPr>
           <w:lang w:val="zh_TW" w:bidi="zh_TW"/>
         </w:rPr>
         <w:t>）。以色列的君王也為軍隊配備弓箭（</w:t>
       </w:r>
-      <w:hyperlink r:id="rId73">
-        <w:r>
-          <w:rPr>
-            <w:lang w:val="zh_TW" w:bidi="zh_TW"/>
-          </w:rPr>
-          <w:rPr>
-            <w:color w:val="0000EE"/>
-            <w:u w:val="single"/>
-          </w:rPr>
-          <w:t>代下17:17</w:t>
-        </w:r>
-      </w:hyperlink>
+      <w:r>
+        <w:rPr>
+          <w:lang w:val="zh_TW" w:bidi="zh_TW"/>
+        </w:rPr>
+        <w:t>代下17:17</w:t>
+      </w:r>
       <w:r>
         <w:rPr>
           <w:lang w:val="zh_TW" w:bidi="zh_TW"/>
@@ -1930,108 +1528,72 @@
         </w:rPr>
         <w:t>約伯以隱喻來描述自己身體的痛苦，就像被神的弓箭手圍繞（</w:t>
       </w:r>
-      <w:hyperlink r:id="rId74">
-        <w:r>
-          <w:rPr>
-            <w:lang w:val="zh_TW" w:bidi="zh_TW"/>
-          </w:rPr>
-          <w:rPr>
-            <w:color w:val="0000EE"/>
-            <w:u w:val="single"/>
-          </w:rPr>
-          <w:t>伯16:13</w:t>
-        </w:r>
-      </w:hyperlink>
+      <w:r>
+        <w:rPr>
+          <w:lang w:val="zh_TW" w:bidi="zh_TW"/>
+        </w:rPr>
+        <w:t>伯16:13</w:t>
+      </w:r>
       <w:r>
         <w:rPr>
           <w:lang w:val="zh_TW" w:bidi="zh_TW"/>
         </w:rPr>
         <w:t>）。一些詩篇以弓箭手的弓比喻暴力（</w:t>
       </w:r>
-      <w:hyperlink r:id="rId75">
-        <w:r>
-          <w:rPr>
-            <w:lang w:val="zh_TW" w:bidi="zh_TW"/>
-          </w:rPr>
-          <w:rPr>
-            <w:color w:val="0000EE"/>
-            <w:u w:val="single"/>
-          </w:rPr>
-          <w:t>詩11:2</w:t>
-        </w:r>
-      </w:hyperlink>
+      <w:r>
+        <w:rPr>
+          <w:lang w:val="zh_TW" w:bidi="zh_TW"/>
+        </w:rPr>
+        <w:t>詩11:2</w:t>
+      </w:r>
       <w:r>
         <w:rPr>
           <w:lang w:val="zh_TW" w:bidi="zh_TW"/>
         </w:rPr>
         <w:t>，</w:t>
       </w:r>
-      <w:hyperlink r:id="rId76">
-        <w:r>
-          <w:rPr>
-            <w:lang w:val="zh_TW" w:bidi="zh_TW"/>
-          </w:rPr>
-          <w:rPr>
-            <w:color w:val="0000EE"/>
-            <w:u w:val="single"/>
-          </w:rPr>
-          <w:t>57:4</w:t>
-        </w:r>
-      </w:hyperlink>
+      <w:r>
+        <w:rPr>
+          <w:lang w:val="zh_TW" w:bidi="zh_TW"/>
+        </w:rPr>
+        <w:t>57:4</w:t>
+      </w:r>
       <w:r>
         <w:rPr>
           <w:lang w:val="zh_TW" w:bidi="zh_TW"/>
         </w:rPr>
         <w:t>）。另一些詩篇則以弓箭手的弓比喻神的審判（</w:t>
       </w:r>
-      <w:hyperlink r:id="rId77">
-        <w:r>
-          <w:rPr>
-            <w:lang w:val="zh_TW" w:bidi="zh_TW"/>
-          </w:rPr>
-          <w:rPr>
-            <w:color w:val="0000EE"/>
-            <w:u w:val="single"/>
-          </w:rPr>
-          <w:t>詩7:13</w:t>
-        </w:r>
-      </w:hyperlink>
+      <w:r>
+        <w:rPr>
+          <w:lang w:val="zh_TW" w:bidi="zh_TW"/>
+        </w:rPr>
+        <w:t>詩7:13</w:t>
+      </w:r>
       <w:r>
         <w:rPr>
           <w:lang w:val="zh_TW" w:bidi="zh_TW"/>
         </w:rPr>
         <w:t>，</w:t>
       </w:r>
-      <w:hyperlink r:id="rId78">
-        <w:r>
-          <w:rPr>
-            <w:lang w:val="zh_TW" w:bidi="zh_TW"/>
-          </w:rPr>
-          <w:rPr>
-            <w:color w:val="0000EE"/>
-            <w:u w:val="single"/>
-          </w:rPr>
-          <w:t>38:2</w:t>
-        </w:r>
-      </w:hyperlink>
+      <w:r>
+        <w:rPr>
+          <w:lang w:val="zh_TW" w:bidi="zh_TW"/>
+        </w:rPr>
+        <w:t>38:2</w:t>
+      </w:r>
       <w:r>
         <w:rPr>
           <w:lang w:val="zh_TW" w:bidi="zh_TW"/>
         </w:rPr>
         <w:t>，</w:t>
       </w:r>
-      <w:hyperlink r:id="rId79">
-        <w:r>
-          <w:rPr>
-            <w:lang w:val="zh_TW" w:bidi="zh_TW"/>
-          </w:rPr>
-          <w:rPr>
-            <w:color w:val="0000EE"/>
-            <w:u w:val="single"/>
-          </w:rPr>
-          <w:t>64:7</w:t>
-        </w:r>
-      </w:hyperlink>
+      <w:r>
+        <w:rPr>
+          <w:lang w:val="zh_TW" w:bidi="zh_TW"/>
+        </w:rPr>
+        <w:t>64:7</w:t>
+      </w:r>
       <w:r>
         <w:rPr>
           <w:lang w:val="zh_TW" w:bidi="zh_TW"/>
@@ -2119,36 +1681,24 @@
         </w:rPr>
         <w:t>公羊是成年雄性羊，通常長有大而彎曲的角。公羊比母羊更強壯巨大。在聖經時代，人們飼養公羊用於繁殖、食用和採集羊毛。公羊也被獻祭於神（</w:t>
       </w:r>
-      <w:hyperlink r:id="rId80">
-        <w:r>
-          <w:rPr>
-            <w:lang w:val="zh_TW" w:bidi="zh_TW"/>
-          </w:rPr>
-          <w:rPr>
-            <w:color w:val="0000EE"/>
-            <w:u w:val="single"/>
-          </w:rPr>
-          <w:t>創22:13</w:t>
-        </w:r>
-      </w:hyperlink>
+      <w:r>
+        <w:rPr>
+          <w:lang w:val="zh_TW" w:bidi="zh_TW"/>
+        </w:rPr>
+        <w:t>創22:13</w:t>
+      </w:r>
       <w:r>
         <w:rPr>
           <w:lang w:val="zh_TW" w:bidi="zh_TW"/>
         </w:rPr>
         <w:t>；</w:t>
       </w:r>
-      <w:hyperlink r:id="rId81">
-        <w:r>
-          <w:rPr>
-            <w:lang w:val="zh_TW" w:bidi="zh_TW"/>
-          </w:rPr>
-          <w:rPr>
-            <w:color w:val="0000EE"/>
-            <w:u w:val="single"/>
-          </w:rPr>
-          <w:t>出29:15</w:t>
-        </w:r>
-      </w:hyperlink>
+      <w:r>
+        <w:rPr>
+          <w:lang w:val="zh_TW" w:bidi="zh_TW"/>
+        </w:rPr>
+        <w:t>出29:15</w:t>
+      </w:r>
       <w:r>
         <w:rPr>
           <w:lang w:val="zh_TW" w:bidi="zh_TW"/>
@@ -2169,18 +1719,12 @@
         </w:rPr>
         <w:t>公羊的角，稱為羊角或羊角號，有時會在崇拜和戰爭中用作號角（</w:t>
       </w:r>
-      <w:hyperlink r:id="rId82">
-        <w:r>
-          <w:rPr>
-            <w:lang w:val="zh_TW" w:bidi="zh_TW"/>
-          </w:rPr>
-          <w:rPr>
-            <w:color w:val="0000EE"/>
-            <w:u w:val="single"/>
-          </w:rPr>
-          <w:t>書6:4–5</w:t>
-        </w:r>
-      </w:hyperlink>
+      <w:r>
+        <w:rPr>
+          <w:lang w:val="zh_TW" w:bidi="zh_TW"/>
+        </w:rPr>
+        <w:t>書6:4–5</w:t>
+      </w:r>
       <w:r>
         <w:rPr>
           <w:lang w:val="zh_TW" w:bidi="zh_TW"/>
@@ -2295,36 +1839,24 @@
         </w:rPr>
         <w:t>在任何關係中，無論是配偶之間、父母與子女、公民、工人與雇主、商人與顧客、統治者與公民，以及神與人之間，只要能符合公正的期望，這就叫做公義。當一個人的言行符合這些期望時，他的所作所為就被視為是公義的。公義的相反詞是「邪惡」、「惡毒」或「錯誤」（參</w:t>
       </w:r>
-      <w:hyperlink r:id="rId83">
-        <w:r>
-          <w:rPr>
-            <w:lang w:val="zh_TW" w:bidi="zh_TW"/>
-          </w:rPr>
-          <w:rPr>
-            <w:color w:val="0000EE"/>
-            <w:u w:val="single"/>
-          </w:rPr>
-          <w:t>詩1:6</w:t>
-        </w:r>
-      </w:hyperlink>
+      <w:r>
+        <w:rPr>
+          <w:lang w:val="zh_TW" w:bidi="zh_TW"/>
+        </w:rPr>
+        <w:t>詩1:6</w:t>
+      </w:r>
       <w:r>
         <w:rPr>
           <w:lang w:val="zh_TW" w:bidi="zh_TW"/>
         </w:rPr>
         <w:t>；</w:t>
       </w:r>
-      <w:hyperlink r:id="rId84">
-        <w:r>
-          <w:rPr>
-            <w:lang w:val="zh_TW" w:bidi="zh_TW"/>
-          </w:rPr>
-          <w:rPr>
-            <w:color w:val="0000EE"/>
-            <w:u w:val="single"/>
-          </w:rPr>
-          <w:t>番3:5</w:t>
-        </w:r>
-      </w:hyperlink>
+      <w:r>
+        <w:rPr>
+          <w:lang w:val="zh_TW" w:bidi="zh_TW"/>
+        </w:rPr>
+        <w:t>番3:5</w:t>
+      </w:r>
       <w:r>
         <w:rPr>
           <w:lang w:val="zh_TW" w:bidi="zh_TW"/>
@@ -2381,162 +1913,108 @@
         </w:rPr>
         <w:t>神是公義的（</w:t>
       </w:r>
-      <w:hyperlink r:id="rId85">
-        <w:r>
-          <w:rPr>
-            <w:lang w:val="zh_TW" w:bidi="zh_TW"/>
-          </w:rPr>
-          <w:rPr>
-            <w:color w:val="0000EE"/>
-            <w:u w:val="single"/>
-          </w:rPr>
-          <w:t>代下12:6</w:t>
-        </w:r>
-      </w:hyperlink>
+      <w:r>
+        <w:rPr>
+          <w:lang w:val="zh_TW" w:bidi="zh_TW"/>
+        </w:rPr>
+        <w:t>代下12:6</w:t>
+      </w:r>
       <w:r>
         <w:rPr>
           <w:lang w:val="zh_TW" w:bidi="zh_TW"/>
         </w:rPr>
         <w:t>；</w:t>
       </w:r>
-      <w:hyperlink r:id="rId86">
-        <w:r>
-          <w:rPr>
-            <w:lang w:val="zh_TW" w:bidi="zh_TW"/>
-          </w:rPr>
-          <w:rPr>
-            <w:color w:val="0000EE"/>
-            <w:u w:val="single"/>
-          </w:rPr>
-          <w:t>詩7:9</w:t>
-        </w:r>
-      </w:hyperlink>
+      <w:r>
+        <w:rPr>
+          <w:lang w:val="zh_TW" w:bidi="zh_TW"/>
+        </w:rPr>
+        <w:t>詩7:9</w:t>
+      </w:r>
       <w:r>
         <w:rPr>
           <w:lang w:val="zh_TW" w:bidi="zh_TW"/>
         </w:rPr>
         <w:t>，</w:t>
       </w:r>
-      <w:hyperlink r:id="rId87">
-        <w:r>
-          <w:rPr>
-            <w:lang w:val="zh_TW" w:bidi="zh_TW"/>
-          </w:rPr>
-          <w:rPr>
-            <w:color w:val="0000EE"/>
-            <w:u w:val="single"/>
-          </w:rPr>
-          <w:t>103:17</w:t>
-        </w:r>
-      </w:hyperlink>
+      <w:r>
+        <w:rPr>
+          <w:lang w:val="zh_TW" w:bidi="zh_TW"/>
+        </w:rPr>
+        <w:t>103:17</w:t>
+      </w:r>
       <w:r>
         <w:rPr>
           <w:lang w:val="zh_TW" w:bidi="zh_TW"/>
         </w:rPr>
         <w:t>；</w:t>
       </w:r>
-      <w:hyperlink r:id="rId84">
-        <w:r>
-          <w:rPr>
-            <w:lang w:val="zh_TW" w:bidi="zh_TW"/>
-          </w:rPr>
-          <w:rPr>
-            <w:color w:val="0000EE"/>
-            <w:u w:val="single"/>
-          </w:rPr>
-          <w:t>番3:5</w:t>
-        </w:r>
-      </w:hyperlink>
+      <w:r>
+        <w:rPr>
+          <w:lang w:val="zh_TW" w:bidi="zh_TW"/>
+        </w:rPr>
+        <w:t>番3:5</w:t>
+      </w:r>
       <w:r>
         <w:rPr>
           <w:lang w:val="zh_TW" w:bidi="zh_TW"/>
         </w:rPr>
         <w:t>；</w:t>
       </w:r>
-      <w:hyperlink r:id="rId88">
-        <w:r>
-          <w:rPr>
-            <w:lang w:val="zh_TW" w:bidi="zh_TW"/>
-          </w:rPr>
-          <w:rPr>
-            <w:color w:val="0000EE"/>
-            <w:u w:val="single"/>
-          </w:rPr>
-          <w:t>亞8:8</w:t>
-        </w:r>
-      </w:hyperlink>
+      <w:r>
+        <w:rPr>
+          <w:lang w:val="zh_TW" w:bidi="zh_TW"/>
+        </w:rPr>
+        <w:t>亞8:8</w:t>
+      </w:r>
       <w:r>
         <w:rPr>
           <w:lang w:val="zh_TW" w:bidi="zh_TW"/>
         </w:rPr>
         <w:t>）。祂的公義體現在祂為子民所做的工作，以及祂與子民的關係中。神所有的作為都是公義的（參</w:t>
       </w:r>
-      <w:hyperlink r:id="rId89">
-        <w:r>
-          <w:rPr>
-            <w:lang w:val="zh_TW" w:bidi="zh_TW"/>
-          </w:rPr>
-          <w:rPr>
-            <w:color w:val="0000EE"/>
-            <w:u w:val="single"/>
-          </w:rPr>
-          <w:t>申32:4</w:t>
-        </w:r>
-      </w:hyperlink>
+      <w:r>
+        <w:rPr>
+          <w:lang w:val="zh_TW" w:bidi="zh_TW"/>
+        </w:rPr>
+        <w:t>申32:4</w:t>
+      </w:r>
       <w:r>
         <w:rPr>
           <w:lang w:val="zh_TW" w:bidi="zh_TW"/>
         </w:rPr>
         <w:t>；</w:t>
       </w:r>
-      <w:hyperlink r:id="rId90">
-        <w:r>
-          <w:rPr>
-            <w:lang w:val="zh_TW" w:bidi="zh_TW"/>
-          </w:rPr>
-          <w:rPr>
-            <w:color w:val="0000EE"/>
-            <w:u w:val="single"/>
-          </w:rPr>
-          <w:t>士5:11</w:t>
-        </w:r>
-      </w:hyperlink>
+      <w:r>
+        <w:rPr>
+          <w:lang w:val="zh_TW" w:bidi="zh_TW"/>
+        </w:rPr>
+        <w:t>士5:11</w:t>
+      </w:r>
       <w:r>
         <w:rPr>
           <w:lang w:val="zh_TW" w:bidi="zh_TW"/>
         </w:rPr>
         <w:t>；</w:t>
       </w:r>
-      <w:hyperlink r:id="rId91">
-        <w:r>
-          <w:rPr>
-            <w:lang w:val="zh_TW" w:bidi="zh_TW"/>
-          </w:rPr>
-          <w:rPr>
-            <w:color w:val="0000EE"/>
-            <w:u w:val="single"/>
-          </w:rPr>
-          <w:t>詩103:6</w:t>
-        </w:r>
-      </w:hyperlink>
+      <w:r>
+        <w:rPr>
+          <w:lang w:val="zh_TW" w:bidi="zh_TW"/>
+        </w:rPr>
+        <w:t>詩103:6</w:t>
+      </w:r>
       <w:r>
         <w:rPr>
           <w:lang w:val="zh_TW" w:bidi="zh_TW"/>
         </w:rPr>
         <w:t>）。神的子民因祂公義的作為而歡呼（</w:t>
       </w:r>
-      <w:hyperlink r:id="rId92">
-        <w:r>
-          <w:rPr>
-            <w:lang w:val="zh_TW" w:bidi="zh_TW"/>
-          </w:rPr>
-          <w:rPr>
-            <w:color w:val="0000EE"/>
-            <w:u w:val="single"/>
-          </w:rPr>
-          <w:t>詩89:16</w:t>
-        </w:r>
-      </w:hyperlink>
+      <w:r>
+        <w:rPr>
+          <w:lang w:val="zh_TW" w:bidi="zh_TW"/>
+        </w:rPr>
+        <w:t>詩89:16</w:t>
+      </w:r>
       <w:r>
         <w:rPr>
           <w:lang w:val="zh_TW" w:bidi="zh_TW"/>
@@ -2557,90 +2035,60 @@
         </w:rPr>
         <w:t>挪亞被稱為「義人」，因為他與神同行，且在當時的人群中展現出正直（</w:t>
       </w:r>
-      <w:hyperlink r:id="rId93">
-        <w:r>
-          <w:rPr>
-            <w:lang w:val="zh_TW" w:bidi="zh_TW"/>
-          </w:rPr>
-          <w:rPr>
-            <w:color w:val="0000EE"/>
-            <w:u w:val="single"/>
-          </w:rPr>
-          <w:t>創6:9</w:t>
-        </w:r>
-      </w:hyperlink>
+      <w:r>
+        <w:rPr>
+          <w:lang w:val="zh_TW" w:bidi="zh_TW"/>
+        </w:rPr>
+        <w:t>創6:9</w:t>
+      </w:r>
       <w:r>
         <w:rPr>
           <w:lang w:val="zh_TW" w:bidi="zh_TW"/>
         </w:rPr>
         <w:t>）。在人類墮落之後——也就是人們不聽神的話，把罪帶進世界，導致大洪水與巴別塔的分散——神透過亞伯拉罕和他的後裔，更新了祂與人的關係。亞伯拉罕是義的，因為他依照神啟示的旨意生活（</w:t>
       </w:r>
-      <w:hyperlink r:id="rId94">
-        <w:r>
-          <w:rPr>
-            <w:lang w:val="zh_TW" w:bidi="zh_TW"/>
-          </w:rPr>
-          <w:rPr>
-            <w:color w:val="0000EE"/>
-            <w:u w:val="single"/>
-          </w:rPr>
-          <w:t>創15:6</w:t>
-        </w:r>
-      </w:hyperlink>
+      <w:r>
+        <w:rPr>
+          <w:lang w:val="zh_TW" w:bidi="zh_TW"/>
+        </w:rPr>
+        <w:t>創15:6</w:t>
+      </w:r>
       <w:r>
         <w:rPr>
           <w:lang w:val="zh_TW" w:bidi="zh_TW"/>
         </w:rPr>
         <w:t>，參</w:t>
       </w:r>
-      <w:hyperlink r:id="rId95">
-        <w:r>
-          <w:rPr>
-            <w:lang w:val="zh_TW" w:bidi="zh_TW"/>
-          </w:rPr>
-          <w:rPr>
-            <w:color w:val="0000EE"/>
-            <w:u w:val="single"/>
-          </w:rPr>
-          <w:t>17:1</w:t>
-        </w:r>
-      </w:hyperlink>
+      <w:r>
+        <w:rPr>
+          <w:lang w:val="zh_TW" w:bidi="zh_TW"/>
+        </w:rPr>
+        <w:t>17:1</w:t>
+      </w:r>
       <w:r>
         <w:rPr>
           <w:lang w:val="zh_TW" w:bidi="zh_TW"/>
         </w:rPr>
         <w:t>，</w:t>
       </w:r>
-      <w:hyperlink r:id="rId96">
-        <w:r>
-          <w:rPr>
-            <w:lang w:val="zh_TW" w:bidi="zh_TW"/>
-          </w:rPr>
-          <w:rPr>
-            <w:color w:val="0000EE"/>
-            <w:u w:val="single"/>
-          </w:rPr>
-          <w:t>18:19</w:t>
-        </w:r>
-      </w:hyperlink>
+      <w:r>
+        <w:rPr>
+          <w:lang w:val="zh_TW" w:bidi="zh_TW"/>
+        </w:rPr>
+        <w:t>18:19</w:t>
+      </w:r>
       <w:r>
         <w:rPr>
           <w:lang w:val="zh_TW" w:bidi="zh_TW"/>
         </w:rPr>
         <w:t>，</w:t>
       </w:r>
-      <w:hyperlink r:id="rId97">
-        <w:r>
-          <w:rPr>
-            <w:lang w:val="zh_TW" w:bidi="zh_TW"/>
-          </w:rPr>
-          <w:rPr>
-            <w:color w:val="0000EE"/>
-            <w:u w:val="single"/>
-          </w:rPr>
-          <w:t>26:5</w:t>
-        </w:r>
-      </w:hyperlink>
+      <w:r>
+        <w:rPr>
+          <w:lang w:val="zh_TW" w:bidi="zh_TW"/>
+        </w:rPr>
+        <w:t>26:5</w:t>
+      </w:r>
       <w:r>
         <w:rPr>
           <w:lang w:val="zh_TW" w:bidi="zh_TW"/>
@@ -2672,18 +2120,12 @@
         </w:rPr>
         <w:t>神向以色列啟示了他們該如何與祂及彼此相處。律法幫助子民按照神的旨意生活，並成為義的人。一個致力於事奉神的人會被稱為義人（參</w:t>
       </w:r>
-      <w:hyperlink r:id="rId98">
-        <w:r>
-          <w:rPr>
-            <w:lang w:val="zh_TW" w:bidi="zh_TW"/>
-          </w:rPr>
-          <w:rPr>
-            <w:color w:val="0000EE"/>
-            <w:u w:val="single"/>
-          </w:rPr>
-          <w:t>瑪3:18</w:t>
-        </w:r>
-      </w:hyperlink>
+      <w:r>
+        <w:rPr>
+          <w:lang w:val="zh_TW" w:bidi="zh_TW"/>
+        </w:rPr>
+        <w:t>瑪3:18</w:t>
+      </w:r>
       <w:r>
         <w:rPr>
           <w:lang w:val="zh_TW" w:bidi="zh_TW"/>
@@ -2704,54 +2146,36 @@
         </w:rPr>
         <w:t>先知曾預言未來會有一個公義的時代。那將是神特別選定的王（彌賽亞）施行統治的時候，也是神的國降臨在地上的時候。先知以賽亞曾寫到這件事（</w:t>
       </w:r>
-      <w:hyperlink r:id="rId99">
-        <w:r>
-          <w:rPr>
-            <w:lang w:val="zh_TW" w:bidi="zh_TW"/>
-          </w:rPr>
-          <w:rPr>
-            <w:color w:val="0000EE"/>
-            <w:u w:val="single"/>
-          </w:rPr>
-          <w:t>賽11:1–9</w:t>
-        </w:r>
-      </w:hyperlink>
+      <w:r>
+        <w:rPr>
+          <w:lang w:val="zh_TW" w:bidi="zh_TW"/>
+        </w:rPr>
+        <w:t>賽11:1–9</w:t>
+      </w:r>
       <w:r>
         <w:rPr>
           <w:lang w:val="zh_TW" w:bidi="zh_TW"/>
         </w:rPr>
         <w:t>）。他說這個統治將擴展到萬國（</w:t>
       </w:r>
-      <w:hyperlink r:id="rId100">
-        <w:r>
-          <w:rPr>
-            <w:lang w:val="zh_TW" w:bidi="zh_TW"/>
-          </w:rPr>
-          <w:rPr>
-            <w:color w:val="0000EE"/>
-            <w:u w:val="single"/>
-          </w:rPr>
-          <w:t>10–16節</w:t>
-        </w:r>
-      </w:hyperlink>
+      <w:r>
+        <w:rPr>
+          <w:lang w:val="zh_TW" w:bidi="zh_TW"/>
+        </w:rPr>
+        <w:t>10–16節</w:t>
+      </w:r>
       <w:r>
         <w:rPr>
           <w:lang w:val="zh_TW" w:bidi="zh_TW"/>
         </w:rPr>
         <w:t>），而且會永遠長存（</w:t>
       </w:r>
-      <w:hyperlink r:id="rId101">
-        <w:r>
-          <w:rPr>
-            <w:lang w:val="zh_TW" w:bidi="zh_TW"/>
-          </w:rPr>
-          <w:rPr>
-            <w:color w:val="0000EE"/>
-            <w:u w:val="single"/>
-          </w:rPr>
-          <w:t>賽9:7</w:t>
-        </w:r>
-      </w:hyperlink>
+      <w:r>
+        <w:rPr>
+          <w:lang w:val="zh_TW" w:bidi="zh_TW"/>
+        </w:rPr>
+        <w:t>賽9:7</w:t>
+      </w:r>
       <w:r>
         <w:rPr>
           <w:lang w:val="zh_TW" w:bidi="zh_TW"/>
@@ -2772,198 +2196,132 @@
         </w:rPr>
         <w:t>從以色列人從被擄中歸回，到國度的最終降臨，這些恢復的作為都展現了神公義的作為。祂饒恕、恢復、保持信實、愛人、選召，並賜下聖靈來更新祂的子民。祂將更新後的盟約關係（神與子民之間的一份特別協議）所帶來的好處賜給他們。不論是猶太人還是外邦人，都領受了神公義的作為（</w:t>
       </w:r>
-      <w:hyperlink r:id="rId102">
-        <w:r>
-          <w:rPr>
-            <w:lang w:val="zh_TW" w:bidi="zh_TW"/>
-          </w:rPr>
-          <w:rPr>
-            <w:color w:val="0000EE"/>
-            <w:u w:val="single"/>
-          </w:rPr>
-          <w:t>賽45:8</w:t>
-        </w:r>
-      </w:hyperlink>
+      <w:r>
+        <w:rPr>
+          <w:lang w:val="zh_TW" w:bidi="zh_TW"/>
+        </w:rPr>
+        <w:t>賽45:8</w:t>
+      </w:r>
       <w:r>
         <w:rPr>
           <w:lang w:val="zh_TW" w:bidi="zh_TW"/>
         </w:rPr>
         <w:t>、</w:t>
       </w:r>
-      <w:hyperlink r:id="rId102">
-        <w:r>
-          <w:rPr>
-            <w:lang w:val="zh_TW" w:bidi="zh_TW"/>
-          </w:rPr>
-          <w:rPr>
-            <w:color w:val="0000EE"/>
-            <w:u w:val="single"/>
-          </w:rPr>
-          <w:t>23</w:t>
-        </w:r>
-      </w:hyperlink>
+      <w:r>
+        <w:rPr>
+          <w:lang w:val="zh_TW" w:bidi="zh_TW"/>
+        </w:rPr>
+        <w:t>23</w:t>
+      </w:r>
       <w:r>
         <w:rPr>
           <w:lang w:val="zh_TW" w:bidi="zh_TW"/>
         </w:rPr>
         <w:t>，</w:t>
       </w:r>
-      <w:hyperlink r:id="rId103">
-        <w:r>
-          <w:rPr>
-            <w:lang w:val="zh_TW" w:bidi="zh_TW"/>
-          </w:rPr>
-          <w:rPr>
-            <w:color w:val="0000EE"/>
-            <w:u w:val="single"/>
-          </w:rPr>
-          <w:t>46:13</w:t>
-        </w:r>
-      </w:hyperlink>
+      <w:r>
+        <w:rPr>
+          <w:lang w:val="zh_TW" w:bidi="zh_TW"/>
+        </w:rPr>
+        <w:t>46:13</w:t>
+      </w:r>
       <w:r>
         <w:rPr>
           <w:lang w:val="zh_TW" w:bidi="zh_TW"/>
         </w:rPr>
         <w:t>，</w:t>
       </w:r>
-      <w:hyperlink r:id="rId103">
-        <w:r>
-          <w:rPr>
-            <w:lang w:val="zh_TW" w:bidi="zh_TW"/>
-          </w:rPr>
-          <w:rPr>
-            <w:color w:val="0000EE"/>
-            <w:u w:val="single"/>
-          </w:rPr>
-          <w:t>48:18</w:t>
-        </w:r>
-      </w:hyperlink>
+      <w:r>
+        <w:rPr>
+          <w:lang w:val="zh_TW" w:bidi="zh_TW"/>
+        </w:rPr>
+        <w:t>48:18</w:t>
+      </w:r>
       <w:r>
         <w:rPr>
           <w:lang w:val="zh_TW" w:bidi="zh_TW"/>
         </w:rPr>
         <w:t>，</w:t>
       </w:r>
-      <w:hyperlink r:id="rId104">
-        <w:r>
-          <w:rPr>
-            <w:lang w:val="zh_TW" w:bidi="zh_TW"/>
-          </w:rPr>
-          <w:rPr>
-            <w:color w:val="0000EE"/>
-            <w:u w:val="single"/>
-          </w:rPr>
-          <w:t>51:5</w:t>
-        </w:r>
-      </w:hyperlink>
+      <w:r>
+        <w:rPr>
+          <w:lang w:val="zh_TW" w:bidi="zh_TW"/>
+        </w:rPr>
+        <w:t>51:5</w:t>
+      </w:r>
       <w:r>
         <w:rPr>
           <w:lang w:val="zh_TW" w:bidi="zh_TW"/>
         </w:rPr>
         <w:t>、</w:t>
       </w:r>
-      <w:hyperlink r:id="rId104">
-        <w:r>
-          <w:rPr>
-            <w:lang w:val="zh_TW" w:bidi="zh_TW"/>
-          </w:rPr>
-          <w:rPr>
-            <w:color w:val="0000EE"/>
-            <w:u w:val="single"/>
-          </w:rPr>
-          <w:t>8</w:t>
-        </w:r>
-      </w:hyperlink>
+      <w:r>
+        <w:rPr>
+          <w:lang w:val="zh_TW" w:bidi="zh_TW"/>
+        </w:rPr>
+        <w:t>8</w:t>
+      </w:r>
       <w:r>
         <w:rPr>
           <w:lang w:val="zh_TW" w:bidi="zh_TW"/>
         </w:rPr>
         <w:t>、</w:t>
       </w:r>
-      <w:hyperlink r:id="rId104">
-        <w:r>
-          <w:rPr>
-            <w:lang w:val="zh_TW" w:bidi="zh_TW"/>
-          </w:rPr>
-          <w:rPr>
-            <w:color w:val="0000EE"/>
-            <w:u w:val="single"/>
-          </w:rPr>
-          <w:t>16</w:t>
-        </w:r>
-      </w:hyperlink>
+      <w:r>
+        <w:rPr>
+          <w:lang w:val="zh_TW" w:bidi="zh_TW"/>
+        </w:rPr>
+        <w:t>16</w:t>
+      </w:r>
       <w:r>
         <w:rPr>
           <w:lang w:val="zh_TW" w:bidi="zh_TW"/>
         </w:rPr>
         <w:t>，</w:t>
       </w:r>
-      <w:hyperlink r:id="rId105">
-        <w:r>
-          <w:rPr>
-            <w:lang w:val="zh_TW" w:bidi="zh_TW"/>
-          </w:rPr>
-          <w:rPr>
-            <w:color w:val="0000EE"/>
-            <w:u w:val="single"/>
-          </w:rPr>
-          <w:t>56:1</w:t>
-        </w:r>
-      </w:hyperlink>
+      <w:r>
+        <w:rPr>
+          <w:lang w:val="zh_TW" w:bidi="zh_TW"/>
+        </w:rPr>
+        <w:t>56:1</w:t>
+      </w:r>
       <w:r>
         <w:rPr>
           <w:lang w:val="zh_TW" w:bidi="zh_TW"/>
         </w:rPr>
         <w:t>，</w:t>
       </w:r>
-      <w:hyperlink r:id="rId106">
-        <w:r>
-          <w:rPr>
-            <w:lang w:val="zh_TW" w:bidi="zh_TW"/>
-          </w:rPr>
-          <w:rPr>
-            <w:color w:val="0000EE"/>
-            <w:u w:val="single"/>
-          </w:rPr>
-          <w:t>59:17</w:t>
-        </w:r>
-      </w:hyperlink>
+      <w:r>
+        <w:rPr>
+          <w:lang w:val="zh_TW" w:bidi="zh_TW"/>
+        </w:rPr>
+        <w:t>59:17</w:t>
+      </w:r>
       <w:r>
         <w:rPr>
           <w:lang w:val="zh_TW" w:bidi="zh_TW"/>
         </w:rPr>
         <w:t>，</w:t>
       </w:r>
-      <w:hyperlink r:id="rId107">
-        <w:r>
-          <w:rPr>
-            <w:lang w:val="zh_TW" w:bidi="zh_TW"/>
-          </w:rPr>
-          <w:rPr>
-            <w:color w:val="0000EE"/>
-            <w:u w:val="single"/>
-          </w:rPr>
-          <w:t>60:17</w:t>
-        </w:r>
-      </w:hyperlink>
+      <w:r>
+        <w:rPr>
+          <w:lang w:val="zh_TW" w:bidi="zh_TW"/>
+        </w:rPr>
+        <w:t>60:17</w:t>
+      </w:r>
       <w:r>
         <w:rPr>
           <w:lang w:val="zh_TW" w:bidi="zh_TW"/>
         </w:rPr>
         <w:t>，</w:t>
       </w:r>
-      <w:hyperlink r:id="rId108">
-        <w:r>
-          <w:rPr>
-            <w:lang w:val="zh_TW" w:bidi="zh_TW"/>
-          </w:rPr>
-          <w:rPr>
-            <w:color w:val="0000EE"/>
-            <w:u w:val="single"/>
-          </w:rPr>
-          <w:t>61:10–11</w:t>
-        </w:r>
-      </w:hyperlink>
+      <w:r>
+        <w:rPr>
+          <w:lang w:val="zh_TW" w:bidi="zh_TW"/>
+        </w:rPr>
+        <w:t>61:10–11</w:t>
+      </w:r>
       <w:r>
         <w:rPr>
           <w:lang w:val="zh_TW" w:bidi="zh_TW"/>
@@ -2995,72 +2353,48 @@
         </w:rPr>
         <w:t>神關心祂子民的救恩以及祂永恆的國度。因此，神差遣祂的兒子來彰顯祂的公義。基督的降臨標示出神與人的關係、約以及祂在地上的國度都得到了更新。這經摩西傳達的舊的約，由神的兒子更新了，祂來是為了「盡諸般的義」（</w:t>
       </w:r>
-      <w:hyperlink r:id="rId109">
-        <w:r>
-          <w:rPr>
-            <w:lang w:val="zh_TW" w:bidi="zh_TW"/>
-          </w:rPr>
-          <w:rPr>
-            <w:color w:val="0000EE"/>
-            <w:u w:val="single"/>
-          </w:rPr>
-          <w:t>太3:15</w:t>
-        </w:r>
-      </w:hyperlink>
+      <w:r>
+        <w:rPr>
+          <w:lang w:val="zh_TW" w:bidi="zh_TW"/>
+        </w:rPr>
+        <w:t>太3:15</w:t>
+      </w:r>
       <w:r>
         <w:rPr>
           <w:lang w:val="zh_TW" w:bidi="zh_TW"/>
         </w:rPr>
         <w:t>）。耶穌的信息與舊約聖經一致，都將神的國與祂的公義看作是一體的（</w:t>
       </w:r>
-      <w:hyperlink r:id="rId110">
-        <w:r>
-          <w:rPr>
-            <w:lang w:val="zh_TW" w:bidi="zh_TW"/>
-          </w:rPr>
-          <w:rPr>
-            <w:color w:val="0000EE"/>
-            <w:u w:val="single"/>
-          </w:rPr>
-          <w:t>太6:33</w:t>
-        </w:r>
-      </w:hyperlink>
+      <w:r>
+        <w:rPr>
+          <w:lang w:val="zh_TW" w:bidi="zh_TW"/>
+        </w:rPr>
+        <w:t>太6:33</w:t>
+      </w:r>
       <w:r>
         <w:rPr>
           <w:lang w:val="zh_TW" w:bidi="zh_TW"/>
         </w:rPr>
         <w:t>，</w:t>
       </w:r>
-      <w:hyperlink r:id="rId111">
-        <w:r>
-          <w:rPr>
-            <w:lang w:val="zh_TW" w:bidi="zh_TW"/>
-          </w:rPr>
-          <w:rPr>
-            <w:color w:val="0000EE"/>
-            <w:u w:val="single"/>
-          </w:rPr>
-          <w:t>13:43</w:t>
-        </w:r>
-      </w:hyperlink>
+      <w:r>
+        <w:rPr>
+          <w:lang w:val="zh_TW" w:bidi="zh_TW"/>
+        </w:rPr>
+        <w:t>13:43</w:t>
+      </w:r>
       <w:r>
         <w:rPr>
           <w:lang w:val="zh_TW" w:bidi="zh_TW"/>
         </w:rPr>
         <w:t>）。耶穌教導說，神期望每個人都依照祂的旨意生活（</w:t>
       </w:r>
-      <w:hyperlink r:id="rId112">
-        <w:r>
-          <w:rPr>
-            <w:lang w:val="zh_TW" w:bidi="zh_TW"/>
-          </w:rPr>
-          <w:rPr>
-            <w:color w:val="0000EE"/>
-            <w:u w:val="single"/>
-          </w:rPr>
-          <w:t>太7:21</w:t>
-        </w:r>
-      </w:hyperlink>
+      <w:r>
+        <w:rPr>
+          <w:lang w:val="zh_TW" w:bidi="zh_TW"/>
+        </w:rPr>
+        <w:t>太7:21</w:t>
+      </w:r>
       <w:r>
         <w:rPr>
           <w:lang w:val="zh_TW" w:bidi="zh_TW"/>
@@ -3092,222 +2426,144 @@
         </w:rPr>
         <w:t>個人無法靠自己的努力達到這種公義；它是神白白賜下的恩典 （</w:t>
       </w:r>
-      <w:hyperlink r:id="rId113">
-        <w:r>
-          <w:rPr>
-            <w:lang w:val="zh_TW" w:bidi="zh_TW"/>
-          </w:rPr>
-          <w:rPr>
-            <w:color w:val="0000EE"/>
-            <w:u w:val="single"/>
-          </w:rPr>
-          <w:t>羅3:21–5:21</w:t>
-        </w:r>
-      </w:hyperlink>
+      <w:r>
+        <w:rPr>
+          <w:lang w:val="zh_TW" w:bidi="zh_TW"/>
+        </w:rPr>
+        <w:t>羅3:21–5:21</w:t>
+      </w:r>
       <w:r>
         <w:rPr>
           <w:lang w:val="zh_TW" w:bidi="zh_TW"/>
         </w:rPr>
         <w:t>）。除了耶穌基督之外，沒有真正的公義。耶穌的福音啟示了「義人必因信得生」（</w:t>
       </w:r>
-      <w:hyperlink r:id="rId114">
-        <w:r>
-          <w:rPr>
-            <w:lang w:val="zh_TW" w:bidi="zh_TW"/>
-          </w:rPr>
-          <w:rPr>
-            <w:color w:val="0000EE"/>
-            <w:u w:val="single"/>
-          </w:rPr>
-          <w:t>羅1:17</w:t>
-        </w:r>
-      </w:hyperlink>
+      <w:r>
+        <w:rPr>
+          <w:lang w:val="zh_TW" w:bidi="zh_TW"/>
+        </w:rPr>
+        <w:t>羅1:17</w:t>
+      </w:r>
       <w:r>
         <w:rPr>
           <w:lang w:val="zh_TW" w:bidi="zh_TW"/>
         </w:rPr>
         <w:t>；參</w:t>
       </w:r>
-      <w:hyperlink r:id="rId115">
-        <w:r>
-          <w:rPr>
-            <w:lang w:val="zh_TW" w:bidi="zh_TW"/>
-          </w:rPr>
-          <w:rPr>
-            <w:color w:val="0000EE"/>
-            <w:u w:val="single"/>
-          </w:rPr>
-          <w:t>來2:4</w:t>
-        </w:r>
-      </w:hyperlink>
+      <w:r>
+        <w:rPr>
+          <w:lang w:val="zh_TW" w:bidi="zh_TW"/>
+        </w:rPr>
+        <w:t>來2:4</w:t>
+      </w:r>
       <w:r>
         <w:rPr>
           <w:lang w:val="zh_TW" w:bidi="zh_TW"/>
         </w:rPr>
         <w:t>）。因此，天父要求人接受祂的兒子，作為祂使人稱義的方式 （</w:t>
       </w:r>
-      <w:hyperlink r:id="rId116">
-        <w:r>
-          <w:rPr>
-            <w:lang w:val="zh_TW" w:bidi="zh_TW"/>
-          </w:rPr>
-          <w:rPr>
-            <w:color w:val="0000EE"/>
-            <w:u w:val="single"/>
-          </w:rPr>
-          <w:t>羅3:25–26</w:t>
-        </w:r>
-      </w:hyperlink>
+      <w:r>
+        <w:rPr>
+          <w:lang w:val="zh_TW" w:bidi="zh_TW"/>
+        </w:rPr>
+        <w:t>羅3:25–26</w:t>
+      </w:r>
       <w:r>
         <w:rPr>
           <w:lang w:val="zh_TW" w:bidi="zh_TW"/>
         </w:rPr>
         <w:t>，</w:t>
       </w:r>
-      <w:hyperlink r:id="rId117">
-        <w:r>
-          <w:rPr>
-            <w:lang w:val="zh_TW" w:bidi="zh_TW"/>
-          </w:rPr>
-          <w:rPr>
-            <w:color w:val="0000EE"/>
-            <w:u w:val="single"/>
-          </w:rPr>
-          <w:t>5:9</w:t>
-        </w:r>
-      </w:hyperlink>
+      <w:r>
+        <w:rPr>
+          <w:lang w:val="zh_TW" w:bidi="zh_TW"/>
+        </w:rPr>
+        <w:t>5:9</w:t>
+      </w:r>
       <w:r>
         <w:rPr>
           <w:lang w:val="zh_TW" w:bidi="zh_TW"/>
         </w:rPr>
         <w:t>）。所謂稱義，就是當人們信靠神的兒子時，神宣稱他們為義人（</w:t>
       </w:r>
-      <w:hyperlink r:id="rId118">
-        <w:r>
-          <w:rPr>
-            <w:lang w:val="zh_TW" w:bidi="zh_TW"/>
-          </w:rPr>
-          <w:rPr>
-            <w:color w:val="0000EE"/>
-            <w:u w:val="single"/>
-          </w:rPr>
-          <w:t>羅8:33–34</w:t>
-        </w:r>
-      </w:hyperlink>
+      <w:r>
+        <w:rPr>
+          <w:lang w:val="zh_TW" w:bidi="zh_TW"/>
+        </w:rPr>
+        <w:t>羅8:33–34</w:t>
+      </w:r>
       <w:r>
         <w:rPr>
           <w:lang w:val="zh_TW" w:bidi="zh_TW"/>
         </w:rPr>
         <w:t>；</w:t>
       </w:r>
-      <w:hyperlink r:id="rId119">
-        <w:r>
-          <w:rPr>
-            <w:lang w:val="zh_TW" w:bidi="zh_TW"/>
-          </w:rPr>
-          <w:rPr>
-            <w:color w:val="0000EE"/>
-            <w:u w:val="single"/>
-          </w:rPr>
-          <w:t>林後3:18</w:t>
-        </w:r>
-      </w:hyperlink>
+      <w:r>
+        <w:rPr>
+          <w:lang w:val="zh_TW" w:bidi="zh_TW"/>
+        </w:rPr>
+        <w:t>林後3:18</w:t>
+      </w:r>
       <w:r>
         <w:rPr>
           <w:lang w:val="zh_TW" w:bidi="zh_TW"/>
         </w:rPr>
         <w:t>，</w:t>
       </w:r>
-      <w:hyperlink r:id="rId120">
-        <w:r>
-          <w:rPr>
-            <w:lang w:val="zh_TW" w:bidi="zh_TW"/>
-          </w:rPr>
-          <w:rPr>
-            <w:color w:val="0000EE"/>
-            <w:u w:val="single"/>
-          </w:rPr>
-          <w:t>11:15</w:t>
-        </w:r>
-      </w:hyperlink>
+      <w:r>
+        <w:rPr>
+          <w:lang w:val="zh_TW" w:bidi="zh_TW"/>
+        </w:rPr>
+        <w:t>11:15</w:t>
+      </w:r>
       <w:r>
         <w:rPr>
           <w:lang w:val="zh_TW" w:bidi="zh_TW"/>
         </w:rPr>
         <w:t>）。神赦免罪、與罪人和好，並賜給他們平安（</w:t>
       </w:r>
-      <w:hyperlink r:id="rId121">
-        <w:r>
-          <w:rPr>
-            <w:lang w:val="zh_TW" w:bidi="zh_TW"/>
-          </w:rPr>
-          <w:rPr>
-            <w:color w:val="0000EE"/>
-            <w:u w:val="single"/>
-          </w:rPr>
-          <w:t>羅5:1</w:t>
-        </w:r>
-      </w:hyperlink>
+      <w:r>
+        <w:rPr>
+          <w:lang w:val="zh_TW" w:bidi="zh_TW"/>
+        </w:rPr>
+        <w:t>羅5:1</w:t>
+      </w:r>
       <w:r>
         <w:rPr>
           <w:lang w:val="zh_TW" w:bidi="zh_TW"/>
         </w:rPr>
         <w:t>、</w:t>
       </w:r>
-      <w:hyperlink r:id="rId121">
-        <w:r>
-          <w:rPr>
-            <w:lang w:val="zh_TW" w:bidi="zh_TW"/>
-          </w:rPr>
-          <w:rPr>
-            <w:color w:val="0000EE"/>
-            <w:u w:val="single"/>
-          </w:rPr>
-          <w:t>9</w:t>
-        </w:r>
-      </w:hyperlink>
-      <w:hyperlink r:id="rId122">
-        <w:r>
-          <w:rPr>
-            <w:lang w:val="zh_TW" w:bidi="zh_TW"/>
-          </w:rPr>
-          <w:rPr>
-            <w:color w:val="0000EE"/>
-            <w:u w:val="single"/>
-          </w:rPr>
-          <w:t>–</w:t>
-        </w:r>
-      </w:hyperlink>
-      <w:hyperlink r:id="rId121">
-        <w:r>
-          <w:rPr>
-            <w:lang w:val="zh_TW" w:bidi="zh_TW"/>
-          </w:rPr>
-          <w:rPr>
-            <w:color w:val="0000EE"/>
-            <w:u w:val="single"/>
-          </w:rPr>
-          <w:t>11</w:t>
-        </w:r>
-      </w:hyperlink>
+      <w:r>
+        <w:rPr>
+          <w:lang w:val="zh_TW" w:bidi="zh_TW"/>
+        </w:rPr>
+        <w:t>9</w:t>
+      </w:r>
+      <w:r>
+        <w:rPr>
+          <w:lang w:val="zh_TW" w:bidi="zh_TW"/>
+        </w:rPr>
+        <w:t>–</w:t>
+      </w:r>
+      <w:r>
+        <w:rPr>
+          <w:lang w:val="zh_TW" w:bidi="zh_TW"/>
+        </w:rPr>
+        <w:t>11</w:t>
+      </w:r>
       <w:r>
         <w:rPr>
           <w:lang w:val="zh_TW" w:bidi="zh_TW"/>
         </w:rPr>
         <w:t>；</w:t>
       </w:r>
-      <w:hyperlink r:id="rId123">
-        <w:r>
-          <w:rPr>
-            <w:lang w:val="zh_TW" w:bidi="zh_TW"/>
-          </w:rPr>
-          <w:rPr>
-            <w:color w:val="0000EE"/>
-            <w:u w:val="single"/>
-          </w:rPr>
-          <w:t>弗2:14–17</w:t>
-        </w:r>
-      </w:hyperlink>
+      <w:r>
+        <w:rPr>
+          <w:lang w:val="zh_TW" w:bidi="zh_TW"/>
+        </w:rPr>
+        <w:t>弗2:14–17</w:t>
+      </w:r>
       <w:r>
         <w:rPr>
           <w:lang w:val="zh_TW" w:bidi="zh_TW"/>
@@ -3339,36 +2595,24 @@
         </w:rPr>
         <w:t>當耶穌再臨的時候，我們將會看到完全實現的真正公義。到那時，所有被神挽回、恢復正確關係的人，也都會得到榮耀（</w:t>
       </w:r>
-      <w:hyperlink r:id="rId124">
-        <w:r>
-          <w:rPr>
-            <w:lang w:val="zh_TW" w:bidi="zh_TW"/>
-          </w:rPr>
-          <w:rPr>
-            <w:color w:val="0000EE"/>
-            <w:u w:val="single"/>
-          </w:rPr>
-          <w:t>羅8:30</w:t>
-        </w:r>
-      </w:hyperlink>
+      <w:r>
+        <w:rPr>
+          <w:lang w:val="zh_TW" w:bidi="zh_TW"/>
+        </w:rPr>
+        <w:t>羅8:30</w:t>
+      </w:r>
       <w:r>
         <w:rPr>
           <w:lang w:val="zh_TW" w:bidi="zh_TW"/>
         </w:rPr>
         <w:t>）。神拯救人的計畫正朝著最終目標前進，這個目標就是神的國度完全彰顯。屆時，神將在「公義」中更新所有的創造——也就是說，所有的創造都會與神恢復正確的關係（</w:t>
       </w:r>
-      <w:hyperlink r:id="rId125">
-        <w:r>
-          <w:rPr>
-            <w:lang w:val="zh_TW" w:bidi="zh_TW"/>
-          </w:rPr>
-          <w:rPr>
-            <w:color w:val="0000EE"/>
-            <w:u w:val="single"/>
-          </w:rPr>
-          <w:t>彼後3:13</w:t>
-        </w:r>
-      </w:hyperlink>
+      <w:r>
+        <w:rPr>
+          <w:lang w:val="zh_TW" w:bidi="zh_TW"/>
+        </w:rPr>
+        <w:t>彼後3:13</w:t>
+      </w:r>
       <w:r>
         <w:rPr>
           <w:lang w:val="zh_TW" w:bidi="zh_TW"/>
@@ -3499,126 +2743,84 @@
         </w:rPr>
         <w:t>正確執行獻祭禮儀的主要來源，載於利未記開頭的段落（</w:t>
       </w:r>
-      <w:hyperlink r:id="rId126">
-        <w:r>
-          <w:rPr>
-            <w:lang w:val="zh_TW" w:bidi="zh_TW"/>
-          </w:rPr>
-          <w:rPr>
-            <w:color w:val="0000EE"/>
-            <w:u w:val="single"/>
-          </w:rPr>
-          <w:t>利1–7</w:t>
-        </w:r>
-      </w:hyperlink>
+      <w:r>
+        <w:rPr>
+          <w:lang w:val="zh_TW" w:bidi="zh_TW"/>
+        </w:rPr>
+        <w:t>利1–7</w:t>
+      </w:r>
       <w:r>
         <w:rPr>
           <w:lang w:val="zh_TW" w:bidi="zh_TW"/>
         </w:rPr>
         <w:t>）。它由兩個獨立的部分組成。第一部分（</w:t>
       </w:r>
-      <w:hyperlink r:id="rId127">
-        <w:r>
-          <w:rPr>
-            <w:lang w:val="zh_TW" w:bidi="zh_TW"/>
-          </w:rPr>
-          <w:rPr>
-            <w:color w:val="0000EE"/>
-            <w:u w:val="single"/>
-          </w:rPr>
-          <w:t>1:1–6:7</w:t>
-        </w:r>
-      </w:hyperlink>
+      <w:r>
+        <w:rPr>
+          <w:lang w:val="zh_TW" w:bidi="zh_TW"/>
+        </w:rPr>
+        <w:t>1:1–6:7</w:t>
+      </w:r>
       <w:r>
         <w:rPr>
           <w:lang w:val="zh_TW" w:bidi="zh_TW"/>
         </w:rPr>
         <w:t>）具教導性質，處理兩類獻祭：一類是「馨香之氣」的祭物，即燔祭（</w:t>
       </w:r>
-      <w:hyperlink r:id="rId128">
-        <w:r>
-          <w:rPr>
-            <w:lang w:val="zh_TW" w:bidi="zh_TW"/>
-          </w:rPr>
-          <w:rPr>
-            <w:color w:val="0000EE"/>
-            <w:u w:val="single"/>
-          </w:rPr>
-          <w:t>1:1–17</w:t>
-        </w:r>
-      </w:hyperlink>
+      <w:r>
+        <w:rPr>
+          <w:lang w:val="zh_TW" w:bidi="zh_TW"/>
+        </w:rPr>
+        <w:t>1:1–17</w:t>
+      </w:r>
       <w:r>
         <w:rPr>
           <w:lang w:val="zh_TW" w:bidi="zh_TW"/>
         </w:rPr>
         <w:t>）、素祭（</w:t>
       </w:r>
-      <w:hyperlink r:id="rId129">
-        <w:r>
-          <w:rPr>
-            <w:lang w:val="zh_TW" w:bidi="zh_TW"/>
-          </w:rPr>
-          <w:rPr>
-            <w:color w:val="0000EE"/>
-            <w:u w:val="single"/>
-          </w:rPr>
-          <w:t>2:1–16</w:t>
-        </w:r>
-      </w:hyperlink>
+      <w:r>
+        <w:rPr>
+          <w:lang w:val="zh_TW" w:bidi="zh_TW"/>
+        </w:rPr>
+        <w:t>2:1–16</w:t>
+      </w:r>
       <w:r>
         <w:rPr>
           <w:lang w:val="zh_TW" w:bidi="zh_TW"/>
         </w:rPr>
         <w:t>）和平安祭（</w:t>
       </w:r>
-      <w:hyperlink r:id="rId130">
-        <w:r>
-          <w:rPr>
-            <w:lang w:val="zh_TW" w:bidi="zh_TW"/>
-          </w:rPr>
-          <w:rPr>
-            <w:color w:val="0000EE"/>
-            <w:u w:val="single"/>
-          </w:rPr>
-          <w:t>3:1–17</w:t>
-        </w:r>
-      </w:hyperlink>
+      <w:r>
+        <w:rPr>
+          <w:lang w:val="zh_TW" w:bidi="zh_TW"/>
+        </w:rPr>
+        <w:t>3:1–17</w:t>
+      </w:r>
       <w:r>
         <w:rPr>
           <w:lang w:val="zh_TW" w:bidi="zh_TW"/>
         </w:rPr>
         <w:t>）；另一類是贖罪性的祭物，即贖罪祭（</w:t>
       </w:r>
-      <w:hyperlink r:id="rId131">
-        <w:r>
-          <w:rPr>
-            <w:lang w:val="zh_TW" w:bidi="zh_TW"/>
-          </w:rPr>
-          <w:rPr>
-            <w:color w:val="0000EE"/>
-            <w:u w:val="single"/>
-          </w:rPr>
-          <w:t>4:1–5:13</w:t>
-        </w:r>
-      </w:hyperlink>
+      <w:r>
+        <w:rPr>
+          <w:lang w:val="zh_TW" w:bidi="zh_TW"/>
+        </w:rPr>
+        <w:t>4:1–5:13</w:t>
+      </w:r>
       <w:r>
         <w:rPr>
           <w:lang w:val="zh_TW" w:bidi="zh_TW"/>
         </w:rPr>
         <w:t>）和贖愆祭（</w:t>
       </w:r>
-      <w:hyperlink r:id="rId132">
-        <w:r>
-          <w:rPr>
-            <w:lang w:val="zh_TW" w:bidi="zh_TW"/>
-          </w:rPr>
-          <w:rPr>
-            <w:color w:val="0000EE"/>
-            <w:u w:val="single"/>
-          </w:rPr>
-          <w:t>5:14–6:7</w:t>
-        </w:r>
-      </w:hyperlink>
+      <w:r>
+        <w:rPr>
+          <w:lang w:val="zh_TW" w:bidi="zh_TW"/>
+        </w:rPr>
+        <w:t>5:14–6:7</w:t>
+      </w:r>
       <w:r>
         <w:rPr>
           <w:lang w:val="zh_TW" w:bidi="zh_TW"/>
@@ -3639,198 +2841,132 @@
         </w:rPr>
         <w:t>素祭（或稱穀物祭）之所以在燔祭之後，是因為在實際操作中，它通常伴隨燔祭獻上（</w:t>
       </w:r>
-      <w:hyperlink r:id="rId133">
-        <w:r>
-          <w:rPr>
-            <w:lang w:val="zh_TW" w:bidi="zh_TW"/>
-          </w:rPr>
-          <w:rPr>
-            <w:color w:val="0000EE"/>
-            <w:u w:val="single"/>
-          </w:rPr>
-          <w:t>民15:1–21</w:t>
-        </w:r>
-      </w:hyperlink>
+      <w:r>
+        <w:rPr>
+          <w:lang w:val="zh_TW" w:bidi="zh_TW"/>
+        </w:rPr>
+        <w:t>民15:1–21</w:t>
+      </w:r>
       <w:r>
         <w:rPr>
           <w:lang w:val="zh_TW" w:bidi="zh_TW"/>
         </w:rPr>
         <w:t>，</w:t>
       </w:r>
-      <w:hyperlink r:id="rId134">
-        <w:r>
-          <w:rPr>
-            <w:lang w:val="zh_TW" w:bidi="zh_TW"/>
-          </w:rPr>
-          <w:rPr>
-            <w:color w:val="0000EE"/>
-            <w:u w:val="single"/>
-          </w:rPr>
-          <w:t>28–29</w:t>
-        </w:r>
-      </w:hyperlink>
+      <w:r>
+        <w:rPr>
+          <w:lang w:val="zh_TW" w:bidi="zh_TW"/>
+        </w:rPr>
+        <w:t>28–29</w:t>
+      </w:r>
       <w:r>
         <w:rPr>
           <w:lang w:val="zh_TW" w:bidi="zh_TW"/>
         </w:rPr>
         <w:t>章）；它也與平安祭一同獻上（</w:t>
       </w:r>
-      <w:hyperlink r:id="rId135">
-        <w:r>
-          <w:rPr>
-            <w:lang w:val="zh_TW" w:bidi="zh_TW"/>
-          </w:rPr>
-          <w:rPr>
-            <w:color w:val="0000EE"/>
-            <w:u w:val="single"/>
-          </w:rPr>
-          <w:t>利7:12–14</w:t>
-        </w:r>
-      </w:hyperlink>
+      <w:r>
+        <w:rPr>
+          <w:lang w:val="zh_TW" w:bidi="zh_TW"/>
+        </w:rPr>
+        <w:t>利7:12–14</w:t>
+      </w:r>
       <w:r>
         <w:rPr>
           <w:lang w:val="zh_TW" w:bidi="zh_TW"/>
         </w:rPr>
         <w:t>；</w:t>
       </w:r>
-      <w:hyperlink r:id="rId136">
-        <w:r>
-          <w:rPr>
-            <w:lang w:val="zh_TW" w:bidi="zh_TW"/>
-          </w:rPr>
-          <w:rPr>
-            <w:color w:val="0000EE"/>
-            <w:u w:val="single"/>
-          </w:rPr>
-          <w:t>民15:3–4</w:t>
-        </w:r>
-      </w:hyperlink>
+      <w:r>
+        <w:rPr>
+          <w:lang w:val="zh_TW" w:bidi="zh_TW"/>
+        </w:rPr>
+        <w:t>民15:3–4</w:t>
+      </w:r>
       <w:r>
         <w:rPr>
           <w:lang w:val="zh_TW" w:bidi="zh_TW"/>
         </w:rPr>
         <w:t>）。經文特別強調，要將祭牲的內臟部分焚在壇上，使其成為「獻給耶和華的馨香之氣」（</w:t>
       </w:r>
-      <w:hyperlink r:id="rId137">
-        <w:r>
-          <w:rPr>
-            <w:lang w:val="zh_TW" w:bidi="zh_TW"/>
-          </w:rPr>
-          <w:rPr>
-            <w:color w:val="0000EE"/>
-            <w:u w:val="single"/>
-          </w:rPr>
-          <w:t>利1:9、17</w:t>
-        </w:r>
-      </w:hyperlink>
+      <w:r>
+        <w:rPr>
+          <w:lang w:val="zh_TW" w:bidi="zh_TW"/>
+        </w:rPr>
+        <w:t>利1:9、17</w:t>
+      </w:r>
       <w:r>
         <w:rPr>
           <w:lang w:val="zh_TW" w:bidi="zh_TW"/>
         </w:rPr>
         <w:t>，</w:t>
       </w:r>
-      <w:hyperlink r:id="rId138">
-        <w:r>
-          <w:rPr>
-            <w:lang w:val="zh_TW" w:bidi="zh_TW"/>
-          </w:rPr>
-          <w:rPr>
-            <w:color w:val="0000EE"/>
-            <w:u w:val="single"/>
-          </w:rPr>
-          <w:t>2:2、9、12</w:t>
-        </w:r>
-      </w:hyperlink>
+      <w:r>
+        <w:rPr>
+          <w:lang w:val="zh_TW" w:bidi="zh_TW"/>
+        </w:rPr>
+        <w:t>2:2、9、12</w:t>
+      </w:r>
       <w:r>
         <w:rPr>
           <w:lang w:val="zh_TW" w:bidi="zh_TW"/>
         </w:rPr>
         <w:t>，</w:t>
       </w:r>
-      <w:hyperlink r:id="rId139">
-        <w:r>
-          <w:rPr>
-            <w:lang w:val="zh_TW" w:bidi="zh_TW"/>
-          </w:rPr>
-          <w:rPr>
-            <w:color w:val="0000EE"/>
-            <w:u w:val="single"/>
-          </w:rPr>
-          <w:t>3:5、11、16</w:t>
-        </w:r>
-      </w:hyperlink>
+      <w:r>
+        <w:rPr>
+          <w:lang w:val="zh_TW" w:bidi="zh_TW"/>
+        </w:rPr>
+        <w:t>3:5、11、16</w:t>
+      </w:r>
       <w:r>
         <w:rPr>
           <w:lang w:val="zh_TW" w:bidi="zh_TW"/>
         </w:rPr>
         <w:t>）。主聞到這馨香之氣（</w:t>
       </w:r>
-      <w:hyperlink r:id="rId140">
-        <w:r>
-          <w:rPr>
-            <w:lang w:val="zh_TW" w:bidi="zh_TW"/>
-          </w:rPr>
-          <w:rPr>
-            <w:color w:val="0000EE"/>
-            <w:u w:val="single"/>
-          </w:rPr>
-          <w:t>創8:21</w:t>
-        </w:r>
-      </w:hyperlink>
+      <w:r>
+        <w:rPr>
+          <w:lang w:val="zh_TW" w:bidi="zh_TW"/>
+        </w:rPr>
+        <w:t>創8:21</w:t>
+      </w:r>
       <w:r>
         <w:rPr>
           <w:lang w:val="zh_TW" w:bidi="zh_TW"/>
         </w:rPr>
         <w:t>），是神喜悅的記號；若祂不悅納，則表明祂的不悅（</w:t>
       </w:r>
-      <w:hyperlink r:id="rId141">
-        <w:r>
-          <w:rPr>
-            <w:lang w:val="zh_TW" w:bidi="zh_TW"/>
-          </w:rPr>
-          <w:rPr>
-            <w:color w:val="0000EE"/>
-            <w:u w:val="single"/>
-          </w:rPr>
-          <w:t>利26:31</w:t>
-        </w:r>
-      </w:hyperlink>
+      <w:r>
+        <w:rPr>
+          <w:lang w:val="zh_TW" w:bidi="zh_TW"/>
+        </w:rPr>
+        <w:t>利26:31</w:t>
+      </w:r>
       <w:r>
         <w:rPr>
           <w:lang w:val="zh_TW" w:bidi="zh_TW"/>
         </w:rPr>
         <w:t>）。主理的祭司顯然懂得辨識這些記號，並會告訴獻祭者，他的祭物是否蒙悅納（</w:t>
       </w:r>
-      <w:hyperlink r:id="rId142">
-        <w:r>
-          <w:rPr>
-            <w:lang w:val="zh_TW" w:bidi="zh_TW"/>
-          </w:rPr>
-          <w:rPr>
-            <w:color w:val="0000EE"/>
-            <w:u w:val="single"/>
-          </w:rPr>
-          <w:t>撒上26:19</w:t>
-        </w:r>
-      </w:hyperlink>
+      <w:r>
+        <w:rPr>
+          <w:lang w:val="zh_TW" w:bidi="zh_TW"/>
+        </w:rPr>
+        <w:t>撒上26:19</w:t>
+      </w:r>
       <w:r>
         <w:rPr>
           <w:lang w:val="zh_TW" w:bidi="zh_TW"/>
         </w:rPr>
         <w:t>；參</w:t>
       </w:r>
-      <w:hyperlink r:id="rId143">
-        <w:r>
-          <w:rPr>
-            <w:lang w:val="zh_TW" w:bidi="zh_TW"/>
-          </w:rPr>
-          <w:rPr>
-            <w:color w:val="0000EE"/>
-            <w:u w:val="single"/>
-          </w:rPr>
-          <w:t>摩5:21–23</w:t>
-        </w:r>
-      </w:hyperlink>
+      <w:r>
+        <w:rPr>
+          <w:lang w:val="zh_TW" w:bidi="zh_TW"/>
+        </w:rPr>
+        <w:t>摩5:21–23</w:t>
+      </w:r>
       <w:r>
         <w:rPr>
           <w:lang w:val="zh_TW" w:bidi="zh_TW"/>
@@ -3851,36 +2987,24 @@
         </w:rPr>
         <w:t>贖罪祭與贖愆祭具有贖罪意義（</w:t>
       </w:r>
-      <w:hyperlink r:id="rId144">
-        <w:r>
-          <w:rPr>
-            <w:lang w:val="zh_TW" w:bidi="zh_TW"/>
-          </w:rPr>
-          <w:rPr>
-            <w:color w:val="0000EE"/>
-            <w:u w:val="single"/>
-          </w:rPr>
-          <w:t>利4:1–6:7</w:t>
-        </w:r>
-      </w:hyperlink>
+      <w:r>
+        <w:rPr>
+          <w:lang w:val="zh_TW" w:bidi="zh_TW"/>
+        </w:rPr>
+        <w:t>利4:1–6:7</w:t>
+      </w:r>
       <w:r>
         <w:rPr>
           <w:lang w:val="zh_TW" w:bidi="zh_TW"/>
         </w:rPr>
         <w:t>、</w:t>
       </w:r>
-      <w:hyperlink r:id="rId145">
-        <w:r>
-          <w:rPr>
-            <w:lang w:val="zh_TW" w:bidi="zh_TW"/>
-          </w:rPr>
-          <w:rPr>
-            <w:color w:val="0000EE"/>
-            <w:u w:val="single"/>
-          </w:rPr>
-          <w:t>20</w:t>
-        </w:r>
-      </w:hyperlink>
+      <w:r>
+        <w:rPr>
+          <w:lang w:val="zh_TW" w:bidi="zh_TW"/>
+        </w:rPr>
+        <w:t>20</w:t>
+      </w:r>
       <w:r>
         <w:rPr>
           <w:lang w:val="zh_TW" w:bidi="zh_TW"/>
@@ -3901,90 +3025,60 @@
         </w:rPr>
         <w:t>這段經文的第二個主要部分（</w:t>
       </w:r>
-      <w:hyperlink r:id="rId146">
-        <w:r>
-          <w:rPr>
-            <w:lang w:val="zh_TW" w:bidi="zh_TW"/>
-          </w:rPr>
-          <w:rPr>
-            <w:color w:val="0000EE"/>
-            <w:u w:val="single"/>
-          </w:rPr>
-          <w:t>利6:8–7:38</w:t>
-        </w:r>
-      </w:hyperlink>
+      <w:r>
+        <w:rPr>
+          <w:lang w:val="zh_TW" w:bidi="zh_TW"/>
+        </w:rPr>
+        <w:t>利6:8–7:38</w:t>
+      </w:r>
       <w:r>
         <w:rPr>
           <w:lang w:val="zh_TW" w:bidi="zh_TW"/>
         </w:rPr>
         <w:t>），關注各種供物和獻祭在行政管理上的細節。這部分由一連串關於各類祭物的「條例」構成，涉及祭物材料如何分配：有些分給祭司，有些歸給獻祭者，有些則在壇上焚燒，或帶到營外處理。凡被指定為「至聖」的祭物，只能由具資格的祭司食用（</w:t>
       </w:r>
-      <w:hyperlink r:id="rId147">
-        <w:r>
-          <w:rPr>
-            <w:lang w:val="zh_TW" w:bidi="zh_TW"/>
-          </w:rPr>
-          <w:rPr>
-            <w:color w:val="0000EE"/>
-            <w:u w:val="single"/>
-          </w:rPr>
-          <w:t>利2:3、10</w:t>
-        </w:r>
-      </w:hyperlink>
+      <w:r>
+        <w:rPr>
+          <w:lang w:val="zh_TW" w:bidi="zh_TW"/>
+        </w:rPr>
+        <w:t>利2:3、10</w:t>
+      </w:r>
       <w:r>
         <w:rPr>
           <w:lang w:val="zh_TW" w:bidi="zh_TW"/>
         </w:rPr>
         <w:t>，</w:t>
       </w:r>
-      <w:hyperlink r:id="rId148">
-        <w:r>
-          <w:rPr>
-            <w:lang w:val="zh_TW" w:bidi="zh_TW"/>
-          </w:rPr>
-          <w:rPr>
-            <w:color w:val="0000EE"/>
-            <w:u w:val="single"/>
-          </w:rPr>
-          <w:t>10:12–17</w:t>
-        </w:r>
-      </w:hyperlink>
+      <w:r>
+        <w:rPr>
+          <w:lang w:val="zh_TW" w:bidi="zh_TW"/>
+        </w:rPr>
+        <w:t>10:12–17</w:t>
+      </w:r>
       <w:r>
         <w:rPr>
           <w:lang w:val="zh_TW" w:bidi="zh_TW"/>
         </w:rPr>
         <w:t>，</w:t>
       </w:r>
-      <w:hyperlink r:id="rId149">
-        <w:r>
-          <w:rPr>
-            <w:lang w:val="zh_TW" w:bidi="zh_TW"/>
-          </w:rPr>
-          <w:rPr>
-            <w:color w:val="0000EE"/>
-            <w:u w:val="single"/>
-          </w:rPr>
-          <w:t>14:13</w:t>
-        </w:r>
-      </w:hyperlink>
+      <w:r>
+        <w:rPr>
+          <w:lang w:val="zh_TW" w:bidi="zh_TW"/>
+        </w:rPr>
+        <w:t>14:13</w:t>
+      </w:r>
       <w:r>
         <w:rPr>
           <w:lang w:val="zh_TW" w:bidi="zh_TW"/>
         </w:rPr>
         <w:t>；</w:t>
       </w:r>
-      <w:hyperlink r:id="rId150">
-        <w:r>
-          <w:rPr>
-            <w:lang w:val="zh_TW" w:bidi="zh_TW"/>
-          </w:rPr>
-          <w:rPr>
-            <w:color w:val="0000EE"/>
-            <w:u w:val="single"/>
-          </w:rPr>
-          <w:t>民18:9</w:t>
-        </w:r>
-      </w:hyperlink>
+      <w:r>
+        <w:rPr>
+          <w:lang w:val="zh_TW" w:bidi="zh_TW"/>
+        </w:rPr>
+        <w:t>民18:9</w:t>
+      </w:r>
       <w:r>
         <w:rPr>
           <w:lang w:val="zh_TW" w:bidi="zh_TW"/>
@@ -4005,36 +3099,24 @@
         </w:rPr>
         <w:t>燔祭首先被討論，是因為它完全在壇上被燒盡（因此無人食用）。之後才是分給主理祭司的祭物（</w:t>
       </w:r>
-      <w:hyperlink r:id="rId151">
-        <w:r>
-          <w:rPr>
-            <w:lang w:val="zh_TW" w:bidi="zh_TW"/>
-          </w:rPr>
-          <w:rPr>
-            <w:color w:val="0000EE"/>
-            <w:u w:val="single"/>
-          </w:rPr>
-          <w:t>利6:17、26、29</w:t>
-        </w:r>
-      </w:hyperlink>
+      <w:r>
+        <w:rPr>
+          <w:lang w:val="zh_TW" w:bidi="zh_TW"/>
+        </w:rPr>
+        <w:t>利6:17、26、29</w:t>
+      </w:r>
       <w:r>
         <w:rPr>
           <w:lang w:val="zh_TW" w:bidi="zh_TW"/>
         </w:rPr>
         <w:t>，</w:t>
       </w:r>
-      <w:hyperlink r:id="rId152">
-        <w:r>
-          <w:rPr>
-            <w:lang w:val="zh_TW" w:bidi="zh_TW"/>
-          </w:rPr>
-          <w:rPr>
-            <w:color w:val="0000EE"/>
-            <w:u w:val="single"/>
-          </w:rPr>
-          <w:t>7:1、6</w:t>
-        </w:r>
-      </w:hyperlink>
+      <w:r>
+        <w:rPr>
+          <w:lang w:val="zh_TW" w:bidi="zh_TW"/>
+        </w:rPr>
+        <w:t>7:1、6</w:t>
+      </w:r>
       <w:r>
         <w:rPr>
           <w:lang w:val="zh_TW" w:bidi="zh_TW"/>
@@ -4055,144 +3137,96 @@
         </w:rPr>
         <w:t>這段經文安排各祭物的次序，也對應它們在聖曆儀式中出現的頻率（</w:t>
       </w:r>
-      <w:hyperlink r:id="rId153">
-        <w:r>
-          <w:rPr>
-            <w:lang w:val="zh_TW" w:bidi="zh_TW"/>
-          </w:rPr>
-          <w:rPr>
-            <w:color w:val="0000EE"/>
-            <w:u w:val="single"/>
-          </w:rPr>
-          <w:t>民28:19</w:t>
-        </w:r>
-      </w:hyperlink>
+      <w:r>
+        <w:rPr>
+          <w:lang w:val="zh_TW" w:bidi="zh_TW"/>
+        </w:rPr>
+        <w:t>民28:19</w:t>
+      </w:r>
       <w:r>
         <w:rPr>
           <w:lang w:val="zh_TW" w:bidi="zh_TW"/>
         </w:rPr>
         <w:t>；</w:t>
       </w:r>
-      <w:hyperlink r:id="rId154">
-        <w:r>
-          <w:rPr>
-            <w:lang w:val="zh_TW" w:bidi="zh_TW"/>
-          </w:rPr>
-          <w:rPr>
-            <w:color w:val="0000EE"/>
-            <w:u w:val="single"/>
-          </w:rPr>
-          <w:t>代下31:3</w:t>
-        </w:r>
-      </w:hyperlink>
+      <w:r>
+        <w:rPr>
+          <w:lang w:val="zh_TW" w:bidi="zh_TW"/>
+        </w:rPr>
+        <w:t>代下31:3</w:t>
+      </w:r>
       <w:r>
         <w:rPr>
           <w:lang w:val="zh_TW" w:bidi="zh_TW"/>
         </w:rPr>
         <w:t>；</w:t>
       </w:r>
-      <w:hyperlink r:id="rId155">
-        <w:r>
-          <w:rPr>
-            <w:lang w:val="zh_TW" w:bidi="zh_TW"/>
-          </w:rPr>
-          <w:rPr>
-            <w:color w:val="0000EE"/>
-            <w:u w:val="single"/>
-          </w:rPr>
-          <w:t>結45:17</w:t>
-        </w:r>
-      </w:hyperlink>
+      <w:r>
+        <w:rPr>
+          <w:lang w:val="zh_TW" w:bidi="zh_TW"/>
+        </w:rPr>
+        <w:t>結45:17</w:t>
+      </w:r>
       <w:r>
         <w:rPr>
           <w:lang w:val="zh_TW" w:bidi="zh_TW"/>
         </w:rPr>
         <w:t>）。對於在聖殿值班的祭司與利未人而言，此事尤為重要，因為他們負責每日獻祭的實際執行，特別是在重大節期；管理聖殿庫房是一項龐大的任務（</w:t>
       </w:r>
-      <w:hyperlink r:id="rId156">
-        <w:r>
-          <w:rPr>
-            <w:lang w:val="zh_TW" w:bidi="zh_TW"/>
-          </w:rPr>
-          <w:rPr>
-            <w:color w:val="0000EE"/>
-            <w:u w:val="single"/>
-          </w:rPr>
-          <w:t>代上23:28–32</w:t>
-        </w:r>
-      </w:hyperlink>
+      <w:r>
+        <w:rPr>
+          <w:lang w:val="zh_TW" w:bidi="zh_TW"/>
+        </w:rPr>
+        <w:t>代上23:28–32</w:t>
+      </w:r>
       <w:r>
         <w:rPr>
           <w:lang w:val="zh_TW" w:bidi="zh_TW"/>
         </w:rPr>
         <w:t>，</w:t>
       </w:r>
-      <w:hyperlink r:id="rId157">
-        <w:r>
-          <w:rPr>
-            <w:lang w:val="zh_TW" w:bidi="zh_TW"/>
-          </w:rPr>
-          <w:rPr>
-            <w:color w:val="0000EE"/>
-            <w:u w:val="single"/>
-          </w:rPr>
-          <w:t>26:15、20–22</w:t>
-        </w:r>
-      </w:hyperlink>
+      <w:r>
+        <w:rPr>
+          <w:lang w:val="zh_TW" w:bidi="zh_TW"/>
+        </w:rPr>
+        <w:t>26:15、20–22</w:t>
+      </w:r>
       <w:r>
         <w:rPr>
           <w:lang w:val="zh_TW" w:bidi="zh_TW"/>
         </w:rPr>
         <w:t>；</w:t>
       </w:r>
-      <w:hyperlink r:id="rId158">
-        <w:r>
-          <w:rPr>
-            <w:lang w:val="zh_TW" w:bidi="zh_TW"/>
-          </w:rPr>
-          <w:rPr>
-            <w:color w:val="0000EE"/>
-            <w:u w:val="single"/>
-          </w:rPr>
-          <w:t>代下13:10–11</w:t>
-        </w:r>
-      </w:hyperlink>
+      <w:r>
+        <w:rPr>
+          <w:lang w:val="zh_TW" w:bidi="zh_TW"/>
+        </w:rPr>
+        <w:t>代下13:10–11</w:t>
+      </w:r>
       <w:r>
         <w:rPr>
           <w:lang w:val="zh_TW" w:bidi="zh_TW"/>
         </w:rPr>
         <w:t>，</w:t>
       </w:r>
-      <w:hyperlink r:id="rId159">
-        <w:r>
-          <w:rPr>
-            <w:lang w:val="zh_TW" w:bidi="zh_TW"/>
-          </w:rPr>
-          <w:rPr>
-            <w:color w:val="0000EE"/>
-            <w:u w:val="single"/>
-          </w:rPr>
-          <w:t>30:3–19</w:t>
-        </w:r>
-      </w:hyperlink>
+      <w:r>
+        <w:rPr>
+          <w:lang w:val="zh_TW" w:bidi="zh_TW"/>
+        </w:rPr>
+        <w:t>30:3–19</w:t>
+      </w:r>
       <w:r>
         <w:rPr>
           <w:lang w:val="zh_TW" w:bidi="zh_TW"/>
         </w:rPr>
         <w:t>，</w:t>
       </w:r>
-      <w:hyperlink r:id="rId160">
-        <w:r>
-          <w:rPr>
-            <w:lang w:val="zh_TW" w:bidi="zh_TW"/>
-          </w:rPr>
-          <w:rPr>
-            <w:color w:val="0000EE"/>
-            <w:u w:val="single"/>
-          </w:rPr>
-          <w:t>34:9–11</w:t>
-        </w:r>
-      </w:hyperlink>
+      <w:r>
+        <w:rPr>
+          <w:lang w:val="zh_TW" w:bidi="zh_TW"/>
+        </w:rPr>
+        <w:t>34:9–11</w:t>
+      </w:r>
       <w:r>
         <w:rPr>
           <w:lang w:val="zh_TW" w:bidi="zh_TW"/>
@@ -4213,54 +3247,36 @@
         </w:rPr>
         <w:t>每個關於某項祭物的段落，皆以與該祭物相關的行政細節作結。接著有一段對前述事項的總結（</w:t>
       </w:r>
-      <w:hyperlink r:id="rId161">
-        <w:r>
-          <w:rPr>
-            <w:lang w:val="zh_TW" w:bidi="zh_TW"/>
-          </w:rPr>
-          <w:rPr>
-            <w:color w:val="0000EE"/>
-            <w:u w:val="single"/>
-          </w:rPr>
-          <w:t>利7:7–10</w:t>
-        </w:r>
-      </w:hyperlink>
+      <w:r>
+        <w:rPr>
+          <w:lang w:val="zh_TW" w:bidi="zh_TW"/>
+        </w:rPr>
+        <w:t>利7:7–10</w:t>
+      </w:r>
       <w:r>
         <w:rPr>
           <w:lang w:val="zh_TW" w:bidi="zh_TW"/>
         </w:rPr>
         <w:t>），之後則以平安祭的討論結束本段（</w:t>
       </w:r>
-      <w:hyperlink r:id="rId162">
-        <w:r>
-          <w:rPr>
-            <w:lang w:val="zh_TW" w:bidi="zh_TW"/>
-          </w:rPr>
-          <w:rPr>
-            <w:color w:val="0000EE"/>
-            <w:u w:val="single"/>
-          </w:rPr>
-          <w:t>11–36</w:t>
-        </w:r>
-      </w:hyperlink>
+      <w:r>
+        <w:rPr>
+          <w:lang w:val="zh_TW" w:bidi="zh_TW"/>
+        </w:rPr>
+        <w:t>11–36</w:t>
+      </w:r>
       <w:r>
         <w:rPr>
           <w:lang w:val="zh_TW" w:bidi="zh_TW"/>
         </w:rPr>
         <w:t>節）。後者在聖曆中僅於七七節發揮作用（</w:t>
       </w:r>
-      <w:hyperlink r:id="rId163">
-        <w:r>
-          <w:rPr>
-            <w:lang w:val="zh_TW" w:bidi="zh_TW"/>
-          </w:rPr>
-          <w:rPr>
-            <w:color w:val="0000EE"/>
-            <w:u w:val="single"/>
-          </w:rPr>
-          <w:t>23:19–20</w:t>
-        </w:r>
-      </w:hyperlink>
+      <w:r>
+        <w:rPr>
+          <w:lang w:val="zh_TW" w:bidi="zh_TW"/>
+        </w:rPr>
+        <w:t>23:19–20</w:t>
+      </w:r>
       <w:r>
         <w:rPr>
           <w:lang w:val="zh_TW" w:bidi="zh_TW"/>
@@ -4281,108 +3297,72 @@
         </w:rPr>
         <w:t>在其它聖經背景中，獻祭也按照相同的「帳目式」或「行政式」次序列出：燔祭、素祭與奠祭；其後是贖罪祭（或贖愆祭），有時再加上平安祭。例證之一，是各支派領袖為獻壇所帶來的捐獻名錄（</w:t>
       </w:r>
-      <w:hyperlink r:id="rId164">
-        <w:r>
-          <w:rPr>
-            <w:lang w:val="zh_TW" w:bidi="zh_TW"/>
-          </w:rPr>
-          <w:rPr>
-            <w:color w:val="0000EE"/>
-            <w:u w:val="single"/>
-          </w:rPr>
-          <w:t>民7章</w:t>
-        </w:r>
-      </w:hyperlink>
+      <w:r>
+        <w:rPr>
+          <w:lang w:val="zh_TW" w:bidi="zh_TW"/>
+        </w:rPr>
+        <w:t>民7章</w:t>
+      </w:r>
       <w:r>
         <w:rPr>
           <w:lang w:val="zh_TW" w:bidi="zh_TW"/>
         </w:rPr>
         <w:t>）。其記載方式宛如聖殿庫房的日常帳簿；總結部分依據各獻祭者的記錄（</w:t>
       </w:r>
-      <w:hyperlink r:id="rId165">
-        <w:r>
-          <w:rPr>
-            <w:lang w:val="zh_TW" w:bidi="zh_TW"/>
-          </w:rPr>
-          <w:rPr>
-            <w:color w:val="0000EE"/>
-            <w:u w:val="single"/>
-          </w:rPr>
-          <w:t>15–17節</w:t>
-        </w:r>
-      </w:hyperlink>
+      <w:r>
+        <w:rPr>
+          <w:lang w:val="zh_TW" w:bidi="zh_TW"/>
+        </w:rPr>
+        <w:t>15–17節</w:t>
+      </w:r>
       <w:r>
         <w:rPr>
           <w:lang w:val="zh_TW" w:bidi="zh_TW"/>
         </w:rPr>
         <w:t>），將動物分類為燔祭、素祭、贖罪祭和平安祭（</w:t>
       </w:r>
-      <w:hyperlink r:id="rId166">
-        <w:r>
-          <w:rPr>
-            <w:lang w:val="zh_TW" w:bidi="zh_TW"/>
-          </w:rPr>
-          <w:rPr>
-            <w:color w:val="0000EE"/>
-            <w:u w:val="single"/>
-          </w:rPr>
-          <w:t>87–88節</w:t>
-        </w:r>
-      </w:hyperlink>
+      <w:r>
+        <w:rPr>
+          <w:lang w:val="zh_TW" w:bidi="zh_TW"/>
+        </w:rPr>
+        <w:t>87–88節</w:t>
+      </w:r>
       <w:r>
         <w:rPr>
           <w:lang w:val="zh_TW" w:bidi="zh_TW"/>
         </w:rPr>
         <w:t>），根據每位捐贈者的相應條目（</w:t>
       </w:r>
-      <w:hyperlink r:id="rId165">
-        <w:r>
-          <w:rPr>
-            <w:lang w:val="zh_TW" w:bidi="zh_TW"/>
-          </w:rPr>
-          <w:rPr>
-            <w:color w:val="0000EE"/>
-            <w:u w:val="single"/>
-          </w:rPr>
-          <w:t>15–17節</w:t>
-        </w:r>
-      </w:hyperlink>
+      <w:r>
+        <w:rPr>
+          <w:lang w:val="zh_TW" w:bidi="zh_TW"/>
+        </w:rPr>
+        <w:t>15–17節</w:t>
+      </w:r>
       <w:r>
         <w:rPr>
           <w:lang w:val="zh_TW" w:bidi="zh_TW"/>
         </w:rPr>
         <w:t>）。利未文士如此紀錄有兩個目的：一是把功勞歸給獻祭者，二是記錄進入聖殿的財物與食物。許多作為祭物送入聖殿的食物，實際上是會分給主理祭司的（</w:t>
       </w:r>
-      <w:hyperlink r:id="rId167">
-        <w:r>
-          <w:rPr>
-            <w:lang w:val="zh_TW" w:bidi="zh_TW"/>
-          </w:rPr>
-          <w:rPr>
-            <w:color w:val="0000EE"/>
-            <w:u w:val="single"/>
-          </w:rPr>
-          <w:t>民18:8–11</w:t>
-        </w:r>
-      </w:hyperlink>
+      <w:r>
+        <w:rPr>
+          <w:lang w:val="zh_TW" w:bidi="zh_TW"/>
+        </w:rPr>
+        <w:t>民18:8–11</w:t>
+      </w:r>
       <w:r>
         <w:rPr>
           <w:lang w:val="zh_TW" w:bidi="zh_TW"/>
         </w:rPr>
         <w:t>；</w:t>
       </w:r>
-      <w:hyperlink r:id="rId168">
-        <w:r>
-          <w:rPr>
-            <w:lang w:val="zh_TW" w:bidi="zh_TW"/>
-          </w:rPr>
-          <w:rPr>
-            <w:color w:val="0000EE"/>
-            <w:u w:val="single"/>
-          </w:rPr>
-          <w:t>代下31:4–19</w:t>
-        </w:r>
-      </w:hyperlink>
+      <w:r>
+        <w:rPr>
+          <w:lang w:val="zh_TW" w:bidi="zh_TW"/>
+        </w:rPr>
+        <w:t>代下31:4–19</w:t>
+      </w:r>
       <w:r>
         <w:rPr>
           <w:lang w:val="zh_TW" w:bidi="zh_TW"/>
@@ -4403,144 +3383,96 @@
         </w:rPr>
         <w:t>當規定獻上何種類與數量的祭物時（例如，</w:t>
       </w:r>
-      <w:hyperlink r:id="rId169">
-        <w:r>
-          <w:rPr>
-            <w:lang w:val="zh_TW" w:bidi="zh_TW"/>
-          </w:rPr>
-          <w:rPr>
-            <w:color w:val="0000EE"/>
-            <w:u w:val="single"/>
-          </w:rPr>
-          <w:t>民15:24</w:t>
-        </w:r>
-      </w:hyperlink>
+      <w:r>
+        <w:rPr>
+          <w:lang w:val="zh_TW" w:bidi="zh_TW"/>
+        </w:rPr>
+        <w:t>民15:24</w:t>
+      </w:r>
       <w:r>
         <w:rPr>
           <w:lang w:val="zh_TW" w:bidi="zh_TW"/>
         </w:rPr>
         <w:t>），通常也遵循「帳目式」的順序。這同樣適用於節期中的獻祭，先列燔祭、素祭與奠祭，接著於下列時序加上一項贖罪祭：月朔（</w:t>
       </w:r>
-      <w:hyperlink r:id="rId170">
-        <w:r>
-          <w:rPr>
-            <w:lang w:val="zh_TW" w:bidi="zh_TW"/>
-          </w:rPr>
-          <w:rPr>
-            <w:color w:val="0000EE"/>
-            <w:u w:val="single"/>
-          </w:rPr>
-          <w:t>民28:11–15</w:t>
-        </w:r>
-      </w:hyperlink>
+      <w:r>
+        <w:rPr>
+          <w:lang w:val="zh_TW" w:bidi="zh_TW"/>
+        </w:rPr>
+        <w:t>民28:11–15</w:t>
+      </w:r>
       <w:r>
         <w:rPr>
           <w:lang w:val="zh_TW" w:bidi="zh_TW"/>
         </w:rPr>
         <w:t>），逾越節每日（</w:t>
       </w:r>
-      <w:hyperlink r:id="rId171">
-        <w:r>
-          <w:rPr>
-            <w:lang w:val="zh_TW" w:bidi="zh_TW"/>
-          </w:rPr>
-          <w:rPr>
-            <w:color w:val="0000EE"/>
-            <w:u w:val="single"/>
-          </w:rPr>
-          <w:t>19–22</w:t>
-        </w:r>
-      </w:hyperlink>
+      <w:r>
+        <w:rPr>
+          <w:lang w:val="zh_TW" w:bidi="zh_TW"/>
+        </w:rPr>
+        <w:t>19–22</w:t>
+      </w:r>
       <w:r>
         <w:rPr>
           <w:lang w:val="zh_TW" w:bidi="zh_TW"/>
         </w:rPr>
         <w:t>節），七七節（</w:t>
       </w:r>
-      <w:hyperlink r:id="rId172">
-        <w:r>
-          <w:rPr>
-            <w:lang w:val="zh_TW" w:bidi="zh_TW"/>
-          </w:rPr>
-          <w:rPr>
-            <w:color w:val="0000EE"/>
-            <w:u w:val="single"/>
-          </w:rPr>
-          <w:t>利23:18–19</w:t>
-        </w:r>
-      </w:hyperlink>
+      <w:r>
+        <w:rPr>
+          <w:lang w:val="zh_TW" w:bidi="zh_TW"/>
+        </w:rPr>
+        <w:t>利23:18–19</w:t>
+      </w:r>
       <w:r>
         <w:rPr>
           <w:lang w:val="zh_TW" w:bidi="zh_TW"/>
         </w:rPr>
         <w:t>；</w:t>
       </w:r>
-      <w:hyperlink r:id="rId173">
-        <w:r>
-          <w:rPr>
-            <w:lang w:val="zh_TW" w:bidi="zh_TW"/>
-          </w:rPr>
-          <w:rPr>
-            <w:color w:val="0000EE"/>
-            <w:u w:val="single"/>
-          </w:rPr>
-          <w:t>民28:27–30</w:t>
-        </w:r>
-      </w:hyperlink>
+      <w:r>
+        <w:rPr>
+          <w:lang w:val="zh_TW" w:bidi="zh_TW"/>
+        </w:rPr>
+        <w:t>民28:27–30</w:t>
+      </w:r>
       <w:r>
         <w:rPr>
           <w:lang w:val="zh_TW" w:bidi="zh_TW"/>
         </w:rPr>
         <w:t>），吹角節（</w:t>
       </w:r>
-      <w:hyperlink r:id="rId174">
-        <w:r>
-          <w:rPr>
-            <w:lang w:val="zh_TW" w:bidi="zh_TW"/>
-          </w:rPr>
-          <w:rPr>
-            <w:color w:val="0000EE"/>
-            <w:u w:val="single"/>
-          </w:rPr>
-          <w:t>29:2–5</w:t>
-        </w:r>
-      </w:hyperlink>
+      <w:r>
+        <w:rPr>
+          <w:lang w:val="zh_TW" w:bidi="zh_TW"/>
+        </w:rPr>
+        <w:t>29:2–5</w:t>
+      </w:r>
       <w:r>
         <w:rPr>
           <w:lang w:val="zh_TW" w:bidi="zh_TW"/>
         </w:rPr>
         <w:t>），贖罪日（</w:t>
       </w:r>
-      <w:hyperlink r:id="rId175">
-        <w:r>
-          <w:rPr>
-            <w:lang w:val="zh_TW" w:bidi="zh_TW"/>
-          </w:rPr>
-          <w:rPr>
-            <w:color w:val="0000EE"/>
-            <w:u w:val="single"/>
-          </w:rPr>
-          <w:t>8–11</w:t>
-        </w:r>
-      </w:hyperlink>
+      <w:r>
+        <w:rPr>
+          <w:lang w:val="zh_TW" w:bidi="zh_TW"/>
+        </w:rPr>
+        <w:t>8–11</w:t>
+      </w:r>
       <w:r>
         <w:rPr>
           <w:lang w:val="zh_TW" w:bidi="zh_TW"/>
         </w:rPr>
         <w:t>節），以及住棚節每日（</w:t>
       </w:r>
-      <w:hyperlink r:id="rId176">
-        <w:r>
-          <w:rPr>
-            <w:lang w:val="zh_TW" w:bidi="zh_TW"/>
-          </w:rPr>
-          <w:rPr>
-            <w:color w:val="0000EE"/>
-            <w:u w:val="single"/>
-          </w:rPr>
-          <w:t>12–16</w:t>
-        </w:r>
-      </w:hyperlink>
+      <w:r>
+        <w:rPr>
+          <w:lang w:val="zh_TW" w:bidi="zh_TW"/>
+        </w:rPr>
+        <w:t>12–16</w:t>
+      </w:r>
       <w:r>
         <w:rPr>
           <w:lang w:val="zh_TW" w:bidi="zh_TW"/>
@@ -4561,90 +3493,60 @@
         </w:rPr>
         <w:t>在特定情況所需的祭物中，有關應帶何種祭物的指示，也遵循相同順序（例如，婦女產後的潔淨條例，</w:t>
       </w:r>
-      <w:hyperlink r:id="rId177">
-        <w:r>
-          <w:rPr>
-            <w:lang w:val="zh_TW" w:bidi="zh_TW"/>
-          </w:rPr>
-          <w:rPr>
-            <w:color w:val="0000EE"/>
-            <w:u w:val="single"/>
-          </w:rPr>
-          <w:t>利12:6–8</w:t>
-        </w:r>
-      </w:hyperlink>
+      <w:r>
+        <w:rPr>
+          <w:lang w:val="zh_TW" w:bidi="zh_TW"/>
+        </w:rPr>
+        <w:t>利12:6–8</w:t>
+      </w:r>
       <w:r>
         <w:rPr>
           <w:lang w:val="zh_TW" w:bidi="zh_TW"/>
         </w:rPr>
         <w:t>）。拿細耳人完成誓願時，必須帶來燔祭、贖罪祭和平安祭（以及一些特別的素祭，</w:t>
       </w:r>
-      <w:hyperlink r:id="rId178">
-        <w:r>
-          <w:rPr>
-            <w:lang w:val="zh_TW" w:bidi="zh_TW"/>
-          </w:rPr>
-          <w:rPr>
-            <w:color w:val="0000EE"/>
-            <w:u w:val="single"/>
-          </w:rPr>
-          <w:t>民6:14–15</w:t>
-        </w:r>
-      </w:hyperlink>
+      <w:r>
+        <w:rPr>
+          <w:lang w:val="zh_TW" w:bidi="zh_TW"/>
+        </w:rPr>
+        <w:t>民6:14–15</w:t>
+      </w:r>
       <w:r>
         <w:rPr>
           <w:lang w:val="zh_TW" w:bidi="zh_TW"/>
         </w:rPr>
         <w:t>）。然而在實際儀式中，祭司執行的次序不同：先贖罪祭，再燔祭，最後平安祭（</w:t>
       </w:r>
-      <w:hyperlink r:id="rId179">
-        <w:r>
-          <w:rPr>
-            <w:lang w:val="zh_TW" w:bidi="zh_TW"/>
-          </w:rPr>
-          <w:rPr>
-            <w:color w:val="0000EE"/>
-            <w:u w:val="single"/>
-          </w:rPr>
-          <w:t>16–17</w:t>
-        </w:r>
-      </w:hyperlink>
+      <w:r>
+        <w:rPr>
+          <w:lang w:val="zh_TW" w:bidi="zh_TW"/>
+        </w:rPr>
+        <w:t>16–17</w:t>
+      </w:r>
       <w:r>
         <w:rPr>
           <w:lang w:val="zh_TW" w:bidi="zh_TW"/>
         </w:rPr>
         <w:t>節）。若誓願未完成，先獻贖罪祭，再獻燔祭以更新誓願（</w:t>
       </w:r>
-      <w:hyperlink r:id="rId180">
-        <w:r>
-          <w:rPr>
-            <w:lang w:val="zh_TW" w:bidi="zh_TW"/>
-          </w:rPr>
-          <w:rPr>
-            <w:color w:val="0000EE"/>
-            <w:u w:val="single"/>
-          </w:rPr>
-          <w:t>11</w:t>
-        </w:r>
-      </w:hyperlink>
+      <w:r>
+        <w:rPr>
+          <w:lang w:val="zh_TW" w:bidi="zh_TW"/>
+        </w:rPr>
+        <w:t>11</w:t>
+      </w:r>
       <w:r>
         <w:rPr>
           <w:lang w:val="zh_TW" w:bidi="zh_TW"/>
         </w:rPr>
         <w:t>節）。拿細耳人更新誓願時，需再獻一項贖愆祭，作為獨立的儀式（</w:t>
       </w:r>
-      <w:hyperlink r:id="rId181">
-        <w:r>
-          <w:rPr>
-            <w:lang w:val="zh_TW" w:bidi="zh_TW"/>
-          </w:rPr>
-          <w:rPr>
-            <w:color w:val="0000EE"/>
-            <w:u w:val="single"/>
-          </w:rPr>
-          <w:t>12</w:t>
-        </w:r>
-      </w:hyperlink>
+      <w:r>
+        <w:rPr>
+          <w:lang w:val="zh_TW" w:bidi="zh_TW"/>
+        </w:rPr>
+        <w:t>12</w:t>
+      </w:r>
       <w:r>
         <w:rPr>
           <w:lang w:val="zh_TW" w:bidi="zh_TW"/>
@@ -4665,36 +3567,24 @@
         </w:rPr>
         <w:t>以色列王子在末後日子獻祭時，也呈現同樣兩種次序的對比。在節日時，他帶來燔祭、素祭與奠祭，但實際獻上的次序是贖罪祭、素祭、燔祭和平安祭（</w:t>
       </w:r>
-      <w:hyperlink r:id="rId155">
-        <w:r>
-          <w:rPr>
-            <w:lang w:val="zh_TW" w:bidi="zh_TW"/>
-          </w:rPr>
-          <w:rPr>
-            <w:color w:val="0000EE"/>
-            <w:u w:val="single"/>
-          </w:rPr>
-          <w:t>結45:17</w:t>
-        </w:r>
-      </w:hyperlink>
+      <w:r>
+        <w:rPr>
+          <w:lang w:val="zh_TW" w:bidi="zh_TW"/>
+        </w:rPr>
+        <w:t>結45:17</w:t>
+      </w:r>
       <w:r>
         <w:rPr>
           <w:lang w:val="zh_TW" w:bidi="zh_TW"/>
         </w:rPr>
         <w:t>）。在重新奉獻祭壇的儀式中，亦遵循後者次序，其中贖罪祭先於燔祭（</w:t>
       </w:r>
-      <w:hyperlink r:id="rId182">
-        <w:r>
-          <w:rPr>
-            <w:lang w:val="zh_TW" w:bidi="zh_TW"/>
-          </w:rPr>
-          <w:rPr>
-            <w:color w:val="0000EE"/>
-            <w:u w:val="single"/>
-          </w:rPr>
-          <w:t>43:18–27</w:t>
-        </w:r>
-      </w:hyperlink>
+      <w:r>
+        <w:rPr>
+          <w:lang w:val="zh_TW" w:bidi="zh_TW"/>
+        </w:rPr>
+        <w:t>43:18–27</w:t>
+      </w:r>
       <w:r>
         <w:rPr>
           <w:lang w:val="zh_TW" w:bidi="zh_TW"/>
@@ -4715,90 +3605,60 @@
         </w:rPr>
         <w:t>相同的「程序性」祭祀順序出現在其它情況中：痲瘋病人的潔淨禮——先贖愆祭與贖罪祭（</w:t>
       </w:r>
-      <w:hyperlink r:id="rId183">
-        <w:r>
-          <w:rPr>
-            <w:lang w:val="zh_TW" w:bidi="zh_TW"/>
-          </w:rPr>
-          <w:rPr>
-            <w:color w:val="0000EE"/>
-            <w:u w:val="single"/>
-          </w:rPr>
-          <w:t>利14:19</w:t>
-        </w:r>
-      </w:hyperlink>
+      <w:r>
+        <w:rPr>
+          <w:lang w:val="zh_TW" w:bidi="zh_TW"/>
+        </w:rPr>
+        <w:t>利14:19</w:t>
+      </w:r>
       <w:r>
         <w:rPr>
           <w:lang w:val="zh_TW" w:bidi="zh_TW"/>
         </w:rPr>
         <w:t>），接著是燔祭（</w:t>
       </w:r>
-      <w:hyperlink r:id="rId184">
-        <w:r>
-          <w:rPr>
-            <w:lang w:val="zh_TW" w:bidi="zh_TW"/>
-          </w:rPr>
-          <w:rPr>
-            <w:color w:val="0000EE"/>
-            <w:u w:val="single"/>
-          </w:rPr>
-          <w:t>12–20</w:t>
-        </w:r>
-      </w:hyperlink>
+      <w:r>
+        <w:rPr>
+          <w:lang w:val="zh_TW" w:bidi="zh_TW"/>
+        </w:rPr>
+        <w:t>12–20</w:t>
+      </w:r>
       <w:r>
         <w:rPr>
           <w:lang w:val="zh_TW" w:bidi="zh_TW"/>
         </w:rPr>
         <w:t>節）；患漏症的男子——贖罪祭和燔祭（</w:t>
       </w:r>
-      <w:hyperlink r:id="rId185">
-        <w:r>
-          <w:rPr>
-            <w:lang w:val="zh_TW" w:bidi="zh_TW"/>
-          </w:rPr>
-          <w:rPr>
-            <w:color w:val="0000EE"/>
-            <w:u w:val="single"/>
-          </w:rPr>
-          <w:t>15:15</w:t>
-        </w:r>
-      </w:hyperlink>
+      <w:r>
+        <w:rPr>
+          <w:lang w:val="zh_TW" w:bidi="zh_TW"/>
+        </w:rPr>
+        <w:t>15:15</w:t>
+      </w:r>
       <w:r>
         <w:rPr>
           <w:lang w:val="zh_TW" w:bidi="zh_TW"/>
         </w:rPr>
         <w:t>）；同樣，患漏症的婦女（</w:t>
       </w:r>
-      <w:hyperlink r:id="rId186">
-        <w:r>
-          <w:rPr>
-            <w:lang w:val="zh_TW" w:bidi="zh_TW"/>
-          </w:rPr>
-          <w:rPr>
-            <w:color w:val="0000EE"/>
-            <w:u w:val="single"/>
-          </w:rPr>
-          <w:t>30</w:t>
-        </w:r>
-      </w:hyperlink>
+      <w:r>
+        <w:rPr>
+          <w:lang w:val="zh_TW" w:bidi="zh_TW"/>
+        </w:rPr>
+        <w:t>30</w:t>
+      </w:r>
       <w:r>
         <w:rPr>
           <w:lang w:val="zh_TW" w:bidi="zh_TW"/>
         </w:rPr>
         <w:t>節）。贖罪日的獻祭亦遵循相同次序（</w:t>
       </w:r>
-      <w:hyperlink r:id="rId187">
-        <w:r>
-          <w:rPr>
-            <w:lang w:val="zh_TW" w:bidi="zh_TW"/>
-          </w:rPr>
-          <w:rPr>
-            <w:color w:val="0000EE"/>
-            <w:u w:val="single"/>
-          </w:rPr>
-          <w:t>16:3–6、11、15、24</w:t>
-        </w:r>
-      </w:hyperlink>
+      <w:r>
+        <w:rPr>
+          <w:lang w:val="zh_TW" w:bidi="zh_TW"/>
+        </w:rPr>
+        <w:t>16:3–6、11、15、24</w:t>
+      </w:r>
       <w:r>
         <w:rPr>
           <w:lang w:val="zh_TW" w:bidi="zh_TW"/>
@@ -4819,108 +3679,72 @@
         </w:rPr>
         <w:t>利未記有兩個例證呈現獻祭的適當次序。一是亞倫和他的兒子的任職禮，先贖罪祭後燔祭（</w:t>
       </w:r>
-      <w:hyperlink r:id="rId188">
-        <w:r>
-          <w:rPr>
-            <w:lang w:val="zh_TW" w:bidi="zh_TW"/>
-          </w:rPr>
-          <w:rPr>
-            <w:color w:val="0000EE"/>
-            <w:u w:val="single"/>
-          </w:rPr>
-          <w:t>出29:10–18</w:t>
-        </w:r>
-      </w:hyperlink>
+      <w:r>
+        <w:rPr>
+          <w:lang w:val="zh_TW" w:bidi="zh_TW"/>
+        </w:rPr>
+        <w:t>出29:10–18</w:t>
+      </w:r>
       <w:r>
         <w:rPr>
           <w:lang w:val="zh_TW" w:bidi="zh_TW"/>
         </w:rPr>
         <w:t>；</w:t>
       </w:r>
-      <w:hyperlink r:id="rId189">
-        <w:r>
-          <w:rPr>
-            <w:lang w:val="zh_TW" w:bidi="zh_TW"/>
-          </w:rPr>
-          <w:rPr>
-            <w:color w:val="0000EE"/>
-            <w:u w:val="single"/>
-          </w:rPr>
-          <w:t>利8:14–21</w:t>
-        </w:r>
-      </w:hyperlink>
+      <w:r>
+        <w:rPr>
+          <w:lang w:val="zh_TW" w:bidi="zh_TW"/>
+        </w:rPr>
+        <w:t>利8:14–21</w:t>
+      </w:r>
       <w:r>
         <w:rPr>
           <w:lang w:val="zh_TW" w:bidi="zh_TW"/>
         </w:rPr>
         <w:t>）。這個儀式的焦點是承接聖職的獻祭，或字面意思「設立」，這是平安祭的一種特殊形式（</w:t>
       </w:r>
-      <w:hyperlink r:id="rId190">
-        <w:r>
-          <w:rPr>
-            <w:lang w:val="zh_TW" w:bidi="zh_TW"/>
-          </w:rPr>
-          <w:rPr>
-            <w:color w:val="0000EE"/>
-            <w:u w:val="single"/>
-          </w:rPr>
-          <w:t>出29:19–34</w:t>
-        </w:r>
-      </w:hyperlink>
+      <w:r>
+        <w:rPr>
+          <w:lang w:val="zh_TW" w:bidi="zh_TW"/>
+        </w:rPr>
+        <w:t>出29:19–34</w:t>
+      </w:r>
       <w:r>
         <w:rPr>
           <w:lang w:val="zh_TW" w:bidi="zh_TW"/>
         </w:rPr>
         <w:t>；</w:t>
       </w:r>
-      <w:hyperlink r:id="rId191">
-        <w:r>
-          <w:rPr>
-            <w:lang w:val="zh_TW" w:bidi="zh_TW"/>
-          </w:rPr>
-          <w:rPr>
-            <w:color w:val="0000EE"/>
-            <w:u w:val="single"/>
-          </w:rPr>
-          <w:t>利8:22–29</w:t>
-        </w:r>
-      </w:hyperlink>
+      <w:r>
+        <w:rPr>
+          <w:lang w:val="zh_TW" w:bidi="zh_TW"/>
+        </w:rPr>
+        <w:t>利8:22–29</w:t>
+      </w:r>
       <w:r>
         <w:rPr>
           <w:lang w:val="zh_TW" w:bidi="zh_TW"/>
         </w:rPr>
         <w:t>）。第二是會幕獻祭制度正式啟動時的獻祭（</w:t>
       </w:r>
-      <w:hyperlink r:id="rId192">
-        <w:r>
-          <w:rPr>
-            <w:lang w:val="zh_TW" w:bidi="zh_TW"/>
-          </w:rPr>
-          <w:rPr>
-            <w:color w:val="0000EE"/>
-            <w:u w:val="single"/>
-          </w:rPr>
-          <w:t>利9章</w:t>
-        </w:r>
-      </w:hyperlink>
+      <w:r>
+        <w:rPr>
+          <w:lang w:val="zh_TW" w:bidi="zh_TW"/>
+        </w:rPr>
+        <w:t>利9章</w:t>
+      </w:r>
       <w:r>
         <w:rPr>
           <w:lang w:val="zh_TW" w:bidi="zh_TW"/>
         </w:rPr>
         <w:t>）。為亞倫獻上的祭是贖罪祭與燔祭；為百姓獻上的則是贖罪祭、燔祭、素祭和平安祭（</w:t>
       </w:r>
-      <w:hyperlink r:id="rId193">
-        <w:r>
-          <w:rPr>
-            <w:lang w:val="zh_TW" w:bidi="zh_TW"/>
-          </w:rPr>
-          <w:rPr>
-            <w:color w:val="0000EE"/>
-            <w:u w:val="single"/>
-          </w:rPr>
-          <w:t>9:7–22</w:t>
-        </w:r>
-      </w:hyperlink>
+      <w:r>
+        <w:rPr>
+          <w:lang w:val="zh_TW" w:bidi="zh_TW"/>
+        </w:rPr>
+        <w:t>9:7–22</w:t>
+      </w:r>
       <w:r>
         <w:rPr>
           <w:lang w:val="zh_TW" w:bidi="zh_TW"/>
@@ -4941,18 +3765,12 @@
         </w:rPr>
         <w:t>同樣的次序也出現在由希西家王主持、在耶路撒冷的聖殿所進行的潔淨與恢復禮中（</w:t>
       </w:r>
-      <w:hyperlink r:id="rId194">
-        <w:r>
-          <w:rPr>
-            <w:lang w:val="zh_TW" w:bidi="zh_TW"/>
-          </w:rPr>
-          <w:rPr>
-            <w:color w:val="0000EE"/>
-            <w:u w:val="single"/>
-          </w:rPr>
-          <w:t>代下29:20–36</w:t>
-        </w:r>
-      </w:hyperlink>
+      <w:r>
+        <w:rPr>
+          <w:lang w:val="zh_TW" w:bidi="zh_TW"/>
+        </w:rPr>
+        <w:t>代下29:20–36</w:t>
+      </w:r>
       <w:r>
         <w:rPr>
           <w:lang w:val="zh_TW" w:bidi="zh_TW"/>
@@ -4973,18 +3791,12 @@
         </w:rPr>
         <w:t>這種獻祭次序，具體呈現了舊約關於人如何可以親近神的理念。首先，必須為罪得著贖罪，然後才是全然獻上自己；前者由贖罪祭與／或贖愆祭加以象徵，後者則由燔祭與素祭加以象徵。當這些條件都滿足之後，獻祭者便可以藉更多的燔祭來表達持續的委身，也可以參與團契之祭（平安祭），在其中他自己分得到被宰牲畜大部分的肉（與他的朋友和社區中的窮人分享；</w:t>
       </w:r>
-      <w:hyperlink r:id="rId195">
-        <w:r>
-          <w:rPr>
-            <w:lang w:val="zh_TW" w:bidi="zh_TW"/>
-          </w:rPr>
-          <w:rPr>
-            <w:color w:val="0000EE"/>
-            <w:u w:val="single"/>
-          </w:rPr>
-          <w:t>申12:17–19</w:t>
-        </w:r>
-      </w:hyperlink>
+      <w:r>
+        <w:rPr>
+          <w:lang w:val="zh_TW" w:bidi="zh_TW"/>
+        </w:rPr>
+        <w:t>申12:17–19</w:t>
+      </w:r>
       <w:r>
         <w:rPr>
           <w:lang w:val="zh_TW" w:bidi="zh_TW"/>
@@ -5055,216 +3867,144 @@
         </w:rPr>
         <w:t>1. 贖罪祭（</w:t>
       </w:r>
-      <w:hyperlink r:id="rId131">
-        <w:r>
-          <w:rPr>
-            <w:lang w:val="zh_TW" w:bidi="zh_TW"/>
-          </w:rPr>
-          <w:rPr>
-            <w:color w:val="0000EE"/>
-            <w:u w:val="single"/>
-          </w:rPr>
-          <w:t>利4:1–5:13</w:t>
-        </w:r>
-      </w:hyperlink>
+      <w:r>
+        <w:rPr>
+          <w:lang w:val="zh_TW" w:bidi="zh_TW"/>
+        </w:rPr>
+        <w:t>利4:1–5:13</w:t>
+      </w:r>
       <w:r>
         <w:rPr>
           <w:lang w:val="zh_TW" w:bidi="zh_TW"/>
         </w:rPr>
         <w:t>，</w:t>
       </w:r>
-      <w:hyperlink r:id="rId196">
-        <w:r>
-          <w:rPr>
-            <w:lang w:val="zh_TW" w:bidi="zh_TW"/>
-          </w:rPr>
-          <w:rPr>
-            <w:color w:val="0000EE"/>
-            <w:u w:val="single"/>
-          </w:rPr>
-          <w:t>6:24–30</w:t>
-        </w:r>
-      </w:hyperlink>
+      <w:r>
+        <w:rPr>
+          <w:lang w:val="zh_TW" w:bidi="zh_TW"/>
+        </w:rPr>
+        <w:t>6:24–30</w:t>
+      </w:r>
       <w:r>
         <w:rPr>
           <w:lang w:val="zh_TW" w:bidi="zh_TW"/>
         </w:rPr>
         <w:t>）。獻祭者依照自己的身分等級，必須帶來不同的祭牲。大祭司必須帶來一隻公牛犢（</w:t>
       </w:r>
-      <w:hyperlink r:id="rId197">
-        <w:r>
-          <w:rPr>
-            <w:lang w:val="zh_TW" w:bidi="zh_TW"/>
-          </w:rPr>
-          <w:rPr>
-            <w:color w:val="0000EE"/>
-            <w:u w:val="single"/>
-          </w:rPr>
-          <w:t>4:3</w:t>
-        </w:r>
-      </w:hyperlink>
+      <w:r>
+        <w:rPr>
+          <w:lang w:val="zh_TW" w:bidi="zh_TW"/>
+        </w:rPr>
+        <w:t>4:3</w:t>
+      </w:r>
       <w:r>
         <w:rPr>
           <w:lang w:val="zh_TW" w:bidi="zh_TW"/>
         </w:rPr>
         <w:t>），全會眾也如此（</w:t>
       </w:r>
-      <w:hyperlink r:id="rId198">
-        <w:r>
-          <w:rPr>
-            <w:lang w:val="zh_TW" w:bidi="zh_TW"/>
-          </w:rPr>
-          <w:rPr>
-            <w:color w:val="0000EE"/>
-            <w:u w:val="single"/>
-          </w:rPr>
-          <w:t>14</w:t>
-        </w:r>
-      </w:hyperlink>
+      <w:r>
+        <w:rPr>
+          <w:lang w:val="zh_TW" w:bidi="zh_TW"/>
+        </w:rPr>
+        <w:t>14</w:t>
+      </w:r>
       <w:r>
         <w:rPr>
           <w:lang w:val="zh_TW" w:bidi="zh_TW"/>
         </w:rPr>
         <w:t>節），除非那是禮儀上的過失（</w:t>
       </w:r>
-      <w:hyperlink r:id="rId169">
-        <w:r>
-          <w:rPr>
-            <w:lang w:val="zh_TW" w:bidi="zh_TW"/>
-          </w:rPr>
-          <w:rPr>
-            <w:color w:val="0000EE"/>
-            <w:u w:val="single"/>
-          </w:rPr>
-          <w:t>民15:24</w:t>
-        </w:r>
-      </w:hyperlink>
+      <w:r>
+        <w:rPr>
+          <w:lang w:val="zh_TW" w:bidi="zh_TW"/>
+        </w:rPr>
+        <w:t>民15:24</w:t>
+      </w:r>
       <w:r>
         <w:rPr>
           <w:lang w:val="zh_TW" w:bidi="zh_TW"/>
         </w:rPr>
         <w:t>）。官長會帶一隻公山羊（</w:t>
       </w:r>
-      <w:hyperlink r:id="rId199">
-        <w:r>
-          <w:rPr>
-            <w:lang w:val="zh_TW" w:bidi="zh_TW"/>
-          </w:rPr>
-          <w:rPr>
-            <w:color w:val="0000EE"/>
-            <w:u w:val="single"/>
-          </w:rPr>
-          <w:t>利4:23</w:t>
-        </w:r>
-      </w:hyperlink>
+      <w:r>
+        <w:rPr>
+          <w:lang w:val="zh_TW" w:bidi="zh_TW"/>
+        </w:rPr>
+        <w:t>利4:23</w:t>
+      </w:r>
       <w:r>
         <w:rPr>
           <w:lang w:val="zh_TW" w:bidi="zh_TW"/>
         </w:rPr>
         <w:t>），但一般百姓則可帶一隻母山羊（</w:t>
       </w:r>
-      <w:hyperlink r:id="rId200">
-        <w:r>
-          <w:rPr>
-            <w:lang w:val="zh_TW" w:bidi="zh_TW"/>
-          </w:rPr>
-          <w:rPr>
-            <w:color w:val="0000EE"/>
-            <w:u w:val="single"/>
-          </w:rPr>
-          <w:t>28</w:t>
-        </w:r>
-      </w:hyperlink>
+      <w:r>
+        <w:rPr>
+          <w:lang w:val="zh_TW" w:bidi="zh_TW"/>
+        </w:rPr>
+        <w:t>28</w:t>
+      </w:r>
       <w:r>
         <w:rPr>
           <w:lang w:val="zh_TW" w:bidi="zh_TW"/>
         </w:rPr>
         <w:t>節；</w:t>
       </w:r>
-      <w:hyperlink r:id="rId201">
-        <w:r>
-          <w:rPr>
-            <w:lang w:val="zh_TW" w:bidi="zh_TW"/>
-          </w:rPr>
-          <w:rPr>
-            <w:color w:val="0000EE"/>
-            <w:u w:val="single"/>
-          </w:rPr>
-          <w:t>民15:27</w:t>
-        </w:r>
-      </w:hyperlink>
+      <w:r>
+        <w:rPr>
+          <w:lang w:val="zh_TW" w:bidi="zh_TW"/>
+        </w:rPr>
+        <w:t>民15:27</w:t>
+      </w:r>
       <w:r>
         <w:rPr>
           <w:lang w:val="zh_TW" w:bidi="zh_TW"/>
         </w:rPr>
         <w:t>）或一隻羔羊（</w:t>
       </w:r>
-      <w:hyperlink r:id="rId202">
-        <w:r>
-          <w:rPr>
-            <w:lang w:val="zh_TW" w:bidi="zh_TW"/>
-          </w:rPr>
-          <w:rPr>
-            <w:color w:val="0000EE"/>
-            <w:u w:val="single"/>
-          </w:rPr>
-          <w:t>利4:32</w:t>
-        </w:r>
-      </w:hyperlink>
+      <w:r>
+        <w:rPr>
+          <w:lang w:val="zh_TW" w:bidi="zh_TW"/>
+        </w:rPr>
+        <w:t>利4:32</w:t>
+      </w:r>
       <w:r>
         <w:rPr>
           <w:lang w:val="zh_TW" w:bidi="zh_TW"/>
         </w:rPr>
         <w:t>）。若獻祭者貧窮，他可以獻上兩隻斑鳩或兩隻雛鴿（其中一隻作為燔祭；</w:t>
       </w:r>
-      <w:hyperlink r:id="rId203">
-        <w:r>
-          <w:rPr>
-            <w:lang w:val="zh_TW" w:bidi="zh_TW"/>
-          </w:rPr>
-          <w:rPr>
-            <w:color w:val="0000EE"/>
-            <w:u w:val="single"/>
-          </w:rPr>
-          <w:t>5:7</w:t>
-        </w:r>
-      </w:hyperlink>
+      <w:r>
+        <w:rPr>
+          <w:lang w:val="zh_TW" w:bidi="zh_TW"/>
+        </w:rPr>
+        <w:t>5:7</w:t>
+      </w:r>
       <w:r>
         <w:rPr>
           <w:lang w:val="zh_TW" w:bidi="zh_TW"/>
         </w:rPr>
         <w:t>），若極其貧困，甚至可以用十分之一伊法細麵代替（</w:t>
       </w:r>
-      <w:hyperlink r:id="rId204">
-        <w:r>
-          <w:rPr>
-            <w:lang w:val="zh_TW" w:bidi="zh_TW"/>
-          </w:rPr>
-          <w:rPr>
-            <w:color w:val="0000EE"/>
-            <w:u w:val="single"/>
-          </w:rPr>
-          <w:t>利5:11–13</w:t>
-        </w:r>
-      </w:hyperlink>
+      <w:r>
+        <w:rPr>
+          <w:lang w:val="zh_TW" w:bidi="zh_TW"/>
+        </w:rPr>
+        <w:t>利5:11–13</w:t>
+      </w:r>
       <w:r>
         <w:rPr>
           <w:lang w:val="zh_TW" w:bidi="zh_TW"/>
         </w:rPr>
         <w:t>；參</w:t>
       </w:r>
-      <w:hyperlink r:id="rId205">
-        <w:r>
-          <w:rPr>
-            <w:lang w:val="zh_TW" w:bidi="zh_TW"/>
-          </w:rPr>
-          <w:rPr>
-            <w:color w:val="0000EE"/>
-            <w:u w:val="single"/>
-          </w:rPr>
-          <w:t>來9:22</w:t>
-        </w:r>
-      </w:hyperlink>
+      <w:r>
+        <w:rPr>
+          <w:lang w:val="zh_TW" w:bidi="zh_TW"/>
+        </w:rPr>
+        <w:t>來9:22</w:t>
+      </w:r>
       <w:r>
         <w:rPr>
           <w:lang w:val="zh_TW" w:bidi="zh_TW"/>
@@ -5285,162 +4025,108 @@
         </w:rPr>
         <w:t>獻祭者把祭牲帶到聖所院子的入口，並按手在牲畜頭上（</w:t>
       </w:r>
-      <w:hyperlink r:id="rId206">
-        <w:r>
-          <w:rPr>
-            <w:lang w:val="zh_TW" w:bidi="zh_TW"/>
-          </w:rPr>
-          <w:rPr>
-            <w:color w:val="0000EE"/>
-            <w:u w:val="single"/>
-          </w:rPr>
-          <w:t>利4:4</w:t>
-        </w:r>
-      </w:hyperlink>
+      <w:r>
+        <w:rPr>
+          <w:lang w:val="zh_TW" w:bidi="zh_TW"/>
+        </w:rPr>
+        <w:t>利4:4</w:t>
+      </w:r>
       <w:r>
         <w:rPr>
           <w:lang w:val="zh_TW" w:bidi="zh_TW"/>
         </w:rPr>
         <w:t>）。在這個動作中，獻祭者並未承認自己的罪，因為這隻牲畜並不是被送走的（參為阿撒瀉勒預備的山羊，</w:t>
       </w:r>
-      <w:hyperlink r:id="rId207">
-        <w:r>
-          <w:rPr>
-            <w:lang w:val="zh_TW" w:bidi="zh_TW"/>
-          </w:rPr>
-          <w:rPr>
-            <w:color w:val="0000EE"/>
-            <w:u w:val="single"/>
-          </w:rPr>
-          <w:t>16:21</w:t>
-        </w:r>
-      </w:hyperlink>
+      <w:r>
+        <w:rPr>
+          <w:lang w:val="zh_TW" w:bidi="zh_TW"/>
+        </w:rPr>
+        <w:t>16:21</w:t>
+      </w:r>
       <w:r>
         <w:rPr>
           <w:lang w:val="zh_TW" w:bidi="zh_TW"/>
         </w:rPr>
         <w:t>）；相反地，他是在把自己與這祭物認同。獻祭者必須在祭壇北邊宰殺牲畜（</w:t>
       </w:r>
-      <w:hyperlink r:id="rId208">
-        <w:r>
-          <w:rPr>
-            <w:lang w:val="zh_TW" w:bidi="zh_TW"/>
-          </w:rPr>
-          <w:rPr>
-            <w:color w:val="0000EE"/>
-            <w:u w:val="single"/>
-          </w:rPr>
-          <w:t>4:24、29</w:t>
-        </w:r>
-      </w:hyperlink>
+      <w:r>
+        <w:rPr>
+          <w:lang w:val="zh_TW" w:bidi="zh_TW"/>
+        </w:rPr>
+        <w:t>4:24、29</w:t>
+      </w:r>
       <w:r>
         <w:rPr>
           <w:lang w:val="zh_TW" w:bidi="zh_TW"/>
         </w:rPr>
         <w:t>）。這些動物從來不是在祭壇本身上宰殺的。主理的祭司收集祭血；若這是為他自己或為全會眾所獻的公牛，他要在會幕幔子前彈些血，又把些血塗在香壇的四角上（</w:t>
       </w:r>
-      <w:hyperlink r:id="rId209">
-        <w:r>
-          <w:rPr>
-            <w:lang w:val="zh_TW" w:bidi="zh_TW"/>
-          </w:rPr>
-          <w:rPr>
-            <w:color w:val="0000EE"/>
-            <w:u w:val="single"/>
-          </w:rPr>
-          <w:t>5–7</w:t>
-        </w:r>
-      </w:hyperlink>
+      <w:r>
+        <w:rPr>
+          <w:lang w:val="zh_TW" w:bidi="zh_TW"/>
+        </w:rPr>
+        <w:t>5–7</w:t>
+      </w:r>
       <w:r>
         <w:rPr>
           <w:lang w:val="zh_TW" w:bidi="zh_TW"/>
         </w:rPr>
         <w:t>，</w:t>
       </w:r>
-      <w:hyperlink r:id="rId210">
-        <w:r>
-          <w:rPr>
-            <w:lang w:val="zh_TW" w:bidi="zh_TW"/>
-          </w:rPr>
-          <w:rPr>
-            <w:color w:val="0000EE"/>
-            <w:u w:val="single"/>
-          </w:rPr>
-          <w:t>16–18</w:t>
-        </w:r>
-      </w:hyperlink>
+      <w:r>
+        <w:rPr>
+          <w:lang w:val="zh_TW" w:bidi="zh_TW"/>
+        </w:rPr>
+        <w:t>16–18</w:t>
+      </w:r>
       <w:r>
         <w:rPr>
           <w:lang w:val="zh_TW" w:bidi="zh_TW"/>
         </w:rPr>
         <w:t>）。在贖罪日，他要把為自己與百姓預備的祭血帶入至聖所（</w:t>
       </w:r>
-      <w:hyperlink r:id="rId211">
-        <w:r>
-          <w:rPr>
-            <w:lang w:val="zh_TW" w:bidi="zh_TW"/>
-          </w:rPr>
-          <w:rPr>
-            <w:color w:val="0000EE"/>
-            <w:u w:val="single"/>
-          </w:rPr>
-          <w:t>16:14–15</w:t>
-        </w:r>
-      </w:hyperlink>
+      <w:r>
+        <w:rPr>
+          <w:lang w:val="zh_TW" w:bidi="zh_TW"/>
+        </w:rPr>
+        <w:t>16:14–15</w:t>
+      </w:r>
       <w:r>
         <w:rPr>
           <w:lang w:val="zh_TW" w:bidi="zh_TW"/>
         </w:rPr>
         <w:t>）。至於其它祭牲，他則把血塗在燔祭壇的四角上（</w:t>
       </w:r>
-      <w:hyperlink r:id="rId212">
-        <w:r>
-          <w:rPr>
-            <w:lang w:val="zh_TW" w:bidi="zh_TW"/>
-          </w:rPr>
-          <w:rPr>
-            <w:color w:val="0000EE"/>
-            <w:u w:val="single"/>
-          </w:rPr>
-          <w:t>4:25、30、34</w:t>
-        </w:r>
-      </w:hyperlink>
+      <w:r>
+        <w:rPr>
+          <w:lang w:val="zh_TW" w:bidi="zh_TW"/>
+        </w:rPr>
+        <w:t>4:25、30、34</w:t>
+      </w:r>
       <w:r>
         <w:rPr>
           <w:lang w:val="zh_TW" w:bidi="zh_TW"/>
         </w:rPr>
         <w:t>）；鳥類的血則彈在壇的側面（</w:t>
       </w:r>
-      <w:hyperlink r:id="rId213">
-        <w:r>
-          <w:rPr>
-            <w:lang w:val="zh_TW" w:bidi="zh_TW"/>
-          </w:rPr>
-          <w:rPr>
-            <w:color w:val="0000EE"/>
-            <w:u w:val="single"/>
-          </w:rPr>
-          <w:t>5:9</w:t>
-        </w:r>
-      </w:hyperlink>
+      <w:r>
+        <w:rPr>
+          <w:lang w:val="zh_TW" w:bidi="zh_TW"/>
+        </w:rPr>
+        <w:t>5:9</w:t>
+      </w:r>
       <w:r>
         <w:rPr>
           <w:lang w:val="zh_TW" w:bidi="zh_TW"/>
         </w:rPr>
         <w:t>）。最後，任何獻祭剩下的血都被倒或流在壇的基座（</w:t>
       </w:r>
-      <w:hyperlink r:id="rId214">
-        <w:r>
-          <w:rPr>
-            <w:lang w:val="zh_TW" w:bidi="zh_TW"/>
-          </w:rPr>
-          <w:rPr>
-            <w:color w:val="0000EE"/>
-            <w:u w:val="single"/>
-          </w:rPr>
-          <w:t>4:7</w:t>
-        </w:r>
-      </w:hyperlink>
+      <w:r>
+        <w:rPr>
+          <w:lang w:val="zh_TW" w:bidi="zh_TW"/>
+        </w:rPr>
+        <w:t>4:7</w:t>
+      </w:r>
       <w:r>
         <w:rPr>
           <w:lang w:val="zh_TW" w:bidi="zh_TW"/>
@@ -5461,270 +4147,180 @@
         </w:rPr>
         <w:t>最上好的內臟，也就是蓋在與附著腸臟的脂肪、兩個腎臟和其上的脂肪，以及肝臟的附屬物，都要在壇上獻給主（</w:t>
       </w:r>
-      <w:hyperlink r:id="rId215">
-        <w:r>
-          <w:rPr>
-            <w:lang w:val="zh_TW" w:bidi="zh_TW"/>
-          </w:rPr>
-          <w:rPr>
-            <w:color w:val="0000EE"/>
-            <w:u w:val="single"/>
-          </w:rPr>
-          <w:t>利4:8–10</w:t>
-        </w:r>
-      </w:hyperlink>
+      <w:r>
+        <w:rPr>
+          <w:lang w:val="zh_TW" w:bidi="zh_TW"/>
+        </w:rPr>
+        <w:t>利4:8–10</w:t>
+      </w:r>
       <w:r>
         <w:rPr>
           <w:lang w:val="zh_TW" w:bidi="zh_TW"/>
         </w:rPr>
         <w:t>）。若是為祭司或為百姓所獻的公牛，其餘屍身與內臟都要在營外焚燒；為祭司任職所獻的公牛也是如此（</w:t>
       </w:r>
-      <w:hyperlink r:id="rId216">
-        <w:r>
-          <w:rPr>
-            <w:lang w:val="zh_TW" w:bidi="zh_TW"/>
-          </w:rPr>
-          <w:rPr>
-            <w:color w:val="0000EE"/>
-            <w:u w:val="single"/>
-          </w:rPr>
-          <w:t>出29:10–14</w:t>
-        </w:r>
-      </w:hyperlink>
+      <w:r>
+        <w:rPr>
+          <w:lang w:val="zh_TW" w:bidi="zh_TW"/>
+        </w:rPr>
+        <w:t>出29:10–14</w:t>
+      </w:r>
       <w:r>
         <w:rPr>
           <w:lang w:val="zh_TW" w:bidi="zh_TW"/>
         </w:rPr>
         <w:t>；</w:t>
       </w:r>
-      <w:hyperlink r:id="rId217">
-        <w:r>
-          <w:rPr>
-            <w:lang w:val="zh_TW" w:bidi="zh_TW"/>
-          </w:rPr>
-          <w:rPr>
-            <w:color w:val="0000EE"/>
-            <w:u w:val="single"/>
-          </w:rPr>
-          <w:t>利8:14–17</w:t>
-        </w:r>
-      </w:hyperlink>
+      <w:r>
+        <w:rPr>
+          <w:lang w:val="zh_TW" w:bidi="zh_TW"/>
+        </w:rPr>
+        <w:t>利8:14–17</w:t>
+      </w:r>
       <w:r>
         <w:rPr>
           <w:lang w:val="zh_TW" w:bidi="zh_TW"/>
         </w:rPr>
         <w:t>）。在其它情況中，主持儀式的祭司則得吃剩下可食用的肉，作為自己的分。他必須在聖所區域內吃，並且其預備方式受嚴格的禮儀潔淨條例所規範（</w:t>
       </w:r>
-      <w:hyperlink r:id="rId218">
-        <w:r>
-          <w:rPr>
-            <w:lang w:val="zh_TW" w:bidi="zh_TW"/>
-          </w:rPr>
-          <w:rPr>
-            <w:color w:val="0000EE"/>
-            <w:u w:val="single"/>
-          </w:rPr>
-          <w:t>利6:25–30</w:t>
-        </w:r>
-      </w:hyperlink>
+      <w:r>
+        <w:rPr>
+          <w:lang w:val="zh_TW" w:bidi="zh_TW"/>
+        </w:rPr>
+        <w:t>利6:25–30</w:t>
+      </w:r>
       <w:r>
         <w:rPr>
           <w:lang w:val="zh_TW" w:bidi="zh_TW"/>
         </w:rPr>
         <w:t>，參</w:t>
       </w:r>
-      <w:hyperlink r:id="rId219">
-        <w:r>
-          <w:rPr>
-            <w:lang w:val="zh_TW" w:bidi="zh_TW"/>
-          </w:rPr>
-          <w:rPr>
-            <w:color w:val="0000EE"/>
-            <w:u w:val="single"/>
-          </w:rPr>
-          <w:t>10:16–20</w:t>
-        </w:r>
-      </w:hyperlink>
+      <w:r>
+        <w:rPr>
+          <w:lang w:val="zh_TW" w:bidi="zh_TW"/>
+        </w:rPr>
+        <w:t>10:16–20</w:t>
+      </w:r>
       <w:r>
         <w:rPr>
           <w:lang w:val="zh_TW" w:bidi="zh_TW"/>
         </w:rPr>
         <w:t>）。在各個聖日，都要獻上一隻公山羊為贖罪祭：每月朔（</w:t>
       </w:r>
-      <w:hyperlink r:id="rId220">
-        <w:r>
-          <w:rPr>
-            <w:lang w:val="zh_TW" w:bidi="zh_TW"/>
-          </w:rPr>
-          <w:rPr>
-            <w:color w:val="0000EE"/>
-            <w:u w:val="single"/>
-          </w:rPr>
-          <w:t>民28:15</w:t>
-        </w:r>
-      </w:hyperlink>
+      <w:r>
+        <w:rPr>
+          <w:lang w:val="zh_TW" w:bidi="zh_TW"/>
+        </w:rPr>
+        <w:t>民28:15</w:t>
+      </w:r>
       <w:r>
         <w:rPr>
           <w:lang w:val="zh_TW" w:bidi="zh_TW"/>
         </w:rPr>
         <w:t>）、逾越節每日（</w:t>
       </w:r>
-      <w:hyperlink r:id="rId221">
-        <w:r>
-          <w:rPr>
-            <w:lang w:val="zh_TW" w:bidi="zh_TW"/>
-          </w:rPr>
-          <w:rPr>
-            <w:color w:val="0000EE"/>
-            <w:u w:val="single"/>
-          </w:rPr>
-          <w:t>22–24</w:t>
-        </w:r>
-      </w:hyperlink>
+      <w:r>
+        <w:rPr>
+          <w:lang w:val="zh_TW" w:bidi="zh_TW"/>
+        </w:rPr>
+        <w:t>22–24</w:t>
+      </w:r>
       <w:r>
         <w:rPr>
           <w:lang w:val="zh_TW" w:bidi="zh_TW"/>
         </w:rPr>
         <w:t>節）、七七節（</w:t>
       </w:r>
-      <w:hyperlink r:id="rId222">
-        <w:r>
-          <w:rPr>
-            <w:lang w:val="zh_TW" w:bidi="zh_TW"/>
-          </w:rPr>
-          <w:rPr>
-            <w:color w:val="0000EE"/>
-            <w:u w:val="single"/>
-          </w:rPr>
-          <w:t>30</w:t>
-        </w:r>
-      </w:hyperlink>
+      <w:r>
+        <w:rPr>
+          <w:lang w:val="zh_TW" w:bidi="zh_TW"/>
+        </w:rPr>
+        <w:t>30</w:t>
+      </w:r>
       <w:r>
         <w:rPr>
           <w:lang w:val="zh_TW" w:bidi="zh_TW"/>
         </w:rPr>
         <w:t>節）、吹角節（</w:t>
       </w:r>
-      <w:hyperlink r:id="rId223">
-        <w:r>
-          <w:rPr>
-            <w:lang w:val="zh_TW" w:bidi="zh_TW"/>
-          </w:rPr>
-          <w:rPr>
-            <w:color w:val="0000EE"/>
-            <w:u w:val="single"/>
-          </w:rPr>
-          <w:t>民29:5</w:t>
-        </w:r>
-      </w:hyperlink>
+      <w:r>
+        <w:rPr>
+          <w:lang w:val="zh_TW" w:bidi="zh_TW"/>
+        </w:rPr>
+        <w:t>民29:5</w:t>
+      </w:r>
       <w:r>
         <w:rPr>
           <w:lang w:val="zh_TW" w:bidi="zh_TW"/>
         </w:rPr>
         <w:t>）、贖罪日（</w:t>
       </w:r>
-      <w:hyperlink r:id="rId224">
-        <w:r>
-          <w:rPr>
-            <w:lang w:val="zh_TW" w:bidi="zh_TW"/>
-          </w:rPr>
-          <w:rPr>
-            <w:color w:val="0000EE"/>
-            <w:u w:val="single"/>
-          </w:rPr>
-          <w:t>11</w:t>
-        </w:r>
-      </w:hyperlink>
+      <w:r>
+        <w:rPr>
+          <w:lang w:val="zh_TW" w:bidi="zh_TW"/>
+        </w:rPr>
+        <w:t>11</w:t>
+      </w:r>
       <w:r>
         <w:rPr>
           <w:lang w:val="zh_TW" w:bidi="zh_TW"/>
         </w:rPr>
         <w:t>節），以及住棚節的每日（</w:t>
       </w:r>
-      <w:hyperlink r:id="rId225">
-        <w:r>
-          <w:rPr>
-            <w:lang w:val="zh_TW" w:bidi="zh_TW"/>
-          </w:rPr>
-          <w:rPr>
-            <w:color w:val="0000EE"/>
-            <w:u w:val="single"/>
-          </w:rPr>
-          <w:t>16、19</w:t>
-        </w:r>
-      </w:hyperlink>
+      <w:r>
+        <w:rPr>
+          <w:lang w:val="zh_TW" w:bidi="zh_TW"/>
+        </w:rPr>
+        <w:t>16、19</w:t>
+      </w:r>
       <w:r>
         <w:rPr>
           <w:lang w:val="zh_TW" w:bidi="zh_TW"/>
         </w:rPr>
         <w:t>節）。大祭司也要為自己獻上公牛，並在贖罪日獻上兩隻山羊中的一隻。某些潔淨禮則需要較小的贖罪祭牲，即羔羊或鳥類：生產後（</w:t>
       </w:r>
-      <w:hyperlink r:id="rId177">
-        <w:r>
-          <w:rPr>
-            <w:lang w:val="zh_TW" w:bidi="zh_TW"/>
-          </w:rPr>
-          <w:rPr>
-            <w:color w:val="0000EE"/>
-            <w:u w:val="single"/>
-          </w:rPr>
-          <w:t>利12:6–8</w:t>
-        </w:r>
-      </w:hyperlink>
+      <w:r>
+        <w:rPr>
+          <w:lang w:val="zh_TW" w:bidi="zh_TW"/>
+        </w:rPr>
+        <w:t>利12:6–8</w:t>
+      </w:r>
       <w:r>
         <w:rPr>
           <w:lang w:val="zh_TW" w:bidi="zh_TW"/>
         </w:rPr>
         <w:t>）、痲瘋病的潔淨（</w:t>
       </w:r>
-      <w:hyperlink r:id="rId226">
-        <w:r>
-          <w:rPr>
-            <w:lang w:val="zh_TW" w:bidi="zh_TW"/>
-          </w:rPr>
-          <w:rPr>
-            <w:color w:val="0000EE"/>
-            <w:u w:val="single"/>
-          </w:rPr>
-          <w:t>14:12–14、19–22</w:t>
-        </w:r>
-      </w:hyperlink>
+      <w:r>
+        <w:rPr>
+          <w:lang w:val="zh_TW" w:bidi="zh_TW"/>
+        </w:rPr>
+        <w:t>14:12–14、19–22</w:t>
+      </w:r>
       <w:r>
         <w:rPr>
           <w:lang w:val="zh_TW" w:bidi="zh_TW"/>
         </w:rPr>
         <w:t>）、以及膿瘍與出血（</w:t>
       </w:r>
-      <w:hyperlink r:id="rId227">
-        <w:r>
-          <w:rPr>
-            <w:lang w:val="zh_TW" w:bidi="zh_TW"/>
-          </w:rPr>
-          <w:rPr>
-            <w:color w:val="0000EE"/>
-            <w:u w:val="single"/>
-          </w:rPr>
-          <w:t>15:14–15、29–30</w:t>
-        </w:r>
-      </w:hyperlink>
+      <w:r>
+        <w:rPr>
+          <w:lang w:val="zh_TW" w:bidi="zh_TW"/>
+        </w:rPr>
+        <w:t>15:14–15、29–30</w:t>
+      </w:r>
       <w:r>
         <w:rPr>
           <w:lang w:val="zh_TW" w:bidi="zh_TW"/>
         </w:rPr>
         <w:t>），或是在誓願期間受玷污之後（</w:t>
       </w:r>
-      <w:hyperlink r:id="rId228">
-        <w:r>
-          <w:rPr>
-            <w:lang w:val="zh_TW" w:bidi="zh_TW"/>
-          </w:rPr>
-          <w:rPr>
-            <w:color w:val="0000EE"/>
-            <w:u w:val="single"/>
-          </w:rPr>
-          <w:t>民6:10–11</w:t>
-        </w:r>
-      </w:hyperlink>
+      <w:r>
+        <w:rPr>
+          <w:lang w:val="zh_TW" w:bidi="zh_TW"/>
+        </w:rPr>
+        <w:t>民6:10–11</w:t>
+      </w:r>
       <w:r>
         <w:rPr>
           <w:lang w:val="zh_TW" w:bidi="zh_TW"/>
@@ -5745,414 +4341,276 @@
         </w:rPr>
         <w:t>2. 贖愆祭（</w:t>
       </w:r>
-      <w:hyperlink r:id="rId132">
-        <w:r>
-          <w:rPr>
-            <w:lang w:val="zh_TW" w:bidi="zh_TW"/>
-          </w:rPr>
-          <w:rPr>
-            <w:color w:val="0000EE"/>
-            <w:u w:val="single"/>
-          </w:rPr>
-          <w:t>利5:14–6:7</w:t>
-        </w:r>
-      </w:hyperlink>
+      <w:r>
+        <w:rPr>
+          <w:lang w:val="zh_TW" w:bidi="zh_TW"/>
+        </w:rPr>
+        <w:t>利5:14–6:7</w:t>
+      </w:r>
       <w:r>
         <w:rPr>
           <w:lang w:val="zh_TW" w:bidi="zh_TW"/>
         </w:rPr>
         <w:t>，</w:t>
       </w:r>
-      <w:hyperlink r:id="rId229">
-        <w:r>
-          <w:rPr>
-            <w:lang w:val="zh_TW" w:bidi="zh_TW"/>
-          </w:rPr>
-          <w:rPr>
-            <w:color w:val="0000EE"/>
-            <w:u w:val="single"/>
-          </w:rPr>
-          <w:t>7:1–7</w:t>
-        </w:r>
-      </w:hyperlink>
+      <w:r>
+        <w:rPr>
+          <w:lang w:val="zh_TW" w:bidi="zh_TW"/>
+        </w:rPr>
+        <w:t>7:1–7</w:t>
+      </w:r>
       <w:r>
         <w:rPr>
           <w:lang w:val="zh_TW" w:bidi="zh_TW"/>
         </w:rPr>
         <w:t>）。贖愆祭或過犯祭，是一種特殊形式的贖罪祭（參</w:t>
       </w:r>
-      <w:hyperlink r:id="rId203">
-        <w:r>
-          <w:rPr>
-            <w:lang w:val="zh_TW" w:bidi="zh_TW"/>
-          </w:rPr>
-          <w:rPr>
-            <w:color w:val="0000EE"/>
-            <w:u w:val="single"/>
-          </w:rPr>
-          <w:t>5:7</w:t>
-        </w:r>
-      </w:hyperlink>
+      <w:r>
+        <w:rPr>
+          <w:lang w:val="zh_TW" w:bidi="zh_TW"/>
+        </w:rPr>
+        <w:t>5:7</w:t>
+      </w:r>
       <w:r>
         <w:rPr>
           <w:lang w:val="zh_TW" w:bidi="zh_TW"/>
         </w:rPr>
         <w:t>），當有人被剝奪了應得的權利時，必須獻上贖愆祭。必須償還被詐取的等價金額，並加上五分之一的罰款（</w:t>
       </w:r>
-      <w:hyperlink r:id="rId230">
-        <w:r>
-          <w:rPr>
-            <w:lang w:val="zh_TW" w:bidi="zh_TW"/>
-          </w:rPr>
-          <w:rPr>
-            <w:color w:val="0000EE"/>
-            <w:u w:val="single"/>
-          </w:rPr>
-          <w:t>5:16</w:t>
-        </w:r>
-      </w:hyperlink>
+      <w:r>
+        <w:rPr>
+          <w:lang w:val="zh_TW" w:bidi="zh_TW"/>
+        </w:rPr>
+        <w:t>5:16</w:t>
+      </w:r>
       <w:r>
         <w:rPr>
           <w:lang w:val="zh_TW" w:bidi="zh_TW"/>
         </w:rPr>
         <w:t>，</w:t>
       </w:r>
-      <w:hyperlink r:id="rId231">
-        <w:r>
-          <w:rPr>
-            <w:lang w:val="zh_TW" w:bidi="zh_TW"/>
-          </w:rPr>
-          <w:rPr>
-            <w:color w:val="0000EE"/>
-            <w:u w:val="single"/>
-          </w:rPr>
-          <w:t>6:5</w:t>
-        </w:r>
-      </w:hyperlink>
+      <w:r>
+        <w:rPr>
+          <w:lang w:val="zh_TW" w:bidi="zh_TW"/>
+        </w:rPr>
+        <w:t>6:5</w:t>
+      </w:r>
       <w:r>
         <w:rPr>
           <w:lang w:val="zh_TW" w:bidi="zh_TW"/>
         </w:rPr>
         <w:t>）。祭牲通常是一隻公綿羊（</w:t>
       </w:r>
-      <w:hyperlink r:id="rId232">
-        <w:r>
-          <w:rPr>
-            <w:lang w:val="zh_TW" w:bidi="zh_TW"/>
-          </w:rPr>
-          <w:rPr>
-            <w:color w:val="0000EE"/>
-            <w:u w:val="single"/>
-          </w:rPr>
-          <w:t>5:15、18</w:t>
-        </w:r>
-      </w:hyperlink>
+      <w:r>
+        <w:rPr>
+          <w:lang w:val="zh_TW" w:bidi="zh_TW"/>
+        </w:rPr>
+        <w:t>5:15、18</w:t>
+      </w:r>
       <w:r>
         <w:rPr>
           <w:lang w:val="zh_TW" w:bidi="zh_TW"/>
         </w:rPr>
         <w:t>，</w:t>
       </w:r>
-      <w:hyperlink r:id="rId233">
-        <w:r>
-          <w:rPr>
-            <w:lang w:val="zh_TW" w:bidi="zh_TW"/>
-          </w:rPr>
-          <w:rPr>
-            <w:color w:val="0000EE"/>
-            <w:u w:val="single"/>
-          </w:rPr>
-          <w:t>6:6</w:t>
-        </w:r>
-      </w:hyperlink>
+      <w:r>
+        <w:rPr>
+          <w:lang w:val="zh_TW" w:bidi="zh_TW"/>
+        </w:rPr>
+        <w:t>6:6</w:t>
+      </w:r>
       <w:r>
         <w:rPr>
           <w:lang w:val="zh_TW" w:bidi="zh_TW"/>
         </w:rPr>
         <w:t>）。潔淨的痲瘋病人和被玷污的拿細耳人必須帶來一隻公羊羔（</w:t>
       </w:r>
-      <w:hyperlink r:id="rId234">
-        <w:r>
-          <w:rPr>
-            <w:lang w:val="zh_TW" w:bidi="zh_TW"/>
-          </w:rPr>
-          <w:rPr>
-            <w:color w:val="0000EE"/>
-            <w:u w:val="single"/>
-          </w:rPr>
-          <w:t>利14:12、21</w:t>
-        </w:r>
-      </w:hyperlink>
+      <w:r>
+        <w:rPr>
+          <w:lang w:val="zh_TW" w:bidi="zh_TW"/>
+        </w:rPr>
+        <w:t>利14:12、21</w:t>
+      </w:r>
       <w:r>
         <w:rPr>
           <w:lang w:val="zh_TW" w:bidi="zh_TW"/>
         </w:rPr>
         <w:t>；</w:t>
       </w:r>
-      <w:hyperlink r:id="rId181">
-        <w:r>
-          <w:rPr>
-            <w:lang w:val="zh_TW" w:bidi="zh_TW"/>
-          </w:rPr>
-          <w:rPr>
-            <w:color w:val="0000EE"/>
-            <w:u w:val="single"/>
-          </w:rPr>
-          <w:t>民6:12</w:t>
-        </w:r>
-      </w:hyperlink>
+      <w:r>
+        <w:rPr>
+          <w:lang w:val="zh_TW" w:bidi="zh_TW"/>
+        </w:rPr>
+        <w:t>民6:12</w:t>
+      </w:r>
       <w:r>
         <w:rPr>
           <w:lang w:val="zh_TW" w:bidi="zh_TW"/>
         </w:rPr>
         <w:t>）。獻祭者顯然是按照贖罪祭的方式來處理那祭牲，但祭司必須把祭血灑在壇的四圍（</w:t>
       </w:r>
-      <w:hyperlink r:id="rId235">
-        <w:r>
-          <w:rPr>
-            <w:lang w:val="zh_TW" w:bidi="zh_TW"/>
-          </w:rPr>
-          <w:rPr>
-            <w:color w:val="0000EE"/>
-            <w:u w:val="single"/>
-          </w:rPr>
-          <w:t>利7:2</w:t>
-        </w:r>
-      </w:hyperlink>
+      <w:r>
+        <w:rPr>
+          <w:lang w:val="zh_TW" w:bidi="zh_TW"/>
+        </w:rPr>
+        <w:t>利7:2</w:t>
+      </w:r>
       <w:r>
         <w:rPr>
           <w:lang w:val="zh_TW" w:bidi="zh_TW"/>
         </w:rPr>
         <w:t>）。內臟照常在壇上焚燒（</w:t>
       </w:r>
-      <w:hyperlink r:id="rId236">
-        <w:r>
-          <w:rPr>
-            <w:lang w:val="zh_TW" w:bidi="zh_TW"/>
-          </w:rPr>
-          <w:rPr>
-            <w:color w:val="0000EE"/>
-            <w:u w:val="single"/>
-          </w:rPr>
-          <w:t>3–5</w:t>
-        </w:r>
-      </w:hyperlink>
+      <w:r>
+        <w:rPr>
+          <w:lang w:val="zh_TW" w:bidi="zh_TW"/>
+        </w:rPr>
+        <w:t>3–5</w:t>
+      </w:r>
       <w:r>
         <w:rPr>
           <w:lang w:val="zh_TW" w:bidi="zh_TW"/>
         </w:rPr>
         <w:t>節）。此外，也要取一些血塗在得潔淨的痲瘋病人右耳垂、右手大拇指和右腳大拇趾上（</w:t>
       </w:r>
-      <w:hyperlink r:id="rId237">
-        <w:r>
-          <w:rPr>
-            <w:lang w:val="zh_TW" w:bidi="zh_TW"/>
-          </w:rPr>
-          <w:rPr>
-            <w:color w:val="0000EE"/>
-            <w:u w:val="single"/>
-          </w:rPr>
-          <w:t>14:14</w:t>
-        </w:r>
-      </w:hyperlink>
+      <w:r>
+        <w:rPr>
+          <w:lang w:val="zh_TW" w:bidi="zh_TW"/>
+        </w:rPr>
+        <w:t>14:14</w:t>
+      </w:r>
       <w:r>
         <w:rPr>
           <w:lang w:val="zh_TW" w:bidi="zh_TW"/>
         </w:rPr>
         <w:t>）。照樣，祭司得享用這祭牲大部分的肉作食物（</w:t>
       </w:r>
-      <w:hyperlink r:id="rId238">
-        <w:r>
-          <w:rPr>
-            <w:lang w:val="zh_TW" w:bidi="zh_TW"/>
-          </w:rPr>
-          <w:rPr>
-            <w:color w:val="0000EE"/>
-            <w:u w:val="single"/>
-          </w:rPr>
-          <w:t>7:6–7</w:t>
-        </w:r>
-      </w:hyperlink>
+      <w:r>
+        <w:rPr>
+          <w:lang w:val="zh_TW" w:bidi="zh_TW"/>
+        </w:rPr>
+        <w:t>7:6–7</w:t>
+      </w:r>
       <w:r>
         <w:rPr>
           <w:lang w:val="zh_TW" w:bidi="zh_TW"/>
         </w:rPr>
         <w:t>，</w:t>
       </w:r>
-      <w:hyperlink r:id="rId149">
-        <w:r>
-          <w:rPr>
-            <w:lang w:val="zh_TW" w:bidi="zh_TW"/>
-          </w:rPr>
-          <w:rPr>
-            <w:color w:val="0000EE"/>
-            <w:u w:val="single"/>
-          </w:rPr>
-          <w:t>14:13</w:t>
-        </w:r>
-      </w:hyperlink>
+      <w:r>
+        <w:rPr>
+          <w:lang w:val="zh_TW" w:bidi="zh_TW"/>
+        </w:rPr>
+        <w:t>14:13</w:t>
+      </w:r>
       <w:r>
         <w:rPr>
           <w:lang w:val="zh_TW" w:bidi="zh_TW"/>
         </w:rPr>
         <w:t>）。凡是使他人遭受損失的情況，都需要贖愆祭。像是未經授權吃了「聖物」等禮儀上的干犯（</w:t>
       </w:r>
-      <w:hyperlink r:id="rId239">
-        <w:r>
-          <w:rPr>
-            <w:lang w:val="zh_TW" w:bidi="zh_TW"/>
-          </w:rPr>
-          <w:rPr>
-            <w:color w:val="0000EE"/>
-            <w:u w:val="single"/>
-          </w:rPr>
-          <w:t>5:14–19</w:t>
-        </w:r>
-      </w:hyperlink>
+      <w:r>
+        <w:rPr>
+          <w:lang w:val="zh_TW" w:bidi="zh_TW"/>
+        </w:rPr>
+        <w:t>5:14–19</w:t>
+      </w:r>
       <w:r>
         <w:rPr>
           <w:lang w:val="zh_TW" w:bidi="zh_TW"/>
         </w:rPr>
         <w:t>，</w:t>
       </w:r>
-      <w:hyperlink r:id="rId240">
-        <w:r>
-          <w:rPr>
-            <w:lang w:val="zh_TW" w:bidi="zh_TW"/>
-          </w:rPr>
-          <w:rPr>
-            <w:color w:val="0000EE"/>
-            <w:u w:val="single"/>
-          </w:rPr>
-          <w:t>22:14</w:t>
-        </w:r>
-      </w:hyperlink>
+      <w:r>
+        <w:rPr>
+          <w:lang w:val="zh_TW" w:bidi="zh_TW"/>
+        </w:rPr>
+        <w:t>22:14</w:t>
+      </w:r>
       <w:r>
         <w:rPr>
           <w:lang w:val="zh_TW" w:bidi="zh_TW"/>
         </w:rPr>
         <w:t>），需要支付應該給主的金額，加上五分之一的罰款給祭司（</w:t>
       </w:r>
-      <w:hyperlink r:id="rId230">
-        <w:r>
-          <w:rPr>
-            <w:lang w:val="zh_TW" w:bidi="zh_TW"/>
-          </w:rPr>
-          <w:rPr>
-            <w:color w:val="0000EE"/>
-            <w:u w:val="single"/>
-          </w:rPr>
-          <w:t>利5:16</w:t>
-        </w:r>
-      </w:hyperlink>
+      <w:r>
+        <w:rPr>
+          <w:lang w:val="zh_TW" w:bidi="zh_TW"/>
+        </w:rPr>
+        <w:t>利5:16</w:t>
+      </w:r>
       <w:r>
         <w:rPr>
           <w:lang w:val="zh_TW" w:bidi="zh_TW"/>
         </w:rPr>
         <w:t>；</w:t>
       </w:r>
-      <w:hyperlink r:id="rId241">
-        <w:r>
-          <w:rPr>
-            <w:lang w:val="zh_TW" w:bidi="zh_TW"/>
-          </w:rPr>
-          <w:rPr>
-            <w:color w:val="0000EE"/>
-            <w:u w:val="single"/>
-          </w:rPr>
-          <w:t>王下12:16</w:t>
-        </w:r>
-      </w:hyperlink>
+      <w:r>
+        <w:rPr>
+          <w:lang w:val="zh_TW" w:bidi="zh_TW"/>
+        </w:rPr>
+        <w:t>王下12:16</w:t>
+      </w:r>
       <w:r>
         <w:rPr>
           <w:lang w:val="zh_TW" w:bidi="zh_TW"/>
         </w:rPr>
         <w:t>）。痲瘋病人也屬於這一類，因為在他染病期間，他無法在神面前履行服事（</w:t>
       </w:r>
-      <w:hyperlink r:id="rId242">
-        <w:r>
-          <w:rPr>
-            <w:lang w:val="zh_TW" w:bidi="zh_TW"/>
-          </w:rPr>
-          <w:rPr>
-            <w:color w:val="0000EE"/>
-            <w:u w:val="single"/>
-          </w:rPr>
-          <w:t>利14:12–18</w:t>
-        </w:r>
-      </w:hyperlink>
+      <w:r>
+        <w:rPr>
+          <w:lang w:val="zh_TW" w:bidi="zh_TW"/>
+        </w:rPr>
+        <w:t>利14:12–18</w:t>
+      </w:r>
       <w:r>
         <w:rPr>
           <w:lang w:val="zh_TW" w:bidi="zh_TW"/>
         </w:rPr>
         <w:t>）。同樣地，那在誓願期間受玷污的拿細耳人，既然在分別為聖歸給神時受了污穢，也必須獻上贖愆祭（</w:t>
       </w:r>
-      <w:hyperlink r:id="rId181">
-        <w:r>
-          <w:rPr>
-            <w:lang w:val="zh_TW" w:bidi="zh_TW"/>
-          </w:rPr>
-          <w:rPr>
-            <w:color w:val="0000EE"/>
-            <w:u w:val="single"/>
-          </w:rPr>
-          <w:t>民6:12</w:t>
-        </w:r>
-      </w:hyperlink>
+      <w:r>
+        <w:rPr>
+          <w:lang w:val="zh_TW" w:bidi="zh_TW"/>
+        </w:rPr>
+        <w:t>民6:12</w:t>
+      </w:r>
       <w:r>
         <w:rPr>
           <w:lang w:val="zh_TW" w:bidi="zh_TW"/>
         </w:rPr>
         <w:t>）。至於侵犯他人財產權的罪，只能藉著贖愆祭與額外的五分之一來解決；這包括對押存或抵押物的欺詐，搶奪或壓迫他人，未回報所撿到的失物，或虛假起誓、拒不作證等罪行（</w:t>
       </w:r>
-      <w:hyperlink r:id="rId243">
-        <w:r>
-          <w:rPr>
-            <w:lang w:val="zh_TW" w:bidi="zh_TW"/>
-          </w:rPr>
-          <w:rPr>
-            <w:color w:val="0000EE"/>
-            <w:u w:val="single"/>
-          </w:rPr>
-          <w:t>利6:1–5</w:t>
-        </w:r>
-      </w:hyperlink>
+      <w:r>
+        <w:rPr>
+          <w:lang w:val="zh_TW" w:bidi="zh_TW"/>
+        </w:rPr>
+        <w:t>利6:1–5</w:t>
+      </w:r>
       <w:r>
         <w:rPr>
           <w:lang w:val="zh_TW" w:bidi="zh_TW"/>
         </w:rPr>
         <w:t>）。與已訂婚的奴婢發生性行為也是對財產權的侵犯（</w:t>
       </w:r>
-      <w:hyperlink r:id="rId244">
-        <w:r>
-          <w:rPr>
-            <w:lang w:val="zh_TW" w:bidi="zh_TW"/>
-          </w:rPr>
-          <w:rPr>
-            <w:color w:val="0000EE"/>
-            <w:u w:val="single"/>
-          </w:rPr>
-          <w:t>19:20–22</w:t>
-        </w:r>
-      </w:hyperlink>
+      <w:r>
+        <w:rPr>
+          <w:lang w:val="zh_TW" w:bidi="zh_TW"/>
+        </w:rPr>
+        <w:t>19:20–22</w:t>
+      </w:r>
       <w:r>
         <w:rPr>
           <w:lang w:val="zh_TW" w:bidi="zh_TW"/>
         </w:rPr>
         <w:t>）。若受害者已逝且無近親在世，賠償就歸祭司所有（</w:t>
       </w:r>
-      <w:hyperlink r:id="rId245">
-        <w:r>
-          <w:rPr>
-            <w:lang w:val="zh_TW" w:bidi="zh_TW"/>
-          </w:rPr>
-          <w:rPr>
-            <w:color w:val="0000EE"/>
-            <w:u w:val="single"/>
-          </w:rPr>
-          <w:t>民5:5–10</w:t>
-        </w:r>
-      </w:hyperlink>
+      <w:r>
+        <w:rPr>
+          <w:lang w:val="zh_TW" w:bidi="zh_TW"/>
+        </w:rPr>
+        <w:t>民5:5–10</w:t>
+      </w:r>
       <w:r>
         <w:rPr>
           <w:lang w:val="zh_TW" w:bidi="zh_TW"/>
@@ -6198,54 +4656,36 @@
         </w:rPr>
         <w:t>1. 燔祭（</w:t>
       </w:r>
-      <w:hyperlink r:id="rId246">
-        <w:r>
-          <w:rPr>
-            <w:lang w:val="zh_TW" w:bidi="zh_TW"/>
-          </w:rPr>
-          <w:rPr>
-            <w:color w:val="0000EE"/>
-            <w:u w:val="single"/>
-          </w:rPr>
-          <w:t>利1:3–17</w:t>
-        </w:r>
-      </w:hyperlink>
+      <w:r>
+        <w:rPr>
+          <w:lang w:val="zh_TW" w:bidi="zh_TW"/>
+        </w:rPr>
+        <w:t>利1:3–17</w:t>
+      </w:r>
       <w:r>
         <w:rPr>
           <w:lang w:val="zh_TW" w:bidi="zh_TW"/>
         </w:rPr>
         <w:t>，</w:t>
       </w:r>
-      <w:hyperlink r:id="rId247">
-        <w:r>
-          <w:rPr>
-            <w:lang w:val="zh_TW" w:bidi="zh_TW"/>
-          </w:rPr>
-          <w:rPr>
-            <w:color w:val="0000EE"/>
-            <w:u w:val="single"/>
-          </w:rPr>
-          <w:t>6:8–13</w:t>
-        </w:r>
-      </w:hyperlink>
+      <w:r>
+        <w:rPr>
+          <w:lang w:val="zh_TW" w:bidi="zh_TW"/>
+        </w:rPr>
+        <w:t>6:8–13</w:t>
+      </w:r>
       <w:r>
         <w:rPr>
           <w:lang w:val="zh_TW" w:bidi="zh_TW"/>
         </w:rPr>
         <w:t>）。燔祭可以是公牛、綿羊，或是鳥類。獻祭者把牲畜帶來，按手在牲畜頭上，然後在祭壇北邊將其宰殺。至於鳥類，則只需交給祭司。祭司收集祭血，獻在神面前，然後灑在壇的四圍。若獻的是鳥，祭司要扭斷鳥頭，把血排在壇的一旁。雖然宰殺與灑血這些動作，呼應燔祭與前一段所述贖罪性的祭物，但本段主要強調的，是宰殺牲畜、洗淨其不潔之部位，然後小心把各部分擺放壇上。這一切都要在壇上焚燒，成為獻給耶和華的馨香之氣。由於燔祭早晚都要獻上，因此祭壇旁必須有充足的柴火。身穿合宜服裝的主理祭司，必須讓火不住地在壇上燃燒（</w:t>
       </w:r>
-      <w:hyperlink r:id="rId247">
-        <w:r>
-          <w:rPr>
-            <w:lang w:val="zh_TW" w:bidi="zh_TW"/>
-          </w:rPr>
-          <w:rPr>
-            <w:color w:val="0000EE"/>
-            <w:u w:val="single"/>
-          </w:rPr>
-          <w:t>6:8–13</w:t>
-        </w:r>
-      </w:hyperlink>
+      <w:r>
+        <w:rPr>
+          <w:lang w:val="zh_TW" w:bidi="zh_TW"/>
+        </w:rPr>
+        <w:t>6:8–13</w:t>
+      </w:r>
       <w:r>
         <w:rPr>
           <w:lang w:val="zh_TW" w:bidi="zh_TW"/>
@@ -6266,54 +4706,36 @@
         </w:rPr>
         <w:t>燔祭在禮儀曆中的各種獻祭裡扮演極為重要的角色。常獻的燔祭每日兩次，早上和晚上都要獻上一隻公羊羔（</w:t>
       </w:r>
-      <w:hyperlink r:id="rId248">
-        <w:r>
-          <w:rPr>
-            <w:lang w:val="zh_TW" w:bidi="zh_TW"/>
-          </w:rPr>
-          <w:rPr>
-            <w:color w:val="0000EE"/>
-            <w:u w:val="single"/>
-          </w:rPr>
-          <w:t>出29:38–42</w:t>
-        </w:r>
-      </w:hyperlink>
+      <w:r>
+        <w:rPr>
+          <w:lang w:val="zh_TW" w:bidi="zh_TW"/>
+        </w:rPr>
+        <w:t>出29:38–42</w:t>
+      </w:r>
       <w:r>
         <w:rPr>
           <w:lang w:val="zh_TW" w:bidi="zh_TW"/>
         </w:rPr>
         <w:t>；</w:t>
       </w:r>
-      <w:hyperlink r:id="rId249">
-        <w:r>
-          <w:rPr>
-            <w:lang w:val="zh_TW" w:bidi="zh_TW"/>
-          </w:rPr>
-          <w:rPr>
-            <w:color w:val="0000EE"/>
-            <w:u w:val="single"/>
-          </w:rPr>
-          <w:t>民28:1–8</w:t>
-        </w:r>
-      </w:hyperlink>
+      <w:r>
+        <w:rPr>
+          <w:lang w:val="zh_TW" w:bidi="zh_TW"/>
+        </w:rPr>
+        <w:t>民28:1–8</w:t>
+      </w:r>
       <w:r>
         <w:rPr>
           <w:lang w:val="zh_TW" w:bidi="zh_TW"/>
         </w:rPr>
         <w:t>）。每逢安息日，再額外獻上兩隻羊羔（</w:t>
       </w:r>
-      <w:hyperlink r:id="rId250">
-        <w:r>
-          <w:rPr>
-            <w:lang w:val="zh_TW" w:bidi="zh_TW"/>
-          </w:rPr>
-          <w:rPr>
-            <w:color w:val="0000EE"/>
-            <w:u w:val="single"/>
-          </w:rPr>
-          <w:t>民28:9–10</w:t>
-        </w:r>
-      </w:hyperlink>
+      <w:r>
+        <w:rPr>
+          <w:lang w:val="zh_TW" w:bidi="zh_TW"/>
+        </w:rPr>
+        <w:t>民28:9–10</w:t>
+      </w:r>
       <w:r>
         <w:rPr>
           <w:lang w:val="zh_TW" w:bidi="zh_TW"/>
@@ -6334,72 +4756,48 @@
         </w:rPr>
         <w:t>除了這些每日的獻祭之外，在下列節期裡，燔祭通常要配上一隻公山羊作贖罪祭：每月朔之新月祭，要獻上兩隻公牛、一隻公羊與七隻公羊羔（</w:t>
       </w:r>
-      <w:hyperlink r:id="rId251">
-        <w:r>
-          <w:rPr>
-            <w:lang w:val="zh_TW" w:bidi="zh_TW"/>
-          </w:rPr>
-          <w:rPr>
-            <w:color w:val="0000EE"/>
-            <w:u w:val="single"/>
-          </w:rPr>
-          <w:t>民28:11–14</w:t>
-        </w:r>
-      </w:hyperlink>
+      <w:r>
+        <w:rPr>
+          <w:lang w:val="zh_TW" w:bidi="zh_TW"/>
+        </w:rPr>
+        <w:t>民28:11–14</w:t>
+      </w:r>
       <w:r>
         <w:rPr>
           <w:lang w:val="zh_TW" w:bidi="zh_TW"/>
         </w:rPr>
         <w:t>）。逾越節的每一天也要獻上同樣的牲畜（</w:t>
       </w:r>
-      <w:hyperlink r:id="rId252">
-        <w:r>
-          <w:rPr>
-            <w:lang w:val="zh_TW" w:bidi="zh_TW"/>
-          </w:rPr>
-          <w:rPr>
-            <w:color w:val="0000EE"/>
-            <w:u w:val="single"/>
-          </w:rPr>
-          <w:t>19–24</w:t>
-        </w:r>
-      </w:hyperlink>
+      <w:r>
+        <w:rPr>
+          <w:lang w:val="zh_TW" w:bidi="zh_TW"/>
+        </w:rPr>
+        <w:t>19–24</w:t>
+      </w:r>
       <w:r>
         <w:rPr>
           <w:lang w:val="zh_TW" w:bidi="zh_TW"/>
         </w:rPr>
         <w:t>節），在七七節也是如此（</w:t>
       </w:r>
-      <w:hyperlink r:id="rId253">
-        <w:r>
-          <w:rPr>
-            <w:lang w:val="zh_TW" w:bidi="zh_TW"/>
-          </w:rPr>
-          <w:rPr>
-            <w:color w:val="0000EE"/>
-            <w:u w:val="single"/>
-          </w:rPr>
-          <w:t>6–29</w:t>
-        </w:r>
-      </w:hyperlink>
+      <w:r>
+        <w:rPr>
+          <w:lang w:val="zh_TW" w:bidi="zh_TW"/>
+        </w:rPr>
+        <w:t>6–29</w:t>
+      </w:r>
       <w:r>
         <w:rPr>
           <w:lang w:val="zh_TW" w:bidi="zh_TW"/>
         </w:rPr>
         <w:t>節）。在吹角節與贖罪日，則要獻上一隻公牛、一隻公羊與七隻公羊羔（</w:t>
       </w:r>
-      <w:hyperlink r:id="rId254">
-        <w:r>
-          <w:rPr>
-            <w:lang w:val="zh_TW" w:bidi="zh_TW"/>
-          </w:rPr>
-          <w:rPr>
-            <w:color w:val="0000EE"/>
-            <w:u w:val="single"/>
-          </w:rPr>
-          <w:t>29:2–4</w:t>
-        </w:r>
-      </w:hyperlink>
+      <w:r>
+        <w:rPr>
+          <w:lang w:val="zh_TW" w:bidi="zh_TW"/>
+        </w:rPr>
+        <w:t>29:2–4</w:t>
+      </w:r>
       <w:r>
         <w:rPr>
           <w:lang w:val="zh_TW" w:bidi="zh_TW"/>
@@ -6420,36 +4818,24 @@
         </w:rPr>
         <w:t>隆重的住棚節，特徵在於一系列非常繁複的燔祭，外加每日一隻作贖罪祭的公山羊。第一天要獻上十三隻公牛、兩隻公羊與十四隻公羊羔（</w:t>
       </w:r>
-      <w:hyperlink r:id="rId176">
-        <w:r>
-          <w:rPr>
-            <w:lang w:val="zh_TW" w:bidi="zh_TW"/>
-          </w:rPr>
-          <w:rPr>
-            <w:color w:val="0000EE"/>
-            <w:u w:val="single"/>
-          </w:rPr>
-          <w:t>民29:12–16</w:t>
-        </w:r>
-      </w:hyperlink>
+      <w:r>
+        <w:rPr>
+          <w:lang w:val="zh_TW" w:bidi="zh_TW"/>
+        </w:rPr>
+        <w:t>民29:12–16</w:t>
+      </w:r>
       <w:r>
         <w:rPr>
           <w:lang w:val="zh_TW" w:bidi="zh_TW"/>
         </w:rPr>
         <w:t>）。此後的每一天，公牛的數目便減少一隻，直到第七天只剩七隻（公羊與羊羔的數目不變；</w:t>
       </w:r>
-      <w:hyperlink r:id="rId255">
-        <w:r>
-          <w:rPr>
-            <w:lang w:val="zh_TW" w:bidi="zh_TW"/>
-          </w:rPr>
-          <w:rPr>
-            <w:color w:val="0000EE"/>
-            <w:u w:val="single"/>
-          </w:rPr>
-          <w:t>29:17–25</w:t>
-        </w:r>
-      </w:hyperlink>
+      <w:r>
+        <w:rPr>
+          <w:lang w:val="zh_TW" w:bidi="zh_TW"/>
+        </w:rPr>
+        <w:t>29:17–25</w:t>
+      </w:r>
       <w:r>
         <w:rPr>
           <w:lang w:val="zh_TW" w:bidi="zh_TW"/>
@@ -6470,108 +4856,72 @@
         </w:rPr>
         <w:t>某些潔淨禮也要求在贖罪祭之外，加上燔祭：生產後（</w:t>
       </w:r>
-      <w:hyperlink r:id="rId177">
-        <w:r>
-          <w:rPr>
-            <w:lang w:val="zh_TW" w:bidi="zh_TW"/>
-          </w:rPr>
-          <w:rPr>
-            <w:color w:val="0000EE"/>
-            <w:u w:val="single"/>
-          </w:rPr>
-          <w:t>利12:6–8</w:t>
-        </w:r>
-      </w:hyperlink>
+      <w:r>
+        <w:rPr>
+          <w:lang w:val="zh_TW" w:bidi="zh_TW"/>
+        </w:rPr>
+        <w:t>利12:6–8</w:t>
+      </w:r>
       <w:r>
         <w:rPr>
           <w:lang w:val="zh_TW" w:bidi="zh_TW"/>
         </w:rPr>
         <w:t>）、膿瘡（</w:t>
       </w:r>
-      <w:hyperlink r:id="rId256">
-        <w:r>
-          <w:rPr>
-            <w:lang w:val="zh_TW" w:bidi="zh_TW"/>
-          </w:rPr>
-          <w:rPr>
-            <w:color w:val="0000EE"/>
-            <w:u w:val="single"/>
-          </w:rPr>
-          <w:t>15:14–15</w:t>
-        </w:r>
-      </w:hyperlink>
+      <w:r>
+        <w:rPr>
+          <w:lang w:val="zh_TW" w:bidi="zh_TW"/>
+        </w:rPr>
+        <w:t>15:14–15</w:t>
+      </w:r>
       <w:r>
         <w:rPr>
           <w:lang w:val="zh_TW" w:bidi="zh_TW"/>
         </w:rPr>
         <w:t>）及漏症（</w:t>
       </w:r>
-      <w:hyperlink r:id="rId257">
-        <w:r>
-          <w:rPr>
-            <w:lang w:val="zh_TW" w:bidi="zh_TW"/>
-          </w:rPr>
-          <w:rPr>
-            <w:color w:val="0000EE"/>
-            <w:u w:val="single"/>
-          </w:rPr>
-          <w:t>29–30</w:t>
-        </w:r>
-      </w:hyperlink>
+      <w:r>
+        <w:rPr>
+          <w:lang w:val="zh_TW" w:bidi="zh_TW"/>
+        </w:rPr>
+        <w:t>29–30</w:t>
+      </w:r>
       <w:r>
         <w:rPr>
           <w:lang w:val="zh_TW" w:bidi="zh_TW"/>
         </w:rPr>
         <w:t>節）；或在拿細耳人誓願期間受到玷污後（</w:t>
       </w:r>
-      <w:hyperlink r:id="rId228">
-        <w:r>
-          <w:rPr>
-            <w:lang w:val="zh_TW" w:bidi="zh_TW"/>
-          </w:rPr>
-          <w:rPr>
-            <w:color w:val="0000EE"/>
-            <w:u w:val="single"/>
-          </w:rPr>
-          <w:t>民6:10–11</w:t>
-        </w:r>
-      </w:hyperlink>
+      <w:r>
+        <w:rPr>
+          <w:lang w:val="zh_TW" w:bidi="zh_TW"/>
+        </w:rPr>
+        <w:t>民6:10–11</w:t>
+      </w:r>
       <w:r>
         <w:rPr>
           <w:lang w:val="zh_TW" w:bidi="zh_TW"/>
         </w:rPr>
         <w:t>）。雖然經文並未明說這些場合必須配素祭，但就痲瘋病潔淨（</w:t>
       </w:r>
-      <w:hyperlink r:id="rId258">
-        <w:r>
-          <w:rPr>
-            <w:lang w:val="zh_TW" w:bidi="zh_TW"/>
-          </w:rPr>
-          <w:rPr>
-            <w:color w:val="0000EE"/>
-            <w:u w:val="single"/>
-          </w:rPr>
-          <w:t>利14:10、19–22、31</w:t>
-        </w:r>
-      </w:hyperlink>
+      <w:r>
+        <w:rPr>
+          <w:lang w:val="zh_TW" w:bidi="zh_TW"/>
+        </w:rPr>
+        <w:t>利14:10、19–22、31</w:t>
+      </w:r>
       <w:r>
         <w:rPr>
           <w:lang w:val="zh_TW" w:bidi="zh_TW"/>
         </w:rPr>
         <w:t>）和拿細耳人誓願的完成（</w:t>
       </w:r>
-      <w:hyperlink r:id="rId259">
-        <w:r>
-          <w:rPr>
-            <w:lang w:val="zh_TW" w:bidi="zh_TW"/>
-          </w:rPr>
-          <w:rPr>
-            <w:color w:val="0000EE"/>
-            <w:u w:val="single"/>
-          </w:rPr>
-          <w:t>民6:14–16</w:t>
-        </w:r>
-      </w:hyperlink>
+      <w:r>
+        <w:rPr>
+          <w:lang w:val="zh_TW" w:bidi="zh_TW"/>
+        </w:rPr>
+        <w:t>民6:14–16</w:t>
+      </w:r>
       <w:r>
         <w:rPr>
           <w:lang w:val="zh_TW" w:bidi="zh_TW"/>
@@ -6592,180 +4942,120 @@
         </w:rPr>
         <w:t>2. 素祭（穀物祭；</w:t>
       </w:r>
-      <w:hyperlink r:id="rId129">
-        <w:r>
-          <w:rPr>
-            <w:lang w:val="zh_TW" w:bidi="zh_TW"/>
-          </w:rPr>
-          <w:rPr>
-            <w:color w:val="0000EE"/>
-            <w:u w:val="single"/>
-          </w:rPr>
-          <w:t>利2章</w:t>
-        </w:r>
-      </w:hyperlink>
+      <w:r>
+        <w:rPr>
+          <w:lang w:val="zh_TW" w:bidi="zh_TW"/>
+        </w:rPr>
+        <w:t>利2章</w:t>
+      </w:r>
       <w:r>
         <w:rPr>
           <w:lang w:val="zh_TW" w:bidi="zh_TW"/>
         </w:rPr>
         <w:t>，</w:t>
       </w:r>
-      <w:hyperlink r:id="rId260">
-        <w:r>
-          <w:rPr>
-            <w:lang w:val="zh_TW" w:bidi="zh_TW"/>
-          </w:rPr>
-          <w:rPr>
-            <w:color w:val="0000EE"/>
-            <w:u w:val="single"/>
-          </w:rPr>
-          <w:t>6:14–23</w:t>
-        </w:r>
-      </w:hyperlink>
+      <w:r>
+        <w:rPr>
+          <w:lang w:val="zh_TW" w:bidi="zh_TW"/>
+        </w:rPr>
+        <w:t>6:14–23</w:t>
+      </w:r>
       <w:r>
         <w:rPr>
           <w:lang w:val="zh_TW" w:bidi="zh_TW"/>
         </w:rPr>
         <w:t>）。用來指稱這種祭物的希伯來詞語，意為「禮物」或「供物」，包括動物在內（</w:t>
       </w:r>
-      <w:hyperlink r:id="rId261">
-        <w:r>
-          <w:rPr>
-            <w:lang w:val="zh_TW" w:bidi="zh_TW"/>
-          </w:rPr>
-          <w:rPr>
-            <w:color w:val="0000EE"/>
-            <w:u w:val="single"/>
-          </w:rPr>
-          <w:t>創4:3–5</w:t>
-        </w:r>
-      </w:hyperlink>
+      <w:r>
+        <w:rPr>
+          <w:lang w:val="zh_TW" w:bidi="zh_TW"/>
+        </w:rPr>
+        <w:t>創4:3–5</w:t>
+      </w:r>
       <w:r>
         <w:rPr>
           <w:lang w:val="zh_TW" w:bidi="zh_TW"/>
         </w:rPr>
         <w:t>；</w:t>
       </w:r>
-      <w:hyperlink r:id="rId262">
-        <w:r>
-          <w:rPr>
-            <w:lang w:val="zh_TW" w:bidi="zh_TW"/>
-          </w:rPr>
-          <w:rPr>
-            <w:color w:val="0000EE"/>
-            <w:u w:val="single"/>
-          </w:rPr>
-          <w:t>士6:18</w:t>
-        </w:r>
-      </w:hyperlink>
+      <w:r>
+        <w:rPr>
+          <w:lang w:val="zh_TW" w:bidi="zh_TW"/>
+        </w:rPr>
+        <w:t>士6:18</w:t>
+      </w:r>
       <w:r>
         <w:rPr>
           <w:lang w:val="zh_TW" w:bidi="zh_TW"/>
         </w:rPr>
         <w:t>；</w:t>
       </w:r>
-      <w:hyperlink r:id="rId263">
-        <w:r>
-          <w:rPr>
-            <w:lang w:val="zh_TW" w:bidi="zh_TW"/>
-          </w:rPr>
-          <w:rPr>
-            <w:color w:val="0000EE"/>
-            <w:u w:val="single"/>
-          </w:rPr>
-          <w:t>撒上2:17</w:t>
-        </w:r>
-      </w:hyperlink>
+      <w:r>
+        <w:rPr>
+          <w:lang w:val="zh_TW" w:bidi="zh_TW"/>
+        </w:rPr>
+        <w:t>撒上2:17</w:t>
+      </w:r>
       <w:r>
         <w:rPr>
           <w:lang w:val="zh_TW" w:bidi="zh_TW"/>
         </w:rPr>
         <w:t>）。但在特定的獻祭脈絡中，它指的是由細麵、橄欖油與乳香組成的供物，可做成烤餅、薄餅或小塊供物。初熟之物的素祭，要用將新穀穗搗碎所得之麥粒（</w:t>
       </w:r>
-      <w:hyperlink r:id="rId264">
-        <w:r>
-          <w:rPr>
-            <w:lang w:val="zh_TW" w:bidi="zh_TW"/>
-          </w:rPr>
-          <w:rPr>
-            <w:color w:val="0000EE"/>
-            <w:u w:val="single"/>
-          </w:rPr>
-          <w:t>利2:14</w:t>
-        </w:r>
-      </w:hyperlink>
+      <w:r>
+        <w:rPr>
+          <w:lang w:val="zh_TW" w:bidi="zh_TW"/>
+        </w:rPr>
+        <w:t>利2:14</w:t>
+      </w:r>
       <w:r>
         <w:rPr>
           <w:lang w:val="zh_TW" w:bidi="zh_TW"/>
         </w:rPr>
         <w:t>）。作成餅時，不可加入酵或蜜；然而，酵與蜜本身可以作為初熟之物奉獻給神。這類供物不放在壇上焚燒，而是歸祭司所有。獻祭者必須把預備好的餅或薄餅帶到聖所。祭司取出一滿把，放在壇上焚燒，作為「作紀念的部分」（</w:t>
       </w:r>
-      <w:hyperlink r:id="rId265">
-        <w:r>
-          <w:rPr>
-            <w:lang w:val="zh_TW" w:bidi="zh_TW"/>
-          </w:rPr>
-          <w:rPr>
-            <w:color w:val="0000EE"/>
-            <w:u w:val="single"/>
-          </w:rPr>
-          <w:t>2</w:t>
-        </w:r>
-      </w:hyperlink>
+      <w:r>
+        <w:rPr>
+          <w:lang w:val="zh_TW" w:bidi="zh_TW"/>
+        </w:rPr>
+        <w:t>2</w:t>
+      </w:r>
       <w:r>
         <w:rPr>
           <w:lang w:val="zh_TW" w:bidi="zh_TW"/>
         </w:rPr>
         <w:t>節），其餘的留作自己的食物（</w:t>
       </w:r>
-      <w:hyperlink r:id="rId266">
-        <w:r>
-          <w:rPr>
-            <w:lang w:val="zh_TW" w:bidi="zh_TW"/>
-          </w:rPr>
-          <w:rPr>
-            <w:color w:val="0000EE"/>
-            <w:u w:val="single"/>
-          </w:rPr>
-          <w:t>6:16</w:t>
-        </w:r>
-      </w:hyperlink>
+      <w:r>
+        <w:rPr>
+          <w:lang w:val="zh_TW" w:bidi="zh_TW"/>
+        </w:rPr>
+        <w:t>6:16</w:t>
+      </w:r>
       <w:r>
         <w:rPr>
           <w:lang w:val="zh_TW" w:bidi="zh_TW"/>
         </w:rPr>
         <w:t>；</w:t>
       </w:r>
-      <w:hyperlink r:id="rId267">
-        <w:r>
-          <w:rPr>
-            <w:lang w:val="zh_TW" w:bidi="zh_TW"/>
-          </w:rPr>
-          <w:rPr>
-            <w:color w:val="0000EE"/>
-            <w:u w:val="single"/>
-          </w:rPr>
-          <w:t>7:9</w:t>
-        </w:r>
-      </w:hyperlink>
+      <w:r>
+        <w:rPr>
+          <w:lang w:val="zh_TW" w:bidi="zh_TW"/>
+        </w:rPr>
+        <w:t>7:9</w:t>
+      </w:r>
       <w:r>
         <w:rPr>
           <w:lang w:val="zh_TW" w:bidi="zh_TW"/>
         </w:rPr>
         <w:t>）。但若素祭是祭司為自己獻的，他就要把全部都在壇上焚燒（</w:t>
       </w:r>
-      <w:hyperlink r:id="rId268">
-        <w:r>
-          <w:rPr>
-            <w:lang w:val="zh_TW" w:bidi="zh_TW"/>
-          </w:rPr>
-          <w:rPr>
-            <w:color w:val="0000EE"/>
-            <w:u w:val="single"/>
-          </w:rPr>
-          <w:t>6:22–23</w:t>
-        </w:r>
-      </w:hyperlink>
+      <w:r>
+        <w:rPr>
+          <w:lang w:val="zh_TW" w:bidi="zh_TW"/>
+        </w:rPr>
+        <w:t>6:22–23</w:t>
+      </w:r>
       <w:r>
         <w:rPr>
           <w:lang w:val="zh_TW" w:bidi="zh_TW"/>
@@ -6786,72 +5076,48 @@
         </w:rPr>
         <w:t>素祭通常與每一項燔祭同獻，尤其是那些與聖曆相關的獻祭（</w:t>
       </w:r>
-      <w:hyperlink r:id="rId134">
-        <w:r>
-          <w:rPr>
-            <w:lang w:val="zh_TW" w:bidi="zh_TW"/>
-          </w:rPr>
-          <w:rPr>
-            <w:color w:val="0000EE"/>
-            <w:u w:val="single"/>
-          </w:rPr>
-          <w:t>民28–29章</w:t>
-        </w:r>
-      </w:hyperlink>
+      <w:r>
+        <w:rPr>
+          <w:lang w:val="zh_TW" w:bidi="zh_TW"/>
+        </w:rPr>
+        <w:t>民28–29章</w:t>
+      </w:r>
       <w:r>
         <w:rPr>
           <w:lang w:val="zh_TW" w:bidi="zh_TW"/>
         </w:rPr>
         <w:t>）。麵粉和油的數量是根據所獻祭的牲口而定：公牛需要十分之三伊法的細麵和二分之一欣的油，公綿羊需要十分之二伊法和三分之一欣，羔羊則需要十分之一伊法加上四分之一欣（</w:t>
       </w:r>
-      <w:hyperlink r:id="rId269">
-        <w:r>
-          <w:rPr>
-            <w:lang w:val="zh_TW" w:bidi="zh_TW"/>
-          </w:rPr>
-          <w:rPr>
-            <w:color w:val="0000EE"/>
-            <w:u w:val="single"/>
-          </w:rPr>
-          <w:t>15:2–10</w:t>
-        </w:r>
-      </w:hyperlink>
+      <w:r>
+        <w:rPr>
+          <w:lang w:val="zh_TW" w:bidi="zh_TW"/>
+        </w:rPr>
+        <w:t>15:2–10</w:t>
+      </w:r>
       <w:r>
         <w:rPr>
           <w:lang w:val="zh_TW" w:bidi="zh_TW"/>
         </w:rPr>
         <w:t>）。其它適合獻素祭的喜慶場合包括潔淨痲瘋病人（</w:t>
       </w:r>
-      <w:hyperlink r:id="rId270">
-        <w:r>
-          <w:rPr>
-            <w:lang w:val="zh_TW" w:bidi="zh_TW"/>
-          </w:rPr>
-          <w:rPr>
-            <w:color w:val="0000EE"/>
-            <w:u w:val="single"/>
-          </w:rPr>
-          <w:t>利14:10、20–21、31</w:t>
-        </w:r>
-      </w:hyperlink>
+      <w:r>
+        <w:rPr>
+          <w:lang w:val="zh_TW" w:bidi="zh_TW"/>
+        </w:rPr>
+        <w:t>利14:10、20–21、31</w:t>
+      </w:r>
       <w:r>
         <w:rPr>
           <w:lang w:val="zh_TW" w:bidi="zh_TW"/>
         </w:rPr>
         <w:t>；未指定的穀物數量與一隻鳥）以及拿細耳人圓滿完成誓願（</w:t>
       </w:r>
-      <w:hyperlink r:id="rId271">
-        <w:r>
-          <w:rPr>
-            <w:lang w:val="zh_TW" w:bidi="zh_TW"/>
-          </w:rPr>
-          <w:rPr>
-            <w:color w:val="0000EE"/>
-            <w:u w:val="single"/>
-          </w:rPr>
-          <w:t>民6:13–15</w:t>
-        </w:r>
-      </w:hyperlink>
+      <w:r>
+        <w:rPr>
+          <w:lang w:val="zh_TW" w:bidi="zh_TW"/>
+        </w:rPr>
+        <w:t>民6:13–15</w:t>
+      </w:r>
       <w:r>
         <w:rPr>
           <w:lang w:val="zh_TW" w:bidi="zh_TW"/>
@@ -6872,36 +5138,24 @@
         </w:rPr>
         <w:t>平安祭之後，通常就是素祭（</w:t>
       </w:r>
-      <w:hyperlink r:id="rId135">
-        <w:r>
-          <w:rPr>
-            <w:lang w:val="zh_TW" w:bidi="zh_TW"/>
-          </w:rPr>
-          <w:rPr>
-            <w:color w:val="0000EE"/>
-            <w:u w:val="single"/>
-          </w:rPr>
-          <w:t>利7:12–14</w:t>
-        </w:r>
-      </w:hyperlink>
+      <w:r>
+        <w:rPr>
+          <w:lang w:val="zh_TW" w:bidi="zh_TW"/>
+        </w:rPr>
+        <w:t>利7:12–14</w:t>
+      </w:r>
       <w:r>
         <w:rPr>
           <w:lang w:val="zh_TW" w:bidi="zh_TW"/>
         </w:rPr>
         <w:t>；</w:t>
       </w:r>
-      <w:hyperlink r:id="rId272">
-        <w:r>
-          <w:rPr>
-            <w:lang w:val="zh_TW" w:bidi="zh_TW"/>
-          </w:rPr>
-          <w:rPr>
-            <w:color w:val="0000EE"/>
-            <w:u w:val="single"/>
-          </w:rPr>
-          <w:t>民15:4</w:t>
-        </w:r>
-      </w:hyperlink>
+      <w:r>
+        <w:rPr>
+          <w:lang w:val="zh_TW" w:bidi="zh_TW"/>
+        </w:rPr>
+        <w:t>民15:4</w:t>
+      </w:r>
       <w:r>
         <w:rPr>
           <w:lang w:val="zh_TW" w:bidi="zh_TW"/>
@@ -6934,36 +5188,24 @@
         </w:rPr>
         <w:t>，所使用的十分之一伊法大麥麵，不可加油或乳香（</w:t>
       </w:r>
-      <w:hyperlink r:id="rId273">
-        <w:r>
-          <w:rPr>
-            <w:lang w:val="zh_TW" w:bidi="zh_TW"/>
-          </w:rPr>
-          <w:rPr>
-            <w:color w:val="0000EE"/>
-            <w:u w:val="single"/>
-          </w:rPr>
-          <w:t>民5:15、18、25–26</w:t>
-        </w:r>
-      </w:hyperlink>
+      <w:r>
+        <w:rPr>
+          <w:lang w:val="zh_TW" w:bidi="zh_TW"/>
+        </w:rPr>
+        <w:t>民5:15、18、25–26</w:t>
+      </w:r>
       <w:r>
         <w:rPr>
           <w:lang w:val="zh_TW" w:bidi="zh_TW"/>
         </w:rPr>
         <w:t>）。極其貧窮的人，可以獻上十分之一伊法細麥麵，不加油和乳香，作為贖罪祭（</w:t>
       </w:r>
-      <w:hyperlink r:id="rId204">
-        <w:r>
-          <w:rPr>
-            <w:lang w:val="zh_TW" w:bidi="zh_TW"/>
-          </w:rPr>
-          <w:rPr>
-            <w:color w:val="0000EE"/>
-            <w:u w:val="single"/>
-          </w:rPr>
-          <w:t>利5:11–13</w:t>
-        </w:r>
-      </w:hyperlink>
+      <w:r>
+        <w:rPr>
+          <w:lang w:val="zh_TW" w:bidi="zh_TW"/>
+        </w:rPr>
+        <w:t>利5:11–13</w:t>
+      </w:r>
       <w:r>
         <w:rPr>
           <w:lang w:val="zh_TW" w:bidi="zh_TW"/>
@@ -6984,108 +5226,72 @@
         </w:rPr>
         <w:t>3. 奠祭（</w:t>
       </w:r>
-      <w:hyperlink r:id="rId274">
-        <w:r>
-          <w:rPr>
-            <w:lang w:val="zh_TW" w:bidi="zh_TW"/>
-          </w:rPr>
-          <w:rPr>
-            <w:color w:val="0000EE"/>
-            <w:u w:val="single"/>
-          </w:rPr>
-          <w:t>民15:1–10</w:t>
-        </w:r>
-      </w:hyperlink>
+      <w:r>
+        <w:rPr>
+          <w:lang w:val="zh_TW" w:bidi="zh_TW"/>
+        </w:rPr>
+        <w:t>民15:1–10</w:t>
+      </w:r>
       <w:r>
         <w:rPr>
           <w:lang w:val="zh_TW" w:bidi="zh_TW"/>
         </w:rPr>
         <w:t>）。標準的奠祭，是羊羔配四分之一欣的酒，公羊配三分之一欣，公牛配半欣。這酒（</w:t>
       </w:r>
-      <w:hyperlink r:id="rId275">
-        <w:r>
-          <w:rPr>
-            <w:lang w:val="zh_TW" w:bidi="zh_TW"/>
-          </w:rPr>
-          <w:rPr>
-            <w:color w:val="0000EE"/>
-            <w:u w:val="single"/>
-          </w:rPr>
-          <w:t>出29:40</w:t>
-        </w:r>
-      </w:hyperlink>
+      <w:r>
+        <w:rPr>
+          <w:lang w:val="zh_TW" w:bidi="zh_TW"/>
+        </w:rPr>
+        <w:t>出29:40</w:t>
+      </w:r>
       <w:r>
         <w:rPr>
           <w:lang w:val="zh_TW" w:bidi="zh_TW"/>
         </w:rPr>
         <w:t>），也被稱為「濃酒」（</w:t>
       </w:r>
-      <w:hyperlink r:id="rId276">
-        <w:r>
-          <w:rPr>
-            <w:lang w:val="zh_TW" w:bidi="zh_TW"/>
-          </w:rPr>
-          <w:rPr>
-            <w:color w:val="0000EE"/>
-            <w:u w:val="single"/>
-          </w:rPr>
-          <w:t>民28:7</w:t>
-        </w:r>
-      </w:hyperlink>
+      <w:r>
+        <w:rPr>
+          <w:lang w:val="zh_TW" w:bidi="zh_TW"/>
+        </w:rPr>
+        <w:t>民28:7</w:t>
+      </w:r>
       <w:r>
         <w:rPr>
           <w:lang w:val="zh_TW" w:bidi="zh_TW"/>
         </w:rPr>
         <w:t>），很可能是刻意用來取代其它民族在禮儀中使用之血的象徵物質（</w:t>
       </w:r>
-      <w:hyperlink r:id="rId277">
-        <w:r>
-          <w:rPr>
-            <w:lang w:val="zh_TW" w:bidi="zh_TW"/>
-          </w:rPr>
-          <w:rPr>
-            <w:color w:val="0000EE"/>
-            <w:u w:val="single"/>
-          </w:rPr>
-          <w:t>詩16:4</w:t>
-        </w:r>
-      </w:hyperlink>
+      <w:r>
+        <w:rPr>
+          <w:lang w:val="zh_TW" w:bidi="zh_TW"/>
+        </w:rPr>
+        <w:t>詩16:4</w:t>
+      </w:r>
       <w:r>
         <w:rPr>
           <w:lang w:val="zh_TW" w:bidi="zh_TW"/>
         </w:rPr>
         <w:t>）。奠祭亦被歸類為「馨香之氣」的祭物（</w:t>
       </w:r>
-      <w:hyperlink r:id="rId278">
-        <w:r>
-          <w:rPr>
-            <w:lang w:val="zh_TW" w:bidi="zh_TW"/>
-          </w:rPr>
-          <w:rPr>
-            <w:color w:val="0000EE"/>
-            <w:u w:val="single"/>
-          </w:rPr>
-          <w:t>民15:7</w:t>
-        </w:r>
-      </w:hyperlink>
+      <w:r>
+        <w:rPr>
+          <w:lang w:val="zh_TW" w:bidi="zh_TW"/>
+        </w:rPr>
+        <w:t>民15:7</w:t>
+      </w:r>
       <w:r>
         <w:rPr>
           <w:lang w:val="zh_TW" w:bidi="zh_TW"/>
         </w:rPr>
         <w:t>）。如同燔祭，奠祭是完全被倒出用盡的；沒有任何留給祭司（</w:t>
       </w:r>
-      <w:hyperlink r:id="rId276">
-        <w:r>
-          <w:rPr>
-            <w:lang w:val="zh_TW" w:bidi="zh_TW"/>
-          </w:rPr>
-          <w:rPr>
-            <w:color w:val="0000EE"/>
-            <w:u w:val="single"/>
-          </w:rPr>
-          <w:t>28:7</w:t>
-        </w:r>
-      </w:hyperlink>
+      <w:r>
+        <w:rPr>
+          <w:lang w:val="zh_TW" w:bidi="zh_TW"/>
+        </w:rPr>
+        <w:t>28:7</w:t>
+      </w:r>
       <w:r>
         <w:rPr>
           <w:lang w:val="zh_TW" w:bidi="zh_TW"/>
@@ -7106,144 +5312,96 @@
         </w:rPr>
         <w:t>奠祭伴隨於每日常獻的祭（</w:t>
       </w:r>
-      <w:hyperlink r:id="rId279">
-        <w:r>
-          <w:rPr>
-            <w:lang w:val="zh_TW" w:bidi="zh_TW"/>
-          </w:rPr>
-          <w:rPr>
-            <w:color w:val="0000EE"/>
-            <w:u w:val="single"/>
-          </w:rPr>
-          <w:t>出29:40–41</w:t>
-        </w:r>
-      </w:hyperlink>
+      <w:r>
+        <w:rPr>
+          <w:lang w:val="zh_TW" w:bidi="zh_TW"/>
+        </w:rPr>
+        <w:t>出29:40–41</w:t>
+      </w:r>
       <w:r>
         <w:rPr>
           <w:lang w:val="zh_TW" w:bidi="zh_TW"/>
         </w:rPr>
         <w:t>；</w:t>
       </w:r>
-      <w:hyperlink r:id="rId276">
-        <w:r>
-          <w:rPr>
-            <w:lang w:val="zh_TW" w:bidi="zh_TW"/>
-          </w:rPr>
-          <w:rPr>
-            <w:color w:val="0000EE"/>
-            <w:u w:val="single"/>
-          </w:rPr>
-          <w:t>民28:7</w:t>
-        </w:r>
-      </w:hyperlink>
+      <w:r>
+        <w:rPr>
+          <w:lang w:val="zh_TW" w:bidi="zh_TW"/>
+        </w:rPr>
+        <w:t>民28:7</w:t>
+      </w:r>
       <w:r>
         <w:rPr>
           <w:lang w:val="zh_TW" w:bidi="zh_TW"/>
         </w:rPr>
         <w:t>）與安息日的獻祭（</w:t>
       </w:r>
-      <w:hyperlink r:id="rId280">
-        <w:r>
-          <w:rPr>
-            <w:lang w:val="zh_TW" w:bidi="zh_TW"/>
-          </w:rPr>
-          <w:rPr>
-            <w:color w:val="0000EE"/>
-            <w:u w:val="single"/>
-          </w:rPr>
-          <w:t>民28:9</w:t>
-        </w:r>
-      </w:hyperlink>
+      <w:r>
+        <w:rPr>
+          <w:lang w:val="zh_TW" w:bidi="zh_TW"/>
+        </w:rPr>
+        <w:t>民28:9</w:t>
+      </w:r>
       <w:r>
         <w:rPr>
           <w:lang w:val="zh_TW" w:bidi="zh_TW"/>
         </w:rPr>
         <w:t>），以及新月節。關於住棚節第二日及其後各日的奠祭，經文亦有提及（</w:t>
       </w:r>
-      <w:hyperlink r:id="rId281">
-        <w:r>
-          <w:rPr>
-            <w:lang w:val="zh_TW" w:bidi="zh_TW"/>
-          </w:rPr>
-          <w:rPr>
-            <w:color w:val="0000EE"/>
-            <w:u w:val="single"/>
-          </w:rPr>
-          <w:t>民29:18、21</w:t>
-        </w:r>
-      </w:hyperlink>
+      <w:r>
+        <w:rPr>
+          <w:lang w:val="zh_TW" w:bidi="zh_TW"/>
+        </w:rPr>
+        <w:t>民29:18、21</w:t>
+      </w:r>
       <w:r>
         <w:rPr>
           <w:lang w:val="zh_TW" w:bidi="zh_TW"/>
         </w:rPr>
         <w:t>）；至於第一日未提，可能只是記錄上的疏漏。逾越節、初熟節與吹角節也可能是如此（</w:t>
       </w:r>
-      <w:hyperlink r:id="rId282">
-        <w:r>
-          <w:rPr>
-            <w:lang w:val="zh_TW" w:bidi="zh_TW"/>
-          </w:rPr>
-          <w:rPr>
-            <w:color w:val="0000EE"/>
-            <w:u w:val="single"/>
-          </w:rPr>
-          <w:t>民28:16–29:11</w:t>
-        </w:r>
-      </w:hyperlink>
+      <w:r>
+        <w:rPr>
+          <w:lang w:val="zh_TW" w:bidi="zh_TW"/>
+        </w:rPr>
+        <w:t>民28:16–29:11</w:t>
+      </w:r>
       <w:r>
         <w:rPr>
           <w:lang w:val="zh_TW" w:bidi="zh_TW"/>
         </w:rPr>
         <w:t>；參</w:t>
       </w:r>
-      <w:hyperlink r:id="rId283">
-        <w:r>
-          <w:rPr>
-            <w:lang w:val="zh_TW" w:bidi="zh_TW"/>
-          </w:rPr>
-          <w:rPr>
-            <w:color w:val="0000EE"/>
-            <w:u w:val="single"/>
-          </w:rPr>
-          <w:t>結45:11</w:t>
-        </w:r>
-      </w:hyperlink>
+      <w:r>
+        <w:rPr>
+          <w:lang w:val="zh_TW" w:bidi="zh_TW"/>
+        </w:rPr>
+        <w:t>結45:11</w:t>
+      </w:r>
       <w:r>
         <w:rPr>
           <w:lang w:val="zh_TW" w:bidi="zh_TW"/>
         </w:rPr>
         <w:t>）。拿細耳人完成誓願的禮儀，需要奉獻奠祭（</w:t>
       </w:r>
-      <w:hyperlink r:id="rId284">
-        <w:r>
-          <w:rPr>
-            <w:lang w:val="zh_TW" w:bidi="zh_TW"/>
-          </w:rPr>
-          <w:rPr>
-            <w:color w:val="0000EE"/>
-            <w:u w:val="single"/>
-          </w:rPr>
-          <w:t>民6:17</w:t>
-        </w:r>
-      </w:hyperlink>
+      <w:r>
+        <w:rPr>
+          <w:lang w:val="zh_TW" w:bidi="zh_TW"/>
+        </w:rPr>
+        <w:t>民6:17</w:t>
+      </w:r>
       <w:r>
         <w:rPr>
           <w:lang w:val="zh_TW" w:bidi="zh_TW"/>
         </w:rPr>
         <w:t>），但潔淨痲瘋病人則不需要（</w:t>
       </w:r>
-      <w:hyperlink r:id="rId285">
-        <w:r>
-          <w:rPr>
-            <w:lang w:val="zh_TW" w:bidi="zh_TW"/>
-          </w:rPr>
-          <w:rPr>
-            <w:color w:val="0000EE"/>
-            <w:u w:val="single"/>
-          </w:rPr>
-          <w:t>利14:10–20</w:t>
-        </w:r>
-      </w:hyperlink>
+      <w:r>
+        <w:rPr>
+          <w:lang w:val="zh_TW" w:bidi="zh_TW"/>
+        </w:rPr>
+        <w:t>利14:10–20</w:t>
+      </w:r>
       <w:r>
         <w:rPr>
           <w:lang w:val="zh_TW" w:bidi="zh_TW"/>
@@ -7275,36 +5433,24 @@
         </w:rPr>
         <w:t>這類祭物出於獻祭者的自願，通常不受律例強制，拿細耳人（</w:t>
       </w:r>
-      <w:hyperlink r:id="rId284">
-        <w:r>
-          <w:rPr>
-            <w:lang w:val="zh_TW" w:bidi="zh_TW"/>
-          </w:rPr>
-          <w:rPr>
-            <w:color w:val="0000EE"/>
-            <w:u w:val="single"/>
-          </w:rPr>
-          <w:t>民6:17</w:t>
-        </w:r>
-      </w:hyperlink>
+      <w:r>
+        <w:rPr>
+          <w:lang w:val="zh_TW" w:bidi="zh_TW"/>
+        </w:rPr>
+        <w:t>民6:17</w:t>
+      </w:r>
       <w:r>
         <w:rPr>
           <w:lang w:val="zh_TW" w:bidi="zh_TW"/>
         </w:rPr>
         <w:t>）和七七節（</w:t>
       </w:r>
-      <w:hyperlink r:id="rId163">
-        <w:r>
-          <w:rPr>
-            <w:lang w:val="zh_TW" w:bidi="zh_TW"/>
-          </w:rPr>
-          <w:rPr>
-            <w:color w:val="0000EE"/>
-            <w:u w:val="single"/>
-          </w:rPr>
-          <w:t>利23:19–20</w:t>
-        </w:r>
-      </w:hyperlink>
+      <w:r>
+        <w:rPr>
+          <w:lang w:val="zh_TW" w:bidi="zh_TW"/>
+        </w:rPr>
+        <w:t>利23:19–20</w:t>
+      </w:r>
       <w:r>
         <w:rPr>
           <w:lang w:val="zh_TW" w:bidi="zh_TW"/>
@@ -7325,72 +5471,48 @@
         </w:rPr>
         <w:t>1. 平安祭（</w:t>
       </w:r>
-      <w:hyperlink r:id="rId130">
-        <w:r>
-          <w:rPr>
-            <w:lang w:val="zh_TW" w:bidi="zh_TW"/>
-          </w:rPr>
-          <w:rPr>
-            <w:color w:val="0000EE"/>
-            <w:u w:val="single"/>
-          </w:rPr>
-          <w:t>利3章</w:t>
-        </w:r>
-      </w:hyperlink>
+      <w:r>
+        <w:rPr>
+          <w:lang w:val="zh_TW" w:bidi="zh_TW"/>
+        </w:rPr>
+        <w:t>利3章</w:t>
+      </w:r>
       <w:r>
         <w:rPr>
           <w:lang w:val="zh_TW" w:bidi="zh_TW"/>
         </w:rPr>
         <w:t>，</w:t>
       </w:r>
-      <w:hyperlink r:id="rId162">
-        <w:r>
-          <w:rPr>
-            <w:lang w:val="zh_TW" w:bidi="zh_TW"/>
-          </w:rPr>
-          <w:rPr>
-            <w:color w:val="0000EE"/>
-            <w:u w:val="single"/>
-          </w:rPr>
-          <w:t>7:11–36</w:t>
-        </w:r>
-      </w:hyperlink>
+      <w:r>
+        <w:rPr>
+          <w:lang w:val="zh_TW" w:bidi="zh_TW"/>
+        </w:rPr>
+        <w:t>7:11–36</w:t>
+      </w:r>
       <w:r>
         <w:rPr>
           <w:lang w:val="zh_TW" w:bidi="zh_TW"/>
         </w:rPr>
         <w:t>；</w:t>
       </w:r>
-      <w:hyperlink r:id="rId286">
-        <w:r>
-          <w:rPr>
-            <w:lang w:val="zh_TW" w:bidi="zh_TW"/>
-          </w:rPr>
-          <w:rPr>
-            <w:color w:val="0000EE"/>
-            <w:u w:val="single"/>
-          </w:rPr>
-          <w:t>摩5:22</w:t>
-        </w:r>
-      </w:hyperlink>
+      <w:r>
+        <w:rPr>
+          <w:lang w:val="zh_TW" w:bidi="zh_TW"/>
+        </w:rPr>
+        <w:t>摩5:22</w:t>
+      </w:r>
       <w:r>
         <w:rPr>
           <w:lang w:val="zh_TW" w:bidi="zh_TW"/>
         </w:rPr>
         <w:t>）。是所有團契或群體性祭物的基本範疇；其餘各種祭物，只是平安祭之下的子類別。在聖潔程度或限制上，平安祭不像其它祭物那樣嚴格。可獻的牲畜包括牛羊群中的公、母牲口（</w:t>
       </w:r>
-      <w:hyperlink r:id="rId287">
-        <w:r>
-          <w:rPr>
-            <w:lang w:val="zh_TW" w:bidi="zh_TW"/>
-          </w:rPr>
-          <w:rPr>
-            <w:color w:val="0000EE"/>
-            <w:u w:val="single"/>
-          </w:rPr>
-          <w:t>利3:1、6、12</w:t>
-        </w:r>
-      </w:hyperlink>
+      <w:r>
+        <w:rPr>
+          <w:lang w:val="zh_TW" w:bidi="zh_TW"/>
+        </w:rPr>
+        <w:t>利3:1、6、12</w:t>
+      </w:r>
       <w:r>
         <w:rPr>
           <w:lang w:val="zh_TW" w:bidi="zh_TW"/>
@@ -7409,54 +5531,36 @@
         </w:rPr>
         <w:t>（</w:t>
       </w:r>
-      <w:hyperlink r:id="rId288">
-        <w:r>
-          <w:rPr>
-            <w:lang w:val="zh_TW" w:bidi="zh_TW"/>
-          </w:rPr>
-          <w:rPr>
-            <w:color w:val="0000EE"/>
-            <w:u w:val="single"/>
-          </w:rPr>
-          <w:t>22:23</w:t>
-        </w:r>
-      </w:hyperlink>
+      <w:r>
+        <w:rPr>
+          <w:lang w:val="zh_TW" w:bidi="zh_TW"/>
+        </w:rPr>
+        <w:t>22:23</w:t>
+      </w:r>
       <w:r>
         <w:rPr>
           <w:lang w:val="zh_TW" w:bidi="zh_TW"/>
         </w:rPr>
         <w:t>）的情況外，通常要求沒有殘疾。無酵餅也是必需的，至少在感恩祭（</w:t>
       </w:r>
-      <w:hyperlink r:id="rId289">
-        <w:r>
-          <w:rPr>
-            <w:lang w:val="zh_TW" w:bidi="zh_TW"/>
-          </w:rPr>
-          <w:rPr>
-            <w:color w:val="0000EE"/>
-            <w:u w:val="single"/>
-          </w:rPr>
-          <w:t>7:12–13</w:t>
-        </w:r>
-      </w:hyperlink>
+      <w:r>
+        <w:rPr>
+          <w:lang w:val="zh_TW" w:bidi="zh_TW"/>
+        </w:rPr>
+        <w:t>7:12–13</w:t>
+      </w:r>
       <w:r>
         <w:rPr>
           <w:lang w:val="zh_TW" w:bidi="zh_TW"/>
         </w:rPr>
         <w:t>）和拿細耳人祭（</w:t>
       </w:r>
-      <w:hyperlink r:id="rId290">
-        <w:r>
-          <w:rPr>
-            <w:lang w:val="zh_TW" w:bidi="zh_TW"/>
-          </w:rPr>
-          <w:rPr>
-            <w:color w:val="0000EE"/>
-            <w:u w:val="single"/>
-          </w:rPr>
-          <w:t>民6:15–19</w:t>
-        </w:r>
-      </w:hyperlink>
+      <w:r>
+        <w:rPr>
+          <w:lang w:val="zh_TW" w:bidi="zh_TW"/>
+        </w:rPr>
+        <w:t>民6:15–19</w:t>
+      </w:r>
       <w:r>
         <w:rPr>
           <w:lang w:val="zh_TW" w:bidi="zh_TW"/>
@@ -7477,72 +5581,48 @@
         </w:rPr>
         <w:t>儀式的前半段——呈上祭牲與按手，與其它祭物相同。然而，祭牲要宰殺在會幕院子的門口，而不是在壇的北邊（</w:t>
       </w:r>
-      <w:hyperlink r:id="rId291">
-        <w:r>
-          <w:rPr>
-            <w:lang w:val="zh_TW" w:bidi="zh_TW"/>
-          </w:rPr>
-          <w:rPr>
-            <w:color w:val="0000EE"/>
-            <w:u w:val="single"/>
-          </w:rPr>
-          <w:t>利3:1–2、7–8、12–13</w:t>
-        </w:r>
-      </w:hyperlink>
+      <w:r>
+        <w:rPr>
+          <w:lang w:val="zh_TW" w:bidi="zh_TW"/>
+        </w:rPr>
+        <w:t>利3:1–2、7–8、12–13</w:t>
+      </w:r>
       <w:r>
         <w:rPr>
           <w:lang w:val="zh_TW" w:bidi="zh_TW"/>
         </w:rPr>
         <w:t>，</w:t>
       </w:r>
-      <w:hyperlink r:id="rId292">
-        <w:r>
-          <w:rPr>
-            <w:lang w:val="zh_TW" w:bidi="zh_TW"/>
-          </w:rPr>
-          <w:rPr>
-            <w:color w:val="0000EE"/>
-            <w:u w:val="single"/>
-          </w:rPr>
-          <w:t>7:29–30</w:t>
-        </w:r>
-      </w:hyperlink>
+      <w:r>
+        <w:rPr>
+          <w:lang w:val="zh_TW" w:bidi="zh_TW"/>
+        </w:rPr>
+        <w:t>7:29–30</w:t>
+      </w:r>
       <w:r>
         <w:rPr>
           <w:lang w:val="zh_TW" w:bidi="zh_TW"/>
         </w:rPr>
         <w:t>）。祭司收集祭血，像獻燔祭時一樣，把血灑在壇的四圍（</w:t>
       </w:r>
-      <w:hyperlink r:id="rId293">
-        <w:r>
-          <w:rPr>
-            <w:lang w:val="zh_TW" w:bidi="zh_TW"/>
-          </w:rPr>
-          <w:rPr>
-            <w:color w:val="0000EE"/>
-            <w:u w:val="single"/>
-          </w:rPr>
-          <w:t>3:2、8、13</w:t>
-        </w:r>
-      </w:hyperlink>
+      <w:r>
+        <w:rPr>
+          <w:lang w:val="zh_TW" w:bidi="zh_TW"/>
+        </w:rPr>
+        <w:t>3:2、8、13</w:t>
+      </w:r>
       <w:r>
         <w:rPr>
           <w:lang w:val="zh_TW" w:bidi="zh_TW"/>
         </w:rPr>
         <w:t>）。最上好的內臟則獻上，成為「馨香之氣」（</w:t>
       </w:r>
-      <w:hyperlink r:id="rId294">
-        <w:r>
-          <w:rPr>
-            <w:lang w:val="zh_TW" w:bidi="zh_TW"/>
-          </w:rPr>
-          <w:rPr>
-            <w:color w:val="0000EE"/>
-            <w:u w:val="single"/>
-          </w:rPr>
-          <w:t>3:3–5、6–11、14–16</w:t>
-        </w:r>
-      </w:hyperlink>
+      <w:r>
+        <w:rPr>
+          <w:lang w:val="zh_TW" w:bidi="zh_TW"/>
+        </w:rPr>
+        <w:t>3:3–5、6–11、14–16</w:t>
+      </w:r>
       <w:r>
         <w:rPr>
           <w:lang w:val="zh_TW" w:bidi="zh_TW"/>
@@ -7563,54 +5643,36 @@
         </w:rPr>
         <w:t>祭司亦會分得一部分祭物。他可以在任何禮儀上潔淨之處食用，並與家人共享（</w:t>
       </w:r>
-      <w:hyperlink r:id="rId295">
-        <w:r>
-          <w:rPr>
-            <w:lang w:val="zh_TW" w:bidi="zh_TW"/>
-          </w:rPr>
-          <w:rPr>
-            <w:color w:val="0000EE"/>
-            <w:u w:val="single"/>
-          </w:rPr>
-          <w:t>利7:14、30–36</w:t>
-        </w:r>
-      </w:hyperlink>
+      <w:r>
+        <w:rPr>
+          <w:lang w:val="zh_TW" w:bidi="zh_TW"/>
+        </w:rPr>
+        <w:t>利7:14、30–36</w:t>
+      </w:r>
       <w:r>
         <w:rPr>
           <w:lang w:val="zh_TW" w:bidi="zh_TW"/>
         </w:rPr>
         <w:t>；</w:t>
       </w:r>
-      <w:hyperlink r:id="rId296">
-        <w:r>
-          <w:rPr>
-            <w:lang w:val="zh_TW" w:bidi="zh_TW"/>
-          </w:rPr>
-          <w:rPr>
-            <w:color w:val="0000EE"/>
-            <w:u w:val="single"/>
-          </w:rPr>
-          <w:t>民6:20</w:t>
-        </w:r>
-      </w:hyperlink>
+      <w:r>
+        <w:rPr>
+          <w:lang w:val="zh_TW" w:bidi="zh_TW"/>
+        </w:rPr>
+        <w:t>民6:20</w:t>
+      </w:r>
       <w:r>
         <w:rPr>
           <w:lang w:val="zh_TW" w:bidi="zh_TW"/>
         </w:rPr>
         <w:t>），這與他在其它祭物中所得的分不同，後者必須在聖殿院內食用（</w:t>
       </w:r>
-      <w:hyperlink r:id="rId297">
-        <w:r>
-          <w:rPr>
-            <w:lang w:val="zh_TW" w:bidi="zh_TW"/>
-          </w:rPr>
-          <w:rPr>
-            <w:color w:val="0000EE"/>
-            <w:u w:val="single"/>
-          </w:rPr>
-          <w:t>民18:10–11</w:t>
-        </w:r>
-      </w:hyperlink>
+      <w:r>
+        <w:rPr>
+          <w:lang w:val="zh_TW" w:bidi="zh_TW"/>
+        </w:rPr>
+        <w:t>民18:10–11</w:t>
+      </w:r>
       <w:r>
         <w:rPr>
           <w:lang w:val="zh_TW" w:bidi="zh_TW"/>
@@ -7631,144 +5693,96 @@
         </w:rPr>
         <w:t>平安祭的禮儀以團契筵席為高峰。除在壇上焚燒或給祭司的部分之外，祭牲的其餘肉體都要還給獻祭者。他必須預備一場共同的筵席，與家人及在他所在社群中的利未人一同享用（</w:t>
       </w:r>
-      <w:hyperlink r:id="rId298">
-        <w:r>
-          <w:rPr>
-            <w:lang w:val="zh_TW" w:bidi="zh_TW"/>
-          </w:rPr>
-          <w:rPr>
-            <w:color w:val="0000EE"/>
-            <w:u w:val="single"/>
-          </w:rPr>
-          <w:t>申12:12、18–19</w:t>
-        </w:r>
-      </w:hyperlink>
+      <w:r>
+        <w:rPr>
+          <w:lang w:val="zh_TW" w:bidi="zh_TW"/>
+        </w:rPr>
+        <w:t>申12:12、18–19</w:t>
+      </w:r>
       <w:r>
         <w:rPr>
           <w:lang w:val="zh_TW" w:bidi="zh_TW"/>
         </w:rPr>
         <w:t>）。這樣的筵席必須在官方的聖所舉行（</w:t>
       </w:r>
-      <w:hyperlink r:id="rId299">
-        <w:r>
-          <w:rPr>
-            <w:lang w:val="zh_TW" w:bidi="zh_TW"/>
-          </w:rPr>
-          <w:rPr>
-            <w:color w:val="0000EE"/>
-            <w:u w:val="single"/>
-          </w:rPr>
-          <w:t>申12:6–7、11–12、15–19</w:t>
-        </w:r>
-      </w:hyperlink>
+      <w:r>
+        <w:rPr>
+          <w:lang w:val="zh_TW" w:bidi="zh_TW"/>
+        </w:rPr>
+        <w:t>申12:6–7、11–12、15–19</w:t>
+      </w:r>
       <w:r>
         <w:rPr>
           <w:lang w:val="zh_TW" w:bidi="zh_TW"/>
         </w:rPr>
         <w:t>；參</w:t>
       </w:r>
-      <w:hyperlink r:id="rId300">
-        <w:r>
-          <w:rPr>
-            <w:lang w:val="zh_TW" w:bidi="zh_TW"/>
-          </w:rPr>
-          <w:rPr>
-            <w:color w:val="0000EE"/>
-            <w:u w:val="single"/>
-          </w:rPr>
-          <w:t>撒上1:3–4</w:t>
-        </w:r>
-      </w:hyperlink>
+      <w:r>
+        <w:rPr>
+          <w:lang w:val="zh_TW" w:bidi="zh_TW"/>
+        </w:rPr>
+        <w:t>撒上1:3–4</w:t>
+      </w:r>
       <w:r>
         <w:rPr>
           <w:lang w:val="zh_TW" w:bidi="zh_TW"/>
         </w:rPr>
         <w:t>），且參與者須遵守嚴格的禮儀潔淨規定（</w:t>
       </w:r>
-      <w:hyperlink r:id="rId301">
-        <w:r>
-          <w:rPr>
-            <w:lang w:val="zh_TW" w:bidi="zh_TW"/>
-          </w:rPr>
-          <w:rPr>
-            <w:color w:val="0000EE"/>
-            <w:u w:val="single"/>
-          </w:rPr>
-          <w:t>利7:19–21</w:t>
-        </w:r>
-      </w:hyperlink>
+      <w:r>
+        <w:rPr>
+          <w:lang w:val="zh_TW" w:bidi="zh_TW"/>
+        </w:rPr>
+        <w:t>利7:19–21</w:t>
+      </w:r>
       <w:r>
         <w:rPr>
           <w:lang w:val="zh_TW" w:bidi="zh_TW"/>
         </w:rPr>
         <w:t>，</w:t>
       </w:r>
-      <w:hyperlink r:id="rId302">
-        <w:r>
-          <w:rPr>
-            <w:lang w:val="zh_TW" w:bidi="zh_TW"/>
-          </w:rPr>
-          <w:rPr>
-            <w:color w:val="0000EE"/>
-            <w:u w:val="single"/>
-          </w:rPr>
-          <w:t>19:5–8</w:t>
-        </w:r>
-      </w:hyperlink>
+      <w:r>
+        <w:rPr>
+          <w:lang w:val="zh_TW" w:bidi="zh_TW"/>
+        </w:rPr>
+        <w:t>19:5–8</w:t>
+      </w:r>
       <w:r>
         <w:rPr>
           <w:lang w:val="zh_TW" w:bidi="zh_TW"/>
         </w:rPr>
         <w:t>）。有別於另一類筵席，那類筵席同樣宰殺牲畜，但無論在任何地方的祭壇皆可進行（</w:t>
       </w:r>
-      <w:hyperlink r:id="rId303">
-        <w:r>
-          <w:rPr>
-            <w:lang w:val="zh_TW" w:bidi="zh_TW"/>
-          </w:rPr>
-          <w:rPr>
-            <w:color w:val="0000EE"/>
-            <w:u w:val="single"/>
-          </w:rPr>
-          <w:t>申12:16、20–22</w:t>
-        </w:r>
-      </w:hyperlink>
+      <w:r>
+        <w:rPr>
+          <w:lang w:val="zh_TW" w:bidi="zh_TW"/>
+        </w:rPr>
+        <w:t>申12:16、20–22</w:t>
+      </w:r>
       <w:r>
         <w:rPr>
           <w:lang w:val="zh_TW" w:bidi="zh_TW"/>
         </w:rPr>
         <w:t>）。感謝獻平安祭的肉，必須在獻祭當天吃完（</w:t>
       </w:r>
-      <w:hyperlink r:id="rId304">
-        <w:r>
-          <w:rPr>
-            <w:lang w:val="zh_TW" w:bidi="zh_TW"/>
-          </w:rPr>
-          <w:rPr>
-            <w:color w:val="0000EE"/>
-            <w:u w:val="single"/>
-          </w:rPr>
-          <w:t>利7:15</w:t>
-        </w:r>
-      </w:hyperlink>
+      <w:r>
+        <w:rPr>
+          <w:lang w:val="zh_TW" w:bidi="zh_TW"/>
+        </w:rPr>
+        <w:t>利7:15</w:t>
+      </w:r>
       <w:r>
         <w:rPr>
           <w:lang w:val="zh_TW" w:bidi="zh_TW"/>
         </w:rPr>
         <w:t>），至於還願祭或甘心祭的肉，則可延至第二日吃完（</w:t>
       </w:r>
-      <w:hyperlink r:id="rId305">
-        <w:r>
-          <w:rPr>
-            <w:lang w:val="zh_TW" w:bidi="zh_TW"/>
-          </w:rPr>
-          <w:rPr>
-            <w:color w:val="0000EE"/>
-            <w:u w:val="single"/>
-          </w:rPr>
-          <w:t>16–18節</w:t>
-        </w:r>
-      </w:hyperlink>
+      <w:r>
+        <w:rPr>
+          <w:lang w:val="zh_TW" w:bidi="zh_TW"/>
+        </w:rPr>
+        <w:t>16–18節</w:t>
+      </w:r>
       <w:r>
         <w:rPr>
           <w:lang w:val="zh_TW" w:bidi="zh_TW"/>
@@ -7789,234 +5803,156 @@
         </w:rPr>
         <w:t>只有三次是明確要求獻平安祭：在七七節（</w:t>
       </w:r>
-      <w:hyperlink r:id="rId163">
-        <w:r>
-          <w:rPr>
-            <w:lang w:val="zh_TW" w:bidi="zh_TW"/>
-          </w:rPr>
-          <w:rPr>
-            <w:color w:val="0000EE"/>
-            <w:u w:val="single"/>
-          </w:rPr>
-          <w:t>利23:19–20</w:t>
-        </w:r>
-      </w:hyperlink>
+      <w:r>
+        <w:rPr>
+          <w:lang w:val="zh_TW" w:bidi="zh_TW"/>
+        </w:rPr>
+        <w:t>利23:19–20</w:t>
+      </w:r>
       <w:r>
         <w:rPr>
           <w:lang w:val="zh_TW" w:bidi="zh_TW"/>
         </w:rPr>
         <w:t>）、拿細耳人完成誓願之時（</w:t>
       </w:r>
-      <w:hyperlink r:id="rId306">
-        <w:r>
-          <w:rPr>
-            <w:lang w:val="zh_TW" w:bidi="zh_TW"/>
-          </w:rPr>
-          <w:rPr>
-            <w:color w:val="0000EE"/>
-            <w:u w:val="single"/>
-          </w:rPr>
-          <w:t>民6:17–20</w:t>
-        </w:r>
-      </w:hyperlink>
+      <w:r>
+        <w:rPr>
+          <w:lang w:val="zh_TW" w:bidi="zh_TW"/>
+        </w:rPr>
+        <w:t>民6:17–20</w:t>
+      </w:r>
       <w:r>
         <w:rPr>
           <w:lang w:val="zh_TW" w:bidi="zh_TW"/>
         </w:rPr>
         <w:t>），以及祭司就職禮（</w:t>
       </w:r>
-      <w:hyperlink r:id="rId307">
-        <w:r>
-          <w:rPr>
-            <w:lang w:val="zh_TW" w:bidi="zh_TW"/>
-          </w:rPr>
-          <w:rPr>
-            <w:color w:val="0000EE"/>
-            <w:u w:val="single"/>
-          </w:rPr>
-          <w:t>出29:19–22、28</w:t>
-        </w:r>
-      </w:hyperlink>
+      <w:r>
+        <w:rPr>
+          <w:lang w:val="zh_TW" w:bidi="zh_TW"/>
+        </w:rPr>
+        <w:t>出29:19–22、28</w:t>
+      </w:r>
       <w:r>
         <w:rPr>
           <w:lang w:val="zh_TW" w:bidi="zh_TW"/>
         </w:rPr>
         <w:t>）。其它公共禮儀場合包括聖殿的奉獻典禮（</w:t>
       </w:r>
-      <w:hyperlink r:id="rId308">
-        <w:r>
-          <w:rPr>
-            <w:lang w:val="zh_TW" w:bidi="zh_TW"/>
-          </w:rPr>
-          <w:rPr>
-            <w:color w:val="0000EE"/>
-            <w:u w:val="single"/>
-          </w:rPr>
-          <w:t>王上8:63</w:t>
-        </w:r>
-      </w:hyperlink>
+      <w:r>
+        <w:rPr>
+          <w:lang w:val="zh_TW" w:bidi="zh_TW"/>
+        </w:rPr>
+        <w:t>王上8:63</w:t>
+      </w:r>
       <w:r>
         <w:rPr>
           <w:lang w:val="zh_TW" w:bidi="zh_TW"/>
         </w:rPr>
         <w:t>；</w:t>
       </w:r>
-      <w:hyperlink r:id="rId309">
-        <w:r>
-          <w:rPr>
-            <w:lang w:val="zh_TW" w:bidi="zh_TW"/>
-          </w:rPr>
-          <w:rPr>
-            <w:color w:val="0000EE"/>
-            <w:u w:val="single"/>
-          </w:rPr>
-          <w:t>代下7:5</w:t>
-        </w:r>
-      </w:hyperlink>
+      <w:r>
+        <w:rPr>
+          <w:lang w:val="zh_TW" w:bidi="zh_TW"/>
+        </w:rPr>
+        <w:t>代下7:5</w:t>
+      </w:r>
       <w:r>
         <w:rPr>
           <w:lang w:val="zh_TW" w:bidi="zh_TW"/>
         </w:rPr>
         <w:t>）。在全國層面，平安祭會在某些重大事件後被獻上：如軍事行動勝利告終（</w:t>
       </w:r>
-      <w:hyperlink r:id="rId310">
-        <w:r>
-          <w:rPr>
-            <w:lang w:val="zh_TW" w:bidi="zh_TW"/>
-          </w:rPr>
-          <w:rPr>
-            <w:color w:val="0000EE"/>
-            <w:u w:val="single"/>
-          </w:rPr>
-          <w:t>撒上11:15</w:t>
-        </w:r>
-      </w:hyperlink>
+      <w:r>
+        <w:rPr>
+          <w:lang w:val="zh_TW" w:bidi="zh_TW"/>
+        </w:rPr>
+        <w:t>撒上11:15</w:t>
+      </w:r>
       <w:r>
         <w:rPr>
           <w:lang w:val="zh_TW" w:bidi="zh_TW"/>
         </w:rPr>
         <w:t>）、饑荒或瘟疫止息（</w:t>
       </w:r>
-      <w:hyperlink r:id="rId311">
-        <w:r>
-          <w:rPr>
-            <w:lang w:val="zh_TW" w:bidi="zh_TW"/>
-          </w:rPr>
-          <w:rPr>
-            <w:color w:val="0000EE"/>
-            <w:u w:val="single"/>
-          </w:rPr>
-          <w:t>撒下24:25</w:t>
-        </w:r>
-      </w:hyperlink>
+      <w:r>
+        <w:rPr>
+          <w:lang w:val="zh_TW" w:bidi="zh_TW"/>
+        </w:rPr>
+        <w:t>撒下24:25</w:t>
+      </w:r>
       <w:r>
         <w:rPr>
           <w:lang w:val="zh_TW" w:bidi="zh_TW"/>
         </w:rPr>
         <w:t>）、王位繼承人的確認（</w:t>
       </w:r>
-      <w:hyperlink r:id="rId312">
-        <w:r>
-          <w:rPr>
-            <w:lang w:val="zh_TW" w:bidi="zh_TW"/>
-          </w:rPr>
-          <w:rPr>
-            <w:color w:val="0000EE"/>
-            <w:u w:val="single"/>
-          </w:rPr>
-          <w:t>王上1:9、19</w:t>
-        </w:r>
-      </w:hyperlink>
+      <w:r>
+        <w:rPr>
+          <w:lang w:val="zh_TW" w:bidi="zh_TW"/>
+        </w:rPr>
+        <w:t>王上1:9、19</w:t>
+      </w:r>
       <w:r>
         <w:rPr>
           <w:lang w:val="zh_TW" w:bidi="zh_TW"/>
         </w:rPr>
         <w:t>），或宗教復興之時（</w:t>
       </w:r>
-      <w:hyperlink r:id="rId313">
-        <w:r>
-          <w:rPr>
-            <w:lang w:val="zh_TW" w:bidi="zh_TW"/>
-          </w:rPr>
-          <w:rPr>
-            <w:color w:val="0000EE"/>
-            <w:u w:val="single"/>
-          </w:rPr>
-          <w:t>代下29:31–36</w:t>
-        </w:r>
-      </w:hyperlink>
+      <w:r>
+        <w:rPr>
+          <w:lang w:val="zh_TW" w:bidi="zh_TW"/>
+        </w:rPr>
+        <w:t>代下29:31–36</w:t>
+      </w:r>
       <w:r>
         <w:rPr>
           <w:lang w:val="zh_TW" w:bidi="zh_TW"/>
         </w:rPr>
         <w:t>）。在地方層面，每年家族團聚時（</w:t>
       </w:r>
-      <w:hyperlink r:id="rId314">
-        <w:r>
-          <w:rPr>
-            <w:lang w:val="zh_TW" w:bidi="zh_TW"/>
-          </w:rPr>
-          <w:rPr>
-            <w:color w:val="0000EE"/>
-            <w:u w:val="single"/>
-          </w:rPr>
-          <w:t>撒上20:6</w:t>
-        </w:r>
-      </w:hyperlink>
+      <w:r>
+        <w:rPr>
+          <w:lang w:val="zh_TW" w:bidi="zh_TW"/>
+        </w:rPr>
+        <w:t>撒上20:6</w:t>
+      </w:r>
       <w:r>
         <w:rPr>
           <w:lang w:val="zh_TW" w:bidi="zh_TW"/>
         </w:rPr>
         <w:t>）或其它節慶場合，例如初熟節的收割（</w:t>
       </w:r>
-      <w:hyperlink r:id="rId315">
-        <w:r>
-          <w:rPr>
-            <w:lang w:val="zh_TW" w:bidi="zh_TW"/>
-          </w:rPr>
-          <w:rPr>
-            <w:color w:val="0000EE"/>
-            <w:u w:val="single"/>
-          </w:rPr>
-          <w:t>出22:29–31</w:t>
-        </w:r>
-      </w:hyperlink>
+      <w:r>
+        <w:rPr>
+          <w:lang w:val="zh_TW" w:bidi="zh_TW"/>
+        </w:rPr>
+        <w:t>出22:29–31</w:t>
+      </w:r>
       <w:r>
         <w:rPr>
           <w:lang w:val="zh_TW" w:bidi="zh_TW"/>
         </w:rPr>
         <w:t>；</w:t>
       </w:r>
-      <w:hyperlink r:id="rId316">
-        <w:r>
-          <w:rPr>
-            <w:lang w:val="zh_TW" w:bidi="zh_TW"/>
-          </w:rPr>
-          <w:rPr>
-            <w:color w:val="0000EE"/>
-            <w:u w:val="single"/>
-          </w:rPr>
-          <w:t>撒上9:11–14、22–24</w:t>
-        </w:r>
-      </w:hyperlink>
+      <w:r>
+        <w:rPr>
+          <w:lang w:val="zh_TW" w:bidi="zh_TW"/>
+        </w:rPr>
+        <w:t>撒上9:11–14、22–24</w:t>
+      </w:r>
       <w:r>
         <w:rPr>
           <w:lang w:val="zh_TW" w:bidi="zh_TW"/>
         </w:rPr>
         <w:t>，</w:t>
       </w:r>
-      <w:hyperlink r:id="rId317">
-        <w:r>
-          <w:rPr>
-            <w:lang w:val="zh_TW" w:bidi="zh_TW"/>
-          </w:rPr>
-          <w:rPr>
-            <w:color w:val="0000EE"/>
-            <w:u w:val="single"/>
-          </w:rPr>
-          <w:t>16:4–5</w:t>
-        </w:r>
-      </w:hyperlink>
+      <w:r>
+        <w:rPr>
+          <w:lang w:val="zh_TW" w:bidi="zh_TW"/>
+        </w:rPr>
+        <w:t>16:4–5</w:t>
+      </w:r>
       <w:r>
         <w:rPr>
           <w:lang w:val="zh_TW" w:bidi="zh_TW"/>
@@ -8037,72 +5973,48 @@
         </w:rPr>
         <w:t>2. 搖祭。平安祭的第一個部分，要在主面前「搖一搖」，表示祭司是以神代表的身分來食用這一分（其實際動作顯然有點像揮動鋸子或杖，</w:t>
       </w:r>
-      <w:hyperlink r:id="rId318">
-        <w:r>
-          <w:rPr>
-            <w:lang w:val="zh_TW" w:bidi="zh_TW"/>
-          </w:rPr>
-          <w:rPr>
-            <w:color w:val="0000EE"/>
-            <w:u w:val="single"/>
-          </w:rPr>
-          <w:t>賽10:15</w:t>
-        </w:r>
-      </w:hyperlink>
+      <w:r>
+        <w:rPr>
+          <w:lang w:val="zh_TW" w:bidi="zh_TW"/>
+        </w:rPr>
+        <w:t>賽10:15</w:t>
+      </w:r>
       <w:r>
         <w:rPr>
           <w:lang w:val="zh_TW" w:bidi="zh_TW"/>
         </w:rPr>
         <w:t>）。同樣的專業術語「搖祭」也用於其它類型的祭品：捐贈用於製作宗教器物的貴金屬（</w:t>
       </w:r>
-      <w:hyperlink r:id="rId319">
-        <w:r>
-          <w:rPr>
-            <w:lang w:val="zh_TW" w:bidi="zh_TW"/>
-          </w:rPr>
-          <w:rPr>
-            <w:color w:val="0000EE"/>
-            <w:u w:val="single"/>
-          </w:rPr>
-          <w:t>出35:22</w:t>
-        </w:r>
-      </w:hyperlink>
+      <w:r>
+        <w:rPr>
+          <w:lang w:val="zh_TW" w:bidi="zh_TW"/>
+        </w:rPr>
+        <w:t>出35:22</w:t>
+      </w:r>
       <w:r>
         <w:rPr>
           <w:lang w:val="zh_TW" w:bidi="zh_TW"/>
         </w:rPr>
         <w:t>，</w:t>
       </w:r>
-      <w:hyperlink r:id="rId320">
-        <w:r>
-          <w:rPr>
-            <w:lang w:val="zh_TW" w:bidi="zh_TW"/>
-          </w:rPr>
-          <w:rPr>
-            <w:color w:val="0000EE"/>
-            <w:u w:val="single"/>
-          </w:rPr>
-          <w:t>38:29</w:t>
-        </w:r>
-      </w:hyperlink>
+      <w:r>
+        <w:rPr>
+          <w:lang w:val="zh_TW" w:bidi="zh_TW"/>
+        </w:rPr>
+        <w:t>38:29</w:t>
+      </w:r>
       <w:r>
         <w:rPr>
           <w:lang w:val="zh_TW" w:bidi="zh_TW"/>
         </w:rPr>
         <w:t>）和潔淨痲瘋病人的贖愆祭（</w:t>
       </w:r>
-      <w:hyperlink r:id="rId321">
-        <w:r>
-          <w:rPr>
-            <w:lang w:val="zh_TW" w:bidi="zh_TW"/>
-          </w:rPr>
-          <w:rPr>
-            <w:color w:val="0000EE"/>
-            <w:u w:val="single"/>
-          </w:rPr>
-          <w:t>利14:12</w:t>
-        </w:r>
-      </w:hyperlink>
+      <w:r>
+        <w:rPr>
+          <w:lang w:val="zh_TW" w:bidi="zh_TW"/>
+        </w:rPr>
+        <w:t>利14:12</w:t>
+      </w:r>
       <w:r>
         <w:rPr>
           <w:lang w:val="zh_TW" w:bidi="zh_TW"/>
@@ -8123,270 +6035,180 @@
         </w:rPr>
         <w:t>3. 甘心祭。這些禮物是在每年三次的聖會中所獻上的（</w:t>
       </w:r>
-      <w:hyperlink r:id="rId322">
-        <w:r>
-          <w:rPr>
-            <w:lang w:val="zh_TW" w:bidi="zh_TW"/>
-          </w:rPr>
-          <w:rPr>
-            <w:color w:val="0000EE"/>
-            <w:u w:val="single"/>
-          </w:rPr>
-          <w:t>出23:16</w:t>
-        </w:r>
-      </w:hyperlink>
+      <w:r>
+        <w:rPr>
+          <w:lang w:val="zh_TW" w:bidi="zh_TW"/>
+        </w:rPr>
+        <w:t>出23:16</w:t>
+      </w:r>
       <w:r>
         <w:rPr>
           <w:lang w:val="zh_TW" w:bidi="zh_TW"/>
         </w:rPr>
         <w:t>，</w:t>
       </w:r>
-      <w:hyperlink r:id="rId323">
-        <w:r>
-          <w:rPr>
-            <w:lang w:val="zh_TW" w:bidi="zh_TW"/>
-          </w:rPr>
-          <w:rPr>
-            <w:color w:val="0000EE"/>
-            <w:u w:val="single"/>
-          </w:rPr>
-          <w:t>34:20</w:t>
-        </w:r>
-      </w:hyperlink>
+      <w:r>
+        <w:rPr>
+          <w:lang w:val="zh_TW" w:bidi="zh_TW"/>
+        </w:rPr>
+        <w:t>34:20</w:t>
+      </w:r>
       <w:r>
         <w:rPr>
           <w:lang w:val="zh_TW" w:bidi="zh_TW"/>
         </w:rPr>
         <w:t>；</w:t>
       </w:r>
-      <w:hyperlink r:id="rId324">
-        <w:r>
-          <w:rPr>
-            <w:lang w:val="zh_TW" w:bidi="zh_TW"/>
-          </w:rPr>
-          <w:rPr>
-            <w:color w:val="0000EE"/>
-            <w:u w:val="single"/>
-          </w:rPr>
-          <w:t>申16:10、16–17</w:t>
-        </w:r>
-      </w:hyperlink>
+      <w:r>
+        <w:rPr>
+          <w:lang w:val="zh_TW" w:bidi="zh_TW"/>
+        </w:rPr>
+        <w:t>申16:10、16–17</w:t>
+      </w:r>
       <w:r>
         <w:rPr>
           <w:lang w:val="zh_TW" w:bidi="zh_TW"/>
         </w:rPr>
         <w:t>；</w:t>
       </w:r>
-      <w:hyperlink r:id="rId325">
-        <w:r>
-          <w:rPr>
-            <w:lang w:val="zh_TW" w:bidi="zh_TW"/>
-          </w:rPr>
-          <w:rPr>
-            <w:color w:val="0000EE"/>
-            <w:u w:val="single"/>
-          </w:rPr>
-          <w:t>代下35:8</w:t>
-        </w:r>
-      </w:hyperlink>
+      <w:r>
+        <w:rPr>
+          <w:lang w:val="zh_TW" w:bidi="zh_TW"/>
+        </w:rPr>
+        <w:t>代下35:8</w:t>
+      </w:r>
       <w:r>
         <w:rPr>
           <w:lang w:val="zh_TW" w:bidi="zh_TW"/>
         </w:rPr>
         <w:t>；</w:t>
       </w:r>
-      <w:hyperlink r:id="rId326">
-        <w:r>
-          <w:rPr>
-            <w:lang w:val="zh_TW" w:bidi="zh_TW"/>
-          </w:rPr>
-          <w:rPr>
-            <w:color w:val="0000EE"/>
-            <w:u w:val="single"/>
-          </w:rPr>
-          <w:t>拉3:5</w:t>
-        </w:r>
-      </w:hyperlink>
+      <w:r>
+        <w:rPr>
+          <w:lang w:val="zh_TW" w:bidi="zh_TW"/>
+        </w:rPr>
+        <w:t>拉3:5</w:t>
+      </w:r>
       <w:r>
         <w:rPr>
           <w:lang w:val="zh_TW" w:bidi="zh_TW"/>
         </w:rPr>
         <w:t>），是自願的（</w:t>
       </w:r>
-      <w:hyperlink r:id="rId327">
-        <w:r>
-          <w:rPr>
-            <w:lang w:val="zh_TW" w:bidi="zh_TW"/>
-          </w:rPr>
-          <w:rPr>
-            <w:color w:val="0000EE"/>
-            <w:u w:val="single"/>
-          </w:rPr>
-          <w:t>利7:16</w:t>
-        </w:r>
-      </w:hyperlink>
+      <w:r>
+        <w:rPr>
+          <w:lang w:val="zh_TW" w:bidi="zh_TW"/>
+        </w:rPr>
+        <w:t>利7:16</w:t>
+      </w:r>
       <w:r>
         <w:rPr>
           <w:lang w:val="zh_TW" w:bidi="zh_TW"/>
         </w:rPr>
         <w:t>，</w:t>
       </w:r>
-      <w:hyperlink r:id="rId328">
-        <w:r>
-          <w:rPr>
-            <w:lang w:val="zh_TW" w:bidi="zh_TW"/>
-          </w:rPr>
-          <w:rPr>
-            <w:color w:val="0000EE"/>
-            <w:u w:val="single"/>
-          </w:rPr>
-          <w:t>22:18、21–23</w:t>
-        </w:r>
-      </w:hyperlink>
+      <w:r>
+        <w:rPr>
+          <w:lang w:val="zh_TW" w:bidi="zh_TW"/>
+        </w:rPr>
+        <w:t>22:18、21–23</w:t>
+      </w:r>
       <w:r>
         <w:rPr>
           <w:lang w:val="zh_TW" w:bidi="zh_TW"/>
         </w:rPr>
         <w:t>，</w:t>
       </w:r>
-      <w:hyperlink r:id="rId329">
-        <w:r>
-          <w:rPr>
-            <w:lang w:val="zh_TW" w:bidi="zh_TW"/>
-          </w:rPr>
-          <w:rPr>
-            <w:color w:val="0000EE"/>
-            <w:u w:val="single"/>
-          </w:rPr>
-          <w:t>23:28</w:t>
-        </w:r>
-      </w:hyperlink>
+      <w:r>
+        <w:rPr>
+          <w:lang w:val="zh_TW" w:bidi="zh_TW"/>
+        </w:rPr>
+        <w:t>23:28</w:t>
+      </w:r>
       <w:r>
         <w:rPr>
           <w:lang w:val="zh_TW" w:bidi="zh_TW"/>
         </w:rPr>
         <w:t>；</w:t>
       </w:r>
-      <w:hyperlink r:id="rId330">
-        <w:r>
-          <w:rPr>
-            <w:lang w:val="zh_TW" w:bidi="zh_TW"/>
-          </w:rPr>
-          <w:rPr>
-            <w:color w:val="0000EE"/>
-            <w:u w:val="single"/>
-          </w:rPr>
-          <w:t>民15:3</w:t>
-        </w:r>
-      </w:hyperlink>
+      <w:r>
+        <w:rPr>
+          <w:lang w:val="zh_TW" w:bidi="zh_TW"/>
+        </w:rPr>
+        <w:t>民15:3</w:t>
+      </w:r>
       <w:r>
         <w:rPr>
           <w:lang w:val="zh_TW" w:bidi="zh_TW"/>
         </w:rPr>
         <w:t>，</w:t>
       </w:r>
-      <w:hyperlink r:id="rId331">
-        <w:r>
-          <w:rPr>
-            <w:lang w:val="zh_TW" w:bidi="zh_TW"/>
-          </w:rPr>
-          <w:rPr>
-            <w:color w:val="0000EE"/>
-            <w:u w:val="single"/>
-          </w:rPr>
-          <w:t>29:39</w:t>
-        </w:r>
-      </w:hyperlink>
+      <w:r>
+        <w:rPr>
+          <w:lang w:val="zh_TW" w:bidi="zh_TW"/>
+        </w:rPr>
+        <w:t>29:39</w:t>
+      </w:r>
       <w:r>
         <w:rPr>
           <w:lang w:val="zh_TW" w:bidi="zh_TW"/>
         </w:rPr>
         <w:t>；</w:t>
       </w:r>
-      <w:hyperlink r:id="rId332">
-        <w:r>
-          <w:rPr>
-            <w:lang w:val="zh_TW" w:bidi="zh_TW"/>
-          </w:rPr>
-          <w:rPr>
-            <w:color w:val="0000EE"/>
-            <w:u w:val="single"/>
-          </w:rPr>
-          <w:t>申12:6、17</w:t>
-        </w:r>
-      </w:hyperlink>
+      <w:r>
+        <w:rPr>
+          <w:lang w:val="zh_TW" w:bidi="zh_TW"/>
+        </w:rPr>
+        <w:t>申12:6、17</w:t>
+      </w:r>
       <w:r>
         <w:rPr>
           <w:lang w:val="zh_TW" w:bidi="zh_TW"/>
         </w:rPr>
         <w:t>）。如同自願祭，甘心祭可以是燔祭，也可以是平安祭（</w:t>
       </w:r>
-      <w:hyperlink r:id="rId333">
-        <w:r>
-          <w:rPr>
-            <w:lang w:val="zh_TW" w:bidi="zh_TW"/>
-          </w:rPr>
-          <w:rPr>
-            <w:color w:val="0000EE"/>
-            <w:u w:val="single"/>
-          </w:rPr>
-          <w:t>利22:17–24</w:t>
-        </w:r>
-      </w:hyperlink>
+      <w:r>
+        <w:rPr>
+          <w:lang w:val="zh_TW" w:bidi="zh_TW"/>
+        </w:rPr>
+        <w:t>利22:17–24</w:t>
+      </w:r>
       <w:r>
         <w:rPr>
           <w:lang w:val="zh_TW" w:bidi="zh_TW"/>
         </w:rPr>
         <w:t>；</w:t>
       </w:r>
-      <w:hyperlink r:id="rId334">
-        <w:r>
-          <w:rPr>
-            <w:lang w:val="zh_TW" w:bidi="zh_TW"/>
-          </w:rPr>
-          <w:rPr>
-            <w:color w:val="0000EE"/>
-            <w:u w:val="single"/>
-          </w:rPr>
-          <w:t>結46:12</w:t>
-        </w:r>
-      </w:hyperlink>
+      <w:r>
+        <w:rPr>
+          <w:lang w:val="zh_TW" w:bidi="zh_TW"/>
+        </w:rPr>
+        <w:t>結46:12</w:t>
+      </w:r>
       <w:r>
         <w:rPr>
           <w:lang w:val="zh_TW" w:bidi="zh_TW"/>
         </w:rPr>
         <w:t>）。如果是後者，肉可以在第二天吃，但必須在第三天之前燒掉（</w:t>
       </w:r>
-      <w:hyperlink r:id="rId335">
-        <w:r>
-          <w:rPr>
-            <w:lang w:val="zh_TW" w:bidi="zh_TW"/>
-          </w:rPr>
-          <w:rPr>
-            <w:color w:val="0000EE"/>
-            <w:u w:val="single"/>
-          </w:rPr>
-          <w:t>利7:16–17</w:t>
-        </w:r>
-      </w:hyperlink>
+      <w:r>
+        <w:rPr>
+          <w:lang w:val="zh_TW" w:bidi="zh_TW"/>
+        </w:rPr>
+        <w:t>利7:16–17</w:t>
+      </w:r>
       <w:r>
         <w:rPr>
           <w:lang w:val="zh_TW" w:bidi="zh_TW"/>
         </w:rPr>
         <w:t>）。與其它一些平安祭不同，被獻祭的牲畜可以有一肢長於另一肢（</w:t>
       </w:r>
-      <w:hyperlink r:id="rId288">
-        <w:r>
-          <w:rPr>
-            <w:lang w:val="zh_TW" w:bidi="zh_TW"/>
-          </w:rPr>
-          <w:rPr>
-            <w:color w:val="0000EE"/>
-            <w:u w:val="single"/>
-          </w:rPr>
-          <w:t>22:23</w:t>
-        </w:r>
-      </w:hyperlink>
+      <w:r>
+        <w:rPr>
+          <w:lang w:val="zh_TW" w:bidi="zh_TW"/>
+        </w:rPr>
+        <w:t>22:23</w:t>
+      </w:r>
       <w:r>
         <w:rPr>
           <w:lang w:val="zh_TW" w:bidi="zh_TW"/>
@@ -8407,138 +6229,90 @@
         </w:rPr>
         <w:t>4. 按立祭。這個希伯來詞語用來指寶石的鑲座（</w:t>
       </w:r>
-      <w:hyperlink r:id="rId336">
-        <w:r>
-          <w:rPr>
-            <w:lang w:val="zh_TW" w:bidi="zh_TW"/>
-          </w:rPr>
-          <w:rPr>
-            <w:color w:val="0000EE"/>
-            <w:u w:val="single"/>
-          </w:rPr>
-          <w:t>出25:7，</w:t>
-        </w:r>
-      </w:hyperlink>
-      <w:hyperlink r:id="rId337">
-        <w:r>
-          <w:rPr>
-            <w:lang w:val="zh_TW" w:bidi="zh_TW"/>
-          </w:rPr>
-          <w:rPr>
-            <w:color w:val="0000EE"/>
-            <w:u w:val="single"/>
-          </w:rPr>
-          <w:t>35:9、27</w:t>
-        </w:r>
-      </w:hyperlink>
+      <w:r>
+        <w:rPr>
+          <w:lang w:val="zh_TW" w:bidi="zh_TW"/>
+        </w:rPr>
+        <w:t>出25:7，</w:t>
+      </w:r>
+      <w:r>
+        <w:rPr>
+          <w:lang w:val="zh_TW" w:bidi="zh_TW"/>
+        </w:rPr>
+        <w:t>35:9、27</w:t>
+      </w:r>
       <w:r>
         <w:rPr>
           <w:lang w:val="zh_TW" w:bidi="zh_TW"/>
         </w:rPr>
         <w:t>；</w:t>
       </w:r>
-      <w:hyperlink r:id="rId338">
-        <w:r>
-          <w:rPr>
-            <w:lang w:val="zh_TW" w:bidi="zh_TW"/>
-          </w:rPr>
-          <w:rPr>
-            <w:color w:val="0000EE"/>
-            <w:u w:val="single"/>
-          </w:rPr>
-          <w:t>代上29:2</w:t>
-        </w:r>
-      </w:hyperlink>
+      <w:r>
+        <w:rPr>
+          <w:lang w:val="zh_TW" w:bidi="zh_TW"/>
+        </w:rPr>
+        <w:t>代上29:2</w:t>
+      </w:r>
       <w:r>
         <w:rPr>
           <w:lang w:val="zh_TW" w:bidi="zh_TW"/>
         </w:rPr>
         <w:t>），因此「按立」似乎是一個合適的翻譯。它與「按手」的行動有關，這是一種將某人分別為聖、委任其擔任神聖職分的禮儀動作（</w:t>
       </w:r>
-      <w:hyperlink r:id="rId339">
-        <w:r>
-          <w:rPr>
-            <w:lang w:val="zh_TW" w:bidi="zh_TW"/>
-          </w:rPr>
-          <w:rPr>
-            <w:color w:val="0000EE"/>
-            <w:u w:val="single"/>
-          </w:rPr>
-          <w:t>出28:41</w:t>
-        </w:r>
-      </w:hyperlink>
+      <w:r>
+        <w:rPr>
+          <w:lang w:val="zh_TW" w:bidi="zh_TW"/>
+        </w:rPr>
+        <w:t>出28:41</w:t>
+      </w:r>
       <w:r>
         <w:rPr>
           <w:lang w:val="zh_TW" w:bidi="zh_TW"/>
         </w:rPr>
         <w:t>，參</w:t>
       </w:r>
-      <w:hyperlink r:id="rId340">
-        <w:r>
-          <w:rPr>
-            <w:lang w:val="zh_TW" w:bidi="zh_TW"/>
-          </w:rPr>
-          <w:rPr>
-            <w:color w:val="0000EE"/>
-            <w:u w:val="single"/>
-          </w:rPr>
-          <w:t>32:29</w:t>
-        </w:r>
-      </w:hyperlink>
+      <w:r>
+        <w:rPr>
+          <w:lang w:val="zh_TW" w:bidi="zh_TW"/>
+        </w:rPr>
+        <w:t>32:29</w:t>
+      </w:r>
       <w:r>
         <w:rPr>
           <w:lang w:val="zh_TW" w:bidi="zh_TW"/>
         </w:rPr>
         <w:t>），並要求禮儀上的潔淨與屬靈的委身（</w:t>
       </w:r>
-      <w:hyperlink r:id="rId341">
-        <w:r>
-          <w:rPr>
-            <w:lang w:val="zh_TW" w:bidi="zh_TW"/>
-          </w:rPr>
-          <w:rPr>
-            <w:color w:val="0000EE"/>
-            <w:u w:val="single"/>
-          </w:rPr>
-          <w:t>代下29:31</w:t>
-        </w:r>
-      </w:hyperlink>
+      <w:r>
+        <w:rPr>
+          <w:lang w:val="zh_TW" w:bidi="zh_TW"/>
+        </w:rPr>
+        <w:t>代下29:31</w:t>
+      </w:r>
       <w:r>
         <w:rPr>
           <w:lang w:val="zh_TW" w:bidi="zh_TW"/>
         </w:rPr>
         <w:t>）。首次祭司就職時所行使的按立禮細節，載於兩處經文（</w:t>
       </w:r>
-      <w:hyperlink r:id="rId190">
-        <w:r>
-          <w:rPr>
-            <w:lang w:val="zh_TW" w:bidi="zh_TW"/>
-          </w:rPr>
-          <w:rPr>
-            <w:color w:val="0000EE"/>
-            <w:u w:val="single"/>
-          </w:rPr>
-          <w:t>出29:19–34</w:t>
-        </w:r>
-      </w:hyperlink>
+      <w:r>
+        <w:rPr>
+          <w:lang w:val="zh_TW" w:bidi="zh_TW"/>
+        </w:rPr>
+        <w:t>出29:19–34</w:t>
+      </w:r>
       <w:r>
         <w:rPr>
           <w:lang w:val="zh_TW" w:bidi="zh_TW"/>
         </w:rPr>
         <w:t>；</w:t>
       </w:r>
-      <w:hyperlink r:id="rId342">
-        <w:r>
-          <w:rPr>
-            <w:lang w:val="zh_TW" w:bidi="zh_TW"/>
-          </w:rPr>
-          <w:rPr>
-            <w:color w:val="0000EE"/>
-            <w:u w:val="single"/>
-          </w:rPr>
-          <w:t>利8:22–32</w:t>
-        </w:r>
-      </w:hyperlink>
+      <w:r>
+        <w:rPr>
+          <w:lang w:val="zh_TW" w:bidi="zh_TW"/>
+        </w:rPr>
+        <w:t>利8:22–32</w:t>
+      </w:r>
       <w:r>
         <w:rPr>
           <w:lang w:val="zh_TW" w:bidi="zh_TW"/>
